--- a/Work in Progress.docx
+++ b/Work in Progress.docx
@@ -3,9 +3,7864 @@
 <w:document xmlns:wpc="http://schemas.microsoft.com/office/word/2010/wordprocessingCanvas" xmlns:cx="http://schemas.microsoft.com/office/drawing/2014/chartex" xmlns:cx1="http://schemas.microsoft.com/office/drawing/2015/9/8/chartex" xmlns:cx2="http://schemas.microsoft.com/office/drawing/2015/10/21/chartex" xmlns:cx3="http://schemas.microsoft.com/office/drawing/2016/5/9/chartex" xmlns:cx4="http://schemas.microsoft.com/office/drawing/2016/5/10/chartex" xmlns:cx5="http://schemas.microsoft.com/office/drawing/2016/5/11/chartex" xmlns:cx6="http://schemas.microsoft.com/office/drawing/2016/5/12/chartex" xmlns:cx7="http://schemas.microsoft.com/office/drawing/2016/5/13/chartex" xmlns:cx8="http://schemas.microsoft.com/office/drawing/2016/5/14/chartex" xmlns:mc="http://schemas.openxmlformats.org/markup-compatibility/2006" xmlns:aink="http://schemas.microsoft.com/office/drawing/2016/ink" xmlns:am3d="http://schemas.microsoft.com/office/drawing/2017/model3d" xmlns:o="urn:schemas-microsoft-com:office:office" xmlns:oel="http://schemas.microsoft.com/office/2019/extlst" xmlns:r="http://schemas.openxmlformats.org/officeDocument/2006/relationships" xmlns:m="http://schemas.openxmlformats.org/officeDocument/2006/math" xmlns:v="urn:schemas-microsoft-com:vml" xmlns:wp14="http://schemas.microsoft.com/office/word/2010/wordprocessingDrawing" xmlns:wp="http://schemas.openxmlformats.org/drawingml/2006/wordprocessingDrawing" xmlns:w10="urn:schemas-microsoft-com:office:word" xmlns:w="http://schemas.openxmlformats.org/wordprocessingml/2006/main" xmlns:w14="http://schemas.microsoft.com/office/word/2010/wordml" xmlns:w15="http://schemas.microsoft.com/office/word/2012/wordml" xmlns:w16cex="http://schemas.microsoft.com/office/word/2018/wordml/cex" xmlns:w16cid="http://schemas.microsoft.com/office/word/2016/wordml/cid" xmlns:w16="http://schemas.microsoft.com/office/word/2018/wordml" xmlns:w16du="http://schemas.microsoft.com/office/word/2023/wordml/word16du" xmlns:w16sdtdh="http://schemas.microsoft.com/office/word/2020/wordml/sdtdatahash" xmlns:w16sdtfl="http://schemas.microsoft.com/office/word/2024/wordml/sdtformatlock" xmlns:w16se="http://schemas.microsoft.com/office/word/2015/wordml/symex" xmlns:wpg="http://schemas.microsoft.com/office/word/2010/wordprocessingGroup" xmlns:wpi="http://schemas.microsoft.com/office/word/2010/wordprocessingInk" xmlns:wne="http://schemas.microsoft.com/office/word/2006/wordml" xmlns:wps="http://schemas.microsoft.com/office/word/2010/wordprocessingShape" mc:Ignorable="w14 w15 w16se w16cid w16 w16cex w16sdtdh w16sdtfl w16du wp14">
   <w:body>
     <w:p>
-      <w:r>
-        <w:t>c</w:t>
-      </w:r>
+      <w:pPr>
+        <w:jc w:val="both"/>
+        <w:rPr>
+          <w:b/>
+          <w:bCs/>
+          <w:lang w:val="bg-BG"/>
+        </w:rPr>
+      </w:pPr>
+      <w:r>
+        <w:rPr>
+          <w:b/>
+          <w:bCs/>
+          <w:lang w:val="bg-BG"/>
+        </w:rPr>
+        <w:t>УВОД</w:t>
+      </w:r>
+    </w:p>
+    <w:p>
+      <w:pPr>
+        <w:jc w:val="both"/>
+        <w:rPr>
+          <w:b/>
+          <w:bCs/>
+          <w:lang w:val="bg-BG"/>
+        </w:rPr>
+      </w:pPr>
+      <w:r>
+        <w:rPr>
+          <w:b/>
+          <w:bCs/>
+          <w:lang w:val="bg-BG"/>
+        </w:rPr>
+        <w:t>Актуалност и мотивация</w:t>
+      </w:r>
+    </w:p>
+    <w:p>
+      <w:pPr>
+        <w:jc w:val="both"/>
+        <w:rPr>
+          <w:lang w:val="bg-BG"/>
+        </w:rPr>
+      </w:pPr>
+      <w:r>
+        <w:rPr>
+          <w:lang w:val="bg-BG"/>
+        </w:rPr>
+        <w:t>В съвременния свят, характеризиращ се с висока сложност и изключителна</w:t>
+      </w:r>
+    </w:p>
+    <w:p>
+      <w:pPr>
+        <w:jc w:val="both"/>
+        <w:rPr>
+          <w:lang w:val="bg-BG"/>
+        </w:rPr>
+      </w:pPr>
+      <w:r>
+        <w:rPr>
+          <w:lang w:val="bg-BG"/>
+        </w:rPr>
+        <w:t>динамика на процесите, вземането на информирани и рационални управленски</w:t>
+      </w:r>
+    </w:p>
+    <w:p>
+      <w:pPr>
+        <w:jc w:val="both"/>
+        <w:rPr>
+          <w:lang w:val="bg-BG"/>
+        </w:rPr>
+      </w:pPr>
+      <w:r>
+        <w:rPr>
+          <w:lang w:val="bg-BG"/>
+        </w:rPr>
+        <w:t>и аналитични решения изисква паралелното оценяване на множество, често</w:t>
+      </w:r>
+    </w:p>
+    <w:p>
+      <w:pPr>
+        <w:jc w:val="both"/>
+        <w:rPr>
+          <w:lang w:val="bg-BG"/>
+        </w:rPr>
+      </w:pPr>
+      <w:r>
+        <w:rPr>
+          <w:lang w:val="bg-BG"/>
+        </w:rPr>
+        <w:t>конфликтни критерии и индикатори [1, 2]. Многокритериалният анализ за</w:t>
+      </w:r>
+    </w:p>
+    <w:p>
+      <w:pPr>
+        <w:jc w:val="both"/>
+        <w:rPr>
+          <w:lang w:val="bg-BG"/>
+        </w:rPr>
+      </w:pPr>
+      <w:r>
+        <w:rPr>
+          <w:lang w:val="bg-BG"/>
+        </w:rPr>
+        <w:t>вземане на решения (</w:t>
+      </w:r>
+      <w:proofErr w:type="spellStart"/>
+      <w:r>
+        <w:rPr>
+          <w:lang w:val="bg-BG"/>
+        </w:rPr>
+        <w:t>Multiple-Criteria</w:t>
+      </w:r>
+      <w:proofErr w:type="spellEnd"/>
+      <w:r>
+        <w:rPr>
+          <w:lang w:val="bg-BG"/>
+        </w:rPr>
+        <w:t xml:space="preserve"> </w:t>
+      </w:r>
+      <w:proofErr w:type="spellStart"/>
+      <w:r>
+        <w:rPr>
+          <w:lang w:val="bg-BG"/>
+        </w:rPr>
+        <w:t>Decision</w:t>
+      </w:r>
+      <w:proofErr w:type="spellEnd"/>
+      <w:r>
+        <w:rPr>
+          <w:lang w:val="bg-BG"/>
+        </w:rPr>
+        <w:t xml:space="preserve"> </w:t>
+      </w:r>
+      <w:proofErr w:type="spellStart"/>
+      <w:r>
+        <w:rPr>
+          <w:lang w:val="bg-BG"/>
+        </w:rPr>
+        <w:t>Analysis</w:t>
+      </w:r>
+      <w:proofErr w:type="spellEnd"/>
+      <w:r>
+        <w:rPr>
+          <w:lang w:val="bg-BG"/>
+        </w:rPr>
+        <w:t xml:space="preserve"> - MCDA) и адитивните</w:t>
+      </w:r>
+    </w:p>
+    <w:p>
+      <w:pPr>
+        <w:jc w:val="both"/>
+        <w:rPr>
+          <w:lang w:val="bg-BG"/>
+        </w:rPr>
+      </w:pPr>
+      <w:r>
+        <w:rPr>
+          <w:lang w:val="bg-BG"/>
+        </w:rPr>
+        <w:t>модели на полезност предоставят математически обоснована рамка за</w:t>
+      </w:r>
+    </w:p>
+    <w:p>
+      <w:pPr>
+        <w:jc w:val="both"/>
+        <w:rPr>
+          <w:lang w:val="bg-BG"/>
+        </w:rPr>
+      </w:pPr>
+      <w:r>
+        <w:rPr>
+          <w:lang w:val="bg-BG"/>
+        </w:rPr>
+        <w:t>структуриране, оценка и сравнение на алтернативи [6, 120]. По-голямата част от</w:t>
+      </w:r>
+    </w:p>
+    <w:p>
+      <w:pPr>
+        <w:jc w:val="both"/>
+        <w:rPr>
+          <w:lang w:val="bg-BG"/>
+        </w:rPr>
+      </w:pPr>
+      <w:r>
+        <w:rPr>
+          <w:lang w:val="bg-BG"/>
+        </w:rPr>
+        <w:t>тези системи в практиката се основават на линейни модели, при които крайната</w:t>
+      </w:r>
+    </w:p>
+    <w:p>
+      <w:pPr>
+        <w:jc w:val="both"/>
+        <w:rPr>
+          <w:lang w:val="bg-BG"/>
+        </w:rPr>
+      </w:pPr>
+      <w:r>
+        <w:rPr>
+          <w:lang w:val="bg-BG"/>
+        </w:rPr>
+        <w:t>оценка се формира като претеглена сума на нормализираните стойности на</w:t>
+      </w:r>
+    </w:p>
+    <w:p>
+      <w:pPr>
+        <w:jc w:val="both"/>
+        <w:rPr>
+          <w:lang w:val="bg-BG"/>
+        </w:rPr>
+      </w:pPr>
+      <w:r>
+        <w:rPr>
+          <w:lang w:val="bg-BG"/>
+        </w:rPr>
+        <w:t>индикаторите [12, 290]. Този компенсаторен подход се отличава с висока</w:t>
+      </w:r>
+    </w:p>
+    <w:p>
+      <w:pPr>
+        <w:jc w:val="both"/>
+        <w:rPr>
+          <w:lang w:val="bg-BG"/>
+        </w:rPr>
+      </w:pPr>
+      <w:proofErr w:type="spellStart"/>
+      <w:r>
+        <w:rPr>
+          <w:lang w:val="bg-BG"/>
+        </w:rPr>
+        <w:t>интуитивност</w:t>
+      </w:r>
+      <w:proofErr w:type="spellEnd"/>
+      <w:r>
+        <w:rPr>
+          <w:lang w:val="bg-BG"/>
+        </w:rPr>
+        <w:t>, лесна софтуерна реализация и алгоритмична яснота, което го</w:t>
+      </w:r>
+    </w:p>
+    <w:p>
+      <w:pPr>
+        <w:jc w:val="both"/>
+        <w:rPr>
+          <w:lang w:val="bg-BG"/>
+        </w:rPr>
+      </w:pPr>
+      <w:r>
+        <w:rPr>
+          <w:lang w:val="bg-BG"/>
+        </w:rPr>
+        <w:t>прави предпочитан избор в области като финанси, здравеопазване, екология и</w:t>
+      </w:r>
+    </w:p>
+    <w:p>
+      <w:pPr>
+        <w:jc w:val="both"/>
+        <w:rPr>
+          <w:lang w:val="bg-BG"/>
+        </w:rPr>
+      </w:pPr>
+      <w:r>
+        <w:rPr>
+          <w:lang w:val="bg-BG"/>
+        </w:rPr>
+        <w:t>енергетика [13, 316, 317].</w:t>
+      </w:r>
+    </w:p>
+    <w:p>
+      <w:pPr>
+        <w:jc w:val="both"/>
+        <w:rPr>
+          <w:lang w:val="bg-BG"/>
+        </w:rPr>
+      </w:pPr>
+      <w:r>
+        <w:rPr>
+          <w:lang w:val="bg-BG"/>
+        </w:rPr>
+        <w:t>Въпреки широкото им разпространение, традиционното използване на тези</w:t>
+      </w:r>
+    </w:p>
+    <w:p>
+      <w:pPr>
+        <w:jc w:val="both"/>
+        <w:rPr>
+          <w:lang w:val="bg-BG"/>
+        </w:rPr>
+      </w:pPr>
+      <w:r>
+        <w:rPr>
+          <w:lang w:val="bg-BG"/>
+        </w:rPr>
+        <w:t>системи страда от сериозен концептуален недостатък: анализът обикновено се</w:t>
+      </w:r>
+    </w:p>
+    <w:p>
+      <w:pPr>
+        <w:jc w:val="both"/>
+        <w:rPr>
+          <w:lang w:val="bg-BG"/>
+        </w:rPr>
+      </w:pPr>
+      <w:r>
+        <w:rPr>
+          <w:lang w:val="bg-BG"/>
+        </w:rPr>
+        <w:t xml:space="preserve">ограничава до изчисляване на крайна </w:t>
+      </w:r>
+      <w:proofErr w:type="spellStart"/>
+      <w:r>
+        <w:rPr>
+          <w:lang w:val="bg-BG"/>
+        </w:rPr>
+        <w:t>едноизмерна</w:t>
+      </w:r>
+      <w:proofErr w:type="spellEnd"/>
+      <w:r>
+        <w:rPr>
+          <w:lang w:val="bg-BG"/>
+        </w:rPr>
+        <w:t xml:space="preserve"> оценка и класиране на</w:t>
+      </w:r>
+    </w:p>
+    <w:p>
+      <w:pPr>
+        <w:jc w:val="both"/>
+        <w:rPr>
+          <w:lang w:val="bg-BG"/>
+        </w:rPr>
+      </w:pPr>
+      <w:r>
+        <w:rPr>
+          <w:lang w:val="bg-BG"/>
+        </w:rPr>
+        <w:t>алтернативите по нея. Този подход пренебрегва богатата структура на</w:t>
+      </w:r>
+    </w:p>
+    <w:p>
+      <w:pPr>
+        <w:jc w:val="both"/>
+        <w:rPr>
+          <w:lang w:val="bg-BG"/>
+        </w:rPr>
+      </w:pPr>
+      <w:r>
+        <w:rPr>
+          <w:lang w:val="bg-BG"/>
+        </w:rPr>
+        <w:t>многомерното пространство от възможни решения и конфигурации на</w:t>
+      </w:r>
+    </w:p>
+    <w:p>
+      <w:pPr>
+        <w:jc w:val="both"/>
+        <w:rPr>
+          <w:lang w:val="bg-BG"/>
+        </w:rPr>
+      </w:pPr>
+      <w:r>
+        <w:rPr>
+          <w:lang w:val="bg-BG"/>
+        </w:rPr>
+        <w:t>стойностите на индикаторите, които пораждат тези оценки [10, 231]. Не се</w:t>
+      </w:r>
+    </w:p>
+    <w:p>
+      <w:pPr>
+        <w:jc w:val="both"/>
+        <w:rPr>
+          <w:lang w:val="bg-BG"/>
+        </w:rPr>
+      </w:pPr>
+      <w:r>
+        <w:rPr>
+          <w:lang w:val="bg-BG"/>
+        </w:rPr>
+        <w:t>изследва как различните конфигурации влияят върху устойчивостта на самата</w:t>
+      </w:r>
+    </w:p>
+    <w:p>
+      <w:pPr>
+        <w:jc w:val="both"/>
+        <w:rPr>
+          <w:lang w:val="bg-BG"/>
+        </w:rPr>
+      </w:pPr>
+      <w:r>
+        <w:rPr>
+          <w:lang w:val="bg-BG"/>
+        </w:rPr>
+        <w:t>оценъчна система, кои индикатори са критични или кои комбинации от</w:t>
+      </w:r>
+    </w:p>
+    <w:p>
+      <w:pPr>
+        <w:jc w:val="both"/>
+        <w:rPr>
+          <w:lang w:val="bg-BG"/>
+        </w:rPr>
+      </w:pPr>
+      <w:r>
+        <w:rPr>
+          <w:lang w:val="bg-BG"/>
+        </w:rPr>
+        <w:t>параметри са достатъчни за достигане на дадено оценъчно ниво. Мотивацията</w:t>
+      </w:r>
+    </w:p>
+    <w:p>
+      <w:pPr>
+        <w:jc w:val="both"/>
+        <w:rPr>
+          <w:lang w:val="bg-BG"/>
+        </w:rPr>
+      </w:pPr>
+      <w:r>
+        <w:rPr>
+          <w:lang w:val="bg-BG"/>
+        </w:rPr>
+        <w:t>за настоящата дипломна работа произтича от необходимостта да се премине от</w:t>
+      </w:r>
+    </w:p>
+    <w:p>
+      <w:pPr>
+        <w:jc w:val="both"/>
+        <w:rPr>
+          <w:lang w:val="bg-BG"/>
+        </w:rPr>
+      </w:pPr>
+      <w:r>
+        <w:rPr>
+          <w:lang w:val="bg-BG"/>
+        </w:rPr>
+        <w:lastRenderedPageBreak/>
+        <w:t>повърхностното пресмятане на крайни оценки към дълбок и детайлен</w:t>
+      </w:r>
+    </w:p>
+    <w:p>
+      <w:pPr>
+        <w:jc w:val="both"/>
+        <w:rPr>
+          <w:lang w:val="bg-BG"/>
+        </w:rPr>
+      </w:pPr>
+      <w:r>
+        <w:rPr>
+          <w:lang w:val="bg-BG"/>
+        </w:rPr>
+        <w:t>геометричен и структурен анализ на пространствата от конфигурации.</w:t>
+      </w:r>
+    </w:p>
+    <w:p>
+      <w:pPr>
+        <w:jc w:val="both"/>
+        <w:rPr>
+          <w:lang w:val="bg-BG"/>
+        </w:rPr>
+      </w:pPr>
+      <w:r>
+        <w:rPr>
+          <w:lang w:val="bg-BG"/>
+        </w:rPr>
+        <w:t>Като водещ практическо-приложен пример в настоящото изследване се</w:t>
+      </w:r>
+    </w:p>
+    <w:p>
+      <w:pPr>
+        <w:jc w:val="both"/>
+        <w:rPr>
+          <w:b/>
+          <w:bCs/>
+          <w:lang w:val="bg-BG"/>
+        </w:rPr>
+      </w:pPr>
+      <w:r>
+        <w:rPr>
+          <w:lang w:val="bg-BG"/>
+        </w:rPr>
+        <w:t xml:space="preserve">използва проблемът за </w:t>
+      </w:r>
+      <w:r>
+        <w:rPr>
+          <w:b/>
+          <w:bCs/>
+          <w:lang w:val="bg-BG"/>
+        </w:rPr>
+        <w:t>производството и съхранението на електроенергия,</w:t>
+      </w:r>
+    </w:p>
+    <w:p>
+      <w:pPr>
+        <w:jc w:val="both"/>
+        <w:rPr>
+          <w:b/>
+          <w:bCs/>
+          <w:lang w:val="bg-BG"/>
+        </w:rPr>
+      </w:pPr>
+      <w:r>
+        <w:rPr>
+          <w:b/>
+          <w:bCs/>
+          <w:lang w:val="bg-BG"/>
+        </w:rPr>
+        <w:t>балансирането на търсенето и предлагането (</w:t>
+      </w:r>
+      <w:proofErr w:type="spellStart"/>
+      <w:r>
+        <w:rPr>
+          <w:b/>
+          <w:bCs/>
+          <w:lang w:val="bg-BG"/>
+        </w:rPr>
+        <w:t>supply</w:t>
+      </w:r>
+      <w:proofErr w:type="spellEnd"/>
+      <w:r>
+        <w:rPr>
+          <w:b/>
+          <w:bCs/>
+          <w:lang w:val="bg-BG"/>
+        </w:rPr>
+        <w:t xml:space="preserve"> </w:t>
+      </w:r>
+      <w:proofErr w:type="spellStart"/>
+      <w:r>
+        <w:rPr>
+          <w:b/>
+          <w:bCs/>
+          <w:lang w:val="bg-BG"/>
+        </w:rPr>
+        <w:t>and</w:t>
+      </w:r>
+      <w:proofErr w:type="spellEnd"/>
+      <w:r>
+        <w:rPr>
+          <w:b/>
+          <w:bCs/>
+          <w:lang w:val="bg-BG"/>
+        </w:rPr>
+        <w:t xml:space="preserve"> </w:t>
+      </w:r>
+      <w:proofErr w:type="spellStart"/>
+      <w:r>
+        <w:rPr>
+          <w:b/>
+          <w:bCs/>
+          <w:lang w:val="bg-BG"/>
+        </w:rPr>
+        <w:t>demand</w:t>
+      </w:r>
+      <w:proofErr w:type="spellEnd"/>
+      <w:r>
+        <w:rPr>
+          <w:b/>
+          <w:bCs/>
+          <w:lang w:val="bg-BG"/>
+        </w:rPr>
+        <w:t>), както</w:t>
+      </w:r>
+    </w:p>
+    <w:p>
+      <w:pPr>
+        <w:jc w:val="both"/>
+        <w:rPr>
+          <w:lang w:val="bg-BG"/>
+        </w:rPr>
+      </w:pPr>
+      <w:r>
+        <w:rPr>
+          <w:b/>
+          <w:bCs/>
+          <w:lang w:val="bg-BG"/>
+        </w:rPr>
+        <w:t>и мрежовите загуби по преносната система</w:t>
+      </w:r>
+      <w:r>
+        <w:rPr>
+          <w:lang w:val="bg-BG"/>
+        </w:rPr>
+        <w:t>. Този казус е с изключително</w:t>
+      </w:r>
+    </w:p>
+    <w:p>
+      <w:pPr>
+        <w:jc w:val="both"/>
+        <w:rPr>
+          <w:lang w:val="bg-BG"/>
+        </w:rPr>
+      </w:pPr>
+      <w:r>
+        <w:rPr>
+          <w:lang w:val="bg-BG"/>
+        </w:rPr>
+        <w:t>висока обществена и икономическа актуалност, особено по време на летния</w:t>
+      </w:r>
+    </w:p>
+    <w:p>
+      <w:pPr>
+        <w:jc w:val="both"/>
+        <w:rPr>
+          <w:lang w:val="bg-BG"/>
+        </w:rPr>
+      </w:pPr>
+      <w:r>
+        <w:rPr>
+          <w:lang w:val="bg-BG"/>
+        </w:rPr>
+        <w:t>сезон [12, 291]. През лятото екстремно високите температури предизвикват</w:t>
+      </w:r>
+    </w:p>
+    <w:p>
+      <w:pPr>
+        <w:jc w:val="both"/>
+        <w:rPr>
+          <w:lang w:val="bg-BG"/>
+        </w:rPr>
+      </w:pPr>
+      <w:r>
+        <w:rPr>
+          <w:lang w:val="bg-BG"/>
+        </w:rPr>
+        <w:t>критично високи нива на потребление (поради масовото използване на</w:t>
+      </w:r>
+    </w:p>
+    <w:p>
+      <w:pPr>
+        <w:jc w:val="both"/>
+        <w:rPr>
+          <w:lang w:val="bg-BG"/>
+        </w:rPr>
+      </w:pPr>
+      <w:r>
+        <w:rPr>
+          <w:lang w:val="bg-BG"/>
+        </w:rPr>
+        <w:t>климатични инсталации), което съвпада с намаляване на ефективността на</w:t>
+      </w:r>
+    </w:p>
+    <w:p>
+      <w:pPr>
+        <w:jc w:val="both"/>
+        <w:rPr>
+          <w:lang w:val="bg-BG"/>
+        </w:rPr>
+      </w:pPr>
+      <w:r>
+        <w:rPr>
+          <w:lang w:val="bg-BG"/>
+        </w:rPr>
+        <w:t>традиционните генериращи мощности и съществено нарастване на</w:t>
+      </w:r>
+    </w:p>
+    <w:p>
+      <w:pPr>
+        <w:jc w:val="both"/>
+        <w:rPr>
+          <w:lang w:val="bg-BG"/>
+        </w:rPr>
+      </w:pPr>
+      <w:r>
+        <w:rPr>
+          <w:lang w:val="bg-BG"/>
+        </w:rPr>
+        <w:t>технологичните загуби по преносната мрежа поради топлинното натоварване. В</w:t>
+      </w:r>
+    </w:p>
+    <w:p>
+      <w:pPr>
+        <w:jc w:val="both"/>
+        <w:rPr>
+          <w:lang w:val="bg-BG"/>
+        </w:rPr>
+      </w:pPr>
+      <w:r>
+        <w:rPr>
+          <w:lang w:val="bg-BG"/>
+        </w:rPr>
+        <w:t>тези условия, оценката на работата на електроенергийната система се</w:t>
+      </w:r>
+    </w:p>
+    <w:p>
+      <w:pPr>
+        <w:jc w:val="both"/>
+      </w:pPr>
+      <w:r>
+        <w:rPr>
+          <w:lang w:val="bg-BG"/>
+        </w:rPr>
+        <w:t>превръща в комплексен многокритериален линеен проблем, в който трябва да</w:t>
+      </w:r>
+    </w:p>
+    <w:p>
+      <w:pPr>
+        <w:jc w:val="both"/>
+      </w:pPr>
+      <w:proofErr w:type="spellStart"/>
+      <w:r>
+        <w:t>се</w:t>
+      </w:r>
+      <w:proofErr w:type="spellEnd"/>
+      <w:r>
+        <w:t xml:space="preserve"> </w:t>
+      </w:r>
+      <w:proofErr w:type="spellStart"/>
+      <w:r>
+        <w:t>балансират</w:t>
+      </w:r>
+      <w:proofErr w:type="spellEnd"/>
+      <w:r>
+        <w:t xml:space="preserve"> </w:t>
+      </w:r>
+      <w:proofErr w:type="spellStart"/>
+      <w:r>
+        <w:t>сигурността</w:t>
+      </w:r>
+      <w:proofErr w:type="spellEnd"/>
+      <w:r>
+        <w:t xml:space="preserve"> </w:t>
+      </w:r>
+      <w:proofErr w:type="spellStart"/>
+      <w:r>
+        <w:t>на</w:t>
+      </w:r>
+      <w:proofErr w:type="spellEnd"/>
+      <w:r>
+        <w:t xml:space="preserve"> </w:t>
+      </w:r>
+      <w:proofErr w:type="spellStart"/>
+      <w:r>
+        <w:t>доставките</w:t>
+      </w:r>
+      <w:proofErr w:type="spellEnd"/>
+      <w:r>
+        <w:t xml:space="preserve"> (security), </w:t>
+      </w:r>
+      <w:proofErr w:type="spellStart"/>
+      <w:r>
+        <w:t>ценовата</w:t>
+      </w:r>
+      <w:proofErr w:type="spellEnd"/>
+      <w:r>
+        <w:t xml:space="preserve"> </w:t>
+      </w:r>
+      <w:proofErr w:type="spellStart"/>
+      <w:r>
+        <w:t>достъпност</w:t>
+      </w:r>
+      <w:proofErr w:type="spellEnd"/>
+      <w:r>
+        <w:t xml:space="preserve"> (equity)</w:t>
+      </w:r>
+    </w:p>
+    <w:p>
+      <w:pPr>
+        <w:jc w:val="both"/>
+      </w:pPr>
+      <w:r>
+        <w:t xml:space="preserve">и </w:t>
+      </w:r>
+      <w:proofErr w:type="spellStart"/>
+      <w:r>
+        <w:t>екологичната</w:t>
+      </w:r>
+      <w:proofErr w:type="spellEnd"/>
+      <w:r>
+        <w:t xml:space="preserve"> </w:t>
+      </w:r>
+      <w:proofErr w:type="spellStart"/>
+      <w:r>
+        <w:t>устойчивост</w:t>
+      </w:r>
+      <w:proofErr w:type="spellEnd"/>
+      <w:r>
+        <w:t xml:space="preserve"> (sustainability) [39, 727, 728]. </w:t>
+      </w:r>
+      <w:proofErr w:type="spellStart"/>
+      <w:r>
+        <w:t>Анализът</w:t>
+      </w:r>
+      <w:proofErr w:type="spellEnd"/>
+      <w:r>
+        <w:t xml:space="preserve"> </w:t>
+      </w:r>
+      <w:proofErr w:type="spellStart"/>
+      <w:r>
+        <w:t>на</w:t>
+      </w:r>
+      <w:proofErr w:type="spellEnd"/>
+    </w:p>
+    <w:p>
+      <w:pPr>
+        <w:jc w:val="both"/>
+      </w:pPr>
+      <w:proofErr w:type="spellStart"/>
+      <w:r>
+        <w:t>допустимите</w:t>
+      </w:r>
+      <w:proofErr w:type="spellEnd"/>
+      <w:r>
+        <w:t xml:space="preserve"> </w:t>
+      </w:r>
+      <w:proofErr w:type="spellStart"/>
+      <w:r>
+        <w:t>работни</w:t>
+      </w:r>
+      <w:proofErr w:type="spellEnd"/>
+      <w:r>
+        <w:t xml:space="preserve"> </w:t>
+      </w:r>
+      <w:proofErr w:type="spellStart"/>
+      <w:r>
+        <w:t>режими</w:t>
+      </w:r>
+      <w:proofErr w:type="spellEnd"/>
+      <w:r>
+        <w:t xml:space="preserve"> (</w:t>
+      </w:r>
+      <w:proofErr w:type="spellStart"/>
+      <w:r>
+        <w:t>решения</w:t>
+      </w:r>
+      <w:proofErr w:type="spellEnd"/>
+      <w:r>
+        <w:t xml:space="preserve">) и </w:t>
+      </w:r>
+      <w:proofErr w:type="spellStart"/>
+      <w:r>
+        <w:t>минималните</w:t>
+      </w:r>
+      <w:proofErr w:type="spellEnd"/>
+      <w:r>
+        <w:t xml:space="preserve"> </w:t>
+      </w:r>
+      <w:proofErr w:type="spellStart"/>
+      <w:r>
+        <w:t>необходими</w:t>
+      </w:r>
+      <w:proofErr w:type="spellEnd"/>
+    </w:p>
+    <w:p>
+      <w:pPr>
+        <w:jc w:val="both"/>
+      </w:pPr>
+      <w:proofErr w:type="spellStart"/>
+      <w:r>
+        <w:t>капацитети</w:t>
+      </w:r>
+      <w:proofErr w:type="spellEnd"/>
+      <w:r>
+        <w:t xml:space="preserve"> </w:t>
+      </w:r>
+      <w:proofErr w:type="spellStart"/>
+      <w:r>
+        <w:t>от</w:t>
+      </w:r>
+      <w:proofErr w:type="spellEnd"/>
+      <w:r>
+        <w:t xml:space="preserve"> ВЕИ и </w:t>
+      </w:r>
+      <w:proofErr w:type="spellStart"/>
+      <w:r>
+        <w:t>системи</w:t>
+      </w:r>
+      <w:proofErr w:type="spellEnd"/>
+      <w:r>
+        <w:t xml:space="preserve"> </w:t>
+      </w:r>
+      <w:proofErr w:type="spellStart"/>
+      <w:r>
+        <w:t>за</w:t>
+      </w:r>
+      <w:proofErr w:type="spellEnd"/>
+      <w:r>
+        <w:t xml:space="preserve"> </w:t>
+      </w:r>
+      <w:proofErr w:type="spellStart"/>
+      <w:r>
+        <w:t>съхранение</w:t>
+      </w:r>
+      <w:proofErr w:type="spellEnd"/>
+      <w:r>
+        <w:t xml:space="preserve"> (</w:t>
+      </w:r>
+      <w:proofErr w:type="spellStart"/>
+      <w:r>
+        <w:t>батерии</w:t>
+      </w:r>
+      <w:proofErr w:type="spellEnd"/>
+      <w:r>
+        <w:t xml:space="preserve">) </w:t>
+      </w:r>
+      <w:proofErr w:type="spellStart"/>
+      <w:r>
+        <w:t>за</w:t>
+      </w:r>
+      <w:proofErr w:type="spellEnd"/>
+      <w:r>
+        <w:t xml:space="preserve"> </w:t>
+      </w:r>
+      <w:proofErr w:type="spellStart"/>
+      <w:r>
+        <w:t>избягване</w:t>
+      </w:r>
+      <w:proofErr w:type="spellEnd"/>
+      <w:r>
+        <w:t xml:space="preserve"> </w:t>
+      </w:r>
+      <w:proofErr w:type="spellStart"/>
+      <w:r>
+        <w:t>на</w:t>
+      </w:r>
+      <w:proofErr w:type="spellEnd"/>
+      <w:r>
+        <w:t xml:space="preserve"> </w:t>
+      </w:r>
+      <w:proofErr w:type="spellStart"/>
+      <w:r>
+        <w:t>сривове</w:t>
+      </w:r>
+      <w:proofErr w:type="spellEnd"/>
+      <w:r>
+        <w:t xml:space="preserve"> в</w:t>
+      </w:r>
+    </w:p>
+    <w:p>
+      <w:pPr>
+        <w:jc w:val="both"/>
+      </w:pPr>
+      <w:proofErr w:type="spellStart"/>
+      <w:r>
+        <w:t>мрежата</w:t>
+      </w:r>
+      <w:proofErr w:type="spellEnd"/>
+      <w:r>
+        <w:t xml:space="preserve"> </w:t>
+      </w:r>
+      <w:proofErr w:type="spellStart"/>
+      <w:r>
+        <w:t>представлява</w:t>
+      </w:r>
+      <w:proofErr w:type="spellEnd"/>
+      <w:r>
+        <w:t xml:space="preserve"> </w:t>
+      </w:r>
+      <w:proofErr w:type="spellStart"/>
+      <w:r>
+        <w:t>идеален</w:t>
+      </w:r>
+      <w:proofErr w:type="spellEnd"/>
+      <w:r>
+        <w:t xml:space="preserve"> </w:t>
+      </w:r>
+      <w:proofErr w:type="spellStart"/>
+      <w:r>
+        <w:t>обект</w:t>
+      </w:r>
+      <w:proofErr w:type="spellEnd"/>
+      <w:r>
+        <w:t xml:space="preserve"> </w:t>
+      </w:r>
+      <w:proofErr w:type="spellStart"/>
+      <w:r>
+        <w:t>за</w:t>
+      </w:r>
+      <w:proofErr w:type="spellEnd"/>
+      <w:r>
+        <w:t xml:space="preserve"> </w:t>
+      </w:r>
+      <w:proofErr w:type="spellStart"/>
+      <w:r>
+        <w:t>прилагане</w:t>
+      </w:r>
+      <w:proofErr w:type="spellEnd"/>
+      <w:r>
+        <w:t xml:space="preserve"> </w:t>
+      </w:r>
+      <w:proofErr w:type="spellStart"/>
+      <w:r>
+        <w:t>на</w:t>
+      </w:r>
+      <w:proofErr w:type="spellEnd"/>
+      <w:r>
+        <w:t xml:space="preserve"> </w:t>
+      </w:r>
+      <w:proofErr w:type="spellStart"/>
+      <w:r>
+        <w:t>разработената</w:t>
+      </w:r>
+      <w:proofErr w:type="spellEnd"/>
+    </w:p>
+    <w:p>
+      <w:pPr>
+        <w:jc w:val="both"/>
+      </w:pPr>
+      <w:proofErr w:type="spellStart"/>
+      <w:r>
+        <w:t>методология</w:t>
+      </w:r>
+      <w:proofErr w:type="spellEnd"/>
+      <w:r>
+        <w:t>.</w:t>
+      </w:r>
+    </w:p>
+    <w:p>
+      <w:pPr>
+        <w:jc w:val="both"/>
+        <w:rPr>
+          <w:b/>
+          <w:bCs/>
+        </w:rPr>
+      </w:pPr>
+      <w:proofErr w:type="spellStart"/>
+      <w:r>
+        <w:rPr>
+          <w:b/>
+          <w:bCs/>
+        </w:rPr>
+        <w:t>Проблемна</w:t>
+      </w:r>
+      <w:proofErr w:type="spellEnd"/>
+      <w:r>
+        <w:rPr>
+          <w:b/>
+          <w:bCs/>
+        </w:rPr>
+        <w:t xml:space="preserve"> </w:t>
+      </w:r>
+      <w:proofErr w:type="spellStart"/>
+      <w:r>
+        <w:rPr>
+          <w:b/>
+          <w:bCs/>
+        </w:rPr>
+        <w:t>постановка</w:t>
+      </w:r>
+      <w:proofErr w:type="spellEnd"/>
+    </w:p>
+    <w:p>
+      <w:pPr>
+        <w:jc w:val="both"/>
+      </w:pPr>
+      <w:proofErr w:type="spellStart"/>
+      <w:r>
+        <w:t>Формално</w:t>
+      </w:r>
+      <w:proofErr w:type="spellEnd"/>
+      <w:r>
+        <w:t xml:space="preserve">, в </w:t>
+      </w:r>
+      <w:proofErr w:type="spellStart"/>
+      <w:r>
+        <w:t>една</w:t>
+      </w:r>
+      <w:proofErr w:type="spellEnd"/>
+      <w:r>
+        <w:t xml:space="preserve"> </w:t>
+      </w:r>
+      <w:proofErr w:type="spellStart"/>
+      <w:r>
+        <w:t>линейна</w:t>
+      </w:r>
+      <w:proofErr w:type="spellEnd"/>
+      <w:r>
+        <w:t xml:space="preserve"> </w:t>
+      </w:r>
+      <w:proofErr w:type="spellStart"/>
+      <w:r>
+        <w:t>многокритериална</w:t>
+      </w:r>
+      <w:proofErr w:type="spellEnd"/>
+      <w:r>
+        <w:t xml:space="preserve"> </w:t>
+      </w:r>
+      <w:proofErr w:type="spellStart"/>
+      <w:r>
+        <w:t>система</w:t>
+      </w:r>
+      <w:proofErr w:type="spellEnd"/>
+      <w:r>
+        <w:t xml:space="preserve"> </w:t>
+      </w:r>
+      <w:proofErr w:type="spellStart"/>
+      <w:r>
+        <w:t>крайната</w:t>
+      </w:r>
+      <w:proofErr w:type="spellEnd"/>
+      <w:r>
+        <w:t xml:space="preserve"> </w:t>
+      </w:r>
+      <w:proofErr w:type="spellStart"/>
+      <w:r>
+        <w:t>оценка</w:t>
+      </w:r>
+      <w:proofErr w:type="spellEnd"/>
+      <w:r>
+        <w:t xml:space="preserve"> </w:t>
+      </w:r>
+      <w:proofErr w:type="spellStart"/>
+      <w:r>
+        <w:t>се</w:t>
+      </w:r>
+      <w:proofErr w:type="spellEnd"/>
+    </w:p>
+    <w:p>
+      <w:pPr>
+        <w:jc w:val="both"/>
+      </w:pPr>
+      <w:proofErr w:type="spellStart"/>
+      <w:r>
+        <w:t>дефинира</w:t>
+      </w:r>
+      <w:proofErr w:type="spellEnd"/>
+      <w:r>
+        <w:t xml:space="preserve"> </w:t>
+      </w:r>
+      <w:proofErr w:type="spellStart"/>
+      <w:r>
+        <w:t>като</w:t>
+      </w:r>
+      <w:proofErr w:type="spellEnd"/>
+      <w:r>
+        <w:t xml:space="preserve"> </w:t>
+      </w:r>
+      <w:proofErr w:type="spellStart"/>
+      <w:r>
+        <w:t>скаларно</w:t>
+      </w:r>
+      <w:proofErr w:type="spellEnd"/>
+      <w:r>
+        <w:t xml:space="preserve"> </w:t>
+      </w:r>
+      <w:proofErr w:type="spellStart"/>
+      <w:r>
+        <w:t>произведение</w:t>
+      </w:r>
+      <w:proofErr w:type="spellEnd"/>
+      <w:r>
+        <w:t xml:space="preserve"> </w:t>
+      </w:r>
+      <w:proofErr w:type="spellStart"/>
+      <w:r>
+        <w:t>на</w:t>
+      </w:r>
+      <w:proofErr w:type="spellEnd"/>
+      <w:r>
+        <w:t xml:space="preserve"> </w:t>
+      </w:r>
+      <w:proofErr w:type="spellStart"/>
+      <w:r>
+        <w:t>вектор</w:t>
+      </w:r>
+      <w:proofErr w:type="spellEnd"/>
+      <w:r>
+        <w:t xml:space="preserve"> </w:t>
+      </w:r>
+      <w:proofErr w:type="spellStart"/>
+      <w:r>
+        <w:t>от</w:t>
+      </w:r>
+      <w:proofErr w:type="spellEnd"/>
+      <w:r>
+        <w:t xml:space="preserve"> </w:t>
+      </w:r>
+      <w:proofErr w:type="spellStart"/>
+      <w:r>
+        <w:t>нормализирани</w:t>
+      </w:r>
+      <w:proofErr w:type="spellEnd"/>
+      <w:r>
+        <w:t xml:space="preserve"> </w:t>
+      </w:r>
+      <w:proofErr w:type="spellStart"/>
+      <w:r>
+        <w:t>индикатори</w:t>
+      </w:r>
+      <w:proofErr w:type="spellEnd"/>
+    </w:p>
+    <w:p>
+      <w:pPr>
+        <w:jc w:val="both"/>
+      </w:pPr>
+      <w:r>
+        <w:t xml:space="preserve">и </w:t>
+      </w:r>
+      <w:proofErr w:type="spellStart"/>
+      <w:r>
+        <w:t>вектор</w:t>
+      </w:r>
+      <w:proofErr w:type="spellEnd"/>
+      <w:r>
+        <w:t xml:space="preserve"> </w:t>
+      </w:r>
+      <w:proofErr w:type="spellStart"/>
+      <w:r>
+        <w:t>от</w:t>
+      </w:r>
+      <w:proofErr w:type="spellEnd"/>
+      <w:r>
+        <w:t xml:space="preserve"> </w:t>
+      </w:r>
+      <w:proofErr w:type="spellStart"/>
+      <w:r>
+        <w:t>тегла</w:t>
+      </w:r>
+      <w:proofErr w:type="spellEnd"/>
+      <w:r>
+        <w:t xml:space="preserve"> </w:t>
+      </w:r>
+      <w:proofErr w:type="spellStart"/>
+      <w:r>
+        <w:t>на</w:t>
+      </w:r>
+      <w:proofErr w:type="spellEnd"/>
+      <w:r>
+        <w:t xml:space="preserve"> </w:t>
+      </w:r>
+      <w:proofErr w:type="spellStart"/>
+      <w:r>
+        <w:t>критериите</w:t>
+      </w:r>
+      <w:proofErr w:type="spellEnd"/>
+      <w:r>
+        <w:t xml:space="preserve"> [11, 257]. </w:t>
+      </w:r>
+      <w:proofErr w:type="spellStart"/>
+      <w:r>
+        <w:t>Основният</w:t>
+      </w:r>
+      <w:proofErr w:type="spellEnd"/>
+      <w:r>
+        <w:t xml:space="preserve"> </w:t>
+      </w:r>
+      <w:proofErr w:type="spellStart"/>
+      <w:r>
+        <w:t>проблем</w:t>
+      </w:r>
+      <w:proofErr w:type="spellEnd"/>
+      <w:r>
+        <w:t xml:space="preserve"> </w:t>
+      </w:r>
+      <w:proofErr w:type="spellStart"/>
+      <w:r>
+        <w:t>се</w:t>
+      </w:r>
+      <w:proofErr w:type="spellEnd"/>
+      <w:r>
+        <w:t xml:space="preserve"> </w:t>
+      </w:r>
+      <w:proofErr w:type="spellStart"/>
+      <w:r>
+        <w:t>състои</w:t>
+      </w:r>
+      <w:proofErr w:type="spellEnd"/>
+      <w:r>
+        <w:t xml:space="preserve"> в </w:t>
+      </w:r>
+      <w:proofErr w:type="spellStart"/>
+      <w:r>
+        <w:t>това</w:t>
+      </w:r>
+      <w:proofErr w:type="spellEnd"/>
+      <w:r>
+        <w:t>,</w:t>
+      </w:r>
+    </w:p>
+    <w:p>
+      <w:pPr>
+        <w:jc w:val="both"/>
+      </w:pPr>
+      <w:proofErr w:type="spellStart"/>
+      <w:r>
+        <w:t>че</w:t>
+      </w:r>
+      <w:proofErr w:type="spellEnd"/>
+      <w:r>
+        <w:t xml:space="preserve"> </w:t>
+      </w:r>
+      <w:proofErr w:type="spellStart"/>
+      <w:r>
+        <w:t>поради</w:t>
+      </w:r>
+      <w:proofErr w:type="spellEnd"/>
+      <w:r>
+        <w:t xml:space="preserve"> </w:t>
+      </w:r>
+      <w:proofErr w:type="spellStart"/>
+      <w:r>
+        <w:t>компенсаторната</w:t>
+      </w:r>
+      <w:proofErr w:type="spellEnd"/>
+      <w:r>
+        <w:t xml:space="preserve"> </w:t>
+      </w:r>
+      <w:proofErr w:type="spellStart"/>
+      <w:r>
+        <w:t>природа</w:t>
+      </w:r>
+      <w:proofErr w:type="spellEnd"/>
+      <w:r>
+        <w:t xml:space="preserve"> </w:t>
+      </w:r>
+      <w:proofErr w:type="spellStart"/>
+      <w:r>
+        <w:t>на</w:t>
+      </w:r>
+      <w:proofErr w:type="spellEnd"/>
+      <w:r>
+        <w:t xml:space="preserve"> </w:t>
+      </w:r>
+      <w:proofErr w:type="spellStart"/>
+      <w:r>
+        <w:t>модела</w:t>
+      </w:r>
+      <w:proofErr w:type="spellEnd"/>
+      <w:r>
+        <w:t xml:space="preserve">, </w:t>
+      </w:r>
+      <w:proofErr w:type="spellStart"/>
+      <w:r>
+        <w:t>безброй</w:t>
+      </w:r>
+      <w:proofErr w:type="spellEnd"/>
+      <w:r>
+        <w:t xml:space="preserve"> </w:t>
+      </w:r>
+      <w:proofErr w:type="spellStart"/>
+      <w:r>
+        <w:t>много</w:t>
+      </w:r>
+      <w:proofErr w:type="spellEnd"/>
+      <w:r>
+        <w:t xml:space="preserve"> </w:t>
+      </w:r>
+      <w:proofErr w:type="spellStart"/>
+      <w:r>
+        <w:t>различни</w:t>
+      </w:r>
+      <w:proofErr w:type="spellEnd"/>
+    </w:p>
+    <w:p>
+      <w:pPr>
+        <w:jc w:val="both"/>
+      </w:pPr>
+      <w:proofErr w:type="spellStart"/>
+      <w:r>
+        <w:t>комбинации</w:t>
+      </w:r>
+      <w:proofErr w:type="spellEnd"/>
+      <w:r>
+        <w:t xml:space="preserve"> (</w:t>
+      </w:r>
+      <w:proofErr w:type="spellStart"/>
+      <w:r>
+        <w:t>конфигурации</w:t>
+      </w:r>
+      <w:proofErr w:type="spellEnd"/>
+      <w:r>
+        <w:t xml:space="preserve">) </w:t>
+      </w:r>
+      <w:proofErr w:type="spellStart"/>
+      <w:r>
+        <w:t>от</w:t>
+      </w:r>
+      <w:proofErr w:type="spellEnd"/>
+      <w:r>
+        <w:t xml:space="preserve"> </w:t>
+      </w:r>
+      <w:proofErr w:type="spellStart"/>
+      <w:r>
+        <w:t>индикаторни</w:t>
+      </w:r>
+      <w:proofErr w:type="spellEnd"/>
+      <w:r>
+        <w:t xml:space="preserve"> </w:t>
+      </w:r>
+      <w:proofErr w:type="spellStart"/>
+      <w:r>
+        <w:t>стойности</w:t>
+      </w:r>
+      <w:proofErr w:type="spellEnd"/>
+      <w:r>
+        <w:t xml:space="preserve"> </w:t>
+      </w:r>
+      <w:proofErr w:type="spellStart"/>
+      <w:r>
+        <w:t>могат</w:t>
+      </w:r>
+      <w:proofErr w:type="spellEnd"/>
+      <w:r>
+        <w:t xml:space="preserve"> </w:t>
+      </w:r>
+      <w:proofErr w:type="spellStart"/>
+      <w:r>
+        <w:t>да</w:t>
+      </w:r>
+      <w:proofErr w:type="spellEnd"/>
+      <w:r>
+        <w:t xml:space="preserve"> </w:t>
+      </w:r>
+      <w:proofErr w:type="spellStart"/>
+      <w:r>
+        <w:t>доведат</w:t>
+      </w:r>
+      <w:proofErr w:type="spellEnd"/>
+      <w:r>
+        <w:t xml:space="preserve"> </w:t>
+      </w:r>
+      <w:proofErr w:type="spellStart"/>
+      <w:r>
+        <w:t>до</w:t>
+      </w:r>
+      <w:proofErr w:type="spellEnd"/>
+      <w:r>
+        <w:t xml:space="preserve"> </w:t>
+      </w:r>
+      <w:proofErr w:type="spellStart"/>
+      <w:r>
+        <w:t>една</w:t>
+      </w:r>
+      <w:proofErr w:type="spellEnd"/>
+    </w:p>
+    <w:p>
+      <w:pPr>
+        <w:jc w:val="both"/>
+      </w:pPr>
+      <w:r>
+        <w:lastRenderedPageBreak/>
+        <w:t xml:space="preserve">и </w:t>
+      </w:r>
+      <w:proofErr w:type="spellStart"/>
+      <w:r>
+        <w:t>съща</w:t>
+      </w:r>
+      <w:proofErr w:type="spellEnd"/>
+      <w:r>
+        <w:t xml:space="preserve"> </w:t>
+      </w:r>
+      <w:proofErr w:type="spellStart"/>
+      <w:r>
+        <w:t>крайна</w:t>
+      </w:r>
+      <w:proofErr w:type="spellEnd"/>
+      <w:r>
+        <w:t xml:space="preserve"> </w:t>
+      </w:r>
+      <w:proofErr w:type="spellStart"/>
+      <w:r>
+        <w:t>оценка</w:t>
+      </w:r>
+      <w:proofErr w:type="spellEnd"/>
+      <w:r>
+        <w:t xml:space="preserve">. </w:t>
+      </w:r>
+      <w:proofErr w:type="spellStart"/>
+      <w:r>
+        <w:t>Този</w:t>
+      </w:r>
+      <w:proofErr w:type="spellEnd"/>
+      <w:r>
+        <w:t xml:space="preserve"> </w:t>
+      </w:r>
+      <w:proofErr w:type="spellStart"/>
+      <w:r>
+        <w:t>феномен</w:t>
+      </w:r>
+      <w:proofErr w:type="spellEnd"/>
+      <w:r>
+        <w:t xml:space="preserve"> </w:t>
+      </w:r>
+      <w:proofErr w:type="spellStart"/>
+      <w:r>
+        <w:t>на</w:t>
+      </w:r>
+      <w:proofErr w:type="spellEnd"/>
+      <w:r>
+        <w:t xml:space="preserve"> „</w:t>
+      </w:r>
+      <w:proofErr w:type="spellStart"/>
+      <w:proofErr w:type="gramStart"/>
+      <w:r>
+        <w:t>еквифиналност</w:t>
+      </w:r>
+      <w:proofErr w:type="spellEnd"/>
+      <w:r>
+        <w:t xml:space="preserve">“ </w:t>
+      </w:r>
+      <w:proofErr w:type="spellStart"/>
+      <w:r>
+        <w:t>прави</w:t>
+      </w:r>
+      <w:proofErr w:type="spellEnd"/>
+      <w:proofErr w:type="gramEnd"/>
+      <w:r>
+        <w:t xml:space="preserve"> </w:t>
+      </w:r>
+      <w:proofErr w:type="spellStart"/>
+      <w:r>
+        <w:t>класирането</w:t>
+      </w:r>
+      <w:proofErr w:type="spellEnd"/>
+    </w:p>
+    <w:p>
+      <w:pPr>
+        <w:jc w:val="both"/>
+      </w:pPr>
+      <w:proofErr w:type="spellStart"/>
+      <w:r>
+        <w:t>силно</w:t>
+      </w:r>
+      <w:proofErr w:type="spellEnd"/>
+      <w:r>
+        <w:t xml:space="preserve"> </w:t>
+      </w:r>
+      <w:proofErr w:type="spellStart"/>
+      <w:r>
+        <w:t>нестабилно</w:t>
+      </w:r>
+      <w:proofErr w:type="spellEnd"/>
+      <w:r>
+        <w:t xml:space="preserve"> </w:t>
+      </w:r>
+      <w:proofErr w:type="spellStart"/>
+      <w:r>
+        <w:t>при</w:t>
+      </w:r>
+      <w:proofErr w:type="spellEnd"/>
+      <w:r>
+        <w:t xml:space="preserve"> </w:t>
+      </w:r>
+      <w:proofErr w:type="spellStart"/>
+      <w:r>
+        <w:t>малки</w:t>
+      </w:r>
+      <w:proofErr w:type="spellEnd"/>
+      <w:r>
+        <w:t xml:space="preserve"> </w:t>
+      </w:r>
+      <w:proofErr w:type="spellStart"/>
+      <w:r>
+        <w:t>промени</w:t>
+      </w:r>
+      <w:proofErr w:type="spellEnd"/>
+      <w:r>
+        <w:t xml:space="preserve"> в </w:t>
+      </w:r>
+      <w:proofErr w:type="spellStart"/>
+      <w:r>
+        <w:t>теглата</w:t>
+      </w:r>
+      <w:proofErr w:type="spellEnd"/>
+      <w:r>
+        <w:t xml:space="preserve"> [10, 231]. </w:t>
+      </w:r>
+      <w:proofErr w:type="spellStart"/>
+      <w:r>
+        <w:t>Освен</w:t>
+      </w:r>
+      <w:proofErr w:type="spellEnd"/>
+      <w:r>
+        <w:t xml:space="preserve"> </w:t>
+      </w:r>
+      <w:proofErr w:type="spellStart"/>
+      <w:r>
+        <w:t>това</w:t>
+      </w:r>
+      <w:proofErr w:type="spellEnd"/>
+      <w:r>
+        <w:t>,</w:t>
+      </w:r>
+    </w:p>
+    <w:p>
+      <w:pPr>
+        <w:jc w:val="both"/>
+      </w:pPr>
+      <w:proofErr w:type="spellStart"/>
+      <w:r>
+        <w:t>определянето</w:t>
+      </w:r>
+      <w:proofErr w:type="spellEnd"/>
+      <w:r>
+        <w:t xml:space="preserve"> </w:t>
+      </w:r>
+      <w:proofErr w:type="spellStart"/>
+      <w:r>
+        <w:t>на</w:t>
+      </w:r>
+      <w:proofErr w:type="spellEnd"/>
+      <w:r>
+        <w:t xml:space="preserve"> </w:t>
+      </w:r>
+      <w:proofErr w:type="spellStart"/>
+      <w:r>
+        <w:t>самите</w:t>
+      </w:r>
+      <w:proofErr w:type="spellEnd"/>
+      <w:r>
+        <w:t xml:space="preserve"> </w:t>
+      </w:r>
+      <w:proofErr w:type="spellStart"/>
+      <w:r>
+        <w:t>тегла</w:t>
+      </w:r>
+      <w:proofErr w:type="spellEnd"/>
+      <w:r>
+        <w:t xml:space="preserve"> в </w:t>
+      </w:r>
+      <w:proofErr w:type="spellStart"/>
+      <w:r>
+        <w:t>практиката</w:t>
+      </w:r>
+      <w:proofErr w:type="spellEnd"/>
+      <w:r>
+        <w:t xml:space="preserve"> </w:t>
+      </w:r>
+      <w:proofErr w:type="spellStart"/>
+      <w:r>
+        <w:t>почти</w:t>
+      </w:r>
+      <w:proofErr w:type="spellEnd"/>
+      <w:r>
+        <w:t xml:space="preserve"> </w:t>
+      </w:r>
+      <w:proofErr w:type="spellStart"/>
+      <w:r>
+        <w:t>винаги</w:t>
+      </w:r>
+      <w:proofErr w:type="spellEnd"/>
+      <w:r>
+        <w:t xml:space="preserve"> е </w:t>
+      </w:r>
+      <w:proofErr w:type="spellStart"/>
+      <w:r>
+        <w:t>съпроводено</w:t>
+      </w:r>
+      <w:proofErr w:type="spellEnd"/>
+      <w:r>
+        <w:t xml:space="preserve"> с</w:t>
+      </w:r>
+    </w:p>
+    <w:p>
+      <w:pPr>
+        <w:jc w:val="both"/>
+      </w:pPr>
+      <w:proofErr w:type="spellStart"/>
+      <w:r>
+        <w:t>висока</w:t>
+      </w:r>
+      <w:proofErr w:type="spellEnd"/>
+      <w:r>
+        <w:t xml:space="preserve"> </w:t>
+      </w:r>
+      <w:proofErr w:type="spellStart"/>
+      <w:r>
+        <w:t>степен</w:t>
+      </w:r>
+      <w:proofErr w:type="spellEnd"/>
+      <w:r>
+        <w:t xml:space="preserve"> </w:t>
+      </w:r>
+      <w:proofErr w:type="spellStart"/>
+      <w:r>
+        <w:t>на</w:t>
+      </w:r>
+      <w:proofErr w:type="spellEnd"/>
+      <w:r>
+        <w:t xml:space="preserve"> </w:t>
+      </w:r>
+      <w:proofErr w:type="spellStart"/>
+      <w:r>
+        <w:t>субективност</w:t>
+      </w:r>
+      <w:proofErr w:type="spellEnd"/>
+      <w:r>
+        <w:t xml:space="preserve"> и </w:t>
+      </w:r>
+      <w:proofErr w:type="spellStart"/>
+      <w:r>
+        <w:t>несигурност</w:t>
+      </w:r>
+      <w:proofErr w:type="spellEnd"/>
+      <w:r>
+        <w:t xml:space="preserve"> [13, 323, 335].</w:t>
+      </w:r>
+    </w:p>
+    <w:p>
+      <w:pPr>
+        <w:jc w:val="both"/>
+      </w:pPr>
+      <w:proofErr w:type="spellStart"/>
+      <w:r>
+        <w:t>Настоящата</w:t>
+      </w:r>
+      <w:proofErr w:type="spellEnd"/>
+      <w:r>
+        <w:t xml:space="preserve"> </w:t>
+      </w:r>
+      <w:proofErr w:type="spellStart"/>
+      <w:r>
+        <w:t>разработка</w:t>
+      </w:r>
+      <w:proofErr w:type="spellEnd"/>
+      <w:r>
+        <w:t xml:space="preserve"> </w:t>
+      </w:r>
+      <w:proofErr w:type="spellStart"/>
+      <w:r>
+        <w:t>разглежда</w:t>
+      </w:r>
+      <w:proofErr w:type="spellEnd"/>
+      <w:r>
+        <w:t xml:space="preserve"> </w:t>
+      </w:r>
+      <w:proofErr w:type="spellStart"/>
+      <w:r>
+        <w:t>този</w:t>
+      </w:r>
+      <w:proofErr w:type="spellEnd"/>
+      <w:r>
+        <w:t xml:space="preserve"> </w:t>
+      </w:r>
+      <w:proofErr w:type="spellStart"/>
+      <w:r>
+        <w:t>проблем</w:t>
+      </w:r>
+      <w:proofErr w:type="spellEnd"/>
+      <w:r>
+        <w:t xml:space="preserve"> в </w:t>
+      </w:r>
+      <w:proofErr w:type="spellStart"/>
+      <w:r>
+        <w:t>два</w:t>
+      </w:r>
+      <w:proofErr w:type="spellEnd"/>
+      <w:r>
+        <w:t xml:space="preserve"> </w:t>
+      </w:r>
+      <w:proofErr w:type="spellStart"/>
+      <w:r>
+        <w:t>взаимно</w:t>
+      </w:r>
+      <w:proofErr w:type="spellEnd"/>
+      <w:r>
+        <w:t xml:space="preserve"> </w:t>
+      </w:r>
+      <w:proofErr w:type="spellStart"/>
+      <w:r>
+        <w:t>допълващи</w:t>
+      </w:r>
+      <w:proofErr w:type="spellEnd"/>
+      <w:r>
+        <w:t xml:space="preserve"> </w:t>
+      </w:r>
+      <w:proofErr w:type="spellStart"/>
+      <w:r>
+        <w:t>се</w:t>
+      </w:r>
+      <w:proofErr w:type="spellEnd"/>
+    </w:p>
+    <w:p>
+      <w:pPr>
+        <w:jc w:val="both"/>
+      </w:pPr>
+      <w:proofErr w:type="spellStart"/>
+      <w:r>
+        <w:t>аспекта</w:t>
+      </w:r>
+      <w:proofErr w:type="spellEnd"/>
+      <w:r>
+        <w:t>:</w:t>
+      </w:r>
+    </w:p>
+    <w:p>
+      <w:pPr>
+        <w:jc w:val="both"/>
+      </w:pPr>
+      <w:r>
+        <w:t xml:space="preserve">1) </w:t>
+      </w:r>
+      <w:proofErr w:type="spellStart"/>
+      <w:r>
+        <w:rPr>
+          <w:b/>
+          <w:bCs/>
+        </w:rPr>
+        <w:t>Локален</w:t>
+      </w:r>
+      <w:proofErr w:type="spellEnd"/>
+      <w:r>
+        <w:rPr>
+          <w:b/>
+          <w:bCs/>
+        </w:rPr>
+        <w:t xml:space="preserve"> </w:t>
+      </w:r>
+      <w:proofErr w:type="spellStart"/>
+      <w:r>
+        <w:rPr>
+          <w:b/>
+          <w:bCs/>
+        </w:rPr>
+        <w:t>аспект</w:t>
+      </w:r>
+      <w:proofErr w:type="spellEnd"/>
+      <w:r>
+        <w:rPr>
+          <w:b/>
+          <w:bCs/>
+        </w:rPr>
+        <w:t xml:space="preserve">: </w:t>
+      </w:r>
+      <w:proofErr w:type="spellStart"/>
+      <w:r>
+        <w:t>При</w:t>
+      </w:r>
+      <w:proofErr w:type="spellEnd"/>
+      <w:r>
+        <w:t xml:space="preserve"> </w:t>
+      </w:r>
+      <w:proofErr w:type="spellStart"/>
+      <w:r>
+        <w:t>фиксирани</w:t>
+      </w:r>
+      <w:proofErr w:type="spellEnd"/>
+      <w:r>
+        <w:t xml:space="preserve"> </w:t>
+      </w:r>
+      <w:proofErr w:type="spellStart"/>
+      <w:r>
+        <w:t>тегла</w:t>
+      </w:r>
+      <w:proofErr w:type="spellEnd"/>
+      <w:r>
+        <w:t xml:space="preserve"> </w:t>
+      </w:r>
+      <w:proofErr w:type="spellStart"/>
+      <w:r>
+        <w:t>на</w:t>
+      </w:r>
+      <w:proofErr w:type="spellEnd"/>
+      <w:r>
+        <w:t xml:space="preserve"> </w:t>
+      </w:r>
+      <w:proofErr w:type="spellStart"/>
+      <w:r>
+        <w:t>индикаторите</w:t>
+      </w:r>
+      <w:proofErr w:type="spellEnd"/>
+      <w:r>
+        <w:t xml:space="preserve"> </w:t>
+      </w:r>
+      <w:proofErr w:type="spellStart"/>
+      <w:r>
+        <w:t>се</w:t>
+      </w:r>
+      <w:proofErr w:type="spellEnd"/>
+      <w:r>
+        <w:t xml:space="preserve"> </w:t>
+      </w:r>
+      <w:proofErr w:type="spellStart"/>
+      <w:r>
+        <w:t>изследва</w:t>
+      </w:r>
+      <w:proofErr w:type="spellEnd"/>
+    </w:p>
+    <w:p>
+      <w:pPr>
+        <w:jc w:val="both"/>
+      </w:pPr>
+      <w:proofErr w:type="spellStart"/>
+      <w:r>
+        <w:t>пространството</w:t>
+      </w:r>
+      <w:proofErr w:type="spellEnd"/>
+      <w:r>
+        <w:t xml:space="preserve"> </w:t>
+      </w:r>
+      <w:proofErr w:type="spellStart"/>
+      <w:r>
+        <w:t>от</w:t>
+      </w:r>
+      <w:proofErr w:type="spellEnd"/>
+      <w:r>
+        <w:t xml:space="preserve"> </w:t>
+      </w:r>
+      <w:proofErr w:type="spellStart"/>
+      <w:r>
+        <w:t>решения</w:t>
+      </w:r>
+      <w:proofErr w:type="spellEnd"/>
+      <w:r>
+        <w:t xml:space="preserve"> </w:t>
+      </w:r>
+      <w:proofErr w:type="spellStart"/>
+      <w:r>
+        <w:t>на</w:t>
+      </w:r>
+      <w:proofErr w:type="spellEnd"/>
+      <w:r>
+        <w:t xml:space="preserve"> </w:t>
+      </w:r>
+      <w:proofErr w:type="spellStart"/>
+      <w:r>
+        <w:t>конкретна</w:t>
+      </w:r>
+      <w:proofErr w:type="spellEnd"/>
+      <w:r>
+        <w:t xml:space="preserve"> </w:t>
+      </w:r>
+      <w:proofErr w:type="spellStart"/>
+      <w:r>
+        <w:t>оценъчна</w:t>
+      </w:r>
+      <w:proofErr w:type="spellEnd"/>
+      <w:r>
+        <w:t xml:space="preserve"> </w:t>
+      </w:r>
+      <w:proofErr w:type="spellStart"/>
+      <w:r>
+        <w:t>система</w:t>
+      </w:r>
+      <w:proofErr w:type="spellEnd"/>
+      <w:r>
+        <w:t xml:space="preserve">. </w:t>
+      </w:r>
+      <w:proofErr w:type="spellStart"/>
+      <w:r>
+        <w:t>Търсят</w:t>
+      </w:r>
+      <w:proofErr w:type="spellEnd"/>
+      <w:r>
+        <w:t xml:space="preserve"> </w:t>
+      </w:r>
+      <w:proofErr w:type="spellStart"/>
+      <w:r>
+        <w:t>се</w:t>
+      </w:r>
+      <w:proofErr w:type="spellEnd"/>
+    </w:p>
+    <w:p>
+      <w:pPr>
+        <w:jc w:val="both"/>
+      </w:pPr>
+      <w:proofErr w:type="spellStart"/>
+      <w:r>
+        <w:t>минималните</w:t>
+      </w:r>
+      <w:proofErr w:type="spellEnd"/>
+      <w:r>
+        <w:t xml:space="preserve"> и </w:t>
+      </w:r>
+      <w:proofErr w:type="spellStart"/>
+      <w:r>
+        <w:t>граничните</w:t>
+      </w:r>
+      <w:proofErr w:type="spellEnd"/>
+      <w:r>
+        <w:t xml:space="preserve"> </w:t>
+      </w:r>
+      <w:proofErr w:type="spellStart"/>
+      <w:r>
+        <w:t>конфигурации</w:t>
+      </w:r>
+      <w:proofErr w:type="spellEnd"/>
+      <w:r>
+        <w:t xml:space="preserve"> </w:t>
+      </w:r>
+      <w:proofErr w:type="spellStart"/>
+      <w:r>
+        <w:t>от</w:t>
+      </w:r>
+      <w:proofErr w:type="spellEnd"/>
+      <w:r>
+        <w:t xml:space="preserve"> </w:t>
+      </w:r>
+      <w:proofErr w:type="spellStart"/>
+      <w:r>
+        <w:t>индикаторни</w:t>
+      </w:r>
+      <w:proofErr w:type="spellEnd"/>
+      <w:r>
+        <w:t xml:space="preserve"> </w:t>
+      </w:r>
+      <w:proofErr w:type="spellStart"/>
+      <w:r>
+        <w:t>стойности</w:t>
+      </w:r>
+      <w:proofErr w:type="spellEnd"/>
+      <w:r>
+        <w:t>,</w:t>
+      </w:r>
+    </w:p>
+    <w:p>
+      <w:pPr>
+        <w:jc w:val="both"/>
+      </w:pPr>
+      <w:proofErr w:type="spellStart"/>
+      <w:r>
+        <w:t>необходими</w:t>
+      </w:r>
+      <w:proofErr w:type="spellEnd"/>
+      <w:r>
+        <w:t xml:space="preserve"> </w:t>
+      </w:r>
+      <w:proofErr w:type="spellStart"/>
+      <w:r>
+        <w:t>за</w:t>
+      </w:r>
+      <w:proofErr w:type="spellEnd"/>
+      <w:r>
+        <w:t xml:space="preserve"> </w:t>
+      </w:r>
+      <w:proofErr w:type="spellStart"/>
+      <w:r>
+        <w:t>преминаване</w:t>
+      </w:r>
+      <w:proofErr w:type="spellEnd"/>
+      <w:r>
+        <w:t xml:space="preserve"> </w:t>
+      </w:r>
+      <w:proofErr w:type="spellStart"/>
+      <w:r>
+        <w:t>на</w:t>
+      </w:r>
+      <w:proofErr w:type="spellEnd"/>
+      <w:r>
+        <w:t xml:space="preserve"> </w:t>
+      </w:r>
+      <w:proofErr w:type="spellStart"/>
+      <w:r>
+        <w:t>дадени</w:t>
+      </w:r>
+      <w:proofErr w:type="spellEnd"/>
+      <w:r>
+        <w:t xml:space="preserve"> </w:t>
+      </w:r>
+      <w:proofErr w:type="spellStart"/>
+      <w:r>
+        <w:t>оценъчни</w:t>
+      </w:r>
+      <w:proofErr w:type="spellEnd"/>
+      <w:r>
+        <w:t xml:space="preserve"> </w:t>
+      </w:r>
+      <w:proofErr w:type="spellStart"/>
+      <w:r>
+        <w:t>прагове</w:t>
+      </w:r>
+      <w:proofErr w:type="spellEnd"/>
+      <w:r>
+        <w:t xml:space="preserve"> (</w:t>
+      </w:r>
+      <w:proofErr w:type="spellStart"/>
+      <w:r>
+        <w:t>ниско</w:t>
+      </w:r>
+      <w:proofErr w:type="spellEnd"/>
+      <w:r>
+        <w:t xml:space="preserve">, </w:t>
+      </w:r>
+      <w:proofErr w:type="spellStart"/>
+      <w:r>
+        <w:t>средно</w:t>
+      </w:r>
+      <w:proofErr w:type="spellEnd"/>
+      <w:r>
+        <w:t xml:space="preserve">, </w:t>
+      </w:r>
+      <w:proofErr w:type="spellStart"/>
+      <w:r>
+        <w:t>високо</w:t>
+      </w:r>
+      <w:proofErr w:type="spellEnd"/>
+    </w:p>
+    <w:p>
+      <w:pPr>
+        <w:jc w:val="both"/>
+      </w:pPr>
+      <w:proofErr w:type="spellStart"/>
+      <w:r>
+        <w:t>ниво</w:t>
+      </w:r>
+      <w:proofErr w:type="spellEnd"/>
+      <w:r>
+        <w:t xml:space="preserve">), </w:t>
+      </w:r>
+      <w:proofErr w:type="spellStart"/>
+      <w:r>
+        <w:t>както</w:t>
+      </w:r>
+      <w:proofErr w:type="spellEnd"/>
+      <w:r>
+        <w:t xml:space="preserve"> и </w:t>
+      </w:r>
+      <w:proofErr w:type="spellStart"/>
+      <w:r>
+        <w:t>разкриването</w:t>
+      </w:r>
+      <w:proofErr w:type="spellEnd"/>
+      <w:r>
+        <w:t xml:space="preserve"> </w:t>
+      </w:r>
+      <w:proofErr w:type="spellStart"/>
+      <w:r>
+        <w:t>на</w:t>
+      </w:r>
+      <w:proofErr w:type="spellEnd"/>
+      <w:r>
+        <w:t xml:space="preserve"> </w:t>
+      </w:r>
+      <w:proofErr w:type="spellStart"/>
+      <w:r>
+        <w:t>взаимозаменяемост</w:t>
+      </w:r>
+      <w:proofErr w:type="spellEnd"/>
+      <w:r>
+        <w:t xml:space="preserve"> и </w:t>
+      </w:r>
+      <w:proofErr w:type="spellStart"/>
+      <w:r>
+        <w:t>съвместна</w:t>
+      </w:r>
+      <w:proofErr w:type="spellEnd"/>
+      <w:r>
+        <w:t xml:space="preserve"> </w:t>
+      </w:r>
+      <w:proofErr w:type="spellStart"/>
+      <w:r>
+        <w:t>поява</w:t>
+      </w:r>
+      <w:proofErr w:type="spellEnd"/>
+      <w:r>
+        <w:t xml:space="preserve"> </w:t>
+      </w:r>
+      <w:proofErr w:type="spellStart"/>
+      <w:r>
+        <w:t>на</w:t>
+      </w:r>
+      <w:proofErr w:type="spellEnd"/>
+    </w:p>
+    <w:p>
+      <w:pPr>
+        <w:jc w:val="both"/>
+      </w:pPr>
+      <w:proofErr w:type="spellStart"/>
+      <w:r>
+        <w:t>ключови</w:t>
+      </w:r>
+      <w:proofErr w:type="spellEnd"/>
+      <w:r>
+        <w:t xml:space="preserve"> </w:t>
+      </w:r>
+      <w:proofErr w:type="spellStart"/>
+      <w:r>
+        <w:t>фактори</w:t>
+      </w:r>
+      <w:proofErr w:type="spellEnd"/>
+      <w:r>
+        <w:t>.</w:t>
+      </w:r>
+    </w:p>
+    <w:p>
+      <w:pPr>
+        <w:jc w:val="both"/>
+      </w:pPr>
+      <w:r>
+        <w:t xml:space="preserve">2) </w:t>
+      </w:r>
+      <w:proofErr w:type="spellStart"/>
+      <w:r>
+        <w:rPr>
+          <w:b/>
+          <w:bCs/>
+        </w:rPr>
+        <w:t>Глобален</w:t>
+      </w:r>
+      <w:proofErr w:type="spellEnd"/>
+      <w:r>
+        <w:rPr>
+          <w:b/>
+          <w:bCs/>
+        </w:rPr>
+        <w:t xml:space="preserve"> </w:t>
+      </w:r>
+      <w:proofErr w:type="spellStart"/>
+      <w:r>
+        <w:rPr>
+          <w:b/>
+          <w:bCs/>
+        </w:rPr>
+        <w:t>аспект</w:t>
+      </w:r>
+      <w:proofErr w:type="spellEnd"/>
+      <w:r>
+        <w:rPr>
+          <w:b/>
+          <w:bCs/>
+        </w:rPr>
+        <w:t xml:space="preserve">: </w:t>
+      </w:r>
+      <w:proofErr w:type="spellStart"/>
+      <w:r>
+        <w:t>Пространството</w:t>
+      </w:r>
+      <w:proofErr w:type="spellEnd"/>
+      <w:r>
+        <w:t xml:space="preserve"> </w:t>
+      </w:r>
+      <w:proofErr w:type="spellStart"/>
+      <w:r>
+        <w:t>от</w:t>
+      </w:r>
+      <w:proofErr w:type="spellEnd"/>
+      <w:r>
+        <w:t xml:space="preserve"> </w:t>
+      </w:r>
+      <w:proofErr w:type="spellStart"/>
+      <w:r>
+        <w:t>решения</w:t>
+      </w:r>
+      <w:proofErr w:type="spellEnd"/>
+      <w:r>
+        <w:t xml:space="preserve"> </w:t>
+      </w:r>
+      <w:proofErr w:type="spellStart"/>
+      <w:r>
+        <w:t>се</w:t>
+      </w:r>
+      <w:proofErr w:type="spellEnd"/>
+      <w:r>
+        <w:t xml:space="preserve"> </w:t>
+      </w:r>
+      <w:proofErr w:type="spellStart"/>
+      <w:r>
+        <w:t>изследва</w:t>
+      </w:r>
+      <w:proofErr w:type="spellEnd"/>
+      <w:r>
+        <w:t xml:space="preserve"> в </w:t>
+      </w:r>
+      <w:proofErr w:type="spellStart"/>
+      <w:r>
+        <w:t>условията</w:t>
+      </w:r>
+      <w:proofErr w:type="spellEnd"/>
+      <w:r>
+        <w:t xml:space="preserve"> </w:t>
+      </w:r>
+      <w:proofErr w:type="spellStart"/>
+      <w:r>
+        <w:t>на</w:t>
+      </w:r>
+      <w:proofErr w:type="spellEnd"/>
+    </w:p>
+    <w:p>
+      <w:pPr>
+        <w:jc w:val="both"/>
+      </w:pPr>
+      <w:proofErr w:type="spellStart"/>
+      <w:r>
+        <w:t>вариращи</w:t>
+      </w:r>
+      <w:proofErr w:type="spellEnd"/>
+      <w:r>
+        <w:t xml:space="preserve"> </w:t>
+      </w:r>
+      <w:proofErr w:type="spellStart"/>
+      <w:r>
+        <w:t>тегла</w:t>
+      </w:r>
+      <w:proofErr w:type="spellEnd"/>
+      <w:r>
+        <w:t xml:space="preserve">, </w:t>
+      </w:r>
+      <w:proofErr w:type="spellStart"/>
+      <w:r>
+        <w:t>т.е</w:t>
+      </w:r>
+      <w:proofErr w:type="spellEnd"/>
+      <w:r>
+        <w:t xml:space="preserve">. </w:t>
+      </w:r>
+      <w:proofErr w:type="spellStart"/>
+      <w:r>
+        <w:t>разглежда</w:t>
+      </w:r>
+      <w:proofErr w:type="spellEnd"/>
+      <w:r>
+        <w:t xml:space="preserve"> </w:t>
+      </w:r>
+      <w:proofErr w:type="spellStart"/>
+      <w:r>
+        <w:t>се</w:t>
+      </w:r>
+      <w:proofErr w:type="spellEnd"/>
+      <w:r>
+        <w:t xml:space="preserve"> </w:t>
+      </w:r>
+      <w:proofErr w:type="spellStart"/>
+      <w:r>
+        <w:t>пространство</w:t>
+      </w:r>
+      <w:proofErr w:type="spellEnd"/>
+      <w:r>
+        <w:t xml:space="preserve"> </w:t>
+      </w:r>
+      <w:proofErr w:type="spellStart"/>
+      <w:r>
+        <w:t>от</w:t>
+      </w:r>
+      <w:proofErr w:type="spellEnd"/>
+      <w:r>
+        <w:t xml:space="preserve"> </w:t>
+      </w:r>
+      <w:proofErr w:type="spellStart"/>
+      <w:r>
+        <w:t>оценъчни</w:t>
+      </w:r>
+      <w:proofErr w:type="spellEnd"/>
+      <w:r>
+        <w:t xml:space="preserve"> </w:t>
+      </w:r>
+      <w:proofErr w:type="spellStart"/>
+      <w:r>
+        <w:t>системи</w:t>
+      </w:r>
+      <w:proofErr w:type="spellEnd"/>
+      <w:r>
+        <w:t xml:space="preserve"> [14, 369].</w:t>
+      </w:r>
+    </w:p>
+    <w:p>
+      <w:pPr>
+        <w:jc w:val="both"/>
+      </w:pPr>
+      <w:proofErr w:type="spellStart"/>
+      <w:r>
+        <w:t>Анализира</w:t>
+      </w:r>
+      <w:proofErr w:type="spellEnd"/>
+      <w:r>
+        <w:t xml:space="preserve"> </w:t>
+      </w:r>
+      <w:proofErr w:type="spellStart"/>
+      <w:r>
+        <w:t>се</w:t>
+      </w:r>
+      <w:proofErr w:type="spellEnd"/>
+      <w:r>
+        <w:t xml:space="preserve"> </w:t>
+      </w:r>
+      <w:proofErr w:type="spellStart"/>
+      <w:r>
+        <w:t>геометричната</w:t>
+      </w:r>
+      <w:proofErr w:type="spellEnd"/>
+      <w:r>
+        <w:t xml:space="preserve"> </w:t>
+      </w:r>
+      <w:proofErr w:type="spellStart"/>
+      <w:r>
+        <w:t>промяна</w:t>
+      </w:r>
+      <w:proofErr w:type="spellEnd"/>
+      <w:r>
+        <w:t xml:space="preserve"> </w:t>
+      </w:r>
+      <w:proofErr w:type="spellStart"/>
+      <w:r>
+        <w:t>на</w:t>
+      </w:r>
+      <w:proofErr w:type="spellEnd"/>
+      <w:r>
+        <w:t xml:space="preserve"> </w:t>
+      </w:r>
+      <w:proofErr w:type="spellStart"/>
+      <w:r>
+        <w:t>допустимата</w:t>
+      </w:r>
+      <w:proofErr w:type="spellEnd"/>
+      <w:r>
+        <w:t xml:space="preserve"> </w:t>
+      </w:r>
+      <w:proofErr w:type="spellStart"/>
+      <w:r>
+        <w:t>област</w:t>
+      </w:r>
+      <w:proofErr w:type="spellEnd"/>
+      <w:r>
+        <w:t xml:space="preserve">, </w:t>
+      </w:r>
+      <w:proofErr w:type="spellStart"/>
+      <w:r>
+        <w:t>стабилността</w:t>
+      </w:r>
+      <w:proofErr w:type="spellEnd"/>
+      <w:r>
+        <w:t xml:space="preserve"> </w:t>
+      </w:r>
+      <w:proofErr w:type="spellStart"/>
+      <w:r>
+        <w:t>на</w:t>
+      </w:r>
+      <w:proofErr w:type="spellEnd"/>
+    </w:p>
+    <w:p>
+      <w:pPr>
+        <w:jc w:val="both"/>
+      </w:pPr>
+      <w:proofErr w:type="spellStart"/>
+      <w:r>
+        <w:t>класиранията</w:t>
+      </w:r>
+      <w:proofErr w:type="spellEnd"/>
+      <w:r>
+        <w:t xml:space="preserve"> (</w:t>
+      </w:r>
+      <w:proofErr w:type="spellStart"/>
+      <w:r>
+        <w:t>интервали</w:t>
+      </w:r>
+      <w:proofErr w:type="spellEnd"/>
+      <w:r>
+        <w:t xml:space="preserve"> </w:t>
+      </w:r>
+      <w:proofErr w:type="spellStart"/>
+      <w:r>
+        <w:t>на</w:t>
+      </w:r>
+      <w:proofErr w:type="spellEnd"/>
+      <w:r>
+        <w:t xml:space="preserve"> </w:t>
+      </w:r>
+      <w:proofErr w:type="spellStart"/>
+      <w:r>
+        <w:t>стабилност</w:t>
+      </w:r>
+      <w:proofErr w:type="spellEnd"/>
+      <w:r>
+        <w:t xml:space="preserve">) и </w:t>
+      </w:r>
+      <w:proofErr w:type="spellStart"/>
+      <w:r>
+        <w:t>устойчивостта</w:t>
+      </w:r>
+      <w:proofErr w:type="spellEnd"/>
+      <w:r>
+        <w:t xml:space="preserve"> </w:t>
+      </w:r>
+      <w:proofErr w:type="spellStart"/>
+      <w:r>
+        <w:t>на</w:t>
+      </w:r>
+      <w:proofErr w:type="spellEnd"/>
+      <w:r>
+        <w:t xml:space="preserve"> </w:t>
+      </w:r>
+      <w:proofErr w:type="spellStart"/>
+      <w:r>
+        <w:t>формираните</w:t>
+      </w:r>
+      <w:proofErr w:type="spellEnd"/>
+    </w:p>
+    <w:p>
+      <w:pPr>
+        <w:jc w:val="both"/>
+      </w:pPr>
+      <w:proofErr w:type="spellStart"/>
+      <w:r>
+        <w:t>конфигурации</w:t>
+      </w:r>
+      <w:proofErr w:type="spellEnd"/>
+      <w:r>
+        <w:t xml:space="preserve"> </w:t>
+      </w:r>
+      <w:proofErr w:type="spellStart"/>
+      <w:r>
+        <w:t>на</w:t>
+      </w:r>
+      <w:proofErr w:type="spellEnd"/>
+      <w:r>
+        <w:t xml:space="preserve"> </w:t>
+      </w:r>
+      <w:proofErr w:type="spellStart"/>
+      <w:r>
+        <w:t>решенията</w:t>
+      </w:r>
+      <w:proofErr w:type="spellEnd"/>
+      <w:r>
+        <w:t xml:space="preserve"> [13, 316, 319].</w:t>
+      </w:r>
+    </w:p>
+    <w:p>
+      <w:pPr>
+        <w:jc w:val="both"/>
+        <w:rPr>
+          <w:b/>
+          <w:bCs/>
+        </w:rPr>
+      </w:pPr>
+      <w:proofErr w:type="spellStart"/>
+      <w:r>
+        <w:rPr>
+          <w:b/>
+          <w:bCs/>
+        </w:rPr>
+        <w:t>Обект</w:t>
+      </w:r>
+      <w:proofErr w:type="spellEnd"/>
+      <w:r>
+        <w:rPr>
+          <w:b/>
+          <w:bCs/>
+        </w:rPr>
+        <w:t xml:space="preserve">, </w:t>
+      </w:r>
+      <w:proofErr w:type="spellStart"/>
+      <w:r>
+        <w:rPr>
+          <w:b/>
+          <w:bCs/>
+        </w:rPr>
+        <w:t>предмет</w:t>
+      </w:r>
+      <w:proofErr w:type="spellEnd"/>
+      <w:r>
+        <w:rPr>
+          <w:b/>
+          <w:bCs/>
+        </w:rPr>
+        <w:t xml:space="preserve"> и </w:t>
+      </w:r>
+      <w:proofErr w:type="spellStart"/>
+      <w:r>
+        <w:rPr>
+          <w:b/>
+          <w:bCs/>
+        </w:rPr>
+        <w:t>обхват</w:t>
+      </w:r>
+      <w:proofErr w:type="spellEnd"/>
+      <w:r>
+        <w:rPr>
+          <w:b/>
+          <w:bCs/>
+        </w:rPr>
+        <w:t xml:space="preserve"> </w:t>
+      </w:r>
+      <w:proofErr w:type="spellStart"/>
+      <w:r>
+        <w:rPr>
+          <w:b/>
+          <w:bCs/>
+        </w:rPr>
+        <w:t>на</w:t>
+      </w:r>
+      <w:proofErr w:type="spellEnd"/>
+      <w:r>
+        <w:rPr>
+          <w:b/>
+          <w:bCs/>
+        </w:rPr>
+        <w:t xml:space="preserve"> </w:t>
+      </w:r>
+      <w:proofErr w:type="spellStart"/>
+      <w:r>
+        <w:rPr>
+          <w:b/>
+          <w:bCs/>
+        </w:rPr>
+        <w:t>изследването</w:t>
+      </w:r>
+      <w:proofErr w:type="spellEnd"/>
+    </w:p>
+    <w:p>
+      <w:pPr>
+        <w:jc w:val="both"/>
+      </w:pPr>
+      <w:proofErr w:type="spellStart"/>
+      <w:r>
+        <w:rPr>
+          <w:b/>
+          <w:bCs/>
+        </w:rPr>
+        <w:t>Обект</w:t>
+      </w:r>
+      <w:proofErr w:type="spellEnd"/>
+      <w:r>
+        <w:rPr>
+          <w:b/>
+          <w:bCs/>
+        </w:rPr>
+        <w:t xml:space="preserve"> </w:t>
+      </w:r>
+      <w:proofErr w:type="spellStart"/>
+      <w:r>
+        <w:rPr>
+          <w:b/>
+          <w:bCs/>
+        </w:rPr>
+        <w:t>на</w:t>
+      </w:r>
+      <w:proofErr w:type="spellEnd"/>
+      <w:r>
+        <w:rPr>
+          <w:b/>
+          <w:bCs/>
+        </w:rPr>
+        <w:t xml:space="preserve"> </w:t>
+      </w:r>
+      <w:proofErr w:type="spellStart"/>
+      <w:r>
+        <w:rPr>
+          <w:b/>
+          <w:bCs/>
+        </w:rPr>
+        <w:t>изследването</w:t>
+      </w:r>
+      <w:proofErr w:type="spellEnd"/>
+      <w:r>
+        <w:rPr>
+          <w:b/>
+          <w:bCs/>
+        </w:rPr>
+        <w:t xml:space="preserve"> </w:t>
+      </w:r>
+      <w:proofErr w:type="spellStart"/>
+      <w:r>
+        <w:t>са</w:t>
+      </w:r>
+      <w:proofErr w:type="spellEnd"/>
+      <w:r>
+        <w:t xml:space="preserve"> </w:t>
+      </w:r>
+      <w:proofErr w:type="spellStart"/>
+      <w:r>
+        <w:t>линейните</w:t>
+      </w:r>
+      <w:proofErr w:type="spellEnd"/>
+      <w:r>
+        <w:t xml:space="preserve"> </w:t>
+      </w:r>
+      <w:proofErr w:type="spellStart"/>
+      <w:r>
+        <w:t>многокритериални</w:t>
+      </w:r>
+      <w:proofErr w:type="spellEnd"/>
+      <w:r>
+        <w:t xml:space="preserve"> </w:t>
+      </w:r>
+      <w:proofErr w:type="spellStart"/>
+      <w:r>
+        <w:t>системи</w:t>
+      </w:r>
+      <w:proofErr w:type="spellEnd"/>
+      <w:r>
+        <w:t xml:space="preserve"> </w:t>
+      </w:r>
+      <w:proofErr w:type="spellStart"/>
+      <w:r>
+        <w:t>за</w:t>
+      </w:r>
+      <w:proofErr w:type="spellEnd"/>
+      <w:r>
+        <w:t xml:space="preserve"> </w:t>
+      </w:r>
+      <w:proofErr w:type="spellStart"/>
+      <w:r>
+        <w:t>оценка</w:t>
+      </w:r>
+      <w:proofErr w:type="spellEnd"/>
+      <w:r>
+        <w:t>,</w:t>
+      </w:r>
+    </w:p>
+    <w:p>
+      <w:pPr>
+        <w:jc w:val="both"/>
+      </w:pPr>
+      <w:proofErr w:type="spellStart"/>
+      <w:r>
+        <w:t>базирани</w:t>
+      </w:r>
+      <w:proofErr w:type="spellEnd"/>
+      <w:r>
+        <w:t xml:space="preserve"> </w:t>
+      </w:r>
+      <w:proofErr w:type="spellStart"/>
+      <w:r>
+        <w:t>на</w:t>
+      </w:r>
+      <w:proofErr w:type="spellEnd"/>
+      <w:r>
+        <w:t xml:space="preserve"> </w:t>
+      </w:r>
+      <w:proofErr w:type="spellStart"/>
+      <w:r>
+        <w:t>претеглена</w:t>
+      </w:r>
+      <w:proofErr w:type="spellEnd"/>
+      <w:r>
+        <w:t xml:space="preserve"> </w:t>
+      </w:r>
+      <w:proofErr w:type="spellStart"/>
+      <w:r>
+        <w:t>сума</w:t>
+      </w:r>
+      <w:proofErr w:type="spellEnd"/>
+      <w:r>
+        <w:t xml:space="preserve"> (Weighted Sum Model - WSM) </w:t>
+      </w:r>
+      <w:proofErr w:type="spellStart"/>
+      <w:r>
+        <w:t>на</w:t>
+      </w:r>
+      <w:proofErr w:type="spellEnd"/>
+      <w:r>
+        <w:t xml:space="preserve"> </w:t>
+      </w:r>
+      <w:proofErr w:type="spellStart"/>
+      <w:r>
+        <w:t>нормализирани</w:t>
+      </w:r>
+      <w:proofErr w:type="spellEnd"/>
+    </w:p>
+    <w:p>
+      <w:pPr>
+        <w:jc w:val="both"/>
+      </w:pPr>
+      <w:proofErr w:type="spellStart"/>
+      <w:r>
+        <w:t>индикатори</w:t>
+      </w:r>
+      <w:proofErr w:type="spellEnd"/>
+      <w:r>
+        <w:t xml:space="preserve"> [12, 290].</w:t>
+      </w:r>
+    </w:p>
+    <w:p>
+      <w:pPr>
+        <w:jc w:val="both"/>
+      </w:pPr>
+      <w:proofErr w:type="spellStart"/>
+      <w:r>
+        <w:rPr>
+          <w:b/>
+          <w:bCs/>
+        </w:rPr>
+        <w:t>Предмет</w:t>
+      </w:r>
+      <w:proofErr w:type="spellEnd"/>
+      <w:r>
+        <w:rPr>
+          <w:b/>
+          <w:bCs/>
+        </w:rPr>
+        <w:t xml:space="preserve"> </w:t>
+      </w:r>
+      <w:proofErr w:type="spellStart"/>
+      <w:r>
+        <w:rPr>
+          <w:b/>
+          <w:bCs/>
+        </w:rPr>
+        <w:t>на</w:t>
+      </w:r>
+      <w:proofErr w:type="spellEnd"/>
+      <w:r>
+        <w:rPr>
+          <w:b/>
+          <w:bCs/>
+        </w:rPr>
+        <w:t xml:space="preserve"> </w:t>
+      </w:r>
+      <w:proofErr w:type="spellStart"/>
+      <w:r>
+        <w:rPr>
+          <w:b/>
+          <w:bCs/>
+        </w:rPr>
+        <w:t>изследването</w:t>
+      </w:r>
+      <w:proofErr w:type="spellEnd"/>
+      <w:r>
+        <w:rPr>
+          <w:b/>
+          <w:bCs/>
+        </w:rPr>
+        <w:t xml:space="preserve"> </w:t>
+      </w:r>
+      <w:proofErr w:type="spellStart"/>
+      <w:r>
+        <w:t>са</w:t>
+      </w:r>
+      <w:proofErr w:type="spellEnd"/>
+      <w:r>
+        <w:t xml:space="preserve"> </w:t>
+      </w:r>
+      <w:proofErr w:type="spellStart"/>
+      <w:r>
+        <w:t>пространствата</w:t>
+      </w:r>
+      <w:proofErr w:type="spellEnd"/>
+      <w:r>
+        <w:t xml:space="preserve"> </w:t>
+      </w:r>
+      <w:proofErr w:type="spellStart"/>
+      <w:r>
+        <w:t>от</w:t>
+      </w:r>
+      <w:proofErr w:type="spellEnd"/>
+      <w:r>
+        <w:t xml:space="preserve"> </w:t>
+      </w:r>
+      <w:proofErr w:type="spellStart"/>
+      <w:r>
+        <w:t>възможни</w:t>
+      </w:r>
+      <w:proofErr w:type="spellEnd"/>
+      <w:r>
+        <w:t xml:space="preserve"> </w:t>
+      </w:r>
+      <w:proofErr w:type="spellStart"/>
+      <w:r>
+        <w:t>решения</w:t>
+      </w:r>
+      <w:proofErr w:type="spellEnd"/>
+      <w:r>
+        <w:t>,</w:t>
+      </w:r>
+    </w:p>
+    <w:p>
+      <w:pPr>
+        <w:jc w:val="both"/>
+      </w:pPr>
+      <w:proofErr w:type="spellStart"/>
+      <w:r>
+        <w:t>допустимите</w:t>
+      </w:r>
+      <w:proofErr w:type="spellEnd"/>
+      <w:r>
+        <w:t xml:space="preserve"> </w:t>
+      </w:r>
+      <w:proofErr w:type="spellStart"/>
+      <w:r>
+        <w:t>конфигурации</w:t>
+      </w:r>
+      <w:proofErr w:type="spellEnd"/>
+      <w:r>
+        <w:t xml:space="preserve"> </w:t>
+      </w:r>
+      <w:proofErr w:type="spellStart"/>
+      <w:r>
+        <w:t>от</w:t>
+      </w:r>
+      <w:proofErr w:type="spellEnd"/>
+      <w:r>
+        <w:t xml:space="preserve"> </w:t>
+      </w:r>
+      <w:proofErr w:type="spellStart"/>
+      <w:r>
+        <w:t>стойности</w:t>
+      </w:r>
+      <w:proofErr w:type="spellEnd"/>
+      <w:r>
+        <w:t xml:space="preserve"> и </w:t>
+      </w:r>
+      <w:proofErr w:type="spellStart"/>
+      <w:r>
+        <w:t>множеството</w:t>
+      </w:r>
+      <w:proofErr w:type="spellEnd"/>
+      <w:r>
+        <w:t xml:space="preserve"> </w:t>
+      </w:r>
+      <w:proofErr w:type="spellStart"/>
+      <w:r>
+        <w:t>от</w:t>
+      </w:r>
+      <w:proofErr w:type="spellEnd"/>
+      <w:r>
+        <w:t xml:space="preserve"> </w:t>
+      </w:r>
+      <w:proofErr w:type="spellStart"/>
+      <w:r>
+        <w:t>оценъчни</w:t>
+      </w:r>
+      <w:proofErr w:type="spellEnd"/>
+      <w:r>
+        <w:t xml:space="preserve"> </w:t>
+      </w:r>
+      <w:proofErr w:type="spellStart"/>
+      <w:r>
+        <w:t>системи</w:t>
+      </w:r>
+      <w:proofErr w:type="spellEnd"/>
+      <w:r>
+        <w:t>,</w:t>
+      </w:r>
+    </w:p>
+    <w:p>
+      <w:pPr>
+        <w:jc w:val="both"/>
+      </w:pPr>
+      <w:proofErr w:type="spellStart"/>
+      <w:r>
+        <w:t>получени</w:t>
+      </w:r>
+      <w:proofErr w:type="spellEnd"/>
+      <w:r>
+        <w:t xml:space="preserve"> </w:t>
+      </w:r>
+      <w:proofErr w:type="spellStart"/>
+      <w:r>
+        <w:t>при</w:t>
+      </w:r>
+      <w:proofErr w:type="spellEnd"/>
+      <w:r>
+        <w:t xml:space="preserve"> </w:t>
+      </w:r>
+      <w:proofErr w:type="spellStart"/>
+      <w:r>
+        <w:t>промяна</w:t>
+      </w:r>
+      <w:proofErr w:type="spellEnd"/>
+      <w:r>
+        <w:t xml:space="preserve"> </w:t>
+      </w:r>
+      <w:proofErr w:type="spellStart"/>
+      <w:r>
+        <w:t>на</w:t>
+      </w:r>
+      <w:proofErr w:type="spellEnd"/>
+      <w:r>
+        <w:t xml:space="preserve"> </w:t>
+      </w:r>
+      <w:proofErr w:type="spellStart"/>
+      <w:r>
+        <w:t>тегловите</w:t>
+      </w:r>
+      <w:proofErr w:type="spellEnd"/>
+      <w:r>
+        <w:t xml:space="preserve"> </w:t>
+      </w:r>
+      <w:proofErr w:type="spellStart"/>
+      <w:r>
+        <w:t>структури</w:t>
+      </w:r>
+      <w:proofErr w:type="spellEnd"/>
+      <w:r>
+        <w:t xml:space="preserve"> и </w:t>
+      </w:r>
+      <w:proofErr w:type="spellStart"/>
+      <w:r>
+        <w:t>праговите</w:t>
+      </w:r>
+      <w:proofErr w:type="spellEnd"/>
+      <w:r>
+        <w:t xml:space="preserve"> </w:t>
+      </w:r>
+      <w:proofErr w:type="spellStart"/>
+      <w:r>
+        <w:t>нива</w:t>
+      </w:r>
+      <w:proofErr w:type="spellEnd"/>
+      <w:r>
+        <w:t xml:space="preserve"> [14, 372].</w:t>
+      </w:r>
+    </w:p>
+    <w:p>
+      <w:pPr>
+        <w:jc w:val="both"/>
+      </w:pPr>
+      <w:proofErr w:type="spellStart"/>
+      <w:r>
+        <w:rPr>
+          <w:b/>
+          <w:bCs/>
+        </w:rPr>
+        <w:t>Обхватът</w:t>
+      </w:r>
+      <w:proofErr w:type="spellEnd"/>
+      <w:r>
+        <w:rPr>
+          <w:b/>
+          <w:bCs/>
+        </w:rPr>
+        <w:t xml:space="preserve"> </w:t>
+      </w:r>
+      <w:proofErr w:type="spellStart"/>
+      <w:r>
+        <w:rPr>
+          <w:b/>
+          <w:bCs/>
+        </w:rPr>
+        <w:t>на</w:t>
+      </w:r>
+      <w:proofErr w:type="spellEnd"/>
+      <w:r>
+        <w:rPr>
+          <w:b/>
+          <w:bCs/>
+        </w:rPr>
+        <w:t xml:space="preserve"> </w:t>
+      </w:r>
+      <w:proofErr w:type="spellStart"/>
+      <w:r>
+        <w:rPr>
+          <w:b/>
+          <w:bCs/>
+        </w:rPr>
+        <w:t>изследването</w:t>
+      </w:r>
+      <w:proofErr w:type="spellEnd"/>
+      <w:r>
+        <w:rPr>
+          <w:b/>
+          <w:bCs/>
+        </w:rPr>
+        <w:t xml:space="preserve"> </w:t>
+      </w:r>
+      <w:proofErr w:type="spellStart"/>
+      <w:r>
+        <w:t>обхваща</w:t>
+      </w:r>
+      <w:proofErr w:type="spellEnd"/>
+      <w:r>
+        <w:t xml:space="preserve"> </w:t>
+      </w:r>
+      <w:proofErr w:type="spellStart"/>
+      <w:r>
+        <w:t>моделирането</w:t>
+      </w:r>
+      <w:proofErr w:type="spellEnd"/>
+      <w:r>
+        <w:t xml:space="preserve"> и </w:t>
+      </w:r>
+      <w:proofErr w:type="spellStart"/>
+      <w:r>
+        <w:t>анализа</w:t>
+      </w:r>
+      <w:proofErr w:type="spellEnd"/>
+      <w:r>
+        <w:t xml:space="preserve"> </w:t>
+      </w:r>
+      <w:proofErr w:type="spellStart"/>
+      <w:r>
+        <w:t>на</w:t>
+      </w:r>
+      <w:proofErr w:type="spellEnd"/>
+      <w:r>
+        <w:t xml:space="preserve"> </w:t>
+      </w:r>
+      <w:proofErr w:type="spellStart"/>
+      <w:r>
+        <w:t>синтетично</w:t>
+      </w:r>
+      <w:proofErr w:type="spellEnd"/>
+    </w:p>
+    <w:p>
+      <w:pPr>
+        <w:jc w:val="both"/>
+      </w:pPr>
+      <w:proofErr w:type="spellStart"/>
+      <w:r>
+        <w:t>генерирани</w:t>
+      </w:r>
+      <w:proofErr w:type="spellEnd"/>
+      <w:r>
+        <w:t xml:space="preserve"> </w:t>
+      </w:r>
+      <w:proofErr w:type="spellStart"/>
+      <w:r>
+        <w:t>системи</w:t>
+      </w:r>
+      <w:proofErr w:type="spellEnd"/>
+      <w:r>
+        <w:t xml:space="preserve">, </w:t>
+      </w:r>
+      <w:proofErr w:type="spellStart"/>
+      <w:r>
+        <w:t>при</w:t>
+      </w:r>
+      <w:proofErr w:type="spellEnd"/>
+      <w:r>
+        <w:t xml:space="preserve"> </w:t>
+      </w:r>
+      <w:proofErr w:type="spellStart"/>
+      <w:r>
+        <w:t>които</w:t>
+      </w:r>
+      <w:proofErr w:type="spellEnd"/>
+      <w:r>
+        <w:t xml:space="preserve"> </w:t>
+      </w:r>
+      <w:proofErr w:type="spellStart"/>
+      <w:r>
+        <w:t>всички</w:t>
+      </w:r>
+      <w:proofErr w:type="spellEnd"/>
+      <w:r>
+        <w:t xml:space="preserve"> </w:t>
+      </w:r>
+      <w:proofErr w:type="spellStart"/>
+      <w:r>
+        <w:t>индикатори</w:t>
+      </w:r>
+      <w:proofErr w:type="spellEnd"/>
+      <w:r>
+        <w:t xml:space="preserve"> </w:t>
+      </w:r>
+      <w:proofErr w:type="spellStart"/>
+      <w:r>
+        <w:t>са</w:t>
+      </w:r>
+      <w:proofErr w:type="spellEnd"/>
+      <w:r>
+        <w:t xml:space="preserve"> </w:t>
+      </w:r>
+      <w:proofErr w:type="spellStart"/>
+      <w:r>
+        <w:t>нормализирани</w:t>
+      </w:r>
+      <w:proofErr w:type="spellEnd"/>
+      <w:r>
+        <w:t xml:space="preserve"> в</w:t>
+      </w:r>
+    </w:p>
+    <w:p>
+      <w:pPr>
+        <w:jc w:val="both"/>
+      </w:pPr>
+      <w:proofErr w:type="spellStart"/>
+      <w:r>
+        <w:lastRenderedPageBreak/>
+        <w:t>интервала</w:t>
+      </w:r>
+      <w:proofErr w:type="spellEnd"/>
+      <w:r>
+        <w:t xml:space="preserve"> [0, 1], а </w:t>
+      </w:r>
+      <w:proofErr w:type="spellStart"/>
+      <w:r>
+        <w:t>теглата</w:t>
+      </w:r>
+      <w:proofErr w:type="spellEnd"/>
+      <w:r>
+        <w:t xml:space="preserve"> </w:t>
+      </w:r>
+      <w:proofErr w:type="spellStart"/>
+      <w:r>
+        <w:t>удовлетворяват</w:t>
+      </w:r>
+      <w:proofErr w:type="spellEnd"/>
+      <w:r>
+        <w:t xml:space="preserve"> </w:t>
+      </w:r>
+      <w:proofErr w:type="spellStart"/>
+      <w:r>
+        <w:t>нормализационното</w:t>
+      </w:r>
+      <w:proofErr w:type="spellEnd"/>
+      <w:r>
+        <w:t xml:space="preserve"> </w:t>
+      </w:r>
+      <w:proofErr w:type="spellStart"/>
+      <w:r>
+        <w:t>ограничение</w:t>
+      </w:r>
+      <w:proofErr w:type="spellEnd"/>
+      <w:r>
+        <w:t xml:space="preserve"> </w:t>
+      </w:r>
+      <w:proofErr w:type="spellStart"/>
+      <w:r>
+        <w:t>за</w:t>
+      </w:r>
+      <w:proofErr w:type="spellEnd"/>
+    </w:p>
+    <w:p>
+      <w:pPr>
+        <w:jc w:val="both"/>
+      </w:pPr>
+      <w:proofErr w:type="spellStart"/>
+      <w:r>
+        <w:t>сума</w:t>
+      </w:r>
+      <w:proofErr w:type="spellEnd"/>
+      <w:r>
+        <w:t xml:space="preserve">, </w:t>
+      </w:r>
+      <w:proofErr w:type="spellStart"/>
+      <w:r>
+        <w:t>равна</w:t>
+      </w:r>
+      <w:proofErr w:type="spellEnd"/>
+      <w:r>
+        <w:t xml:space="preserve"> </w:t>
+      </w:r>
+      <w:proofErr w:type="spellStart"/>
+      <w:r>
+        <w:t>на</w:t>
+      </w:r>
+      <w:proofErr w:type="spellEnd"/>
+      <w:r>
+        <w:t xml:space="preserve"> </w:t>
+      </w:r>
+      <w:proofErr w:type="spellStart"/>
+      <w:r>
+        <w:t>единица</w:t>
+      </w:r>
+      <w:proofErr w:type="spellEnd"/>
+      <w:r>
+        <w:t xml:space="preserve"> [5, 115]. </w:t>
+      </w:r>
+      <w:proofErr w:type="spellStart"/>
+      <w:r>
+        <w:t>Това</w:t>
+      </w:r>
+      <w:proofErr w:type="spellEnd"/>
+      <w:r>
+        <w:t xml:space="preserve"> </w:t>
+      </w:r>
+      <w:proofErr w:type="spellStart"/>
+      <w:r>
+        <w:t>гарантира</w:t>
+      </w:r>
+      <w:proofErr w:type="spellEnd"/>
+      <w:r>
+        <w:t xml:space="preserve"> </w:t>
+      </w:r>
+      <w:proofErr w:type="spellStart"/>
+      <w:r>
+        <w:t>общ</w:t>
+      </w:r>
+      <w:proofErr w:type="spellEnd"/>
+      <w:r>
+        <w:t xml:space="preserve"> </w:t>
+      </w:r>
+      <w:proofErr w:type="spellStart"/>
+      <w:r>
+        <w:t>математически</w:t>
+      </w:r>
+      <w:proofErr w:type="spellEnd"/>
+      <w:r>
+        <w:t xml:space="preserve"> </w:t>
+      </w:r>
+      <w:proofErr w:type="spellStart"/>
+      <w:r>
+        <w:t>характер</w:t>
+      </w:r>
+      <w:proofErr w:type="spellEnd"/>
+      <w:r>
+        <w:t xml:space="preserve"> </w:t>
+      </w:r>
+      <w:proofErr w:type="spellStart"/>
+      <w:r>
+        <w:t>на</w:t>
+      </w:r>
+      <w:proofErr w:type="spellEnd"/>
+    </w:p>
+    <w:p>
+      <w:pPr>
+        <w:jc w:val="both"/>
+      </w:pPr>
+      <w:proofErr w:type="spellStart"/>
+      <w:r>
+        <w:t>разработения</w:t>
+      </w:r>
+      <w:proofErr w:type="spellEnd"/>
+      <w:r>
+        <w:t xml:space="preserve"> </w:t>
+      </w:r>
+      <w:proofErr w:type="spellStart"/>
+      <w:r>
+        <w:t>подход</w:t>
+      </w:r>
+      <w:proofErr w:type="spellEnd"/>
+      <w:r>
+        <w:t xml:space="preserve">. </w:t>
+      </w:r>
+      <w:proofErr w:type="spellStart"/>
+      <w:r>
+        <w:t>Изследването</w:t>
+      </w:r>
+      <w:proofErr w:type="spellEnd"/>
+      <w:r>
+        <w:t xml:space="preserve"> </w:t>
+      </w:r>
+      <w:proofErr w:type="spellStart"/>
+      <w:r>
+        <w:t>се</w:t>
+      </w:r>
+      <w:proofErr w:type="spellEnd"/>
+      <w:r>
+        <w:t xml:space="preserve"> </w:t>
+      </w:r>
+      <w:proofErr w:type="spellStart"/>
+      <w:r>
+        <w:t>демонстрира</w:t>
+      </w:r>
+      <w:proofErr w:type="spellEnd"/>
+      <w:r>
+        <w:t xml:space="preserve"> </w:t>
+      </w:r>
+      <w:proofErr w:type="spellStart"/>
+      <w:r>
+        <w:t>чрез</w:t>
+      </w:r>
+      <w:proofErr w:type="spellEnd"/>
+      <w:r>
+        <w:t xml:space="preserve"> </w:t>
+      </w:r>
+      <w:proofErr w:type="spellStart"/>
+      <w:r>
+        <w:t>приложен</w:t>
+      </w:r>
+      <w:proofErr w:type="spellEnd"/>
+      <w:r>
+        <w:t xml:space="preserve"> </w:t>
+      </w:r>
+      <w:proofErr w:type="spellStart"/>
+      <w:r>
+        <w:t>модел</w:t>
+      </w:r>
+      <w:proofErr w:type="spellEnd"/>
+      <w:r>
+        <w:t xml:space="preserve"> </w:t>
+      </w:r>
+      <w:proofErr w:type="spellStart"/>
+      <w:r>
+        <w:t>за</w:t>
+      </w:r>
+      <w:proofErr w:type="spellEnd"/>
+    </w:p>
+    <w:p>
+      <w:pPr>
+        <w:jc w:val="both"/>
+      </w:pPr>
+      <w:proofErr w:type="spellStart"/>
+      <w:r>
+        <w:t>електроенергиен</w:t>
+      </w:r>
+      <w:proofErr w:type="spellEnd"/>
+      <w:r>
+        <w:t xml:space="preserve"> </w:t>
+      </w:r>
+      <w:proofErr w:type="spellStart"/>
+      <w:r>
+        <w:t>баланс</w:t>
+      </w:r>
+      <w:proofErr w:type="spellEnd"/>
+      <w:r>
+        <w:t xml:space="preserve">, </w:t>
+      </w:r>
+      <w:proofErr w:type="spellStart"/>
+      <w:r>
+        <w:t>включващ</w:t>
+      </w:r>
+      <w:proofErr w:type="spellEnd"/>
+      <w:r>
+        <w:t xml:space="preserve"> </w:t>
+      </w:r>
+      <w:proofErr w:type="spellStart"/>
+      <w:r>
+        <w:t>променливи</w:t>
+      </w:r>
+      <w:proofErr w:type="spellEnd"/>
+      <w:r>
+        <w:t xml:space="preserve"> </w:t>
+      </w:r>
+      <w:proofErr w:type="spellStart"/>
+      <w:r>
+        <w:t>за</w:t>
+      </w:r>
+      <w:proofErr w:type="spellEnd"/>
+      <w:r>
+        <w:t xml:space="preserve"> </w:t>
+      </w:r>
+      <w:proofErr w:type="spellStart"/>
+      <w:r>
+        <w:t>производство</w:t>
+      </w:r>
+      <w:proofErr w:type="spellEnd"/>
+      <w:r>
+        <w:t xml:space="preserve"> </w:t>
+      </w:r>
+      <w:proofErr w:type="spellStart"/>
+      <w:r>
+        <w:t>на</w:t>
+      </w:r>
+      <w:proofErr w:type="spellEnd"/>
+      <w:r>
+        <w:t xml:space="preserve"> </w:t>
+      </w:r>
+      <w:proofErr w:type="spellStart"/>
+      <w:r>
+        <w:t>ток</w:t>
+      </w:r>
+      <w:proofErr w:type="spellEnd"/>
+    </w:p>
+    <w:p>
+      <w:pPr>
+        <w:jc w:val="both"/>
+      </w:pPr>
+      <w:r>
+        <w:t>(</w:t>
+      </w:r>
+      <w:proofErr w:type="spellStart"/>
+      <w:r>
+        <w:t>фосилно</w:t>
+      </w:r>
+      <w:proofErr w:type="spellEnd"/>
+      <w:r>
+        <w:t xml:space="preserve">, </w:t>
+      </w:r>
+      <w:proofErr w:type="spellStart"/>
+      <w:r>
+        <w:t>ядрено</w:t>
+      </w:r>
+      <w:proofErr w:type="spellEnd"/>
+      <w:r>
+        <w:t xml:space="preserve">, </w:t>
+      </w:r>
+      <w:proofErr w:type="spellStart"/>
+      <w:r>
+        <w:t>фотоволтаично</w:t>
+      </w:r>
+      <w:proofErr w:type="spellEnd"/>
+      <w:r>
+        <w:t xml:space="preserve">, </w:t>
+      </w:r>
+      <w:proofErr w:type="spellStart"/>
+      <w:r>
+        <w:t>вятърно</w:t>
+      </w:r>
+      <w:proofErr w:type="spellEnd"/>
+      <w:r>
+        <w:t xml:space="preserve">), </w:t>
+      </w:r>
+      <w:proofErr w:type="spellStart"/>
+      <w:r>
+        <w:t>капацитет</w:t>
+      </w:r>
+      <w:proofErr w:type="spellEnd"/>
+      <w:r>
+        <w:t xml:space="preserve"> </w:t>
+      </w:r>
+      <w:proofErr w:type="spellStart"/>
+      <w:r>
+        <w:t>за</w:t>
+      </w:r>
+      <w:proofErr w:type="spellEnd"/>
+      <w:r>
+        <w:t xml:space="preserve"> </w:t>
+      </w:r>
+      <w:proofErr w:type="spellStart"/>
+      <w:r>
+        <w:t>съхранение</w:t>
+      </w:r>
+      <w:proofErr w:type="spellEnd"/>
+      <w:r>
+        <w:t xml:space="preserve"> </w:t>
+      </w:r>
+      <w:proofErr w:type="spellStart"/>
+      <w:r>
+        <w:t>на</w:t>
+      </w:r>
+      <w:proofErr w:type="spellEnd"/>
+    </w:p>
+    <w:p>
+      <w:pPr>
+        <w:jc w:val="both"/>
+      </w:pPr>
+      <w:proofErr w:type="spellStart"/>
+      <w:r>
+        <w:t>енергия</w:t>
+      </w:r>
+      <w:proofErr w:type="spellEnd"/>
+      <w:r>
+        <w:t xml:space="preserve">, </w:t>
+      </w:r>
+      <w:proofErr w:type="spellStart"/>
+      <w:r>
+        <w:t>сезонно</w:t>
+      </w:r>
+      <w:proofErr w:type="spellEnd"/>
+      <w:r>
+        <w:t xml:space="preserve"> </w:t>
+      </w:r>
+      <w:proofErr w:type="spellStart"/>
+      <w:r>
+        <w:t>потребление</w:t>
+      </w:r>
+      <w:proofErr w:type="spellEnd"/>
+      <w:r>
+        <w:t xml:space="preserve"> (supply and demand) и </w:t>
+      </w:r>
+      <w:proofErr w:type="spellStart"/>
+      <w:r>
+        <w:t>мрежови</w:t>
+      </w:r>
+      <w:proofErr w:type="spellEnd"/>
+      <w:r>
+        <w:t xml:space="preserve"> </w:t>
+      </w:r>
+      <w:proofErr w:type="spellStart"/>
+      <w:r>
+        <w:t>топлинни</w:t>
+      </w:r>
+      <w:proofErr w:type="spellEnd"/>
+      <w:r>
+        <w:t xml:space="preserve"> </w:t>
+      </w:r>
+      <w:proofErr w:type="spellStart"/>
+      <w:r>
+        <w:t>загуби</w:t>
+      </w:r>
+      <w:proofErr w:type="spellEnd"/>
+    </w:p>
+    <w:p>
+      <w:pPr>
+        <w:jc w:val="both"/>
+      </w:pPr>
+      <w:r>
+        <w:t>[39, 727, 728].</w:t>
+      </w:r>
+    </w:p>
+    <w:p>
+      <w:pPr>
+        <w:jc w:val="both"/>
+        <w:rPr>
+          <w:b/>
+          <w:bCs/>
+        </w:rPr>
+      </w:pPr>
+      <w:r>
+        <w:rPr>
+          <w:b/>
+          <w:bCs/>
+        </w:rPr>
+        <w:t xml:space="preserve">Изследователски </w:t>
+      </w:r>
+      <w:proofErr w:type="spellStart"/>
+      <w:r>
+        <w:rPr>
+          <w:b/>
+          <w:bCs/>
+        </w:rPr>
+        <w:t>въпроси</w:t>
+      </w:r>
+      <w:proofErr w:type="spellEnd"/>
+    </w:p>
+    <w:p>
+      <w:pPr>
+        <w:jc w:val="both"/>
+      </w:pPr>
+      <w:proofErr w:type="spellStart"/>
+      <w:r>
+        <w:t>За</w:t>
+      </w:r>
+      <w:proofErr w:type="spellEnd"/>
+      <w:r>
+        <w:t xml:space="preserve"> </w:t>
+      </w:r>
+      <w:proofErr w:type="spellStart"/>
+      <w:r>
+        <w:t>постигане</w:t>
+      </w:r>
+      <w:proofErr w:type="spellEnd"/>
+      <w:r>
+        <w:t xml:space="preserve"> </w:t>
+      </w:r>
+      <w:proofErr w:type="spellStart"/>
+      <w:r>
+        <w:t>на</w:t>
+      </w:r>
+      <w:proofErr w:type="spellEnd"/>
+      <w:r>
+        <w:t xml:space="preserve"> </w:t>
+      </w:r>
+      <w:proofErr w:type="spellStart"/>
+      <w:r>
+        <w:t>целите</w:t>
+      </w:r>
+      <w:proofErr w:type="spellEnd"/>
+      <w:r>
+        <w:t xml:space="preserve"> </w:t>
+      </w:r>
+      <w:proofErr w:type="spellStart"/>
+      <w:r>
+        <w:t>на</w:t>
+      </w:r>
+      <w:proofErr w:type="spellEnd"/>
+      <w:r>
+        <w:t xml:space="preserve"> </w:t>
+      </w:r>
+      <w:proofErr w:type="spellStart"/>
+      <w:r>
+        <w:t>дипломната</w:t>
+      </w:r>
+      <w:proofErr w:type="spellEnd"/>
+      <w:r>
+        <w:t xml:space="preserve"> </w:t>
+      </w:r>
+      <w:proofErr w:type="spellStart"/>
+      <w:r>
+        <w:t>работа</w:t>
+      </w:r>
+      <w:proofErr w:type="spellEnd"/>
+      <w:r>
+        <w:t xml:space="preserve"> </w:t>
+      </w:r>
+      <w:proofErr w:type="spellStart"/>
+      <w:r>
+        <w:t>се</w:t>
+      </w:r>
+      <w:proofErr w:type="spellEnd"/>
+      <w:r>
+        <w:t xml:space="preserve"> </w:t>
+      </w:r>
+      <w:proofErr w:type="spellStart"/>
+      <w:r>
+        <w:t>формулират</w:t>
+      </w:r>
+      <w:proofErr w:type="spellEnd"/>
+      <w:r>
+        <w:t xml:space="preserve"> </w:t>
+      </w:r>
+      <w:proofErr w:type="spellStart"/>
+      <w:r>
+        <w:t>следните</w:t>
+      </w:r>
+      <w:proofErr w:type="spellEnd"/>
+      <w:r>
+        <w:t xml:space="preserve"> </w:t>
+      </w:r>
+      <w:proofErr w:type="spellStart"/>
+      <w:r>
+        <w:t>четири</w:t>
+      </w:r>
+      <w:proofErr w:type="spellEnd"/>
+    </w:p>
+    <w:p>
+      <w:pPr>
+        <w:jc w:val="both"/>
+      </w:pPr>
+      <w:proofErr w:type="spellStart"/>
+      <w:r>
+        <w:t>изследователски</w:t>
+      </w:r>
+      <w:proofErr w:type="spellEnd"/>
+      <w:r>
+        <w:t xml:space="preserve"> </w:t>
+      </w:r>
+      <w:proofErr w:type="spellStart"/>
+      <w:r>
+        <w:t>въпроса</w:t>
+      </w:r>
+      <w:proofErr w:type="spellEnd"/>
+      <w:r>
+        <w:t xml:space="preserve"> (Research Questions - RQ):</w:t>
+      </w:r>
+    </w:p>
+    <w:p>
+      <w:pPr>
+        <w:jc w:val="both"/>
+      </w:pPr>
+      <w:r>
+        <w:t xml:space="preserve">• </w:t>
+      </w:r>
+      <w:r>
+        <w:rPr>
+          <w:b/>
+          <w:bCs/>
+        </w:rPr>
+        <w:t xml:space="preserve">RQ1: </w:t>
+      </w:r>
+      <w:proofErr w:type="spellStart"/>
+      <w:r>
+        <w:t>Как</w:t>
+      </w:r>
+      <w:proofErr w:type="spellEnd"/>
+      <w:r>
+        <w:t xml:space="preserve"> </w:t>
+      </w:r>
+      <w:proofErr w:type="spellStart"/>
+      <w:r>
+        <w:t>могат</w:t>
+      </w:r>
+      <w:proofErr w:type="spellEnd"/>
+      <w:r>
+        <w:t xml:space="preserve"> </w:t>
+      </w:r>
+      <w:proofErr w:type="spellStart"/>
+      <w:r>
+        <w:t>да</w:t>
+      </w:r>
+      <w:proofErr w:type="spellEnd"/>
+      <w:r>
+        <w:t xml:space="preserve"> </w:t>
+      </w:r>
+      <w:proofErr w:type="spellStart"/>
+      <w:r>
+        <w:t>се</w:t>
+      </w:r>
+      <w:proofErr w:type="spellEnd"/>
+      <w:r>
+        <w:t xml:space="preserve"> </w:t>
+      </w:r>
+      <w:proofErr w:type="spellStart"/>
+      <w:r>
+        <w:t>откриват</w:t>
+      </w:r>
+      <w:proofErr w:type="spellEnd"/>
+      <w:r>
+        <w:t xml:space="preserve">, </w:t>
+      </w:r>
+      <w:proofErr w:type="spellStart"/>
+      <w:r>
+        <w:t>изброяват</w:t>
+      </w:r>
+      <w:proofErr w:type="spellEnd"/>
+      <w:r>
+        <w:t xml:space="preserve"> и </w:t>
+      </w:r>
+      <w:proofErr w:type="spellStart"/>
+      <w:r>
+        <w:t>описват</w:t>
+      </w:r>
+      <w:proofErr w:type="spellEnd"/>
+      <w:r>
+        <w:t xml:space="preserve"> </w:t>
+      </w:r>
+      <w:proofErr w:type="spellStart"/>
+      <w:r>
+        <w:t>допустимите</w:t>
+      </w:r>
+      <w:proofErr w:type="spellEnd"/>
+      <w:r>
+        <w:t xml:space="preserve">, </w:t>
+      </w:r>
+      <w:proofErr w:type="spellStart"/>
+      <w:r>
+        <w:t>граничните</w:t>
+      </w:r>
+      <w:proofErr w:type="spellEnd"/>
+    </w:p>
+    <w:p>
+      <w:pPr>
+        <w:jc w:val="both"/>
+      </w:pPr>
+      <w:r>
+        <w:t xml:space="preserve">и </w:t>
+      </w:r>
+      <w:proofErr w:type="spellStart"/>
+      <w:r>
+        <w:t>минималните</w:t>
+      </w:r>
+      <w:proofErr w:type="spellEnd"/>
+      <w:r>
+        <w:t xml:space="preserve"> </w:t>
+      </w:r>
+      <w:proofErr w:type="spellStart"/>
+      <w:r>
+        <w:t>конфигурации</w:t>
+      </w:r>
+      <w:proofErr w:type="spellEnd"/>
+      <w:r>
+        <w:t xml:space="preserve"> </w:t>
+      </w:r>
+      <w:proofErr w:type="spellStart"/>
+      <w:r>
+        <w:t>от</w:t>
+      </w:r>
+      <w:proofErr w:type="spellEnd"/>
+      <w:r>
+        <w:t xml:space="preserve"> </w:t>
+      </w:r>
+      <w:proofErr w:type="spellStart"/>
+      <w:r>
+        <w:t>стойности</w:t>
+      </w:r>
+      <w:proofErr w:type="spellEnd"/>
+      <w:r>
+        <w:t xml:space="preserve"> </w:t>
+      </w:r>
+      <w:proofErr w:type="spellStart"/>
+      <w:r>
+        <w:t>на</w:t>
+      </w:r>
+      <w:proofErr w:type="spellEnd"/>
+      <w:r>
+        <w:t xml:space="preserve"> </w:t>
+      </w:r>
+      <w:proofErr w:type="spellStart"/>
+      <w:r>
+        <w:t>индикаторите</w:t>
+      </w:r>
+      <w:proofErr w:type="spellEnd"/>
+      <w:r>
+        <w:t xml:space="preserve"> </w:t>
+      </w:r>
+      <w:proofErr w:type="spellStart"/>
+      <w:r>
+        <w:t>за</w:t>
+      </w:r>
+      <w:proofErr w:type="spellEnd"/>
+      <w:r>
+        <w:t xml:space="preserve"> </w:t>
+      </w:r>
+      <w:proofErr w:type="spellStart"/>
+      <w:r>
+        <w:t>достигане</w:t>
+      </w:r>
+      <w:proofErr w:type="spellEnd"/>
+      <w:r>
+        <w:t xml:space="preserve"> </w:t>
+      </w:r>
+      <w:proofErr w:type="spellStart"/>
+      <w:r>
+        <w:t>на</w:t>
+      </w:r>
+      <w:proofErr w:type="spellEnd"/>
+    </w:p>
+    <w:p>
+      <w:pPr>
+        <w:jc w:val="both"/>
+      </w:pPr>
+      <w:proofErr w:type="spellStart"/>
+      <w:r>
+        <w:t>определени</w:t>
+      </w:r>
+      <w:proofErr w:type="spellEnd"/>
+      <w:r>
+        <w:t xml:space="preserve"> </w:t>
+      </w:r>
+      <w:proofErr w:type="spellStart"/>
+      <w:r>
+        <w:t>оценъчни</w:t>
+      </w:r>
+      <w:proofErr w:type="spellEnd"/>
+      <w:r>
+        <w:t xml:space="preserve"> </w:t>
+      </w:r>
+      <w:proofErr w:type="spellStart"/>
+      <w:r>
+        <w:t>прагове</w:t>
+      </w:r>
+      <w:proofErr w:type="spellEnd"/>
+      <w:r>
+        <w:t xml:space="preserve"> </w:t>
+      </w:r>
+      <w:proofErr w:type="spellStart"/>
+      <w:r>
+        <w:t>при</w:t>
+      </w:r>
+      <w:proofErr w:type="spellEnd"/>
+      <w:r>
+        <w:t xml:space="preserve"> </w:t>
+      </w:r>
+      <w:proofErr w:type="spellStart"/>
+      <w:r>
+        <w:t>фиксирана</w:t>
+      </w:r>
+      <w:proofErr w:type="spellEnd"/>
+      <w:r>
+        <w:t xml:space="preserve"> </w:t>
+      </w:r>
+      <w:proofErr w:type="spellStart"/>
+      <w:r>
+        <w:t>система</w:t>
+      </w:r>
+      <w:proofErr w:type="spellEnd"/>
+      <w:r>
+        <w:t>?</w:t>
+      </w:r>
+    </w:p>
+    <w:p>
+      <w:pPr>
+        <w:jc w:val="both"/>
+      </w:pPr>
+      <w:r>
+        <w:t xml:space="preserve">• </w:t>
+      </w:r>
+      <w:r>
+        <w:rPr>
+          <w:b/>
+          <w:bCs/>
+        </w:rPr>
+        <w:t xml:space="preserve">RQ2: </w:t>
+      </w:r>
+      <w:proofErr w:type="spellStart"/>
+      <w:r>
+        <w:t>Как</w:t>
+      </w:r>
+      <w:proofErr w:type="spellEnd"/>
+      <w:r>
+        <w:t xml:space="preserve"> </w:t>
+      </w:r>
+      <w:proofErr w:type="spellStart"/>
+      <w:r>
+        <w:t>варирането</w:t>
+      </w:r>
+      <w:proofErr w:type="spellEnd"/>
+      <w:r>
+        <w:t xml:space="preserve"> </w:t>
+      </w:r>
+      <w:proofErr w:type="spellStart"/>
+      <w:r>
+        <w:t>на</w:t>
+      </w:r>
+      <w:proofErr w:type="spellEnd"/>
+      <w:r>
+        <w:t xml:space="preserve"> </w:t>
+      </w:r>
+      <w:proofErr w:type="spellStart"/>
+      <w:r>
+        <w:t>теглата</w:t>
+      </w:r>
+      <w:proofErr w:type="spellEnd"/>
+      <w:r>
+        <w:t xml:space="preserve"> в </w:t>
+      </w:r>
+      <w:proofErr w:type="spellStart"/>
+      <w:r>
+        <w:t>симплекса</w:t>
+      </w:r>
+      <w:proofErr w:type="spellEnd"/>
+      <w:r>
+        <w:t xml:space="preserve"> </w:t>
+      </w:r>
+      <w:proofErr w:type="spellStart"/>
+      <w:r>
+        <w:t>променя</w:t>
+      </w:r>
+      <w:proofErr w:type="spellEnd"/>
+      <w:r>
+        <w:t xml:space="preserve"> </w:t>
+      </w:r>
+      <w:proofErr w:type="spellStart"/>
+      <w:r>
+        <w:t>геометричната</w:t>
+      </w:r>
+      <w:proofErr w:type="spellEnd"/>
+    </w:p>
+    <w:p>
+      <w:pPr>
+        <w:jc w:val="both"/>
+      </w:pPr>
+      <w:proofErr w:type="spellStart"/>
+      <w:r>
+        <w:t>структура</w:t>
+      </w:r>
+      <w:proofErr w:type="spellEnd"/>
+      <w:r>
+        <w:t xml:space="preserve"> </w:t>
+      </w:r>
+      <w:proofErr w:type="spellStart"/>
+      <w:r>
+        <w:t>на</w:t>
+      </w:r>
+      <w:proofErr w:type="spellEnd"/>
+      <w:r>
+        <w:t xml:space="preserve"> </w:t>
+      </w:r>
+      <w:proofErr w:type="spellStart"/>
+      <w:r>
+        <w:t>пространството</w:t>
+      </w:r>
+      <w:proofErr w:type="spellEnd"/>
+      <w:r>
+        <w:t xml:space="preserve"> </w:t>
+      </w:r>
+      <w:proofErr w:type="spellStart"/>
+      <w:r>
+        <w:t>от</w:t>
+      </w:r>
+      <w:proofErr w:type="spellEnd"/>
+      <w:r>
+        <w:t xml:space="preserve"> </w:t>
+      </w:r>
+      <w:proofErr w:type="spellStart"/>
+      <w:r>
+        <w:t>решения</w:t>
+      </w:r>
+      <w:proofErr w:type="spellEnd"/>
+      <w:r>
+        <w:t xml:space="preserve"> и </w:t>
+      </w:r>
+      <w:proofErr w:type="spellStart"/>
+      <w:r>
+        <w:t>по</w:t>
+      </w:r>
+      <w:proofErr w:type="spellEnd"/>
+      <w:r>
+        <w:t xml:space="preserve"> </w:t>
+      </w:r>
+      <w:proofErr w:type="spellStart"/>
+      <w:r>
+        <w:t>какъв</w:t>
+      </w:r>
+      <w:proofErr w:type="spellEnd"/>
+      <w:r>
+        <w:t xml:space="preserve"> </w:t>
+      </w:r>
+      <w:proofErr w:type="spellStart"/>
+      <w:r>
+        <w:t>начин</w:t>
+      </w:r>
+      <w:proofErr w:type="spellEnd"/>
+      <w:r>
+        <w:t xml:space="preserve"> </w:t>
+      </w:r>
+      <w:proofErr w:type="spellStart"/>
+      <w:r>
+        <w:t>се</w:t>
+      </w:r>
+      <w:proofErr w:type="spellEnd"/>
+      <w:r>
+        <w:t xml:space="preserve"> </w:t>
+      </w:r>
+      <w:proofErr w:type="spellStart"/>
+      <w:r>
+        <w:t>дефинира</w:t>
+      </w:r>
+      <w:proofErr w:type="spellEnd"/>
+    </w:p>
+    <w:p>
+      <w:pPr>
+        <w:jc w:val="both"/>
+      </w:pPr>
+      <w:proofErr w:type="spellStart"/>
+      <w:r>
+        <w:t>глобалната</w:t>
+      </w:r>
+      <w:proofErr w:type="spellEnd"/>
+      <w:r>
+        <w:t xml:space="preserve"> </w:t>
+      </w:r>
+      <w:proofErr w:type="spellStart"/>
+      <w:r>
+        <w:t>устойчивост</w:t>
+      </w:r>
+      <w:proofErr w:type="spellEnd"/>
+      <w:r>
+        <w:t xml:space="preserve"> </w:t>
+      </w:r>
+      <w:proofErr w:type="spellStart"/>
+      <w:r>
+        <w:t>на</w:t>
+      </w:r>
+      <w:proofErr w:type="spellEnd"/>
+      <w:r>
+        <w:t xml:space="preserve"> </w:t>
+      </w:r>
+      <w:proofErr w:type="spellStart"/>
+      <w:r>
+        <w:t>конфигурациите</w:t>
+      </w:r>
+      <w:proofErr w:type="spellEnd"/>
+      <w:r>
+        <w:t>?</w:t>
+      </w:r>
+    </w:p>
+    <w:p>
+      <w:pPr>
+        <w:jc w:val="both"/>
+      </w:pPr>
+      <w:r>
+        <w:t xml:space="preserve">• </w:t>
+      </w:r>
+      <w:r>
+        <w:rPr>
+          <w:b/>
+          <w:bCs/>
+        </w:rPr>
+        <w:t xml:space="preserve">RQ3: </w:t>
+      </w:r>
+      <w:proofErr w:type="spellStart"/>
+      <w:r>
+        <w:t>Какви</w:t>
+      </w:r>
+      <w:proofErr w:type="spellEnd"/>
+      <w:r>
+        <w:t xml:space="preserve"> </w:t>
+      </w:r>
+      <w:proofErr w:type="spellStart"/>
+      <w:r>
+        <w:t>устойчиви</w:t>
+      </w:r>
+      <w:proofErr w:type="spellEnd"/>
+      <w:r>
+        <w:t xml:space="preserve"> </w:t>
+      </w:r>
+      <w:proofErr w:type="spellStart"/>
+      <w:r>
+        <w:t>профили</w:t>
+      </w:r>
+      <w:proofErr w:type="spellEnd"/>
+      <w:r>
+        <w:t xml:space="preserve">, </w:t>
+      </w:r>
+      <w:proofErr w:type="spellStart"/>
+      <w:r>
+        <w:t>скрити</w:t>
+      </w:r>
+      <w:proofErr w:type="spellEnd"/>
+      <w:r>
+        <w:t xml:space="preserve"> </w:t>
+      </w:r>
+      <w:proofErr w:type="spellStart"/>
+      <w:r>
+        <w:t>зависимости</w:t>
+      </w:r>
+      <w:proofErr w:type="spellEnd"/>
+      <w:r>
+        <w:t xml:space="preserve"> (</w:t>
+      </w:r>
+      <w:proofErr w:type="spellStart"/>
+      <w:r>
+        <w:t>съвместна</w:t>
+      </w:r>
+      <w:proofErr w:type="spellEnd"/>
+      <w:r>
+        <w:t xml:space="preserve"> </w:t>
+      </w:r>
+      <w:proofErr w:type="spellStart"/>
+      <w:r>
+        <w:t>поява</w:t>
+      </w:r>
+      <w:proofErr w:type="spellEnd"/>
+      <w:r>
+        <w:t>) и</w:t>
+      </w:r>
+    </w:p>
+    <w:p>
+      <w:pPr>
+        <w:jc w:val="both"/>
+      </w:pPr>
+      <w:proofErr w:type="spellStart"/>
+      <w:r>
+        <w:t>групи</w:t>
+      </w:r>
+      <w:proofErr w:type="spellEnd"/>
+      <w:r>
+        <w:t xml:space="preserve"> </w:t>
+      </w:r>
+      <w:proofErr w:type="spellStart"/>
+      <w:r>
+        <w:t>от</w:t>
+      </w:r>
+      <w:proofErr w:type="spellEnd"/>
+      <w:r>
+        <w:t xml:space="preserve"> </w:t>
+      </w:r>
+      <w:proofErr w:type="spellStart"/>
+      <w:r>
+        <w:t>взаимозаменяеми</w:t>
+      </w:r>
+      <w:proofErr w:type="spellEnd"/>
+      <w:r>
+        <w:t xml:space="preserve"> </w:t>
+      </w:r>
+      <w:proofErr w:type="spellStart"/>
+      <w:r>
+        <w:t>индикатори</w:t>
+      </w:r>
+      <w:proofErr w:type="spellEnd"/>
+      <w:r>
+        <w:t xml:space="preserve"> </w:t>
+      </w:r>
+      <w:proofErr w:type="spellStart"/>
+      <w:r>
+        <w:t>се</w:t>
+      </w:r>
+      <w:proofErr w:type="spellEnd"/>
+      <w:r>
+        <w:t xml:space="preserve"> </w:t>
+      </w:r>
+      <w:proofErr w:type="spellStart"/>
+      <w:r>
+        <w:t>разкриват</w:t>
+      </w:r>
+      <w:proofErr w:type="spellEnd"/>
+      <w:r>
+        <w:t xml:space="preserve"> </w:t>
+      </w:r>
+      <w:proofErr w:type="spellStart"/>
+      <w:r>
+        <w:t>чрез</w:t>
+      </w:r>
+      <w:proofErr w:type="spellEnd"/>
+      <w:r>
+        <w:t xml:space="preserve"> </w:t>
+      </w:r>
+      <w:proofErr w:type="spellStart"/>
+      <w:r>
+        <w:t>методите</w:t>
+      </w:r>
+      <w:proofErr w:type="spellEnd"/>
+      <w:r>
+        <w:t xml:space="preserve"> </w:t>
+      </w:r>
+      <w:proofErr w:type="spellStart"/>
+      <w:r>
+        <w:t>за</w:t>
+      </w:r>
+      <w:proofErr w:type="spellEnd"/>
+      <w:r>
+        <w:t xml:space="preserve"> </w:t>
+      </w:r>
+      <w:proofErr w:type="spellStart"/>
+      <w:r>
+        <w:t>анализ</w:t>
+      </w:r>
+      <w:proofErr w:type="spellEnd"/>
+      <w:r>
+        <w:t xml:space="preserve"> </w:t>
+      </w:r>
+      <w:proofErr w:type="spellStart"/>
+      <w:r>
+        <w:t>на</w:t>
+      </w:r>
+      <w:proofErr w:type="spellEnd"/>
+    </w:p>
+    <w:p>
+      <w:pPr>
+        <w:jc w:val="both"/>
+      </w:pPr>
+      <w:proofErr w:type="spellStart"/>
+      <w:r>
+        <w:t>данни</w:t>
+      </w:r>
+      <w:proofErr w:type="spellEnd"/>
+      <w:r>
+        <w:t xml:space="preserve"> и </w:t>
+      </w:r>
+      <w:proofErr w:type="spellStart"/>
+      <w:r>
+        <w:t>клъстеризация</w:t>
+      </w:r>
+      <w:proofErr w:type="spellEnd"/>
+      <w:r>
+        <w:t>?</w:t>
+      </w:r>
+    </w:p>
+    <w:p>
+      <w:pPr>
+        <w:jc w:val="both"/>
+      </w:pPr>
+      <w:r>
+        <w:t xml:space="preserve">• </w:t>
+      </w:r>
+      <w:r>
+        <w:rPr>
+          <w:b/>
+          <w:bCs/>
+        </w:rPr>
+        <w:t xml:space="preserve">RQ4: </w:t>
+      </w:r>
+      <w:proofErr w:type="spellStart"/>
+      <w:r>
+        <w:t>Как</w:t>
+      </w:r>
+      <w:proofErr w:type="spellEnd"/>
+      <w:r>
+        <w:t xml:space="preserve"> </w:t>
+      </w:r>
+      <w:proofErr w:type="spellStart"/>
+      <w:r>
+        <w:t>изложената</w:t>
+      </w:r>
+      <w:proofErr w:type="spellEnd"/>
+      <w:r>
+        <w:t xml:space="preserve"> </w:t>
+      </w:r>
+      <w:proofErr w:type="spellStart"/>
+      <w:r>
+        <w:t>теоретична</w:t>
+      </w:r>
+      <w:proofErr w:type="spellEnd"/>
+      <w:r>
+        <w:t xml:space="preserve"> </w:t>
+      </w:r>
+      <w:proofErr w:type="spellStart"/>
+      <w:r>
+        <w:t>рамка</w:t>
+      </w:r>
+      <w:proofErr w:type="spellEnd"/>
+      <w:r>
+        <w:t xml:space="preserve"> </w:t>
+      </w:r>
+      <w:proofErr w:type="spellStart"/>
+      <w:r>
+        <w:t>може</w:t>
+      </w:r>
+      <w:proofErr w:type="spellEnd"/>
+      <w:r>
+        <w:t xml:space="preserve"> </w:t>
+      </w:r>
+      <w:proofErr w:type="spellStart"/>
+      <w:r>
+        <w:t>да</w:t>
+      </w:r>
+      <w:proofErr w:type="spellEnd"/>
+      <w:r>
+        <w:t xml:space="preserve"> </w:t>
+      </w:r>
+      <w:proofErr w:type="spellStart"/>
+      <w:r>
+        <w:t>се</w:t>
+      </w:r>
+      <w:proofErr w:type="spellEnd"/>
+      <w:r>
+        <w:t xml:space="preserve"> </w:t>
+      </w:r>
+      <w:proofErr w:type="spellStart"/>
+      <w:r>
+        <w:t>интегрира</w:t>
+      </w:r>
+      <w:proofErr w:type="spellEnd"/>
+      <w:r>
+        <w:t xml:space="preserve"> в </w:t>
+      </w:r>
+      <w:proofErr w:type="spellStart"/>
+      <w:r>
+        <w:t>единен</w:t>
+      </w:r>
+      <w:proofErr w:type="spellEnd"/>
+      <w:r>
+        <w:t>,</w:t>
+      </w:r>
+    </w:p>
+    <w:p>
+      <w:pPr>
+        <w:jc w:val="both"/>
+      </w:pPr>
+      <w:proofErr w:type="spellStart"/>
+      <w:r>
+        <w:t>високопроизводителен</w:t>
+      </w:r>
+      <w:proofErr w:type="spellEnd"/>
+      <w:r>
+        <w:t xml:space="preserve"> и </w:t>
+      </w:r>
+      <w:proofErr w:type="spellStart"/>
+      <w:r>
+        <w:t>възпроизводим</w:t>
+      </w:r>
+      <w:proofErr w:type="spellEnd"/>
+      <w:r>
+        <w:t xml:space="preserve"> </w:t>
+      </w:r>
+      <w:proofErr w:type="spellStart"/>
+      <w:r>
+        <w:t>софтуерен</w:t>
+      </w:r>
+      <w:proofErr w:type="spellEnd"/>
+      <w:r>
+        <w:t xml:space="preserve"> </w:t>
+      </w:r>
+      <w:proofErr w:type="spellStart"/>
+      <w:r>
+        <w:t>инструмент</w:t>
+      </w:r>
+      <w:proofErr w:type="spellEnd"/>
+      <w:r>
+        <w:t xml:space="preserve"> </w:t>
+      </w:r>
+      <w:proofErr w:type="spellStart"/>
+      <w:r>
+        <w:t>на</w:t>
+      </w:r>
+      <w:proofErr w:type="spellEnd"/>
+      <w:r>
+        <w:t xml:space="preserve"> Python,</w:t>
+      </w:r>
+    </w:p>
+    <w:p>
+      <w:pPr>
+        <w:jc w:val="both"/>
+      </w:pPr>
+      <w:proofErr w:type="spellStart"/>
+      <w:r>
+        <w:t>използващ</w:t>
+      </w:r>
+      <w:proofErr w:type="spellEnd"/>
+      <w:r>
+        <w:t xml:space="preserve"> </w:t>
+      </w:r>
+      <w:proofErr w:type="spellStart"/>
+      <w:r>
+        <w:t>обектно-ориентирано</w:t>
+      </w:r>
+      <w:proofErr w:type="spellEnd"/>
+      <w:r>
+        <w:t xml:space="preserve"> </w:t>
+      </w:r>
+      <w:proofErr w:type="spellStart"/>
+      <w:r>
+        <w:t>програмиране</w:t>
+      </w:r>
+      <w:proofErr w:type="spellEnd"/>
+      <w:r>
+        <w:t>?</w:t>
+      </w:r>
+    </w:p>
+    <w:p>
+      <w:pPr>
+        <w:jc w:val="both"/>
+        <w:rPr>
+          <w:b/>
+          <w:bCs/>
+        </w:rPr>
+      </w:pPr>
+      <w:proofErr w:type="spellStart"/>
+      <w:r>
+        <w:rPr>
+          <w:b/>
+          <w:bCs/>
+        </w:rPr>
+        <w:t>Цел</w:t>
+      </w:r>
+      <w:proofErr w:type="spellEnd"/>
+      <w:r>
+        <w:rPr>
+          <w:b/>
+          <w:bCs/>
+        </w:rPr>
+        <w:t xml:space="preserve"> и </w:t>
+      </w:r>
+      <w:proofErr w:type="spellStart"/>
+      <w:r>
+        <w:rPr>
+          <w:b/>
+          <w:bCs/>
+        </w:rPr>
+        <w:t>задачи</w:t>
+      </w:r>
+      <w:proofErr w:type="spellEnd"/>
+      <w:r>
+        <w:rPr>
+          <w:b/>
+          <w:bCs/>
+        </w:rPr>
+        <w:t xml:space="preserve"> </w:t>
+      </w:r>
+      <w:proofErr w:type="spellStart"/>
+      <w:r>
+        <w:rPr>
+          <w:b/>
+          <w:bCs/>
+        </w:rPr>
+        <w:t>на</w:t>
+      </w:r>
+      <w:proofErr w:type="spellEnd"/>
+      <w:r>
+        <w:rPr>
+          <w:b/>
+          <w:bCs/>
+        </w:rPr>
+        <w:t xml:space="preserve"> </w:t>
+      </w:r>
+      <w:proofErr w:type="spellStart"/>
+      <w:r>
+        <w:rPr>
+          <w:b/>
+          <w:bCs/>
+        </w:rPr>
+        <w:t>дипломната</w:t>
+      </w:r>
+      <w:proofErr w:type="spellEnd"/>
+      <w:r>
+        <w:rPr>
+          <w:b/>
+          <w:bCs/>
+        </w:rPr>
+        <w:t xml:space="preserve"> </w:t>
+      </w:r>
+      <w:proofErr w:type="spellStart"/>
+      <w:r>
+        <w:rPr>
+          <w:b/>
+          <w:bCs/>
+        </w:rPr>
+        <w:t>работа</w:t>
+      </w:r>
+      <w:proofErr w:type="spellEnd"/>
+    </w:p>
+    <w:p>
+      <w:pPr>
+        <w:jc w:val="both"/>
+      </w:pPr>
+      <w:proofErr w:type="spellStart"/>
+      <w:r>
+        <w:rPr>
+          <w:b/>
+          <w:bCs/>
+        </w:rPr>
+        <w:t>Основната</w:t>
+      </w:r>
+      <w:proofErr w:type="spellEnd"/>
+      <w:r>
+        <w:rPr>
+          <w:b/>
+          <w:bCs/>
+        </w:rPr>
+        <w:t xml:space="preserve"> </w:t>
+      </w:r>
+      <w:proofErr w:type="spellStart"/>
+      <w:r>
+        <w:rPr>
+          <w:b/>
+          <w:bCs/>
+        </w:rPr>
+        <w:t>цел</w:t>
+      </w:r>
+      <w:proofErr w:type="spellEnd"/>
+      <w:r>
+        <w:rPr>
+          <w:b/>
+          <w:bCs/>
+        </w:rPr>
+        <w:t xml:space="preserve"> </w:t>
+      </w:r>
+      <w:proofErr w:type="spellStart"/>
+      <w:r>
+        <w:t>на</w:t>
+      </w:r>
+      <w:proofErr w:type="spellEnd"/>
+      <w:r>
+        <w:t xml:space="preserve"> </w:t>
+      </w:r>
+      <w:proofErr w:type="spellStart"/>
+      <w:r>
+        <w:t>настоящата</w:t>
+      </w:r>
+      <w:proofErr w:type="spellEnd"/>
+      <w:r>
+        <w:t xml:space="preserve"> </w:t>
+      </w:r>
+      <w:proofErr w:type="spellStart"/>
+      <w:r>
+        <w:t>дипломна</w:t>
+      </w:r>
+      <w:proofErr w:type="spellEnd"/>
+      <w:r>
+        <w:t xml:space="preserve"> </w:t>
+      </w:r>
+      <w:proofErr w:type="spellStart"/>
+      <w:r>
+        <w:t>работа</w:t>
+      </w:r>
+      <w:proofErr w:type="spellEnd"/>
+      <w:r>
+        <w:t xml:space="preserve"> е </w:t>
+      </w:r>
+      <w:proofErr w:type="spellStart"/>
+      <w:r>
+        <w:t>да</w:t>
+      </w:r>
+      <w:proofErr w:type="spellEnd"/>
+      <w:r>
+        <w:t xml:space="preserve"> </w:t>
+      </w:r>
+      <w:proofErr w:type="spellStart"/>
+      <w:r>
+        <w:t>се</w:t>
+      </w:r>
+      <w:proofErr w:type="spellEnd"/>
+      <w:r>
+        <w:t xml:space="preserve"> </w:t>
+      </w:r>
+      <w:proofErr w:type="spellStart"/>
+      <w:r>
+        <w:t>разработи</w:t>
+      </w:r>
+      <w:proofErr w:type="spellEnd"/>
+      <w:r>
+        <w:t xml:space="preserve"> </w:t>
+      </w:r>
+      <w:proofErr w:type="spellStart"/>
+      <w:r>
+        <w:t>цялостна</w:t>
+      </w:r>
+      <w:proofErr w:type="spellEnd"/>
+    </w:p>
+    <w:p>
+      <w:pPr>
+        <w:jc w:val="both"/>
+      </w:pPr>
+      <w:proofErr w:type="spellStart"/>
+      <w:r>
+        <w:t>математическа</w:t>
+      </w:r>
+      <w:proofErr w:type="spellEnd"/>
+      <w:r>
+        <w:t xml:space="preserve"> </w:t>
+      </w:r>
+      <w:proofErr w:type="spellStart"/>
+      <w:r>
+        <w:t>методология</w:t>
+      </w:r>
+      <w:proofErr w:type="spellEnd"/>
+      <w:r>
+        <w:t xml:space="preserve"> и </w:t>
+      </w:r>
+      <w:proofErr w:type="spellStart"/>
+      <w:r>
+        <w:t>съответен</w:t>
+      </w:r>
+      <w:proofErr w:type="spellEnd"/>
+      <w:r>
+        <w:t xml:space="preserve"> </w:t>
+      </w:r>
+      <w:proofErr w:type="spellStart"/>
+      <w:r>
+        <w:t>софтуерен</w:t>
+      </w:r>
+      <w:proofErr w:type="spellEnd"/>
+      <w:r>
+        <w:t xml:space="preserve"> </w:t>
+      </w:r>
+      <w:proofErr w:type="spellStart"/>
+      <w:r>
+        <w:t>инструмент</w:t>
+      </w:r>
+      <w:proofErr w:type="spellEnd"/>
+      <w:r>
+        <w:t xml:space="preserve"> </w:t>
+      </w:r>
+      <w:proofErr w:type="spellStart"/>
+      <w:r>
+        <w:t>за</w:t>
+      </w:r>
+      <w:proofErr w:type="spellEnd"/>
+      <w:r>
+        <w:t xml:space="preserve"> </w:t>
+      </w:r>
+      <w:proofErr w:type="spellStart"/>
+      <w:r>
+        <w:t>детайлен</w:t>
+      </w:r>
+      <w:proofErr w:type="spellEnd"/>
+    </w:p>
+    <w:p>
+      <w:pPr>
+        <w:jc w:val="both"/>
+      </w:pPr>
+      <w:proofErr w:type="spellStart"/>
+      <w:r>
+        <w:t>анализ</w:t>
+      </w:r>
+      <w:proofErr w:type="spellEnd"/>
+      <w:r>
+        <w:t xml:space="preserve"> </w:t>
+      </w:r>
+      <w:proofErr w:type="spellStart"/>
+      <w:r>
+        <w:t>на</w:t>
+      </w:r>
+      <w:proofErr w:type="spellEnd"/>
+      <w:r>
+        <w:t xml:space="preserve"> </w:t>
+      </w:r>
+      <w:proofErr w:type="spellStart"/>
+      <w:r>
+        <w:t>пространствата</w:t>
+      </w:r>
+      <w:proofErr w:type="spellEnd"/>
+      <w:r>
+        <w:t xml:space="preserve"> </w:t>
+      </w:r>
+      <w:proofErr w:type="spellStart"/>
+      <w:r>
+        <w:t>от</w:t>
+      </w:r>
+      <w:proofErr w:type="spellEnd"/>
+      <w:r>
+        <w:t xml:space="preserve"> </w:t>
+      </w:r>
+      <w:proofErr w:type="spellStart"/>
+      <w:r>
+        <w:t>решения</w:t>
+      </w:r>
+      <w:proofErr w:type="spellEnd"/>
+      <w:r>
+        <w:t xml:space="preserve">, </w:t>
+      </w:r>
+      <w:proofErr w:type="spellStart"/>
+      <w:r>
+        <w:t>конфигурации</w:t>
+      </w:r>
+      <w:proofErr w:type="spellEnd"/>
+      <w:r>
+        <w:t xml:space="preserve"> и </w:t>
+      </w:r>
+      <w:proofErr w:type="spellStart"/>
+      <w:r>
+        <w:t>системи</w:t>
+      </w:r>
+      <w:proofErr w:type="spellEnd"/>
+      <w:r>
+        <w:t xml:space="preserve"> в </w:t>
+      </w:r>
+      <w:proofErr w:type="spellStart"/>
+      <w:r>
+        <w:t>линейни</w:t>
+      </w:r>
+      <w:proofErr w:type="spellEnd"/>
+    </w:p>
+    <w:p>
+      <w:pPr>
+        <w:jc w:val="both"/>
+      </w:pPr>
+      <w:proofErr w:type="spellStart"/>
+      <w:r>
+        <w:lastRenderedPageBreak/>
+        <w:t>многокритериални</w:t>
+      </w:r>
+      <w:proofErr w:type="spellEnd"/>
+      <w:r>
+        <w:t xml:space="preserve"> </w:t>
+      </w:r>
+      <w:proofErr w:type="spellStart"/>
+      <w:r>
+        <w:t>модели</w:t>
+      </w:r>
+      <w:proofErr w:type="spellEnd"/>
+      <w:r>
+        <w:t xml:space="preserve"> </w:t>
+      </w:r>
+      <w:proofErr w:type="spellStart"/>
+      <w:r>
+        <w:t>за</w:t>
+      </w:r>
+      <w:proofErr w:type="spellEnd"/>
+      <w:r>
+        <w:t xml:space="preserve"> </w:t>
+      </w:r>
+      <w:proofErr w:type="spellStart"/>
+      <w:r>
+        <w:t>оценка</w:t>
+      </w:r>
+      <w:proofErr w:type="spellEnd"/>
+    </w:p>
+    <w:p>
+      <w:pPr>
+        <w:jc w:val="both"/>
+        <w:rPr>
+          <w:b/>
+          <w:bCs/>
+        </w:rPr>
+      </w:pPr>
+      <w:proofErr w:type="spellStart"/>
+      <w:r>
+        <w:rPr>
+          <w:b/>
+          <w:bCs/>
+        </w:rPr>
+        <w:t>Методи</w:t>
+      </w:r>
+      <w:proofErr w:type="spellEnd"/>
+      <w:r>
+        <w:rPr>
+          <w:b/>
+          <w:bCs/>
+        </w:rPr>
+        <w:t xml:space="preserve"> и </w:t>
+      </w:r>
+      <w:proofErr w:type="spellStart"/>
+      <w:r>
+        <w:rPr>
+          <w:b/>
+          <w:bCs/>
+        </w:rPr>
+        <w:t>очаквани</w:t>
+      </w:r>
+      <w:proofErr w:type="spellEnd"/>
+      <w:r>
+        <w:rPr>
+          <w:b/>
+          <w:bCs/>
+        </w:rPr>
+        <w:t xml:space="preserve"> </w:t>
+      </w:r>
+      <w:proofErr w:type="spellStart"/>
+      <w:r>
+        <w:rPr>
+          <w:b/>
+          <w:bCs/>
+        </w:rPr>
+        <w:t>резултати</w:t>
+      </w:r>
+      <w:proofErr w:type="spellEnd"/>
+    </w:p>
+    <w:p>
+      <w:pPr>
+        <w:jc w:val="both"/>
+      </w:pPr>
+      <w:proofErr w:type="spellStart"/>
+      <w:r>
+        <w:t>За</w:t>
+      </w:r>
+      <w:proofErr w:type="spellEnd"/>
+      <w:r>
+        <w:t xml:space="preserve"> </w:t>
+      </w:r>
+      <w:proofErr w:type="spellStart"/>
+      <w:r>
+        <w:t>решаване</w:t>
+      </w:r>
+      <w:proofErr w:type="spellEnd"/>
+      <w:r>
+        <w:t xml:space="preserve"> </w:t>
+      </w:r>
+      <w:proofErr w:type="spellStart"/>
+      <w:r>
+        <w:t>на</w:t>
+      </w:r>
+      <w:proofErr w:type="spellEnd"/>
+      <w:r>
+        <w:t xml:space="preserve"> </w:t>
+      </w:r>
+      <w:proofErr w:type="spellStart"/>
+      <w:r>
+        <w:t>поставените</w:t>
+      </w:r>
+      <w:proofErr w:type="spellEnd"/>
+      <w:r>
+        <w:t xml:space="preserve"> </w:t>
+      </w:r>
+      <w:proofErr w:type="spellStart"/>
+      <w:r>
+        <w:t>задачи</w:t>
+      </w:r>
+      <w:proofErr w:type="spellEnd"/>
+      <w:r>
+        <w:t xml:space="preserve"> </w:t>
+      </w:r>
+      <w:proofErr w:type="spellStart"/>
+      <w:r>
+        <w:t>се</w:t>
+      </w:r>
+      <w:proofErr w:type="spellEnd"/>
+      <w:r>
+        <w:t xml:space="preserve"> </w:t>
+      </w:r>
+      <w:proofErr w:type="spellStart"/>
+      <w:r>
+        <w:t>прилага</w:t>
+      </w:r>
+      <w:proofErr w:type="spellEnd"/>
+      <w:r>
+        <w:t xml:space="preserve"> </w:t>
+      </w:r>
+      <w:proofErr w:type="spellStart"/>
+      <w:r>
+        <w:t>широк</w:t>
+      </w:r>
+      <w:proofErr w:type="spellEnd"/>
+      <w:r>
+        <w:t xml:space="preserve"> </w:t>
+      </w:r>
+      <w:proofErr w:type="spellStart"/>
+      <w:r>
+        <w:t>спектър</w:t>
+      </w:r>
+      <w:proofErr w:type="spellEnd"/>
+      <w:r>
+        <w:t xml:space="preserve"> </w:t>
+      </w:r>
+      <w:proofErr w:type="spellStart"/>
+      <w:r>
+        <w:t>от</w:t>
+      </w:r>
+      <w:proofErr w:type="spellEnd"/>
+      <w:r>
+        <w:t xml:space="preserve"> </w:t>
+      </w:r>
+      <w:proofErr w:type="spellStart"/>
+      <w:r>
+        <w:t>изпитани</w:t>
+      </w:r>
+      <w:proofErr w:type="spellEnd"/>
+    </w:p>
+    <w:p>
+      <w:pPr>
+        <w:jc w:val="both"/>
+      </w:pPr>
+      <w:proofErr w:type="spellStart"/>
+      <w:r>
+        <w:t>математически</w:t>
+      </w:r>
+      <w:proofErr w:type="spellEnd"/>
+      <w:r>
+        <w:t xml:space="preserve"> и </w:t>
+      </w:r>
+      <w:proofErr w:type="spellStart"/>
+      <w:r>
+        <w:t>изчислителни</w:t>
+      </w:r>
+      <w:proofErr w:type="spellEnd"/>
+      <w:r>
+        <w:t xml:space="preserve"> </w:t>
+      </w:r>
+      <w:proofErr w:type="spellStart"/>
+      <w:r>
+        <w:t>методи</w:t>
+      </w:r>
+      <w:proofErr w:type="spellEnd"/>
+      <w:r>
+        <w:t>:</w:t>
+      </w:r>
+    </w:p>
+    <w:p>
+      <w:pPr>
+        <w:jc w:val="both"/>
+        <w:rPr>
+          <w:b/>
+          <w:bCs/>
+        </w:rPr>
+      </w:pPr>
+      <w:r>
+        <w:t xml:space="preserve">• </w:t>
+      </w:r>
+      <w:proofErr w:type="spellStart"/>
+      <w:r>
+        <w:rPr>
+          <w:b/>
+          <w:bCs/>
+        </w:rPr>
+        <w:t>Линейно</w:t>
+      </w:r>
+      <w:proofErr w:type="spellEnd"/>
+      <w:r>
+        <w:rPr>
+          <w:b/>
+          <w:bCs/>
+        </w:rPr>
+        <w:t xml:space="preserve"> и </w:t>
+      </w:r>
+      <w:proofErr w:type="spellStart"/>
+      <w:r>
+        <w:rPr>
+          <w:b/>
+          <w:bCs/>
+        </w:rPr>
+        <w:t>смесено-целочислено</w:t>
+      </w:r>
+      <w:proofErr w:type="spellEnd"/>
+      <w:r>
+        <w:rPr>
+          <w:b/>
+          <w:bCs/>
+        </w:rPr>
+        <w:t xml:space="preserve"> </w:t>
+      </w:r>
+      <w:proofErr w:type="spellStart"/>
+      <w:r>
+        <w:rPr>
+          <w:b/>
+          <w:bCs/>
+        </w:rPr>
+        <w:t>линейно</w:t>
+      </w:r>
+      <w:proofErr w:type="spellEnd"/>
+      <w:r>
+        <w:rPr>
+          <w:b/>
+          <w:bCs/>
+        </w:rPr>
+        <w:t xml:space="preserve"> </w:t>
+      </w:r>
+      <w:proofErr w:type="spellStart"/>
+      <w:r>
+        <w:rPr>
+          <w:b/>
+          <w:bCs/>
+        </w:rPr>
+        <w:t>програмиране</w:t>
+      </w:r>
+      <w:proofErr w:type="spellEnd"/>
+      <w:r>
+        <w:rPr>
+          <w:b/>
+          <w:bCs/>
+        </w:rPr>
+        <w:t xml:space="preserve"> (MILP):</w:t>
+      </w:r>
+    </w:p>
+    <w:p>
+      <w:pPr>
+        <w:jc w:val="both"/>
+      </w:pPr>
+      <w:proofErr w:type="spellStart"/>
+      <w:r>
+        <w:t>Използва</w:t>
+      </w:r>
+      <w:proofErr w:type="spellEnd"/>
+      <w:r>
+        <w:t xml:space="preserve"> </w:t>
+      </w:r>
+      <w:proofErr w:type="spellStart"/>
+      <w:r>
+        <w:t>се</w:t>
+      </w:r>
+      <w:proofErr w:type="spellEnd"/>
+      <w:r>
+        <w:t xml:space="preserve"> </w:t>
+      </w:r>
+      <w:proofErr w:type="spellStart"/>
+      <w:r>
+        <w:t>за</w:t>
+      </w:r>
+      <w:proofErr w:type="spellEnd"/>
+      <w:r>
+        <w:t xml:space="preserve"> </w:t>
+      </w:r>
+      <w:proofErr w:type="spellStart"/>
+      <w:r>
+        <w:t>дефиниране</w:t>
+      </w:r>
+      <w:proofErr w:type="spellEnd"/>
+      <w:r>
+        <w:t xml:space="preserve"> </w:t>
+      </w:r>
+      <w:proofErr w:type="spellStart"/>
+      <w:r>
+        <w:t>на</w:t>
+      </w:r>
+      <w:proofErr w:type="spellEnd"/>
+      <w:r>
+        <w:t xml:space="preserve"> </w:t>
+      </w:r>
+      <w:proofErr w:type="spellStart"/>
+      <w:r>
+        <w:t>ограниченията</w:t>
+      </w:r>
+      <w:proofErr w:type="spellEnd"/>
+      <w:r>
+        <w:t xml:space="preserve"> и </w:t>
+      </w:r>
+      <w:proofErr w:type="spellStart"/>
+      <w:r>
+        <w:t>оптимизационното</w:t>
+      </w:r>
+      <w:proofErr w:type="spellEnd"/>
+      <w:r>
+        <w:t xml:space="preserve"> </w:t>
+      </w:r>
+      <w:proofErr w:type="spellStart"/>
+      <w:r>
+        <w:t>търсене</w:t>
+      </w:r>
+      <w:proofErr w:type="spellEnd"/>
+      <w:r>
+        <w:t xml:space="preserve"> </w:t>
+      </w:r>
+      <w:proofErr w:type="spellStart"/>
+      <w:r>
+        <w:t>на</w:t>
+      </w:r>
+      <w:proofErr w:type="spellEnd"/>
+    </w:p>
+    <w:p>
+      <w:pPr>
+        <w:jc w:val="both"/>
+      </w:pPr>
+      <w:proofErr w:type="spellStart"/>
+      <w:r>
+        <w:t>гранични</w:t>
+      </w:r>
+      <w:proofErr w:type="spellEnd"/>
+      <w:r>
+        <w:t xml:space="preserve"> и </w:t>
+      </w:r>
+      <w:proofErr w:type="spellStart"/>
+      <w:r>
+        <w:t>минимални</w:t>
+      </w:r>
+      <w:proofErr w:type="spellEnd"/>
+      <w:r>
+        <w:t xml:space="preserve"> </w:t>
+      </w:r>
+      <w:proofErr w:type="spellStart"/>
+      <w:r>
+        <w:t>конфигурации</w:t>
+      </w:r>
+      <w:proofErr w:type="spellEnd"/>
+      <w:r>
+        <w:t xml:space="preserve"> [15, 30].</w:t>
+      </w:r>
+    </w:p>
+    <w:p>
+      <w:pPr>
+        <w:jc w:val="both"/>
+      </w:pPr>
+      <w:r>
+        <w:t xml:space="preserve">• </w:t>
+      </w:r>
+      <w:proofErr w:type="spellStart"/>
+      <w:r>
+        <w:rPr>
+          <w:b/>
+          <w:bCs/>
+        </w:rPr>
+        <w:t>Монте</w:t>
+      </w:r>
+      <w:proofErr w:type="spellEnd"/>
+      <w:r>
+        <w:rPr>
+          <w:b/>
+          <w:bCs/>
+        </w:rPr>
+        <w:t xml:space="preserve"> </w:t>
+      </w:r>
+      <w:proofErr w:type="spellStart"/>
+      <w:r>
+        <w:rPr>
+          <w:b/>
+          <w:bCs/>
+        </w:rPr>
+        <w:t>Карло</w:t>
+      </w:r>
+      <w:proofErr w:type="spellEnd"/>
+      <w:r>
+        <w:rPr>
+          <w:b/>
+          <w:bCs/>
+        </w:rPr>
+        <w:t xml:space="preserve"> </w:t>
+      </w:r>
+      <w:proofErr w:type="spellStart"/>
+      <w:r>
+        <w:rPr>
+          <w:b/>
+          <w:bCs/>
+        </w:rPr>
+        <w:t>симулация</w:t>
+      </w:r>
+      <w:proofErr w:type="spellEnd"/>
+      <w:r>
+        <w:rPr>
+          <w:b/>
+          <w:bCs/>
+        </w:rPr>
+        <w:t xml:space="preserve"> и </w:t>
+      </w:r>
+      <w:proofErr w:type="spellStart"/>
+      <w:r>
+        <w:rPr>
+          <w:b/>
+          <w:bCs/>
+        </w:rPr>
+        <w:t>геометрично</w:t>
+      </w:r>
+      <w:proofErr w:type="spellEnd"/>
+      <w:r>
+        <w:rPr>
+          <w:b/>
+          <w:bCs/>
+        </w:rPr>
+        <w:t xml:space="preserve"> </w:t>
+      </w:r>
+      <w:proofErr w:type="spellStart"/>
+      <w:r>
+        <w:rPr>
+          <w:b/>
+          <w:bCs/>
+        </w:rPr>
+        <w:t>семплиране</w:t>
+      </w:r>
+      <w:proofErr w:type="spellEnd"/>
+      <w:r>
+        <w:rPr>
+          <w:b/>
+          <w:bCs/>
+        </w:rPr>
+        <w:t xml:space="preserve">: </w:t>
+      </w:r>
+      <w:proofErr w:type="spellStart"/>
+      <w:r>
+        <w:t>Прилага</w:t>
+      </w:r>
+      <w:proofErr w:type="spellEnd"/>
+      <w:r>
+        <w:t xml:space="preserve"> </w:t>
+      </w:r>
+      <w:proofErr w:type="spellStart"/>
+      <w:r>
+        <w:t>се</w:t>
+      </w:r>
+      <w:proofErr w:type="spellEnd"/>
+      <w:r>
+        <w:t xml:space="preserve"> </w:t>
+      </w:r>
+      <w:proofErr w:type="spellStart"/>
+      <w:r>
+        <w:t>за</w:t>
+      </w:r>
+      <w:proofErr w:type="spellEnd"/>
+    </w:p>
+    <w:p>
+      <w:pPr>
+        <w:jc w:val="both"/>
+      </w:pPr>
+      <w:proofErr w:type="spellStart"/>
+      <w:r>
+        <w:t>генериране</w:t>
+      </w:r>
+      <w:proofErr w:type="spellEnd"/>
+      <w:r>
+        <w:t xml:space="preserve"> </w:t>
+      </w:r>
+      <w:proofErr w:type="spellStart"/>
+      <w:r>
+        <w:t>на</w:t>
+      </w:r>
+      <w:proofErr w:type="spellEnd"/>
+      <w:r>
+        <w:t xml:space="preserve"> </w:t>
+      </w:r>
+      <w:proofErr w:type="spellStart"/>
+      <w:r>
+        <w:t>равномерно</w:t>
+      </w:r>
+      <w:proofErr w:type="spellEnd"/>
+      <w:r>
+        <w:t xml:space="preserve"> </w:t>
+      </w:r>
+      <w:proofErr w:type="spellStart"/>
+      <w:r>
+        <w:t>разпределени</w:t>
+      </w:r>
+      <w:proofErr w:type="spellEnd"/>
+      <w:r>
+        <w:t xml:space="preserve"> </w:t>
+      </w:r>
+      <w:proofErr w:type="spellStart"/>
+      <w:r>
+        <w:t>теглови</w:t>
+      </w:r>
+      <w:proofErr w:type="spellEnd"/>
+      <w:r>
+        <w:t xml:space="preserve"> </w:t>
+      </w:r>
+      <w:proofErr w:type="spellStart"/>
+      <w:r>
+        <w:t>вектори</w:t>
+      </w:r>
+      <w:proofErr w:type="spellEnd"/>
+      <w:r>
+        <w:t xml:space="preserve"> </w:t>
+      </w:r>
+      <w:proofErr w:type="spellStart"/>
+      <w:r>
+        <w:t>върху</w:t>
+      </w:r>
+      <w:proofErr w:type="spellEnd"/>
+      <w:r>
+        <w:t xml:space="preserve"> </w:t>
+      </w:r>
+      <w:proofErr w:type="spellStart"/>
+      <w:r>
+        <w:t>многомерния</w:t>
+      </w:r>
+      <w:proofErr w:type="spellEnd"/>
+    </w:p>
+    <w:p>
+      <w:pPr>
+        <w:jc w:val="both"/>
+      </w:pPr>
+      <w:proofErr w:type="spellStart"/>
+      <w:r>
+        <w:t>симплекс</w:t>
+      </w:r>
+      <w:proofErr w:type="spellEnd"/>
+      <w:r>
+        <w:t xml:space="preserve"> [8, 33].</w:t>
+      </w:r>
+    </w:p>
+    <w:p>
+      <w:pPr>
+        <w:jc w:val="both"/>
+      </w:pPr>
+      <w:r>
+        <w:t xml:space="preserve">• </w:t>
+      </w:r>
+      <w:proofErr w:type="spellStart"/>
+      <w:r>
+        <w:rPr>
+          <w:b/>
+          <w:bCs/>
+        </w:rPr>
+        <w:t>Парето</w:t>
+      </w:r>
+      <w:proofErr w:type="spellEnd"/>
+      <w:r>
+        <w:rPr>
+          <w:b/>
+          <w:bCs/>
+        </w:rPr>
+        <w:t xml:space="preserve"> </w:t>
+      </w:r>
+      <w:proofErr w:type="spellStart"/>
+      <w:r>
+        <w:rPr>
+          <w:b/>
+          <w:bCs/>
+        </w:rPr>
+        <w:t>анализ</w:t>
+      </w:r>
+      <w:proofErr w:type="spellEnd"/>
+      <w:r>
+        <w:rPr>
+          <w:b/>
+          <w:bCs/>
+        </w:rPr>
+        <w:t xml:space="preserve"> и </w:t>
+      </w:r>
+      <w:proofErr w:type="spellStart"/>
+      <w:r>
+        <w:rPr>
+          <w:b/>
+          <w:bCs/>
+        </w:rPr>
+        <w:t>многокритериална</w:t>
+      </w:r>
+      <w:proofErr w:type="spellEnd"/>
+      <w:r>
+        <w:rPr>
+          <w:b/>
+          <w:bCs/>
+        </w:rPr>
+        <w:t xml:space="preserve"> </w:t>
+      </w:r>
+      <w:proofErr w:type="spellStart"/>
+      <w:r>
+        <w:rPr>
+          <w:b/>
+          <w:bCs/>
+        </w:rPr>
+        <w:t>скаларизация</w:t>
+      </w:r>
+      <w:proofErr w:type="spellEnd"/>
+      <w:r>
+        <w:rPr>
+          <w:b/>
+          <w:bCs/>
+        </w:rPr>
+        <w:t xml:space="preserve">: </w:t>
+      </w:r>
+      <w:proofErr w:type="spellStart"/>
+      <w:r>
+        <w:t>За</w:t>
+      </w:r>
+      <w:proofErr w:type="spellEnd"/>
+      <w:r>
+        <w:t xml:space="preserve"> </w:t>
+      </w:r>
+      <w:proofErr w:type="spellStart"/>
+      <w:r>
+        <w:t>филтриране</w:t>
+      </w:r>
+      <w:proofErr w:type="spellEnd"/>
+      <w:r>
+        <w:t xml:space="preserve"> и</w:t>
+      </w:r>
+    </w:p>
+    <w:p>
+      <w:pPr>
+        <w:jc w:val="both"/>
+      </w:pPr>
+      <w:proofErr w:type="spellStart"/>
+      <w:r>
+        <w:t>визуализация</w:t>
+      </w:r>
+      <w:proofErr w:type="spellEnd"/>
+      <w:r>
+        <w:t xml:space="preserve"> </w:t>
+      </w:r>
+      <w:proofErr w:type="spellStart"/>
+      <w:r>
+        <w:t>на</w:t>
+      </w:r>
+      <w:proofErr w:type="spellEnd"/>
+      <w:r>
+        <w:t xml:space="preserve"> </w:t>
+      </w:r>
+      <w:proofErr w:type="spellStart"/>
+      <w:r>
+        <w:t>недоминираните</w:t>
+      </w:r>
+      <w:proofErr w:type="spellEnd"/>
+      <w:r>
+        <w:t xml:space="preserve"> и </w:t>
+      </w:r>
+      <w:proofErr w:type="spellStart"/>
+      <w:r>
+        <w:t>оптимални</w:t>
+      </w:r>
+      <w:proofErr w:type="spellEnd"/>
+      <w:r>
+        <w:t xml:space="preserve"> </w:t>
+      </w:r>
+      <w:proofErr w:type="spellStart"/>
+      <w:r>
+        <w:t>конфигурации</w:t>
+      </w:r>
+      <w:proofErr w:type="spellEnd"/>
+      <w:r>
+        <w:t xml:space="preserve"> [37, 642].</w:t>
+      </w:r>
+    </w:p>
+    <w:p>
+      <w:pPr>
+        <w:jc w:val="both"/>
+      </w:pPr>
+      <w:r>
+        <w:t xml:space="preserve">• </w:t>
+      </w:r>
+      <w:proofErr w:type="spellStart"/>
+      <w:r>
+        <w:rPr>
+          <w:b/>
+          <w:bCs/>
+        </w:rPr>
+        <w:t>Клъстерен</w:t>
+      </w:r>
+      <w:proofErr w:type="spellEnd"/>
+      <w:r>
+        <w:rPr>
+          <w:b/>
+          <w:bCs/>
+        </w:rPr>
+        <w:t xml:space="preserve"> </w:t>
+      </w:r>
+      <w:proofErr w:type="spellStart"/>
+      <w:r>
+        <w:rPr>
+          <w:b/>
+          <w:bCs/>
+        </w:rPr>
+        <w:t>анализ</w:t>
+      </w:r>
+      <w:proofErr w:type="spellEnd"/>
+      <w:r>
+        <w:rPr>
+          <w:b/>
+          <w:bCs/>
+        </w:rPr>
+        <w:t xml:space="preserve"> и </w:t>
+      </w:r>
+      <w:proofErr w:type="spellStart"/>
+      <w:r>
+        <w:rPr>
+          <w:b/>
+          <w:bCs/>
+        </w:rPr>
+        <w:t>медоидно</w:t>
+      </w:r>
+      <w:proofErr w:type="spellEnd"/>
+      <w:r>
+        <w:rPr>
+          <w:b/>
+          <w:bCs/>
+        </w:rPr>
+        <w:t xml:space="preserve"> </w:t>
+      </w:r>
+      <w:proofErr w:type="spellStart"/>
+      <w:r>
+        <w:rPr>
+          <w:b/>
+          <w:bCs/>
+        </w:rPr>
+        <w:t>разделяне</w:t>
+      </w:r>
+      <w:proofErr w:type="spellEnd"/>
+      <w:r>
+        <w:rPr>
+          <w:b/>
+          <w:bCs/>
+        </w:rPr>
+        <w:t xml:space="preserve"> (PAM): </w:t>
+      </w:r>
+      <w:proofErr w:type="spellStart"/>
+      <w:r>
+        <w:t>За</w:t>
+      </w:r>
+      <w:proofErr w:type="spellEnd"/>
+      <w:r>
+        <w:t xml:space="preserve"> </w:t>
+      </w:r>
+      <w:proofErr w:type="spellStart"/>
+      <w:r>
+        <w:t>групиране</w:t>
+      </w:r>
+      <w:proofErr w:type="spellEnd"/>
+      <w:r>
+        <w:t xml:space="preserve"> </w:t>
+      </w:r>
+      <w:proofErr w:type="spellStart"/>
+      <w:r>
+        <w:t>на</w:t>
+      </w:r>
+      <w:proofErr w:type="spellEnd"/>
+    </w:p>
+    <w:p>
+      <w:pPr>
+        <w:jc w:val="both"/>
+      </w:pPr>
+      <w:proofErr w:type="spellStart"/>
+      <w:r>
+        <w:t>решенията</w:t>
+      </w:r>
+      <w:proofErr w:type="spellEnd"/>
+      <w:r>
+        <w:t xml:space="preserve"> </w:t>
+      </w:r>
+      <w:proofErr w:type="spellStart"/>
+      <w:r>
+        <w:t>по</w:t>
+      </w:r>
+      <w:proofErr w:type="spellEnd"/>
+      <w:r>
+        <w:t xml:space="preserve"> </w:t>
+      </w:r>
+      <w:proofErr w:type="spellStart"/>
+      <w:r>
+        <w:t>сходство</w:t>
+      </w:r>
+      <w:proofErr w:type="spellEnd"/>
+      <w:r>
+        <w:t xml:space="preserve"> </w:t>
+      </w:r>
+      <w:proofErr w:type="spellStart"/>
+      <w:r>
+        <w:t>на</w:t>
+      </w:r>
+      <w:proofErr w:type="spellEnd"/>
+      <w:r>
+        <w:t xml:space="preserve"> </w:t>
+      </w:r>
+      <w:proofErr w:type="spellStart"/>
+      <w:r>
+        <w:t>техните</w:t>
+      </w:r>
+      <w:proofErr w:type="spellEnd"/>
+      <w:r>
+        <w:t xml:space="preserve"> </w:t>
+      </w:r>
+      <w:proofErr w:type="spellStart"/>
+      <w:r>
+        <w:t>профили</w:t>
+      </w:r>
+      <w:proofErr w:type="spellEnd"/>
+      <w:r>
+        <w:t xml:space="preserve"> с </w:t>
+      </w:r>
+      <w:proofErr w:type="spellStart"/>
+      <w:r>
+        <w:t>използване</w:t>
+      </w:r>
+      <w:proofErr w:type="spellEnd"/>
+      <w:r>
+        <w:t xml:space="preserve"> </w:t>
+      </w:r>
+      <w:proofErr w:type="spellStart"/>
+      <w:r>
+        <w:t>на</w:t>
+      </w:r>
+      <w:proofErr w:type="spellEnd"/>
+      <w:r>
+        <w:t xml:space="preserve"> </w:t>
+      </w:r>
+      <w:proofErr w:type="spellStart"/>
+      <w:r>
+        <w:t>метриката</w:t>
+      </w:r>
+      <w:proofErr w:type="spellEnd"/>
+      <w:r>
+        <w:t xml:space="preserve"> </w:t>
+      </w:r>
+      <w:proofErr w:type="spellStart"/>
+      <w:r>
+        <w:t>на</w:t>
+      </w:r>
+      <w:proofErr w:type="spellEnd"/>
+      <w:r>
+        <w:t xml:space="preserve"> Gower</w:t>
+      </w:r>
+    </w:p>
+    <w:p>
+      <w:pPr>
+        <w:jc w:val="both"/>
+      </w:pPr>
+      <w:proofErr w:type="spellStart"/>
+      <w:r>
+        <w:t>за</w:t>
+      </w:r>
+      <w:proofErr w:type="spellEnd"/>
+      <w:r>
+        <w:t xml:space="preserve"> </w:t>
+      </w:r>
+      <w:proofErr w:type="spellStart"/>
+      <w:r>
+        <w:t>смесени</w:t>
+      </w:r>
+      <w:proofErr w:type="spellEnd"/>
+      <w:r>
+        <w:t xml:space="preserve"> </w:t>
+      </w:r>
+      <w:proofErr w:type="spellStart"/>
+      <w:r>
+        <w:t>данни</w:t>
+      </w:r>
+      <w:proofErr w:type="spellEnd"/>
+      <w:r>
+        <w:t xml:space="preserve"> [21, 22].</w:t>
+      </w:r>
+    </w:p>
+    <w:p>
+      <w:pPr>
+        <w:jc w:val="both"/>
+      </w:pPr>
+      <w:r>
+        <w:t xml:space="preserve">• </w:t>
+      </w:r>
+      <w:proofErr w:type="spellStart"/>
+      <w:r>
+        <w:rPr>
+          <w:b/>
+          <w:bCs/>
+        </w:rPr>
+        <w:t>Асоциативен</w:t>
+      </w:r>
+      <w:proofErr w:type="spellEnd"/>
+      <w:r>
+        <w:rPr>
+          <w:b/>
+          <w:bCs/>
+        </w:rPr>
+        <w:t xml:space="preserve"> и </w:t>
+      </w:r>
+      <w:proofErr w:type="spellStart"/>
+      <w:r>
+        <w:rPr>
+          <w:b/>
+          <w:bCs/>
+        </w:rPr>
+        <w:t>честотен</w:t>
+      </w:r>
+      <w:proofErr w:type="spellEnd"/>
+      <w:r>
+        <w:rPr>
+          <w:b/>
+          <w:bCs/>
+        </w:rPr>
+        <w:t xml:space="preserve"> </w:t>
+      </w:r>
+      <w:proofErr w:type="spellStart"/>
+      <w:r>
+        <w:rPr>
+          <w:b/>
+          <w:bCs/>
+        </w:rPr>
+        <w:t>анализ</w:t>
+      </w:r>
+      <w:proofErr w:type="spellEnd"/>
+      <w:r>
+        <w:rPr>
+          <w:b/>
+          <w:bCs/>
+        </w:rPr>
+        <w:t xml:space="preserve"> (FCA): </w:t>
+      </w:r>
+      <w:proofErr w:type="spellStart"/>
+      <w:r>
+        <w:t>За</w:t>
+      </w:r>
+      <w:proofErr w:type="spellEnd"/>
+      <w:r>
+        <w:t xml:space="preserve"> </w:t>
+      </w:r>
+      <w:proofErr w:type="spellStart"/>
+      <w:r>
+        <w:t>изследване</w:t>
+      </w:r>
+      <w:proofErr w:type="spellEnd"/>
+      <w:r>
+        <w:t xml:space="preserve"> </w:t>
+      </w:r>
+      <w:proofErr w:type="spellStart"/>
+      <w:r>
+        <w:t>на</w:t>
+      </w:r>
+      <w:proofErr w:type="spellEnd"/>
+      <w:r>
+        <w:t xml:space="preserve"> </w:t>
+      </w:r>
+      <w:proofErr w:type="spellStart"/>
+      <w:r>
+        <w:t>съвместната</w:t>
+      </w:r>
+      <w:proofErr w:type="spellEnd"/>
+      <w:r>
+        <w:t xml:space="preserve"> </w:t>
+      </w:r>
+      <w:proofErr w:type="spellStart"/>
+      <w:r>
+        <w:t>поява</w:t>
+      </w:r>
+      <w:proofErr w:type="spellEnd"/>
+    </w:p>
+    <w:p>
+      <w:pPr>
+        <w:jc w:val="both"/>
+      </w:pPr>
+      <w:r>
+        <w:t xml:space="preserve">и </w:t>
+      </w:r>
+      <w:proofErr w:type="spellStart"/>
+      <w:r>
+        <w:t>взаимозаменяемостта</w:t>
+      </w:r>
+      <w:proofErr w:type="spellEnd"/>
+      <w:r>
+        <w:t xml:space="preserve"> </w:t>
+      </w:r>
+      <w:proofErr w:type="spellStart"/>
+      <w:r>
+        <w:t>на</w:t>
+      </w:r>
+      <w:proofErr w:type="spellEnd"/>
+      <w:r>
+        <w:t xml:space="preserve"> </w:t>
+      </w:r>
+      <w:proofErr w:type="spellStart"/>
+      <w:r>
+        <w:t>индикаторите</w:t>
+      </w:r>
+      <w:proofErr w:type="spellEnd"/>
+      <w:r>
+        <w:t xml:space="preserve"> [17].</w:t>
+      </w:r>
+    </w:p>
+    <w:p>
+      <w:pPr>
+        <w:jc w:val="both"/>
+      </w:pPr>
+      <w:proofErr w:type="spellStart"/>
+      <w:r>
+        <w:rPr>
+          <w:b/>
+          <w:bCs/>
+        </w:rPr>
+        <w:t>Очакваните</w:t>
+      </w:r>
+      <w:proofErr w:type="spellEnd"/>
+      <w:r>
+        <w:rPr>
+          <w:b/>
+          <w:bCs/>
+        </w:rPr>
+        <w:t xml:space="preserve"> </w:t>
+      </w:r>
+      <w:proofErr w:type="spellStart"/>
+      <w:r>
+        <w:rPr>
+          <w:b/>
+          <w:bCs/>
+        </w:rPr>
+        <w:t>резултати</w:t>
+      </w:r>
+      <w:proofErr w:type="spellEnd"/>
+      <w:r>
+        <w:rPr>
+          <w:b/>
+          <w:bCs/>
+        </w:rPr>
+        <w:t xml:space="preserve"> </w:t>
+      </w:r>
+      <w:proofErr w:type="spellStart"/>
+      <w:r>
+        <w:t>от</w:t>
+      </w:r>
+      <w:proofErr w:type="spellEnd"/>
+      <w:r>
+        <w:t xml:space="preserve"> </w:t>
+      </w:r>
+      <w:proofErr w:type="spellStart"/>
+      <w:r>
+        <w:t>защитата</w:t>
+      </w:r>
+      <w:proofErr w:type="spellEnd"/>
+      <w:r>
+        <w:t xml:space="preserve"> </w:t>
+      </w:r>
+      <w:proofErr w:type="spellStart"/>
+      <w:r>
+        <w:t>на</w:t>
+      </w:r>
+      <w:proofErr w:type="spellEnd"/>
+      <w:r>
+        <w:t xml:space="preserve"> </w:t>
+      </w:r>
+      <w:proofErr w:type="spellStart"/>
+      <w:r>
+        <w:t>магистърската</w:t>
+      </w:r>
+      <w:proofErr w:type="spellEnd"/>
+      <w:r>
+        <w:t xml:space="preserve"> </w:t>
+      </w:r>
+      <w:proofErr w:type="spellStart"/>
+      <w:r>
+        <w:t>теза</w:t>
+      </w:r>
+      <w:proofErr w:type="spellEnd"/>
+      <w:r>
+        <w:t xml:space="preserve"> </w:t>
+      </w:r>
+      <w:proofErr w:type="spellStart"/>
+      <w:r>
+        <w:t>включват</w:t>
+      </w:r>
+      <w:proofErr w:type="spellEnd"/>
+      <w:r>
+        <w:t>: (1)</w:t>
+      </w:r>
+    </w:p>
+    <w:p>
+      <w:pPr>
+        <w:jc w:val="both"/>
+      </w:pPr>
+      <w:proofErr w:type="spellStart"/>
+      <w:r>
+        <w:t>доказан</w:t>
+      </w:r>
+      <w:proofErr w:type="spellEnd"/>
+      <w:r>
+        <w:t xml:space="preserve"> </w:t>
+      </w:r>
+      <w:proofErr w:type="spellStart"/>
+      <w:r>
+        <w:t>математически</w:t>
+      </w:r>
+      <w:proofErr w:type="spellEnd"/>
+      <w:r>
+        <w:t xml:space="preserve"> </w:t>
+      </w:r>
+      <w:proofErr w:type="spellStart"/>
+      <w:r>
+        <w:t>модел</w:t>
+      </w:r>
+      <w:proofErr w:type="spellEnd"/>
+      <w:r>
+        <w:t xml:space="preserve"> </w:t>
+      </w:r>
+      <w:proofErr w:type="spellStart"/>
+      <w:r>
+        <w:t>за</w:t>
+      </w:r>
+      <w:proofErr w:type="spellEnd"/>
+      <w:r>
+        <w:t xml:space="preserve"> </w:t>
+      </w:r>
+      <w:proofErr w:type="spellStart"/>
+      <w:r>
+        <w:t>изследване</w:t>
+      </w:r>
+      <w:proofErr w:type="spellEnd"/>
+      <w:r>
+        <w:t xml:space="preserve"> </w:t>
+      </w:r>
+      <w:proofErr w:type="spellStart"/>
+      <w:r>
+        <w:t>на</w:t>
+      </w:r>
+      <w:proofErr w:type="spellEnd"/>
+      <w:r>
+        <w:t xml:space="preserve"> </w:t>
+      </w:r>
+      <w:proofErr w:type="spellStart"/>
+      <w:r>
+        <w:t>многомерни</w:t>
+      </w:r>
+      <w:proofErr w:type="spellEnd"/>
+      <w:r>
+        <w:t xml:space="preserve"> </w:t>
+      </w:r>
+      <w:proofErr w:type="spellStart"/>
+      <w:r>
+        <w:t>конфигурации</w:t>
+      </w:r>
+      <w:proofErr w:type="spellEnd"/>
+      <w:r>
+        <w:t>; (2)</w:t>
+      </w:r>
+    </w:p>
+    <w:p>
+      <w:pPr>
+        <w:jc w:val="both"/>
+      </w:pPr>
+      <w:proofErr w:type="spellStart"/>
+      <w:r>
+        <w:t>гъвкава</w:t>
+      </w:r>
+      <w:proofErr w:type="spellEnd"/>
+      <w:r>
+        <w:t xml:space="preserve"> и </w:t>
+      </w:r>
+      <w:proofErr w:type="spellStart"/>
+      <w:r>
+        <w:t>мащабируема</w:t>
+      </w:r>
+      <w:proofErr w:type="spellEnd"/>
+      <w:r>
+        <w:t xml:space="preserve"> </w:t>
+      </w:r>
+      <w:proofErr w:type="spellStart"/>
+      <w:r>
+        <w:t>софтуерна</w:t>
+      </w:r>
+      <w:proofErr w:type="spellEnd"/>
+      <w:r>
+        <w:t xml:space="preserve"> </w:t>
+      </w:r>
+      <w:proofErr w:type="spellStart"/>
+      <w:r>
+        <w:t>библиотека</w:t>
+      </w:r>
+      <w:proofErr w:type="spellEnd"/>
+      <w:r>
+        <w:t xml:space="preserve"> </w:t>
+      </w:r>
+      <w:proofErr w:type="spellStart"/>
+      <w:r>
+        <w:t>на</w:t>
+      </w:r>
+      <w:proofErr w:type="spellEnd"/>
+      <w:r>
+        <w:t xml:space="preserve"> Python, </w:t>
+      </w:r>
+      <w:proofErr w:type="spellStart"/>
+      <w:r>
+        <w:t>разработена</w:t>
+      </w:r>
+      <w:proofErr w:type="spellEnd"/>
+      <w:r>
+        <w:t xml:space="preserve"> </w:t>
+      </w:r>
+      <w:proofErr w:type="spellStart"/>
+      <w:r>
+        <w:t>по</w:t>
+      </w:r>
+      <w:proofErr w:type="spellEnd"/>
+    </w:p>
+    <w:p>
+      <w:pPr>
+        <w:jc w:val="both"/>
+      </w:pPr>
+      <w:proofErr w:type="spellStart"/>
+      <w:r>
+        <w:t>принципите</w:t>
+      </w:r>
+      <w:proofErr w:type="spellEnd"/>
+      <w:r>
+        <w:t xml:space="preserve"> </w:t>
+      </w:r>
+      <w:proofErr w:type="spellStart"/>
+      <w:r>
+        <w:t>на</w:t>
+      </w:r>
+      <w:proofErr w:type="spellEnd"/>
+      <w:r>
+        <w:t xml:space="preserve"> OOP; (3) </w:t>
+      </w:r>
+      <w:proofErr w:type="spellStart"/>
+      <w:r>
+        <w:t>систематизирани</w:t>
+      </w:r>
+      <w:proofErr w:type="spellEnd"/>
+      <w:r>
+        <w:t xml:space="preserve"> </w:t>
+      </w:r>
+      <w:proofErr w:type="spellStart"/>
+      <w:r>
+        <w:t>експериментални</w:t>
+      </w:r>
+      <w:proofErr w:type="spellEnd"/>
+      <w:r>
+        <w:t xml:space="preserve"> </w:t>
+      </w:r>
+      <w:proofErr w:type="spellStart"/>
+      <w:r>
+        <w:t>данни</w:t>
+      </w:r>
+      <w:proofErr w:type="spellEnd"/>
+      <w:r>
+        <w:t>,</w:t>
+      </w:r>
+    </w:p>
+    <w:p>
+      <w:pPr>
+        <w:jc w:val="both"/>
+      </w:pPr>
+      <w:proofErr w:type="spellStart"/>
+      <w:r>
+        <w:t>илюстриращи</w:t>
+      </w:r>
+      <w:proofErr w:type="spellEnd"/>
+      <w:r>
+        <w:t xml:space="preserve"> </w:t>
+      </w:r>
+      <w:proofErr w:type="spellStart"/>
+      <w:r>
+        <w:t>поведението</w:t>
+      </w:r>
+      <w:proofErr w:type="spellEnd"/>
+      <w:r>
+        <w:t xml:space="preserve"> </w:t>
+      </w:r>
+      <w:proofErr w:type="spellStart"/>
+      <w:r>
+        <w:t>на</w:t>
+      </w:r>
+      <w:proofErr w:type="spellEnd"/>
+      <w:r>
+        <w:t xml:space="preserve"> </w:t>
+      </w:r>
+      <w:proofErr w:type="spellStart"/>
+      <w:r>
+        <w:t>критичната</w:t>
+      </w:r>
+      <w:proofErr w:type="spellEnd"/>
+      <w:r>
+        <w:t xml:space="preserve"> </w:t>
+      </w:r>
+      <w:proofErr w:type="spellStart"/>
+      <w:r>
+        <w:t>електроенергийна</w:t>
+      </w:r>
+      <w:proofErr w:type="spellEnd"/>
+      <w:r>
+        <w:t xml:space="preserve"> </w:t>
+      </w:r>
+      <w:proofErr w:type="spellStart"/>
+      <w:r>
+        <w:t>система</w:t>
+      </w:r>
+      <w:proofErr w:type="spellEnd"/>
+      <w:r>
+        <w:t xml:space="preserve"> </w:t>
+      </w:r>
+      <w:proofErr w:type="spellStart"/>
+      <w:r>
+        <w:t>през</w:t>
+      </w:r>
+      <w:proofErr w:type="spellEnd"/>
+    </w:p>
+    <w:p>
+      <w:pPr>
+        <w:jc w:val="both"/>
+      </w:pPr>
+      <w:proofErr w:type="spellStart"/>
+      <w:r>
+        <w:t>лятото</w:t>
+      </w:r>
+      <w:proofErr w:type="spellEnd"/>
+      <w:r>
+        <w:t xml:space="preserve">; (4) </w:t>
+      </w:r>
+      <w:proofErr w:type="spellStart"/>
+      <w:r>
+        <w:t>научно</w:t>
+      </w:r>
+      <w:proofErr w:type="spellEnd"/>
+      <w:r>
+        <w:t xml:space="preserve"> </w:t>
+      </w:r>
+      <w:proofErr w:type="spellStart"/>
+      <w:r>
+        <w:t>обоснован</w:t>
+      </w:r>
+      <w:proofErr w:type="spellEnd"/>
+      <w:r>
+        <w:t xml:space="preserve"> </w:t>
+      </w:r>
+      <w:proofErr w:type="spellStart"/>
+      <w:r>
+        <w:t>набор</w:t>
+      </w:r>
+      <w:proofErr w:type="spellEnd"/>
+      <w:r>
+        <w:t xml:space="preserve"> </w:t>
+      </w:r>
+      <w:proofErr w:type="spellStart"/>
+      <w:r>
+        <w:t>от</w:t>
+      </w:r>
+      <w:proofErr w:type="spellEnd"/>
+      <w:r>
+        <w:t xml:space="preserve"> </w:t>
+      </w:r>
+      <w:proofErr w:type="spellStart"/>
+      <w:r>
+        <w:t>препоръки</w:t>
+      </w:r>
+      <w:proofErr w:type="spellEnd"/>
+      <w:r>
+        <w:t xml:space="preserve"> </w:t>
+      </w:r>
+      <w:proofErr w:type="spellStart"/>
+      <w:r>
+        <w:t>за</w:t>
+      </w:r>
+      <w:proofErr w:type="spellEnd"/>
+      <w:r>
+        <w:t xml:space="preserve"> </w:t>
+      </w:r>
+      <w:proofErr w:type="spellStart"/>
+      <w:r>
+        <w:t>проектиране</w:t>
+      </w:r>
+      <w:proofErr w:type="spellEnd"/>
+      <w:r>
+        <w:t xml:space="preserve"> </w:t>
+      </w:r>
+      <w:proofErr w:type="spellStart"/>
+      <w:r>
+        <w:t>на</w:t>
+      </w:r>
+      <w:proofErr w:type="spellEnd"/>
+    </w:p>
+    <w:p>
+      <w:pPr>
+        <w:jc w:val="both"/>
+      </w:pPr>
+      <w:proofErr w:type="spellStart"/>
+      <w:r>
+        <w:t>по-устойчиви</w:t>
+      </w:r>
+      <w:proofErr w:type="spellEnd"/>
+      <w:r>
+        <w:t xml:space="preserve"> и </w:t>
+      </w:r>
+      <w:proofErr w:type="spellStart"/>
+      <w:r>
+        <w:t>надеждни</w:t>
+      </w:r>
+      <w:proofErr w:type="spellEnd"/>
+      <w:r>
+        <w:t xml:space="preserve"> </w:t>
+      </w:r>
+      <w:proofErr w:type="spellStart"/>
+      <w:r>
+        <w:t>оценъчни</w:t>
+      </w:r>
+      <w:proofErr w:type="spellEnd"/>
+      <w:r>
+        <w:t xml:space="preserve"> </w:t>
+      </w:r>
+      <w:proofErr w:type="spellStart"/>
+      <w:r>
+        <w:t>системи</w:t>
+      </w:r>
+      <w:proofErr w:type="spellEnd"/>
+      <w:r>
+        <w:t xml:space="preserve"> в </w:t>
+      </w:r>
+      <w:proofErr w:type="spellStart"/>
+      <w:r>
+        <w:t>практиката</w:t>
+      </w:r>
+      <w:proofErr w:type="spellEnd"/>
+      <w:r>
+        <w:t>.</w:t>
+      </w:r>
+    </w:p>
+    <w:p>
+      <w:pPr>
+        <w:jc w:val="both"/>
+        <w:rPr>
+          <w:b/>
+          <w:bCs/>
+        </w:rPr>
+      </w:pPr>
+      <w:proofErr w:type="spellStart"/>
+      <w:r>
+        <w:rPr>
+          <w:b/>
+          <w:bCs/>
+        </w:rPr>
+        <w:t>Структура</w:t>
+      </w:r>
+      <w:proofErr w:type="spellEnd"/>
+      <w:r>
+        <w:rPr>
+          <w:b/>
+          <w:bCs/>
+        </w:rPr>
+        <w:t xml:space="preserve"> </w:t>
+      </w:r>
+      <w:proofErr w:type="spellStart"/>
+      <w:r>
+        <w:rPr>
+          <w:b/>
+          <w:bCs/>
+        </w:rPr>
+        <w:t>на</w:t>
+      </w:r>
+      <w:proofErr w:type="spellEnd"/>
+      <w:r>
+        <w:rPr>
+          <w:b/>
+          <w:bCs/>
+        </w:rPr>
+        <w:t xml:space="preserve"> </w:t>
+      </w:r>
+      <w:proofErr w:type="spellStart"/>
+      <w:r>
+        <w:rPr>
+          <w:b/>
+          <w:bCs/>
+        </w:rPr>
+        <w:t>дипломната</w:t>
+      </w:r>
+      <w:proofErr w:type="spellEnd"/>
+      <w:r>
+        <w:rPr>
+          <w:b/>
+          <w:bCs/>
+        </w:rPr>
+        <w:t xml:space="preserve"> </w:t>
+      </w:r>
+      <w:proofErr w:type="spellStart"/>
+      <w:r>
+        <w:rPr>
+          <w:b/>
+          <w:bCs/>
+        </w:rPr>
+        <w:t>работа</w:t>
+      </w:r>
+      <w:proofErr w:type="spellEnd"/>
+    </w:p>
+    <w:p>
+      <w:pPr>
+        <w:jc w:val="both"/>
+      </w:pPr>
+      <w:proofErr w:type="spellStart"/>
+      <w:r>
+        <w:t>Настоящата</w:t>
+      </w:r>
+      <w:proofErr w:type="spellEnd"/>
+      <w:r>
+        <w:t xml:space="preserve"> </w:t>
+      </w:r>
+      <w:proofErr w:type="spellStart"/>
+      <w:r>
+        <w:t>дипломна</w:t>
+      </w:r>
+      <w:proofErr w:type="spellEnd"/>
+      <w:r>
+        <w:t xml:space="preserve"> </w:t>
+      </w:r>
+      <w:proofErr w:type="spellStart"/>
+      <w:r>
+        <w:t>работа</w:t>
+      </w:r>
+      <w:proofErr w:type="spellEnd"/>
+      <w:r>
+        <w:t xml:space="preserve"> е </w:t>
+      </w:r>
+      <w:proofErr w:type="spellStart"/>
+      <w:r>
+        <w:t>структурирана</w:t>
+      </w:r>
+      <w:proofErr w:type="spellEnd"/>
+      <w:r>
+        <w:t xml:space="preserve"> в </w:t>
+      </w:r>
+      <w:proofErr w:type="spellStart"/>
+      <w:r>
+        <w:t>шест</w:t>
+      </w:r>
+      <w:proofErr w:type="spellEnd"/>
+      <w:r>
+        <w:t xml:space="preserve"> </w:t>
+      </w:r>
+      <w:proofErr w:type="spellStart"/>
+      <w:r>
+        <w:t>самостоятелни</w:t>
+      </w:r>
+      <w:proofErr w:type="spellEnd"/>
+      <w:r>
+        <w:t xml:space="preserve">, </w:t>
+      </w:r>
+      <w:proofErr w:type="spellStart"/>
+      <w:r>
+        <w:t>логически</w:t>
+      </w:r>
+      <w:proofErr w:type="spellEnd"/>
+    </w:p>
+    <w:p>
+      <w:pPr>
+        <w:jc w:val="both"/>
+      </w:pPr>
+      <w:proofErr w:type="spellStart"/>
+      <w:r>
+        <w:lastRenderedPageBreak/>
+        <w:t>свързани</w:t>
+      </w:r>
+      <w:proofErr w:type="spellEnd"/>
+      <w:r>
+        <w:t xml:space="preserve"> </w:t>
+      </w:r>
+      <w:proofErr w:type="spellStart"/>
+      <w:r>
+        <w:t>глави</w:t>
+      </w:r>
+      <w:proofErr w:type="spellEnd"/>
+      <w:r>
+        <w:t xml:space="preserve">, </w:t>
+      </w:r>
+      <w:proofErr w:type="spellStart"/>
+      <w:r>
+        <w:t>допълнени</w:t>
+      </w:r>
+      <w:proofErr w:type="spellEnd"/>
+      <w:r>
+        <w:t xml:space="preserve"> </w:t>
+      </w:r>
+      <w:proofErr w:type="spellStart"/>
+      <w:r>
+        <w:t>от</w:t>
+      </w:r>
+      <w:proofErr w:type="spellEnd"/>
+      <w:r>
+        <w:t xml:space="preserve"> </w:t>
+      </w:r>
+      <w:proofErr w:type="spellStart"/>
+      <w:r>
+        <w:t>заключение</w:t>
+      </w:r>
+      <w:proofErr w:type="spellEnd"/>
+      <w:r>
+        <w:t xml:space="preserve">, </w:t>
+      </w:r>
+      <w:proofErr w:type="spellStart"/>
+      <w:r>
+        <w:t>библиография</w:t>
+      </w:r>
+      <w:proofErr w:type="spellEnd"/>
+      <w:r>
+        <w:t xml:space="preserve"> и </w:t>
+      </w:r>
+      <w:proofErr w:type="spellStart"/>
+      <w:r>
+        <w:t>приложения</w:t>
+      </w:r>
+      <w:proofErr w:type="spellEnd"/>
+      <w:r>
+        <w:t>:</w:t>
+      </w:r>
+    </w:p>
+    <w:p>
+      <w:pPr>
+        <w:jc w:val="both"/>
+      </w:pPr>
+      <w:r>
+        <w:t xml:space="preserve">• </w:t>
+      </w:r>
+      <w:proofErr w:type="spellStart"/>
+      <w:r>
+        <w:rPr>
+          <w:b/>
+          <w:bCs/>
+        </w:rPr>
+        <w:t>Глава</w:t>
+      </w:r>
+      <w:proofErr w:type="spellEnd"/>
+      <w:r>
+        <w:rPr>
+          <w:b/>
+          <w:bCs/>
+        </w:rPr>
+        <w:t xml:space="preserve"> 1: </w:t>
+      </w:r>
+      <w:proofErr w:type="spellStart"/>
+      <w:r>
+        <w:rPr>
+          <w:b/>
+          <w:bCs/>
+        </w:rPr>
+        <w:t>Литературен</w:t>
+      </w:r>
+      <w:proofErr w:type="spellEnd"/>
+      <w:r>
+        <w:rPr>
+          <w:b/>
+          <w:bCs/>
+        </w:rPr>
+        <w:t xml:space="preserve"> </w:t>
+      </w:r>
+      <w:proofErr w:type="spellStart"/>
+      <w:r>
+        <w:rPr>
+          <w:b/>
+          <w:bCs/>
+        </w:rPr>
+        <w:t>обзор</w:t>
+      </w:r>
+      <w:proofErr w:type="spellEnd"/>
+      <w:r>
+        <w:rPr>
+          <w:b/>
+          <w:bCs/>
+        </w:rPr>
+        <w:t xml:space="preserve"> и </w:t>
+      </w:r>
+      <w:proofErr w:type="spellStart"/>
+      <w:r>
+        <w:rPr>
+          <w:b/>
+          <w:bCs/>
+        </w:rPr>
+        <w:t>теоретична</w:t>
+      </w:r>
+      <w:proofErr w:type="spellEnd"/>
+      <w:r>
+        <w:rPr>
+          <w:b/>
+          <w:bCs/>
+        </w:rPr>
+        <w:t xml:space="preserve"> </w:t>
+      </w:r>
+      <w:proofErr w:type="spellStart"/>
+      <w:r>
+        <w:rPr>
+          <w:b/>
+          <w:bCs/>
+        </w:rPr>
+        <w:t>рамка</w:t>
+      </w:r>
+      <w:proofErr w:type="spellEnd"/>
+      <w:r>
+        <w:rPr>
+          <w:b/>
+          <w:bCs/>
+        </w:rPr>
+        <w:t xml:space="preserve"> </w:t>
+      </w:r>
+      <w:r>
+        <w:t xml:space="preserve">- </w:t>
+      </w:r>
+      <w:proofErr w:type="spellStart"/>
+      <w:r>
+        <w:t>Представя</w:t>
+      </w:r>
+      <w:proofErr w:type="spellEnd"/>
+      <w:r>
+        <w:t xml:space="preserve"> </w:t>
+      </w:r>
+      <w:proofErr w:type="spellStart"/>
+      <w:r>
+        <w:t>детайлен</w:t>
+      </w:r>
+      <w:proofErr w:type="spellEnd"/>
+    </w:p>
+    <w:p>
+      <w:pPr>
+        <w:jc w:val="both"/>
+      </w:pPr>
+      <w:proofErr w:type="spellStart"/>
+      <w:r>
+        <w:t>преглед</w:t>
+      </w:r>
+      <w:proofErr w:type="spellEnd"/>
+      <w:r>
+        <w:t xml:space="preserve"> </w:t>
+      </w:r>
+      <w:proofErr w:type="spellStart"/>
+      <w:r>
+        <w:t>на</w:t>
+      </w:r>
+      <w:proofErr w:type="spellEnd"/>
+      <w:r>
+        <w:t xml:space="preserve"> </w:t>
+      </w:r>
+      <w:proofErr w:type="spellStart"/>
+      <w:r>
+        <w:t>известните</w:t>
+      </w:r>
+      <w:proofErr w:type="spellEnd"/>
+      <w:r>
+        <w:t xml:space="preserve"> </w:t>
+      </w:r>
+      <w:proofErr w:type="spellStart"/>
+      <w:r>
+        <w:t>подходи</w:t>
+      </w:r>
+      <w:proofErr w:type="spellEnd"/>
+      <w:r>
+        <w:t xml:space="preserve"> в MCDA, </w:t>
+      </w:r>
+      <w:proofErr w:type="spellStart"/>
+      <w:r>
+        <w:t>композитните</w:t>
+      </w:r>
+      <w:proofErr w:type="spellEnd"/>
+      <w:r>
+        <w:t xml:space="preserve"> </w:t>
+      </w:r>
+      <w:proofErr w:type="spellStart"/>
+      <w:r>
+        <w:t>индикатори</w:t>
+      </w:r>
+      <w:proofErr w:type="spellEnd"/>
+      <w:r>
+        <w:t xml:space="preserve">, </w:t>
+      </w:r>
+      <w:proofErr w:type="spellStart"/>
+      <w:r>
+        <w:t>методите</w:t>
+      </w:r>
+      <w:proofErr w:type="spellEnd"/>
+      <w:r>
+        <w:t xml:space="preserve"> </w:t>
+      </w:r>
+      <w:proofErr w:type="spellStart"/>
+      <w:r>
+        <w:t>за</w:t>
+      </w:r>
+      <w:proofErr w:type="spellEnd"/>
+    </w:p>
+    <w:p>
+      <w:pPr>
+        <w:jc w:val="both"/>
+      </w:pPr>
+      <w:proofErr w:type="spellStart"/>
+      <w:r>
+        <w:t>оптимизация</w:t>
+      </w:r>
+      <w:proofErr w:type="spellEnd"/>
+      <w:r>
+        <w:t xml:space="preserve">, </w:t>
+      </w:r>
+      <w:proofErr w:type="spellStart"/>
+      <w:r>
+        <w:t>изчислителната</w:t>
+      </w:r>
+      <w:proofErr w:type="spellEnd"/>
+      <w:r>
+        <w:t xml:space="preserve"> </w:t>
+      </w:r>
+      <w:proofErr w:type="spellStart"/>
+      <w:r>
+        <w:t>геометрия</w:t>
+      </w:r>
+      <w:proofErr w:type="spellEnd"/>
+      <w:r>
+        <w:t xml:space="preserve"> и </w:t>
+      </w:r>
+      <w:proofErr w:type="spellStart"/>
+      <w:r>
+        <w:t>анализа</w:t>
+      </w:r>
+      <w:proofErr w:type="spellEnd"/>
+      <w:r>
+        <w:t xml:space="preserve"> </w:t>
+      </w:r>
+      <w:proofErr w:type="spellStart"/>
+      <w:r>
+        <w:t>на</w:t>
+      </w:r>
+      <w:proofErr w:type="spellEnd"/>
+      <w:r>
+        <w:t xml:space="preserve"> </w:t>
+      </w:r>
+      <w:proofErr w:type="spellStart"/>
+      <w:r>
+        <w:t>данни</w:t>
+      </w:r>
+      <w:proofErr w:type="spellEnd"/>
+      <w:r>
+        <w:t xml:space="preserve">, </w:t>
+      </w:r>
+      <w:proofErr w:type="spellStart"/>
+      <w:r>
+        <w:t>завършвайки</w:t>
+      </w:r>
+      <w:proofErr w:type="spellEnd"/>
+      <w:r>
+        <w:t xml:space="preserve"> с</w:t>
+      </w:r>
+    </w:p>
+    <w:p>
+      <w:pPr>
+        <w:jc w:val="both"/>
+      </w:pPr>
+      <w:proofErr w:type="spellStart"/>
+      <w:r>
+        <w:t>ясно</w:t>
+      </w:r>
+      <w:proofErr w:type="spellEnd"/>
+      <w:r>
+        <w:t xml:space="preserve"> </w:t>
+      </w:r>
+      <w:proofErr w:type="spellStart"/>
+      <w:r>
+        <w:t>формулиран</w:t>
+      </w:r>
+      <w:proofErr w:type="spellEnd"/>
+      <w:r>
+        <w:t xml:space="preserve"> </w:t>
+      </w:r>
+      <w:proofErr w:type="spellStart"/>
+      <w:r>
+        <w:t>изследователски</w:t>
+      </w:r>
+      <w:proofErr w:type="spellEnd"/>
+      <w:r>
+        <w:t xml:space="preserve"> </w:t>
+      </w:r>
+      <w:proofErr w:type="spellStart"/>
+      <w:r>
+        <w:t>дефицит</w:t>
+      </w:r>
+      <w:proofErr w:type="spellEnd"/>
+      <w:r>
+        <w:t xml:space="preserve"> [13, 316, 319, 368].</w:t>
+      </w:r>
+    </w:p>
+    <w:p>
+      <w:pPr>
+        <w:jc w:val="both"/>
+      </w:pPr>
+      <w:r>
+        <w:t xml:space="preserve">• </w:t>
+      </w:r>
+      <w:proofErr w:type="spellStart"/>
+      <w:r>
+        <w:rPr>
+          <w:b/>
+          <w:bCs/>
+        </w:rPr>
+        <w:t>Глава</w:t>
+      </w:r>
+      <w:proofErr w:type="spellEnd"/>
+      <w:r>
+        <w:rPr>
+          <w:b/>
+          <w:bCs/>
+        </w:rPr>
+        <w:t xml:space="preserve"> 2: </w:t>
+      </w:r>
+      <w:proofErr w:type="spellStart"/>
+      <w:r>
+        <w:rPr>
+          <w:b/>
+          <w:bCs/>
+        </w:rPr>
+        <w:t>Изследователска</w:t>
+      </w:r>
+      <w:proofErr w:type="spellEnd"/>
+      <w:r>
+        <w:rPr>
+          <w:b/>
+          <w:bCs/>
+        </w:rPr>
+        <w:t xml:space="preserve"> </w:t>
+      </w:r>
+      <w:proofErr w:type="spellStart"/>
+      <w:r>
+        <w:rPr>
+          <w:b/>
+          <w:bCs/>
+        </w:rPr>
+        <w:t>рамка</w:t>
+      </w:r>
+      <w:proofErr w:type="spellEnd"/>
+      <w:r>
+        <w:rPr>
+          <w:b/>
+          <w:bCs/>
+        </w:rPr>
+        <w:t xml:space="preserve"> и </w:t>
+      </w:r>
+      <w:proofErr w:type="spellStart"/>
+      <w:r>
+        <w:rPr>
+          <w:b/>
+          <w:bCs/>
+        </w:rPr>
+        <w:t>математически</w:t>
+      </w:r>
+      <w:proofErr w:type="spellEnd"/>
+      <w:r>
+        <w:rPr>
+          <w:b/>
+          <w:bCs/>
+        </w:rPr>
+        <w:t xml:space="preserve"> </w:t>
+      </w:r>
+      <w:proofErr w:type="spellStart"/>
+      <w:r>
+        <w:rPr>
+          <w:b/>
+          <w:bCs/>
+        </w:rPr>
+        <w:t>модел</w:t>
+      </w:r>
+      <w:proofErr w:type="spellEnd"/>
+      <w:r>
+        <w:rPr>
+          <w:b/>
+          <w:bCs/>
+        </w:rPr>
+        <w:t xml:space="preserve"> </w:t>
+      </w:r>
+      <w:r>
+        <w:t xml:space="preserve">- </w:t>
+      </w:r>
+      <w:proofErr w:type="spellStart"/>
+      <w:r>
+        <w:t>Въвежда</w:t>
+      </w:r>
+      <w:proofErr w:type="spellEnd"/>
+    </w:p>
+    <w:p>
+      <w:pPr>
+        <w:jc w:val="both"/>
+      </w:pPr>
+      <w:proofErr w:type="spellStart"/>
+      <w:r>
+        <w:t>собствените</w:t>
+      </w:r>
+      <w:proofErr w:type="spellEnd"/>
+      <w:r>
+        <w:t xml:space="preserve"> </w:t>
+      </w:r>
+      <w:proofErr w:type="spellStart"/>
+      <w:r>
+        <w:t>формални</w:t>
+      </w:r>
+      <w:proofErr w:type="spellEnd"/>
+      <w:r>
+        <w:t xml:space="preserve"> </w:t>
+      </w:r>
+      <w:proofErr w:type="spellStart"/>
+      <w:r>
+        <w:t>дефиниции</w:t>
+      </w:r>
+      <w:proofErr w:type="spellEnd"/>
+      <w:r>
+        <w:t xml:space="preserve"> </w:t>
+      </w:r>
+      <w:proofErr w:type="spellStart"/>
+      <w:r>
+        <w:t>на</w:t>
+      </w:r>
+      <w:proofErr w:type="spellEnd"/>
+      <w:r>
+        <w:t xml:space="preserve"> </w:t>
+      </w:r>
+      <w:proofErr w:type="spellStart"/>
+      <w:r>
+        <w:t>индикаторите</w:t>
+      </w:r>
+      <w:proofErr w:type="spellEnd"/>
+      <w:r>
+        <w:t xml:space="preserve">, </w:t>
+      </w:r>
+      <w:proofErr w:type="spellStart"/>
+      <w:r>
+        <w:t>теглата</w:t>
+      </w:r>
+      <w:proofErr w:type="spellEnd"/>
+      <w:r>
+        <w:t xml:space="preserve">, </w:t>
+      </w:r>
+      <w:proofErr w:type="spellStart"/>
+      <w:r>
+        <w:t>оценъчната</w:t>
+      </w:r>
+      <w:proofErr w:type="spellEnd"/>
+    </w:p>
+    <w:p>
+      <w:pPr>
+        <w:jc w:val="both"/>
+      </w:pPr>
+      <w:proofErr w:type="spellStart"/>
+      <w:r>
+        <w:t>функция</w:t>
+      </w:r>
+      <w:proofErr w:type="spellEnd"/>
+      <w:r>
+        <w:t xml:space="preserve">, </w:t>
+      </w:r>
+      <w:proofErr w:type="spellStart"/>
+      <w:r>
+        <w:t>праговете</w:t>
+      </w:r>
+      <w:proofErr w:type="spellEnd"/>
+      <w:r>
+        <w:t xml:space="preserve"> и </w:t>
+      </w:r>
+      <w:proofErr w:type="spellStart"/>
+      <w:r>
+        <w:t>ограниченията</w:t>
+      </w:r>
+      <w:proofErr w:type="spellEnd"/>
+      <w:r>
+        <w:t xml:space="preserve">, </w:t>
+      </w:r>
+      <w:proofErr w:type="spellStart"/>
+      <w:r>
+        <w:t>определяйки</w:t>
+      </w:r>
+      <w:proofErr w:type="spellEnd"/>
+      <w:r>
+        <w:t xml:space="preserve"> </w:t>
+      </w:r>
+      <w:proofErr w:type="spellStart"/>
+      <w:r>
+        <w:t>границите</w:t>
+      </w:r>
+      <w:proofErr w:type="spellEnd"/>
+      <w:r>
+        <w:t xml:space="preserve"> </w:t>
+      </w:r>
+      <w:proofErr w:type="spellStart"/>
+      <w:r>
+        <w:t>на</w:t>
+      </w:r>
+      <w:proofErr w:type="spellEnd"/>
+      <w:r>
+        <w:t xml:space="preserve"> </w:t>
+      </w:r>
+      <w:proofErr w:type="spellStart"/>
+      <w:r>
+        <w:t>модела</w:t>
+      </w:r>
+      <w:proofErr w:type="spellEnd"/>
+      <w:r>
+        <w:t xml:space="preserve"> [657].</w:t>
+      </w:r>
+    </w:p>
+    <w:p>
+      <w:pPr>
+        <w:jc w:val="both"/>
+        <w:rPr>
+          <w:b/>
+          <w:bCs/>
+        </w:rPr>
+      </w:pPr>
+      <w:r>
+        <w:t xml:space="preserve">• </w:t>
+      </w:r>
+      <w:proofErr w:type="spellStart"/>
+      <w:r>
+        <w:rPr>
+          <w:b/>
+          <w:bCs/>
+        </w:rPr>
+        <w:t>Глава</w:t>
+      </w:r>
+      <w:proofErr w:type="spellEnd"/>
+      <w:r>
+        <w:rPr>
+          <w:b/>
+          <w:bCs/>
+        </w:rPr>
+        <w:t xml:space="preserve"> 3: </w:t>
+      </w:r>
+      <w:proofErr w:type="spellStart"/>
+      <w:r>
+        <w:rPr>
+          <w:b/>
+          <w:bCs/>
+        </w:rPr>
+        <w:t>Методология</w:t>
+      </w:r>
+      <w:proofErr w:type="spellEnd"/>
+      <w:r>
+        <w:rPr>
+          <w:b/>
+          <w:bCs/>
+        </w:rPr>
+        <w:t xml:space="preserve"> </w:t>
+      </w:r>
+      <w:proofErr w:type="spellStart"/>
+      <w:r>
+        <w:rPr>
+          <w:b/>
+          <w:bCs/>
+        </w:rPr>
+        <w:t>за</w:t>
+      </w:r>
+      <w:proofErr w:type="spellEnd"/>
+      <w:r>
+        <w:rPr>
+          <w:b/>
+          <w:bCs/>
+        </w:rPr>
+        <w:t xml:space="preserve"> </w:t>
+      </w:r>
+      <w:proofErr w:type="spellStart"/>
+      <w:r>
+        <w:rPr>
+          <w:b/>
+          <w:bCs/>
+        </w:rPr>
+        <w:t>анализ</w:t>
+      </w:r>
+      <w:proofErr w:type="spellEnd"/>
+      <w:r>
+        <w:rPr>
+          <w:b/>
+          <w:bCs/>
+        </w:rPr>
+        <w:t xml:space="preserve"> </w:t>
+      </w:r>
+      <w:proofErr w:type="spellStart"/>
+      <w:r>
+        <w:rPr>
+          <w:b/>
+          <w:bCs/>
+        </w:rPr>
+        <w:t>на</w:t>
+      </w:r>
+      <w:proofErr w:type="spellEnd"/>
+      <w:r>
+        <w:rPr>
+          <w:b/>
+          <w:bCs/>
+        </w:rPr>
+        <w:t xml:space="preserve"> </w:t>
+      </w:r>
+      <w:proofErr w:type="spellStart"/>
+      <w:r>
+        <w:rPr>
+          <w:b/>
+          <w:bCs/>
+        </w:rPr>
+        <w:t>пространствата</w:t>
+      </w:r>
+      <w:proofErr w:type="spellEnd"/>
+      <w:r>
+        <w:rPr>
+          <w:b/>
+          <w:bCs/>
+        </w:rPr>
+        <w:t xml:space="preserve"> </w:t>
+      </w:r>
+      <w:proofErr w:type="spellStart"/>
+      <w:r>
+        <w:rPr>
+          <w:b/>
+          <w:bCs/>
+        </w:rPr>
+        <w:t>от</w:t>
+      </w:r>
+      <w:proofErr w:type="spellEnd"/>
+      <w:r>
+        <w:rPr>
+          <w:b/>
+          <w:bCs/>
+        </w:rPr>
+        <w:t xml:space="preserve"> </w:t>
+      </w:r>
+      <w:proofErr w:type="spellStart"/>
+      <w:r>
+        <w:rPr>
+          <w:b/>
+          <w:bCs/>
+        </w:rPr>
+        <w:t>решения</w:t>
+      </w:r>
+      <w:proofErr w:type="spellEnd"/>
+      <w:r>
+        <w:rPr>
+          <w:b/>
+          <w:bCs/>
+        </w:rPr>
+        <w:t xml:space="preserve"> и</w:t>
+      </w:r>
+    </w:p>
+    <w:p>
+      <w:pPr>
+        <w:jc w:val="both"/>
+      </w:pPr>
+      <w:proofErr w:type="spellStart"/>
+      <w:r>
+        <w:rPr>
+          <w:b/>
+          <w:bCs/>
+        </w:rPr>
+        <w:t>конфигурации</w:t>
+      </w:r>
+      <w:proofErr w:type="spellEnd"/>
+      <w:r>
+        <w:rPr>
+          <w:b/>
+          <w:bCs/>
+        </w:rPr>
+        <w:t xml:space="preserve"> </w:t>
+      </w:r>
+      <w:r>
+        <w:t xml:space="preserve">- </w:t>
+      </w:r>
+      <w:proofErr w:type="spellStart"/>
+      <w:r>
+        <w:t>Описва</w:t>
+      </w:r>
+      <w:proofErr w:type="spellEnd"/>
+      <w:r>
+        <w:t xml:space="preserve"> </w:t>
+      </w:r>
+      <w:proofErr w:type="spellStart"/>
+      <w:r>
+        <w:t>алгоритмите</w:t>
+      </w:r>
+      <w:proofErr w:type="spellEnd"/>
+      <w:r>
+        <w:t xml:space="preserve"> </w:t>
+      </w:r>
+      <w:proofErr w:type="spellStart"/>
+      <w:r>
+        <w:t>за</w:t>
+      </w:r>
+      <w:proofErr w:type="spellEnd"/>
+      <w:r>
+        <w:t xml:space="preserve"> </w:t>
+      </w:r>
+      <w:proofErr w:type="spellStart"/>
+      <w:r>
+        <w:t>локален</w:t>
+      </w:r>
+      <w:proofErr w:type="spellEnd"/>
+      <w:r>
+        <w:t xml:space="preserve"> и </w:t>
+      </w:r>
+      <w:proofErr w:type="spellStart"/>
+      <w:r>
+        <w:t>глобален</w:t>
+      </w:r>
+      <w:proofErr w:type="spellEnd"/>
+      <w:r>
+        <w:t xml:space="preserve"> </w:t>
+      </w:r>
+      <w:proofErr w:type="spellStart"/>
+      <w:r>
+        <w:t>анализ</w:t>
+      </w:r>
+      <w:proofErr w:type="spellEnd"/>
+      <w:r>
+        <w:t xml:space="preserve">, </w:t>
+      </w:r>
+      <w:proofErr w:type="spellStart"/>
+      <w:r>
+        <w:t>метриките</w:t>
+      </w:r>
+      <w:proofErr w:type="spellEnd"/>
+    </w:p>
+    <w:p>
+      <w:pPr>
+        <w:jc w:val="both"/>
+      </w:pPr>
+      <w:proofErr w:type="spellStart"/>
+      <w:r>
+        <w:t>за</w:t>
+      </w:r>
+      <w:proofErr w:type="spellEnd"/>
+      <w:r>
+        <w:t xml:space="preserve"> </w:t>
+      </w:r>
+      <w:proofErr w:type="spellStart"/>
+      <w:r>
+        <w:t>сходство</w:t>
+      </w:r>
+      <w:proofErr w:type="spellEnd"/>
+      <w:r>
+        <w:t xml:space="preserve">, </w:t>
+      </w:r>
+      <w:proofErr w:type="spellStart"/>
+      <w:r>
+        <w:t>Парето</w:t>
+      </w:r>
+      <w:proofErr w:type="spellEnd"/>
+      <w:r>
+        <w:t xml:space="preserve"> </w:t>
+      </w:r>
+      <w:proofErr w:type="spellStart"/>
+      <w:r>
+        <w:t>филтрирането</w:t>
+      </w:r>
+      <w:proofErr w:type="spellEnd"/>
+      <w:r>
+        <w:t xml:space="preserve">, </w:t>
+      </w:r>
+      <w:proofErr w:type="spellStart"/>
+      <w:r>
+        <w:t>клъстеризацията</w:t>
+      </w:r>
+      <w:proofErr w:type="spellEnd"/>
+      <w:r>
+        <w:t xml:space="preserve"> и </w:t>
+      </w:r>
+      <w:proofErr w:type="spellStart"/>
+      <w:r>
+        <w:t>анализа</w:t>
+      </w:r>
+      <w:proofErr w:type="spellEnd"/>
+      <w:r>
+        <w:t xml:space="preserve"> </w:t>
+      </w:r>
+      <w:proofErr w:type="spellStart"/>
+      <w:r>
+        <w:t>на</w:t>
+      </w:r>
+      <w:proofErr w:type="spellEnd"/>
+      <w:r>
+        <w:t xml:space="preserve"> </w:t>
+      </w:r>
+      <w:proofErr w:type="spellStart"/>
+      <w:r>
+        <w:t>съвместната</w:t>
+      </w:r>
+      <w:proofErr w:type="spellEnd"/>
+    </w:p>
+    <w:p>
+      <w:pPr>
+        <w:jc w:val="both"/>
+      </w:pPr>
+      <w:proofErr w:type="spellStart"/>
+      <w:r>
+        <w:t>поява</w:t>
+      </w:r>
+      <w:proofErr w:type="spellEnd"/>
+      <w:r>
+        <w:t xml:space="preserve"> [657].</w:t>
+      </w:r>
+    </w:p>
+    <w:p>
+      <w:pPr>
+        <w:jc w:val="both"/>
+      </w:pPr>
+      <w:r>
+        <w:t xml:space="preserve">• </w:t>
+      </w:r>
+      <w:proofErr w:type="spellStart"/>
+      <w:r>
+        <w:rPr>
+          <w:b/>
+          <w:bCs/>
+        </w:rPr>
+        <w:t>Глава</w:t>
+      </w:r>
+      <w:proofErr w:type="spellEnd"/>
+      <w:r>
+        <w:rPr>
+          <w:b/>
+          <w:bCs/>
+        </w:rPr>
+        <w:t xml:space="preserve"> 4: </w:t>
+      </w:r>
+      <w:proofErr w:type="spellStart"/>
+      <w:r>
+        <w:rPr>
+          <w:b/>
+          <w:bCs/>
+        </w:rPr>
+        <w:t>Проектиране</w:t>
+      </w:r>
+      <w:proofErr w:type="spellEnd"/>
+      <w:r>
+        <w:rPr>
+          <w:b/>
+          <w:bCs/>
+        </w:rPr>
+        <w:t xml:space="preserve"> и </w:t>
+      </w:r>
+      <w:proofErr w:type="spellStart"/>
+      <w:r>
+        <w:rPr>
+          <w:b/>
+          <w:bCs/>
+        </w:rPr>
+        <w:t>реализация</w:t>
+      </w:r>
+      <w:proofErr w:type="spellEnd"/>
+      <w:r>
+        <w:rPr>
+          <w:b/>
+          <w:bCs/>
+        </w:rPr>
+        <w:t xml:space="preserve"> </w:t>
+      </w:r>
+      <w:proofErr w:type="spellStart"/>
+      <w:r>
+        <w:rPr>
+          <w:b/>
+          <w:bCs/>
+        </w:rPr>
+        <w:t>на</w:t>
+      </w:r>
+      <w:proofErr w:type="spellEnd"/>
+      <w:r>
+        <w:rPr>
+          <w:b/>
+          <w:bCs/>
+        </w:rPr>
+        <w:t xml:space="preserve"> </w:t>
+      </w:r>
+      <w:proofErr w:type="spellStart"/>
+      <w:r>
+        <w:rPr>
+          <w:b/>
+          <w:bCs/>
+        </w:rPr>
+        <w:t>софтуерния</w:t>
+      </w:r>
+      <w:proofErr w:type="spellEnd"/>
+      <w:r>
+        <w:rPr>
+          <w:b/>
+          <w:bCs/>
+        </w:rPr>
+        <w:t xml:space="preserve"> </w:t>
+      </w:r>
+      <w:proofErr w:type="spellStart"/>
+      <w:r>
+        <w:rPr>
+          <w:b/>
+          <w:bCs/>
+        </w:rPr>
+        <w:t>инструмент</w:t>
+      </w:r>
+      <w:proofErr w:type="spellEnd"/>
+      <w:r>
+        <w:rPr>
+          <w:b/>
+          <w:bCs/>
+        </w:rPr>
+        <w:t xml:space="preserve"> </w:t>
+      </w:r>
+      <w:r>
+        <w:t xml:space="preserve">- </w:t>
+      </w:r>
+      <w:proofErr w:type="spellStart"/>
+      <w:r>
+        <w:t>Описва</w:t>
+      </w:r>
+      <w:proofErr w:type="spellEnd"/>
+    </w:p>
+    <w:p>
+      <w:pPr>
+        <w:jc w:val="both"/>
+      </w:pPr>
+      <w:proofErr w:type="spellStart"/>
+      <w:r>
+        <w:t>архитектурата</w:t>
+      </w:r>
+      <w:proofErr w:type="spellEnd"/>
+      <w:r>
+        <w:t xml:space="preserve">, </w:t>
+      </w:r>
+      <w:proofErr w:type="spellStart"/>
+      <w:r>
+        <w:t>функционалните</w:t>
+      </w:r>
+      <w:proofErr w:type="spellEnd"/>
+      <w:r>
+        <w:t xml:space="preserve"> </w:t>
+      </w:r>
+      <w:proofErr w:type="spellStart"/>
+      <w:r>
+        <w:t>изисквания</w:t>
+      </w:r>
+      <w:proofErr w:type="spellEnd"/>
+      <w:r>
+        <w:t xml:space="preserve"> и </w:t>
+      </w:r>
+      <w:proofErr w:type="spellStart"/>
+      <w:r>
+        <w:t>детайлната</w:t>
+      </w:r>
+      <w:proofErr w:type="spellEnd"/>
+      <w:r>
+        <w:t xml:space="preserve"> OOP </w:t>
+      </w:r>
+      <w:proofErr w:type="spellStart"/>
+      <w:r>
+        <w:t>реализация</w:t>
+      </w:r>
+      <w:proofErr w:type="spellEnd"/>
+      <w:r>
+        <w:t xml:space="preserve"> </w:t>
+      </w:r>
+      <w:proofErr w:type="spellStart"/>
+      <w:r>
+        <w:t>на</w:t>
+      </w:r>
+      <w:proofErr w:type="spellEnd"/>
+    </w:p>
+    <w:p>
+      <w:pPr>
+        <w:jc w:val="both"/>
+      </w:pPr>
+      <w:proofErr w:type="spellStart"/>
+      <w:r>
+        <w:t>разработения</w:t>
+      </w:r>
+      <w:proofErr w:type="spellEnd"/>
+      <w:r>
+        <w:t xml:space="preserve"> Python </w:t>
+      </w:r>
+      <w:proofErr w:type="spellStart"/>
+      <w:r>
+        <w:t>софтуер</w:t>
+      </w:r>
+      <w:proofErr w:type="spellEnd"/>
+      <w:r>
+        <w:t xml:space="preserve"> [652].</w:t>
+      </w:r>
+    </w:p>
+    <w:p>
+      <w:pPr>
+        <w:jc w:val="both"/>
+      </w:pPr>
+      <w:r>
+        <w:t xml:space="preserve">• </w:t>
+      </w:r>
+      <w:proofErr w:type="spellStart"/>
+      <w:r>
+        <w:rPr>
+          <w:b/>
+          <w:bCs/>
+        </w:rPr>
+        <w:t>Глава</w:t>
+      </w:r>
+      <w:proofErr w:type="spellEnd"/>
+      <w:r>
+        <w:rPr>
+          <w:b/>
+          <w:bCs/>
+        </w:rPr>
+        <w:t xml:space="preserve"> 5: </w:t>
+      </w:r>
+      <w:proofErr w:type="spellStart"/>
+      <w:r>
+        <w:rPr>
+          <w:b/>
+          <w:bCs/>
+        </w:rPr>
+        <w:t>Експериментални</w:t>
+      </w:r>
+      <w:proofErr w:type="spellEnd"/>
+      <w:r>
+        <w:rPr>
+          <w:b/>
+          <w:bCs/>
+        </w:rPr>
+        <w:t xml:space="preserve"> </w:t>
+      </w:r>
+      <w:proofErr w:type="spellStart"/>
+      <w:r>
+        <w:rPr>
+          <w:b/>
+          <w:bCs/>
+        </w:rPr>
+        <w:t>изследвания</w:t>
+      </w:r>
+      <w:proofErr w:type="spellEnd"/>
+      <w:r>
+        <w:rPr>
+          <w:b/>
+          <w:bCs/>
+        </w:rPr>
+        <w:t xml:space="preserve"> и </w:t>
+      </w:r>
+      <w:proofErr w:type="spellStart"/>
+      <w:r>
+        <w:rPr>
+          <w:b/>
+          <w:bCs/>
+        </w:rPr>
+        <w:t>резултати</w:t>
+      </w:r>
+      <w:proofErr w:type="spellEnd"/>
+      <w:r>
+        <w:rPr>
+          <w:b/>
+          <w:bCs/>
+        </w:rPr>
+        <w:t xml:space="preserve"> </w:t>
+      </w:r>
+      <w:r>
+        <w:t xml:space="preserve">- </w:t>
+      </w:r>
+      <w:proofErr w:type="spellStart"/>
+      <w:r>
+        <w:t>Представя</w:t>
+      </w:r>
+      <w:proofErr w:type="spellEnd"/>
+    </w:p>
+    <w:p>
+      <w:pPr>
+        <w:jc w:val="both"/>
+      </w:pPr>
+      <w:proofErr w:type="spellStart"/>
+      <w:r>
+        <w:t>резултатите</w:t>
+      </w:r>
+      <w:proofErr w:type="spellEnd"/>
+      <w:r>
+        <w:t xml:space="preserve"> </w:t>
+      </w:r>
+      <w:proofErr w:type="spellStart"/>
+      <w:r>
+        <w:t>от</w:t>
+      </w:r>
+      <w:proofErr w:type="spellEnd"/>
+      <w:r>
+        <w:t xml:space="preserve"> </w:t>
+      </w:r>
+      <w:proofErr w:type="spellStart"/>
+      <w:r>
+        <w:t>контролираните</w:t>
+      </w:r>
+      <w:proofErr w:type="spellEnd"/>
+      <w:r>
+        <w:t xml:space="preserve"> </w:t>
+      </w:r>
+      <w:proofErr w:type="spellStart"/>
+      <w:r>
+        <w:t>симулации</w:t>
+      </w:r>
+      <w:proofErr w:type="spellEnd"/>
+      <w:r>
+        <w:t xml:space="preserve"> </w:t>
+      </w:r>
+      <w:proofErr w:type="spellStart"/>
+      <w:r>
+        <w:t>при</w:t>
+      </w:r>
+      <w:proofErr w:type="spellEnd"/>
+      <w:r>
+        <w:t xml:space="preserve"> </w:t>
+      </w:r>
+      <w:proofErr w:type="spellStart"/>
+      <w:r>
+        <w:t>референтния</w:t>
+      </w:r>
+      <w:proofErr w:type="spellEnd"/>
+      <w:r>
+        <w:t xml:space="preserve"> </w:t>
+      </w:r>
+      <w:proofErr w:type="spellStart"/>
+      <w:r>
+        <w:t>енергиен</w:t>
+      </w:r>
+      <w:proofErr w:type="spellEnd"/>
+      <w:r>
+        <w:t xml:space="preserve"> </w:t>
+      </w:r>
+      <w:proofErr w:type="spellStart"/>
+      <w:r>
+        <w:t>казус</w:t>
+      </w:r>
+      <w:proofErr w:type="spellEnd"/>
+      <w:r>
+        <w:t>,</w:t>
+      </w:r>
+    </w:p>
+    <w:p>
+      <w:pPr>
+        <w:jc w:val="both"/>
+      </w:pPr>
+      <w:proofErr w:type="spellStart"/>
+      <w:r>
+        <w:t>анализирайки</w:t>
+      </w:r>
+      <w:proofErr w:type="spellEnd"/>
+      <w:r>
+        <w:t xml:space="preserve"> </w:t>
+      </w:r>
+      <w:proofErr w:type="spellStart"/>
+      <w:r>
+        <w:t>изчислителната</w:t>
+      </w:r>
+      <w:proofErr w:type="spellEnd"/>
+      <w:r>
+        <w:t xml:space="preserve"> </w:t>
+      </w:r>
+      <w:proofErr w:type="spellStart"/>
+      <w:r>
+        <w:t>ефективност</w:t>
+      </w:r>
+      <w:proofErr w:type="spellEnd"/>
+      <w:r>
+        <w:t xml:space="preserve"> и </w:t>
+      </w:r>
+      <w:proofErr w:type="spellStart"/>
+      <w:r>
+        <w:t>мащабируемост</w:t>
+      </w:r>
+      <w:proofErr w:type="spellEnd"/>
+      <w:r>
+        <w:t xml:space="preserve"> [654].</w:t>
+      </w:r>
+    </w:p>
+    <w:p>
+      <w:pPr>
+        <w:jc w:val="both"/>
+      </w:pPr>
+      <w:r>
+        <w:t xml:space="preserve">• </w:t>
+      </w:r>
+      <w:proofErr w:type="spellStart"/>
+      <w:r>
+        <w:rPr>
+          <w:b/>
+          <w:bCs/>
+        </w:rPr>
+        <w:t>Глава</w:t>
+      </w:r>
+      <w:proofErr w:type="spellEnd"/>
+      <w:r>
+        <w:rPr>
+          <w:b/>
+          <w:bCs/>
+        </w:rPr>
+        <w:t xml:space="preserve"> 6: </w:t>
+      </w:r>
+      <w:proofErr w:type="spellStart"/>
+      <w:r>
+        <w:rPr>
+          <w:b/>
+          <w:bCs/>
+        </w:rPr>
+        <w:t>Обсъждане</w:t>
+      </w:r>
+      <w:proofErr w:type="spellEnd"/>
+      <w:r>
+        <w:rPr>
+          <w:b/>
+          <w:bCs/>
+        </w:rPr>
+        <w:t xml:space="preserve"> </w:t>
+      </w:r>
+      <w:proofErr w:type="spellStart"/>
+      <w:r>
+        <w:rPr>
+          <w:b/>
+          <w:bCs/>
+        </w:rPr>
+        <w:t>на</w:t>
+      </w:r>
+      <w:proofErr w:type="spellEnd"/>
+      <w:r>
+        <w:rPr>
+          <w:b/>
+          <w:bCs/>
+        </w:rPr>
+        <w:t xml:space="preserve"> </w:t>
+      </w:r>
+      <w:proofErr w:type="spellStart"/>
+      <w:r>
+        <w:rPr>
+          <w:b/>
+          <w:bCs/>
+        </w:rPr>
+        <w:t>резултатите</w:t>
+      </w:r>
+      <w:proofErr w:type="spellEnd"/>
+      <w:r>
+        <w:rPr>
+          <w:b/>
+          <w:bCs/>
+        </w:rPr>
+        <w:t xml:space="preserve"> </w:t>
+      </w:r>
+      <w:r>
+        <w:t xml:space="preserve">- </w:t>
+      </w:r>
+      <w:proofErr w:type="spellStart"/>
+      <w:r>
+        <w:t>Свързва</w:t>
+      </w:r>
+      <w:proofErr w:type="spellEnd"/>
+      <w:r>
+        <w:t xml:space="preserve"> </w:t>
+      </w:r>
+      <w:proofErr w:type="spellStart"/>
+      <w:r>
+        <w:t>резултатите</w:t>
+      </w:r>
+      <w:proofErr w:type="spellEnd"/>
+      <w:r>
+        <w:t xml:space="preserve"> </w:t>
+      </w:r>
+      <w:proofErr w:type="spellStart"/>
+      <w:r>
+        <w:t>обратно</w:t>
+      </w:r>
+      <w:proofErr w:type="spellEnd"/>
+      <w:r>
+        <w:t xml:space="preserve"> с</w:t>
+      </w:r>
+    </w:p>
+    <w:p>
+      <w:pPr>
+        <w:jc w:val="both"/>
+      </w:pPr>
+      <w:proofErr w:type="spellStart"/>
+      <w:r>
+        <w:t>изследователските</w:t>
+      </w:r>
+      <w:proofErr w:type="spellEnd"/>
+      <w:r>
+        <w:t xml:space="preserve"> </w:t>
+      </w:r>
+      <w:proofErr w:type="spellStart"/>
+      <w:r>
+        <w:t>въпроси</w:t>
+      </w:r>
+      <w:proofErr w:type="spellEnd"/>
+      <w:r>
+        <w:t xml:space="preserve">, </w:t>
+      </w:r>
+      <w:proofErr w:type="spellStart"/>
+      <w:r>
+        <w:t>съпоставя</w:t>
+      </w:r>
+      <w:proofErr w:type="spellEnd"/>
+      <w:r>
+        <w:t xml:space="preserve"> </w:t>
+      </w:r>
+      <w:proofErr w:type="spellStart"/>
+      <w:r>
+        <w:t>ги</w:t>
+      </w:r>
+      <w:proofErr w:type="spellEnd"/>
+      <w:r>
+        <w:t xml:space="preserve"> с </w:t>
+      </w:r>
+      <w:proofErr w:type="spellStart"/>
+      <w:r>
+        <w:t>литературата</w:t>
+      </w:r>
+      <w:proofErr w:type="spellEnd"/>
+      <w:r>
+        <w:t xml:space="preserve"> и </w:t>
+      </w:r>
+      <w:proofErr w:type="spellStart"/>
+      <w:r>
+        <w:t>извлича</w:t>
+      </w:r>
+      <w:proofErr w:type="spellEnd"/>
+      <w:r>
+        <w:t xml:space="preserve"> </w:t>
+      </w:r>
+      <w:proofErr w:type="spellStart"/>
+      <w:r>
+        <w:t>научните</w:t>
+      </w:r>
+      <w:proofErr w:type="spellEnd"/>
+      <w:r>
+        <w:t xml:space="preserve"> и</w:t>
+      </w:r>
+    </w:p>
+    <w:p>
+      <w:pPr>
+        <w:jc w:val="both"/>
+      </w:pPr>
+      <w:proofErr w:type="spellStart"/>
+      <w:r>
+        <w:t>приложни</w:t>
+      </w:r>
+      <w:proofErr w:type="spellEnd"/>
+      <w:r>
+        <w:t xml:space="preserve"> </w:t>
+      </w:r>
+      <w:proofErr w:type="spellStart"/>
+      <w:r>
+        <w:t>приноси</w:t>
+      </w:r>
+      <w:proofErr w:type="spellEnd"/>
+      <w:r>
+        <w:t xml:space="preserve"> [657].</w:t>
+      </w:r>
+    </w:p>
+    <w:p>
+      <w:pPr>
+        <w:jc w:val="both"/>
+      </w:pPr>
+      <w:proofErr w:type="spellStart"/>
+      <w:r>
+        <w:t>Работата</w:t>
+      </w:r>
+      <w:proofErr w:type="spellEnd"/>
+      <w:r>
+        <w:t xml:space="preserve"> </w:t>
+      </w:r>
+      <w:proofErr w:type="spellStart"/>
+      <w:r>
+        <w:t>завършва</w:t>
+      </w:r>
+      <w:proofErr w:type="spellEnd"/>
+      <w:r>
+        <w:t xml:space="preserve"> </w:t>
+      </w:r>
+      <w:proofErr w:type="spellStart"/>
+      <w:r>
+        <w:t>със</w:t>
+      </w:r>
+      <w:proofErr w:type="spellEnd"/>
+      <w:r>
+        <w:t xml:space="preserve"> </w:t>
+      </w:r>
+      <w:r>
+        <w:rPr>
+          <w:b/>
+          <w:bCs/>
+        </w:rPr>
+        <w:t>Заключение</w:t>
+      </w:r>
+      <w:r>
+        <w:t xml:space="preserve">, </w:t>
+      </w:r>
+      <w:proofErr w:type="spellStart"/>
+      <w:r>
+        <w:t>обобщаващо</w:t>
+      </w:r>
+      <w:proofErr w:type="spellEnd"/>
+      <w:r>
+        <w:t xml:space="preserve"> </w:t>
+      </w:r>
+      <w:proofErr w:type="spellStart"/>
+      <w:r>
+        <w:t>приносите</w:t>
+      </w:r>
+      <w:proofErr w:type="spellEnd"/>
+      <w:r>
+        <w:t xml:space="preserve">, </w:t>
+      </w:r>
+      <w:proofErr w:type="spellStart"/>
+      <w:r>
+        <w:rPr>
+          <w:b/>
+          <w:bCs/>
+        </w:rPr>
+        <w:t>Библиография</w:t>
+      </w:r>
+      <w:proofErr w:type="spellEnd"/>
+      <w:r>
+        <w:rPr>
+          <w:b/>
+          <w:bCs/>
+        </w:rPr>
+        <w:t xml:space="preserve"> </w:t>
+      </w:r>
+      <w:r>
+        <w:t>в</w:t>
+      </w:r>
+    </w:p>
+    <w:p>
+      <w:pPr>
+        <w:jc w:val="both"/>
+      </w:pPr>
+      <w:proofErr w:type="spellStart"/>
+      <w:r>
+        <w:t>стил</w:t>
+      </w:r>
+      <w:proofErr w:type="spellEnd"/>
+      <w:r>
+        <w:t xml:space="preserve"> IEEE и </w:t>
+      </w:r>
+      <w:proofErr w:type="spellStart"/>
+      <w:r>
+        <w:t>четири</w:t>
+      </w:r>
+      <w:proofErr w:type="spellEnd"/>
+      <w:r>
+        <w:t xml:space="preserve"> </w:t>
+      </w:r>
+      <w:r>
+        <w:rPr>
+          <w:b/>
+          <w:bCs/>
+        </w:rPr>
+        <w:t>Приложения</w:t>
+      </w:r>
+      <w:r>
+        <w:t xml:space="preserve">, </w:t>
+      </w:r>
+      <w:proofErr w:type="spellStart"/>
+      <w:r>
+        <w:t>съдържащи</w:t>
+      </w:r>
+      <w:proofErr w:type="spellEnd"/>
+      <w:r>
+        <w:t xml:space="preserve"> </w:t>
+      </w:r>
+      <w:proofErr w:type="spellStart"/>
+      <w:r>
+        <w:t>документация</w:t>
+      </w:r>
+      <w:proofErr w:type="spellEnd"/>
+      <w:r>
+        <w:t xml:space="preserve">, </w:t>
+      </w:r>
+      <w:proofErr w:type="spellStart"/>
+      <w:r>
+        <w:t>входни</w:t>
+      </w:r>
+      <w:proofErr w:type="spellEnd"/>
+      <w:r>
+        <w:t xml:space="preserve"> </w:t>
+      </w:r>
+      <w:proofErr w:type="spellStart"/>
+      <w:r>
+        <w:t>формати</w:t>
+      </w:r>
+      <w:proofErr w:type="spellEnd"/>
+      <w:r>
+        <w:t xml:space="preserve"> и</w:t>
+      </w:r>
+    </w:p>
+    <w:p>
+      <w:pPr>
+        <w:jc w:val="both"/>
+      </w:pPr>
+      <w:proofErr w:type="spellStart"/>
+      <w:r>
+        <w:t>подробни</w:t>
+      </w:r>
+      <w:proofErr w:type="spellEnd"/>
+      <w:r>
+        <w:t xml:space="preserve"> </w:t>
+      </w:r>
+      <w:proofErr w:type="spellStart"/>
+      <w:r>
+        <w:t>експериментални</w:t>
+      </w:r>
+      <w:proofErr w:type="spellEnd"/>
+      <w:r>
+        <w:t xml:space="preserve"> </w:t>
+      </w:r>
+      <w:proofErr w:type="spellStart"/>
+      <w:r>
+        <w:t>данни</w:t>
+      </w:r>
+      <w:proofErr w:type="spellEnd"/>
     </w:p>
     <w:sectPr>
       <w:pgSz w:w="12240" w:h="15840"/>
@@ -620,7 +8475,6 @@
   <w:style w:type="character" w:default="1" w:styleId="DefaultParagraphFont">
     <w:name w:val="Default Paragraph Font"/>
     <w:uiPriority w:val="1"/>
-    <w:semiHidden/>
     <w:unhideWhenUsed/>
   </w:style>
   <w:style w:type="table" w:default="1" w:styleId="TableNormal">

--- a/Work in Progress.docx
+++ b/Work in Progress.docx
@@ -20773,6 +20773,15 @@
         <w:fldChar w:fldCharType="separate"/>
       </w:r>
       <w:r>
+        <w:fldChar w:fldCharType="begin"/>
+      </w:r>
+      <w:r>
+        <w:instrText xml:space="preserve"> INCLUDEPICTURE  "C:\\Users\\User\\Desktop\\media\\image1.jpeg" \* MERGEFORMATINET </w:instrText>
+      </w:r>
+      <w:r>
+        <w:fldChar w:fldCharType="separate"/>
+      </w:r>
+      <w:r>
         <w:pict w14:anchorId="7DAE6886">
           <v:shapetype id="_x0000_t75" coordsize="21600,21600" o:spt="75" o:preferrelative="t" path="m@4@5l@4@11@9@11@9@5xe" filled="f" stroked="f">
             <v:stroke joinstyle="miter"/>
@@ -20801,6 +20810,9 @@
       <w:r>
         <w:fldChar w:fldCharType="end"/>
       </w:r>
+      <w:r>
+        <w:fldChar w:fldCharType="end"/>
+      </w:r>
     </w:p>
     <w:p>
       <w:pPr>
@@ -21029,9 +21041,4151 @@
         </w:tabs>
         <w:spacing w:after="0" w:line="277" w:lineRule="exact"/>
         <w:jc w:val="both"/>
+        <w:rPr>
+          <w:rStyle w:val="Bodytext2"/>
+          <w:rFonts w:ascii="Times New Roman" w:eastAsiaTheme="minorHAnsi" w:hAnsi="Times New Roman" w:cs="Times New Roman"/>
+          <w:color w:val="auto"/>
+          <w:sz w:val="24"/>
+          <w:szCs w:val="24"/>
+          <w:lang w:val="en-US" w:eastAsia="en-US" w:bidi="ar-SA"/>
+        </w:rPr>
+      </w:pPr>
+      <w:r>
+        <w:rPr>
+          <w:rStyle w:val="Bodytext2Bold"/>
+        </w:rPr>
+        <w:t xml:space="preserve">Цветово кодиране </w:t>
+      </w:r>
+      <w:r>
+        <w:rPr>
+          <w:rStyle w:val="Bodytext2Bold"/>
+          <w:lang w:val="en-US" w:eastAsia="en-US" w:bidi="en-US"/>
+        </w:rPr>
+        <w:t xml:space="preserve">(Battery Wear </w:t>
+      </w:r>
+      <w:r>
+        <w:rPr>
+          <w:rStyle w:val="Bodytext2Bold"/>
+        </w:rPr>
+        <w:t xml:space="preserve">- </w:t>
+      </w:r>
+      <w:r>
+        <w:rPr>
+          <w:rStyle w:val="Bodytext2Bold"/>
+          <w:lang w:val="en-US" w:eastAsia="en-US" w:bidi="en-US"/>
+        </w:rPr>
+        <w:t>I</w:t>
+      </w:r>
+      <w:r>
+        <w:rPr>
+          <w:rStyle w:val="Bodytext2Constantia"/>
+        </w:rPr>
+        <w:t>3</w:t>
+      </w:r>
+      <w:r>
+        <w:rPr>
+          <w:rStyle w:val="Bodytext2Bold"/>
+          <w:lang w:val="en-US" w:eastAsia="en-US" w:bidi="en-US"/>
+        </w:rPr>
+        <w:t xml:space="preserve">): </w:t>
+      </w:r>
+      <w:r>
+        <w:rPr>
+          <w:rStyle w:val="Bodytext2"/>
+        </w:rPr>
+        <w:t>Цветовата скала отразява третия критерий — износването на батерията. Режимите, които минимизират загубите и цената едновременно, натоварват батерията максимално (жълто-зелен спектър), което разкрива скрития тристранен конфликт в системата. Анализаторът може директно да идентифицира балансираните конфигурации в преходната зона (лилав спектър), където износването е минимално при умерени разходи.</w:t>
+      </w:r>
+    </w:p>
+    <w:p>
+      <w:pPr>
+        <w:widowControl w:val="0"/>
+        <w:tabs>
+          <w:tab w:val="left" w:pos="231"/>
+        </w:tabs>
+        <w:spacing w:after="0" w:line="277" w:lineRule="exact"/>
+        <w:jc w:val="both"/>
+        <w:rPr>
+          <w:rFonts w:ascii="Times New Roman" w:hAnsi="Times New Roman" w:cs="Times New Roman"/>
+          <w:lang w:val="bg-BG"/>
+        </w:rPr>
+      </w:pPr>
+    </w:p>
+    <w:p>
+      <w:pPr>
+        <w:widowControl w:val="0"/>
+        <w:tabs>
+          <w:tab w:val="left" w:pos="231"/>
+        </w:tabs>
+        <w:spacing w:after="0" w:line="277" w:lineRule="exact"/>
+        <w:jc w:val="both"/>
+        <w:rPr>
+          <w:rFonts w:ascii="Times New Roman" w:hAnsi="Times New Roman" w:cs="Times New Roman"/>
+          <w:lang w:val="bg-BG"/>
+        </w:rPr>
+      </w:pPr>
+    </w:p>
+    <w:p>
+      <w:pPr>
+        <w:widowControl w:val="0"/>
+        <w:tabs>
+          <w:tab w:val="left" w:pos="231"/>
+        </w:tabs>
+        <w:spacing w:after="0" w:line="277" w:lineRule="exact"/>
+        <w:jc w:val="both"/>
+        <w:rPr>
+          <w:rFonts w:ascii="Times New Roman" w:hAnsi="Times New Roman" w:cs="Times New Roman"/>
+          <w:lang w:val="bg-BG"/>
+        </w:rPr>
+      </w:pPr>
+    </w:p>
+    <w:p>
+      <w:pPr>
+        <w:widowControl w:val="0"/>
+        <w:tabs>
+          <w:tab w:val="left" w:pos="231"/>
+        </w:tabs>
+        <w:spacing w:after="0" w:line="277" w:lineRule="exact"/>
+        <w:jc w:val="both"/>
+        <w:rPr>
+          <w:rFonts w:ascii="Times New Roman" w:hAnsi="Times New Roman" w:cs="Times New Roman"/>
+          <w:lang w:val="bg-BG"/>
+        </w:rPr>
+      </w:pPr>
+    </w:p>
+    <w:p>
+      <w:pPr>
+        <w:widowControl w:val="0"/>
+        <w:tabs>
+          <w:tab w:val="left" w:pos="231"/>
+        </w:tabs>
+        <w:spacing w:after="0" w:line="277" w:lineRule="exact"/>
+        <w:jc w:val="both"/>
+        <w:rPr>
+          <w:rFonts w:ascii="Times New Roman" w:hAnsi="Times New Roman" w:cs="Times New Roman"/>
+        </w:rPr>
+      </w:pPr>
+    </w:p>
+    <w:p>
+      <w:pPr>
+        <w:keepNext/>
+        <w:keepLines/>
+        <w:spacing w:after="218"/>
+        <w:ind w:right="840"/>
+      </w:pPr>
+      <w:bookmarkStart w:id="11" w:name="bookmark0"/>
+      <w:r>
+        <w:rPr>
+          <w:rStyle w:val="Heading10"/>
+        </w:rPr>
+        <w:t>Глава 3. Методология за анализ на пространствата</w:t>
+      </w:r>
+      <w:bookmarkEnd w:id="11"/>
+    </w:p>
+    <w:p>
+      <w:pPr>
+        <w:spacing w:after="552"/>
+        <w:ind w:right="160"/>
+      </w:pPr>
+      <w:r>
+        <w:rPr>
+          <w:rStyle w:val="Bodytext3"/>
+          <w:rFonts w:eastAsiaTheme="minorHAnsi"/>
+        </w:rPr>
+        <w:t>МЕТОДОЛОГИЧЕН ИНСТРУМЕНТАРИУМ ЗА ИЗСЛЕДВАНЕ НА КОНФИГУРАЦИОННИТЕ ПРОСТРАНСТВА</w:t>
+      </w:r>
+    </w:p>
+    <w:p>
+      <w:pPr>
+        <w:spacing w:after="727"/>
+        <w:ind w:left="140" w:right="160"/>
+      </w:pPr>
+      <w:r>
+        <w:rPr>
+          <w:rStyle w:val="Bodytext2Bold"/>
+        </w:rPr>
+        <w:t xml:space="preserve">Резюме на главата: </w:t>
+      </w:r>
+      <w:r>
+        <w:rPr>
+          <w:rStyle w:val="Bodytext2"/>
+        </w:rPr>
+        <w:t xml:space="preserve">В този раздел подробно се дефинира изследователският процес и алгоритмичният апарат за извършване на локален и глобален пространствен анализ в линейни многокритериални оценъчни системи. Методологията е адаптирана и верифицирана чрез симулиран казус на </w:t>
+      </w:r>
+      <w:proofErr w:type="spellStart"/>
+      <w:r>
+        <w:rPr>
+          <w:rStyle w:val="Bodytext2"/>
+        </w:rPr>
+        <w:t>микрогрид</w:t>
+      </w:r>
+      <w:proofErr w:type="spellEnd"/>
+      <w:r>
+        <w:rPr>
+          <w:rStyle w:val="Bodytext2"/>
+        </w:rPr>
+        <w:t xml:space="preserve"> за производство и съхранение на електроенергия в условията на високо лятно натоварване. Описани са математическите модели за смесено-целочислено линейно програмиране </w:t>
+      </w:r>
+      <w:r>
+        <w:rPr>
+          <w:rStyle w:val="Bodytext2"/>
+          <w:lang w:val="en-US" w:eastAsia="en-US" w:bidi="en-US"/>
+        </w:rPr>
+        <w:t xml:space="preserve">(MILP) </w:t>
+      </w:r>
+      <w:r>
+        <w:rPr>
+          <w:rStyle w:val="Bodytext2"/>
+        </w:rPr>
+        <w:t xml:space="preserve">за откриване на минимални допустими конфигурации, методите за равномерно </w:t>
+      </w:r>
+      <w:proofErr w:type="spellStart"/>
+      <w:r>
+        <w:rPr>
+          <w:rStyle w:val="Bodytext2"/>
+        </w:rPr>
+        <w:t>стохастично</w:t>
+      </w:r>
+      <w:proofErr w:type="spellEnd"/>
+      <w:r>
+        <w:rPr>
+          <w:rStyle w:val="Bodytext2"/>
+        </w:rPr>
+        <w:t xml:space="preserve"> генериране на тегла </w:t>
+      </w:r>
+      <w:r>
+        <w:rPr>
+          <w:rStyle w:val="Bodytext2"/>
+          <w:lang w:val="en-US" w:eastAsia="en-US" w:bidi="en-US"/>
+        </w:rPr>
+        <w:t xml:space="preserve">(Hit-and-Run </w:t>
+      </w:r>
+      <w:r>
+        <w:rPr>
+          <w:rStyle w:val="Bodytext2"/>
+        </w:rPr>
+        <w:t xml:space="preserve">и </w:t>
+      </w:r>
+      <w:r>
+        <w:rPr>
+          <w:rStyle w:val="Bodytext2"/>
+          <w:lang w:val="en-US" w:eastAsia="en-US" w:bidi="en-US"/>
+        </w:rPr>
+        <w:t xml:space="preserve">SLHS), </w:t>
+      </w:r>
+      <w:proofErr w:type="spellStart"/>
+      <w:r>
+        <w:rPr>
+          <w:rStyle w:val="Bodytext2"/>
+        </w:rPr>
+        <w:t>Парето</w:t>
+      </w:r>
+      <w:proofErr w:type="spellEnd"/>
+      <w:r>
+        <w:rPr>
+          <w:rStyle w:val="Bodytext2"/>
+        </w:rPr>
+        <w:t xml:space="preserve">-филтрирането, </w:t>
+      </w:r>
+      <w:proofErr w:type="spellStart"/>
+      <w:r>
+        <w:rPr>
+          <w:rStyle w:val="Bodytext2"/>
+        </w:rPr>
+        <w:t>клъстеризацията</w:t>
+      </w:r>
+      <w:proofErr w:type="spellEnd"/>
+      <w:r>
+        <w:rPr>
+          <w:rStyle w:val="Bodytext2"/>
+        </w:rPr>
+        <w:t xml:space="preserve"> с метрика на </w:t>
+      </w:r>
+      <w:r>
+        <w:rPr>
+          <w:rStyle w:val="Bodytext2"/>
+          <w:lang w:val="en-US" w:eastAsia="en-US" w:bidi="en-US"/>
+        </w:rPr>
+        <w:t xml:space="preserve">Gower </w:t>
+      </w:r>
+      <w:r>
+        <w:rPr>
+          <w:rStyle w:val="Bodytext2"/>
+        </w:rPr>
+        <w:t xml:space="preserve">и Формалният концептуален анализ </w:t>
+      </w:r>
+      <w:r>
+        <w:rPr>
+          <w:rStyle w:val="Bodytext2"/>
+          <w:lang w:val="en-US" w:eastAsia="en-US" w:bidi="en-US"/>
+        </w:rPr>
+        <w:t xml:space="preserve">(FCA) </w:t>
+      </w:r>
+      <w:r>
+        <w:rPr>
+          <w:rStyle w:val="Bodytext2"/>
+        </w:rPr>
+        <w:t>за извличане на асоциативни правила.</w:t>
+      </w:r>
+    </w:p>
+    <w:p>
+      <w:pPr>
+        <w:keepNext/>
+        <w:keepLines/>
+        <w:widowControl w:val="0"/>
+        <w:numPr>
+          <w:ilvl w:val="0"/>
+          <w:numId w:val="7"/>
+        </w:numPr>
+        <w:tabs>
+          <w:tab w:val="left" w:pos="639"/>
+        </w:tabs>
+        <w:spacing w:after="112" w:line="260" w:lineRule="exact"/>
+        <w:jc w:val="both"/>
+        <w:outlineLvl w:val="1"/>
+      </w:pPr>
+      <w:bookmarkStart w:id="12" w:name="bookmark1"/>
+      <w:r>
+        <w:rPr>
+          <w:rStyle w:val="Heading20"/>
+        </w:rPr>
+        <w:t>Общ изследователски процес</w:t>
+      </w:r>
+      <w:bookmarkEnd w:id="12"/>
+    </w:p>
+    <w:p>
+      <w:pPr>
+        <w:spacing w:after="60" w:line="288" w:lineRule="exact"/>
+      </w:pPr>
+      <w:r>
+        <w:rPr>
+          <w:rStyle w:val="Bodytext2"/>
+        </w:rPr>
+        <w:t xml:space="preserve">Методологията за анализ на пространствата от решения и конфигурации се основава на интегрирана, многостепенна концептуална схема, която свързва оптимизационния анализ (локален аспект) със </w:t>
+      </w:r>
+      <w:proofErr w:type="spellStart"/>
+      <w:r>
+        <w:rPr>
+          <w:rStyle w:val="Bodytext2"/>
+        </w:rPr>
+        <w:t>стохастичния</w:t>
+      </w:r>
+      <w:proofErr w:type="spellEnd"/>
+      <w:r>
+        <w:rPr>
+          <w:rStyle w:val="Bodytext2"/>
+        </w:rPr>
+        <w:t xml:space="preserve"> пространствен анализ (глобален аспект) [5, 6]. Вместо изследването да се концентрира единствено върху скаларната крайна оценка на дадена алтернатива, настоящата методология изгражда цялостна картина на конфигурационното пространство. Това се постига чрез преход от единични оценъчни вектори към структурата на множествата от допустими режими на функциониране на системата.</w:t>
+      </w:r>
+    </w:p>
+    <w:p>
+      <w:pPr>
+        <w:tabs>
+          <w:tab w:val="left" w:pos="7301"/>
+        </w:tabs>
+        <w:spacing w:after="0" w:line="288" w:lineRule="exact"/>
+      </w:pPr>
+      <w:r>
+        <w:rPr>
+          <w:rStyle w:val="Bodytext2"/>
+        </w:rPr>
+        <w:t xml:space="preserve">Изследователската логика протича в четири последователни фази в софтуерната система [14]: </w:t>
+      </w:r>
+      <w:r>
+        <w:rPr>
+          <w:rStyle w:val="Bodytext2Bold"/>
+        </w:rPr>
+        <w:t xml:space="preserve">(1) Инициализация и симулация на средата: </w:t>
+      </w:r>
+      <w:r>
+        <w:rPr>
+          <w:rStyle w:val="Bodytext2"/>
+        </w:rPr>
+        <w:t xml:space="preserve">Дефиниране на </w:t>
+      </w:r>
+      <w:proofErr w:type="spellStart"/>
+      <w:r>
+        <w:rPr>
+          <w:rStyle w:val="Bodytext2"/>
+        </w:rPr>
+        <w:t>микрогрид</w:t>
+      </w:r>
+      <w:proofErr w:type="spellEnd"/>
+      <w:r>
+        <w:rPr>
+          <w:rStyle w:val="Bodytext2"/>
+        </w:rPr>
+        <w:t xml:space="preserve"> със специфицирани гранични условия, потребителски профили и технически лимити. </w:t>
+      </w:r>
+      <w:r>
+        <w:rPr>
+          <w:rStyle w:val="Bodytext2Bold"/>
+        </w:rPr>
+        <w:t xml:space="preserve">(2) Локално оптимизационно изследване: </w:t>
+      </w:r>
+      <w:r>
+        <w:rPr>
+          <w:rStyle w:val="Bodytext2"/>
+        </w:rPr>
+        <w:t xml:space="preserve">Формулиране на задачи на смесено-целочисленото линейно програмиране </w:t>
+      </w:r>
+      <w:r>
+        <w:rPr>
+          <w:rStyle w:val="Bodytext2"/>
+          <w:lang w:val="en-US" w:eastAsia="en-US" w:bidi="en-US"/>
+        </w:rPr>
+        <w:t xml:space="preserve">(MILP) </w:t>
+      </w:r>
+      <w:r>
+        <w:rPr>
+          <w:rStyle w:val="Bodytext2"/>
+        </w:rPr>
+        <w:t xml:space="preserve">за извличане на допустимите и минималните конфигурации, съответстващи на фиксирани </w:t>
+      </w:r>
+      <w:proofErr w:type="spellStart"/>
+      <w:r>
+        <w:rPr>
+          <w:rStyle w:val="Bodytext2"/>
+        </w:rPr>
+        <w:t>критериални</w:t>
+      </w:r>
+      <w:proofErr w:type="spellEnd"/>
+      <w:r>
+        <w:rPr>
+          <w:rStyle w:val="Bodytext2"/>
+        </w:rPr>
+        <w:t xml:space="preserve"> равнища. </w:t>
+      </w:r>
+      <w:r>
+        <w:rPr>
+          <w:rStyle w:val="Bodytext2Bold"/>
+        </w:rPr>
+        <w:t xml:space="preserve">(3) Глобално теглово картиране: </w:t>
+      </w:r>
+      <w:r>
+        <w:rPr>
+          <w:rStyle w:val="Bodytext2"/>
+        </w:rPr>
+        <w:t xml:space="preserve">Равномерно </w:t>
+      </w:r>
+      <w:proofErr w:type="spellStart"/>
+      <w:r>
+        <w:rPr>
+          <w:rStyle w:val="Bodytext2"/>
+        </w:rPr>
+        <w:t>стохастично</w:t>
+      </w:r>
+      <w:proofErr w:type="spellEnd"/>
+      <w:r>
+        <w:rPr>
+          <w:rStyle w:val="Bodytext2"/>
+        </w:rPr>
+        <w:t xml:space="preserve"> генериране на извадки в тегловия симплекс и изчисляване на устойчивостта на алтернативите по методите </w:t>
+      </w:r>
+      <w:r>
+        <w:rPr>
+          <w:rStyle w:val="Bodytext2"/>
+          <w:lang w:val="en-US" w:eastAsia="en-US" w:bidi="en-US"/>
+        </w:rPr>
+        <w:lastRenderedPageBreak/>
+        <w:t xml:space="preserve">COMSAM </w:t>
+      </w:r>
+      <w:r>
+        <w:rPr>
+          <w:rStyle w:val="Bodytext2"/>
+        </w:rPr>
+        <w:t xml:space="preserve">и </w:t>
+      </w:r>
+      <w:r>
+        <w:rPr>
+          <w:rStyle w:val="Bodytext2"/>
+          <w:lang w:val="en-US" w:eastAsia="en-US" w:bidi="en-US"/>
+        </w:rPr>
+        <w:t xml:space="preserve">closed-form </w:t>
+      </w:r>
+      <w:r>
+        <w:rPr>
+          <w:rStyle w:val="Bodytext2"/>
+        </w:rPr>
+        <w:t xml:space="preserve">интервали на стабилност. </w:t>
+      </w:r>
+      <w:r>
+        <w:rPr>
+          <w:rStyle w:val="Bodytext2Bold"/>
+        </w:rPr>
+        <w:t>(4) Структурно профилиране и асоциативно филтриране:</w:t>
+      </w:r>
+      <w:r>
+        <w:rPr>
+          <w:rStyle w:val="Bodytext2Bold"/>
+        </w:rPr>
+        <w:tab/>
+      </w:r>
+      <w:r>
+        <w:rPr>
+          <w:rStyle w:val="Bodytext2"/>
+        </w:rPr>
+        <w:t>Пост-анализ на</w:t>
+      </w:r>
+    </w:p>
+    <w:p>
+      <w:pPr>
+        <w:spacing w:after="382" w:line="288" w:lineRule="exact"/>
+      </w:pPr>
+      <w:proofErr w:type="spellStart"/>
+      <w:r>
+        <w:rPr>
+          <w:rStyle w:val="Bodytext2"/>
+        </w:rPr>
+        <w:t>Парето</w:t>
+      </w:r>
+      <w:proofErr w:type="spellEnd"/>
+      <w:r>
+        <w:rPr>
+          <w:rStyle w:val="Bodytext2"/>
+        </w:rPr>
+        <w:t xml:space="preserve">-кривата чрез </w:t>
+      </w:r>
+      <w:proofErr w:type="spellStart"/>
+      <w:r>
+        <w:rPr>
+          <w:rStyle w:val="Bodytext2"/>
+        </w:rPr>
+        <w:t>клъстеризация</w:t>
+      </w:r>
+      <w:proofErr w:type="spellEnd"/>
+      <w:r>
+        <w:rPr>
+          <w:rStyle w:val="Bodytext2"/>
+        </w:rPr>
+        <w:t xml:space="preserve"> с метрика на </w:t>
+      </w:r>
+      <w:r>
+        <w:rPr>
+          <w:rStyle w:val="Bodytext2"/>
+          <w:lang w:val="en-US" w:eastAsia="en-US" w:bidi="en-US"/>
+        </w:rPr>
+        <w:t xml:space="preserve">Gower </w:t>
+      </w:r>
+      <w:r>
+        <w:rPr>
+          <w:rStyle w:val="Bodytext2"/>
+        </w:rPr>
+        <w:t xml:space="preserve">и Формален концептуален анализ </w:t>
+      </w:r>
+      <w:r>
+        <w:rPr>
+          <w:rStyle w:val="Bodytext2"/>
+          <w:lang w:val="en-US" w:eastAsia="en-US" w:bidi="en-US"/>
+        </w:rPr>
+        <w:t xml:space="preserve">(FCA) </w:t>
+      </w:r>
+      <w:r>
+        <w:rPr>
+          <w:rStyle w:val="Bodytext2"/>
+        </w:rPr>
+        <w:t>за извличане на логически правила за взаимозаменяемост.</w:t>
+      </w:r>
+    </w:p>
+    <w:p>
+      <w:pPr>
+        <w:keepNext/>
+        <w:keepLines/>
+        <w:widowControl w:val="0"/>
+        <w:numPr>
+          <w:ilvl w:val="0"/>
+          <w:numId w:val="7"/>
+        </w:numPr>
+        <w:tabs>
+          <w:tab w:val="left" w:pos="639"/>
+        </w:tabs>
+        <w:spacing w:after="116" w:line="260" w:lineRule="exact"/>
+        <w:jc w:val="both"/>
+        <w:outlineLvl w:val="1"/>
+      </w:pPr>
+      <w:r>
+        <w:rPr>
+          <w:rStyle w:val="Heading20"/>
+        </w:rPr>
+        <w:t>Генериране на синтетични данни и сценарии</w:t>
+      </w:r>
+    </w:p>
+    <w:p>
+      <w:pPr>
+        <w:spacing w:after="120" w:line="288" w:lineRule="exact"/>
+      </w:pPr>
+      <w:r>
+        <w:rPr>
+          <w:rStyle w:val="Bodytext2"/>
+        </w:rPr>
+        <w:t xml:space="preserve">С цел осигуряване на контролирана експериментална среда и избягване на зависимости от специфични пазарни аномалии, всички изследвания се извършват върху контролирано генерирани синтетични профили на енергиен </w:t>
+      </w:r>
+      <w:proofErr w:type="spellStart"/>
+      <w:r>
+        <w:rPr>
+          <w:rStyle w:val="Bodytext2"/>
+        </w:rPr>
+        <w:t>микрогрид</w:t>
+      </w:r>
+      <w:proofErr w:type="spellEnd"/>
+      <w:r>
+        <w:rPr>
+          <w:rStyle w:val="Bodytext2"/>
+        </w:rPr>
+        <w:t xml:space="preserve"> [9]. Индикаторните данни се нормализират линейно в интервала [0, 1] спрямо дефинираните в Глава 2 точки на Утопия и </w:t>
+      </w:r>
+      <w:proofErr w:type="spellStart"/>
+      <w:r>
+        <w:rPr>
+          <w:rStyle w:val="Bodytext2"/>
+        </w:rPr>
+        <w:t>Надир</w:t>
+      </w:r>
+      <w:proofErr w:type="spellEnd"/>
+      <w:r>
+        <w:rPr>
+          <w:rStyle w:val="Bodytext2"/>
+        </w:rPr>
+        <w:t xml:space="preserve"> [13, 19].</w:t>
+      </w:r>
+    </w:p>
+    <w:p>
+      <w:pPr>
+        <w:spacing w:after="262" w:line="288" w:lineRule="exact"/>
+      </w:pPr>
+      <w:r>
+        <w:rPr>
+          <w:rStyle w:val="Bodytext2"/>
+        </w:rPr>
+        <w:t xml:space="preserve">За представителност на анализа се проектират три базови оперативни сценария, симулиращи поведението на летния енергиен </w:t>
+      </w:r>
+      <w:proofErr w:type="spellStart"/>
+      <w:r>
+        <w:rPr>
+          <w:rStyle w:val="Bodytext2"/>
+        </w:rPr>
+        <w:t>микрогрид</w:t>
+      </w:r>
+      <w:proofErr w:type="spellEnd"/>
+      <w:r>
+        <w:rPr>
+          <w:rStyle w:val="Bodytext2"/>
+        </w:rPr>
+        <w:t xml:space="preserve"> при температури над 38 </w:t>
+      </w:r>
+      <w:r>
+        <w:rPr>
+          <w:rStyle w:val="Bodytext2"/>
+          <w:lang w:val="en-US" w:eastAsia="en-US" w:bidi="en-US"/>
+        </w:rPr>
+        <w:t xml:space="preserve">°C: </w:t>
+      </w:r>
+      <w:r>
+        <w:rPr>
+          <w:rStyle w:val="Bodytext2"/>
+        </w:rPr>
+        <w:t xml:space="preserve">(а) Сценарий 'Балансиран компромис', при който петте дефинирани критерия (Цена, Загуби, Амортизация на батерията, Екологичен ефект и Балансова гъвкавост) са умерено балансирани; (б) Сценарий 'Екстремен пик (Жеги)', характеризиращ се с рязко повишено търсене на охлаждане, което доминира преноса и води до експоненциално нарастване на преносните топлинни загуби (Ь); (в) Сценарий 'Максимално съхранение', описващ интензивен цикъл на разреждане и зареждане на батерийния капацитет, при което износването (1з) се превръща в критично тесен сектор. С цел пълна възпроизводимост на компютърните симулации, всички </w:t>
+      </w:r>
+      <w:proofErr w:type="spellStart"/>
+      <w:r>
+        <w:rPr>
+          <w:rStyle w:val="Bodytext2"/>
+        </w:rPr>
+        <w:t>стохастични</w:t>
+      </w:r>
+      <w:proofErr w:type="spellEnd"/>
+      <w:r>
+        <w:rPr>
+          <w:rStyle w:val="Bodytext2"/>
+        </w:rPr>
+        <w:t xml:space="preserve"> процедури се управляват чрез капсулирано </w:t>
+      </w:r>
+      <w:proofErr w:type="spellStart"/>
+      <w:r>
+        <w:rPr>
+          <w:rStyle w:val="Bodytext2"/>
+        </w:rPr>
+        <w:t>псевдослучайно</w:t>
+      </w:r>
+      <w:proofErr w:type="spellEnd"/>
+      <w:r>
+        <w:rPr>
+          <w:rStyle w:val="Bodytext2"/>
+        </w:rPr>
+        <w:t xml:space="preserve"> генериране </w:t>
+      </w:r>
+      <w:r>
+        <w:rPr>
+          <w:rStyle w:val="Bodytext2"/>
+          <w:lang w:val="en-US" w:eastAsia="en-US" w:bidi="en-US"/>
+        </w:rPr>
+        <w:t xml:space="preserve">(PRNG) </w:t>
+      </w:r>
+      <w:r>
+        <w:rPr>
+          <w:rStyle w:val="Bodytext2"/>
+        </w:rPr>
+        <w:t xml:space="preserve">с фиксирани </w:t>
+      </w:r>
+      <w:r>
+        <w:rPr>
+          <w:rStyle w:val="Bodytext2"/>
+          <w:lang w:val="en-US" w:eastAsia="en-US" w:bidi="en-US"/>
+        </w:rPr>
+        <w:t xml:space="preserve">seed </w:t>
+      </w:r>
+      <w:r>
+        <w:rPr>
+          <w:rStyle w:val="Bodytext2"/>
+        </w:rPr>
+        <w:t>стойности [30, 34].</w:t>
+      </w:r>
+    </w:p>
+    <w:p>
+      <w:pPr>
+        <w:keepNext/>
+        <w:keepLines/>
+        <w:widowControl w:val="0"/>
+        <w:numPr>
+          <w:ilvl w:val="0"/>
+          <w:numId w:val="7"/>
+        </w:numPr>
+        <w:tabs>
+          <w:tab w:val="left" w:pos="639"/>
+        </w:tabs>
+        <w:spacing w:after="112" w:line="260" w:lineRule="exact"/>
+        <w:jc w:val="both"/>
+        <w:outlineLvl w:val="1"/>
+      </w:pPr>
+      <w:r>
+        <w:rPr>
+          <w:rStyle w:val="Heading20"/>
+        </w:rPr>
+        <w:t xml:space="preserve">Локален анализ при фиксирани тегла чрез </w:t>
+      </w:r>
+      <w:r>
+        <w:rPr>
+          <w:rStyle w:val="Heading20"/>
+          <w:lang w:val="en-US" w:eastAsia="en-US" w:bidi="en-US"/>
+        </w:rPr>
+        <w:t>MILP</w:t>
+      </w:r>
+    </w:p>
+    <w:p>
+      <w:pPr>
+        <w:spacing w:after="120" w:line="288" w:lineRule="exact"/>
+      </w:pPr>
+      <w:r>
+        <w:rPr>
+          <w:rStyle w:val="Bodytext2"/>
+        </w:rPr>
+        <w:t xml:space="preserve">Локалният анализ е фокусиран върху изследването на вътрешната структура на оценъчните равнища при строго дефинирани тегла на критериите. Задачата за определяне на минималната конфигурация от индикатори, необходима за преминаване на определен праг на полезност </w:t>
+      </w:r>
+      <w:r>
+        <w:rPr>
+          <w:rStyle w:val="Bodytext2"/>
+          <w:lang w:val="en-US" w:eastAsia="en-US" w:bidi="en-US"/>
+        </w:rPr>
+        <w:t xml:space="preserve">$L$, </w:t>
+      </w:r>
+      <w:r>
+        <w:rPr>
+          <w:rStyle w:val="Bodytext2"/>
+        </w:rPr>
+        <w:t xml:space="preserve">се формулира математически като задача на смесено-целочисленото линейно програмиране </w:t>
+      </w:r>
+      <w:r>
+        <w:rPr>
+          <w:rStyle w:val="Bodytext2"/>
+          <w:lang w:val="en-US" w:eastAsia="en-US" w:bidi="en-US"/>
+        </w:rPr>
+        <w:t xml:space="preserve">(MILP) </w:t>
+      </w:r>
+      <w:r>
+        <w:rPr>
+          <w:rStyle w:val="Bodytext2"/>
+        </w:rPr>
+        <w:t>[33, 38].</w:t>
+      </w:r>
+    </w:p>
+    <w:p>
+      <w:pPr>
+        <w:spacing w:after="250" w:line="288" w:lineRule="exact"/>
+      </w:pPr>
+      <w:r>
+        <w:rPr>
+          <w:rStyle w:val="Bodytext2"/>
+        </w:rPr>
+        <w:t xml:space="preserve">Нека </w:t>
+      </w:r>
+      <w:r>
+        <w:rPr>
+          <w:rStyle w:val="Bodytext2"/>
+          <w:lang w:val="en-US" w:eastAsia="en-US" w:bidi="en-US"/>
+        </w:rPr>
+        <w:t>$</w:t>
+      </w:r>
+      <w:proofErr w:type="spellStart"/>
+      <w:r>
+        <w:rPr>
+          <w:rStyle w:val="Bodytext2"/>
+          <w:lang w:val="en-US" w:eastAsia="en-US" w:bidi="en-US"/>
+        </w:rPr>
+        <w:t>x_j</w:t>
+      </w:r>
+      <w:proofErr w:type="spellEnd"/>
+      <w:r>
+        <w:rPr>
+          <w:rStyle w:val="Bodytext2"/>
+          <w:lang w:val="en-US" w:eastAsia="en-US" w:bidi="en-US"/>
+        </w:rPr>
+        <w:t xml:space="preserve"> \in </w:t>
+      </w:r>
+      <w:r>
+        <w:rPr>
+          <w:rStyle w:val="Bodytext2"/>
+        </w:rPr>
+        <w:t xml:space="preserve">[0, 1]$ е нормализираната стойност на индикатор </w:t>
+      </w:r>
+      <w:r>
+        <w:rPr>
+          <w:rStyle w:val="Bodytext2"/>
+          <w:lang w:val="en-US" w:eastAsia="en-US" w:bidi="en-US"/>
+        </w:rPr>
+        <w:t xml:space="preserve">$j \in </w:t>
+      </w:r>
+      <w:r>
+        <w:rPr>
+          <w:rStyle w:val="Bodytext2"/>
+        </w:rPr>
+        <w:t xml:space="preserve">\{1, </w:t>
+      </w:r>
+      <w:r>
+        <w:rPr>
+          <w:rStyle w:val="Bodytext2"/>
+          <w:lang w:val="en-US" w:eastAsia="en-US" w:bidi="en-US"/>
+        </w:rPr>
+        <w:t xml:space="preserve">\dots, n\}$, </w:t>
+      </w:r>
+      <w:r>
+        <w:rPr>
+          <w:rStyle w:val="Bodytext2"/>
+        </w:rPr>
+        <w:t xml:space="preserve">а </w:t>
+      </w:r>
+      <w:r>
+        <w:rPr>
+          <w:rStyle w:val="Bodytext2"/>
+          <w:lang w:val="en-US" w:eastAsia="en-US" w:bidi="en-US"/>
+        </w:rPr>
+        <w:t>$</w:t>
+      </w:r>
+      <w:proofErr w:type="spellStart"/>
+      <w:r>
+        <w:rPr>
+          <w:rStyle w:val="Bodytext2"/>
+          <w:lang w:val="en-US" w:eastAsia="en-US" w:bidi="en-US"/>
+        </w:rPr>
+        <w:t>y_j</w:t>
+      </w:r>
+      <w:proofErr w:type="spellEnd"/>
+      <w:r>
+        <w:rPr>
+          <w:rStyle w:val="Bodytext2"/>
+          <w:lang w:val="en-US" w:eastAsia="en-US" w:bidi="en-US"/>
+        </w:rPr>
+        <w:t xml:space="preserve"> \in </w:t>
+      </w:r>
+      <w:r>
+        <w:rPr>
+          <w:rStyle w:val="Bodytext2"/>
+        </w:rPr>
+        <w:t xml:space="preserve">\{0, 1\}$ е бинарна променлива, указваща дали индикаторът взема участие в оценъчната конфигурация (т.е. дали стойността му надхвърля минимален физически праг </w:t>
+      </w:r>
+      <w:r>
+        <w:rPr>
+          <w:rStyle w:val="Bodytext2"/>
+          <w:lang w:val="en-US" w:eastAsia="en-US" w:bidi="en-US"/>
+        </w:rPr>
+        <w:t xml:space="preserve">$\epsilon$). </w:t>
+      </w:r>
+      <w:r>
+        <w:rPr>
+          <w:rStyle w:val="Bodytext2"/>
+        </w:rPr>
+        <w:t>Оптимизационната задача се дефинира като:</w:t>
+      </w:r>
+    </w:p>
+    <w:p>
+      <w:pPr>
+        <w:spacing w:after="4" w:line="200" w:lineRule="exact"/>
+      </w:pPr>
+      <w:r>
+        <w:rPr>
+          <w:rStyle w:val="Bodytext4"/>
+        </w:rPr>
+        <w:t xml:space="preserve">Оптимизационна задача </w:t>
+      </w:r>
+      <w:r>
+        <w:rPr>
+          <w:rStyle w:val="Bodytext4"/>
+          <w:lang w:val="en-US" w:eastAsia="en-US" w:bidi="en-US"/>
+        </w:rPr>
+        <w:t xml:space="preserve">MILP </w:t>
+      </w:r>
+      <w:r>
+        <w:rPr>
+          <w:rStyle w:val="Bodytext4"/>
+        </w:rPr>
+        <w:t>за минимални конфигурации:</w:t>
+      </w:r>
+    </w:p>
+    <w:p>
+      <w:pPr>
+        <w:spacing w:after="176" w:line="288" w:lineRule="exact"/>
+      </w:pPr>
+      <w:r>
+        <w:rPr>
+          <w:rStyle w:val="Bodytext2"/>
+          <w:lang w:val="en-US" w:eastAsia="en-US" w:bidi="en-US"/>
+        </w:rPr>
+        <w:t>$$\min \quad \sum</w:t>
+      </w:r>
+      <w:proofErr w:type="gramStart"/>
+      <w:r>
+        <w:rPr>
+          <w:rStyle w:val="Bodytext2"/>
+          <w:lang w:val="en-US" w:eastAsia="en-US" w:bidi="en-US"/>
+        </w:rPr>
+        <w:t>_{</w:t>
+      </w:r>
+      <w:proofErr w:type="gramEnd"/>
+      <w:r>
+        <w:rPr>
+          <w:rStyle w:val="Bodytext2"/>
+          <w:lang w:val="en-US" w:eastAsia="en-US" w:bidi="en-US"/>
+        </w:rPr>
+        <w:t xml:space="preserve">j = </w:t>
+      </w:r>
+      <w:proofErr w:type="gramStart"/>
+      <w:r>
+        <w:rPr>
+          <w:rStyle w:val="Bodytext2Spacing1pt"/>
+        </w:rPr>
+        <w:t>1}~</w:t>
+      </w:r>
+      <w:proofErr w:type="gramEnd"/>
+      <w:r>
+        <w:rPr>
+          <w:rStyle w:val="Bodytext2Spacing1pt"/>
+        </w:rPr>
+        <w:t>{n}</w:t>
+      </w:r>
+      <w:r>
+        <w:rPr>
+          <w:rStyle w:val="Bodytext2"/>
+          <w:lang w:val="en-US" w:eastAsia="en-US" w:bidi="en-US"/>
+        </w:rPr>
+        <w:t xml:space="preserve"> </w:t>
+      </w:r>
+      <w:r>
+        <w:rPr>
+          <w:rStyle w:val="Bodytext2"/>
+        </w:rPr>
+        <w:t>у^$$$</w:t>
+      </w:r>
+      <w:proofErr w:type="spellStart"/>
+      <w:r>
+        <w:rPr>
+          <w:rStyle w:val="Bodytext2"/>
+        </w:rPr>
+        <w:t>иех^при</w:t>
+      </w:r>
+      <w:proofErr w:type="spellEnd"/>
+      <w:r>
+        <w:rPr>
+          <w:rStyle w:val="Bodytext2"/>
+        </w:rPr>
+        <w:t xml:space="preserve"> ограничения</w:t>
+      </w:r>
+      <w:proofErr w:type="gramStart"/>
+      <w:r>
+        <w:rPr>
+          <w:rStyle w:val="Bodytext2"/>
+        </w:rPr>
+        <w:t>:}$</w:t>
+      </w:r>
+      <w:proofErr w:type="gramEnd"/>
+      <w:r>
+        <w:rPr>
+          <w:rStyle w:val="Bodytext2"/>
+        </w:rPr>
+        <w:t xml:space="preserve">$$$1. </w:t>
+      </w:r>
+      <w:r>
+        <w:rPr>
+          <w:rStyle w:val="Bodytext2"/>
+          <w:lang w:val="en-US" w:eastAsia="en-US" w:bidi="en-US"/>
+        </w:rPr>
+        <w:t>\quad \sum</w:t>
+      </w:r>
+      <w:proofErr w:type="gramStart"/>
+      <w:r>
+        <w:rPr>
+          <w:rStyle w:val="Bodytext2"/>
+          <w:lang w:val="en-US" w:eastAsia="en-US" w:bidi="en-US"/>
+        </w:rPr>
+        <w:t>_{</w:t>
+      </w:r>
+      <w:proofErr w:type="gramEnd"/>
+      <w:r>
+        <w:rPr>
+          <w:rStyle w:val="Bodytext2"/>
+          <w:lang w:val="en-US" w:eastAsia="en-US" w:bidi="en-US"/>
+        </w:rPr>
+        <w:t xml:space="preserve">j = </w:t>
+      </w:r>
+      <w:proofErr w:type="gramStart"/>
+      <w:r>
+        <w:rPr>
+          <w:rStyle w:val="Bodytext2Spacing1pt"/>
+        </w:rPr>
+        <w:t>1}~</w:t>
+      </w:r>
+      <w:proofErr w:type="gramEnd"/>
+      <w:r>
+        <w:rPr>
+          <w:rStyle w:val="Bodytext2Spacing1pt"/>
+        </w:rPr>
+        <w:t>{n}</w:t>
+      </w:r>
+      <w:r>
+        <w:rPr>
+          <w:rStyle w:val="Bodytext2"/>
+          <w:lang w:val="en-US" w:eastAsia="en-US" w:bidi="en-US"/>
+        </w:rPr>
+        <w:t xml:space="preserve"> </w:t>
+      </w:r>
+      <w:proofErr w:type="spellStart"/>
+      <w:r>
+        <w:rPr>
+          <w:rStyle w:val="Bodytext2"/>
+          <w:lang w:val="en-US" w:eastAsia="en-US" w:bidi="en-US"/>
+        </w:rPr>
+        <w:t>w_j</w:t>
+      </w:r>
+      <w:proofErr w:type="spellEnd"/>
+      <w:r>
+        <w:rPr>
+          <w:rStyle w:val="Bodytext2"/>
+          <w:lang w:val="en-US" w:eastAsia="en-US" w:bidi="en-US"/>
+        </w:rPr>
+        <w:t xml:space="preserve"> </w:t>
+      </w:r>
+      <w:proofErr w:type="spellStart"/>
+      <w:r>
+        <w:rPr>
+          <w:rStyle w:val="Bodytext2"/>
+          <w:lang w:val="en-US" w:eastAsia="en-US" w:bidi="en-US"/>
+        </w:rPr>
+        <w:t>x_j</w:t>
+      </w:r>
+      <w:proofErr w:type="spellEnd"/>
+      <w:r>
+        <w:rPr>
+          <w:rStyle w:val="Bodytext2"/>
+          <w:lang w:val="en-US" w:eastAsia="en-US" w:bidi="en-US"/>
+        </w:rPr>
+        <w:t xml:space="preserve"> \</w:t>
+      </w:r>
+      <w:proofErr w:type="spellStart"/>
+      <w:r>
+        <w:rPr>
+          <w:rStyle w:val="Bodytext2"/>
+          <w:lang w:val="en-US" w:eastAsia="en-US" w:bidi="en-US"/>
+        </w:rPr>
+        <w:t>ge</w:t>
+      </w:r>
+      <w:proofErr w:type="spellEnd"/>
+      <w:r>
+        <w:rPr>
+          <w:rStyle w:val="Bodytext2"/>
+          <w:lang w:val="en-US" w:eastAsia="en-US" w:bidi="en-US"/>
+        </w:rPr>
+        <w:t xml:space="preserve"> L$$$$2. \</w:t>
+      </w:r>
+      <w:proofErr w:type="gramStart"/>
+      <w:r>
+        <w:rPr>
+          <w:rStyle w:val="Bodytext2"/>
+          <w:lang w:val="en-US" w:eastAsia="en-US" w:bidi="en-US"/>
+        </w:rPr>
+        <w:t>quad</w:t>
+      </w:r>
+      <w:proofErr w:type="gramEnd"/>
+      <w:r>
+        <w:rPr>
+          <w:rStyle w:val="Bodytext2"/>
+          <w:lang w:val="en-US" w:eastAsia="en-US" w:bidi="en-US"/>
+        </w:rPr>
+        <w:t xml:space="preserve"> </w:t>
+      </w:r>
+      <w:proofErr w:type="spellStart"/>
+      <w:r>
+        <w:rPr>
+          <w:rStyle w:val="Bodytext2"/>
+          <w:lang w:val="en-US" w:eastAsia="en-US" w:bidi="en-US"/>
+        </w:rPr>
+        <w:t>x_j</w:t>
+      </w:r>
+      <w:proofErr w:type="spellEnd"/>
+      <w:r>
+        <w:rPr>
+          <w:rStyle w:val="Bodytext2"/>
+          <w:lang w:val="en-US" w:eastAsia="en-US" w:bidi="en-US"/>
+        </w:rPr>
+        <w:t xml:space="preserve"> \le </w:t>
+      </w:r>
+      <w:proofErr w:type="spellStart"/>
+      <w:r>
+        <w:rPr>
+          <w:rStyle w:val="Bodytext2"/>
+          <w:lang w:val="en-US" w:eastAsia="en-US" w:bidi="en-US"/>
+        </w:rPr>
+        <w:t>y_j</w:t>
+      </w:r>
+      <w:proofErr w:type="spellEnd"/>
+      <w:r>
+        <w:rPr>
+          <w:rStyle w:val="Bodytext2"/>
+          <w:lang w:val="en-US" w:eastAsia="en-US" w:bidi="en-US"/>
+        </w:rPr>
+        <w:t>, \quad \</w:t>
+      </w:r>
+      <w:proofErr w:type="spellStart"/>
+      <w:r>
+        <w:rPr>
+          <w:rStyle w:val="Bodytext2"/>
+          <w:lang w:val="en-US" w:eastAsia="en-US" w:bidi="en-US"/>
+        </w:rPr>
+        <w:t>forall</w:t>
+      </w:r>
+      <w:proofErr w:type="spellEnd"/>
+      <w:r>
+        <w:rPr>
+          <w:rStyle w:val="Bodytext2"/>
+          <w:lang w:val="en-US" w:eastAsia="en-US" w:bidi="en-US"/>
+        </w:rPr>
+        <w:t xml:space="preserve"> j \in </w:t>
+      </w:r>
+      <w:proofErr w:type="gramStart"/>
+      <w:r>
+        <w:rPr>
+          <w:rStyle w:val="Bodytext2"/>
+          <w:lang w:val="en-US" w:eastAsia="en-US" w:bidi="en-US"/>
+        </w:rPr>
+        <w:t>\{</w:t>
+      </w:r>
+      <w:proofErr w:type="gramEnd"/>
+      <w:r>
+        <w:rPr>
+          <w:rStyle w:val="Bodytext2"/>
+          <w:lang w:val="en-US" w:eastAsia="en-US" w:bidi="en-US"/>
+        </w:rPr>
+        <w:t>1, \dots, n</w:t>
+      </w:r>
+      <w:proofErr w:type="gramStart"/>
+      <w:r>
+        <w:rPr>
+          <w:rStyle w:val="Bodytext2"/>
+          <w:lang w:val="en-US" w:eastAsia="en-US" w:bidi="en-US"/>
+        </w:rPr>
+        <w:t>\}$</w:t>
+      </w:r>
+      <w:proofErr w:type="gramEnd"/>
+      <w:r>
+        <w:rPr>
+          <w:rStyle w:val="Bodytext2"/>
+          <w:lang w:val="en-US" w:eastAsia="en-US" w:bidi="en-US"/>
+        </w:rPr>
+        <w:t>$$$3. \</w:t>
+      </w:r>
+      <w:proofErr w:type="gramStart"/>
+      <w:r>
+        <w:rPr>
+          <w:rStyle w:val="Bodytext2"/>
+          <w:lang w:val="en-US" w:eastAsia="en-US" w:bidi="en-US"/>
+        </w:rPr>
+        <w:t>quad</w:t>
+      </w:r>
+      <w:proofErr w:type="gramEnd"/>
+      <w:r>
+        <w:rPr>
+          <w:rStyle w:val="Bodytext2"/>
+          <w:lang w:val="en-US" w:eastAsia="en-US" w:bidi="en-US"/>
+        </w:rPr>
+        <w:t xml:space="preserve"> </w:t>
+      </w:r>
+      <w:proofErr w:type="spellStart"/>
+      <w:r>
+        <w:rPr>
+          <w:rStyle w:val="Bodytext2"/>
+          <w:lang w:val="en-US" w:eastAsia="en-US" w:bidi="en-US"/>
+        </w:rPr>
+        <w:t>x_j</w:t>
+      </w:r>
+      <w:proofErr w:type="spellEnd"/>
+      <w:r>
+        <w:rPr>
+          <w:rStyle w:val="Bodytext2"/>
+          <w:lang w:val="en-US" w:eastAsia="en-US" w:bidi="en-US"/>
+        </w:rPr>
+        <w:t xml:space="preserve"> \</w:t>
+      </w:r>
+      <w:proofErr w:type="spellStart"/>
+      <w:r>
+        <w:rPr>
+          <w:rStyle w:val="Bodytext2"/>
+          <w:lang w:val="en-US" w:eastAsia="en-US" w:bidi="en-US"/>
+        </w:rPr>
+        <w:t>ge</w:t>
+      </w:r>
+      <w:proofErr w:type="spellEnd"/>
+      <w:r>
+        <w:rPr>
+          <w:rStyle w:val="Bodytext2"/>
+          <w:lang w:val="en-US" w:eastAsia="en-US" w:bidi="en-US"/>
+        </w:rPr>
+        <w:t xml:space="preserve"> \epsilon </w:t>
+      </w:r>
+      <w:proofErr w:type="spellStart"/>
+      <w:r>
+        <w:rPr>
+          <w:rStyle w:val="Bodytext2"/>
+          <w:lang w:val="en-US" w:eastAsia="en-US" w:bidi="en-US"/>
+        </w:rPr>
+        <w:t>y_j</w:t>
+      </w:r>
+      <w:proofErr w:type="spellEnd"/>
+      <w:r>
+        <w:rPr>
+          <w:rStyle w:val="Bodytext2"/>
+          <w:lang w:val="en-US" w:eastAsia="en-US" w:bidi="en-US"/>
+        </w:rPr>
+        <w:t>, \quad \</w:t>
+      </w:r>
+      <w:proofErr w:type="spellStart"/>
+      <w:r>
+        <w:rPr>
+          <w:rStyle w:val="Bodytext2"/>
+          <w:lang w:val="en-US" w:eastAsia="en-US" w:bidi="en-US"/>
+        </w:rPr>
+        <w:t>forall</w:t>
+      </w:r>
+      <w:proofErr w:type="spellEnd"/>
+      <w:r>
+        <w:rPr>
+          <w:rStyle w:val="Bodytext2"/>
+          <w:lang w:val="en-US" w:eastAsia="en-US" w:bidi="en-US"/>
+        </w:rPr>
+        <w:t xml:space="preserve"> j \in </w:t>
+      </w:r>
+      <w:proofErr w:type="gramStart"/>
+      <w:r>
+        <w:rPr>
+          <w:rStyle w:val="Bodytext2"/>
+          <w:lang w:val="en-US" w:eastAsia="en-US" w:bidi="en-US"/>
+        </w:rPr>
+        <w:t>\{</w:t>
+      </w:r>
+      <w:proofErr w:type="gramEnd"/>
+      <w:r>
+        <w:rPr>
+          <w:rStyle w:val="Bodytext2"/>
+          <w:lang w:val="en-US" w:eastAsia="en-US" w:bidi="en-US"/>
+        </w:rPr>
+        <w:t>1, \dots, n</w:t>
+      </w:r>
+      <w:proofErr w:type="gramStart"/>
+      <w:r>
+        <w:rPr>
+          <w:rStyle w:val="Bodytext2"/>
+          <w:lang w:val="en-US" w:eastAsia="en-US" w:bidi="en-US"/>
+        </w:rPr>
+        <w:t>\}$</w:t>
+      </w:r>
+      <w:proofErr w:type="gramEnd"/>
+      <w:r>
+        <w:rPr>
+          <w:rStyle w:val="Bodytext2"/>
+          <w:lang w:val="en-US" w:eastAsia="en-US" w:bidi="en-US"/>
+        </w:rPr>
+        <w:t>$$$4. \quad \</w:t>
+      </w:r>
+      <w:proofErr w:type="spellStart"/>
+      <w:r>
+        <w:rPr>
+          <w:rStyle w:val="Bodytext2"/>
+          <w:lang w:val="en-US" w:eastAsia="en-US" w:bidi="en-US"/>
+        </w:rPr>
+        <w:t>mathbf</w:t>
+      </w:r>
+      <w:proofErr w:type="spellEnd"/>
+      <w:r>
+        <w:rPr>
+          <w:rStyle w:val="Bodytext2"/>
+          <w:lang w:val="en-US" w:eastAsia="en-US" w:bidi="en-US"/>
+        </w:rPr>
+        <w:t>{A} x \le \</w:t>
+      </w:r>
+      <w:proofErr w:type="spellStart"/>
+      <w:r>
+        <w:rPr>
+          <w:rStyle w:val="Bodytext2"/>
+          <w:lang w:val="en-US" w:eastAsia="en-US" w:bidi="en-US"/>
+        </w:rPr>
+        <w:t>mathbf</w:t>
+      </w:r>
+      <w:proofErr w:type="spellEnd"/>
+      <w:r>
+        <w:rPr>
+          <w:rStyle w:val="Bodytext2"/>
+          <w:lang w:val="en-US" w:eastAsia="en-US" w:bidi="en-US"/>
+        </w:rPr>
+        <w:t>{b} \quad (\</w:t>
+      </w:r>
+      <w:proofErr w:type="gramStart"/>
+      <w:r>
+        <w:rPr>
+          <w:rStyle w:val="Bodytext2"/>
+          <w:lang w:val="en-US" w:eastAsia="en-US" w:bidi="en-US"/>
+        </w:rPr>
+        <w:t>text{</w:t>
+      </w:r>
+      <w:proofErr w:type="gramEnd"/>
+      <w:r>
+        <w:rPr>
+          <w:rStyle w:val="Bodytext2"/>
+        </w:rPr>
+        <w:t xml:space="preserve">физически балансови ограничения на </w:t>
+      </w:r>
+      <w:proofErr w:type="spellStart"/>
+      <w:r>
+        <w:rPr>
+          <w:rStyle w:val="Bodytext2"/>
+        </w:rPr>
+        <w:t>микрогрида</w:t>
+      </w:r>
+      <w:proofErr w:type="spellEnd"/>
+      <w:proofErr w:type="gramStart"/>
+      <w:r>
+        <w:rPr>
+          <w:rStyle w:val="Bodytext2"/>
+        </w:rPr>
+        <w:t>})$</w:t>
+      </w:r>
+      <w:proofErr w:type="gramEnd"/>
+      <w:r>
+        <w:rPr>
+          <w:rStyle w:val="Bodytext2"/>
+        </w:rPr>
+        <w:t>$$$</w:t>
+      </w:r>
+      <w:proofErr w:type="spellStart"/>
+      <w:r>
+        <w:rPr>
+          <w:rStyle w:val="Bodytext2"/>
+        </w:rPr>
+        <w:t>x_j</w:t>
+      </w:r>
+      <w:proofErr w:type="spellEnd"/>
+      <w:r>
+        <w:rPr>
+          <w:rStyle w:val="Bodytext2"/>
+        </w:rPr>
+        <w:t xml:space="preserve"> </w:t>
+      </w:r>
+      <w:r>
+        <w:rPr>
+          <w:rStyle w:val="Bodytext2"/>
+          <w:lang w:val="en-US" w:eastAsia="en-US" w:bidi="en-US"/>
+        </w:rPr>
+        <w:t xml:space="preserve">\in </w:t>
+      </w:r>
+      <w:r>
+        <w:rPr>
+          <w:rStyle w:val="Bodytext2"/>
+        </w:rPr>
+        <w:t xml:space="preserve">[0, 1], </w:t>
+      </w:r>
+      <w:r>
+        <w:rPr>
+          <w:rStyle w:val="Bodytext2"/>
+          <w:lang w:val="en-US" w:eastAsia="en-US" w:bidi="en-US"/>
+        </w:rPr>
+        <w:t xml:space="preserve">\quad </w:t>
+      </w:r>
+      <w:proofErr w:type="spellStart"/>
+      <w:r>
+        <w:rPr>
+          <w:rStyle w:val="Bodytext2"/>
+          <w:lang w:val="en-US" w:eastAsia="en-US" w:bidi="en-US"/>
+        </w:rPr>
+        <w:t>y_j</w:t>
+      </w:r>
+      <w:proofErr w:type="spellEnd"/>
+      <w:r>
+        <w:rPr>
+          <w:rStyle w:val="Bodytext2"/>
+          <w:lang w:val="en-US" w:eastAsia="en-US" w:bidi="en-US"/>
+        </w:rPr>
+        <w:t xml:space="preserve"> \in </w:t>
+      </w:r>
+      <w:proofErr w:type="gramStart"/>
+      <w:r>
+        <w:rPr>
+          <w:rStyle w:val="Bodytext2"/>
+          <w:lang w:val="en-US" w:eastAsia="en-US" w:bidi="en-US"/>
+        </w:rPr>
+        <w:t>\{</w:t>
+      </w:r>
+      <w:proofErr w:type="gramEnd"/>
+      <w:r>
+        <w:rPr>
+          <w:rStyle w:val="Bodytext2"/>
+          <w:lang w:val="en-US" w:eastAsia="en-US" w:bidi="en-US"/>
+        </w:rPr>
+        <w:t>0, 1</w:t>
+      </w:r>
+      <w:proofErr w:type="gramStart"/>
+      <w:r>
+        <w:rPr>
+          <w:rStyle w:val="Bodytext2"/>
+          <w:lang w:val="en-US" w:eastAsia="en-US" w:bidi="en-US"/>
+        </w:rPr>
+        <w:t>\}$</w:t>
+      </w:r>
+      <w:proofErr w:type="gramEnd"/>
+      <w:r>
+        <w:rPr>
+          <w:rStyle w:val="Bodytext2"/>
+          <w:lang w:val="en-US" w:eastAsia="en-US" w:bidi="en-US"/>
+        </w:rPr>
+        <w:t>$</w:t>
+      </w:r>
+    </w:p>
+    <w:p>
+      <w:pPr>
+        <w:spacing w:after="262" w:line="293" w:lineRule="exact"/>
+      </w:pPr>
+      <w:r>
+        <w:rPr>
+          <w:rStyle w:val="Bodytext2"/>
+        </w:rPr>
+        <w:lastRenderedPageBreak/>
+        <w:t xml:space="preserve">Решаването на тази </w:t>
+      </w:r>
+      <w:r>
+        <w:rPr>
+          <w:rStyle w:val="Bodytext2"/>
+          <w:lang w:val="en-US" w:eastAsia="en-US" w:bidi="en-US"/>
+        </w:rPr>
+        <w:t xml:space="preserve">MILP </w:t>
+      </w:r>
+      <w:r>
+        <w:rPr>
+          <w:rStyle w:val="Bodytext2"/>
+        </w:rPr>
+        <w:t>формулировка чрез софтуерния инструмент позволява автоматичното идентифициране на минималните подмножества от критерии</w:t>
+      </w:r>
+      <w:r>
+        <w:rPr>
+          <w:rStyle w:val="Bodytext2"/>
+        </w:rPr>
+        <w:br w:type="page"/>
+      </w:r>
+      <w:r>
+        <w:rPr>
+          <w:rStyle w:val="Bodytext2"/>
+        </w:rPr>
+        <w:lastRenderedPageBreak/>
+        <w:t>(например само Цена и Емисии, без батерия), които са математически достатъчни за покриване на нормативните или технологичните прагове на сигурност през лятото [3].</w:t>
+      </w:r>
+    </w:p>
+    <w:p>
+      <w:pPr>
+        <w:keepNext/>
+        <w:keepLines/>
+        <w:widowControl w:val="0"/>
+        <w:numPr>
+          <w:ilvl w:val="0"/>
+          <w:numId w:val="7"/>
+        </w:numPr>
+        <w:tabs>
+          <w:tab w:val="left" w:pos="655"/>
+        </w:tabs>
+        <w:spacing w:after="101" w:line="341" w:lineRule="exact"/>
+        <w:ind w:right="240"/>
+        <w:jc w:val="both"/>
+        <w:outlineLvl w:val="1"/>
+      </w:pPr>
+      <w:r>
+        <w:rPr>
+          <w:rStyle w:val="Heading20"/>
+        </w:rPr>
+        <w:t xml:space="preserve">Глобален аспект: </w:t>
+      </w:r>
+      <w:proofErr w:type="spellStart"/>
+      <w:r>
+        <w:rPr>
+          <w:rStyle w:val="Heading20"/>
+        </w:rPr>
+        <w:t>Стохастично</w:t>
+      </w:r>
+      <w:proofErr w:type="spellEnd"/>
+      <w:r>
+        <w:rPr>
+          <w:rStyle w:val="Heading20"/>
+        </w:rPr>
+        <w:t xml:space="preserve"> картиране на тегловия симплекс</w:t>
+      </w:r>
+    </w:p>
+    <w:p>
+      <w:pPr>
+        <w:spacing w:after="60" w:line="289" w:lineRule="exact"/>
+      </w:pPr>
+      <w:r>
+        <w:rPr>
+          <w:rStyle w:val="Bodytext2"/>
+        </w:rPr>
+        <w:t xml:space="preserve">При глобалния пространствен анализ се изследва как варирането на теглата променя геометрията на допустимата област и стабилността на класирането на алтернативите. За равномерно генериране на извадки в рамките на тегловия симплекс </w:t>
+      </w:r>
+      <w:r>
+        <w:rPr>
+          <w:rStyle w:val="Bodytext2"/>
+          <w:lang w:val="en-US" w:eastAsia="en-US" w:bidi="en-US"/>
+        </w:rPr>
+        <w:t xml:space="preserve">$\Delta </w:t>
+      </w:r>
+      <w:r>
+        <w:rPr>
+          <w:rStyle w:val="Bodytext2"/>
+        </w:rPr>
+        <w:t xml:space="preserve">= </w:t>
+      </w:r>
+      <w:r>
+        <w:rPr>
+          <w:rStyle w:val="Bodytext2"/>
+          <w:lang w:val="en-US" w:eastAsia="en-US" w:bidi="en-US"/>
+        </w:rPr>
+        <w:t>\{w \in \</w:t>
+      </w:r>
+      <w:proofErr w:type="spellStart"/>
+      <w:r>
+        <w:rPr>
+          <w:rStyle w:val="Bodytext2"/>
+          <w:lang w:val="en-US" w:eastAsia="en-US" w:bidi="en-US"/>
+        </w:rPr>
+        <w:t>mathbb</w:t>
+      </w:r>
+      <w:proofErr w:type="spellEnd"/>
+      <w:r>
+        <w:rPr>
+          <w:rStyle w:val="Bodytext2"/>
+          <w:lang w:val="en-US" w:eastAsia="en-US" w:bidi="en-US"/>
+        </w:rPr>
+        <w:t xml:space="preserve">{R}^n : </w:t>
+      </w:r>
+      <w:proofErr w:type="spellStart"/>
+      <w:r>
+        <w:rPr>
+          <w:rStyle w:val="Bodytext2"/>
+          <w:lang w:val="en-US" w:eastAsia="en-US" w:bidi="en-US"/>
+        </w:rPr>
+        <w:t>w_j</w:t>
+      </w:r>
+      <w:proofErr w:type="spellEnd"/>
+      <w:r>
+        <w:rPr>
+          <w:rStyle w:val="Bodytext2"/>
+          <w:lang w:val="en-US" w:eastAsia="en-US" w:bidi="en-US"/>
+        </w:rPr>
+        <w:t xml:space="preserve"> \</w:t>
+      </w:r>
+      <w:proofErr w:type="spellStart"/>
+      <w:r>
+        <w:rPr>
+          <w:rStyle w:val="Bodytext2"/>
+          <w:lang w:val="en-US" w:eastAsia="en-US" w:bidi="en-US"/>
+        </w:rPr>
+        <w:t>ge</w:t>
+      </w:r>
+      <w:proofErr w:type="spellEnd"/>
+      <w:r>
+        <w:rPr>
+          <w:rStyle w:val="Bodytext2"/>
+          <w:lang w:val="en-US" w:eastAsia="en-US" w:bidi="en-US"/>
+        </w:rPr>
+        <w:t xml:space="preserve"> 0, \sum </w:t>
+      </w:r>
+      <w:proofErr w:type="spellStart"/>
+      <w:r>
+        <w:rPr>
+          <w:rStyle w:val="Bodytext2"/>
+          <w:lang w:val="en-US" w:eastAsia="en-US" w:bidi="en-US"/>
+        </w:rPr>
+        <w:t>w_j</w:t>
+      </w:r>
+      <w:proofErr w:type="spellEnd"/>
+      <w:r>
+        <w:rPr>
+          <w:rStyle w:val="Bodytext2"/>
+          <w:lang w:val="en-US" w:eastAsia="en-US" w:bidi="en-US"/>
+        </w:rPr>
+        <w:t xml:space="preserve"> = 1\}$ </w:t>
+      </w:r>
+      <w:r>
+        <w:rPr>
+          <w:rStyle w:val="Bodytext2"/>
+        </w:rPr>
+        <w:t>се прилагат две основни методологични алтернативи [12, 43]:</w:t>
+      </w:r>
+    </w:p>
+    <w:p>
+      <w:pPr>
+        <w:widowControl w:val="0"/>
+        <w:numPr>
+          <w:ilvl w:val="0"/>
+          <w:numId w:val="8"/>
+        </w:numPr>
+        <w:tabs>
+          <w:tab w:val="left" w:pos="443"/>
+        </w:tabs>
+        <w:spacing w:after="0" w:line="289" w:lineRule="exact"/>
+        <w:jc w:val="both"/>
+      </w:pPr>
+      <w:r>
+        <w:rPr>
+          <w:rStyle w:val="Bodytext2Bold"/>
+        </w:rPr>
+        <w:t xml:space="preserve">Случайно </w:t>
+      </w:r>
+      <w:r>
+        <w:rPr>
+          <w:rStyle w:val="Bodytext2Bold"/>
+          <w:lang w:val="en-US" w:eastAsia="en-US" w:bidi="en-US"/>
+        </w:rPr>
+        <w:t xml:space="preserve">Dirichlet </w:t>
+      </w:r>
+      <w:r>
+        <w:rPr>
+          <w:rStyle w:val="Bodytext2Bold"/>
+        </w:rPr>
+        <w:t xml:space="preserve">разпределение </w:t>
+      </w:r>
+      <w:r>
+        <w:rPr>
+          <w:rStyle w:val="Bodytext2Bold"/>
+          <w:lang w:val="en-US" w:eastAsia="en-US" w:bidi="en-US"/>
+        </w:rPr>
+        <w:t xml:space="preserve">(Dirichlet(1,1,1)): </w:t>
+      </w:r>
+      <w:r>
+        <w:rPr>
+          <w:rStyle w:val="Bodytext2"/>
+        </w:rPr>
+        <w:t xml:space="preserve">Този класически Монте Карло подход генерира точки в симплекса, но проявява тенденция </w:t>
+      </w:r>
+      <w:proofErr w:type="spellStart"/>
+      <w:r>
+        <w:rPr>
+          <w:rStyle w:val="Bodytext2"/>
+        </w:rPr>
+        <w:t>къмЦ</w:t>
+      </w:r>
+      <w:proofErr w:type="spellEnd"/>
+      <w:r>
+        <w:rPr>
+          <w:rStyle w:val="Bodytext2"/>
+        </w:rPr>
+        <w:t xml:space="preserve"> комбинаторно концентриране около геометричния център (</w:t>
+      </w:r>
+      <w:proofErr w:type="spellStart"/>
+      <w:r>
+        <w:rPr>
+          <w:rStyle w:val="Bodytext2"/>
+        </w:rPr>
+        <w:t>барицентъра</w:t>
+      </w:r>
+      <w:proofErr w:type="spellEnd"/>
+      <w:r>
+        <w:rPr>
+          <w:rStyle w:val="Bodytext2"/>
+        </w:rPr>
+        <w:t xml:space="preserve">) на симплекса при нарастване на размерността </w:t>
+      </w:r>
+      <w:r>
+        <w:rPr>
+          <w:rStyle w:val="Bodytext2"/>
+          <w:lang w:val="en-US" w:eastAsia="en-US" w:bidi="en-US"/>
+        </w:rPr>
+        <w:t xml:space="preserve">$n$ </w:t>
+      </w:r>
+      <w:r>
+        <w:rPr>
+          <w:rStyle w:val="Bodytext2"/>
+        </w:rPr>
+        <w:t>[8]. Това води до лошо покритие на периферията на пространството.</w:t>
+      </w:r>
+    </w:p>
+    <w:p>
+      <w:pPr>
+        <w:widowControl w:val="0"/>
+        <w:numPr>
+          <w:ilvl w:val="0"/>
+          <w:numId w:val="8"/>
+        </w:numPr>
+        <w:tabs>
+          <w:tab w:val="left" w:pos="432"/>
+        </w:tabs>
+        <w:spacing w:after="0" w:line="289" w:lineRule="exact"/>
+        <w:jc w:val="both"/>
+      </w:pPr>
+      <w:r>
+        <w:rPr>
+          <w:rStyle w:val="Bodytext4"/>
+        </w:rPr>
+        <w:t xml:space="preserve">Структуриран Латински </w:t>
+      </w:r>
+      <w:proofErr w:type="spellStart"/>
+      <w:r>
+        <w:rPr>
+          <w:rStyle w:val="Bodytext4"/>
+        </w:rPr>
+        <w:t>Хиперкуб</w:t>
+      </w:r>
+      <w:proofErr w:type="spellEnd"/>
+      <w:r>
+        <w:rPr>
+          <w:rStyle w:val="Bodytext4"/>
+        </w:rPr>
+        <w:t xml:space="preserve"> </w:t>
+      </w:r>
+      <w:r>
+        <w:rPr>
+          <w:rStyle w:val="Bodytext4"/>
+          <w:lang w:val="en-US" w:eastAsia="en-US" w:bidi="en-US"/>
+        </w:rPr>
+        <w:t xml:space="preserve">(SLHS) </w:t>
+      </w:r>
+      <w:r>
+        <w:rPr>
+          <w:rStyle w:val="Bodytext4"/>
+        </w:rPr>
+        <w:t xml:space="preserve">по </w:t>
+      </w:r>
+      <w:r>
+        <w:rPr>
+          <w:rStyle w:val="Bodytext4"/>
+          <w:lang w:val="en-US" w:eastAsia="en-US" w:bidi="en-US"/>
+        </w:rPr>
+        <w:t xml:space="preserve">Williams </w:t>
+      </w:r>
+      <w:r>
+        <w:rPr>
+          <w:rStyle w:val="Bodytext4"/>
+        </w:rPr>
+        <w:t xml:space="preserve">&amp; </w:t>
+      </w:r>
+      <w:r>
+        <w:rPr>
+          <w:rStyle w:val="Bodytext4"/>
+          <w:lang w:val="en-US" w:eastAsia="en-US" w:bidi="en-US"/>
+        </w:rPr>
+        <w:t xml:space="preserve">Cai </w:t>
+      </w:r>
+      <w:r>
+        <w:rPr>
+          <w:rStyle w:val="Bodytext4"/>
+        </w:rPr>
+        <w:t>(2024-2025):</w:t>
+      </w:r>
+    </w:p>
+    <w:p>
+      <w:pPr>
+        <w:spacing w:after="60" w:line="289" w:lineRule="exact"/>
+      </w:pPr>
+      <w:r>
+        <w:rPr>
+          <w:rStyle w:val="Bodytext2"/>
+        </w:rPr>
+        <w:t xml:space="preserve">Рационален подход, който разделя </w:t>
+      </w:r>
+      <w:proofErr w:type="spellStart"/>
+      <w:r>
+        <w:rPr>
+          <w:rStyle w:val="Bodytext2"/>
+        </w:rPr>
+        <w:t>симметричните</w:t>
+      </w:r>
+      <w:proofErr w:type="spellEnd"/>
+      <w:r>
+        <w:rPr>
+          <w:rStyle w:val="Bodytext2"/>
+        </w:rPr>
+        <w:t xml:space="preserve"> интервали на вероятностното разпределение, комбинира ги по двойки съгласно свойството за </w:t>
+      </w:r>
+      <w:proofErr w:type="spellStart"/>
+      <w:r>
+        <w:rPr>
+          <w:rStyle w:val="Bodytext2"/>
+        </w:rPr>
+        <w:t>комплементарност</w:t>
+      </w:r>
+      <w:proofErr w:type="spellEnd"/>
+      <w:r>
+        <w:rPr>
+          <w:rStyle w:val="Bodytext2"/>
+        </w:rPr>
+        <w:t xml:space="preserve"> </w:t>
+      </w:r>
+      <w:r>
+        <w:rPr>
+          <w:rStyle w:val="Bodytext2"/>
+          <w:lang w:val="en-US" w:eastAsia="en-US" w:bidi="en-US"/>
+        </w:rPr>
+        <w:t xml:space="preserve">($a_1 </w:t>
+      </w:r>
+      <w:r>
+        <w:rPr>
+          <w:rStyle w:val="Bodytext2"/>
+        </w:rPr>
+        <w:t xml:space="preserve">+ </w:t>
+      </w:r>
+      <w:r>
+        <w:rPr>
+          <w:rStyle w:val="Bodytext2"/>
+          <w:lang w:val="en-US" w:eastAsia="en-US" w:bidi="en-US"/>
+        </w:rPr>
+        <w:t xml:space="preserve">b_2 </w:t>
+      </w:r>
+      <w:r>
+        <w:rPr>
+          <w:rStyle w:val="Bodytext2"/>
+        </w:rPr>
+        <w:t>= 1$) и ги нормализира [12]. Това гарантира пълно, равномерно запълване на цялото пространство без структурно струпване.</w:t>
+      </w:r>
+    </w:p>
+    <w:p>
+      <w:pPr>
+        <w:spacing w:after="0" w:line="289" w:lineRule="exact"/>
+      </w:pPr>
+      <w:r>
+        <w:rPr>
+          <w:noProof/>
+        </w:rPr>
+        <mc:AlternateContent>
+          <mc:Choice Requires="wps">
+            <w:drawing>
+              <wp:anchor distT="0" distB="254000" distL="63500" distR="156210" simplePos="0" relativeHeight="251659264" behindDoc="1" locked="0" layoutInCell="1" allowOverlap="1" wp14:anchorId="2895ED99" wp14:editId="41B5F058">
+                <wp:simplePos x="0" y="0"/>
+                <wp:positionH relativeFrom="margin">
+                  <wp:posOffset>3810</wp:posOffset>
+                </wp:positionH>
+                <wp:positionV relativeFrom="paragraph">
+                  <wp:posOffset>947420</wp:posOffset>
+                </wp:positionV>
+                <wp:extent cx="2832100" cy="2214880"/>
+                <wp:effectExtent l="0" t="3810" r="1270" b="635"/>
+                <wp:wrapTopAndBottom/>
+                <wp:docPr id="1786890378" name="Text Box 4"/>
+                <wp:cNvGraphicFramePr>
+                  <a:graphicFrameLocks xmlns:a="http://schemas.openxmlformats.org/drawingml/2006/main"/>
+                </wp:cNvGraphicFramePr>
+                <a:graphic xmlns:a="http://schemas.openxmlformats.org/drawingml/2006/main">
+                  <a:graphicData uri="http://schemas.microsoft.com/office/word/2010/wordprocessingShape">
+                    <wps:wsp>
+                      <wps:cNvSpPr txBox="1">
+                        <a:spLocks noChangeArrowheads="1"/>
+                      </wps:cNvSpPr>
+                      <wps:spPr bwMode="auto">
+                        <a:xfrm>
+                          <a:off x="0" y="0"/>
+                          <a:ext cx="2832100" cy="2214880"/>
+                        </a:xfrm>
+                        <a:prstGeom prst="rect">
+                          <a:avLst/>
+                        </a:prstGeom>
+                        <a:noFill/>
+                        <a:ln>
+                          <a:noFill/>
+                        </a:ln>
+                        <a:extLst>
+                          <a:ext uri="{909E8E84-426E-40DD-AFC4-6F175D3DCCD1}">
+                            <a14:hiddenFill xmlns:a14="http://schemas.microsoft.com/office/drawing/2010/main">
+                              <a:solidFill>
+                                <a:srgbClr val="FFFFFF"/>
+                              </a:solidFill>
+                            </a14:hiddenFill>
+                          </a:ext>
+                          <a:ext uri="{91240B29-F687-4F45-9708-019B960494DF}">
+                            <a14:hiddenLine xmlns:a14="http://schemas.microsoft.com/office/drawing/2010/main" w="9525">
+                              <a:solidFill>
+                                <a:srgbClr val="000000"/>
+                              </a:solidFill>
+                              <a:miter lim="800000"/>
+                              <a:headEnd/>
+                              <a:tailEnd/>
+                            </a14:hiddenLine>
+                          </a:ext>
+                        </a:extLst>
+                      </wps:spPr>
+                      <wps:txbx>
+                        <w:txbxContent>
+                          <w:p>
+                            <w:r>
+                              <w:rPr>
+                                <w:rStyle w:val="PicturecaptionExact"/>
+                              </w:rPr>
+                              <w:t xml:space="preserve">А. Конвенционално Монте Карло (Случайно </w:t>
+                            </w:r>
+                            <w:r>
+                              <w:rPr>
+                                <w:rStyle w:val="PicturecaptionExact"/>
+                                <w:lang w:bidi="en-US"/>
+                              </w:rPr>
+                              <w:t xml:space="preserve">Dirichlet </w:t>
+                            </w:r>
+                            <w:r>
+                              <w:rPr>
+                                <w:rStyle w:val="PicturecaptionExact"/>
+                              </w:rPr>
+                              <w:t>разпределение)</w:t>
+                            </w:r>
+                          </w:p>
+                          <w:p>
+                            <w:pPr>
+                              <w:spacing w:line="150" w:lineRule="exact"/>
+                            </w:pPr>
+                            <w:r>
+                              <w:rPr>
+                                <w:rStyle w:val="Footnote2Constantia"/>
+                                <w:b w:val="0"/>
+                                <w:bCs w:val="0"/>
+                              </w:rPr>
+                              <w:t>w</w:t>
+                            </w:r>
+                            <w:r>
+                              <w:rPr>
+                                <w:rStyle w:val="Footnote2Constantia"/>
+                                <w:b w:val="0"/>
+                                <w:bCs w:val="0"/>
+                                <w:vertAlign w:val="subscript"/>
+                              </w:rPr>
+                              <w:t>3</w:t>
+                            </w:r>
+                            <w:r>
+                              <w:rPr>
+                                <w:rStyle w:val="PicturecaptionExact"/>
+                                <w:lang w:bidi="en-US"/>
+                              </w:rPr>
+                              <w:t xml:space="preserve"> (Battery Wear)</w:t>
+                            </w:r>
+                          </w:p>
+                          <w:p>
+                            <w:pPr>
+                              <w:jc w:val="center"/>
+                              <w:rPr>
+                                <w:sz w:val="2"/>
+                                <w:szCs w:val="2"/>
+                              </w:rPr>
+                            </w:pPr>
+                            <w:r>
+                              <w:rPr>
+                                <w:rFonts w:ascii="Microsoft Sans Serif" w:eastAsia="Microsoft Sans Serif" w:hAnsi="Microsoft Sans Serif" w:cs="Microsoft Sans Serif"/>
+                              </w:rPr>
+                              <w:fldChar w:fldCharType="begin"/>
+                            </w:r>
+                            <w:r>
+                              <w:rPr>
+                                <w:rFonts w:ascii="Microsoft Sans Serif" w:eastAsia="Microsoft Sans Serif" w:hAnsi="Microsoft Sans Serif" w:cs="Microsoft Sans Serif"/>
+                              </w:rPr>
+                              <w:instrText xml:space="preserve"> INCLUDEPICTURE  "C:\\Users\\User\\Desktop\\media\\image1.jpeg" \* MERGEFORMATINET </w:instrText>
+                            </w:r>
+                            <w:r>
+                              <w:rPr>
+                                <w:rFonts w:ascii="Microsoft Sans Serif" w:eastAsia="Microsoft Sans Serif" w:hAnsi="Microsoft Sans Serif" w:cs="Microsoft Sans Serif"/>
+                              </w:rPr>
+                              <w:fldChar w:fldCharType="separate"/>
+                            </w:r>
+                            <w:r>
+                              <w:rPr>
+                                <w:rFonts w:ascii="Microsoft Sans Serif" w:eastAsia="Microsoft Sans Serif" w:hAnsi="Microsoft Sans Serif" w:cs="Microsoft Sans Serif"/>
+                              </w:rPr>
+                              <w:pict w14:anchorId="25AA142D">
+                                <v:shape id="_x0000_i1026" type="#_x0000_t75" style="width:223pt;height:152pt">
+                                  <v:imagedata r:id="rId17" r:href="rId18"/>
+                                </v:shape>
+                              </w:pict>
+                            </w:r>
+                            <w:r>
+                              <w:rPr>
+                                <w:rFonts w:ascii="Microsoft Sans Serif" w:eastAsia="Microsoft Sans Serif" w:hAnsi="Microsoft Sans Serif" w:cs="Microsoft Sans Serif"/>
+                              </w:rPr>
+                              <w:fldChar w:fldCharType="end"/>
+                            </w:r>
+                          </w:p>
+                        </w:txbxContent>
+                      </wps:txbx>
+                      <wps:bodyPr rot="0" vert="horz" wrap="square" lIns="0" tIns="0" rIns="0" bIns="0" anchor="t" anchorCtr="0" upright="1">
+                        <a:spAutoFit/>
+                      </wps:bodyPr>
+                    </wps:wsp>
+                  </a:graphicData>
+                </a:graphic>
+                <wp14:sizeRelH relativeFrom="page">
+                  <wp14:pctWidth>0</wp14:pctWidth>
+                </wp14:sizeRelH>
+                <wp14:sizeRelV relativeFrom="page">
+                  <wp14:pctHeight>0</wp14:pctHeight>
+                </wp14:sizeRelV>
+              </wp:anchor>
+            </w:drawing>
+          </mc:Choice>
+          <mc:Fallback>
+            <w:pict>
+              <v:shapetype w14:anchorId="2895ED99" id="_x0000_t202" coordsize="21600,21600" o:spt="202" path="m,l,21600r21600,l21600,xe">
+                <v:stroke joinstyle="miter"/>
+                <v:path gradientshapeok="t" o:connecttype="rect"/>
+              </v:shapetype>
+              <v:shape id="Text Box 4" o:spid="_x0000_s1026" type="#_x0000_t202" style="position:absolute;margin-left:.3pt;margin-top:74.6pt;width:223pt;height:174.4pt;z-index:-251657216;visibility:visible;mso-wrap-style:square;mso-width-percent:0;mso-height-percent:0;mso-wrap-distance-left:5pt;mso-wrap-distance-top:0;mso-wrap-distance-right:12.3pt;mso-wrap-distance-bottom:20pt;mso-position-horizontal:absolute;mso-position-horizontal-relative:margin;mso-position-vertical:absolute;mso-position-vertical-relative:text;mso-width-percent:0;mso-height-percent:0;mso-width-relative:page;mso-height-relative:page;v-text-anchor:top" o:gfxdata="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" filled="f" stroked="f">
+                <v:textbox style="mso-fit-shape-to-text:t" inset="0,0,0,0">
+                  <w:txbxContent>
+                    <w:p>
+                      <w:r>
+                        <w:rPr>
+                          <w:rStyle w:val="PicturecaptionExact"/>
+                        </w:rPr>
+                        <w:t xml:space="preserve">А. Конвенционално Монте Карло (Случайно </w:t>
+                      </w:r>
+                      <w:r>
+                        <w:rPr>
+                          <w:rStyle w:val="PicturecaptionExact"/>
+                          <w:lang w:bidi="en-US"/>
+                        </w:rPr>
+                        <w:t xml:space="preserve">Dirichlet </w:t>
+                      </w:r>
+                      <w:r>
+                        <w:rPr>
+                          <w:rStyle w:val="PicturecaptionExact"/>
+                        </w:rPr>
+                        <w:t>разпределение)</w:t>
+                      </w:r>
+                    </w:p>
+                    <w:p>
+                      <w:pPr>
+                        <w:spacing w:line="150" w:lineRule="exact"/>
+                      </w:pPr>
+                      <w:r>
+                        <w:rPr>
+                          <w:rStyle w:val="Footnote2Constantia"/>
+                          <w:b w:val="0"/>
+                          <w:bCs w:val="0"/>
+                        </w:rPr>
+                        <w:t>w</w:t>
+                      </w:r>
+                      <w:r>
+                        <w:rPr>
+                          <w:rStyle w:val="Footnote2Constantia"/>
+                          <w:b w:val="0"/>
+                          <w:bCs w:val="0"/>
+                          <w:vertAlign w:val="subscript"/>
+                        </w:rPr>
+                        <w:t>3</w:t>
+                      </w:r>
+                      <w:r>
+                        <w:rPr>
+                          <w:rStyle w:val="PicturecaptionExact"/>
+                          <w:lang w:bidi="en-US"/>
+                        </w:rPr>
+                        <w:t xml:space="preserve"> (Battery Wear)</w:t>
+                      </w:r>
+                    </w:p>
+                    <w:p>
+                      <w:pPr>
+                        <w:jc w:val="center"/>
+                        <w:rPr>
+                          <w:sz w:val="2"/>
+                          <w:szCs w:val="2"/>
+                        </w:rPr>
+                      </w:pPr>
+                      <w:r>
+                        <w:rPr>
+                          <w:rFonts w:ascii="Microsoft Sans Serif" w:eastAsia="Microsoft Sans Serif" w:hAnsi="Microsoft Sans Serif" w:cs="Microsoft Sans Serif"/>
+                        </w:rPr>
+                        <w:fldChar w:fldCharType="begin"/>
+                      </w:r>
+                      <w:r>
+                        <w:rPr>
+                          <w:rFonts w:ascii="Microsoft Sans Serif" w:eastAsia="Microsoft Sans Serif" w:hAnsi="Microsoft Sans Serif" w:cs="Microsoft Sans Serif"/>
+                        </w:rPr>
+                        <w:instrText xml:space="preserve"> INCLUDEPICTURE  "C:\\Users\\User\\Desktop\\media\\image1.jpeg" \* MERGEFORMATINET </w:instrText>
+                      </w:r>
+                      <w:r>
+                        <w:rPr>
+                          <w:rFonts w:ascii="Microsoft Sans Serif" w:eastAsia="Microsoft Sans Serif" w:hAnsi="Microsoft Sans Serif" w:cs="Microsoft Sans Serif"/>
+                        </w:rPr>
+                        <w:fldChar w:fldCharType="separate"/>
+                      </w:r>
+                      <w:r>
+                        <w:rPr>
+                          <w:rFonts w:ascii="Microsoft Sans Serif" w:eastAsia="Microsoft Sans Serif" w:hAnsi="Microsoft Sans Serif" w:cs="Microsoft Sans Serif"/>
+                        </w:rPr>
+                        <w:pict w14:anchorId="25AA142D">
+                          <v:shape id="_x0000_i1026" type="#_x0000_t75" style="width:223pt;height:152pt">
+                            <v:imagedata r:id="rId17" r:href="rId19"/>
+                          </v:shape>
+                        </w:pict>
+                      </w:r>
+                      <w:r>
+                        <w:rPr>
+                          <w:rFonts w:ascii="Microsoft Sans Serif" w:eastAsia="Microsoft Sans Serif" w:hAnsi="Microsoft Sans Serif" w:cs="Microsoft Sans Serif"/>
+                        </w:rPr>
+                        <w:fldChar w:fldCharType="end"/>
+                      </w:r>
+                    </w:p>
+                  </w:txbxContent>
+                </v:textbox>
+                <w10:wrap type="topAndBottom" anchorx="margin"/>
+              </v:shape>
+            </w:pict>
+          </mc:Fallback>
+        </mc:AlternateContent>
+      </w:r>
+      <w:r>
+        <w:rPr>
+          <w:noProof/>
+        </w:rPr>
+        <mc:AlternateContent>
+          <mc:Choice Requires="wps">
+            <w:drawing>
+              <wp:anchor distT="0" distB="254000" distL="63500" distR="63500" simplePos="0" relativeHeight="251660288" behindDoc="1" locked="0" layoutInCell="1" allowOverlap="1" wp14:anchorId="1AC8D542" wp14:editId="20167107">
+                <wp:simplePos x="0" y="0"/>
+                <wp:positionH relativeFrom="margin">
+                  <wp:posOffset>2992120</wp:posOffset>
+                </wp:positionH>
+                <wp:positionV relativeFrom="paragraph">
+                  <wp:posOffset>943610</wp:posOffset>
+                </wp:positionV>
+                <wp:extent cx="2832100" cy="2202180"/>
+                <wp:effectExtent l="2540" t="0" r="3810" b="0"/>
+                <wp:wrapTopAndBottom/>
+                <wp:docPr id="1496759936" name="Text Box 3"/>
+                <wp:cNvGraphicFramePr>
+                  <a:graphicFrameLocks xmlns:a="http://schemas.openxmlformats.org/drawingml/2006/main"/>
+                </wp:cNvGraphicFramePr>
+                <a:graphic xmlns:a="http://schemas.openxmlformats.org/drawingml/2006/main">
+                  <a:graphicData uri="http://schemas.microsoft.com/office/word/2010/wordprocessingShape">
+                    <wps:wsp>
+                      <wps:cNvSpPr txBox="1">
+                        <a:spLocks noChangeArrowheads="1"/>
+                      </wps:cNvSpPr>
+                      <wps:spPr bwMode="auto">
+                        <a:xfrm>
+                          <a:off x="0" y="0"/>
+                          <a:ext cx="2832100" cy="2202180"/>
+                        </a:xfrm>
+                        <a:prstGeom prst="rect">
+                          <a:avLst/>
+                        </a:prstGeom>
+                        <a:noFill/>
+                        <a:ln>
+                          <a:noFill/>
+                        </a:ln>
+                        <a:extLst>
+                          <a:ext uri="{909E8E84-426E-40DD-AFC4-6F175D3DCCD1}">
+                            <a14:hiddenFill xmlns:a14="http://schemas.microsoft.com/office/drawing/2010/main">
+                              <a:solidFill>
+                                <a:srgbClr val="FFFFFF"/>
+                              </a:solidFill>
+                            </a14:hiddenFill>
+                          </a:ext>
+                          <a:ext uri="{91240B29-F687-4F45-9708-019B960494DF}">
+                            <a14:hiddenLine xmlns:a14="http://schemas.microsoft.com/office/drawing/2010/main" w="9525">
+                              <a:solidFill>
+                                <a:srgbClr val="000000"/>
+                              </a:solidFill>
+                              <a:miter lim="800000"/>
+                              <a:headEnd/>
+                              <a:tailEnd/>
+                            </a14:hiddenLine>
+                          </a:ext>
+                        </a:extLst>
+                      </wps:spPr>
+                      <wps:txbx>
+                        <w:txbxContent>
+                          <w:p>
+                            <w:pPr>
+                              <w:jc w:val="both"/>
+                            </w:pPr>
+                            <w:r>
+                              <w:rPr>
+                                <w:rStyle w:val="PicturecaptionExact"/>
+                              </w:rPr>
+                              <w:t xml:space="preserve">Б. Структуриран Латински Хиперкуб </w:t>
+                            </w:r>
+                            <w:r>
+                              <w:rPr>
+                                <w:rStyle w:val="PicturecaptionExact"/>
+                                <w:lang w:bidi="en-US"/>
+                              </w:rPr>
+                              <w:t xml:space="preserve">(SLHS) </w:t>
+                            </w:r>
+                            <w:r>
+                              <w:rPr>
+                                <w:rStyle w:val="PicturecaptionExact"/>
+                              </w:rPr>
+                              <w:t>(Равномерно запълване на пространството)</w:t>
+                            </w:r>
+                          </w:p>
+                          <w:p>
+                            <w:pPr>
+                              <w:spacing w:line="130" w:lineRule="exact"/>
+                            </w:pPr>
+                            <w:r>
+                              <w:rPr>
+                                <w:rStyle w:val="Picturecaption5pt"/>
+                                <w:b w:val="0"/>
+                                <w:bCs w:val="0"/>
+                              </w:rPr>
+                              <w:t xml:space="preserve">и/з </w:t>
+                            </w:r>
+                            <w:r>
+                              <w:rPr>
+                                <w:rStyle w:val="PicturecaptionExact"/>
+                                <w:lang w:bidi="en-US"/>
+                              </w:rPr>
+                              <w:t>(Battery Wear)</w:t>
+                            </w:r>
+                          </w:p>
+                          <w:p>
+                            <w:pPr>
+                              <w:jc w:val="center"/>
+                              <w:rPr>
+                                <w:sz w:val="2"/>
+                                <w:szCs w:val="2"/>
+                              </w:rPr>
+                            </w:pPr>
+                            <w:r>
+                              <w:rPr>
+                                <w:rFonts w:ascii="Microsoft Sans Serif" w:eastAsia="Microsoft Sans Serif" w:hAnsi="Microsoft Sans Serif" w:cs="Microsoft Sans Serif"/>
+                              </w:rPr>
+                              <w:fldChar w:fldCharType="begin"/>
+                            </w:r>
+                            <w:r>
+                              <w:rPr>
+                                <w:rFonts w:ascii="Microsoft Sans Serif" w:eastAsia="Microsoft Sans Serif" w:hAnsi="Microsoft Sans Serif" w:cs="Microsoft Sans Serif"/>
+                              </w:rPr>
+                              <w:instrText xml:space="preserve"> INCLUDEPICTURE  "C:\\Users\\User\\Desktop\\media\\image2.jpeg" \* MERGEFORMATINET </w:instrText>
+                            </w:r>
+                            <w:r>
+                              <w:rPr>
+                                <w:rFonts w:ascii="Microsoft Sans Serif" w:eastAsia="Microsoft Sans Serif" w:hAnsi="Microsoft Sans Serif" w:cs="Microsoft Sans Serif"/>
+                              </w:rPr>
+                              <w:fldChar w:fldCharType="separate"/>
+                            </w:r>
+                            <w:r>
+                              <w:rPr>
+                                <w:rFonts w:ascii="Microsoft Sans Serif" w:eastAsia="Microsoft Sans Serif" w:hAnsi="Microsoft Sans Serif" w:cs="Microsoft Sans Serif"/>
+                              </w:rPr>
+                              <w:pict w14:anchorId="04D0DBC8">
+                                <v:shape id="_x0000_i1027" type="#_x0000_t75" style="width:223pt;height:152pt">
+                                  <v:imagedata r:id="rId20" r:href="rId21"/>
+                                </v:shape>
+                              </w:pict>
+                            </w:r>
+                            <w:r>
+                              <w:rPr>
+                                <w:rFonts w:ascii="Microsoft Sans Serif" w:eastAsia="Microsoft Sans Serif" w:hAnsi="Microsoft Sans Serif" w:cs="Microsoft Sans Serif"/>
+                              </w:rPr>
+                              <w:fldChar w:fldCharType="end"/>
+                            </w:r>
+                          </w:p>
+                        </w:txbxContent>
+                      </wps:txbx>
+                      <wps:bodyPr rot="0" vert="horz" wrap="square" lIns="0" tIns="0" rIns="0" bIns="0" anchor="t" anchorCtr="0" upright="1">
+                        <a:spAutoFit/>
+                      </wps:bodyPr>
+                    </wps:wsp>
+                  </a:graphicData>
+                </a:graphic>
+                <wp14:sizeRelH relativeFrom="page">
+                  <wp14:pctWidth>0</wp14:pctWidth>
+                </wp14:sizeRelH>
+                <wp14:sizeRelV relativeFrom="page">
+                  <wp14:pctHeight>0</wp14:pctHeight>
+                </wp14:sizeRelV>
+              </wp:anchor>
+            </w:drawing>
+          </mc:Choice>
+          <mc:Fallback>
+            <w:pict>
+              <v:shape w14:anchorId="1AC8D542" id="Text Box 3" o:spid="_x0000_s1027" type="#_x0000_t202" style="position:absolute;margin-left:235.6pt;margin-top:74.3pt;width:223pt;height:173.4pt;z-index:-251656192;visibility:visible;mso-wrap-style:square;mso-width-percent:0;mso-height-percent:0;mso-wrap-distance-left:5pt;mso-wrap-distance-top:0;mso-wrap-distance-right:5pt;mso-wrap-distance-bottom:20pt;mso-position-horizontal:absolute;mso-position-horizontal-relative:margin;mso-position-vertical:absolute;mso-position-vertical-relative:text;mso-width-percent:0;mso-height-percent:0;mso-width-relative:page;mso-height-relative:page;v-text-anchor:top" o:gfxdata="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" filled="f" stroked="f">
+                <v:textbox style="mso-fit-shape-to-text:t" inset="0,0,0,0">
+                  <w:txbxContent>
+                    <w:p>
+                      <w:pPr>
+                        <w:jc w:val="both"/>
+                      </w:pPr>
+                      <w:r>
+                        <w:rPr>
+                          <w:rStyle w:val="PicturecaptionExact"/>
+                        </w:rPr>
+                        <w:t xml:space="preserve">Б. Структуриран Латински Хиперкуб </w:t>
+                      </w:r>
+                      <w:r>
+                        <w:rPr>
+                          <w:rStyle w:val="PicturecaptionExact"/>
+                          <w:lang w:bidi="en-US"/>
+                        </w:rPr>
+                        <w:t xml:space="preserve">(SLHS) </w:t>
+                      </w:r>
+                      <w:r>
+                        <w:rPr>
+                          <w:rStyle w:val="PicturecaptionExact"/>
+                        </w:rPr>
+                        <w:t>(Равномерно запълване на пространството)</w:t>
+                      </w:r>
+                    </w:p>
+                    <w:p>
+                      <w:pPr>
+                        <w:spacing w:line="130" w:lineRule="exact"/>
+                      </w:pPr>
+                      <w:r>
+                        <w:rPr>
+                          <w:rStyle w:val="Picturecaption5pt"/>
+                          <w:b w:val="0"/>
+                          <w:bCs w:val="0"/>
+                        </w:rPr>
+                        <w:t xml:space="preserve">и/з </w:t>
+                      </w:r>
+                      <w:r>
+                        <w:rPr>
+                          <w:rStyle w:val="PicturecaptionExact"/>
+                          <w:lang w:bidi="en-US"/>
+                        </w:rPr>
+                        <w:t>(Battery Wear)</w:t>
+                      </w:r>
+                    </w:p>
+                    <w:p>
+                      <w:pPr>
+                        <w:jc w:val="center"/>
+                        <w:rPr>
+                          <w:sz w:val="2"/>
+                          <w:szCs w:val="2"/>
+                        </w:rPr>
+                      </w:pPr>
+                      <w:r>
+                        <w:rPr>
+                          <w:rFonts w:ascii="Microsoft Sans Serif" w:eastAsia="Microsoft Sans Serif" w:hAnsi="Microsoft Sans Serif" w:cs="Microsoft Sans Serif"/>
+                        </w:rPr>
+                        <w:fldChar w:fldCharType="begin"/>
+                      </w:r>
+                      <w:r>
+                        <w:rPr>
+                          <w:rFonts w:ascii="Microsoft Sans Serif" w:eastAsia="Microsoft Sans Serif" w:hAnsi="Microsoft Sans Serif" w:cs="Microsoft Sans Serif"/>
+                        </w:rPr>
+                        <w:instrText xml:space="preserve"> INCLUDEPICTURE  "C:\\Users\\User\\Desktop\\media\\image2.jpeg" \* MERGEFORMATINET </w:instrText>
+                      </w:r>
+                      <w:r>
+                        <w:rPr>
+                          <w:rFonts w:ascii="Microsoft Sans Serif" w:eastAsia="Microsoft Sans Serif" w:hAnsi="Microsoft Sans Serif" w:cs="Microsoft Sans Serif"/>
+                        </w:rPr>
+                        <w:fldChar w:fldCharType="separate"/>
+                      </w:r>
+                      <w:r>
+                        <w:rPr>
+                          <w:rFonts w:ascii="Microsoft Sans Serif" w:eastAsia="Microsoft Sans Serif" w:hAnsi="Microsoft Sans Serif" w:cs="Microsoft Sans Serif"/>
+                        </w:rPr>
+                        <w:pict w14:anchorId="04D0DBC8">
+                          <v:shape id="_x0000_i1027" type="#_x0000_t75" style="width:223pt;height:152pt">
+                            <v:imagedata r:id="rId20" r:href="rId22"/>
+                          </v:shape>
+                        </w:pict>
+                      </w:r>
+                      <w:r>
+                        <w:rPr>
+                          <w:rFonts w:ascii="Microsoft Sans Serif" w:eastAsia="Microsoft Sans Serif" w:hAnsi="Microsoft Sans Serif" w:cs="Microsoft Sans Serif"/>
+                        </w:rPr>
+                        <w:fldChar w:fldCharType="end"/>
+                      </w:r>
+                    </w:p>
+                  </w:txbxContent>
+                </v:textbox>
+                <w10:wrap type="topAndBottom" anchorx="margin"/>
+              </v:shape>
+            </w:pict>
+          </mc:Fallback>
+        </mc:AlternateContent>
+      </w:r>
+      <w:r>
+        <w:rPr>
+          <w:rStyle w:val="Bodytext2"/>
+        </w:rPr>
+        <w:t xml:space="preserve">За затворени изпъкнали </w:t>
+      </w:r>
+      <w:proofErr w:type="spellStart"/>
+      <w:r>
+        <w:rPr>
+          <w:rStyle w:val="Bodytext2"/>
+        </w:rPr>
+        <w:t>политопи</w:t>
+      </w:r>
+      <w:proofErr w:type="spellEnd"/>
+      <w:r>
+        <w:rPr>
+          <w:rStyle w:val="Bodytext2"/>
+        </w:rPr>
+        <w:t xml:space="preserve"> с допълнителни линейни ограничения се прилага </w:t>
+      </w:r>
+      <w:proofErr w:type="spellStart"/>
+      <w:r>
+        <w:rPr>
+          <w:rStyle w:val="Bodytext2"/>
+        </w:rPr>
+        <w:t>стохастичният</w:t>
+      </w:r>
+      <w:proofErr w:type="spellEnd"/>
+      <w:r>
+        <w:rPr>
+          <w:rStyle w:val="Bodytext2"/>
+        </w:rPr>
+        <w:t xml:space="preserve"> </w:t>
+      </w:r>
+      <w:r>
+        <w:rPr>
+          <w:rStyle w:val="Bodytext2"/>
+          <w:lang w:val="en-US" w:eastAsia="en-US" w:bidi="en-US"/>
+        </w:rPr>
+        <w:t xml:space="preserve">Markov Chain Monte Carlo (MCMC) </w:t>
+      </w:r>
+      <w:r>
+        <w:rPr>
+          <w:rStyle w:val="Bodytext2"/>
+        </w:rPr>
+        <w:t xml:space="preserve">алгоритъм </w:t>
+      </w:r>
+      <w:r>
+        <w:rPr>
+          <w:rStyle w:val="Bodytext2Bold"/>
+          <w:lang w:val="en-US" w:eastAsia="en-US" w:bidi="en-US"/>
+        </w:rPr>
+        <w:t xml:space="preserve">Hit-and-Run </w:t>
+      </w:r>
+      <w:r>
+        <w:rPr>
+          <w:rStyle w:val="Bodytext2"/>
+        </w:rPr>
+        <w:t xml:space="preserve">на </w:t>
+      </w:r>
+      <w:r>
+        <w:rPr>
+          <w:rStyle w:val="Bodytext2"/>
+          <w:lang w:val="en-US" w:eastAsia="en-US" w:bidi="en-US"/>
+        </w:rPr>
+        <w:t xml:space="preserve">Robert L. Smith [44], </w:t>
+      </w:r>
+      <w:r>
+        <w:rPr>
+          <w:rStyle w:val="Bodytext2"/>
+        </w:rPr>
+        <w:t xml:space="preserve">който извършва бързо смесване </w:t>
+      </w:r>
+      <w:r>
+        <w:rPr>
+          <w:rStyle w:val="Bodytext2"/>
+          <w:lang w:val="en-US" w:eastAsia="en-US" w:bidi="en-US"/>
+        </w:rPr>
+        <w:t xml:space="preserve">(fast mixing) [7] </w:t>
+      </w:r>
+      <w:r>
+        <w:rPr>
+          <w:rStyle w:val="Bodytext2"/>
+        </w:rPr>
+        <w:t>и позволява равномерно вземане на проби от произволно ограничени теглови зони.</w:t>
+      </w:r>
+      <w:r>
+        <w:br w:type="page"/>
+      </w:r>
+    </w:p>
+    <w:p>
+      <w:r>
+        <w:rPr>
+          <w:rStyle w:val="Bodytext5Bold"/>
+        </w:rPr>
+        <w:lastRenderedPageBreak/>
+        <w:t xml:space="preserve">Фигура 3.1: </w:t>
+      </w:r>
+      <w:r>
+        <w:rPr>
+          <w:rStyle w:val="Bodytext5"/>
+        </w:rPr>
+        <w:t xml:space="preserve">Сравнителна визуализация на </w:t>
+      </w:r>
+      <w:proofErr w:type="spellStart"/>
+      <w:r>
+        <w:rPr>
+          <w:rStyle w:val="Bodytext5"/>
+        </w:rPr>
+        <w:t>стохастично</w:t>
+      </w:r>
+      <w:proofErr w:type="spellEnd"/>
+      <w:r>
+        <w:rPr>
+          <w:rStyle w:val="Bodytext5"/>
+        </w:rPr>
+        <w:t xml:space="preserve"> генериране на тегла в 3-критериален</w:t>
+      </w:r>
+      <w:r>
+        <w:rPr>
+          <w:rStyle w:val="Bodytext5"/>
+        </w:rPr>
+        <w:br/>
+        <w:t xml:space="preserve">симплекс. Левият панел показва струпванията при случайно </w:t>
+      </w:r>
+      <w:r>
+        <w:rPr>
+          <w:rStyle w:val="Bodytext5"/>
+          <w:lang w:val="en-US" w:eastAsia="en-US" w:bidi="en-US"/>
+        </w:rPr>
+        <w:t xml:space="preserve">Dirichlet </w:t>
+      </w:r>
+      <w:r>
+        <w:rPr>
+          <w:rStyle w:val="Bodytext5"/>
+        </w:rPr>
+        <w:t>разпределение, а десният</w:t>
+      </w:r>
+      <w:r>
+        <w:rPr>
+          <w:rStyle w:val="Bodytext5"/>
+        </w:rPr>
+        <w:br/>
+        <w:t>панел илюстрира отличното равномерно покритие, постигнато чрез Структуриран Латински</w:t>
+      </w:r>
+    </w:p>
+    <w:p>
+      <w:pPr>
+        <w:spacing w:after="546"/>
+      </w:pPr>
+      <w:proofErr w:type="spellStart"/>
+      <w:r>
+        <w:rPr>
+          <w:rStyle w:val="Bodytext5"/>
+        </w:rPr>
+        <w:t>Хиперкуб</w:t>
+      </w:r>
+      <w:proofErr w:type="spellEnd"/>
+      <w:r>
+        <w:rPr>
+          <w:rStyle w:val="Bodytext5"/>
+        </w:rPr>
+        <w:t xml:space="preserve"> </w:t>
+      </w:r>
+      <w:r>
+        <w:rPr>
+          <w:rStyle w:val="Bodytext5"/>
+          <w:lang w:val="en-US" w:eastAsia="en-US" w:bidi="en-US"/>
+        </w:rPr>
+        <w:t xml:space="preserve">(SLHS) </w:t>
+      </w:r>
+      <w:r>
+        <w:rPr>
+          <w:rStyle w:val="Bodytext5"/>
+        </w:rPr>
+        <w:t>[12, 75].</w:t>
+      </w:r>
+    </w:p>
+    <w:p>
+      <w:pPr>
+        <w:spacing w:after="0"/>
+      </w:pPr>
+      <w:r>
+        <w:rPr>
+          <w:rStyle w:val="Bodytext3"/>
+          <w:rFonts w:eastAsiaTheme="minorHAnsi"/>
+        </w:rPr>
+        <w:t>Детайлна интерпретация на Фигура 3.1 и изводи за вземане на решения:</w:t>
+      </w:r>
+    </w:p>
+    <w:p>
+      <w:pPr>
+        <w:spacing w:after="262" w:line="288" w:lineRule="exact"/>
+      </w:pPr>
+      <w:r>
+        <w:rPr>
+          <w:rStyle w:val="Bodytext2"/>
+        </w:rPr>
+        <w:t xml:space="preserve">Вградената визуализация дава фундаментални насоки за проектирането на експерименталната част. Когато се анализират трите основни критерия на </w:t>
+      </w:r>
+      <w:proofErr w:type="spellStart"/>
+      <w:r>
+        <w:rPr>
+          <w:rStyle w:val="Bodytext2"/>
+        </w:rPr>
+        <w:t>микрогрида</w:t>
+      </w:r>
+      <w:proofErr w:type="spellEnd"/>
+      <w:r>
+        <w:rPr>
+          <w:rStyle w:val="Bodytext2"/>
+        </w:rPr>
+        <w:t xml:space="preserve"> (Цена, Топлинни загуби и Износване на батерията), </w:t>
+      </w:r>
+      <w:r>
+        <w:rPr>
+          <w:rStyle w:val="Bodytext2Bold"/>
+        </w:rPr>
+        <w:t xml:space="preserve">Левият панел (А) </w:t>
+      </w:r>
+      <w:r>
+        <w:rPr>
+          <w:rStyle w:val="Bodytext2"/>
+        </w:rPr>
+        <w:t xml:space="preserve">разкрива как стандартното Монте Карло симулиране оставя огромни </w:t>
+      </w:r>
+      <w:proofErr w:type="spellStart"/>
+      <w:r>
+        <w:rPr>
+          <w:rStyle w:val="Bodytext2"/>
+        </w:rPr>
+        <w:t>некартографирани</w:t>
+      </w:r>
+      <w:proofErr w:type="spellEnd"/>
+      <w:r>
+        <w:rPr>
+          <w:rStyle w:val="Bodytext2"/>
+        </w:rPr>
+        <w:t xml:space="preserve"> пространства в близост до върховете на триъгълника (периферията на симплекса). Това означава, че ако експертът взема решения на тази база, системата няма да бъде тествана за сценарии, в които един критерий е силно доминиращ (например 90% тежест за цената през нощта). Обратно, </w:t>
+      </w:r>
+      <w:r>
+        <w:rPr>
+          <w:rStyle w:val="Bodytext2Bold"/>
+        </w:rPr>
+        <w:t xml:space="preserve">Десният панел (Б) </w:t>
+      </w:r>
+      <w:r>
+        <w:rPr>
+          <w:rStyle w:val="Bodytext2"/>
+        </w:rPr>
+        <w:t xml:space="preserve">доказва предимството на алгоритъма </w:t>
+      </w:r>
+      <w:r>
+        <w:rPr>
+          <w:rStyle w:val="Bodytext2"/>
+          <w:lang w:val="en-US" w:eastAsia="en-US" w:bidi="en-US"/>
+        </w:rPr>
+        <w:t xml:space="preserve">SLHS </w:t>
+      </w:r>
+      <w:r>
+        <w:rPr>
+          <w:rStyle w:val="Bodytext2"/>
+        </w:rPr>
+        <w:t xml:space="preserve">[12]. Разпределението на точките е равномерно и запълва оптимално цялата площ. Това ни позволява да извлечем глобални </w:t>
+      </w:r>
+      <w:proofErr w:type="spellStart"/>
+      <w:r>
+        <w:rPr>
+          <w:rStyle w:val="Bodytext2"/>
+        </w:rPr>
+        <w:t>Парето</w:t>
+      </w:r>
+      <w:proofErr w:type="spellEnd"/>
+      <w:r>
+        <w:rPr>
+          <w:rStyle w:val="Bodytext2"/>
+        </w:rPr>
+        <w:t>-оптимални профили с изключително висока надеждност, гарантирайки, че нито един преференциален сценарий не е пропуснат.</w:t>
+      </w:r>
+    </w:p>
+    <w:p>
+      <w:pPr>
+        <w:keepNext/>
+        <w:keepLines/>
+        <w:widowControl w:val="0"/>
+        <w:numPr>
+          <w:ilvl w:val="0"/>
+          <w:numId w:val="7"/>
+        </w:numPr>
+        <w:tabs>
+          <w:tab w:val="left" w:pos="639"/>
+        </w:tabs>
+        <w:spacing w:after="108" w:line="260" w:lineRule="exact"/>
+        <w:jc w:val="both"/>
+        <w:outlineLvl w:val="1"/>
+      </w:pPr>
+      <w:r>
+        <w:rPr>
+          <w:rStyle w:val="Heading20"/>
+        </w:rPr>
+        <w:t xml:space="preserve">Метрики и </w:t>
+      </w:r>
+      <w:proofErr w:type="spellStart"/>
+      <w:r>
+        <w:rPr>
+          <w:rStyle w:val="Heading20"/>
+        </w:rPr>
+        <w:t>Парето</w:t>
+      </w:r>
+      <w:proofErr w:type="spellEnd"/>
+      <w:r>
+        <w:rPr>
+          <w:rStyle w:val="Heading20"/>
+        </w:rPr>
+        <w:t xml:space="preserve"> филтриране</w:t>
+      </w:r>
+    </w:p>
+    <w:p>
+      <w:pPr>
+        <w:spacing w:after="0" w:line="293" w:lineRule="exact"/>
+      </w:pPr>
+      <w:r>
+        <w:rPr>
+          <w:rStyle w:val="Bodytext2"/>
+        </w:rPr>
+        <w:t xml:space="preserve">За филтриране на неефективните режими на </w:t>
+      </w:r>
+      <w:proofErr w:type="spellStart"/>
+      <w:r>
+        <w:rPr>
+          <w:rStyle w:val="Bodytext2"/>
+        </w:rPr>
+        <w:t>микрогрида</w:t>
+      </w:r>
+      <w:proofErr w:type="spellEnd"/>
+      <w:r>
+        <w:rPr>
+          <w:rStyle w:val="Bodytext2"/>
+        </w:rPr>
+        <w:t xml:space="preserve"> се прилага класическо многокритериално филтриране по </w:t>
+      </w:r>
+      <w:proofErr w:type="spellStart"/>
+      <w:r>
+        <w:rPr>
+          <w:rStyle w:val="Bodytext2"/>
+        </w:rPr>
+        <w:t>Парето</w:t>
+      </w:r>
+      <w:proofErr w:type="spellEnd"/>
+      <w:r>
+        <w:rPr>
+          <w:rStyle w:val="Bodytext2"/>
+        </w:rPr>
+        <w:t xml:space="preserve"> доминиране [52]. Всяко решение, за което съществува друго допустимо решение с по-добри показатели по поне един критерий и не по-лоши по всички останали, се отстранява [13, 125].</w:t>
+      </w:r>
+    </w:p>
+    <w:p>
+      <w:pPr>
+        <w:spacing w:after="120" w:line="288" w:lineRule="exact"/>
+      </w:pPr>
+      <w:r>
+        <w:rPr>
+          <w:rStyle w:val="Bodytext2"/>
+        </w:rPr>
+        <w:t xml:space="preserve">При аналитичния пост-обработка се въвеждат три основни метрики за сходство в зависимост от естеството на данните [21]: </w:t>
+      </w:r>
+      <w:r>
+        <w:rPr>
+          <w:rStyle w:val="Bodytext2Bold"/>
+        </w:rPr>
+        <w:t xml:space="preserve">(а) Евклидова метрика: </w:t>
+      </w:r>
+      <w:r>
+        <w:rPr>
+          <w:rStyle w:val="Bodytext2"/>
+        </w:rPr>
+        <w:t xml:space="preserve">Използва се за количествени профили при сравняване на реалните стойности на индикаторите; </w:t>
+      </w:r>
+      <w:r>
+        <w:rPr>
+          <w:rStyle w:val="Bodytext2Bold"/>
+        </w:rPr>
+        <w:t xml:space="preserve">(б) Метрика на </w:t>
+      </w:r>
+      <w:r>
+        <w:rPr>
+          <w:rStyle w:val="Bodytext2Bold"/>
+          <w:lang w:val="en-US" w:eastAsia="en-US" w:bidi="en-US"/>
+        </w:rPr>
+        <w:t xml:space="preserve">Jaccard </w:t>
+      </w:r>
+      <w:r>
+        <w:rPr>
+          <w:rStyle w:val="Bodytext2Bold"/>
+        </w:rPr>
+        <w:t xml:space="preserve">/ Разстояние на </w:t>
+      </w:r>
+      <w:proofErr w:type="spellStart"/>
+      <w:r>
+        <w:rPr>
+          <w:rStyle w:val="Bodytext2Bold"/>
+        </w:rPr>
+        <w:t>Хеминг</w:t>
+      </w:r>
+      <w:proofErr w:type="spellEnd"/>
+      <w:r>
+        <w:rPr>
+          <w:rStyle w:val="Bodytext2Bold"/>
+        </w:rPr>
+        <w:t xml:space="preserve">: </w:t>
+      </w:r>
+      <w:r>
+        <w:rPr>
+          <w:rStyle w:val="Bodytext2"/>
+        </w:rPr>
+        <w:t xml:space="preserve">Прилага се върху бинарни конфигурационни маски за установяване на съвпадение в поддържаните активни индикатори; </w:t>
+      </w:r>
+      <w:r>
+        <w:rPr>
+          <w:rStyle w:val="Bodytext2Bold"/>
+        </w:rPr>
+        <w:t xml:space="preserve">(в) Коефициент на сходство на </w:t>
+      </w:r>
+      <w:r>
+        <w:rPr>
+          <w:rStyle w:val="Bodytext2Bold"/>
+          <w:lang w:val="en-US" w:eastAsia="en-US" w:bidi="en-US"/>
+        </w:rPr>
+        <w:t xml:space="preserve">Gower </w:t>
+      </w:r>
+      <w:r>
+        <w:rPr>
+          <w:rStyle w:val="Bodytext2Bold"/>
+        </w:rPr>
+        <w:t xml:space="preserve">[21]: </w:t>
+      </w:r>
+      <w:r>
+        <w:rPr>
+          <w:rStyle w:val="Bodytext2"/>
+        </w:rPr>
+        <w:t xml:space="preserve">Основна метрика за хетерогенни профили, която обединява качествени, количествени и бинарни променливи, като автоматично нормализира обхватите на отделните индикатори </w:t>
+      </w:r>
+      <w:r>
+        <w:rPr>
+          <w:rStyle w:val="Bodytext2"/>
+          <w:lang w:val="en-US" w:eastAsia="en-US" w:bidi="en-US"/>
+        </w:rPr>
+        <w:t>$</w:t>
+      </w:r>
+      <w:proofErr w:type="spellStart"/>
+      <w:r>
+        <w:rPr>
+          <w:rStyle w:val="Bodytext2"/>
+          <w:lang w:val="en-US" w:eastAsia="en-US" w:bidi="en-US"/>
+        </w:rPr>
+        <w:t>R_k</w:t>
+      </w:r>
+      <w:proofErr w:type="spellEnd"/>
+      <w:r>
+        <w:rPr>
+          <w:rStyle w:val="Bodytext2"/>
+          <w:lang w:val="en-US" w:eastAsia="en-US" w:bidi="en-US"/>
+        </w:rPr>
+        <w:t>$:</w:t>
+      </w:r>
+    </w:p>
+    <w:p>
+      <w:pPr>
+        <w:spacing w:after="0" w:line="288" w:lineRule="exact"/>
+      </w:pPr>
+      <w:r>
+        <w:rPr>
+          <w:rStyle w:val="Bodytext4"/>
+        </w:rPr>
+        <w:t xml:space="preserve">Формула за сходство на </w:t>
+      </w:r>
+      <w:r>
+        <w:rPr>
+          <w:rStyle w:val="Bodytext4"/>
+          <w:lang w:val="en-US" w:eastAsia="en-US" w:bidi="en-US"/>
+        </w:rPr>
+        <w:t>Gower (Gower’s Similarity Coefficient):</w:t>
+      </w:r>
+      <w:r>
+        <w:rPr>
+          <w:rStyle w:val="Bodytext4NotBold"/>
+          <w:b w:val="0"/>
+          <w:bCs w:val="0"/>
+        </w:rPr>
+        <w:t>$$S_{</w:t>
+      </w:r>
+      <w:proofErr w:type="spellStart"/>
+      <w:r>
+        <w:rPr>
+          <w:rStyle w:val="Bodytext4NotBold"/>
+          <w:b w:val="0"/>
+          <w:bCs w:val="0"/>
+        </w:rPr>
+        <w:t>ij</w:t>
+      </w:r>
+      <w:proofErr w:type="spellEnd"/>
+      <w:r>
+        <w:rPr>
+          <w:rStyle w:val="Bodytext4NotBold"/>
+          <w:b w:val="0"/>
+          <w:bCs w:val="0"/>
+        </w:rPr>
+        <w:t>} =</w:t>
+      </w:r>
+    </w:p>
+    <w:p>
+      <w:pPr>
+        <w:spacing w:after="0" w:line="288" w:lineRule="exact"/>
+      </w:pPr>
+      <w:r>
+        <w:rPr>
+          <w:rStyle w:val="Bodytext2"/>
+          <w:lang w:val="en-US" w:eastAsia="en-US" w:bidi="en-US"/>
+        </w:rPr>
+        <w:t>\</w:t>
+      </w:r>
+      <w:proofErr w:type="gramStart"/>
+      <w:r>
+        <w:rPr>
+          <w:rStyle w:val="Bodytext2"/>
+          <w:lang w:val="en-US" w:eastAsia="en-US" w:bidi="en-US"/>
+        </w:rPr>
+        <w:t>frac</w:t>
+      </w:r>
+      <w:proofErr w:type="gramEnd"/>
+      <w:r>
+        <w:rPr>
+          <w:rStyle w:val="Bodytext2"/>
+          <w:lang w:val="en-US" w:eastAsia="en-US" w:bidi="en-US"/>
+        </w:rPr>
+        <w:t>{\sum_{k=</w:t>
+      </w:r>
+      <w:proofErr w:type="gramStart"/>
+      <w:r>
+        <w:rPr>
+          <w:rStyle w:val="Bodytext2"/>
+          <w:lang w:val="en-US" w:eastAsia="en-US" w:bidi="en-US"/>
+        </w:rPr>
+        <w:t>1}~</w:t>
+      </w:r>
+      <w:proofErr w:type="gramEnd"/>
+      <w:r>
+        <w:rPr>
+          <w:rStyle w:val="Bodytext2"/>
+          <w:lang w:val="en-US" w:eastAsia="en-US" w:bidi="en-US"/>
+        </w:rPr>
+        <w:t>{m} s_{</w:t>
+      </w:r>
+      <w:proofErr w:type="spellStart"/>
+      <w:r>
+        <w:rPr>
+          <w:rStyle w:val="Bodytext2"/>
+          <w:lang w:val="en-US" w:eastAsia="en-US" w:bidi="en-US"/>
+        </w:rPr>
+        <w:t>ijk</w:t>
+      </w:r>
+      <w:proofErr w:type="spellEnd"/>
+      <w:r>
+        <w:rPr>
+          <w:rStyle w:val="Bodytext2"/>
+          <w:lang w:val="en-US" w:eastAsia="en-US" w:bidi="en-US"/>
+        </w:rPr>
+        <w:t xml:space="preserve">} </w:t>
+      </w:r>
+      <w:proofErr w:type="spellStart"/>
+      <w:r>
+        <w:rPr>
+          <w:rStyle w:val="Bodytext2"/>
+          <w:lang w:val="en-US" w:eastAsia="en-US" w:bidi="en-US"/>
+        </w:rPr>
+        <w:t>w_</w:t>
+      </w:r>
+      <w:proofErr w:type="gramStart"/>
+      <w:r>
+        <w:rPr>
+          <w:rStyle w:val="Bodytext2"/>
+          <w:lang w:val="en-US" w:eastAsia="en-US" w:bidi="en-US"/>
+        </w:rPr>
+        <w:t>k</w:t>
+      </w:r>
+      <w:proofErr w:type="spellEnd"/>
+      <w:r>
+        <w:rPr>
+          <w:rStyle w:val="Bodytext2"/>
+          <w:lang w:val="en-US" w:eastAsia="en-US" w:bidi="en-US"/>
+        </w:rPr>
+        <w:t>}{</w:t>
+      </w:r>
+      <w:proofErr w:type="gramEnd"/>
+      <w:r>
+        <w:rPr>
+          <w:rStyle w:val="Bodytext2"/>
+          <w:lang w:val="en-US" w:eastAsia="en-US" w:bidi="en-US"/>
+        </w:rPr>
+        <w:t>\sum_{k=</w:t>
+      </w:r>
+      <w:proofErr w:type="gramStart"/>
+      <w:r>
+        <w:rPr>
+          <w:rStyle w:val="Bodytext2"/>
+          <w:lang w:val="en-US" w:eastAsia="en-US" w:bidi="en-US"/>
+        </w:rPr>
+        <w:t>1}~</w:t>
+      </w:r>
+      <w:proofErr w:type="gramEnd"/>
+      <w:r>
+        <w:rPr>
+          <w:rStyle w:val="Bodytext2"/>
+          <w:lang w:val="en-US" w:eastAsia="en-US" w:bidi="en-US"/>
+        </w:rPr>
+        <w:t>{m</w:t>
+      </w:r>
+      <w:proofErr w:type="gramStart"/>
+      <w:r>
+        <w:rPr>
+          <w:rStyle w:val="Bodytext2"/>
+          <w:lang w:val="en-US" w:eastAsia="en-US" w:bidi="en-US"/>
+        </w:rPr>
+        <w:t xml:space="preserve">} </w:t>
+      </w:r>
+      <w:r>
+        <w:rPr>
+          <w:rStyle w:val="Bodytext2"/>
+        </w:rPr>
+        <w:t>’</w:t>
+      </w:r>
+      <w:proofErr w:type="gramEnd"/>
+      <w:r>
+        <w:rPr>
+          <w:rStyle w:val="Bodytext2"/>
+        </w:rPr>
+        <w:t>№_</w:t>
+      </w:r>
+      <w:proofErr w:type="gramStart"/>
+      <w:r>
+        <w:rPr>
+          <w:rStyle w:val="Bodytext2"/>
+        </w:rPr>
+        <w:t>к}$</w:t>
+      </w:r>
+      <w:proofErr w:type="gramEnd"/>
+      <w:r>
+        <w:rPr>
+          <w:rStyle w:val="Bodytext2"/>
+        </w:rPr>
+        <w:t>$$$</w:t>
+      </w:r>
+      <w:proofErr w:type="spellStart"/>
+      <w:r>
+        <w:rPr>
+          <w:rStyle w:val="Bodytext2"/>
+        </w:rPr>
+        <w:t>иехНкъдето</w:t>
+      </w:r>
+      <w:proofErr w:type="spellEnd"/>
+      <w:r>
+        <w:rPr>
+          <w:rStyle w:val="Bodytext2"/>
+        </w:rPr>
+        <w:t xml:space="preserve"> за количествени индикатори</w:t>
+      </w:r>
+      <w:proofErr w:type="gramStart"/>
+      <w:r>
+        <w:rPr>
+          <w:rStyle w:val="Bodytext2"/>
+        </w:rPr>
+        <w:t>: }</w:t>
+      </w:r>
+      <w:proofErr w:type="gramEnd"/>
+      <w:r>
+        <w:rPr>
+          <w:rStyle w:val="Bodytext2"/>
+        </w:rPr>
+        <w:t xml:space="preserve"> </w:t>
+      </w:r>
+      <w:r>
+        <w:rPr>
+          <w:rStyle w:val="Bodytext2"/>
+          <w:lang w:val="en-US" w:eastAsia="en-US" w:bidi="en-US"/>
+        </w:rPr>
+        <w:t>s_{</w:t>
+      </w:r>
+      <w:proofErr w:type="spellStart"/>
+      <w:r>
+        <w:rPr>
+          <w:rStyle w:val="Bodytext2"/>
+          <w:lang w:val="en-US" w:eastAsia="en-US" w:bidi="en-US"/>
+        </w:rPr>
+        <w:t>ijk</w:t>
+      </w:r>
+      <w:proofErr w:type="spellEnd"/>
+      <w:r>
+        <w:rPr>
+          <w:rStyle w:val="Bodytext2"/>
+          <w:lang w:val="en-US" w:eastAsia="en-US" w:bidi="en-US"/>
+        </w:rPr>
+        <w:t xml:space="preserve">} </w:t>
+      </w:r>
+      <w:r>
+        <w:rPr>
+          <w:rStyle w:val="Bodytext2"/>
+        </w:rPr>
+        <w:t xml:space="preserve">= 1 - </w:t>
+      </w:r>
+      <w:r>
+        <w:rPr>
+          <w:rStyle w:val="Bodytext2"/>
+          <w:lang w:val="en-US" w:eastAsia="en-US" w:bidi="en-US"/>
+        </w:rPr>
+        <w:t>\frac{|x_{</w:t>
+      </w:r>
+      <w:proofErr w:type="spellStart"/>
+      <w:r>
+        <w:rPr>
+          <w:rStyle w:val="Bodytext2"/>
+          <w:lang w:val="en-US" w:eastAsia="en-US" w:bidi="en-US"/>
+        </w:rPr>
+        <w:t>ik</w:t>
+      </w:r>
+      <w:proofErr w:type="spellEnd"/>
+      <w:r>
+        <w:rPr>
+          <w:rStyle w:val="Bodytext2"/>
+          <w:lang w:val="en-US" w:eastAsia="en-US" w:bidi="en-US"/>
+        </w:rPr>
+        <w:t>} - x_{</w:t>
+      </w:r>
+      <w:proofErr w:type="spellStart"/>
+      <w:r>
+        <w:rPr>
+          <w:rStyle w:val="Bodytext2"/>
+          <w:lang w:val="en-US" w:eastAsia="en-US" w:bidi="en-US"/>
+        </w:rPr>
+        <w:t>jk</w:t>
+      </w:r>
+      <w:proofErr w:type="spellEnd"/>
+      <w:r>
+        <w:rPr>
+          <w:rStyle w:val="Bodytext2"/>
+          <w:lang w:val="en-US" w:eastAsia="en-US" w:bidi="en-US"/>
+        </w:rPr>
+        <w:t>}</w:t>
+      </w:r>
+      <w:proofErr w:type="gramStart"/>
+      <w:r>
+        <w:rPr>
+          <w:rStyle w:val="Bodytext2"/>
+          <w:lang w:val="en-US" w:eastAsia="en-US" w:bidi="en-US"/>
+        </w:rPr>
+        <w:t>|}{</w:t>
+      </w:r>
+      <w:proofErr w:type="spellStart"/>
+      <w:proofErr w:type="gramEnd"/>
+      <w:r>
+        <w:rPr>
+          <w:rStyle w:val="Bodytext2"/>
+          <w:lang w:val="en-US" w:eastAsia="en-US" w:bidi="en-US"/>
+        </w:rPr>
+        <w:t>R_</w:t>
+      </w:r>
+      <w:proofErr w:type="gramStart"/>
+      <w:r>
+        <w:rPr>
+          <w:rStyle w:val="Bodytext2"/>
+          <w:lang w:val="en-US" w:eastAsia="en-US" w:bidi="en-US"/>
+        </w:rPr>
+        <w:t>k</w:t>
+      </w:r>
+      <w:proofErr w:type="spellEnd"/>
+      <w:r>
+        <w:rPr>
+          <w:rStyle w:val="Bodytext2"/>
+          <w:lang w:val="en-US" w:eastAsia="en-US" w:bidi="en-US"/>
+        </w:rPr>
+        <w:t>}$</w:t>
+      </w:r>
+      <w:proofErr w:type="gramEnd"/>
+      <w:r>
+        <w:rPr>
+          <w:rStyle w:val="Bodytext2"/>
+          <w:lang w:val="en-US" w:eastAsia="en-US" w:bidi="en-US"/>
+        </w:rPr>
+        <w:t>$$$\text</w:t>
+      </w:r>
+      <w:proofErr w:type="gramStart"/>
+      <w:r>
+        <w:rPr>
+          <w:rStyle w:val="Bodytext2"/>
+          <w:lang w:val="en-US" w:eastAsia="en-US" w:bidi="en-US"/>
+        </w:rPr>
+        <w:t>^ }</w:t>
+      </w:r>
+      <w:proofErr w:type="gramEnd"/>
+      <w:r>
+        <w:rPr>
+          <w:rStyle w:val="Bodytext2"/>
+          <w:lang w:val="en-US" w:eastAsia="en-US" w:bidi="en-US"/>
+        </w:rPr>
+        <w:t xml:space="preserve"> </w:t>
+      </w:r>
+      <w:proofErr w:type="spellStart"/>
+      <w:r>
+        <w:rPr>
+          <w:rStyle w:val="Bodytext2"/>
+          <w:lang w:val="en-US" w:eastAsia="en-US" w:bidi="en-US"/>
+        </w:rPr>
+        <w:t>w_k</w:t>
+      </w:r>
+      <w:proofErr w:type="spellEnd"/>
+      <w:r>
+        <w:rPr>
+          <w:rStyle w:val="Bodytext2"/>
+          <w:lang w:val="en-US" w:eastAsia="en-US" w:bidi="en-US"/>
+        </w:rPr>
+        <w:t xml:space="preserve"> \</w:t>
+      </w:r>
+      <w:proofErr w:type="gramStart"/>
+      <w:r>
+        <w:rPr>
+          <w:rStyle w:val="Bodytext2"/>
+          <w:lang w:val="en-US" w:eastAsia="en-US" w:bidi="en-US"/>
+        </w:rPr>
+        <w:t xml:space="preserve">text{ </w:t>
+      </w:r>
+      <w:r>
+        <w:rPr>
+          <w:rStyle w:val="Bodytext2"/>
+        </w:rPr>
+        <w:t>е</w:t>
+      </w:r>
+      <w:proofErr w:type="gramEnd"/>
+      <w:r>
+        <w:rPr>
+          <w:rStyle w:val="Bodytext2"/>
+        </w:rPr>
+        <w:t xml:space="preserve"> теглото на индикатора, съвпадащо с неговата значимост в модела</w:t>
+      </w:r>
+      <w:proofErr w:type="gramStart"/>
+      <w:r>
+        <w:rPr>
+          <w:rStyle w:val="Bodytext2"/>
+        </w:rPr>
+        <w:t>.}$</w:t>
+      </w:r>
+      <w:proofErr w:type="gramEnd"/>
+      <w:r>
+        <w:rPr>
+          <w:rStyle w:val="Bodytext2"/>
+        </w:rPr>
+        <w:t>$</w:t>
+      </w:r>
+    </w:p>
+    <w:p>
+      <w:pPr>
+        <w:keepNext/>
+        <w:keepLines/>
+        <w:widowControl w:val="0"/>
+        <w:numPr>
+          <w:ilvl w:val="0"/>
+          <w:numId w:val="7"/>
+        </w:numPr>
+        <w:tabs>
+          <w:tab w:val="left" w:pos="639"/>
+        </w:tabs>
+        <w:spacing w:after="112" w:line="260" w:lineRule="exact"/>
+        <w:jc w:val="both"/>
+        <w:outlineLvl w:val="1"/>
+      </w:pPr>
+      <w:r>
+        <w:rPr>
+          <w:rStyle w:val="Heading20"/>
+        </w:rPr>
+        <w:t>Анализ на чувствителността и устойчивостта</w:t>
+      </w:r>
+    </w:p>
+    <w:p>
+      <w:pPr>
+        <w:tabs>
+          <w:tab w:val="left" w:pos="8074"/>
+          <w:tab w:val="left" w:pos="8803"/>
+        </w:tabs>
+        <w:spacing w:after="0" w:line="288" w:lineRule="exact"/>
+      </w:pPr>
+      <w:r>
+        <w:rPr>
+          <w:rStyle w:val="Bodytext2"/>
+        </w:rPr>
+        <w:t xml:space="preserve">За осигуряване на устойчиви препоръки, методологията интегрира три нива на анализ на чувствителността [13]: </w:t>
+      </w:r>
+      <w:r>
+        <w:rPr>
+          <w:rStyle w:val="Bodytext2Bold"/>
+        </w:rPr>
+        <w:t xml:space="preserve">(1) Локален </w:t>
+      </w:r>
+      <w:r>
+        <w:rPr>
+          <w:rStyle w:val="Bodytext2Bold"/>
+          <w:lang w:val="en-US" w:eastAsia="en-US" w:bidi="en-US"/>
+        </w:rPr>
+        <w:t xml:space="preserve">OAT (One-At-a-Time) </w:t>
+      </w:r>
+      <w:r>
+        <w:rPr>
+          <w:rStyle w:val="Bodytext2Bold"/>
+        </w:rPr>
+        <w:t xml:space="preserve">анализ по </w:t>
+      </w:r>
+      <w:proofErr w:type="spellStart"/>
+      <w:r>
+        <w:rPr>
+          <w:rStyle w:val="Bodytext2Bold"/>
+          <w:lang w:val="en-US" w:eastAsia="en-US" w:bidi="en-US"/>
+        </w:rPr>
+        <w:t>Triantaphyllou</w:t>
+      </w:r>
+      <w:proofErr w:type="spellEnd"/>
+      <w:r>
+        <w:rPr>
+          <w:rStyle w:val="Bodytext2Bold"/>
+          <w:lang w:val="en-US" w:eastAsia="en-US" w:bidi="en-US"/>
+        </w:rPr>
+        <w:t xml:space="preserve">: </w:t>
+      </w:r>
+      <w:r>
+        <w:rPr>
+          <w:rStyle w:val="Bodytext2"/>
+        </w:rPr>
+        <w:t xml:space="preserve">Изчислява се минималната процентна промяна в теглото на даден критерий, която би довела до промяна на най-добрата алтернатива [11]. </w:t>
+      </w:r>
+      <w:r>
+        <w:rPr>
+          <w:rStyle w:val="Bodytext2Bold"/>
+        </w:rPr>
+        <w:t xml:space="preserve">(2) Аналитичен </w:t>
+      </w:r>
+      <w:r>
+        <w:rPr>
+          <w:rStyle w:val="Bodytext2Bold"/>
+          <w:lang w:val="en-US" w:eastAsia="en-US" w:bidi="en-US"/>
+        </w:rPr>
+        <w:t xml:space="preserve">closed-form </w:t>
+      </w:r>
+      <w:r>
+        <w:rPr>
+          <w:rStyle w:val="Bodytext2Bold"/>
+        </w:rPr>
+        <w:t xml:space="preserve">метод на </w:t>
+      </w:r>
+      <w:r>
+        <w:rPr>
+          <w:rStyle w:val="Bodytext2Bold"/>
+          <w:lang w:val="en-US" w:eastAsia="en-US" w:bidi="en-US"/>
+        </w:rPr>
+        <w:t xml:space="preserve">O'Shea et al. </w:t>
+      </w:r>
+      <w:r>
+        <w:rPr>
+          <w:rStyle w:val="Bodytext2Bold"/>
+        </w:rPr>
+        <w:t xml:space="preserve">(2026): </w:t>
+      </w:r>
+      <w:r>
+        <w:rPr>
+          <w:rStyle w:val="Bodytext2"/>
+        </w:rPr>
+        <w:t xml:space="preserve">Изчисляват се точни теглови интервали на стабилност </w:t>
+      </w:r>
+      <w:r>
+        <w:rPr>
+          <w:rStyle w:val="Bodytext2"/>
+          <w:lang w:val="en-US" w:eastAsia="en-US" w:bidi="en-US"/>
+        </w:rPr>
+        <w:t xml:space="preserve">(Weight </w:t>
+      </w:r>
+      <w:r>
+        <w:rPr>
+          <w:rStyle w:val="Bodytext2"/>
+          <w:lang w:val="en-US" w:eastAsia="en-US" w:bidi="en-US"/>
+        </w:rPr>
+        <w:lastRenderedPageBreak/>
+        <w:t xml:space="preserve">Stability Intervals </w:t>
+      </w:r>
+      <w:r>
+        <w:rPr>
+          <w:rStyle w:val="Bodytext2"/>
+        </w:rPr>
+        <w:t xml:space="preserve">- </w:t>
+      </w:r>
+      <w:r>
+        <w:rPr>
+          <w:rStyle w:val="Bodytext2"/>
+          <w:lang w:val="en-US" w:eastAsia="en-US" w:bidi="en-US"/>
+        </w:rPr>
+        <w:t xml:space="preserve">WSIs) </w:t>
+      </w:r>
+      <w:r>
+        <w:rPr>
+          <w:rStyle w:val="Bodytext2"/>
+        </w:rPr>
+        <w:t xml:space="preserve">за всеки критерий </w:t>
+      </w:r>
+      <w:r>
+        <w:rPr>
+          <w:rStyle w:val="Bodytext2"/>
+          <w:lang w:val="en-US" w:eastAsia="en-US" w:bidi="en-US"/>
+        </w:rPr>
+        <w:t>$</w:t>
+      </w:r>
+      <w:proofErr w:type="spellStart"/>
+      <w:r>
+        <w:rPr>
+          <w:rStyle w:val="Bodytext2"/>
+          <w:lang w:val="en-US" w:eastAsia="en-US" w:bidi="en-US"/>
+        </w:rPr>
+        <w:t>c_j</w:t>
+      </w:r>
+      <w:proofErr w:type="spellEnd"/>
+      <w:r>
+        <w:rPr>
+          <w:rStyle w:val="Bodytext2"/>
+          <w:lang w:val="en-US" w:eastAsia="en-US" w:bidi="en-US"/>
+        </w:rPr>
+        <w:t xml:space="preserve">$ </w:t>
+      </w:r>
+      <w:r>
+        <w:rPr>
+          <w:rStyle w:val="Bodytext2"/>
+        </w:rPr>
+        <w:t>без необходимост от итеративни симулации [10,</w:t>
+      </w:r>
+      <w:r>
+        <w:rPr>
+          <w:rStyle w:val="Bodytext2"/>
+        </w:rPr>
+        <w:tab/>
+        <w:t>116].</w:t>
+      </w:r>
+      <w:r>
+        <w:rPr>
+          <w:rStyle w:val="Bodytext2"/>
+        </w:rPr>
+        <w:tab/>
+      </w:r>
+      <w:r>
+        <w:rPr>
+          <w:rStyle w:val="Bodytext2Bold"/>
+        </w:rPr>
+        <w:t>(3)</w:t>
+      </w:r>
+    </w:p>
+    <w:p>
+      <w:pPr>
+        <w:spacing w:after="262" w:line="288" w:lineRule="exact"/>
+      </w:pPr>
+      <w:proofErr w:type="spellStart"/>
+      <w:r>
+        <w:rPr>
+          <w:rStyle w:val="Bodytext2Bold"/>
+        </w:rPr>
+        <w:t>Многопараметрична</w:t>
+      </w:r>
+      <w:proofErr w:type="spellEnd"/>
+      <w:r>
+        <w:rPr>
+          <w:rStyle w:val="Bodytext2Bold"/>
+        </w:rPr>
+        <w:t xml:space="preserve"> рамка </w:t>
+      </w:r>
+      <w:r>
+        <w:rPr>
+          <w:rStyle w:val="Bodytext2Bold"/>
+          <w:lang w:val="en-US" w:eastAsia="en-US" w:bidi="en-US"/>
+        </w:rPr>
+        <w:t xml:space="preserve">COMSAM </w:t>
+      </w:r>
+      <w:r>
+        <w:rPr>
+          <w:rStyle w:val="Bodytext2Bold"/>
+        </w:rPr>
+        <w:t xml:space="preserve">по </w:t>
+      </w:r>
+      <w:proofErr w:type="spellStart"/>
+      <w:r>
+        <w:rPr>
+          <w:rStyle w:val="Bodytext2Bold"/>
+          <w:lang w:val="en-US" w:eastAsia="en-US" w:bidi="en-US"/>
+        </w:rPr>
+        <w:t>Wi^ckowski</w:t>
+      </w:r>
+      <w:proofErr w:type="spellEnd"/>
+      <w:r>
+        <w:rPr>
+          <w:rStyle w:val="Bodytext2Bold"/>
+          <w:lang w:val="en-US" w:eastAsia="en-US" w:bidi="en-US"/>
+        </w:rPr>
+        <w:t xml:space="preserve"> </w:t>
+      </w:r>
+      <w:r>
+        <w:rPr>
+          <w:rStyle w:val="Bodytext2Bold"/>
+        </w:rPr>
+        <w:t xml:space="preserve">&amp; </w:t>
+      </w:r>
+      <w:proofErr w:type="spellStart"/>
+      <w:r>
+        <w:rPr>
+          <w:rStyle w:val="Bodytext2Bold"/>
+          <w:lang w:val="en-US" w:eastAsia="en-US" w:bidi="en-US"/>
+        </w:rPr>
+        <w:t>Salabun</w:t>
+      </w:r>
+      <w:proofErr w:type="spellEnd"/>
+      <w:r>
+        <w:rPr>
+          <w:rStyle w:val="Bodytext2Bold"/>
+          <w:lang w:val="en-US" w:eastAsia="en-US" w:bidi="en-US"/>
+        </w:rPr>
+        <w:t xml:space="preserve"> </w:t>
+      </w:r>
+      <w:r>
+        <w:rPr>
+          <w:rStyle w:val="Bodytext2Bold"/>
+        </w:rPr>
+        <w:t xml:space="preserve">(2024): </w:t>
+      </w:r>
+      <w:r>
+        <w:rPr>
+          <w:rStyle w:val="Bodytext2"/>
+        </w:rPr>
+        <w:t xml:space="preserve">Извършват се едновременни процентни модификации в стойностите на матрицата на решенията съгласно </w:t>
+      </w:r>
+      <w:r>
+        <w:rPr>
+          <w:rStyle w:val="Bodytext2"/>
+          <w:lang w:val="en-US" w:eastAsia="en-US" w:bidi="en-US"/>
+        </w:rPr>
+        <w:t xml:space="preserve">Cartesian Product </w:t>
+      </w:r>
+      <w:r>
+        <w:rPr>
+          <w:rStyle w:val="Bodytext2"/>
+        </w:rPr>
+        <w:t xml:space="preserve">на зададени граници на промяна </w:t>
+      </w:r>
+      <w:r>
+        <w:rPr>
+          <w:rStyle w:val="Bodytext2"/>
+          <w:lang w:val="en-US" w:eastAsia="en-US" w:bidi="en-US"/>
+        </w:rPr>
+        <w:t xml:space="preserve">$B </w:t>
+      </w:r>
+      <w:r>
+        <w:rPr>
+          <w:rStyle w:val="Bodytext2"/>
+        </w:rPr>
+        <w:t xml:space="preserve">= </w:t>
+      </w:r>
+      <w:r>
+        <w:rPr>
+          <w:rStyle w:val="Bodytext2"/>
+          <w:lang w:val="en-US" w:eastAsia="en-US" w:bidi="en-US"/>
+        </w:rPr>
+        <w:t xml:space="preserve">[b_1, \dots, </w:t>
+      </w:r>
+      <w:proofErr w:type="spellStart"/>
+      <w:r>
+        <w:rPr>
+          <w:rStyle w:val="Bodytext2"/>
+          <w:lang w:val="en-US" w:eastAsia="en-US" w:bidi="en-US"/>
+        </w:rPr>
+        <w:t>b_n</w:t>
+      </w:r>
+      <w:proofErr w:type="spellEnd"/>
+      <w:r>
+        <w:rPr>
+          <w:rStyle w:val="Bodytext2"/>
+          <w:lang w:val="en-US" w:eastAsia="en-US" w:bidi="en-US"/>
+        </w:rPr>
+        <w:t xml:space="preserve">]$, </w:t>
+      </w:r>
+      <w:r>
+        <w:rPr>
+          <w:rStyle w:val="Bodytext2"/>
+        </w:rPr>
+        <w:t>за да се оцени общата структурна стабилност на модела [14, 144].</w:t>
+      </w:r>
+    </w:p>
+    <w:p>
+      <w:pPr>
+        <w:keepNext/>
+        <w:keepLines/>
+        <w:widowControl w:val="0"/>
+        <w:numPr>
+          <w:ilvl w:val="0"/>
+          <w:numId w:val="7"/>
+        </w:numPr>
+        <w:tabs>
+          <w:tab w:val="left" w:pos="639"/>
+        </w:tabs>
+        <w:spacing w:after="112" w:line="260" w:lineRule="exact"/>
+        <w:jc w:val="both"/>
+        <w:outlineLvl w:val="1"/>
+      </w:pPr>
+      <w:proofErr w:type="spellStart"/>
+      <w:r>
+        <w:rPr>
+          <w:rStyle w:val="Heading20"/>
+        </w:rPr>
+        <w:t>Клъстеризация</w:t>
+      </w:r>
+      <w:proofErr w:type="spellEnd"/>
+      <w:r>
+        <w:rPr>
+          <w:rStyle w:val="Heading20"/>
+        </w:rPr>
+        <w:t xml:space="preserve"> и профилиране чрез </w:t>
+      </w:r>
+      <w:r>
+        <w:rPr>
+          <w:rStyle w:val="Heading20"/>
+          <w:lang w:val="en-US" w:eastAsia="en-US" w:bidi="en-US"/>
+        </w:rPr>
+        <w:t>PAM</w:t>
+      </w:r>
+    </w:p>
+    <w:p>
+      <w:pPr>
+        <w:spacing w:after="120" w:line="288" w:lineRule="exact"/>
+      </w:pPr>
+      <w:r>
+        <w:rPr>
+          <w:rStyle w:val="Bodytext2"/>
+        </w:rPr>
+        <w:t xml:space="preserve">Тъй като целта на анализа е разделянето на </w:t>
+      </w:r>
+      <w:proofErr w:type="spellStart"/>
+      <w:r>
+        <w:rPr>
+          <w:rStyle w:val="Bodytext2"/>
+        </w:rPr>
+        <w:t>Парето</w:t>
+      </w:r>
+      <w:proofErr w:type="spellEnd"/>
+      <w:r>
+        <w:rPr>
+          <w:rStyle w:val="Bodytext2"/>
+        </w:rPr>
+        <w:t xml:space="preserve">-фронта на типови профили на управление, се налага изборът на алгоритъм за класификация. Конвенционалният </w:t>
+      </w:r>
+      <w:r>
+        <w:rPr>
+          <w:rStyle w:val="Bodytext2"/>
+          <w:lang w:val="en-US" w:eastAsia="en-US" w:bidi="en-US"/>
+        </w:rPr>
+        <w:t xml:space="preserve">K-Means </w:t>
+      </w:r>
+      <w:r>
+        <w:rPr>
+          <w:rStyle w:val="Bodytext2"/>
+        </w:rPr>
+        <w:t xml:space="preserve">не е подходящ за изследване на пространства от решения, тъй като неговите </w:t>
+      </w:r>
+      <w:proofErr w:type="spellStart"/>
+      <w:r>
+        <w:rPr>
+          <w:rStyle w:val="Bodytext2"/>
+        </w:rPr>
+        <w:t>центроиди</w:t>
+      </w:r>
+      <w:proofErr w:type="spellEnd"/>
+      <w:r>
+        <w:rPr>
+          <w:rStyle w:val="Bodytext2"/>
+        </w:rPr>
+        <w:t xml:space="preserve"> се изчисляват като средни аритметични стойности и не съответстват на нито едно реално </w:t>
+      </w:r>
+      <w:proofErr w:type="spellStart"/>
+      <w:r>
+        <w:rPr>
+          <w:rStyle w:val="Bodytext2"/>
+        </w:rPr>
+        <w:t>Парето</w:t>
+      </w:r>
+      <w:proofErr w:type="spellEnd"/>
+      <w:r>
+        <w:rPr>
+          <w:rStyle w:val="Bodytext2"/>
+        </w:rPr>
+        <w:t>-решение в базата данни [561, 562].</w:t>
+      </w:r>
+    </w:p>
+    <w:p>
+      <w:pPr>
+        <w:spacing w:after="120" w:line="288" w:lineRule="exact"/>
+      </w:pPr>
+      <w:r>
+        <w:rPr>
+          <w:rStyle w:val="Bodytext2"/>
+        </w:rPr>
+        <w:t xml:space="preserve">Поради това, методологията изрично избира алгоритъма </w:t>
+      </w:r>
+      <w:r>
+        <w:rPr>
+          <w:rStyle w:val="Bodytext2Bold"/>
+          <w:lang w:val="en-US" w:eastAsia="en-US" w:bidi="en-US"/>
+        </w:rPr>
+        <w:t xml:space="preserve">PAM (Partitioning Around Medoids </w:t>
+      </w:r>
+      <w:r>
+        <w:rPr>
+          <w:rStyle w:val="Bodytext2Bold"/>
+        </w:rPr>
+        <w:t xml:space="preserve">/ </w:t>
+      </w:r>
+      <w:r>
+        <w:rPr>
+          <w:rStyle w:val="Bodytext2Bold"/>
+          <w:lang w:val="en-US" w:eastAsia="en-US" w:bidi="en-US"/>
+        </w:rPr>
+        <w:t xml:space="preserve">K-Medoids) </w:t>
+      </w:r>
+      <w:r>
+        <w:rPr>
+          <w:rStyle w:val="Bodytext2"/>
+        </w:rPr>
+        <w:t xml:space="preserve">на </w:t>
+      </w:r>
+      <w:r>
+        <w:rPr>
+          <w:rStyle w:val="Bodytext2"/>
+          <w:lang w:val="en-US" w:eastAsia="en-US" w:bidi="en-US"/>
+        </w:rPr>
+        <w:t xml:space="preserve">Kaufman &amp; </w:t>
+      </w:r>
+      <w:proofErr w:type="spellStart"/>
+      <w:r>
+        <w:rPr>
+          <w:rStyle w:val="Bodytext2"/>
+          <w:lang w:val="en-US" w:eastAsia="en-US" w:bidi="en-US"/>
+        </w:rPr>
+        <w:t>Rousseeuw</w:t>
+      </w:r>
+      <w:proofErr w:type="spellEnd"/>
+      <w:r>
+        <w:rPr>
+          <w:rStyle w:val="Bodytext2"/>
+          <w:lang w:val="en-US" w:eastAsia="en-US" w:bidi="en-US"/>
+        </w:rPr>
+        <w:t xml:space="preserve"> [22, 250]. PAM </w:t>
+      </w:r>
+      <w:r>
+        <w:rPr>
+          <w:rStyle w:val="Bodytext2"/>
+        </w:rPr>
+        <w:t>дефинира центровете на клъстерите като реално съществуващи обекти в извадката (</w:t>
+      </w:r>
+      <w:proofErr w:type="spellStart"/>
+      <w:r>
+        <w:rPr>
+          <w:rStyle w:val="Bodytext2"/>
+        </w:rPr>
+        <w:t>медоиди</w:t>
+      </w:r>
+      <w:proofErr w:type="spellEnd"/>
+      <w:r>
+        <w:rPr>
+          <w:rStyle w:val="Bodytext2"/>
+        </w:rPr>
+        <w:t xml:space="preserve">), което в контекста на нашия казус гарантира, че всеки представителен профил съответства на физически осъществим и </w:t>
+      </w:r>
+      <w:proofErr w:type="spellStart"/>
+      <w:r>
+        <w:rPr>
+          <w:rStyle w:val="Bodytext2"/>
+        </w:rPr>
+        <w:t>Парето</w:t>
+      </w:r>
+      <w:proofErr w:type="spellEnd"/>
+      <w:r>
+        <w:rPr>
+          <w:rStyle w:val="Bodytext2"/>
+        </w:rPr>
+        <w:t xml:space="preserve">-ефективен режим на работа на батерията и генераторите. Определянето на оптималния брой клъстери </w:t>
+      </w:r>
+      <w:r>
+        <w:rPr>
+          <w:rStyle w:val="Bodytext2"/>
+          <w:lang w:val="en-US" w:eastAsia="en-US" w:bidi="en-US"/>
+        </w:rPr>
+        <w:t xml:space="preserve">$k$ </w:t>
+      </w:r>
+      <w:r>
+        <w:rPr>
+          <w:rStyle w:val="Bodytext2"/>
+        </w:rPr>
+        <w:t xml:space="preserve">се извършва чрез изчисляване на средния </w:t>
+      </w:r>
+      <w:proofErr w:type="spellStart"/>
+      <w:r>
+        <w:rPr>
+          <w:rStyle w:val="Bodytext2"/>
+        </w:rPr>
+        <w:t>силуетен</w:t>
+      </w:r>
+      <w:proofErr w:type="spellEnd"/>
+      <w:r>
+        <w:rPr>
+          <w:rStyle w:val="Bodytext2"/>
+        </w:rPr>
+        <w:t xml:space="preserve"> индекс на </w:t>
+      </w:r>
+      <w:proofErr w:type="spellStart"/>
+      <w:r>
+        <w:rPr>
+          <w:rStyle w:val="Bodytext2"/>
+          <w:lang w:val="en-US" w:eastAsia="en-US" w:bidi="en-US"/>
+        </w:rPr>
+        <w:t>Rousseeuw</w:t>
+      </w:r>
+      <w:proofErr w:type="spellEnd"/>
+      <w:r>
+        <w:rPr>
+          <w:rStyle w:val="Bodytext2"/>
+          <w:lang w:val="en-US" w:eastAsia="en-US" w:bidi="en-US"/>
+        </w:rPr>
+        <w:t xml:space="preserve"> (Silhouette Width) </w:t>
+      </w:r>
+      <w:r>
+        <w:rPr>
+          <w:rStyle w:val="Bodytext2"/>
+        </w:rPr>
+        <w:t>[23, 267]:</w:t>
+      </w:r>
+    </w:p>
+    <w:p>
+      <w:pPr>
+        <w:tabs>
+          <w:tab w:val="left" w:pos="5342"/>
+          <w:tab w:val="left" w:pos="7435"/>
+        </w:tabs>
+        <w:spacing w:after="0" w:line="288" w:lineRule="exact"/>
+      </w:pPr>
+      <w:proofErr w:type="spellStart"/>
+      <w:r>
+        <w:rPr>
+          <w:rStyle w:val="Bodytext2Bold"/>
+        </w:rPr>
+        <w:t>Силуетен</w:t>
+      </w:r>
+      <w:proofErr w:type="spellEnd"/>
+      <w:r>
+        <w:rPr>
+          <w:rStyle w:val="Bodytext2Bold"/>
+        </w:rPr>
+        <w:t xml:space="preserve"> индекс на </w:t>
+      </w:r>
+      <w:proofErr w:type="spellStart"/>
+      <w:r>
+        <w:rPr>
+          <w:rStyle w:val="Bodytext2Bold"/>
+          <w:lang w:val="en-US" w:eastAsia="en-US" w:bidi="en-US"/>
+        </w:rPr>
+        <w:t>Rousseeuw</w:t>
+      </w:r>
+      <w:proofErr w:type="spellEnd"/>
+      <w:r>
+        <w:rPr>
+          <w:rStyle w:val="Bodytext2Bold"/>
+          <w:lang w:val="en-US" w:eastAsia="en-US" w:bidi="en-US"/>
+        </w:rPr>
+        <w:t>:</w:t>
+      </w:r>
+      <w:r>
+        <w:rPr>
+          <w:rStyle w:val="Bodytext2"/>
+          <w:lang w:val="en-US" w:eastAsia="en-US" w:bidi="en-US"/>
+        </w:rPr>
+        <w:t>$$s(</w:t>
+      </w:r>
+      <w:proofErr w:type="spellStart"/>
+      <w:r>
+        <w:rPr>
+          <w:rStyle w:val="Bodytext2"/>
+          <w:lang w:val="en-US" w:eastAsia="en-US" w:bidi="en-US"/>
+        </w:rPr>
+        <w:t>i</w:t>
+      </w:r>
+      <w:proofErr w:type="spellEnd"/>
+      <w:r>
+        <w:rPr>
+          <w:rStyle w:val="Bodytext2"/>
+          <w:lang w:val="en-US" w:eastAsia="en-US" w:bidi="en-US"/>
+        </w:rPr>
+        <w:t>)</w:t>
+      </w:r>
+      <w:r>
+        <w:rPr>
+          <w:rStyle w:val="Bodytext2"/>
+          <w:lang w:val="en-US" w:eastAsia="en-US" w:bidi="en-US"/>
+        </w:rPr>
+        <w:tab/>
+      </w:r>
+      <w:r>
+        <w:rPr>
+          <w:rStyle w:val="Bodytext2"/>
+        </w:rPr>
+        <w:t xml:space="preserve">= </w:t>
+      </w:r>
+      <w:r>
+        <w:rPr>
+          <w:rStyle w:val="Bodytext2"/>
+          <w:lang w:val="en-US" w:eastAsia="en-US" w:bidi="en-US"/>
+        </w:rPr>
+        <w:t>\frac{b(</w:t>
+      </w:r>
+      <w:proofErr w:type="spellStart"/>
+      <w:r>
+        <w:rPr>
+          <w:rStyle w:val="Bodytext2"/>
+          <w:lang w:val="en-US" w:eastAsia="en-US" w:bidi="en-US"/>
+        </w:rPr>
+        <w:t>i</w:t>
+      </w:r>
+      <w:proofErr w:type="spellEnd"/>
+      <w:r>
+        <w:rPr>
+          <w:rStyle w:val="Bodytext2"/>
+          <w:lang w:val="en-US" w:eastAsia="en-US" w:bidi="en-US"/>
+        </w:rPr>
+        <w:t xml:space="preserve">) </w:t>
+      </w:r>
+      <w:r>
+        <w:rPr>
+          <w:rStyle w:val="Bodytext2"/>
+        </w:rPr>
+        <w:t>-</w:t>
+      </w:r>
+      <w:r>
+        <w:rPr>
+          <w:rStyle w:val="Bodytext2"/>
+        </w:rPr>
+        <w:tab/>
+      </w:r>
+      <w:r>
+        <w:rPr>
+          <w:rStyle w:val="Bodytext2"/>
+          <w:lang w:val="en-US" w:eastAsia="en-US" w:bidi="en-US"/>
+        </w:rPr>
+        <w:t>a(</w:t>
+      </w:r>
+      <w:proofErr w:type="spellStart"/>
+      <w:r>
+        <w:rPr>
+          <w:rStyle w:val="Bodytext2"/>
+          <w:lang w:val="en-US" w:eastAsia="en-US" w:bidi="en-US"/>
+        </w:rPr>
+        <w:t>i</w:t>
+      </w:r>
+      <w:proofErr w:type="spellEnd"/>
+      <w:r>
+        <w:rPr>
+          <w:rStyle w:val="Bodytext2"/>
+          <w:lang w:val="en-US" w:eastAsia="en-US" w:bidi="en-US"/>
+        </w:rPr>
+        <w:t>)}{\max\{a(</w:t>
+      </w:r>
+      <w:proofErr w:type="spellStart"/>
+      <w:r>
+        <w:rPr>
+          <w:rStyle w:val="Bodytext2"/>
+          <w:lang w:val="en-US" w:eastAsia="en-US" w:bidi="en-US"/>
+        </w:rPr>
+        <w:t>i</w:t>
+      </w:r>
+      <w:proofErr w:type="spellEnd"/>
+      <w:r>
+        <w:rPr>
+          <w:rStyle w:val="Bodytext2"/>
+          <w:lang w:val="en-US" w:eastAsia="en-US" w:bidi="en-US"/>
+        </w:rPr>
+        <w:t>),</w:t>
+      </w:r>
+    </w:p>
+    <w:p>
+      <w:pPr>
+        <w:spacing w:after="562" w:line="288" w:lineRule="exact"/>
+      </w:pPr>
+      <w:r>
+        <w:rPr>
+          <w:rStyle w:val="Bodytext2"/>
+        </w:rPr>
+        <w:t>b(i)\}}$$$$\</w:t>
+      </w:r>
+      <w:proofErr w:type="spellStart"/>
+      <w:r>
+        <w:rPr>
+          <w:rStyle w:val="Bodytext2"/>
+        </w:rPr>
+        <w:t>text</w:t>
+      </w:r>
+      <w:proofErr w:type="spellEnd"/>
+      <w:r>
+        <w:rPr>
+          <w:rStyle w:val="Bodytext2"/>
+        </w:rPr>
+        <w:t xml:space="preserve">{където } </w:t>
+      </w:r>
+      <w:r>
+        <w:rPr>
+          <w:rStyle w:val="Bodytext2"/>
+          <w:lang w:val="en-US" w:eastAsia="en-US" w:bidi="en-US"/>
+        </w:rPr>
+        <w:t>a(</w:t>
+      </w:r>
+      <w:proofErr w:type="spellStart"/>
+      <w:r>
+        <w:rPr>
+          <w:rStyle w:val="Bodytext2"/>
+          <w:lang w:val="en-US" w:eastAsia="en-US" w:bidi="en-US"/>
+        </w:rPr>
+        <w:t>i</w:t>
+      </w:r>
+      <w:proofErr w:type="spellEnd"/>
+      <w:r>
+        <w:rPr>
+          <w:rStyle w:val="Bodytext2"/>
+          <w:lang w:val="en-US" w:eastAsia="en-US" w:bidi="en-US"/>
+        </w:rPr>
+        <w:t xml:space="preserve">) \text{ </w:t>
+      </w:r>
+      <w:r>
+        <w:rPr>
+          <w:rStyle w:val="Bodytext2"/>
+        </w:rPr>
+        <w:t xml:space="preserve">е средното разстояние от обекта } </w:t>
+      </w:r>
+      <w:proofErr w:type="spellStart"/>
+      <w:r>
+        <w:rPr>
+          <w:rStyle w:val="Bodytext2"/>
+          <w:lang w:val="en-US" w:eastAsia="en-US" w:bidi="en-US"/>
+        </w:rPr>
+        <w:t>i</w:t>
+      </w:r>
+      <w:proofErr w:type="spellEnd"/>
+      <w:r>
+        <w:rPr>
+          <w:rStyle w:val="Bodytext2"/>
+          <w:lang w:val="en-US" w:eastAsia="en-US" w:bidi="en-US"/>
+        </w:rPr>
+        <w:t xml:space="preserve"> \text{ </w:t>
+      </w:r>
+      <w:r>
+        <w:rPr>
+          <w:rStyle w:val="Bodytext2"/>
+        </w:rPr>
+        <w:t>до останалите обекти в неговия клъстер,}$$$$\</w:t>
+      </w:r>
+      <w:proofErr w:type="spellStart"/>
+      <w:r>
+        <w:rPr>
+          <w:rStyle w:val="Bodytext2"/>
+        </w:rPr>
+        <w:t>text</w:t>
+      </w:r>
+      <w:proofErr w:type="spellEnd"/>
+      <w:r>
+        <w:rPr>
+          <w:rStyle w:val="Bodytext2"/>
+        </w:rPr>
+        <w:t xml:space="preserve">{а } </w:t>
+      </w:r>
+      <w:r>
+        <w:rPr>
+          <w:rStyle w:val="Bodytext2"/>
+          <w:lang w:val="en-US" w:eastAsia="en-US" w:bidi="en-US"/>
+        </w:rPr>
+        <w:t>b(</w:t>
+      </w:r>
+      <w:proofErr w:type="spellStart"/>
+      <w:r>
+        <w:rPr>
+          <w:rStyle w:val="Bodytext2"/>
+          <w:lang w:val="en-US" w:eastAsia="en-US" w:bidi="en-US"/>
+        </w:rPr>
+        <w:t>i</w:t>
+      </w:r>
+      <w:proofErr w:type="spellEnd"/>
+      <w:r>
+        <w:rPr>
+          <w:rStyle w:val="Bodytext2"/>
+          <w:lang w:val="en-US" w:eastAsia="en-US" w:bidi="en-US"/>
+        </w:rPr>
+        <w:t xml:space="preserve">) \text{ </w:t>
+      </w:r>
+      <w:r>
+        <w:rPr>
+          <w:rStyle w:val="Bodytext2"/>
+        </w:rPr>
+        <w:t xml:space="preserve">е средното разстояние от } </w:t>
+      </w:r>
+      <w:proofErr w:type="spellStart"/>
+      <w:r>
+        <w:rPr>
+          <w:rStyle w:val="Bodytext2"/>
+          <w:lang w:val="en-US" w:eastAsia="en-US" w:bidi="en-US"/>
+        </w:rPr>
+        <w:t>i</w:t>
+      </w:r>
+      <w:proofErr w:type="spellEnd"/>
+      <w:r>
+        <w:rPr>
+          <w:rStyle w:val="Bodytext2"/>
+          <w:lang w:val="en-US" w:eastAsia="en-US" w:bidi="en-US"/>
+        </w:rPr>
+        <w:t xml:space="preserve"> \text{ </w:t>
+      </w:r>
+      <w:r>
+        <w:rPr>
+          <w:rStyle w:val="Bodytext2"/>
+        </w:rPr>
+        <w:t>до обектите в най-близкия съседен клъстер [266].}$$</w:t>
+      </w:r>
+    </w:p>
+    <w:p>
+      <w:pPr>
+        <w:keepNext/>
+        <w:keepLines/>
+        <w:widowControl w:val="0"/>
+        <w:numPr>
+          <w:ilvl w:val="0"/>
+          <w:numId w:val="7"/>
+        </w:numPr>
+        <w:tabs>
+          <w:tab w:val="left" w:pos="639"/>
+        </w:tabs>
+        <w:spacing w:after="112" w:line="260" w:lineRule="exact"/>
+        <w:jc w:val="both"/>
+        <w:outlineLvl w:val="1"/>
+      </w:pPr>
+      <w:r>
+        <w:rPr>
+          <w:rStyle w:val="Heading20"/>
+        </w:rPr>
+        <w:t>Честота, съвместна поява и взаимозаменяемост</w:t>
+      </w:r>
+    </w:p>
+    <w:p>
+      <w:pPr>
+        <w:spacing w:after="0" w:line="288" w:lineRule="exact"/>
         <w:sectPr>
           <w:pgSz w:w="12240" w:h="15840"/>
-          <w:pgMar w:top="1931" w:right="1546" w:bottom="1765" w:left="1529" w:header="0" w:footer="3" w:gutter="0"/>
+          <w:pgMar w:top="1848" w:right="1531" w:bottom="1570" w:left="1532" w:header="0" w:footer="3" w:gutter="0"/>
           <w:cols w:space="720"/>
           <w:noEndnote/>
           <w:docGrid w:linePitch="360"/>
@@ -21039,65 +25193,1272 @@
       </w:pPr>
       <w:r>
         <w:rPr>
+          <w:rStyle w:val="Bodytext2"/>
+        </w:rPr>
+        <w:t xml:space="preserve">С цел разкриване на скритите логически зависимости между индикаторите, които водят до високи оценки, в аналитичния модул се прилагат </w:t>
+      </w:r>
+      <w:r>
+        <w:rPr>
           <w:rStyle w:val="Bodytext2Bold"/>
         </w:rPr>
-        <w:t xml:space="preserve">Цветово кодиране </w:t>
+        <w:t xml:space="preserve">Формален концептуален анализ </w:t>
       </w:r>
       <w:r>
         <w:rPr>
           <w:rStyle w:val="Bodytext2Bold"/>
           <w:lang w:val="en-US" w:eastAsia="en-US" w:bidi="en-US"/>
         </w:rPr>
-        <w:t xml:space="preserve">(Battery Wear </w:t>
+        <w:t xml:space="preserve">(FCA) </w:t>
+      </w:r>
+      <w:r>
+        <w:rPr>
+          <w:rStyle w:val="Bodytext2"/>
+        </w:rPr>
+        <w:t xml:space="preserve">на </w:t>
+      </w:r>
+      <w:r>
+        <w:rPr>
+          <w:rStyle w:val="Bodytext2"/>
+          <w:lang w:val="en-US" w:eastAsia="en-US" w:bidi="en-US"/>
+        </w:rPr>
+        <w:t xml:space="preserve">Ganter </w:t>
+      </w:r>
+      <w:r>
+        <w:rPr>
+          <w:rStyle w:val="Bodytext2"/>
+        </w:rPr>
+        <w:t xml:space="preserve">&amp; </w:t>
+      </w:r>
+      <w:r>
+        <w:rPr>
+          <w:rStyle w:val="Bodytext2"/>
+          <w:lang w:val="en-US" w:eastAsia="en-US" w:bidi="en-US"/>
+        </w:rPr>
+        <w:t xml:space="preserve">Wille </w:t>
+      </w:r>
+      <w:r>
+        <w:rPr>
+          <w:rStyle w:val="Bodytext2"/>
+        </w:rPr>
+        <w:t xml:space="preserve">[17] и </w:t>
       </w:r>
       <w:r>
         <w:rPr>
           <w:rStyle w:val="Bodytext2Bold"/>
         </w:rPr>
-        <w:t xml:space="preserve">- </w:t>
+        <w:t xml:space="preserve">алгоритъмът </w:t>
       </w:r>
       <w:r>
         <w:rPr>
           <w:rStyle w:val="Bodytext2Bold"/>
           <w:lang w:val="en-US" w:eastAsia="en-US" w:bidi="en-US"/>
         </w:rPr>
-        <w:t>I</w:t>
-      </w:r>
-      <w:r>
-        <w:rPr>
-          <w:rStyle w:val="Bodytext2Constantia"/>
-        </w:rPr>
-        <w:t>3</w:t>
+        <w:t xml:space="preserve">A-Close </w:t>
+      </w:r>
+      <w:r>
+        <w:rPr>
+          <w:rStyle w:val="Bodytext2"/>
+        </w:rPr>
+        <w:t xml:space="preserve">на </w:t>
+      </w:r>
+      <w:r>
+        <w:rPr>
+          <w:rStyle w:val="Bodytext2"/>
+          <w:lang w:val="en-US" w:eastAsia="en-US" w:bidi="en-US"/>
+        </w:rPr>
+        <w:t xml:space="preserve">Pasquier et al. </w:t>
+      </w:r>
+      <w:r>
+        <w:rPr>
+          <w:rStyle w:val="Bodytext2"/>
+        </w:rPr>
+        <w:t xml:space="preserve">[19] за откриване на затворени чести множества </w:t>
+      </w:r>
+      <w:r>
+        <w:rPr>
+          <w:rStyle w:val="Bodytext2"/>
+          <w:lang w:val="en-US" w:eastAsia="en-US" w:bidi="en-US"/>
+        </w:rPr>
+        <w:t xml:space="preserve">(frequent closed </w:t>
+      </w:r>
+      <w:proofErr w:type="spellStart"/>
+      <w:r>
+        <w:rPr>
+          <w:rStyle w:val="Bodytext2"/>
+          <w:lang w:val="en-US" w:eastAsia="en-US" w:bidi="en-US"/>
+        </w:rPr>
+        <w:t>itemsets</w:t>
+      </w:r>
+      <w:proofErr w:type="spellEnd"/>
+      <w:r>
+        <w:rPr>
+          <w:rStyle w:val="Bodytext2"/>
+          <w:lang w:val="en-US" w:eastAsia="en-US" w:bidi="en-US"/>
+        </w:rPr>
+        <w:t xml:space="preserve">). </w:t>
+      </w:r>
+      <w:r>
+        <w:rPr>
+          <w:rStyle w:val="Bodytext2"/>
+        </w:rPr>
+        <w:t xml:space="preserve">Това позволява генериране на асоциативни правила с дефинирана подкрепа </w:t>
+      </w:r>
+      <w:r>
+        <w:rPr>
+          <w:rStyle w:val="Bodytext2"/>
+          <w:lang w:val="en-US" w:eastAsia="en-US" w:bidi="en-US"/>
+        </w:rPr>
+        <w:t xml:space="preserve">(support) </w:t>
+      </w:r>
+      <w:r>
+        <w:rPr>
+          <w:rStyle w:val="Bodytext2"/>
+        </w:rPr>
+        <w:t xml:space="preserve">и доверие </w:t>
+      </w:r>
+      <w:r>
+        <w:rPr>
+          <w:rStyle w:val="Bodytext2"/>
+          <w:lang w:val="en-US" w:eastAsia="en-US" w:bidi="en-US"/>
+        </w:rPr>
+        <w:t xml:space="preserve">(confidence) </w:t>
+      </w:r>
+      <w:r>
+        <w:rPr>
+          <w:rStyle w:val="Bodytext2"/>
+        </w:rPr>
+        <w:t>[18, 224].</w:t>
+      </w:r>
+    </w:p>
+    <w:p>
+      <w:pPr>
+        <w:spacing w:after="262" w:line="288" w:lineRule="exact"/>
+      </w:pPr>
+      <w:r>
+        <w:rPr>
+          <w:rStyle w:val="Bodytext2"/>
+        </w:rPr>
+        <w:lastRenderedPageBreak/>
+        <w:t xml:space="preserve">Прилагането на </w:t>
+      </w:r>
+      <w:r>
+        <w:rPr>
+          <w:rStyle w:val="Bodytext2"/>
+          <w:lang w:val="en-US" w:eastAsia="en-US" w:bidi="en-US"/>
+        </w:rPr>
+        <w:t xml:space="preserve">FCA </w:t>
+      </w:r>
+      <w:r>
+        <w:rPr>
+          <w:rStyle w:val="Bodytext2"/>
+        </w:rPr>
+        <w:t xml:space="preserve">помага да се дефинира концептуална решетка </w:t>
+      </w:r>
+      <w:r>
+        <w:rPr>
+          <w:rStyle w:val="Bodytext2"/>
+          <w:lang w:val="en-US" w:eastAsia="en-US" w:bidi="en-US"/>
+        </w:rPr>
+        <w:t xml:space="preserve">(concept lattice) </w:t>
+      </w:r>
+      <w:r>
+        <w:rPr>
+          <w:rStyle w:val="Bodytext2"/>
+        </w:rPr>
+        <w:t xml:space="preserve">на съвместната поява на индикатори. Например, ако индикаторите </w:t>
+      </w:r>
+      <w:proofErr w:type="spellStart"/>
+      <w:r>
+        <w:rPr>
+          <w:rStyle w:val="Bodytext2"/>
+          <w:lang w:val="en-US" w:eastAsia="en-US" w:bidi="en-US"/>
+        </w:rPr>
+        <w:t>Ii</w:t>
+      </w:r>
+      <w:proofErr w:type="spellEnd"/>
+      <w:r>
+        <w:rPr>
+          <w:rStyle w:val="Bodytext2"/>
+          <w:lang w:val="en-US" w:eastAsia="en-US" w:bidi="en-US"/>
+        </w:rPr>
+        <w:t xml:space="preserve"> </w:t>
+      </w:r>
+      <w:r>
+        <w:rPr>
+          <w:rStyle w:val="Bodytext2"/>
+        </w:rPr>
+        <w:t xml:space="preserve">(Ниска цена) и </w:t>
+      </w:r>
+      <w:r>
+        <w:rPr>
+          <w:rStyle w:val="Bodytext2"/>
+          <w:lang w:val="en-US" w:eastAsia="en-US" w:bidi="en-US"/>
+        </w:rPr>
+        <w:t xml:space="preserve">k </w:t>
+      </w:r>
+      <w:r>
+        <w:rPr>
+          <w:rStyle w:val="Bodytext2"/>
+        </w:rPr>
+        <w:t xml:space="preserve">(Екологичност) се появяват съвместно в 95% от </w:t>
+      </w:r>
+      <w:proofErr w:type="spellStart"/>
+      <w:r>
+        <w:rPr>
+          <w:rStyle w:val="Bodytext2"/>
+        </w:rPr>
+        <w:t>високооценяваните</w:t>
+      </w:r>
+      <w:proofErr w:type="spellEnd"/>
+      <w:r>
+        <w:rPr>
+          <w:rStyle w:val="Bodytext2"/>
+        </w:rPr>
+        <w:t xml:space="preserve"> режими, те образуват устойчиво логическо ядро. Взаимозаменяемостта се дефинира количествено чрез изследване на </w:t>
+      </w:r>
+      <w:proofErr w:type="spellStart"/>
+      <w:r>
+        <w:rPr>
+          <w:rStyle w:val="Bodytext2"/>
+        </w:rPr>
+        <w:t>редуктите</w:t>
+      </w:r>
+      <w:proofErr w:type="spellEnd"/>
+      <w:r>
+        <w:rPr>
+          <w:rStyle w:val="Bodytext2"/>
+        </w:rPr>
+        <w:t xml:space="preserve"> </w:t>
+      </w:r>
+      <w:r>
+        <w:rPr>
+          <w:rStyle w:val="Bodytext2"/>
+          <w:lang w:val="en-US" w:eastAsia="en-US" w:bidi="en-US"/>
+        </w:rPr>
+        <w:t>(</w:t>
+      </w:r>
+      <w:proofErr w:type="spellStart"/>
+      <w:r>
+        <w:rPr>
+          <w:rStyle w:val="Bodytext2"/>
+          <w:lang w:val="en-US" w:eastAsia="en-US" w:bidi="en-US"/>
+        </w:rPr>
+        <w:t>reducts</w:t>
+      </w:r>
+      <w:proofErr w:type="spellEnd"/>
+      <w:r>
+        <w:rPr>
+          <w:rStyle w:val="Bodytext2"/>
+          <w:lang w:val="en-US" w:eastAsia="en-US" w:bidi="en-US"/>
+        </w:rPr>
+        <w:t xml:space="preserve">) </w:t>
+      </w:r>
+      <w:r>
+        <w:rPr>
+          <w:rStyle w:val="Bodytext2"/>
+        </w:rPr>
+        <w:t xml:space="preserve">и общото ядро </w:t>
+      </w:r>
+      <w:r>
+        <w:rPr>
+          <w:rStyle w:val="Bodytext2"/>
+          <w:lang w:val="en-US" w:eastAsia="en-US" w:bidi="en-US"/>
+        </w:rPr>
+        <w:t xml:space="preserve">(core) </w:t>
+      </w:r>
+      <w:r>
+        <w:rPr>
+          <w:rStyle w:val="Bodytext2"/>
+        </w:rPr>
+        <w:t xml:space="preserve">на </w:t>
+      </w:r>
+      <w:proofErr w:type="spellStart"/>
+      <w:r>
+        <w:rPr>
+          <w:rStyle w:val="Bodytext2"/>
+        </w:rPr>
+        <w:t>критериалната</w:t>
+      </w:r>
+      <w:proofErr w:type="spellEnd"/>
+      <w:r>
+        <w:rPr>
+          <w:rStyle w:val="Bodytext2"/>
+        </w:rPr>
+        <w:t xml:space="preserve"> класификация [37], което позволява да се идентифицира кои енергийни технологии могат да се заменят взаимно без нарушаване на общата стабилност на </w:t>
+      </w:r>
+      <w:proofErr w:type="spellStart"/>
+      <w:r>
+        <w:rPr>
+          <w:rStyle w:val="Bodytext2"/>
+        </w:rPr>
+        <w:t>микрогрида</w:t>
+      </w:r>
+      <w:proofErr w:type="spellEnd"/>
+      <w:r>
+        <w:rPr>
+          <w:rStyle w:val="Bodytext2"/>
+        </w:rPr>
+        <w:t>.</w:t>
+      </w:r>
+    </w:p>
+    <w:p>
+      <w:pPr>
+        <w:keepNext/>
+        <w:keepLines/>
+        <w:widowControl w:val="0"/>
+        <w:numPr>
+          <w:ilvl w:val="0"/>
+          <w:numId w:val="7"/>
+        </w:numPr>
+        <w:tabs>
+          <w:tab w:val="left" w:pos="639"/>
+        </w:tabs>
+        <w:spacing w:after="116" w:line="260" w:lineRule="exact"/>
+        <w:jc w:val="both"/>
+        <w:outlineLvl w:val="1"/>
+      </w:pPr>
+      <w:r>
+        <w:rPr>
+          <w:rStyle w:val="Heading20"/>
+        </w:rPr>
+        <w:t xml:space="preserve">Валидиране, </w:t>
+      </w:r>
+      <w:proofErr w:type="spellStart"/>
+      <w:r>
+        <w:rPr>
+          <w:rStyle w:val="Heading20"/>
+        </w:rPr>
+        <w:t>мащабируемост</w:t>
+      </w:r>
+      <w:proofErr w:type="spellEnd"/>
+      <w:r>
+        <w:rPr>
+          <w:rStyle w:val="Heading20"/>
+        </w:rPr>
+        <w:t xml:space="preserve"> и възпроизводимост</w:t>
+      </w:r>
+    </w:p>
+    <w:p>
+      <w:pPr>
+        <w:spacing w:after="542" w:line="288" w:lineRule="exact"/>
+      </w:pPr>
+      <w:r>
+        <w:rPr>
+          <w:rStyle w:val="Bodytext2"/>
+        </w:rPr>
+        <w:t xml:space="preserve">Валидирането на методологията стъпва на три стълба: </w:t>
       </w:r>
       <w:r>
         <w:rPr>
           <w:rStyle w:val="Bodytext2Bold"/>
-          <w:lang w:val="en-US" w:eastAsia="en-US" w:bidi="en-US"/>
-        </w:rPr>
-        <w:t xml:space="preserve">): </w:t>
-      </w:r>
-      <w:r>
-        <w:rPr>
-          <w:rStyle w:val="Bodytext2"/>
-        </w:rPr>
-        <w:t>Цветовата скала отразява третия критерий — износването на батерията. Режимите, които минимизират загубите и цената едновременно, натоварват батерията максимално (жълто-зелен спектър), което разкрива скрития тристранен конфликт в системата. Анализаторът може директно да идентифицира балансираните конфигурации в преходната зона (лилав спектър), където износването е минимално при умерени разходи.</w:t>
-      </w:r>
-    </w:p>
-    <w:p>
-      <w:pPr>
+        </w:rPr>
+        <w:t xml:space="preserve">(1) Математическа коректност: </w:t>
+      </w:r>
+      <w:r>
+        <w:rPr>
+          <w:rStyle w:val="Bodytext2"/>
+        </w:rPr>
+        <w:t xml:space="preserve">Сравнение на оптимизираните </w:t>
+      </w:r>
+      <w:r>
+        <w:rPr>
+          <w:rStyle w:val="Bodytext2"/>
+          <w:lang w:val="en-US" w:eastAsia="en-US" w:bidi="en-US"/>
+        </w:rPr>
+        <w:t xml:space="preserve">MILP </w:t>
+      </w:r>
+      <w:r>
+        <w:rPr>
+          <w:rStyle w:val="Bodytext2"/>
+        </w:rPr>
+        <w:t xml:space="preserve">конфигурации с теоретични аналитични граници; </w:t>
+      </w:r>
+      <w:r>
+        <w:rPr>
+          <w:rStyle w:val="Bodytext2Bold"/>
+        </w:rPr>
+        <w:t xml:space="preserve">(2) Стабилност на профилите: </w:t>
+      </w:r>
+      <w:r>
+        <w:rPr>
+          <w:rStyle w:val="Bodytext2"/>
+        </w:rPr>
+        <w:t xml:space="preserve">Оценка на устойчивостта на извлечените </w:t>
+      </w:r>
+      <w:proofErr w:type="spellStart"/>
+      <w:r>
+        <w:rPr>
+          <w:rStyle w:val="Bodytext2"/>
+        </w:rPr>
+        <w:t>медоиди</w:t>
+      </w:r>
+      <w:proofErr w:type="spellEnd"/>
+      <w:r>
+        <w:rPr>
+          <w:rStyle w:val="Bodytext2"/>
+        </w:rPr>
+        <w:t xml:space="preserve"> при промяна на размера на извадката; </w:t>
+      </w:r>
+      <w:r>
+        <w:rPr>
+          <w:rStyle w:val="Bodytext2Bold"/>
+        </w:rPr>
+        <w:t xml:space="preserve">(3) Възпроизводимост: </w:t>
+      </w:r>
+      <w:r>
+        <w:rPr>
+          <w:rStyle w:val="Bodytext2"/>
+        </w:rPr>
+        <w:t xml:space="preserve">Цялата </w:t>
+      </w:r>
+      <w:proofErr w:type="spellStart"/>
+      <w:r>
+        <w:rPr>
+          <w:rStyle w:val="Bodytext2"/>
+        </w:rPr>
+        <w:t>симулационна</w:t>
+      </w:r>
+      <w:proofErr w:type="spellEnd"/>
+      <w:r>
+        <w:rPr>
+          <w:rStyle w:val="Bodytext2"/>
+        </w:rPr>
+        <w:t xml:space="preserve"> верига е организирана в модулни </w:t>
+      </w:r>
+      <w:r>
+        <w:rPr>
+          <w:rStyle w:val="Bodytext2"/>
+          <w:lang w:val="en-US" w:eastAsia="en-US" w:bidi="en-US"/>
+        </w:rPr>
+        <w:t xml:space="preserve">OOP </w:t>
+      </w:r>
+      <w:r>
+        <w:rPr>
+          <w:rStyle w:val="Bodytext2"/>
+        </w:rPr>
+        <w:t xml:space="preserve">класове с фиксиран контрол на </w:t>
+      </w:r>
+      <w:r>
+        <w:rPr>
+          <w:rStyle w:val="Bodytext2"/>
+          <w:lang w:val="en-US" w:eastAsia="en-US" w:bidi="en-US"/>
+        </w:rPr>
+        <w:t xml:space="preserve">PRNG </w:t>
+      </w:r>
+      <w:r>
+        <w:rPr>
+          <w:rStyle w:val="Bodytext2"/>
+        </w:rPr>
+        <w:t xml:space="preserve">съгласно добрите практики за научно програмиране [31, 35]. </w:t>
+      </w:r>
+      <w:proofErr w:type="spellStart"/>
+      <w:r>
+        <w:rPr>
+          <w:rStyle w:val="Bodytext2"/>
+        </w:rPr>
+        <w:t>Мащабируемостта</w:t>
+      </w:r>
+      <w:proofErr w:type="spellEnd"/>
+      <w:r>
+        <w:rPr>
+          <w:rStyle w:val="Bodytext2"/>
+        </w:rPr>
+        <w:t xml:space="preserve"> се гарантира чрез филтриране на близките съседи в реално време, което предпазва от комбинаторна експлозия на </w:t>
+      </w:r>
+      <w:proofErr w:type="spellStart"/>
+      <w:r>
+        <w:rPr>
+          <w:rStyle w:val="Bodytext2"/>
+        </w:rPr>
+        <w:t>Парето</w:t>
+      </w:r>
+      <w:proofErr w:type="spellEnd"/>
+      <w:r>
+        <w:rPr>
+          <w:rStyle w:val="Bodytext2"/>
+        </w:rPr>
+        <w:t>-фронта при големи размерности.</w:t>
+      </w:r>
+    </w:p>
+    <w:p>
+      <w:pPr>
+        <w:framePr w:w="9370" w:wrap="notBeside" w:vAnchor="text" w:hAnchor="text" w:xAlign="center" w:y="1"/>
+      </w:pPr>
+      <w:r>
+        <w:rPr>
+          <w:rStyle w:val="Tablecaption"/>
+        </w:rPr>
+        <w:t xml:space="preserve">Таблица 3.1: Сравнение на </w:t>
+      </w:r>
+      <w:proofErr w:type="spellStart"/>
+      <w:r>
+        <w:rPr>
+          <w:rStyle w:val="Tablecaption"/>
+        </w:rPr>
+        <w:t>методологическия</w:t>
+      </w:r>
+      <w:proofErr w:type="spellEnd"/>
+      <w:r>
+        <w:rPr>
+          <w:rStyle w:val="Tablecaption"/>
+        </w:rPr>
+        <w:t xml:space="preserve"> избор в софтуерната реализация.</w:t>
+      </w:r>
+    </w:p>
+    <w:tbl>
+      <w:tblPr>
+        <w:tblOverlap w:val="never"/>
+        <w:tblW w:w="0" w:type="auto"/>
+        <w:jc w:val="center"/>
+        <w:tblLayout w:type="fixed"/>
+        <w:tblCellMar>
+          <w:left w:w="10" w:type="dxa"/>
+          <w:right w:w="10" w:type="dxa"/>
+        </w:tblCellMar>
+        <w:tblLook w:val="0000" w:firstRow="0" w:lastRow="0" w:firstColumn="0" w:lastColumn="0" w:noHBand="0" w:noVBand="0"/>
+      </w:tblPr>
+      <w:tblGrid>
+        <w:gridCol w:w="2165"/>
+        <w:gridCol w:w="2237"/>
+        <w:gridCol w:w="2789"/>
+        <w:gridCol w:w="2179"/>
+      </w:tblGrid>
+      <w:tr>
+        <w:tblPrEx>
+          <w:tblCellMar>
+            <w:top w:w="0" w:type="dxa"/>
+            <w:bottom w:w="0" w:type="dxa"/>
+          </w:tblCellMar>
+        </w:tblPrEx>
+        <w:trPr>
+          <w:trHeight w:hRule="exact" w:val="595"/>
+          <w:jc w:val="center"/>
+        </w:trPr>
+        <w:tc>
+          <w:tcPr>
+            <w:tcW w:w="2165" w:type="dxa"/>
+            <w:shd w:val="clear" w:color="auto" w:fill="000000"/>
+          </w:tcPr>
+          <w:p>
+            <w:pPr>
+              <w:framePr w:w="9370" w:wrap="notBeside" w:vAnchor="text" w:hAnchor="text" w:xAlign="center" w:y="1"/>
+              <w:spacing w:after="60" w:line="180" w:lineRule="exact"/>
+            </w:pPr>
+            <w:proofErr w:type="spellStart"/>
+            <w:r>
+              <w:rPr>
+                <w:rStyle w:val="Bodytext2Constantia"/>
+              </w:rPr>
+              <w:t>Аналитично</w:t>
+            </w:r>
+            <w:proofErr w:type="spellEnd"/>
+          </w:p>
+          <w:p>
+            <w:pPr>
+              <w:framePr w:w="9370" w:wrap="notBeside" w:vAnchor="text" w:hAnchor="text" w:xAlign="center" w:y="1"/>
+              <w:spacing w:before="60" w:after="0" w:line="180" w:lineRule="exact"/>
+            </w:pPr>
+            <w:proofErr w:type="spellStart"/>
+            <w:r>
+              <w:rPr>
+                <w:rStyle w:val="Bodytext2Constantia"/>
+              </w:rPr>
+              <w:t>направление</w:t>
+            </w:r>
+            <w:proofErr w:type="spellEnd"/>
+          </w:p>
+        </w:tc>
+        <w:tc>
+          <w:tcPr>
+            <w:tcW w:w="2237" w:type="dxa"/>
+            <w:shd w:val="clear" w:color="auto" w:fill="000000"/>
+          </w:tcPr>
+          <w:p>
+            <w:pPr>
+              <w:framePr w:w="9370" w:wrap="notBeside" w:vAnchor="text" w:hAnchor="text" w:xAlign="center" w:y="1"/>
+              <w:spacing w:after="60" w:line="180" w:lineRule="exact"/>
+              <w:ind w:left="160"/>
+            </w:pPr>
+            <w:proofErr w:type="spellStart"/>
+            <w:r>
+              <w:rPr>
+                <w:rStyle w:val="Bodytext2Constantia"/>
+              </w:rPr>
+              <w:t>Избран</w:t>
+            </w:r>
+            <w:proofErr w:type="spellEnd"/>
+          </w:p>
+          <w:p>
+            <w:pPr>
+              <w:framePr w:w="9370" w:wrap="notBeside" w:vAnchor="text" w:hAnchor="text" w:xAlign="center" w:y="1"/>
+              <w:spacing w:before="60" w:after="0" w:line="180" w:lineRule="exact"/>
+              <w:ind w:left="160"/>
+            </w:pPr>
+            <w:proofErr w:type="spellStart"/>
+            <w:r>
+              <w:rPr>
+                <w:rStyle w:val="Bodytext2Constantia"/>
+              </w:rPr>
+              <w:t>алгоритъм</w:t>
+            </w:r>
+            <w:proofErr w:type="spellEnd"/>
+            <w:r>
+              <w:rPr>
+                <w:rStyle w:val="Bodytext2Constantia"/>
+              </w:rPr>
+              <w:t xml:space="preserve"> / </w:t>
+            </w:r>
+            <w:proofErr w:type="spellStart"/>
+            <w:r>
+              <w:rPr>
+                <w:rStyle w:val="Bodytext2Constantia"/>
+              </w:rPr>
+              <w:t>метод</w:t>
+            </w:r>
+            <w:proofErr w:type="spellEnd"/>
+          </w:p>
+        </w:tc>
+        <w:tc>
+          <w:tcPr>
+            <w:tcW w:w="2789" w:type="dxa"/>
+            <w:shd w:val="clear" w:color="auto" w:fill="000000"/>
+          </w:tcPr>
+          <w:p>
+            <w:pPr>
+              <w:framePr w:w="9370" w:wrap="notBeside" w:vAnchor="text" w:hAnchor="text" w:xAlign="center" w:y="1"/>
+              <w:spacing w:after="0" w:line="180" w:lineRule="exact"/>
+            </w:pPr>
+            <w:proofErr w:type="spellStart"/>
+            <w:r>
+              <w:rPr>
+                <w:rStyle w:val="Bodytext2Constantia"/>
+              </w:rPr>
+              <w:t>Научно</w:t>
+            </w:r>
+            <w:proofErr w:type="spellEnd"/>
+            <w:r>
+              <w:rPr>
+                <w:rStyle w:val="Bodytext2Constantia"/>
+              </w:rPr>
+              <w:t xml:space="preserve"> </w:t>
+            </w:r>
+            <w:proofErr w:type="spellStart"/>
+            <w:r>
+              <w:rPr>
+                <w:rStyle w:val="Bodytext2Constantia"/>
+              </w:rPr>
+              <w:t>предимство</w:t>
+            </w:r>
+            <w:proofErr w:type="spellEnd"/>
+          </w:p>
+        </w:tc>
+        <w:tc>
+          <w:tcPr>
+            <w:tcW w:w="2179" w:type="dxa"/>
+            <w:shd w:val="clear" w:color="auto" w:fill="000000"/>
+          </w:tcPr>
+          <w:p>
+            <w:pPr>
+              <w:framePr w:w="9370" w:wrap="notBeside" w:vAnchor="text" w:hAnchor="text" w:xAlign="center" w:y="1"/>
+              <w:spacing w:after="60" w:line="180" w:lineRule="exact"/>
+              <w:ind w:left="140"/>
+            </w:pPr>
+            <w:proofErr w:type="spellStart"/>
+            <w:r>
+              <w:rPr>
+                <w:rStyle w:val="Bodytext2Constantia"/>
+              </w:rPr>
+              <w:t>Грундиращ</w:t>
+            </w:r>
+            <w:proofErr w:type="spellEnd"/>
+          </w:p>
+          <w:p>
+            <w:pPr>
+              <w:framePr w:w="9370" w:wrap="notBeside" w:vAnchor="text" w:hAnchor="text" w:xAlign="center" w:y="1"/>
+              <w:spacing w:before="60" w:after="0" w:line="180" w:lineRule="exact"/>
+              <w:ind w:left="140"/>
+            </w:pPr>
+            <w:proofErr w:type="spellStart"/>
+            <w:r>
+              <w:rPr>
+                <w:rStyle w:val="Bodytext2Constantia"/>
+              </w:rPr>
+              <w:t>източник</w:t>
+            </w:r>
+            <w:proofErr w:type="spellEnd"/>
+          </w:p>
+        </w:tc>
+      </w:tr>
+      <w:tr>
+        <w:tblPrEx>
+          <w:tblCellMar>
+            <w:top w:w="0" w:type="dxa"/>
+            <w:bottom w:w="0" w:type="dxa"/>
+          </w:tblCellMar>
+        </w:tblPrEx>
+        <w:trPr>
+          <w:trHeight w:hRule="exact" w:val="691"/>
+          <w:jc w:val="center"/>
+        </w:trPr>
+        <w:tc>
+          <w:tcPr>
+            <w:tcW w:w="2165" w:type="dxa"/>
+            <w:shd w:val="clear" w:color="auto" w:fill="FFFFFF"/>
+          </w:tcPr>
+          <w:p>
+            <w:pPr>
+              <w:framePr w:w="9370" w:wrap="notBeside" w:vAnchor="text" w:hAnchor="text" w:xAlign="center" w:y="1"/>
+              <w:spacing w:after="0" w:line="170" w:lineRule="exact"/>
+            </w:pPr>
+            <w:r>
+              <w:rPr>
+                <w:rStyle w:val="Bodytext285pt"/>
+              </w:rPr>
+              <w:t>Локално изброяване</w:t>
+            </w:r>
+          </w:p>
+        </w:tc>
+        <w:tc>
+          <w:tcPr>
+            <w:tcW w:w="2237" w:type="dxa"/>
+            <w:shd w:val="clear" w:color="auto" w:fill="FFFFFF"/>
+          </w:tcPr>
+          <w:p>
+            <w:pPr>
+              <w:framePr w:w="9370" w:wrap="notBeside" w:vAnchor="text" w:hAnchor="text" w:xAlign="center" w:y="1"/>
+              <w:spacing w:after="0" w:line="170" w:lineRule="exact"/>
+              <w:ind w:left="160"/>
+            </w:pPr>
+            <w:r>
+              <w:rPr>
+                <w:rStyle w:val="Bodytext285pt"/>
+                <w:lang w:val="en-US" w:eastAsia="en-US" w:bidi="en-US"/>
+              </w:rPr>
+              <w:t xml:space="preserve">MILP </w:t>
+            </w:r>
+            <w:r>
+              <w:rPr>
+                <w:rStyle w:val="Bodytext285pt"/>
+              </w:rPr>
+              <w:t>модел</w:t>
+            </w:r>
+          </w:p>
+        </w:tc>
+        <w:tc>
+          <w:tcPr>
+            <w:tcW w:w="2789" w:type="dxa"/>
+            <w:shd w:val="clear" w:color="auto" w:fill="FFFFFF"/>
+            <w:vAlign w:val="center"/>
+          </w:tcPr>
+          <w:p>
+            <w:pPr>
+              <w:framePr w:w="9370" w:wrap="notBeside" w:vAnchor="text" w:hAnchor="text" w:xAlign="center" w:y="1"/>
+              <w:spacing w:after="0" w:line="221" w:lineRule="exact"/>
+            </w:pPr>
+            <w:r>
+              <w:rPr>
+                <w:rStyle w:val="Bodytext285pt"/>
+              </w:rPr>
+              <w:t>Прецизно откриване на минимални конфигурации</w:t>
+            </w:r>
+          </w:p>
+        </w:tc>
+        <w:tc>
+          <w:tcPr>
+            <w:tcW w:w="2179" w:type="dxa"/>
+            <w:shd w:val="clear" w:color="auto" w:fill="FFFFFF"/>
+          </w:tcPr>
+          <w:p>
+            <w:pPr>
+              <w:framePr w:w="9370" w:wrap="notBeside" w:vAnchor="text" w:hAnchor="text" w:xAlign="center" w:y="1"/>
+              <w:spacing w:after="0" w:line="170" w:lineRule="exact"/>
+              <w:ind w:left="140"/>
+            </w:pPr>
+            <w:r>
+              <w:rPr>
+                <w:rStyle w:val="Bodytext285pt"/>
+                <w:lang w:val="en-US" w:eastAsia="en-US" w:bidi="en-US"/>
+              </w:rPr>
+              <w:t xml:space="preserve">Bertsimas </w:t>
+            </w:r>
+            <w:r>
+              <w:rPr>
+                <w:rStyle w:val="Bodytext285pt"/>
+              </w:rPr>
+              <w:t>(1997) [15]</w:t>
+            </w:r>
+          </w:p>
+        </w:tc>
+      </w:tr>
+      <w:tr>
+        <w:tblPrEx>
+          <w:tblCellMar>
+            <w:top w:w="0" w:type="dxa"/>
+            <w:bottom w:w="0" w:type="dxa"/>
+          </w:tblCellMar>
+        </w:tblPrEx>
+        <w:trPr>
+          <w:trHeight w:hRule="exact" w:val="682"/>
+          <w:jc w:val="center"/>
+        </w:trPr>
+        <w:tc>
+          <w:tcPr>
+            <w:tcW w:w="2165" w:type="dxa"/>
+            <w:shd w:val="clear" w:color="auto" w:fill="FFFFFF"/>
+          </w:tcPr>
+          <w:p>
+            <w:pPr>
+              <w:framePr w:w="9370" w:wrap="notBeside" w:vAnchor="text" w:hAnchor="text" w:xAlign="center" w:y="1"/>
+              <w:spacing w:after="0" w:line="170" w:lineRule="exact"/>
+            </w:pPr>
+            <w:r>
+              <w:rPr>
+                <w:rStyle w:val="Bodytext285pt"/>
+              </w:rPr>
+              <w:t>Теглово генериране</w:t>
+            </w:r>
+          </w:p>
+        </w:tc>
+        <w:tc>
+          <w:tcPr>
+            <w:tcW w:w="2237" w:type="dxa"/>
+            <w:shd w:val="clear" w:color="auto" w:fill="FFFFFF"/>
+          </w:tcPr>
+          <w:p>
+            <w:pPr>
+              <w:framePr w:w="9370" w:wrap="notBeside" w:vAnchor="text" w:hAnchor="text" w:xAlign="center" w:y="1"/>
+              <w:spacing w:after="0" w:line="170" w:lineRule="exact"/>
+              <w:ind w:left="160"/>
+            </w:pPr>
+            <w:r>
+              <w:rPr>
+                <w:rStyle w:val="Bodytext285pt"/>
+                <w:lang w:val="en-US" w:eastAsia="en-US" w:bidi="en-US"/>
+              </w:rPr>
+              <w:t>Williams-Cai SLHS</w:t>
+            </w:r>
+          </w:p>
+        </w:tc>
+        <w:tc>
+          <w:tcPr>
+            <w:tcW w:w="2789" w:type="dxa"/>
+            <w:shd w:val="clear" w:color="auto" w:fill="FFFFFF"/>
+            <w:vAlign w:val="center"/>
+          </w:tcPr>
+          <w:p>
+            <w:pPr>
+              <w:framePr w:w="9370" w:wrap="notBeside" w:vAnchor="text" w:hAnchor="text" w:xAlign="center" w:y="1"/>
+              <w:spacing w:after="0" w:line="216" w:lineRule="exact"/>
+            </w:pPr>
+            <w:r>
+              <w:rPr>
+                <w:rStyle w:val="Bodytext285pt"/>
+              </w:rPr>
+              <w:t>Изключително равномерно покритие на симплекса</w:t>
+            </w:r>
+          </w:p>
+        </w:tc>
+        <w:tc>
+          <w:tcPr>
+            <w:tcW w:w="2179" w:type="dxa"/>
+            <w:shd w:val="clear" w:color="auto" w:fill="FFFFFF"/>
+            <w:vAlign w:val="center"/>
+          </w:tcPr>
+          <w:p>
+            <w:pPr>
+              <w:framePr w:w="9370" w:wrap="notBeside" w:vAnchor="text" w:hAnchor="text" w:xAlign="center" w:y="1"/>
+              <w:spacing w:after="0" w:line="216" w:lineRule="exact"/>
+              <w:ind w:left="140"/>
+            </w:pPr>
+            <w:r>
+              <w:rPr>
+                <w:rStyle w:val="Bodytext285pt"/>
+                <w:lang w:val="en-US" w:eastAsia="en-US" w:bidi="en-US"/>
+              </w:rPr>
+              <w:t xml:space="preserve">Williams </w:t>
+            </w:r>
+            <w:r>
+              <w:rPr>
+                <w:rStyle w:val="Bodytext285pt"/>
+              </w:rPr>
+              <w:t xml:space="preserve">&amp; </w:t>
+            </w:r>
+            <w:r>
+              <w:rPr>
+                <w:rStyle w:val="Bodytext285pt"/>
+                <w:lang w:val="en-US" w:eastAsia="en-US" w:bidi="en-US"/>
+              </w:rPr>
+              <w:t xml:space="preserve">Cai </w:t>
+            </w:r>
+            <w:r>
+              <w:rPr>
+                <w:rStyle w:val="Bodytext285pt"/>
+              </w:rPr>
+              <w:t>(2024) [12]</w:t>
+            </w:r>
+          </w:p>
+        </w:tc>
+      </w:tr>
+      <w:tr>
+        <w:tblPrEx>
+          <w:tblCellMar>
+            <w:top w:w="0" w:type="dxa"/>
+            <w:bottom w:w="0" w:type="dxa"/>
+          </w:tblCellMar>
+        </w:tblPrEx>
+        <w:trPr>
+          <w:trHeight w:hRule="exact" w:val="677"/>
+          <w:jc w:val="center"/>
+        </w:trPr>
+        <w:tc>
+          <w:tcPr>
+            <w:tcW w:w="2165" w:type="dxa"/>
+            <w:shd w:val="clear" w:color="auto" w:fill="FFFFFF"/>
+            <w:vAlign w:val="center"/>
+          </w:tcPr>
+          <w:p>
+            <w:pPr>
+              <w:framePr w:w="9370" w:wrap="notBeside" w:vAnchor="text" w:hAnchor="text" w:xAlign="center" w:y="1"/>
+              <w:spacing w:after="0" w:line="221" w:lineRule="exact"/>
+            </w:pPr>
+            <w:r>
+              <w:rPr>
+                <w:rStyle w:val="Bodytext285pt"/>
+              </w:rPr>
+              <w:t xml:space="preserve">Обследване на </w:t>
+            </w:r>
+            <w:proofErr w:type="spellStart"/>
+            <w:r>
+              <w:rPr>
+                <w:rStyle w:val="Bodytext285pt"/>
+              </w:rPr>
+              <w:t>политопи</w:t>
+            </w:r>
+            <w:proofErr w:type="spellEnd"/>
+          </w:p>
+        </w:tc>
+        <w:tc>
+          <w:tcPr>
+            <w:tcW w:w="2237" w:type="dxa"/>
+            <w:shd w:val="clear" w:color="auto" w:fill="FFFFFF"/>
+          </w:tcPr>
+          <w:p>
+            <w:pPr>
+              <w:framePr w:w="9370" w:wrap="notBeside" w:vAnchor="text" w:hAnchor="text" w:xAlign="center" w:y="1"/>
+              <w:spacing w:after="0" w:line="170" w:lineRule="exact"/>
+              <w:ind w:left="160"/>
+            </w:pPr>
+            <w:r>
+              <w:rPr>
+                <w:rStyle w:val="Bodytext285pt"/>
+                <w:lang w:val="en-US" w:eastAsia="en-US" w:bidi="en-US"/>
+              </w:rPr>
+              <w:t>Hit-and-Run MCMC</w:t>
+            </w:r>
+          </w:p>
+        </w:tc>
+        <w:tc>
+          <w:tcPr>
+            <w:tcW w:w="2789" w:type="dxa"/>
+            <w:shd w:val="clear" w:color="auto" w:fill="FFFFFF"/>
+            <w:vAlign w:val="center"/>
+          </w:tcPr>
+          <w:p>
+            <w:pPr>
+              <w:framePr w:w="9370" w:wrap="notBeside" w:vAnchor="text" w:hAnchor="text" w:xAlign="center" w:y="1"/>
+              <w:spacing w:after="0" w:line="221" w:lineRule="exact"/>
+            </w:pPr>
+            <w:r>
+              <w:rPr>
+                <w:rStyle w:val="Bodytext285pt"/>
+              </w:rPr>
+              <w:t>Бързо смесване при сложни линейни граници</w:t>
+            </w:r>
+          </w:p>
+        </w:tc>
+        <w:tc>
+          <w:tcPr>
+            <w:tcW w:w="2179" w:type="dxa"/>
+            <w:shd w:val="clear" w:color="auto" w:fill="FFFFFF"/>
+            <w:vAlign w:val="center"/>
+          </w:tcPr>
+          <w:p>
+            <w:pPr>
+              <w:framePr w:w="9370" w:wrap="notBeside" w:vAnchor="text" w:hAnchor="text" w:xAlign="center" w:y="1"/>
+              <w:spacing w:after="0" w:line="221" w:lineRule="exact"/>
+              <w:ind w:left="140"/>
+            </w:pPr>
+            <w:r>
+              <w:rPr>
+                <w:rStyle w:val="Bodytext285pt"/>
+                <w:lang w:val="en-US" w:eastAsia="en-US" w:bidi="en-US"/>
+              </w:rPr>
+              <w:t>Lovasz (1999) [44], Smith [43]</w:t>
+            </w:r>
+          </w:p>
+        </w:tc>
+      </w:tr>
+      <w:tr>
+        <w:tblPrEx>
+          <w:tblCellMar>
+            <w:top w:w="0" w:type="dxa"/>
+            <w:bottom w:w="0" w:type="dxa"/>
+          </w:tblCellMar>
+        </w:tblPrEx>
+        <w:trPr>
+          <w:trHeight w:hRule="exact" w:val="902"/>
+          <w:jc w:val="center"/>
+        </w:trPr>
+        <w:tc>
+          <w:tcPr>
+            <w:tcW w:w="2165" w:type="dxa"/>
+            <w:shd w:val="clear" w:color="auto" w:fill="FFFFFF"/>
+          </w:tcPr>
+          <w:p>
+            <w:pPr>
+              <w:framePr w:w="9370" w:wrap="notBeside" w:vAnchor="text" w:hAnchor="text" w:xAlign="center" w:y="1"/>
+              <w:spacing w:after="0" w:line="221" w:lineRule="exact"/>
+            </w:pPr>
+            <w:r>
+              <w:rPr>
+                <w:rStyle w:val="Bodytext285pt"/>
+              </w:rPr>
+              <w:t>Класификация на фронта</w:t>
+            </w:r>
+          </w:p>
+        </w:tc>
+        <w:tc>
+          <w:tcPr>
+            <w:tcW w:w="2237" w:type="dxa"/>
+            <w:shd w:val="clear" w:color="auto" w:fill="FFFFFF"/>
+          </w:tcPr>
+          <w:p>
+            <w:pPr>
+              <w:framePr w:w="9370" w:wrap="notBeside" w:vAnchor="text" w:hAnchor="text" w:xAlign="center" w:y="1"/>
+              <w:spacing w:after="0" w:line="221" w:lineRule="exact"/>
+              <w:ind w:left="160"/>
+            </w:pPr>
+            <w:r>
+              <w:rPr>
+                <w:rStyle w:val="Bodytext285pt"/>
+                <w:lang w:val="en-US" w:eastAsia="en-US" w:bidi="en-US"/>
+              </w:rPr>
+              <w:t>PAM (K-Medoids) + Gower</w:t>
+            </w:r>
+          </w:p>
+        </w:tc>
+        <w:tc>
+          <w:tcPr>
+            <w:tcW w:w="2789" w:type="dxa"/>
+            <w:shd w:val="clear" w:color="auto" w:fill="FFFFFF"/>
+            <w:vAlign w:val="center"/>
+          </w:tcPr>
+          <w:p>
+            <w:pPr>
+              <w:framePr w:w="9370" w:wrap="notBeside" w:vAnchor="text" w:hAnchor="text" w:xAlign="center" w:y="1"/>
+              <w:spacing w:after="0" w:line="216" w:lineRule="exact"/>
+            </w:pPr>
+            <w:r>
+              <w:rPr>
+                <w:rStyle w:val="Bodytext285pt"/>
+              </w:rPr>
+              <w:t xml:space="preserve">Центровете са реални осъществими </w:t>
+            </w:r>
+            <w:proofErr w:type="spellStart"/>
+            <w:r>
+              <w:rPr>
+                <w:rStyle w:val="Bodytext285pt"/>
+              </w:rPr>
+              <w:t>Парето</w:t>
+            </w:r>
+            <w:proofErr w:type="spellEnd"/>
+            <w:r>
+              <w:rPr>
+                <w:rStyle w:val="Bodytext285pt"/>
+              </w:rPr>
+              <w:t xml:space="preserve"> решения</w:t>
+            </w:r>
+          </w:p>
+        </w:tc>
+        <w:tc>
+          <w:tcPr>
+            <w:tcW w:w="2179" w:type="dxa"/>
+            <w:shd w:val="clear" w:color="auto" w:fill="FFFFFF"/>
+            <w:vAlign w:val="center"/>
+          </w:tcPr>
+          <w:p>
+            <w:pPr>
+              <w:framePr w:w="9370" w:wrap="notBeside" w:vAnchor="text" w:hAnchor="text" w:xAlign="center" w:y="1"/>
+              <w:spacing w:after="0" w:line="216" w:lineRule="exact"/>
+              <w:ind w:left="140"/>
+            </w:pPr>
+            <w:r>
+              <w:rPr>
+                <w:rStyle w:val="Bodytext285pt"/>
+                <w:lang w:val="en-US" w:eastAsia="en-US" w:bidi="en-US"/>
+              </w:rPr>
+              <w:t xml:space="preserve">Kaufman &amp; </w:t>
+            </w:r>
+            <w:proofErr w:type="spellStart"/>
+            <w:r>
+              <w:rPr>
+                <w:rStyle w:val="Bodytext285pt"/>
+                <w:lang w:val="en-US" w:eastAsia="en-US" w:bidi="en-US"/>
+              </w:rPr>
+              <w:t>Rousseeuw</w:t>
+            </w:r>
+            <w:proofErr w:type="spellEnd"/>
+            <w:r>
+              <w:rPr>
+                <w:rStyle w:val="Bodytext285pt"/>
+                <w:lang w:val="en-US" w:eastAsia="en-US" w:bidi="en-US"/>
+              </w:rPr>
+              <w:t xml:space="preserve"> [22], Gower [21]</w:t>
+            </w:r>
+          </w:p>
+        </w:tc>
+      </w:tr>
+      <w:tr>
+        <w:tblPrEx>
+          <w:tblCellMar>
+            <w:top w:w="0" w:type="dxa"/>
+            <w:bottom w:w="0" w:type="dxa"/>
+          </w:tblCellMar>
+        </w:tblPrEx>
+        <w:trPr>
+          <w:trHeight w:hRule="exact" w:val="1469"/>
+          <w:jc w:val="center"/>
+        </w:trPr>
+        <w:tc>
+          <w:tcPr>
+            <w:tcW w:w="2165" w:type="dxa"/>
+            <w:shd w:val="clear" w:color="auto" w:fill="FFFFFF"/>
+          </w:tcPr>
+          <w:p>
+            <w:pPr>
+              <w:framePr w:w="9370" w:wrap="notBeside" w:vAnchor="text" w:hAnchor="text" w:xAlign="center" w:y="1"/>
+              <w:spacing w:after="60" w:line="170" w:lineRule="exact"/>
+            </w:pPr>
+            <w:r>
+              <w:rPr>
+                <w:rStyle w:val="Bodytext285pt"/>
+              </w:rPr>
+              <w:t>Логически</w:t>
+            </w:r>
+          </w:p>
+          <w:p>
+            <w:pPr>
+              <w:framePr w:w="9370" w:wrap="notBeside" w:vAnchor="text" w:hAnchor="text" w:xAlign="center" w:y="1"/>
+              <w:spacing w:before="60" w:after="0" w:line="170" w:lineRule="exact"/>
+            </w:pPr>
+            <w:r>
+              <w:rPr>
+                <w:rStyle w:val="Bodytext285pt"/>
+              </w:rPr>
+              <w:t>зависимости</w:t>
+            </w:r>
+          </w:p>
+        </w:tc>
+        <w:tc>
+          <w:tcPr>
+            <w:tcW w:w="2237" w:type="dxa"/>
+            <w:shd w:val="clear" w:color="auto" w:fill="FFFFFF"/>
+          </w:tcPr>
+          <w:p>
+            <w:pPr>
+              <w:framePr w:w="9370" w:wrap="notBeside" w:vAnchor="text" w:hAnchor="text" w:xAlign="center" w:y="1"/>
+              <w:spacing w:after="0" w:line="221" w:lineRule="exact"/>
+              <w:ind w:left="160"/>
+            </w:pPr>
+            <w:r>
+              <w:rPr>
+                <w:rStyle w:val="Bodytext285pt"/>
+                <w:lang w:val="en-US" w:eastAsia="en-US" w:bidi="en-US"/>
+              </w:rPr>
+              <w:t>FCA + A-Close (</w:t>
+            </w:r>
+            <w:proofErr w:type="spellStart"/>
+            <w:r>
+              <w:rPr>
+                <w:rStyle w:val="Bodytext285pt"/>
+                <w:lang w:val="en-US" w:eastAsia="en-US" w:bidi="en-US"/>
+              </w:rPr>
+              <w:t>itemsets</w:t>
+            </w:r>
+            <w:proofErr w:type="spellEnd"/>
+            <w:r>
+              <w:rPr>
+                <w:rStyle w:val="Bodytext285pt"/>
+                <w:lang w:val="en-US" w:eastAsia="en-US" w:bidi="en-US"/>
+              </w:rPr>
+              <w:t>)</w:t>
+            </w:r>
+          </w:p>
+        </w:tc>
+        <w:tc>
+          <w:tcPr>
+            <w:tcW w:w="2789" w:type="dxa"/>
+            <w:shd w:val="clear" w:color="auto" w:fill="FFFFFF"/>
+          </w:tcPr>
+          <w:p>
+            <w:pPr>
+              <w:framePr w:w="9370" w:wrap="notBeside" w:vAnchor="text" w:hAnchor="text" w:xAlign="center" w:y="1"/>
+              <w:spacing w:after="0" w:line="221" w:lineRule="exact"/>
+            </w:pPr>
+            <w:r>
+              <w:rPr>
+                <w:rStyle w:val="Bodytext285pt"/>
+              </w:rPr>
+              <w:t>Разкриване на скрити ядра и затворени правила</w:t>
+            </w:r>
+          </w:p>
+        </w:tc>
+        <w:tc>
+          <w:tcPr>
+            <w:tcW w:w="2179" w:type="dxa"/>
+            <w:shd w:val="clear" w:color="auto" w:fill="FFFFFF"/>
+          </w:tcPr>
+          <w:p>
+            <w:pPr>
+              <w:framePr w:w="9370" w:wrap="notBeside" w:vAnchor="text" w:hAnchor="text" w:xAlign="center" w:y="1"/>
+              <w:spacing w:after="0" w:line="221" w:lineRule="exact"/>
+              <w:ind w:left="140"/>
+            </w:pPr>
+            <w:r>
+              <w:rPr>
+                <w:rStyle w:val="Bodytext285pt"/>
+                <w:lang w:val="en-US" w:eastAsia="en-US" w:bidi="en-US"/>
+              </w:rPr>
+              <w:t>Ganter &amp; Wille [17], Pasquier [19]</w:t>
+            </w:r>
+          </w:p>
+        </w:tc>
+      </w:tr>
+    </w:tbl>
+    <w:p>
+      <w:pPr>
+        <w:widowControl w:val="0"/>
+        <w:tabs>
+          <w:tab w:val="left" w:pos="231"/>
+        </w:tabs>
+        <w:spacing w:after="0" w:line="277" w:lineRule="exact"/>
         <w:jc w:val="both"/>
         <w:rPr>
-          <w:rStyle w:val="Bodytext2"/>
-          <w:rFonts w:ascii="Times New Roman" w:hAnsi="Times New Roman" w:cs="Times New Roman"/>
-          <w:lang w:val="en-US"/>
-        </w:rPr>
-      </w:pPr>
-    </w:p>
-    <w:p>
-      <w:pPr>
+          <w:rFonts w:ascii="Times New Roman" w:hAnsi="Times New Roman" w:cs="Times New Roman"/>
+        </w:rPr>
+      </w:pPr>
+    </w:p>
+    <w:p>
+      <w:pPr>
+        <w:widowControl w:val="0"/>
+        <w:tabs>
+          <w:tab w:val="left" w:pos="231"/>
+        </w:tabs>
+        <w:spacing w:after="0" w:line="277" w:lineRule="exact"/>
         <w:jc w:val="both"/>
         <w:rPr>
           <w:rFonts w:ascii="Times New Roman" w:hAnsi="Times New Roman" w:cs="Times New Roman"/>
+          <w:lang w:val="bg-BG"/>
         </w:rPr>
       </w:pPr>
     </w:p>
@@ -21285,7 +26646,7 @@
               <v:stroke joinstyle="miter"/>
               <v:path gradientshapeok="t" o:connecttype="rect"/>
             </v:shapetype>
-            <v:shape id="Text Box 2" o:spid="_x0000_s1027" type="#_x0000_t202" style="position:absolute;margin-left:72.45pt;margin-top:738.25pt;width:467.5pt;height:10.35pt;z-index:-251656192;visibility:visible;mso-wrap-style:square;mso-width-percent:0;mso-height-percent:0;mso-wrap-distance-left:5pt;mso-wrap-distance-top:0;mso-wrap-distance-right:5pt;mso-wrap-distance-bottom:0;mso-position-horizontal:absolute;mso-position-horizontal-relative:page;mso-position-vertical:absolute;mso-position-vertical-relative:page;mso-width-percent:0;mso-height-percent:0;mso-width-relative:page;mso-height-relative:page;v-text-anchor:top" o:gfxdata="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" filled="f" stroked="f">
+            <v:shape id="Text Box 2" o:spid="_x0000_s1029" type="#_x0000_t202" style="position:absolute;margin-left:72.45pt;margin-top:738.25pt;width:467.5pt;height:10.35pt;z-index:-251656192;visibility:visible;mso-wrap-style:square;mso-width-percent:0;mso-height-percent:0;mso-wrap-distance-left:5pt;mso-wrap-distance-top:0;mso-wrap-distance-right:5pt;mso-wrap-distance-bottom:0;mso-position-horizontal:absolute;mso-position-horizontal-relative:page;mso-position-vertical:absolute;mso-position-vertical-relative:page;mso-width-percent:0;mso-height-percent:0;mso-width-relative:page;mso-height-relative:page;v-text-anchor:top" o:gfxdata="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" filled="f" stroked="f">
               <v:textbox style="mso-fit-shape-to-text:t" inset="0,0,0,0">
                 <w:txbxContent>
                   <w:p>
@@ -21871,7 +27232,7 @@
               <v:stroke joinstyle="miter"/>
               <v:path gradientshapeok="t" o:connecttype="rect"/>
             </v:shapetype>
-            <v:shape id="Text Box 1" o:spid="_x0000_s1026" type="#_x0000_t202" style="position:absolute;margin-left:72.45pt;margin-top:50pt;width:431.45pt;height:10.35pt;z-index:-251657216;visibility:visible;mso-wrap-style:none;mso-width-percent:0;mso-height-percent:0;mso-wrap-distance-left:5pt;mso-wrap-distance-top:0;mso-wrap-distance-right:5pt;mso-wrap-distance-bottom:0;mso-position-horizontal:absolute;mso-position-horizontal-relative:page;mso-position-vertical:absolute;mso-position-vertical-relative:page;mso-width-percent:0;mso-height-percent:0;mso-width-relative:page;mso-height-relative:page;v-text-anchor:top" o:gfxdata="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" filled="f" stroked="f">
+            <v:shape id="Text Box 1" o:spid="_x0000_s1028" type="#_x0000_t202" style="position:absolute;margin-left:72.45pt;margin-top:50pt;width:431.45pt;height:10.35pt;z-index:-251657216;visibility:visible;mso-wrap-style:none;mso-width-percent:0;mso-height-percent:0;mso-wrap-distance-left:5pt;mso-wrap-distance-top:0;mso-wrap-distance-right:5pt;mso-wrap-distance-bottom:0;mso-position-horizontal:absolute;mso-position-horizontal-relative:page;mso-position-vertical:absolute;mso-position-vertical-relative:page;mso-width-percent:0;mso-height-percent:0;mso-width-relative:page;mso-height-relative:page;v-text-anchor:top" o:gfxdata="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" filled="f" stroked="f">
               <v:textbox style="mso-fit-shape-to-text:t" inset="0,0,0,0">
                 <w:txbxContent>
                   <w:p>
@@ -22113,6 +27474,74 @@
     </w:lvl>
   </w:abstractNum>
   <w:abstractNum w:abstractNumId="3" w15:restartNumberingAfterBreak="0">
+    <w:nsid w:val="438332FB"/>
+    <w:multiLevelType w:val="multilevel"/>
+    <w:tmpl w:val="FBA238D6"/>
+    <w:lvl w:ilvl="0">
+      <w:start w:val="1"/>
+      <w:numFmt w:val="decimal"/>
+      <w:lvlText w:val="(%1)"/>
+      <w:lvlJc w:val="left"/>
+      <w:rPr>
+        <w:rFonts w:ascii="Bookman Old Style" w:eastAsia="Bookman Old Style" w:hAnsi="Bookman Old Style" w:cs="Bookman Old Style"/>
+        <w:b/>
+        <w:bCs/>
+        <w:i w:val="0"/>
+        <w:iCs w:val="0"/>
+        <w:smallCaps w:val="0"/>
+        <w:strike w:val="0"/>
+        <w:color w:val="000000"/>
+        <w:spacing w:val="0"/>
+        <w:w w:val="100"/>
+        <w:position w:val="0"/>
+        <w:sz w:val="20"/>
+        <w:szCs w:val="20"/>
+        <w:u w:val="none"/>
+        <w:lang w:val="bg-BG" w:eastAsia="bg-BG" w:bidi="bg-BG"/>
+      </w:rPr>
+    </w:lvl>
+    <w:lvl w:ilvl="1">
+      <w:numFmt w:val="decimal"/>
+      <w:lvlText w:val=""/>
+      <w:lvlJc w:val="left"/>
+    </w:lvl>
+    <w:lvl w:ilvl="2">
+      <w:numFmt w:val="decimal"/>
+      <w:lvlText w:val=""/>
+      <w:lvlJc w:val="left"/>
+    </w:lvl>
+    <w:lvl w:ilvl="3">
+      <w:numFmt w:val="decimal"/>
+      <w:lvlText w:val=""/>
+      <w:lvlJc w:val="left"/>
+    </w:lvl>
+    <w:lvl w:ilvl="4">
+      <w:numFmt w:val="decimal"/>
+      <w:lvlText w:val=""/>
+      <w:lvlJc w:val="left"/>
+    </w:lvl>
+    <w:lvl w:ilvl="5">
+      <w:numFmt w:val="decimal"/>
+      <w:lvlText w:val=""/>
+      <w:lvlJc w:val="left"/>
+    </w:lvl>
+    <w:lvl w:ilvl="6">
+      <w:numFmt w:val="decimal"/>
+      <w:lvlText w:val=""/>
+      <w:lvlJc w:val="left"/>
+    </w:lvl>
+    <w:lvl w:ilvl="7">
+      <w:numFmt w:val="decimal"/>
+      <w:lvlText w:val=""/>
+      <w:lvlJc w:val="left"/>
+    </w:lvl>
+    <w:lvl w:ilvl="8">
+      <w:numFmt w:val="decimal"/>
+      <w:lvlText w:val=""/>
+      <w:lvlJc w:val="left"/>
+    </w:lvl>
+  </w:abstractNum>
+  <w:abstractNum w:abstractNumId="4" w15:restartNumberingAfterBreak="0">
     <w:nsid w:val="46560FFB"/>
     <w:multiLevelType w:val="multilevel"/>
     <w:tmpl w:val="90826060"/>
@@ -22180,7 +27609,7 @@
       <w:lvlJc w:val="left"/>
     </w:lvl>
   </w:abstractNum>
-  <w:abstractNum w:abstractNumId="4" w15:restartNumberingAfterBreak="0">
+  <w:abstractNum w:abstractNumId="5" w15:restartNumberingAfterBreak="0">
     <w:nsid w:val="4B263342"/>
     <w:multiLevelType w:val="multilevel"/>
     <w:tmpl w:val="4CA83C1C"/>
@@ -22248,7 +27677,75 @@
       <w:lvlJc w:val="left"/>
     </w:lvl>
   </w:abstractNum>
-  <w:abstractNum w:abstractNumId="5" w15:restartNumberingAfterBreak="0">
+  <w:abstractNum w:abstractNumId="6" w15:restartNumberingAfterBreak="0">
+    <w:nsid w:val="4CDE3356"/>
+    <w:multiLevelType w:val="multilevel"/>
+    <w:tmpl w:val="51CA24B0"/>
+    <w:lvl w:ilvl="0">
+      <w:start w:val="1"/>
+      <w:numFmt w:val="decimal"/>
+      <w:lvlText w:val="3.%1."/>
+      <w:lvlJc w:val="left"/>
+      <w:rPr>
+        <w:rFonts w:ascii="Bookman Old Style" w:eastAsia="Bookman Old Style" w:hAnsi="Bookman Old Style" w:cs="Bookman Old Style"/>
+        <w:b/>
+        <w:bCs/>
+        <w:i w:val="0"/>
+        <w:iCs w:val="0"/>
+        <w:smallCaps w:val="0"/>
+        <w:strike w:val="0"/>
+        <w:color w:val="000000"/>
+        <w:spacing w:val="0"/>
+        <w:w w:val="100"/>
+        <w:position w:val="0"/>
+        <w:sz w:val="26"/>
+        <w:szCs w:val="26"/>
+        <w:u w:val="none"/>
+        <w:lang w:val="bg-BG" w:eastAsia="bg-BG" w:bidi="bg-BG"/>
+      </w:rPr>
+    </w:lvl>
+    <w:lvl w:ilvl="1">
+      <w:numFmt w:val="decimal"/>
+      <w:lvlText w:val=""/>
+      <w:lvlJc w:val="left"/>
+    </w:lvl>
+    <w:lvl w:ilvl="2">
+      <w:numFmt w:val="decimal"/>
+      <w:lvlText w:val=""/>
+      <w:lvlJc w:val="left"/>
+    </w:lvl>
+    <w:lvl w:ilvl="3">
+      <w:numFmt w:val="decimal"/>
+      <w:lvlText w:val=""/>
+      <w:lvlJc w:val="left"/>
+    </w:lvl>
+    <w:lvl w:ilvl="4">
+      <w:numFmt w:val="decimal"/>
+      <w:lvlText w:val=""/>
+      <w:lvlJc w:val="left"/>
+    </w:lvl>
+    <w:lvl w:ilvl="5">
+      <w:numFmt w:val="decimal"/>
+      <w:lvlText w:val=""/>
+      <w:lvlJc w:val="left"/>
+    </w:lvl>
+    <w:lvl w:ilvl="6">
+      <w:numFmt w:val="decimal"/>
+      <w:lvlText w:val=""/>
+      <w:lvlJc w:val="left"/>
+    </w:lvl>
+    <w:lvl w:ilvl="7">
+      <w:numFmt w:val="decimal"/>
+      <w:lvlText w:val=""/>
+      <w:lvlJc w:val="left"/>
+    </w:lvl>
+    <w:lvl w:ilvl="8">
+      <w:numFmt w:val="decimal"/>
+      <w:lvlText w:val=""/>
+      <w:lvlJc w:val="left"/>
+    </w:lvl>
+  </w:abstractNum>
+  <w:abstractNum w:abstractNumId="7" w15:restartNumberingAfterBreak="0">
     <w:nsid w:val="670F0603"/>
     <w:multiLevelType w:val="multilevel"/>
     <w:tmpl w:val="96581D86"/>
@@ -22317,22 +27814,28 @@
     </w:lvl>
   </w:abstractNum>
   <w:num w:numId="1" w16cid:durableId="1491485732">
-    <w:abstractNumId w:val="3"/>
+    <w:abstractNumId w:val="4"/>
   </w:num>
   <w:num w:numId="2" w16cid:durableId="586693514">
-    <w:abstractNumId w:val="5"/>
+    <w:abstractNumId w:val="7"/>
   </w:num>
   <w:num w:numId="3" w16cid:durableId="1332872607">
     <w:abstractNumId w:val="1"/>
   </w:num>
   <w:num w:numId="4" w16cid:durableId="1773941204">
-    <w:abstractNumId w:val="4"/>
+    <w:abstractNumId w:val="5"/>
   </w:num>
   <w:num w:numId="5" w16cid:durableId="2098406823">
     <w:abstractNumId w:val="2"/>
   </w:num>
   <w:num w:numId="6" w16cid:durableId="684554184">
     <w:abstractNumId w:val="0"/>
+  </w:num>
+  <w:num w:numId="7" w16cid:durableId="742415303">
+    <w:abstractNumId w:val="6"/>
+  </w:num>
+  <w:num w:numId="8" w16cid:durableId="1855537447">
+    <w:abstractNumId w:val="3"/>
   </w:num>
 </w:numbering>
 </file>
@@ -23477,7 +28980,7 @@
   </w:style>
   <w:style w:type="character" w:customStyle="1" w:styleId="Footnote2Constantia">
     <w:name w:val="Footnote (2) + Constantia"/>
-    <w:aliases w:val="Not Bold,Header or footer + 9 pt"/>
+    <w:aliases w:val="Not Bold,Header or footer + 9 pt,Picture caption + 6 pt,Italic Exact,Picture caption + Bookman Old Style"/>
     <w:basedOn w:val="DefaultParagraphFont"/>
     <w:rsid w:val="00CC5356"/>
     <w:rPr>
@@ -23566,7 +29069,7 @@
   </w:style>
   <w:style w:type="character" w:customStyle="1" w:styleId="Bodytext2Constantia">
     <w:name w:val="Body text (2) + Constantia"/>
-    <w:aliases w:val="7.5 pt,Bold,Small Caps,Picture caption + 10.5 pt"/>
+    <w:aliases w:val="7.5 pt,Bold,Small Caps,Picture caption + 10.5 pt,Body text (2) + 9 pt"/>
     <w:basedOn w:val="DefaultParagraphFont"/>
     <w:rsid w:val="00CC5356"/>
     <w:rPr>
@@ -23674,6 +29177,192 @@
     <w:link w:val="Footer"/>
     <w:uiPriority w:val="99"/>
     <w:rsid w:val="00CC5356"/>
+  </w:style>
+  <w:style w:type="character" w:customStyle="1" w:styleId="PicturecaptionExact">
+    <w:name w:val="Picture caption Exact"/>
+    <w:basedOn w:val="DefaultParagraphFont"/>
+    <w:rsid w:val="008355E9"/>
+    <w:rPr>
+      <w:rFonts w:ascii="Verdana" w:eastAsia="Verdana" w:hAnsi="Verdana" w:cs="Verdana"/>
+      <w:b/>
+      <w:bCs/>
+      <w:sz w:val="13"/>
+      <w:szCs w:val="13"/>
+      <w:shd w:val="clear" w:color="auto" w:fill="FFFFFF"/>
+    </w:rPr>
+  </w:style>
+  <w:style w:type="character" w:customStyle="1" w:styleId="Picturecaption5pt">
+    <w:name w:val="Picture caption + 5 pt"/>
+    <w:aliases w:val="Not Bold Exact"/>
+    <w:basedOn w:val="PicturecaptionExact"/>
+    <w:rsid w:val="008355E9"/>
+    <w:rPr>
+      <w:rFonts w:ascii="Verdana" w:eastAsia="Verdana" w:hAnsi="Verdana" w:cs="Verdana"/>
+      <w:b/>
+      <w:bCs/>
+      <w:color w:val="000000"/>
+      <w:spacing w:val="0"/>
+      <w:w w:val="100"/>
+      <w:position w:val="0"/>
+      <w:sz w:val="10"/>
+      <w:szCs w:val="10"/>
+      <w:shd w:val="clear" w:color="auto" w:fill="FFFFFF"/>
+      <w:lang w:val="bg-BG" w:eastAsia="bg-BG" w:bidi="bg-BG"/>
+    </w:rPr>
+  </w:style>
+  <w:style w:type="character" w:customStyle="1" w:styleId="Heading10">
+    <w:name w:val="Heading #1"/>
+    <w:basedOn w:val="DefaultParagraphFont"/>
+    <w:rsid w:val="008355E9"/>
+    <w:rPr>
+      <w:rFonts w:ascii="Bookman Old Style" w:eastAsia="Bookman Old Style" w:hAnsi="Bookman Old Style" w:cs="Bookman Old Style"/>
+      <w:b/>
+      <w:bCs/>
+      <w:i w:val="0"/>
+      <w:iCs w:val="0"/>
+      <w:smallCaps w:val="0"/>
+      <w:strike w:val="0"/>
+      <w:color w:val="000000"/>
+      <w:spacing w:val="0"/>
+      <w:w w:val="100"/>
+      <w:position w:val="0"/>
+      <w:sz w:val="42"/>
+      <w:szCs w:val="42"/>
+      <w:u w:val="none"/>
+      <w:lang w:val="bg-BG" w:eastAsia="bg-BG" w:bidi="bg-BG"/>
+    </w:rPr>
+  </w:style>
+  <w:style w:type="character" w:customStyle="1" w:styleId="Bodytext4">
+    <w:name w:val="Body text (4)"/>
+    <w:basedOn w:val="DefaultParagraphFont"/>
+    <w:rsid w:val="008355E9"/>
+    <w:rPr>
+      <w:rFonts w:ascii="Bookman Old Style" w:eastAsia="Bookman Old Style" w:hAnsi="Bookman Old Style" w:cs="Bookman Old Style"/>
+      <w:b/>
+      <w:bCs/>
+      <w:i w:val="0"/>
+      <w:iCs w:val="0"/>
+      <w:smallCaps w:val="0"/>
+      <w:strike w:val="0"/>
+      <w:color w:val="000000"/>
+      <w:spacing w:val="0"/>
+      <w:w w:val="100"/>
+      <w:position w:val="0"/>
+      <w:sz w:val="20"/>
+      <w:szCs w:val="20"/>
+      <w:u w:val="none"/>
+      <w:lang w:val="bg-BG" w:eastAsia="bg-BG" w:bidi="bg-BG"/>
+    </w:rPr>
+  </w:style>
+  <w:style w:type="character" w:customStyle="1" w:styleId="Bodytext2Spacing1pt">
+    <w:name w:val="Body text (2) + Spacing 1 pt"/>
+    <w:basedOn w:val="DefaultParagraphFont"/>
+    <w:rsid w:val="008355E9"/>
+    <w:rPr>
+      <w:rFonts w:ascii="Bookman Old Style" w:eastAsia="Bookman Old Style" w:hAnsi="Bookman Old Style" w:cs="Bookman Old Style"/>
+      <w:b w:val="0"/>
+      <w:bCs w:val="0"/>
+      <w:i w:val="0"/>
+      <w:iCs w:val="0"/>
+      <w:smallCaps w:val="0"/>
+      <w:strike w:val="0"/>
+      <w:color w:val="000000"/>
+      <w:spacing w:val="30"/>
+      <w:w w:val="100"/>
+      <w:position w:val="0"/>
+      <w:sz w:val="20"/>
+      <w:szCs w:val="20"/>
+      <w:u w:val="none"/>
+      <w:lang w:val="en-US" w:eastAsia="en-US" w:bidi="en-US"/>
+    </w:rPr>
+  </w:style>
+  <w:style w:type="character" w:customStyle="1" w:styleId="Bodytext5Bold">
+    <w:name w:val="Body text (5) + Bold"/>
+    <w:basedOn w:val="DefaultParagraphFont"/>
+    <w:rsid w:val="008355E9"/>
+    <w:rPr>
+      <w:rFonts w:ascii="Bookman Old Style" w:eastAsia="Bookman Old Style" w:hAnsi="Bookman Old Style" w:cs="Bookman Old Style"/>
+      <w:b/>
+      <w:bCs/>
+      <w:i w:val="0"/>
+      <w:iCs w:val="0"/>
+      <w:smallCaps w:val="0"/>
+      <w:strike w:val="0"/>
+      <w:color w:val="000000"/>
+      <w:spacing w:val="0"/>
+      <w:w w:val="100"/>
+      <w:position w:val="0"/>
+      <w:sz w:val="17"/>
+      <w:szCs w:val="17"/>
+      <w:u w:val="none"/>
+      <w:lang w:val="bg-BG" w:eastAsia="bg-BG" w:bidi="bg-BG"/>
+    </w:rPr>
+  </w:style>
+  <w:style w:type="character" w:customStyle="1" w:styleId="Bodytext5">
+    <w:name w:val="Body text (5)"/>
+    <w:basedOn w:val="DefaultParagraphFont"/>
+    <w:rsid w:val="008355E9"/>
+    <w:rPr>
+      <w:rFonts w:ascii="Bookman Old Style" w:eastAsia="Bookman Old Style" w:hAnsi="Bookman Old Style" w:cs="Bookman Old Style"/>
+      <w:b w:val="0"/>
+      <w:bCs w:val="0"/>
+      <w:i w:val="0"/>
+      <w:iCs w:val="0"/>
+      <w:smallCaps w:val="0"/>
+      <w:strike w:val="0"/>
+      <w:color w:val="000000"/>
+      <w:spacing w:val="0"/>
+      <w:w w:val="100"/>
+      <w:position w:val="0"/>
+      <w:sz w:val="17"/>
+      <w:szCs w:val="17"/>
+      <w:u w:val="none"/>
+      <w:lang w:val="bg-BG" w:eastAsia="bg-BG" w:bidi="bg-BG"/>
+    </w:rPr>
+  </w:style>
+  <w:style w:type="character" w:customStyle="1" w:styleId="Bodytext4NotBold">
+    <w:name w:val="Body text (4) + Not Bold"/>
+    <w:basedOn w:val="DefaultParagraphFont"/>
+    <w:rsid w:val="008355E9"/>
+    <w:rPr>
+      <w:rFonts w:ascii="Bookman Old Style" w:eastAsia="Bookman Old Style" w:hAnsi="Bookman Old Style" w:cs="Bookman Old Style"/>
+      <w:b/>
+      <w:bCs/>
+      <w:i w:val="0"/>
+      <w:iCs w:val="0"/>
+      <w:smallCaps w:val="0"/>
+      <w:strike w:val="0"/>
+      <w:color w:val="000000"/>
+      <w:spacing w:val="0"/>
+      <w:w w:val="100"/>
+      <w:position w:val="0"/>
+      <w:sz w:val="20"/>
+      <w:szCs w:val="20"/>
+      <w:u w:val="none"/>
+      <w:lang w:val="en-US" w:eastAsia="en-US" w:bidi="en-US"/>
+    </w:rPr>
+  </w:style>
+  <w:style w:type="character" w:customStyle="1" w:styleId="Tablecaption">
+    <w:name w:val="Table caption"/>
+    <w:basedOn w:val="DefaultParagraphFont"/>
+    <w:rsid w:val="008355E9"/>
+    <w:rPr>
+      <w:rFonts w:ascii="Bookman Old Style" w:eastAsia="Bookman Old Style" w:hAnsi="Bookman Old Style" w:cs="Bookman Old Style"/>
+      <w:b/>
+      <w:bCs/>
+      <w:i w:val="0"/>
+      <w:iCs w:val="0"/>
+      <w:smallCaps w:val="0"/>
+      <w:strike w:val="0"/>
+      <w:color w:val="000000"/>
+      <w:spacing w:val="0"/>
+      <w:w w:val="100"/>
+      <w:position w:val="0"/>
+      <w:sz w:val="22"/>
+      <w:szCs w:val="22"/>
+      <w:u w:val="none"/>
+      <w:lang w:val="bg-BG" w:eastAsia="bg-BG" w:bidi="bg-BG"/>
+    </w:rPr>
   </w:style>
 </w:styles>
 </file>

--- a/Work in Progress.docx
+++ b/Work in Progress.docx
@@ -14138,12 +14138,6 @@
           <w:rFonts w:ascii="Times New Roman" w:hAnsi="Times New Roman" w:cs="Times New Roman"/>
         </w:rPr>
         <w:sectPr>
-          <w:headerReference w:type="even" r:id="rId7"/>
-          <w:headerReference w:type="default" r:id="rId8"/>
-          <w:footerReference w:type="even" r:id="rId9"/>
-          <w:footerReference w:type="default" r:id="rId10"/>
-          <w:headerReference w:type="first" r:id="rId11"/>
-          <w:footerReference w:type="first" r:id="rId12"/>
           <w:pgSz w:w="12240" w:h="15840"/>
           <w:pgMar w:top="1833" w:right="1430" w:bottom="1622" w:left="1441" w:header="0" w:footer="3" w:gutter="0"/>
           <w:cols w:space="720"/>
@@ -20125,8 +20119,8 @@
         <w:spacing w:after="0" w:line="278" w:lineRule="exact"/>
         <w:jc w:val="both"/>
         <w:sectPr>
-          <w:headerReference w:type="default" r:id="rId13"/>
-          <w:footerReference w:type="default" r:id="rId14"/>
+          <w:headerReference w:type="default" r:id="rId7"/>
+          <w:footerReference w:type="default" r:id="rId8"/>
           <w:pgSz w:w="12240" w:h="15840"/>
           <w:pgMar w:top="1968" w:right="1535" w:bottom="1718" w:left="1533" w:header="0" w:footer="3" w:gutter="0"/>
           <w:cols w:space="720"/>
@@ -20764,6 +20758,15 @@
       </w:pPr>
       <w:r>
         <w:lastRenderedPageBreak/>
+        <w:fldChar w:fldCharType="begin"/>
+      </w:r>
+      <w:r>
+        <w:instrText xml:space="preserve"> INCLUDEPICTURE  "C:\\Users\\User\\Desktop\\media\\image1.jpeg" \* MERGEFORMATINET </w:instrText>
+      </w:r>
+      <w:r>
+        <w:fldChar w:fldCharType="separate"/>
+      </w:r>
+      <w:r>
         <w:fldChar w:fldCharType="begin"/>
       </w:r>
       <w:r>
@@ -20812,9 +20815,12 @@
             <o:lock v:ext="edit" aspectratio="t"/>
           </v:shapetype>
           <v:shape id="_x0000_i1025" type="#_x0000_t75" style="width:447.75pt;height:269.25pt">
-            <v:imagedata r:id="rId15" r:href="rId16"/>
+            <v:imagedata r:id="rId9" r:href="rId10"/>
           </v:shape>
         </w:pict>
+      </w:r>
+      <w:r>
+        <w:fldChar w:fldCharType="end"/>
       </w:r>
       <w:r>
         <w:fldChar w:fldCharType="end"/>
@@ -23051,11 +23057,35 @@
                               <w:rPr>
                                 <w:rFonts w:ascii="Microsoft Sans Serif" w:eastAsia="Microsoft Sans Serif" w:hAnsi="Microsoft Sans Serif" w:cs="Microsoft Sans Serif"/>
                               </w:rPr>
+                              <w:fldChar w:fldCharType="begin"/>
+                            </w:r>
+                            <w:r>
+                              <w:rPr>
+                                <w:rFonts w:ascii="Microsoft Sans Serif" w:eastAsia="Microsoft Sans Serif" w:hAnsi="Microsoft Sans Serif" w:cs="Microsoft Sans Serif"/>
+                              </w:rPr>
+                              <w:instrText xml:space="preserve"> INCLUDEPICTURE  "C:\\Users\\User\\Desktop\\media\\image1.jpeg" \* MERGEFORMATINET </w:instrText>
+                            </w:r>
+                            <w:r>
+                              <w:rPr>
+                                <w:rFonts w:ascii="Microsoft Sans Serif" w:eastAsia="Microsoft Sans Serif" w:hAnsi="Microsoft Sans Serif" w:cs="Microsoft Sans Serif"/>
+                              </w:rPr>
+                              <w:fldChar w:fldCharType="separate"/>
+                            </w:r>
+                            <w:r>
+                              <w:rPr>
+                                <w:rFonts w:ascii="Microsoft Sans Serif" w:eastAsia="Microsoft Sans Serif" w:hAnsi="Microsoft Sans Serif" w:cs="Microsoft Sans Serif"/>
+                              </w:rPr>
                               <w:pict w14:anchorId="25AA142D">
                                 <v:shape id="_x0000_i1027" type="#_x0000_t75" style="width:222.75pt;height:152.25pt">
-                                  <v:imagedata r:id="rId17" r:href="rId18"/>
+                                  <v:imagedata r:id="rId11" r:href="rId12"/>
                                 </v:shape>
                               </w:pict>
+                            </w:r>
+                            <w:r>
+                              <w:rPr>
+                                <w:rFonts w:ascii="Microsoft Sans Serif" w:eastAsia="Microsoft Sans Serif" w:hAnsi="Microsoft Sans Serif" w:cs="Microsoft Sans Serif"/>
+                              </w:rPr>
+                              <w:fldChar w:fldCharType="end"/>
                             </w:r>
                             <w:r>
                               <w:rPr>
@@ -23194,11 +23224,35 @@
                         <w:rPr>
                           <w:rFonts w:ascii="Microsoft Sans Serif" w:eastAsia="Microsoft Sans Serif" w:hAnsi="Microsoft Sans Serif" w:cs="Microsoft Sans Serif"/>
                         </w:rPr>
+                        <w:fldChar w:fldCharType="begin"/>
+                      </w:r>
+                      <w:r>
+                        <w:rPr>
+                          <w:rFonts w:ascii="Microsoft Sans Serif" w:eastAsia="Microsoft Sans Serif" w:hAnsi="Microsoft Sans Serif" w:cs="Microsoft Sans Serif"/>
+                        </w:rPr>
+                        <w:instrText xml:space="preserve"> INCLUDEPICTURE  "C:\\Users\\User\\Desktop\\media\\image1.jpeg" \* MERGEFORMATINET </w:instrText>
+                      </w:r>
+                      <w:r>
+                        <w:rPr>
+                          <w:rFonts w:ascii="Microsoft Sans Serif" w:eastAsia="Microsoft Sans Serif" w:hAnsi="Microsoft Sans Serif" w:cs="Microsoft Sans Serif"/>
+                        </w:rPr>
+                        <w:fldChar w:fldCharType="separate"/>
+                      </w:r>
+                      <w:r>
+                        <w:rPr>
+                          <w:rFonts w:ascii="Microsoft Sans Serif" w:eastAsia="Microsoft Sans Serif" w:hAnsi="Microsoft Sans Serif" w:cs="Microsoft Sans Serif"/>
+                        </w:rPr>
                         <w:pict w14:anchorId="25AA142D">
                           <v:shape id="_x0000_i1027" type="#_x0000_t75" style="width:222.75pt;height:152.25pt">
-                            <v:imagedata r:id="rId17" r:href="rId19"/>
+                            <v:imagedata r:id="rId11" r:href="rId13"/>
                           </v:shape>
                         </w:pict>
+                      </w:r>
+                      <w:r>
+                        <w:rPr>
+                          <w:rFonts w:ascii="Microsoft Sans Serif" w:eastAsia="Microsoft Sans Serif" w:hAnsi="Microsoft Sans Serif" w:cs="Microsoft Sans Serif"/>
+                        </w:rPr>
+                        <w:fldChar w:fldCharType="end"/>
                       </w:r>
                       <w:r>
                         <w:rPr>
@@ -23375,11 +23429,35 @@
                               <w:rPr>
                                 <w:rFonts w:ascii="Microsoft Sans Serif" w:eastAsia="Microsoft Sans Serif" w:hAnsi="Microsoft Sans Serif" w:cs="Microsoft Sans Serif"/>
                               </w:rPr>
+                              <w:fldChar w:fldCharType="begin"/>
+                            </w:r>
+                            <w:r>
+                              <w:rPr>
+                                <w:rFonts w:ascii="Microsoft Sans Serif" w:eastAsia="Microsoft Sans Serif" w:hAnsi="Microsoft Sans Serif" w:cs="Microsoft Sans Serif"/>
+                              </w:rPr>
+                              <w:instrText xml:space="preserve"> INCLUDEPICTURE  "C:\\Users\\User\\Desktop\\media\\image2.jpeg" \* MERGEFORMATINET </w:instrText>
+                            </w:r>
+                            <w:r>
+                              <w:rPr>
+                                <w:rFonts w:ascii="Microsoft Sans Serif" w:eastAsia="Microsoft Sans Serif" w:hAnsi="Microsoft Sans Serif" w:cs="Microsoft Sans Serif"/>
+                              </w:rPr>
+                              <w:fldChar w:fldCharType="separate"/>
+                            </w:r>
+                            <w:r>
+                              <w:rPr>
+                                <w:rFonts w:ascii="Microsoft Sans Serif" w:eastAsia="Microsoft Sans Serif" w:hAnsi="Microsoft Sans Serif" w:cs="Microsoft Sans Serif"/>
+                              </w:rPr>
                               <w:pict w14:anchorId="04D0DBC8">
                                 <v:shape id="_x0000_i1029" type="#_x0000_t75" style="width:222.75pt;height:152.25pt">
-                                  <v:imagedata r:id="rId20" r:href="rId21"/>
+                                  <v:imagedata r:id="rId14" r:href="rId15"/>
                                 </v:shape>
                               </w:pict>
+                            </w:r>
+                            <w:r>
+                              <w:rPr>
+                                <w:rFonts w:ascii="Microsoft Sans Serif" w:eastAsia="Microsoft Sans Serif" w:hAnsi="Microsoft Sans Serif" w:cs="Microsoft Sans Serif"/>
+                              </w:rPr>
+                              <w:fldChar w:fldCharType="end"/>
                             </w:r>
                             <w:r>
                               <w:rPr>
@@ -23508,11 +23586,35 @@
                         <w:rPr>
                           <w:rFonts w:ascii="Microsoft Sans Serif" w:eastAsia="Microsoft Sans Serif" w:hAnsi="Microsoft Sans Serif" w:cs="Microsoft Sans Serif"/>
                         </w:rPr>
+                        <w:fldChar w:fldCharType="begin"/>
+                      </w:r>
+                      <w:r>
+                        <w:rPr>
+                          <w:rFonts w:ascii="Microsoft Sans Serif" w:eastAsia="Microsoft Sans Serif" w:hAnsi="Microsoft Sans Serif" w:cs="Microsoft Sans Serif"/>
+                        </w:rPr>
+                        <w:instrText xml:space="preserve"> INCLUDEPICTURE  "C:\\Users\\User\\Desktop\\media\\image2.jpeg" \* MERGEFORMATINET </w:instrText>
+                      </w:r>
+                      <w:r>
+                        <w:rPr>
+                          <w:rFonts w:ascii="Microsoft Sans Serif" w:eastAsia="Microsoft Sans Serif" w:hAnsi="Microsoft Sans Serif" w:cs="Microsoft Sans Serif"/>
+                        </w:rPr>
+                        <w:fldChar w:fldCharType="separate"/>
+                      </w:r>
+                      <w:r>
+                        <w:rPr>
+                          <w:rFonts w:ascii="Microsoft Sans Serif" w:eastAsia="Microsoft Sans Serif" w:hAnsi="Microsoft Sans Serif" w:cs="Microsoft Sans Serif"/>
+                        </w:rPr>
                         <w:pict w14:anchorId="04D0DBC8">
                           <v:shape id="_x0000_i1029" type="#_x0000_t75" style="width:222.75pt;height:152.25pt">
-                            <v:imagedata r:id="rId20" r:href="rId22"/>
+                            <v:imagedata r:id="rId14" r:href="rId16"/>
                           </v:shape>
                         </w:pict>
+                      </w:r>
+                      <w:r>
+                        <w:rPr>
+                          <w:rFonts w:ascii="Microsoft Sans Serif" w:eastAsia="Microsoft Sans Serif" w:hAnsi="Microsoft Sans Serif" w:cs="Microsoft Sans Serif"/>
+                        </w:rPr>
+                        <w:fldChar w:fldCharType="end"/>
                       </w:r>
                       <w:r>
                         <w:rPr>
@@ -27735,7 +27837,7 @@
         <w:spacing w:after="0" w:line="298" w:lineRule="exact"/>
         <w:jc w:val="both"/>
         <w:sectPr>
-          <w:footerReference w:type="default" r:id="rId23"/>
+          <w:footerReference w:type="default" r:id="rId17"/>
           <w:pgSz w:w="12240" w:h="15840"/>
           <w:pgMar w:top="1711" w:right="1179" w:bottom="1793" w:left="1177" w:header="0" w:footer="3" w:gutter="0"/>
           <w:cols w:space="720"/>
@@ -27945,11 +28047,23 @@
         <w:fldChar w:fldCharType="separate"/>
       </w:r>
       <w:r>
+        <w:fldChar w:fldCharType="begin"/>
+      </w:r>
+      <w:r>
+        <w:instrText xml:space="preserve"> INCLUDEPICTURE  "C:\\Users\\User\\Desktop\\media\\image1.jpeg" \* MERGEFORMATINET </w:instrText>
+      </w:r>
+      <w:r>
+        <w:fldChar w:fldCharType="separate"/>
+      </w:r>
+      <w:r>
         <w:pict w14:anchorId="281F172F">
           <v:shape id="_x0000_i1030" type="#_x0000_t75" style="width:7in;height:180.75pt">
-            <v:imagedata r:id="rId24" r:href="rId25"/>
+            <v:imagedata r:id="rId18" r:href="rId19"/>
           </v:shape>
         </w:pict>
+      </w:r>
+      <w:r>
+        <w:fldChar w:fldCharType="end"/>
       </w:r>
       <w:r>
         <w:fldChar w:fldCharType="end"/>
@@ -30037,12 +30151,6 @@
                               <w:gridCol w:w="2763"/>
                             </w:tblGrid>
                             <w:tr>
-                              <w:tblPrEx>
-                                <w:tblCellMar>
-                                  <w:top w:w="0" w:type="dxa"/>
-                                  <w:bottom w:w="0" w:type="dxa"/>
-                                </w:tblCellMar>
-                              </w:tblPrEx>
                               <w:trPr>
                                 <w:trHeight w:hRule="exact" w:val="628"/>
                                 <w:jc w:val="center"/>
@@ -30136,12 +30244,6 @@
                               </w:tc>
                             </w:tr>
                             <w:tr>
-                              <w:tblPrEx>
-                                <w:tblCellMar>
-                                  <w:top w:w="0" w:type="dxa"/>
-                                  <w:bottom w:w="0" w:type="dxa"/>
-                                </w:tblCellMar>
-                              </w:tblPrEx>
                               <w:trPr>
                                 <w:trHeight w:hRule="exact" w:val="831"/>
                                 <w:jc w:val="center"/>
@@ -30282,12 +30384,6 @@
                               </w:tc>
                             </w:tr>
                             <w:tr>
-                              <w:tblPrEx>
-                                <w:tblCellMar>
-                                  <w:top w:w="0" w:type="dxa"/>
-                                  <w:bottom w:w="0" w:type="dxa"/>
-                                </w:tblCellMar>
-                              </w:tblPrEx>
                               <w:trPr>
                                 <w:trHeight w:hRule="exact" w:val="535"/>
                                 <w:jc w:val="center"/>
@@ -30382,12 +30478,6 @@
                               </w:tc>
                             </w:tr>
                             <w:tr>
-                              <w:tblPrEx>
-                                <w:tblCellMar>
-                                  <w:top w:w="0" w:type="dxa"/>
-                                  <w:bottom w:w="0" w:type="dxa"/>
-                                </w:tblCellMar>
-                              </w:tblPrEx>
                               <w:trPr>
                                 <w:trHeight w:hRule="exact" w:val="929"/>
                                 <w:jc w:val="center"/>
@@ -30791,12 +30881,6 @@
                         <w:gridCol w:w="2763"/>
                       </w:tblGrid>
                       <w:tr>
-                        <w:tblPrEx>
-                          <w:tblCellMar>
-                            <w:top w:w="0" w:type="dxa"/>
-                            <w:bottom w:w="0" w:type="dxa"/>
-                          </w:tblCellMar>
-                        </w:tblPrEx>
                         <w:trPr>
                           <w:trHeight w:hRule="exact" w:val="628"/>
                           <w:jc w:val="center"/>
@@ -30890,12 +30974,6 @@
                         </w:tc>
                       </w:tr>
                       <w:tr>
-                        <w:tblPrEx>
-                          <w:tblCellMar>
-                            <w:top w:w="0" w:type="dxa"/>
-                            <w:bottom w:w="0" w:type="dxa"/>
-                          </w:tblCellMar>
-                        </w:tblPrEx>
                         <w:trPr>
                           <w:trHeight w:hRule="exact" w:val="831"/>
                           <w:jc w:val="center"/>
@@ -31036,12 +31114,6 @@
                         </w:tc>
                       </w:tr>
                       <w:tr>
-                        <w:tblPrEx>
-                          <w:tblCellMar>
-                            <w:top w:w="0" w:type="dxa"/>
-                            <w:bottom w:w="0" w:type="dxa"/>
-                          </w:tblCellMar>
-                        </w:tblPrEx>
                         <w:trPr>
                           <w:trHeight w:hRule="exact" w:val="535"/>
                           <w:jc w:val="center"/>
@@ -31136,12 +31208,6 @@
                         </w:tc>
                       </w:tr>
                       <w:tr>
-                        <w:tblPrEx>
-                          <w:tblCellMar>
-                            <w:top w:w="0" w:type="dxa"/>
-                            <w:bottom w:w="0" w:type="dxa"/>
-                          </w:tblCellMar>
-                        </w:tblPrEx>
                         <w:trPr>
                           <w:trHeight w:hRule="exact" w:val="929"/>
                           <w:jc w:val="center"/>
@@ -33899,11 +33965,23 @@
         <w:fldChar w:fldCharType="separate"/>
       </w:r>
       <w:r>
+        <w:fldChar w:fldCharType="begin"/>
+      </w:r>
+      <w:r>
+        <w:instrText xml:space="preserve"> INCLUDEPICTURE  "C:\\Users\\User\\Desktop\\media\\image2.jpeg" \* MERGEFORMATINET </w:instrText>
+      </w:r>
+      <w:r>
+        <w:fldChar w:fldCharType="separate"/>
+      </w:r>
+      <w:r>
         <w:pict w14:anchorId="4BC928E9">
           <v:shape id="_x0000_i1031" type="#_x0000_t75" style="width:363pt;height:363pt">
-            <v:imagedata r:id="rId26" r:href="rId27"/>
+            <v:imagedata r:id="rId20" r:href="rId21"/>
           </v:shape>
         </w:pict>
+      </w:r>
+      <w:r>
+        <w:fldChar w:fldCharType="end"/>
       </w:r>
       <w:r>
         <w:fldChar w:fldCharType="end"/>
@@ -34420,7 +34498,7 @@
                     </pic:cNvPicPr>
                   </pic:nvPicPr>
                   <pic:blipFill>
-                    <a:blip r:embed="rId28">
+                    <a:blip r:embed="rId22">
                       <a:extLst>
                         <a:ext uri="{28A0092B-C50C-407E-A947-70E740481C1C}">
                           <a14:useLocalDpi xmlns:a14="http://schemas.microsoft.com/office/drawing/2010/main" val="0"/>
@@ -35377,12 +35455,6 @@
         <w:gridCol w:w="2342"/>
       </w:tblGrid>
       <w:tr>
-        <w:tblPrEx>
-          <w:tblCellMar>
-            <w:top w:w="0" w:type="dxa"/>
-            <w:bottom w:w="0" w:type="dxa"/>
-          </w:tblCellMar>
-        </w:tblPrEx>
         <w:trPr>
           <w:trHeight w:hRule="exact" w:val="638"/>
           <w:jc w:val="center"/>
@@ -35572,12 +35644,6 @@
         </w:tc>
       </w:tr>
       <w:tr>
-        <w:tblPrEx>
-          <w:tblCellMar>
-            <w:top w:w="0" w:type="dxa"/>
-            <w:bottom w:w="0" w:type="dxa"/>
-          </w:tblCellMar>
-        </w:tblPrEx>
         <w:trPr>
           <w:trHeight w:hRule="exact" w:val="427"/>
           <w:jc w:val="center"/>
@@ -35694,12 +35760,6 @@
         </w:tc>
       </w:tr>
       <w:tr>
-        <w:tblPrEx>
-          <w:tblCellMar>
-            <w:top w:w="0" w:type="dxa"/>
-            <w:bottom w:w="0" w:type="dxa"/>
-          </w:tblCellMar>
-        </w:tblPrEx>
         <w:trPr>
           <w:trHeight w:hRule="exact" w:val="418"/>
           <w:jc w:val="center"/>
@@ -35812,12 +35872,6 @@
         </w:tc>
       </w:tr>
       <w:tr>
-        <w:tblPrEx>
-          <w:tblCellMar>
-            <w:top w:w="0" w:type="dxa"/>
-            <w:bottom w:w="0" w:type="dxa"/>
-          </w:tblCellMar>
-        </w:tblPrEx>
         <w:trPr>
           <w:trHeight w:hRule="exact" w:val="422"/>
           <w:jc w:val="center"/>
@@ -35922,12 +35976,6 @@
         </w:tc>
       </w:tr>
       <w:tr>
-        <w:tblPrEx>
-          <w:tblCellMar>
-            <w:top w:w="0" w:type="dxa"/>
-            <w:bottom w:w="0" w:type="dxa"/>
-          </w:tblCellMar>
-        </w:tblPrEx>
         <w:trPr>
           <w:trHeight w:hRule="exact" w:val="422"/>
           <w:jc w:val="center"/>
@@ -36309,6 +36357,3196 @@
         </w:rPr>
       </w:pPr>
     </w:p>
+    <w:p>
+      <w:pPr>
+        <w:widowControl w:val="0"/>
+        <w:tabs>
+          <w:tab w:val="left" w:pos="231"/>
+        </w:tabs>
+        <w:spacing w:after="0" w:line="277" w:lineRule="exact"/>
+        <w:jc w:val="both"/>
+        <w:rPr>
+          <w:rFonts w:ascii="Times New Roman" w:hAnsi="Times New Roman" w:cs="Times New Roman"/>
+        </w:rPr>
+      </w:pPr>
+    </w:p>
+    <w:p>
+      <w:pPr>
+        <w:widowControl w:val="0"/>
+        <w:tabs>
+          <w:tab w:val="left" w:pos="231"/>
+        </w:tabs>
+        <w:spacing w:after="0" w:line="277" w:lineRule="exact"/>
+        <w:jc w:val="both"/>
+        <w:rPr>
+          <w:rFonts w:ascii="Times New Roman" w:hAnsi="Times New Roman" w:cs="Times New Roman"/>
+        </w:rPr>
+      </w:pPr>
+    </w:p>
+    <w:p>
+      <w:pPr>
+        <w:widowControl w:val="0"/>
+        <w:tabs>
+          <w:tab w:val="left" w:pos="231"/>
+        </w:tabs>
+        <w:spacing w:after="0" w:line="277" w:lineRule="exact"/>
+        <w:jc w:val="both"/>
+        <w:rPr>
+          <w:rFonts w:ascii="Times New Roman" w:hAnsi="Times New Roman" w:cs="Times New Roman"/>
+        </w:rPr>
+      </w:pPr>
+    </w:p>
+    <w:p>
+      <w:pPr>
+        <w:keepNext/>
+        <w:keepLines/>
+        <w:spacing w:after="729"/>
+      </w:pPr>
+      <w:r>
+        <w:rPr>
+          <w:rStyle w:val="Heading10"/>
+        </w:rPr>
+        <w:lastRenderedPageBreak/>
+        <w:t>ГЛАВА 5. ЕКСПЕРИМЕНТАЛНИ</w:t>
+      </w:r>
+      <w:r>
+        <w:rPr>
+          <w:rStyle w:val="Heading10"/>
+        </w:rPr>
+        <w:br/>
+        <w:t>ИЗСЛЕДВАНИЯ И РЕЗУЛТАТИ</w:t>
+      </w:r>
+    </w:p>
+    <w:p>
+      <w:pPr>
+        <w:keepNext/>
+        <w:keepLines/>
+        <w:widowControl w:val="0"/>
+        <w:numPr>
+          <w:ilvl w:val="0"/>
+          <w:numId w:val="18"/>
+        </w:numPr>
+        <w:tabs>
+          <w:tab w:val="left" w:pos="548"/>
+        </w:tabs>
+        <w:spacing w:after="110" w:line="280" w:lineRule="exact"/>
+        <w:jc w:val="both"/>
+        <w:outlineLvl w:val="1"/>
+      </w:pPr>
+      <w:r>
+        <w:rPr>
+          <w:rStyle w:val="Heading20"/>
+        </w:rPr>
+        <w:t xml:space="preserve">Дизайн на </w:t>
+      </w:r>
+      <w:proofErr w:type="spellStart"/>
+      <w:r>
+        <w:rPr>
+          <w:rStyle w:val="Heading20"/>
+        </w:rPr>
+        <w:t>симулационните</w:t>
+      </w:r>
+      <w:proofErr w:type="spellEnd"/>
+      <w:r>
+        <w:rPr>
+          <w:rStyle w:val="Heading20"/>
+        </w:rPr>
+        <w:t xml:space="preserve"> експерименти</w:t>
+      </w:r>
+    </w:p>
+    <w:p>
+      <w:r>
+        <w:rPr>
+          <w:rStyle w:val="Bodytext2"/>
+        </w:rPr>
+        <w:t xml:space="preserve">Настоящата глава е посветена на практическото приложение и експерименталната верификация на методологията, разработена в предходните раздели. За целта се провеждат контролирани </w:t>
+      </w:r>
+      <w:proofErr w:type="spellStart"/>
+      <w:r>
+        <w:rPr>
+          <w:rStyle w:val="Bodytext2"/>
+        </w:rPr>
+        <w:t>симулационни</w:t>
+      </w:r>
+      <w:proofErr w:type="spellEnd"/>
+      <w:r>
+        <w:rPr>
+          <w:rStyle w:val="Bodytext2"/>
+        </w:rPr>
+        <w:t xml:space="preserve"> изследвания на математическия модел на летния електроенергиен </w:t>
+      </w:r>
+      <w:proofErr w:type="spellStart"/>
+      <w:r>
+        <w:rPr>
+          <w:rStyle w:val="Bodytext2"/>
+        </w:rPr>
+        <w:t>микрогрид</w:t>
+      </w:r>
+      <w:proofErr w:type="spellEnd"/>
+      <w:r>
+        <w:rPr>
+          <w:rStyle w:val="Bodytext2"/>
+        </w:rPr>
+        <w:t xml:space="preserve"> </w:t>
+      </w:r>
+      <w:r>
+        <w:rPr>
+          <w:rStyle w:val="Bodytext2"/>
+          <w:lang w:val="en-US" w:eastAsia="en-US" w:bidi="en-US"/>
+        </w:rPr>
+        <w:t xml:space="preserve">(Microgrid) </w:t>
+      </w:r>
+      <w:r>
+        <w:rPr>
+          <w:rStyle w:val="Bodytext2"/>
+        </w:rPr>
+        <w:t xml:space="preserve">[12]. Основният фокус е насочен към идентифицирането на устойчиви експлоатационни конфигурации и картографирането на многомерното пространство от решения. Експерименталният дизайн обхваща генерирането на 100 алтернативни оперативни режима на работа на </w:t>
+      </w:r>
+      <w:proofErr w:type="spellStart"/>
+      <w:r>
+        <w:rPr>
+          <w:rStyle w:val="Bodytext2"/>
+        </w:rPr>
+        <w:t>микрогрида</w:t>
+      </w:r>
+      <w:proofErr w:type="spellEnd"/>
+      <w:r>
+        <w:rPr>
+          <w:rStyle w:val="Bodytext2"/>
+        </w:rPr>
+        <w:t xml:space="preserve"> при екстремни летни условия (сценарий </w:t>
+      </w:r>
+      <w:r>
+        <w:rPr>
+          <w:rStyle w:val="Bodytext2"/>
+          <w:lang w:val="en-US" w:eastAsia="en-US" w:bidi="en-US"/>
+        </w:rPr>
+        <w:t xml:space="preserve">„Heatwave" </w:t>
+      </w:r>
+      <w:r>
+        <w:rPr>
+          <w:rStyle w:val="Bodytext2"/>
+        </w:rPr>
+        <w:t xml:space="preserve">- Гореща вълна), за да се изследва поведението на системата при високи топлинни натоварвания, съкратен капацитет на преносната мрежа и интензивно износване на съхраняващите батерии. За гарантиране на пълна възпроизводимост </w:t>
+      </w:r>
+      <w:r>
+        <w:rPr>
+          <w:rStyle w:val="Bodytext2"/>
+          <w:lang w:val="en-US" w:eastAsia="en-US" w:bidi="en-US"/>
+        </w:rPr>
+        <w:t xml:space="preserve">(reproducibility) </w:t>
+      </w:r>
+      <w:r>
+        <w:rPr>
+          <w:rStyle w:val="Bodytext2"/>
+        </w:rPr>
+        <w:t xml:space="preserve">на резултатите, генераторът на данни използва фиксирано начално състояние </w:t>
+      </w:r>
+      <w:r>
+        <w:rPr>
+          <w:rStyle w:val="Bodytext2"/>
+          <w:lang w:val="en-US" w:eastAsia="en-US" w:bidi="en-US"/>
+        </w:rPr>
+        <w:t xml:space="preserve">(seed=101) </w:t>
+      </w:r>
+      <w:r>
+        <w:rPr>
+          <w:rStyle w:val="Bodytext2"/>
+        </w:rPr>
+        <w:t>[30].</w:t>
+      </w:r>
+    </w:p>
+    <w:p>
+      <w:pPr>
+        <w:spacing w:after="239"/>
+      </w:pPr>
+      <w:r>
+        <w:rPr>
+          <w:rStyle w:val="Bodytext2"/>
+        </w:rPr>
+        <w:t xml:space="preserve">Системата за оценка включва 5 нормализирани индикатора, дефинирани по модела </w:t>
+      </w:r>
+      <w:r>
+        <w:rPr>
+          <w:rStyle w:val="Bodytext2"/>
+          <w:lang w:val="en-US" w:eastAsia="en-US" w:bidi="en-US"/>
+        </w:rPr>
+        <w:t xml:space="preserve">WSM, </w:t>
+      </w:r>
+      <w:r>
+        <w:rPr>
+          <w:rStyle w:val="Bodytext2"/>
+        </w:rPr>
+        <w:t xml:space="preserve">разделени на критерии за минимизиране (разходи) и критерии за максимизиране (ползи) [9]: (1) Оперативна цена на тока </w:t>
+      </w:r>
+      <w:r>
+        <w:rPr>
+          <w:rStyle w:val="Bodytext2"/>
+          <w:lang w:val="en-US" w:eastAsia="en-US" w:bidi="en-US"/>
+        </w:rPr>
+        <w:t xml:space="preserve">(Price) </w:t>
+      </w:r>
+      <w:r>
+        <w:rPr>
+          <w:rStyle w:val="Bodytext2"/>
+        </w:rPr>
+        <w:t xml:space="preserve">— </w:t>
+      </w:r>
+      <w:r>
+        <w:rPr>
+          <w:rStyle w:val="Bodytext2"/>
+          <w:lang w:val="en-US" w:eastAsia="en-US" w:bidi="en-US"/>
+        </w:rPr>
+        <w:t xml:space="preserve">cost; </w:t>
+      </w:r>
+      <w:r>
+        <w:rPr>
+          <w:rStyle w:val="Bodytext2"/>
+        </w:rPr>
+        <w:t xml:space="preserve">(2) Топлинни преносни загуби по мрежата </w:t>
+      </w:r>
+      <w:r>
+        <w:rPr>
+          <w:rStyle w:val="Bodytext2"/>
+          <w:lang w:val="en-US" w:eastAsia="en-US" w:bidi="en-US"/>
+        </w:rPr>
+        <w:t xml:space="preserve">(Losses) </w:t>
+      </w:r>
+      <w:r>
+        <w:rPr>
+          <w:rStyle w:val="Bodytext2"/>
+        </w:rPr>
+        <w:t xml:space="preserve">— </w:t>
+      </w:r>
+      <w:r>
+        <w:rPr>
+          <w:rStyle w:val="Bodytext2"/>
+          <w:lang w:val="en-US" w:eastAsia="en-US" w:bidi="en-US"/>
+        </w:rPr>
+        <w:t xml:space="preserve">cost; </w:t>
+      </w:r>
+      <w:r>
+        <w:rPr>
+          <w:rStyle w:val="Bodytext2"/>
+        </w:rPr>
+        <w:t xml:space="preserve">(3) Амортизационно износване на батериите </w:t>
+      </w:r>
+      <w:r>
+        <w:rPr>
+          <w:rStyle w:val="Bodytext2"/>
+          <w:lang w:val="en-US" w:eastAsia="en-US" w:bidi="en-US"/>
+        </w:rPr>
+        <w:t xml:space="preserve">(Battery Wear) </w:t>
+      </w:r>
+      <w:r>
+        <w:rPr>
+          <w:rStyle w:val="Bodytext2"/>
+        </w:rPr>
+        <w:t xml:space="preserve">— </w:t>
+      </w:r>
+      <w:r>
+        <w:rPr>
+          <w:rStyle w:val="Bodytext2"/>
+          <w:lang w:val="en-US" w:eastAsia="en-US" w:bidi="en-US"/>
+        </w:rPr>
+        <w:t xml:space="preserve">cost; </w:t>
+      </w:r>
+      <w:r>
+        <w:rPr>
+          <w:rStyle w:val="Bodytext2"/>
+        </w:rPr>
+        <w:t xml:space="preserve">(4) Спестени емисии </w:t>
+      </w:r>
+      <w:r>
+        <w:rPr>
+          <w:rStyle w:val="Bodytext2"/>
+          <w:lang w:val="en-US" w:eastAsia="en-US" w:bidi="en-US"/>
+        </w:rPr>
+        <w:t xml:space="preserve">CO2 (CO2 Saved) </w:t>
+      </w:r>
+      <w:r>
+        <w:rPr>
+          <w:rStyle w:val="Bodytext2"/>
+        </w:rPr>
+        <w:t xml:space="preserve">— </w:t>
+      </w:r>
+      <w:r>
+        <w:rPr>
+          <w:rStyle w:val="Bodytext2"/>
+          <w:lang w:val="en-US" w:eastAsia="en-US" w:bidi="en-US"/>
+        </w:rPr>
+        <w:t xml:space="preserve">benefit; </w:t>
+      </w:r>
+      <w:r>
+        <w:rPr>
+          <w:rStyle w:val="Bodytext2"/>
+        </w:rPr>
+        <w:t xml:space="preserve">(5) Гъвкавост на мрежовия баланс </w:t>
+      </w:r>
+      <w:r>
+        <w:rPr>
+          <w:rStyle w:val="Bodytext2"/>
+          <w:lang w:val="en-US" w:eastAsia="en-US" w:bidi="en-US"/>
+        </w:rPr>
+        <w:t xml:space="preserve">(Flexibility) </w:t>
+      </w:r>
+      <w:r>
+        <w:rPr>
+          <w:rStyle w:val="Bodytext2"/>
+        </w:rPr>
+        <w:t xml:space="preserve">— </w:t>
+      </w:r>
+      <w:r>
+        <w:rPr>
+          <w:rStyle w:val="Bodytext2"/>
+          <w:lang w:val="en-US" w:eastAsia="en-US" w:bidi="en-US"/>
+        </w:rPr>
+        <w:t xml:space="preserve">benefit. </w:t>
+      </w:r>
+      <w:r>
+        <w:rPr>
+          <w:rStyle w:val="Bodytext2"/>
+        </w:rPr>
+        <w:t xml:space="preserve">Базовите тегла за петте индикатора при референтния локален анализ са фиксирани съответно на </w:t>
+      </w:r>
+      <w:r>
+        <w:rPr>
+          <w:rStyle w:val="Bodytext2"/>
+          <w:lang w:val="en-US" w:eastAsia="en-US" w:bidi="en-US"/>
+        </w:rPr>
+        <w:t xml:space="preserve">w </w:t>
+      </w:r>
+      <w:r>
+        <w:rPr>
+          <w:rStyle w:val="Bodytext2"/>
+        </w:rPr>
+        <w:t>= [0.25, 0.15, 0.20, 0.20, 0.20], което отразява приоритета на икономическата рентабилност, последван от екологичните цели и живота на оборудването.</w:t>
+      </w:r>
+    </w:p>
+    <w:p>
+      <w:pPr>
+        <w:keepNext/>
+        <w:keepLines/>
+        <w:widowControl w:val="0"/>
+        <w:numPr>
+          <w:ilvl w:val="0"/>
+          <w:numId w:val="18"/>
+        </w:numPr>
+        <w:tabs>
+          <w:tab w:val="left" w:pos="553"/>
+        </w:tabs>
+        <w:spacing w:after="115" w:line="280" w:lineRule="exact"/>
+        <w:jc w:val="both"/>
+        <w:outlineLvl w:val="1"/>
+      </w:pPr>
+      <w:r>
+        <w:rPr>
+          <w:rStyle w:val="Heading20"/>
+        </w:rPr>
+        <w:t xml:space="preserve">Базов референтен сценарий и филтриране по </w:t>
+      </w:r>
+      <w:proofErr w:type="spellStart"/>
+      <w:r>
+        <w:rPr>
+          <w:rStyle w:val="Heading20"/>
+        </w:rPr>
+        <w:t>Парето</w:t>
+      </w:r>
+      <w:proofErr w:type="spellEnd"/>
+    </w:p>
+    <w:p>
+      <w:r>
+        <w:rPr>
+          <w:rStyle w:val="Bodytext2"/>
+        </w:rPr>
+        <w:t xml:space="preserve">Всички данни преминават през </w:t>
+      </w:r>
+      <w:proofErr w:type="spellStart"/>
+      <w:r>
+        <w:rPr>
+          <w:rStyle w:val="Bodytext2"/>
+        </w:rPr>
+        <w:t>векторизирана</w:t>
+      </w:r>
+      <w:proofErr w:type="spellEnd"/>
+      <w:r>
+        <w:rPr>
+          <w:rStyle w:val="Bodytext2"/>
+        </w:rPr>
+        <w:t xml:space="preserve"> процедура по линейно </w:t>
+      </w:r>
+      <w:r>
+        <w:rPr>
+          <w:rStyle w:val="Bodytext2"/>
+          <w:lang w:val="en-US" w:eastAsia="en-US" w:bidi="en-US"/>
+        </w:rPr>
+        <w:t xml:space="preserve">Min-Max </w:t>
+      </w:r>
+      <w:r>
+        <w:rPr>
+          <w:rStyle w:val="Bodytext2"/>
+        </w:rPr>
+        <w:t xml:space="preserve">скалиране съгласно формулите от Глава </w:t>
+      </w:r>
+      <w:r>
+        <w:rPr>
+          <w:rStyle w:val="Bodytext2"/>
+          <w:lang w:val="en-US" w:eastAsia="en-US" w:bidi="en-US"/>
+        </w:rPr>
+        <w:t xml:space="preserve">2, </w:t>
+      </w:r>
+      <w:r>
+        <w:rPr>
+          <w:rStyle w:val="Bodytext2"/>
+        </w:rPr>
+        <w:t xml:space="preserve">трансформирайки ги в безразмерни индикатори в строгия интервал [0, 1]. При това, за критериите от тип „разход" </w:t>
+      </w:r>
+      <w:r>
+        <w:rPr>
+          <w:rStyle w:val="Bodytext2"/>
+          <w:lang w:val="en-US" w:eastAsia="en-US" w:bidi="en-US"/>
+        </w:rPr>
+        <w:t xml:space="preserve">(Price, Losses, Battery Wear), </w:t>
+      </w:r>
+      <w:r>
+        <w:rPr>
+          <w:rStyle w:val="Bodytext2"/>
+        </w:rPr>
+        <w:t xml:space="preserve">стойност </w:t>
+      </w:r>
+      <w:r>
+        <w:rPr>
+          <w:rStyle w:val="Bodytext2"/>
+          <w:lang w:val="en-US" w:eastAsia="en-US" w:bidi="en-US"/>
+        </w:rPr>
+        <w:t xml:space="preserve">1.0 </w:t>
+      </w:r>
+      <w:r>
+        <w:rPr>
+          <w:rStyle w:val="Bodytext2"/>
+        </w:rPr>
+        <w:t xml:space="preserve">представлява най-благоприятното състояние (т.е. минимални реални физически стойности на разходите), докато за критериите „полза" </w:t>
+      </w:r>
+      <w:r>
+        <w:rPr>
+          <w:rStyle w:val="Bodytext2"/>
+          <w:lang w:val="en-US" w:eastAsia="en-US" w:bidi="en-US"/>
+        </w:rPr>
+        <w:t xml:space="preserve">(CO2 Saved, Flexibility), </w:t>
+      </w:r>
+      <w:r>
+        <w:rPr>
+          <w:rStyle w:val="Bodytext2"/>
+        </w:rPr>
+        <w:t>стойност 1.0 отразява максимална възвръщаемост [9, 174].</w:t>
+      </w:r>
+    </w:p>
+    <w:p>
+      <w:pPr>
+        <w:spacing w:after="0"/>
+        <w:sectPr>
+          <w:headerReference w:type="even" r:id="rId23"/>
+          <w:headerReference w:type="default" r:id="rId24"/>
+          <w:footerReference w:type="even" r:id="rId25"/>
+          <w:footerReference w:type="default" r:id="rId26"/>
+          <w:pgSz w:w="11900" w:h="16840"/>
+          <w:pgMar w:top="1478" w:right="1167" w:bottom="1468" w:left="1167" w:header="0" w:footer="3" w:gutter="0"/>
+          <w:cols w:space="720"/>
+          <w:noEndnote/>
+          <w:docGrid w:linePitch="360"/>
+        </w:sectPr>
+      </w:pPr>
+      <w:r>
+        <w:rPr>
+          <w:rStyle w:val="Bodytext2"/>
+        </w:rPr>
+        <w:t xml:space="preserve">Като първа стъпка от анализа се прилага </w:t>
+      </w:r>
+      <w:proofErr w:type="spellStart"/>
+      <w:r>
+        <w:rPr>
+          <w:rStyle w:val="Bodytext2"/>
+        </w:rPr>
+        <w:t>Парето</w:t>
+      </w:r>
+      <w:proofErr w:type="spellEnd"/>
+      <w:r>
+        <w:rPr>
+          <w:rStyle w:val="Bodytext2"/>
+        </w:rPr>
+        <w:t xml:space="preserve"> филтриране </w:t>
+      </w:r>
+      <w:r>
+        <w:rPr>
+          <w:rStyle w:val="Bodytext2"/>
+          <w:lang w:val="en-US" w:eastAsia="en-US" w:bidi="en-US"/>
+        </w:rPr>
+        <w:t xml:space="preserve">(Pareto Dominance Filter), </w:t>
+      </w:r>
+      <w:r>
+        <w:rPr>
+          <w:rStyle w:val="Bodytext2"/>
+        </w:rPr>
+        <w:t xml:space="preserve">за да се изведат ефективните експлоатационни алтернативи и да се елиминират </w:t>
+      </w:r>
+      <w:proofErr w:type="spellStart"/>
+      <w:r>
+        <w:rPr>
+          <w:rStyle w:val="Bodytext2"/>
+        </w:rPr>
+        <w:t>субоптималните</w:t>
+      </w:r>
+      <w:proofErr w:type="spellEnd"/>
+      <w:r>
+        <w:rPr>
+          <w:rStyle w:val="Bodytext2"/>
+        </w:rPr>
+        <w:t xml:space="preserve"> и доминирани режими </w:t>
+      </w:r>
+      <w:r>
+        <w:rPr>
+          <w:rStyle w:val="Bodytext2"/>
+          <w:lang w:val="en-US" w:eastAsia="en-US" w:bidi="en-US"/>
+        </w:rPr>
+        <w:t xml:space="preserve">[7]. </w:t>
+      </w:r>
+      <w:r>
+        <w:rPr>
+          <w:rStyle w:val="Bodytext2"/>
+        </w:rPr>
+        <w:t xml:space="preserve">За целта се изчислява многомерно доминиране на базата на петте нормализирани индикатора. Резултатите показват, че в сценария на екстремни летни жеги </w:t>
+      </w:r>
+      <w:r>
+        <w:rPr>
+          <w:rStyle w:val="Bodytext2"/>
+          <w:lang w:val="en-US" w:eastAsia="en-US" w:bidi="en-US"/>
+        </w:rPr>
+        <w:t xml:space="preserve">(Heatwave) </w:t>
+      </w:r>
+      <w:r>
+        <w:rPr>
+          <w:rStyle w:val="Bodytext2Bold"/>
+        </w:rPr>
+        <w:t xml:space="preserve">точно 8 от 100-те генерирани алтернативи лежат на </w:t>
+      </w:r>
+      <w:proofErr w:type="spellStart"/>
+      <w:r>
+        <w:rPr>
+          <w:rStyle w:val="Bodytext2Bold"/>
+        </w:rPr>
+        <w:t>Парето</w:t>
+      </w:r>
+      <w:proofErr w:type="spellEnd"/>
+      <w:r>
+        <w:rPr>
+          <w:rStyle w:val="Bodytext2Bold"/>
+        </w:rPr>
+        <w:t>-оптималния фронт</w:t>
+      </w:r>
+      <w:r>
+        <w:rPr>
+          <w:rStyle w:val="Bodytext2"/>
+        </w:rPr>
+        <w:t xml:space="preserve">. Тези 8 решения представляват най-добрите възможни компромиси в </w:t>
+      </w:r>
+      <w:proofErr w:type="spellStart"/>
+      <w:r>
+        <w:rPr>
+          <w:rStyle w:val="Bodytext2"/>
+        </w:rPr>
+        <w:t>микрогрида</w:t>
+      </w:r>
+      <w:proofErr w:type="spellEnd"/>
+      <w:r>
+        <w:rPr>
+          <w:rStyle w:val="Bodytext2"/>
+        </w:rPr>
+        <w:t>, при които подобряването на един аспект (например намаляване на цената) неизбежно води до влошаване на друг индикатор (увеличаване на загубите или ускорена амортизация на батериите) [53]. Останалите 92 алтернативи са доминирани и се изключват от първичното практическо планиране.</w:t>
+      </w:r>
+    </w:p>
+    <w:p>
+      <w:pPr>
+        <w:keepNext/>
+        <w:keepLines/>
+        <w:widowControl w:val="0"/>
+        <w:numPr>
+          <w:ilvl w:val="0"/>
+          <w:numId w:val="18"/>
+        </w:numPr>
+        <w:tabs>
+          <w:tab w:val="left" w:pos="558"/>
+        </w:tabs>
+        <w:spacing w:after="87" w:line="312" w:lineRule="exact"/>
+        <w:outlineLvl w:val="1"/>
+      </w:pPr>
+      <w:r>
+        <w:rPr>
+          <w:rStyle w:val="Heading20"/>
+        </w:rPr>
+        <w:lastRenderedPageBreak/>
+        <w:t xml:space="preserve">Резултати от локалния анализ при фиксирани тегла </w:t>
+      </w:r>
+      <w:r>
+        <w:rPr>
+          <w:rStyle w:val="Heading20"/>
+          <w:lang w:val="en-US" w:eastAsia="en-US" w:bidi="en-US"/>
+        </w:rPr>
+        <w:t>(MILP)</w:t>
+      </w:r>
+    </w:p>
+    <w:p>
+      <w:pPr>
+        <w:spacing w:after="60"/>
+      </w:pPr>
+      <w:r>
+        <w:rPr>
+          <w:rStyle w:val="Bodytext2"/>
+        </w:rPr>
+        <w:t xml:space="preserve">Локалният анализ е насочен към изследване на структурата на пространствата от решения за конкретна фиксирана оценъчна система с дефинираните базови тегла </w:t>
+      </w:r>
+      <w:r>
+        <w:rPr>
+          <w:rStyle w:val="Bodytext2"/>
+          <w:lang w:val="en-US" w:eastAsia="en-US" w:bidi="en-US"/>
+        </w:rPr>
+        <w:t xml:space="preserve">w. </w:t>
+      </w:r>
+      <w:r>
+        <w:rPr>
+          <w:rStyle w:val="Bodytext2"/>
+        </w:rPr>
+        <w:t xml:space="preserve">Прилага се моделът на Смесено-целочисленото линейно програмиране </w:t>
+      </w:r>
+      <w:r>
+        <w:rPr>
+          <w:rStyle w:val="Bodytext2"/>
+          <w:lang w:val="en-US" w:eastAsia="en-US" w:bidi="en-US"/>
+        </w:rPr>
+        <w:t xml:space="preserve">(MILP) </w:t>
+      </w:r>
+      <w:r>
+        <w:rPr>
+          <w:rStyle w:val="Bodytext2"/>
+        </w:rPr>
+        <w:t xml:space="preserve">за определяне на минимално достатъчните конфигурации на индикаторите, които гарантират постигането на предварително зададени нива на оценъчния </w:t>
+      </w:r>
+      <w:r>
+        <w:rPr>
+          <w:rStyle w:val="Bodytext2"/>
+          <w:lang w:val="en-US" w:eastAsia="en-US" w:bidi="en-US"/>
+        </w:rPr>
+        <w:t xml:space="preserve">WSM </w:t>
+      </w:r>
+      <w:r>
+        <w:rPr>
+          <w:rStyle w:val="Bodytext2"/>
+        </w:rPr>
+        <w:t xml:space="preserve">резултат </w:t>
+      </w:r>
+      <w:r>
+        <w:rPr>
+          <w:rStyle w:val="Bodytext2"/>
+          <w:lang w:val="en-US" w:eastAsia="en-US" w:bidi="en-US"/>
+        </w:rPr>
+        <w:t xml:space="preserve">(Target Score) </w:t>
+      </w:r>
+      <w:r>
+        <w:rPr>
+          <w:rStyle w:val="Bodytext2"/>
+        </w:rPr>
+        <w:t xml:space="preserve">[3]. Целта е да се минимизира броят на активните индикатори (стойност &gt;= 0.1), като същевременно се премине оценъчният праг. Този подход дава ясен отговор на въпроса кои критерии са абсолютно необходими и достатъчни за достигане на дадено ниво на надеждност на </w:t>
+      </w:r>
+      <w:proofErr w:type="spellStart"/>
+      <w:r>
+        <w:rPr>
+          <w:rStyle w:val="Bodytext2"/>
+        </w:rPr>
+        <w:t>микрогрида</w:t>
+      </w:r>
+      <w:proofErr w:type="spellEnd"/>
+      <w:r>
+        <w:rPr>
+          <w:rStyle w:val="Bodytext2"/>
+        </w:rPr>
+        <w:t>.</w:t>
+      </w:r>
+    </w:p>
+    <w:p>
+      <w:pPr>
+        <w:spacing w:after="0"/>
+      </w:pPr>
+      <w:r>
+        <w:rPr>
+          <w:rStyle w:val="Bodytext2"/>
+        </w:rPr>
+        <w:t xml:space="preserve">Проведени са </w:t>
+      </w:r>
+      <w:proofErr w:type="spellStart"/>
+      <w:r>
+        <w:rPr>
+          <w:rStyle w:val="Bodytext2"/>
+        </w:rPr>
+        <w:t>симулационни</w:t>
+      </w:r>
+      <w:proofErr w:type="spellEnd"/>
+      <w:r>
+        <w:rPr>
+          <w:rStyle w:val="Bodytext2"/>
+        </w:rPr>
+        <w:t xml:space="preserve"> оптимизации за оценъчни прагове от 0.30 до 0.90 през стъпка 0.05. Резултатите от </w:t>
+      </w:r>
+      <w:r>
+        <w:rPr>
+          <w:rStyle w:val="Bodytext2"/>
+          <w:lang w:val="en-US" w:eastAsia="en-US" w:bidi="en-US"/>
+        </w:rPr>
+        <w:t xml:space="preserve">MILP </w:t>
+      </w:r>
+      <w:r>
+        <w:rPr>
+          <w:rStyle w:val="Bodytext2"/>
+        </w:rPr>
+        <w:t>анализа разкриват изключително интересна нелинейна закономерност:</w:t>
+      </w:r>
+    </w:p>
+    <w:tbl>
+      <w:tblPr>
+        <w:tblOverlap w:val="never"/>
+        <w:tblW w:w="0" w:type="auto"/>
+        <w:jc w:val="center"/>
+        <w:tblLayout w:type="fixed"/>
+        <w:tblCellMar>
+          <w:left w:w="10" w:type="dxa"/>
+          <w:right w:w="10" w:type="dxa"/>
+        </w:tblCellMar>
+        <w:tblLook w:val="0000" w:firstRow="0" w:lastRow="0" w:firstColumn="0" w:lastColumn="0" w:noHBand="0" w:noVBand="0"/>
+      </w:tblPr>
+      <w:tblGrid>
+        <w:gridCol w:w="2597"/>
+        <w:gridCol w:w="3312"/>
+        <w:gridCol w:w="3466"/>
+      </w:tblGrid>
+      <w:tr>
+        <w:tblPrEx>
+          <w:tblCellMar>
+            <w:top w:w="0" w:type="dxa"/>
+            <w:bottom w:w="0" w:type="dxa"/>
+          </w:tblCellMar>
+        </w:tblPrEx>
+        <w:trPr>
+          <w:trHeight w:hRule="exact" w:val="562"/>
+          <w:jc w:val="center"/>
+        </w:trPr>
+        <w:tc>
+          <w:tcPr>
+            <w:tcW w:w="2597" w:type="dxa"/>
+            <w:shd w:val="clear" w:color="auto" w:fill="000000"/>
+            <w:vAlign w:val="bottom"/>
+          </w:tcPr>
+          <w:p>
+            <w:pPr>
+              <w:framePr w:w="9374" w:wrap="notBeside" w:vAnchor="text" w:hAnchor="text" w:xAlign="center" w:y="1"/>
+              <w:spacing w:after="0" w:line="216" w:lineRule="exact"/>
+            </w:pPr>
+            <w:proofErr w:type="spellStart"/>
+            <w:r>
+              <w:rPr>
+                <w:rStyle w:val="Bodytext2Constantia"/>
+              </w:rPr>
+              <w:t>Оценъчен</w:t>
+            </w:r>
+            <w:proofErr w:type="spellEnd"/>
+            <w:r>
+              <w:rPr>
+                <w:rStyle w:val="Bodytext2Constantia"/>
+              </w:rPr>
+              <w:t xml:space="preserve"> </w:t>
+            </w:r>
+            <w:proofErr w:type="spellStart"/>
+            <w:r>
+              <w:rPr>
+                <w:rStyle w:val="Bodytext2Constantia"/>
+              </w:rPr>
+              <w:t>праг</w:t>
+            </w:r>
+            <w:proofErr w:type="spellEnd"/>
+            <w:r>
+              <w:rPr>
+                <w:rStyle w:val="Bodytext2Constantia"/>
+              </w:rPr>
+              <w:t xml:space="preserve"> (Target Score)</w:t>
+            </w:r>
+          </w:p>
+        </w:tc>
+        <w:tc>
+          <w:tcPr>
+            <w:tcW w:w="3312" w:type="dxa"/>
+            <w:shd w:val="clear" w:color="auto" w:fill="000000"/>
+            <w:vAlign w:val="center"/>
+          </w:tcPr>
+          <w:p>
+            <w:pPr>
+              <w:framePr w:w="9374" w:wrap="notBeside" w:vAnchor="text" w:hAnchor="text" w:xAlign="center" w:y="1"/>
+              <w:spacing w:after="0" w:line="180" w:lineRule="exact"/>
+            </w:pPr>
+            <w:proofErr w:type="spellStart"/>
+            <w:r>
+              <w:rPr>
+                <w:rStyle w:val="Bodytext2Constantia"/>
+              </w:rPr>
+              <w:t>Активни</w:t>
+            </w:r>
+            <w:proofErr w:type="spellEnd"/>
+            <w:r>
+              <w:rPr>
+                <w:rStyle w:val="Bodytext2Constantia"/>
+              </w:rPr>
+              <w:t xml:space="preserve"> </w:t>
+            </w:r>
+            <w:proofErr w:type="spellStart"/>
+            <w:r>
+              <w:rPr>
+                <w:rStyle w:val="Bodytext2Constantia"/>
+              </w:rPr>
+              <w:t>индикатори</w:t>
+            </w:r>
+            <w:proofErr w:type="spellEnd"/>
+            <w:r>
+              <w:rPr>
+                <w:rStyle w:val="Bodytext2Constantia"/>
+              </w:rPr>
+              <w:t xml:space="preserve"> (MILP)</w:t>
+            </w:r>
+          </w:p>
+        </w:tc>
+        <w:tc>
+          <w:tcPr>
+            <w:tcW w:w="3466" w:type="dxa"/>
+            <w:shd w:val="clear" w:color="auto" w:fill="000000"/>
+            <w:vAlign w:val="center"/>
+          </w:tcPr>
+          <w:p>
+            <w:pPr>
+              <w:framePr w:w="9374" w:wrap="notBeside" w:vAnchor="text" w:hAnchor="text" w:xAlign="center" w:y="1"/>
+              <w:spacing w:after="0" w:line="180" w:lineRule="exact"/>
+            </w:pPr>
+            <w:proofErr w:type="spellStart"/>
+            <w:r>
+              <w:rPr>
+                <w:rStyle w:val="Bodytext2Constantia"/>
+              </w:rPr>
+              <w:t>Постигнат</w:t>
+            </w:r>
+            <w:proofErr w:type="spellEnd"/>
+            <w:r>
+              <w:rPr>
+                <w:rStyle w:val="Bodytext2Constantia"/>
+              </w:rPr>
+              <w:t xml:space="preserve"> </w:t>
+            </w:r>
+            <w:proofErr w:type="spellStart"/>
+            <w:r>
+              <w:rPr>
+                <w:rStyle w:val="Bodytext2Constantia"/>
+              </w:rPr>
+              <w:t>точен</w:t>
+            </w:r>
+            <w:proofErr w:type="spellEnd"/>
+            <w:r>
+              <w:rPr>
+                <w:rStyle w:val="Bodytext2Constantia"/>
+              </w:rPr>
+              <w:t xml:space="preserve"> WSM </w:t>
+            </w:r>
+            <w:proofErr w:type="spellStart"/>
+            <w:r>
+              <w:rPr>
+                <w:rStyle w:val="Bodytext2Constantia"/>
+              </w:rPr>
+              <w:t>резултат</w:t>
+            </w:r>
+            <w:proofErr w:type="spellEnd"/>
+          </w:p>
+        </w:tc>
+      </w:tr>
+      <w:tr>
+        <w:tblPrEx>
+          <w:tblCellMar>
+            <w:top w:w="0" w:type="dxa"/>
+            <w:bottom w:w="0" w:type="dxa"/>
+          </w:tblCellMar>
+        </w:tblPrEx>
+        <w:trPr>
+          <w:trHeight w:hRule="exact" w:val="346"/>
+          <w:jc w:val="center"/>
+        </w:trPr>
+        <w:tc>
+          <w:tcPr>
+            <w:tcW w:w="2597" w:type="dxa"/>
+            <w:tcBorders>
+              <w:left w:val="single" w:sz="4" w:space="0" w:color="auto"/>
+            </w:tcBorders>
+            <w:shd w:val="clear" w:color="auto" w:fill="FFFFFF"/>
+            <w:vAlign w:val="bottom"/>
+          </w:tcPr>
+          <w:p>
+            <w:pPr>
+              <w:framePr w:w="9374" w:wrap="notBeside" w:vAnchor="text" w:hAnchor="text" w:xAlign="center" w:y="1"/>
+              <w:spacing w:after="0" w:line="160" w:lineRule="exact"/>
+            </w:pPr>
+            <w:r>
+              <w:rPr>
+                <w:rStyle w:val="Bodytext28pt"/>
+              </w:rPr>
+              <w:t>0.30 - 0.45</w:t>
+            </w:r>
+          </w:p>
+        </w:tc>
+        <w:tc>
+          <w:tcPr>
+            <w:tcW w:w="3312" w:type="dxa"/>
+            <w:tcBorders>
+              <w:left w:val="single" w:sz="4" w:space="0" w:color="auto"/>
+            </w:tcBorders>
+            <w:shd w:val="clear" w:color="auto" w:fill="FFFFFF"/>
+            <w:vAlign w:val="bottom"/>
+          </w:tcPr>
+          <w:p>
+            <w:pPr>
+              <w:framePr w:w="9374" w:wrap="notBeside" w:vAnchor="text" w:hAnchor="text" w:xAlign="center" w:y="1"/>
+              <w:spacing w:after="0" w:line="160" w:lineRule="exact"/>
+            </w:pPr>
+            <w:r>
+              <w:rPr>
+                <w:rStyle w:val="Bodytext28pt"/>
+              </w:rPr>
+              <w:t xml:space="preserve">1 индикатор </w:t>
+            </w:r>
+            <w:r>
+              <w:rPr>
+                <w:rStyle w:val="Bodytext28pt"/>
+                <w:lang w:val="en-US" w:eastAsia="en-US" w:bidi="en-US"/>
+              </w:rPr>
+              <w:t>(Price)</w:t>
+            </w:r>
+          </w:p>
+        </w:tc>
+        <w:tc>
+          <w:tcPr>
+            <w:tcW w:w="3466" w:type="dxa"/>
+            <w:tcBorders>
+              <w:left w:val="single" w:sz="4" w:space="0" w:color="auto"/>
+              <w:right w:val="single" w:sz="4" w:space="0" w:color="auto"/>
+            </w:tcBorders>
+            <w:shd w:val="clear" w:color="auto" w:fill="FFFFFF"/>
+            <w:vAlign w:val="bottom"/>
+          </w:tcPr>
+          <w:p>
+            <w:pPr>
+              <w:framePr w:w="9374" w:wrap="notBeside" w:vAnchor="text" w:hAnchor="text" w:xAlign="center" w:y="1"/>
+              <w:spacing w:after="0" w:line="160" w:lineRule="exact"/>
+            </w:pPr>
+            <w:r>
+              <w:rPr>
+                <w:rStyle w:val="Bodytext28pt"/>
+              </w:rPr>
+              <w:t>Съответства точно на прага</w:t>
+            </w:r>
+          </w:p>
+        </w:tc>
+      </w:tr>
+      <w:tr>
+        <w:tblPrEx>
+          <w:tblCellMar>
+            <w:top w:w="0" w:type="dxa"/>
+            <w:bottom w:w="0" w:type="dxa"/>
+          </w:tblCellMar>
+        </w:tblPrEx>
+        <w:trPr>
+          <w:trHeight w:hRule="exact" w:val="562"/>
+          <w:jc w:val="center"/>
+        </w:trPr>
+        <w:tc>
+          <w:tcPr>
+            <w:tcW w:w="2597" w:type="dxa"/>
+            <w:tcBorders>
+              <w:top w:val="single" w:sz="4" w:space="0" w:color="auto"/>
+              <w:left w:val="single" w:sz="4" w:space="0" w:color="auto"/>
+            </w:tcBorders>
+            <w:shd w:val="clear" w:color="auto" w:fill="FFFFFF"/>
+            <w:vAlign w:val="center"/>
+          </w:tcPr>
+          <w:p>
+            <w:pPr>
+              <w:framePr w:w="9374" w:wrap="notBeside" w:vAnchor="text" w:hAnchor="text" w:xAlign="center" w:y="1"/>
+              <w:spacing w:after="0" w:line="160" w:lineRule="exact"/>
+            </w:pPr>
+            <w:r>
+              <w:rPr>
+                <w:rStyle w:val="Bodytext28pt"/>
+              </w:rPr>
+              <w:t>0.50 - 0.70</w:t>
+            </w:r>
+          </w:p>
+        </w:tc>
+        <w:tc>
+          <w:tcPr>
+            <w:tcW w:w="3312" w:type="dxa"/>
+            <w:tcBorders>
+              <w:top w:val="single" w:sz="4" w:space="0" w:color="auto"/>
+              <w:left w:val="single" w:sz="4" w:space="0" w:color="auto"/>
+            </w:tcBorders>
+            <w:shd w:val="clear" w:color="auto" w:fill="FFFFFF"/>
+            <w:vAlign w:val="bottom"/>
+          </w:tcPr>
+          <w:p>
+            <w:pPr>
+              <w:framePr w:w="9374" w:wrap="notBeside" w:vAnchor="text" w:hAnchor="text" w:xAlign="center" w:y="1"/>
+              <w:spacing w:after="0" w:line="221" w:lineRule="exact"/>
+            </w:pPr>
+            <w:r>
+              <w:rPr>
+                <w:rStyle w:val="Bodytext28pt"/>
+              </w:rPr>
+              <w:t xml:space="preserve">2 индикатора </w:t>
+            </w:r>
+            <w:r>
+              <w:rPr>
+                <w:rStyle w:val="Bodytext28pt"/>
+                <w:lang w:val="en-US" w:eastAsia="en-US" w:bidi="en-US"/>
+              </w:rPr>
+              <w:t>(Price, Battery Wear)</w:t>
+            </w:r>
+          </w:p>
+        </w:tc>
+        <w:tc>
+          <w:tcPr>
+            <w:tcW w:w="3466" w:type="dxa"/>
+            <w:tcBorders>
+              <w:top w:val="single" w:sz="4" w:space="0" w:color="auto"/>
+              <w:left w:val="single" w:sz="4" w:space="0" w:color="auto"/>
+              <w:right w:val="single" w:sz="4" w:space="0" w:color="auto"/>
+            </w:tcBorders>
+            <w:shd w:val="clear" w:color="auto" w:fill="FFFFFF"/>
+            <w:vAlign w:val="center"/>
+          </w:tcPr>
+          <w:p>
+            <w:pPr>
+              <w:framePr w:w="9374" w:wrap="notBeside" w:vAnchor="text" w:hAnchor="text" w:xAlign="center" w:y="1"/>
+              <w:spacing w:after="0" w:line="160" w:lineRule="exact"/>
+            </w:pPr>
+            <w:r>
+              <w:rPr>
+                <w:rStyle w:val="Bodytext28pt"/>
+              </w:rPr>
+              <w:t xml:space="preserve">Постига точно </w:t>
+            </w:r>
+            <w:proofErr w:type="spellStart"/>
+            <w:r>
+              <w:rPr>
+                <w:rStyle w:val="Bodytext28pt"/>
+                <w:lang w:val="en-US" w:eastAsia="en-US" w:bidi="en-US"/>
+              </w:rPr>
+              <w:t>target_score</w:t>
+            </w:r>
+            <w:proofErr w:type="spellEnd"/>
+          </w:p>
+        </w:tc>
+      </w:tr>
+      <w:tr>
+        <w:tblPrEx>
+          <w:tblCellMar>
+            <w:top w:w="0" w:type="dxa"/>
+            <w:bottom w:w="0" w:type="dxa"/>
+          </w:tblCellMar>
+        </w:tblPrEx>
+        <w:trPr>
+          <w:trHeight w:hRule="exact" w:val="557"/>
+          <w:jc w:val="center"/>
+        </w:trPr>
+        <w:tc>
+          <w:tcPr>
+            <w:tcW w:w="2597" w:type="dxa"/>
+            <w:tcBorders>
+              <w:top w:val="single" w:sz="4" w:space="0" w:color="auto"/>
+              <w:left w:val="single" w:sz="4" w:space="0" w:color="auto"/>
+            </w:tcBorders>
+            <w:shd w:val="clear" w:color="auto" w:fill="FFFFFF"/>
+            <w:vAlign w:val="center"/>
+          </w:tcPr>
+          <w:p>
+            <w:pPr>
+              <w:framePr w:w="9374" w:wrap="notBeside" w:vAnchor="text" w:hAnchor="text" w:xAlign="center" w:y="1"/>
+              <w:spacing w:after="0" w:line="160" w:lineRule="exact"/>
+            </w:pPr>
+            <w:r>
+              <w:rPr>
+                <w:rStyle w:val="Bodytext28pt"/>
+              </w:rPr>
+              <w:t>0.75 - 0.85</w:t>
+            </w:r>
+          </w:p>
+        </w:tc>
+        <w:tc>
+          <w:tcPr>
+            <w:tcW w:w="3312" w:type="dxa"/>
+            <w:tcBorders>
+              <w:top w:val="single" w:sz="4" w:space="0" w:color="auto"/>
+              <w:left w:val="single" w:sz="4" w:space="0" w:color="auto"/>
+            </w:tcBorders>
+            <w:shd w:val="clear" w:color="auto" w:fill="FFFFFF"/>
+            <w:vAlign w:val="bottom"/>
+          </w:tcPr>
+          <w:p>
+            <w:pPr>
+              <w:framePr w:w="9374" w:wrap="notBeside" w:vAnchor="text" w:hAnchor="text" w:xAlign="center" w:y="1"/>
+              <w:spacing w:after="0" w:line="221" w:lineRule="exact"/>
+            </w:pPr>
+            <w:r>
+              <w:rPr>
+                <w:rStyle w:val="Bodytext28pt"/>
+              </w:rPr>
+              <w:t xml:space="preserve">3 индикатора </w:t>
+            </w:r>
+            <w:r>
+              <w:rPr>
+                <w:rStyle w:val="Bodytext28pt"/>
+                <w:lang w:val="en-US" w:eastAsia="en-US" w:bidi="en-US"/>
+              </w:rPr>
+              <w:t>(Price, Battery Wear, Flexibility)</w:t>
+            </w:r>
+          </w:p>
+        </w:tc>
+        <w:tc>
+          <w:tcPr>
+            <w:tcW w:w="3466" w:type="dxa"/>
+            <w:tcBorders>
+              <w:top w:val="single" w:sz="4" w:space="0" w:color="auto"/>
+              <w:left w:val="single" w:sz="4" w:space="0" w:color="auto"/>
+              <w:right w:val="single" w:sz="4" w:space="0" w:color="auto"/>
+            </w:tcBorders>
+            <w:shd w:val="clear" w:color="auto" w:fill="FFFFFF"/>
+            <w:vAlign w:val="center"/>
+          </w:tcPr>
+          <w:p>
+            <w:pPr>
+              <w:framePr w:w="9374" w:wrap="notBeside" w:vAnchor="text" w:hAnchor="text" w:xAlign="center" w:y="1"/>
+              <w:spacing w:after="0" w:line="160" w:lineRule="exact"/>
+            </w:pPr>
+            <w:r>
+              <w:rPr>
+                <w:rStyle w:val="Bodytext28pt"/>
+              </w:rPr>
+              <w:t xml:space="preserve">Постига точно </w:t>
+            </w:r>
+            <w:proofErr w:type="spellStart"/>
+            <w:r>
+              <w:rPr>
+                <w:rStyle w:val="Bodytext28pt"/>
+                <w:lang w:val="en-US" w:eastAsia="en-US" w:bidi="en-US"/>
+              </w:rPr>
+              <w:t>target_score</w:t>
+            </w:r>
+            <w:proofErr w:type="spellEnd"/>
+          </w:p>
+        </w:tc>
+      </w:tr>
+      <w:tr>
+        <w:tblPrEx>
+          <w:tblCellMar>
+            <w:top w:w="0" w:type="dxa"/>
+            <w:bottom w:w="0" w:type="dxa"/>
+          </w:tblCellMar>
+        </w:tblPrEx>
+        <w:trPr>
+          <w:trHeight w:hRule="exact" w:val="566"/>
+          <w:jc w:val="center"/>
+        </w:trPr>
+        <w:tc>
+          <w:tcPr>
+            <w:tcW w:w="2597" w:type="dxa"/>
+            <w:tcBorders>
+              <w:top w:val="single" w:sz="4" w:space="0" w:color="auto"/>
+              <w:left w:val="single" w:sz="4" w:space="0" w:color="auto"/>
+              <w:bottom w:val="single" w:sz="4" w:space="0" w:color="auto"/>
+            </w:tcBorders>
+            <w:shd w:val="clear" w:color="auto" w:fill="FFFFFF"/>
+            <w:vAlign w:val="center"/>
+          </w:tcPr>
+          <w:p>
+            <w:pPr>
+              <w:framePr w:w="9374" w:wrap="notBeside" w:vAnchor="text" w:hAnchor="text" w:xAlign="center" w:y="1"/>
+              <w:spacing w:after="0" w:line="160" w:lineRule="exact"/>
+            </w:pPr>
+            <w:r>
+              <w:rPr>
+                <w:rStyle w:val="Bodytext28pt"/>
+              </w:rPr>
+              <w:t>0.90</w:t>
+            </w:r>
+          </w:p>
+        </w:tc>
+        <w:tc>
+          <w:tcPr>
+            <w:tcW w:w="3312" w:type="dxa"/>
+            <w:tcBorders>
+              <w:top w:val="single" w:sz="4" w:space="0" w:color="auto"/>
+              <w:left w:val="single" w:sz="4" w:space="0" w:color="auto"/>
+              <w:bottom w:val="single" w:sz="4" w:space="0" w:color="auto"/>
+            </w:tcBorders>
+            <w:shd w:val="clear" w:color="auto" w:fill="FFFFFF"/>
+            <w:vAlign w:val="bottom"/>
+          </w:tcPr>
+          <w:p>
+            <w:pPr>
+              <w:framePr w:w="9374" w:wrap="notBeside" w:vAnchor="text" w:hAnchor="text" w:xAlign="center" w:y="1"/>
+              <w:spacing w:after="0" w:line="221" w:lineRule="exact"/>
+            </w:pPr>
+            <w:r>
+              <w:rPr>
+                <w:rStyle w:val="Bodytext28pt"/>
+                <w:lang w:val="en-US" w:eastAsia="en-US" w:bidi="en-US"/>
+              </w:rPr>
+              <w:t xml:space="preserve">4 </w:t>
+            </w:r>
+            <w:r>
+              <w:rPr>
+                <w:rStyle w:val="Bodytext28pt"/>
+              </w:rPr>
+              <w:t xml:space="preserve">индикатора </w:t>
+            </w:r>
+            <w:r>
+              <w:rPr>
+                <w:rStyle w:val="Bodytext28pt"/>
+                <w:lang w:val="en-US" w:eastAsia="en-US" w:bidi="en-US"/>
+              </w:rPr>
+              <w:t>(Price, Battery Wear, CO2 Saved, Flexibility)</w:t>
+            </w:r>
+          </w:p>
+        </w:tc>
+        <w:tc>
+          <w:tcPr>
+            <w:tcW w:w="3466" w:type="dxa"/>
+            <w:tcBorders>
+              <w:top w:val="single" w:sz="4" w:space="0" w:color="auto"/>
+              <w:left w:val="single" w:sz="4" w:space="0" w:color="auto"/>
+              <w:bottom w:val="single" w:sz="4" w:space="0" w:color="auto"/>
+              <w:right w:val="single" w:sz="4" w:space="0" w:color="auto"/>
+            </w:tcBorders>
+            <w:shd w:val="clear" w:color="auto" w:fill="FFFFFF"/>
+            <w:vAlign w:val="center"/>
+          </w:tcPr>
+          <w:p>
+            <w:pPr>
+              <w:framePr w:w="9374" w:wrap="notBeside" w:vAnchor="text" w:hAnchor="text" w:xAlign="center" w:y="1"/>
+              <w:spacing w:after="0" w:line="160" w:lineRule="exact"/>
+            </w:pPr>
+            <w:r>
+              <w:rPr>
+                <w:rStyle w:val="Bodytext28pt"/>
+              </w:rPr>
+              <w:t xml:space="preserve">Постига точно </w:t>
+            </w:r>
+            <w:proofErr w:type="spellStart"/>
+            <w:r>
+              <w:rPr>
+                <w:rStyle w:val="Bodytext28pt"/>
+                <w:lang w:val="en-US" w:eastAsia="en-US" w:bidi="en-US"/>
+              </w:rPr>
+              <w:t>target_score</w:t>
+            </w:r>
+            <w:proofErr w:type="spellEnd"/>
+          </w:p>
+        </w:tc>
+      </w:tr>
+    </w:tbl>
+    <w:p>
+      <w:pPr>
+        <w:framePr w:w="9374" w:wrap="notBeside" w:vAnchor="text" w:hAnchor="text" w:xAlign="center" w:y="1"/>
+        <w:rPr>
+          <w:sz w:val="2"/>
+          <w:szCs w:val="2"/>
+        </w:rPr>
+      </w:pPr>
+    </w:p>
+    <w:p>
+      <w:pPr>
+        <w:rPr>
+          <w:sz w:val="2"/>
+          <w:szCs w:val="2"/>
+        </w:rPr>
+      </w:pPr>
+    </w:p>
+    <w:p>
+      <w:pPr>
+        <w:spacing w:before="111" w:after="0"/>
+        <w:sectPr>
+          <w:headerReference w:type="even" r:id="rId27"/>
+          <w:headerReference w:type="default" r:id="rId28"/>
+          <w:footerReference w:type="even" r:id="rId29"/>
+          <w:footerReference w:type="default" r:id="rId30"/>
+          <w:headerReference w:type="first" r:id="rId31"/>
+          <w:footerReference w:type="first" r:id="rId32"/>
+          <w:pgSz w:w="11900" w:h="16840"/>
+          <w:pgMar w:top="1478" w:right="1167" w:bottom="1468" w:left="1167" w:header="0" w:footer="3" w:gutter="0"/>
+          <w:cols w:space="720"/>
+          <w:noEndnote/>
+          <w:titlePg/>
+          <w:docGrid w:linePitch="360"/>
+        </w:sectPr>
+      </w:pPr>
+      <w:r>
+        <w:rPr>
+          <w:rStyle w:val="Bodytext2"/>
+        </w:rPr>
+        <w:t xml:space="preserve">Тези резултати доказват математически компенсаторния характер на линейната </w:t>
+      </w:r>
+      <w:proofErr w:type="spellStart"/>
+      <w:r>
+        <w:rPr>
+          <w:rStyle w:val="Bodytext2"/>
+        </w:rPr>
+        <w:t>свертка</w:t>
+      </w:r>
+      <w:proofErr w:type="spellEnd"/>
+      <w:r>
+        <w:rPr>
+          <w:rStyle w:val="Bodytext2"/>
+        </w:rPr>
+        <w:t xml:space="preserve"> </w:t>
+      </w:r>
+      <w:r>
+        <w:rPr>
+          <w:rStyle w:val="Bodytext2"/>
+          <w:lang w:val="en-US" w:eastAsia="en-US" w:bidi="en-US"/>
+        </w:rPr>
+        <w:t xml:space="preserve">WSM. </w:t>
+      </w:r>
+      <w:r>
+        <w:rPr>
+          <w:rStyle w:val="Bodytext2"/>
+        </w:rPr>
+        <w:t xml:space="preserve">При ниски прагове (до 0.45) системата за оценка може да бъде „задоволена" само от един перфектен индикатор (цената на тока), пренебрегвайки екологичния ефект и загубите. С повишаване на изискванията обаче, сложността на необходимата конфигурация нараства стъпаловидно. За високи нива на системата (&gt; 0.75) вече са абсолютно изискуеми три или четири индикатора едновременно, което премахва възможността за прекомерна </w:t>
+      </w:r>
+      <w:proofErr w:type="spellStart"/>
+      <w:r>
+        <w:rPr>
+          <w:rStyle w:val="Bodytext2"/>
+        </w:rPr>
+        <w:t>компенсаторност</w:t>
+      </w:r>
+      <w:proofErr w:type="spellEnd"/>
+      <w:r>
+        <w:rPr>
+          <w:rStyle w:val="Bodytext2"/>
+        </w:rPr>
+        <w:t xml:space="preserve"> и налага балансиран експлоатационен профил на </w:t>
+      </w:r>
+      <w:proofErr w:type="spellStart"/>
+      <w:r>
+        <w:rPr>
+          <w:rStyle w:val="Bodytext2"/>
+        </w:rPr>
+        <w:t>микрогрида</w:t>
+      </w:r>
+      <w:proofErr w:type="spellEnd"/>
+      <w:r>
+        <w:rPr>
+          <w:rStyle w:val="Bodytext2"/>
+        </w:rPr>
+        <w:t>.</w:t>
+      </w:r>
+    </w:p>
+    <w:p>
+      <w:pPr>
+        <w:framePr w:h="4156" w:wrap="notBeside" w:vAnchor="text" w:hAnchor="text" w:xAlign="center" w:y="1"/>
+        <w:jc w:val="center"/>
+        <w:rPr>
+          <w:sz w:val="2"/>
+          <w:szCs w:val="2"/>
+        </w:rPr>
+      </w:pPr>
+      <w:r>
+        <w:lastRenderedPageBreak/>
+        <w:fldChar w:fldCharType="begin"/>
+      </w:r>
+      <w:r>
+        <w:instrText xml:space="preserve"> INCLUDEPICTURE  "C:\\Users\\User\\Desktop\\media\\image1.jpeg" \* MERGEFORMATINET </w:instrText>
+      </w:r>
+      <w:r>
+        <w:fldChar w:fldCharType="separate"/>
+      </w:r>
+      <w:r>
+        <w:pict w14:anchorId="11A5BE81">
+          <v:shape id="_x0000_i1032" type="#_x0000_t75" style="width:345.75pt;height:207.75pt">
+            <v:imagedata r:id="rId33" r:href="rId34"/>
+          </v:shape>
+        </w:pict>
+      </w:r>
+      <w:r>
+        <w:fldChar w:fldCharType="end"/>
+      </w:r>
+    </w:p>
+    <w:p>
+      <w:pPr>
+        <w:framePr w:h="4156" w:wrap="notBeside" w:vAnchor="text" w:hAnchor="text" w:xAlign="center" w:y="1"/>
+      </w:pPr>
+      <w:r>
+        <w:rPr>
+          <w:rStyle w:val="Picturecaption"/>
+          <w:rFonts w:eastAsiaTheme="minorHAnsi"/>
+          <w:b/>
+          <w:bCs/>
+        </w:rPr>
+        <w:t xml:space="preserve">Фигура 5.1. Резултати от локалния </w:t>
+      </w:r>
+      <w:r>
+        <w:rPr>
+          <w:rStyle w:val="Picturecaption"/>
+          <w:rFonts w:eastAsiaTheme="minorHAnsi"/>
+          <w:b/>
+          <w:bCs/>
+          <w:lang w:val="en-US" w:eastAsia="en-US" w:bidi="en-US"/>
+        </w:rPr>
+        <w:t xml:space="preserve">MILP </w:t>
+      </w:r>
+      <w:r>
+        <w:rPr>
+          <w:rStyle w:val="Picturecaption"/>
+          <w:rFonts w:eastAsiaTheme="minorHAnsi"/>
+          <w:b/>
+          <w:bCs/>
+        </w:rPr>
+        <w:t xml:space="preserve">анализ: стъпаловидно нарастване на минималния брой необходими индикатори спрямо </w:t>
+      </w:r>
+      <w:proofErr w:type="spellStart"/>
+      <w:r>
+        <w:rPr>
+          <w:rStyle w:val="Picturecaption"/>
+          <w:rFonts w:eastAsiaTheme="minorHAnsi"/>
+          <w:b/>
+          <w:bCs/>
+        </w:rPr>
+        <w:t>таргетирания</w:t>
+      </w:r>
+      <w:proofErr w:type="spellEnd"/>
+      <w:r>
+        <w:rPr>
+          <w:rStyle w:val="Picturecaption"/>
+          <w:rFonts w:eastAsiaTheme="minorHAnsi"/>
+          <w:b/>
+          <w:bCs/>
+        </w:rPr>
+        <w:t xml:space="preserve"> </w:t>
+      </w:r>
+      <w:r>
+        <w:rPr>
+          <w:rStyle w:val="Picturecaption"/>
+          <w:rFonts w:eastAsiaTheme="minorHAnsi"/>
+          <w:b/>
+          <w:bCs/>
+          <w:lang w:val="en-US" w:eastAsia="en-US" w:bidi="en-US"/>
+        </w:rPr>
+        <w:t xml:space="preserve">WSM </w:t>
+      </w:r>
+      <w:r>
+        <w:rPr>
+          <w:rStyle w:val="Picturecaption"/>
+          <w:rFonts w:eastAsiaTheme="minorHAnsi"/>
+          <w:b/>
+          <w:bCs/>
+        </w:rPr>
+        <w:t>резултат.</w:t>
+      </w:r>
+    </w:p>
+    <w:p>
+      <w:pPr>
+        <w:rPr>
+          <w:sz w:val="2"/>
+          <w:szCs w:val="2"/>
+        </w:rPr>
+      </w:pPr>
+    </w:p>
+    <w:p>
+      <w:pPr>
+        <w:tabs>
+          <w:tab w:val="left" w:pos="4408"/>
+        </w:tabs>
+        <w:spacing w:before="232" w:after="0" w:line="279" w:lineRule="exact"/>
+      </w:pPr>
+      <w:r>
+        <w:rPr>
+          <w:rStyle w:val="Bodytext2Bold"/>
+        </w:rPr>
+        <w:t>Интерпретация на Фигура 5.1:</w:t>
+      </w:r>
+      <w:r>
+        <w:rPr>
+          <w:rStyle w:val="Bodytext2Bold"/>
+        </w:rPr>
+        <w:tab/>
+      </w:r>
+      <w:r>
+        <w:rPr>
+          <w:rStyle w:val="Bodytext2"/>
+        </w:rPr>
+        <w:t>Лилавата непрекъсната линия изобразява</w:t>
+      </w:r>
+    </w:p>
+    <w:p>
+      <w:pPr>
+        <w:spacing w:after="266" w:line="279" w:lineRule="exact"/>
+      </w:pPr>
+      <w:r>
+        <w:rPr>
+          <w:rStyle w:val="Bodytext2"/>
+        </w:rPr>
+        <w:t xml:space="preserve">стъпаловидната функция на активните критерии, наложена от целочислените </w:t>
+      </w:r>
+      <w:r>
+        <w:rPr>
+          <w:rStyle w:val="Bodytext2"/>
+          <w:lang w:val="en-US" w:eastAsia="en-US" w:bidi="en-US"/>
+        </w:rPr>
+        <w:t xml:space="preserve">MILP </w:t>
+      </w:r>
+      <w:r>
+        <w:rPr>
+          <w:rStyle w:val="Bodytext2"/>
+        </w:rPr>
+        <w:t xml:space="preserve">ограничения </w:t>
+      </w:r>
+      <w:r>
+        <w:rPr>
+          <w:rStyle w:val="Bodytext2"/>
+          <w:lang w:val="en-US" w:eastAsia="en-US" w:bidi="en-US"/>
+        </w:rPr>
+        <w:t xml:space="preserve">(integrality constraints). </w:t>
+      </w:r>
+      <w:r>
+        <w:rPr>
+          <w:rStyle w:val="Bodytext2"/>
+        </w:rPr>
+        <w:t xml:space="preserve">Тя показва критичните прагове на прехода </w:t>
+      </w:r>
+      <w:r>
+        <w:rPr>
+          <w:rStyle w:val="Bodytext2"/>
+          <w:lang w:val="en-US" w:eastAsia="en-US" w:bidi="en-US"/>
+        </w:rPr>
+        <w:t xml:space="preserve">(Phase Transitions): </w:t>
+      </w:r>
+      <w:r>
+        <w:rPr>
+          <w:rStyle w:val="Bodytext2"/>
+        </w:rPr>
+        <w:t xml:space="preserve">първият преход от 1 към 2 индикатора се извършва при оценъчен праг 0.50. Вторият критичен преход (от 2 към 3 активни критерия) се намира при праг 0.75. Зелената пунктирана линия изразява постигнатия точен оценъчен резултат, който се движи по идеален линеен тренд, доказвайки точността и математическата </w:t>
+      </w:r>
+      <w:proofErr w:type="spellStart"/>
+      <w:r>
+        <w:rPr>
+          <w:rStyle w:val="Bodytext2"/>
+        </w:rPr>
+        <w:t>сходимост</w:t>
+      </w:r>
+      <w:proofErr w:type="spellEnd"/>
+      <w:r>
+        <w:rPr>
+          <w:rStyle w:val="Bodytext2"/>
+        </w:rPr>
+        <w:t xml:space="preserve"> на формулирания </w:t>
+      </w:r>
+      <w:r>
+        <w:rPr>
+          <w:rStyle w:val="Bodytext2"/>
+          <w:lang w:val="en-US" w:eastAsia="en-US" w:bidi="en-US"/>
+        </w:rPr>
+        <w:t xml:space="preserve">SciPy MILP </w:t>
+      </w:r>
+      <w:r>
+        <w:rPr>
+          <w:rStyle w:val="Bodytext2"/>
+        </w:rPr>
+        <w:t>модел.</w:t>
+      </w:r>
+    </w:p>
+    <w:p>
+      <w:pPr>
+        <w:keepNext/>
+        <w:keepLines/>
+        <w:widowControl w:val="0"/>
+        <w:numPr>
+          <w:ilvl w:val="0"/>
+          <w:numId w:val="18"/>
+        </w:numPr>
+        <w:tabs>
+          <w:tab w:val="left" w:pos="565"/>
+        </w:tabs>
+        <w:spacing w:after="94" w:line="322" w:lineRule="exact"/>
+        <w:jc w:val="both"/>
+        <w:outlineLvl w:val="1"/>
+      </w:pPr>
+      <w:r>
+        <w:rPr>
+          <w:rStyle w:val="Heading20"/>
+        </w:rPr>
+        <w:t xml:space="preserve">Резултати от глобалния анализ и картиране на симплекса </w:t>
+      </w:r>
+      <w:r>
+        <w:rPr>
+          <w:rStyle w:val="Heading20"/>
+          <w:lang w:val="en-US" w:eastAsia="en-US" w:bidi="en-US"/>
+        </w:rPr>
+        <w:t>(SLHS)</w:t>
+      </w:r>
+    </w:p>
+    <w:p>
+      <w:pPr>
+        <w:spacing w:after="60" w:line="279" w:lineRule="exact"/>
+      </w:pPr>
+      <w:r>
+        <w:rPr>
+          <w:rStyle w:val="Bodytext2"/>
+        </w:rPr>
+        <w:t xml:space="preserve">Глобалният анализ изследва стабилността на решенията при вариране на теглата в цялото двуизмерно теглово пространство на симплекса </w:t>
+      </w:r>
+      <w:r>
+        <w:rPr>
+          <w:rStyle w:val="Bodytext2"/>
+          <w:lang w:val="en-US" w:eastAsia="en-US" w:bidi="en-US"/>
+        </w:rPr>
+        <w:t xml:space="preserve">(weight simplex) </w:t>
+      </w:r>
+      <w:r>
+        <w:rPr>
+          <w:rStyle w:val="Bodytext2"/>
+        </w:rPr>
+        <w:t xml:space="preserve">[8]. За целта се генерира извадка от 1000 структурирани теглови вектори по алгоритъма на Структурирания латински </w:t>
+      </w:r>
+      <w:proofErr w:type="spellStart"/>
+      <w:r>
+        <w:rPr>
+          <w:rStyle w:val="Bodytext2"/>
+        </w:rPr>
+        <w:t>хиперкуб</w:t>
+      </w:r>
+      <w:proofErr w:type="spellEnd"/>
+      <w:r>
+        <w:rPr>
+          <w:rStyle w:val="Bodytext2"/>
+        </w:rPr>
+        <w:t xml:space="preserve"> </w:t>
+      </w:r>
+      <w:r>
+        <w:rPr>
+          <w:rStyle w:val="Bodytext2"/>
+          <w:lang w:val="en-US" w:eastAsia="en-US" w:bidi="en-US"/>
+        </w:rPr>
+        <w:t xml:space="preserve">(SLHS) </w:t>
+      </w:r>
+      <w:r>
+        <w:rPr>
+          <w:rStyle w:val="Bodytext2"/>
+        </w:rPr>
+        <w:t xml:space="preserve">на </w:t>
+      </w:r>
+      <w:r>
+        <w:rPr>
+          <w:rStyle w:val="Bodytext2"/>
+          <w:lang w:val="en-US" w:eastAsia="en-US" w:bidi="en-US"/>
+        </w:rPr>
+        <w:t xml:space="preserve">Williams </w:t>
+      </w:r>
+      <w:r>
+        <w:rPr>
+          <w:rStyle w:val="Bodytext2"/>
+        </w:rPr>
+        <w:t xml:space="preserve">&amp; </w:t>
+      </w:r>
+      <w:r>
+        <w:rPr>
+          <w:rStyle w:val="Bodytext2"/>
+          <w:lang w:val="en-US" w:eastAsia="en-US" w:bidi="en-US"/>
+        </w:rPr>
+        <w:t xml:space="preserve">Cai </w:t>
+      </w:r>
+      <w:r>
+        <w:rPr>
+          <w:rStyle w:val="Bodytext2"/>
+        </w:rPr>
+        <w:t xml:space="preserve">(2024-2025) [12]. Този метод гарантира хомогенна плътност на покритие на симплекса, предотвратявайки </w:t>
+      </w:r>
+      <w:proofErr w:type="spellStart"/>
+      <w:r>
+        <w:rPr>
+          <w:rStyle w:val="Bodytext2"/>
+        </w:rPr>
+        <w:t>стохастичните</w:t>
+      </w:r>
+      <w:proofErr w:type="spellEnd"/>
+      <w:r>
+        <w:rPr>
+          <w:rStyle w:val="Bodytext2"/>
+        </w:rPr>
+        <w:t xml:space="preserve"> празноти в пограничните зони. За всяка от 1000-те теглови извадки се преизчисляват </w:t>
+      </w:r>
+      <w:r>
+        <w:rPr>
+          <w:rStyle w:val="Bodytext2"/>
+          <w:lang w:val="en-US" w:eastAsia="en-US" w:bidi="en-US"/>
+        </w:rPr>
+        <w:t xml:space="preserve">WSM </w:t>
+      </w:r>
+      <w:r>
+        <w:rPr>
+          <w:rStyle w:val="Bodytext2"/>
+        </w:rPr>
+        <w:t xml:space="preserve">оценките на 100-те оперативни режима и се определя кой е класиран на първо място </w:t>
+      </w:r>
+      <w:r>
+        <w:rPr>
+          <w:rStyle w:val="Bodytext2"/>
+          <w:lang w:val="en-US" w:eastAsia="en-US" w:bidi="en-US"/>
+        </w:rPr>
+        <w:t xml:space="preserve">(top rank) </w:t>
+      </w:r>
+      <w:r>
+        <w:rPr>
+          <w:rStyle w:val="Bodytext2"/>
+        </w:rPr>
+        <w:t>и как се променя неговият качествен клас [10].</w:t>
+      </w:r>
+    </w:p>
+    <w:p>
+      <w:pPr>
+        <w:spacing w:after="0" w:line="279" w:lineRule="exact"/>
+        <w:sectPr>
+          <w:pgSz w:w="11900" w:h="16840"/>
+          <w:pgMar w:top="1453" w:right="1179" w:bottom="1453" w:left="1176" w:header="0" w:footer="3" w:gutter="0"/>
+          <w:cols w:space="720"/>
+          <w:noEndnote/>
+          <w:docGrid w:linePitch="360"/>
+        </w:sectPr>
+      </w:pPr>
+      <w:r>
+        <w:rPr>
+          <w:rStyle w:val="Bodytext2"/>
+        </w:rPr>
+        <w:t xml:space="preserve">Резултатите разкриват изключително висока концентрация на </w:t>
+      </w:r>
+      <w:proofErr w:type="spellStart"/>
+      <w:r>
+        <w:rPr>
+          <w:rStyle w:val="Bodytext2"/>
+        </w:rPr>
+        <w:t>доминантност</w:t>
+      </w:r>
+      <w:proofErr w:type="spellEnd"/>
+      <w:r>
+        <w:rPr>
+          <w:rStyle w:val="Bodytext2"/>
+        </w:rPr>
+        <w:t xml:space="preserve"> за определени алтернативи. Само шест уникални алтернативи достигат първо място в тегловото пространство, докато останалите 94 имат 0% вероятност да бъдат класирани как най-добри в нито една точка на симплекса [8, 111].</w:t>
+      </w:r>
+    </w:p>
+    <w:p>
+      <w:pPr>
+        <w:framePr w:h="4151" w:wrap="notBeside" w:vAnchor="text" w:hAnchor="text" w:xAlign="center" w:y="1"/>
+        <w:jc w:val="center"/>
+        <w:rPr>
+          <w:sz w:val="2"/>
+          <w:szCs w:val="2"/>
+        </w:rPr>
+      </w:pPr>
+      <w:r>
+        <w:lastRenderedPageBreak/>
+        <w:fldChar w:fldCharType="begin"/>
+      </w:r>
+      <w:r>
+        <w:instrText xml:space="preserve"> INCLUDEPICTURE  "C:\\Users\\User\\Desktop\\media\\image2.jpeg" \* MERGEFORMATINET </w:instrText>
+      </w:r>
+      <w:r>
+        <w:fldChar w:fldCharType="separate"/>
+      </w:r>
+      <w:r>
+        <w:pict w14:anchorId="1E8A1456">
+          <v:shape id="_x0000_i1033" type="#_x0000_t75" style="width:324pt;height:207pt">
+            <v:imagedata r:id="rId35" r:href="rId36"/>
+          </v:shape>
+        </w:pict>
+      </w:r>
+      <w:r>
+        <w:fldChar w:fldCharType="end"/>
+      </w:r>
+    </w:p>
+    <w:p>
+      <w:pPr>
+        <w:framePr w:h="4151" w:wrap="notBeside" w:vAnchor="text" w:hAnchor="text" w:xAlign="center" w:y="1"/>
+        <w:spacing w:line="220" w:lineRule="exact"/>
+      </w:pPr>
+      <w:r>
+        <w:rPr>
+          <w:rStyle w:val="Picturecaption"/>
+          <w:rFonts w:eastAsiaTheme="minorHAnsi"/>
+          <w:b/>
+          <w:bCs/>
+        </w:rPr>
+        <w:t xml:space="preserve">Фигура 5.2. Устойчивост на водещите </w:t>
+      </w:r>
+      <w:proofErr w:type="spellStart"/>
+      <w:r>
+        <w:rPr>
+          <w:rStyle w:val="Picturecaption"/>
+          <w:rFonts w:eastAsiaTheme="minorHAnsi"/>
+          <w:b/>
+          <w:bCs/>
+        </w:rPr>
+        <w:t>микрогрид</w:t>
+      </w:r>
+      <w:proofErr w:type="spellEnd"/>
+      <w:r>
+        <w:rPr>
+          <w:rStyle w:val="Picturecaption"/>
+          <w:rFonts w:eastAsiaTheme="minorHAnsi"/>
+          <w:b/>
+          <w:bCs/>
+        </w:rPr>
+        <w:t xml:space="preserve"> алтернативи: вероятностно разпределение на първото класиране </w:t>
+      </w:r>
+      <w:r>
+        <w:rPr>
+          <w:rStyle w:val="Picturecaption"/>
+          <w:rFonts w:eastAsiaTheme="minorHAnsi"/>
+          <w:b/>
+          <w:bCs/>
+          <w:lang w:val="en-US" w:eastAsia="en-US" w:bidi="en-US"/>
+        </w:rPr>
+        <w:t xml:space="preserve">(Top Rank Probability) </w:t>
+      </w:r>
+      <w:r>
+        <w:rPr>
+          <w:rStyle w:val="Picturecaption"/>
+          <w:rFonts w:eastAsiaTheme="minorHAnsi"/>
+          <w:b/>
+          <w:bCs/>
+        </w:rPr>
+        <w:t>в тегловото пространство.</w:t>
+      </w:r>
+    </w:p>
+    <w:p>
+      <w:pPr>
+        <w:rPr>
+          <w:sz w:val="2"/>
+          <w:szCs w:val="2"/>
+        </w:rPr>
+      </w:pPr>
+    </w:p>
+    <w:p>
+      <w:pPr>
+        <w:spacing w:before="168" w:after="0" w:line="280" w:lineRule="exact"/>
+        <w:sectPr>
+          <w:pgSz w:w="11900" w:h="16840"/>
+          <w:pgMar w:top="1456" w:right="1174" w:bottom="1456" w:left="1171" w:header="0" w:footer="3" w:gutter="0"/>
+          <w:cols w:space="720"/>
+          <w:noEndnote/>
+          <w:docGrid w:linePitch="360"/>
+        </w:sectPr>
+      </w:pPr>
+      <w:r>
+        <w:rPr>
+          <w:rStyle w:val="Bodytext2Bold"/>
+        </w:rPr>
+        <w:t xml:space="preserve">Интерпретация на Фигура 5.2: </w:t>
+      </w:r>
+      <w:r>
+        <w:rPr>
+          <w:rStyle w:val="Bodytext2"/>
+        </w:rPr>
+        <w:t xml:space="preserve">Графиката ни разкрива глобалните фаворити на системата. </w:t>
+      </w:r>
+      <w:r>
+        <w:rPr>
+          <w:rStyle w:val="Bodytext2Bold"/>
+        </w:rPr>
+        <w:t xml:space="preserve">Алтернатива 58 притежава изключителна структурна </w:t>
+      </w:r>
+      <w:proofErr w:type="spellStart"/>
+      <w:r>
+        <w:rPr>
+          <w:rStyle w:val="Bodytext2Bold"/>
+        </w:rPr>
+        <w:t>доминантност</w:t>
+      </w:r>
+      <w:proofErr w:type="spellEnd"/>
+      <w:r>
+        <w:rPr>
+          <w:rStyle w:val="Bodytext2Bold"/>
+        </w:rPr>
+        <w:t xml:space="preserve"> с 62.5% вероятност </w:t>
+      </w:r>
+      <w:r>
+        <w:rPr>
+          <w:rStyle w:val="Bodytext2"/>
+        </w:rPr>
+        <w:t xml:space="preserve">за заемане на първо място. Това ни показва, че независимо от преценката и преференциите на отделните експерти, Алтернатива 58 е </w:t>
+      </w:r>
+      <w:proofErr w:type="spellStart"/>
+      <w:r>
+        <w:rPr>
+          <w:rStyle w:val="Bodytext2"/>
+        </w:rPr>
+        <w:t>робастна</w:t>
+      </w:r>
+      <w:proofErr w:type="spellEnd"/>
+      <w:r>
+        <w:rPr>
+          <w:rStyle w:val="Bodytext2"/>
+        </w:rPr>
+        <w:t xml:space="preserve"> и заема лидерска позиция в огромната част от тегловия симплекс [10, 100]. Вторият основен конкурент е </w:t>
+      </w:r>
+      <w:r>
+        <w:rPr>
+          <w:rStyle w:val="Bodytext2Bold"/>
+        </w:rPr>
+        <w:t>Алтернатива 22 с 28.3% вероятност</w:t>
+      </w:r>
+      <w:r>
+        <w:rPr>
+          <w:rStyle w:val="Bodytext2"/>
+        </w:rPr>
+        <w:t xml:space="preserve">, която е водеща в зони, където се дава превес на други критерии. Алтернативи 19 (5.2%) и 40 (3.9%) допълват </w:t>
+      </w:r>
+      <w:proofErr w:type="spellStart"/>
+      <w:r>
+        <w:rPr>
+          <w:rStyle w:val="Bodytext2"/>
+        </w:rPr>
+        <w:t>Парето</w:t>
+      </w:r>
+      <w:proofErr w:type="spellEnd"/>
+      <w:r>
+        <w:rPr>
+          <w:rStyle w:val="Bodytext2"/>
+        </w:rPr>
+        <w:t xml:space="preserve">-ефективното пространство. Тези четири решения съставляват над 99.9% от глобалното теглово пространство, което позволява на управителите на летни </w:t>
+      </w:r>
+      <w:proofErr w:type="spellStart"/>
+      <w:r>
+        <w:rPr>
+          <w:rStyle w:val="Bodytext2"/>
+        </w:rPr>
+        <w:t>микрогридове</w:t>
+      </w:r>
+      <w:proofErr w:type="spellEnd"/>
+      <w:r>
+        <w:rPr>
+          <w:rStyle w:val="Bodytext2"/>
+        </w:rPr>
+        <w:t xml:space="preserve"> драматично да свият броя на обсъжданите режими от 100 на само 4 устойчиви конфигурации [8, 111].</w:t>
+      </w:r>
+    </w:p>
+    <w:p>
+      <w:pPr>
+        <w:keepNext/>
+        <w:keepLines/>
+        <w:widowControl w:val="0"/>
+        <w:numPr>
+          <w:ilvl w:val="0"/>
+          <w:numId w:val="18"/>
+        </w:numPr>
+        <w:tabs>
+          <w:tab w:val="left" w:pos="562"/>
+        </w:tabs>
+        <w:spacing w:after="151" w:line="317" w:lineRule="exact"/>
+        <w:outlineLvl w:val="1"/>
+      </w:pPr>
+      <w:proofErr w:type="spellStart"/>
+      <w:r>
+        <w:rPr>
+          <w:rStyle w:val="Heading20"/>
+        </w:rPr>
+        <w:lastRenderedPageBreak/>
+        <w:t>Клъстеризация</w:t>
+      </w:r>
+      <w:proofErr w:type="spellEnd"/>
+      <w:r>
+        <w:rPr>
+          <w:rStyle w:val="Heading20"/>
+        </w:rPr>
+        <w:t xml:space="preserve"> и профилиране на допустимите конфигурации</w:t>
+      </w:r>
+    </w:p>
+    <w:p>
+      <w:r>
+        <w:rPr>
+          <w:rStyle w:val="Bodytext2"/>
+        </w:rPr>
+        <w:t xml:space="preserve">За дълбокото разбиране на пространствата от решения се прилага </w:t>
+      </w:r>
+      <w:proofErr w:type="spellStart"/>
+      <w:r>
+        <w:rPr>
+          <w:rStyle w:val="Bodytext2"/>
+        </w:rPr>
+        <w:t>клъстерен</w:t>
+      </w:r>
+      <w:proofErr w:type="spellEnd"/>
+      <w:r>
+        <w:rPr>
+          <w:rStyle w:val="Bodytext2"/>
+        </w:rPr>
+        <w:t xml:space="preserve"> анализ върху 100-те конфигурации. Използва се интегралният коефициент за сходство на </w:t>
+      </w:r>
+      <w:r>
+        <w:rPr>
+          <w:rStyle w:val="Bodytext2"/>
+          <w:lang w:val="en-US" w:eastAsia="en-US" w:bidi="en-US"/>
+        </w:rPr>
+        <w:t xml:space="preserve">Gower </w:t>
+      </w:r>
+      <w:r>
+        <w:rPr>
+          <w:rStyle w:val="Bodytext2"/>
+        </w:rPr>
+        <w:t xml:space="preserve">[21] за хетерогенни непрекъснати и бинарни данни, като разстоянията се подават на алгоритъма </w:t>
+      </w:r>
+      <w:r>
+        <w:rPr>
+          <w:rStyle w:val="Bodytext2"/>
+          <w:lang w:val="en-US" w:eastAsia="en-US" w:bidi="en-US"/>
+        </w:rPr>
+        <w:t xml:space="preserve">PAM (Partitioning Around Medoids </w:t>
+      </w:r>
+      <w:r>
+        <w:rPr>
+          <w:rStyle w:val="Bodytext2"/>
+        </w:rPr>
+        <w:t xml:space="preserve">/ </w:t>
+      </w:r>
+      <w:r>
+        <w:rPr>
+          <w:rStyle w:val="Bodytext2"/>
+          <w:lang w:val="en-US" w:eastAsia="en-US" w:bidi="en-US"/>
+        </w:rPr>
+        <w:t xml:space="preserve">K-Medoids) [22]. </w:t>
+      </w:r>
+      <w:r>
+        <w:rPr>
+          <w:rStyle w:val="Bodytext2"/>
+        </w:rPr>
+        <w:t xml:space="preserve">Средният </w:t>
+      </w:r>
+      <w:proofErr w:type="spellStart"/>
+      <w:r>
+        <w:rPr>
+          <w:rStyle w:val="Bodytext2"/>
+        </w:rPr>
+        <w:t>силуетен</w:t>
+      </w:r>
+      <w:proofErr w:type="spellEnd"/>
+      <w:r>
+        <w:rPr>
+          <w:rStyle w:val="Bodytext2"/>
+        </w:rPr>
+        <w:t xml:space="preserve"> индекс на </w:t>
+      </w:r>
+      <w:proofErr w:type="spellStart"/>
+      <w:r>
+        <w:rPr>
+          <w:rStyle w:val="Bodytext2"/>
+          <w:lang w:val="en-US" w:eastAsia="en-US" w:bidi="en-US"/>
+        </w:rPr>
+        <w:t>Rousseeuw</w:t>
+      </w:r>
+      <w:proofErr w:type="spellEnd"/>
+      <w:r>
+        <w:rPr>
+          <w:rStyle w:val="Bodytext2"/>
+          <w:lang w:val="en-US" w:eastAsia="en-US" w:bidi="en-US"/>
+        </w:rPr>
+        <w:t xml:space="preserve"> (Average Silhouette Width) </w:t>
+      </w:r>
+      <w:r>
+        <w:rPr>
+          <w:rStyle w:val="Bodytext2"/>
+        </w:rPr>
+        <w:t xml:space="preserve">възлиза на </w:t>
+      </w:r>
+      <w:r>
+        <w:rPr>
+          <w:rStyle w:val="Bodytext2Bold"/>
+        </w:rPr>
+        <w:t>0.4163</w:t>
+      </w:r>
+      <w:r>
+        <w:rPr>
+          <w:rStyle w:val="Bodytext2"/>
+        </w:rPr>
+        <w:t xml:space="preserve">, което потвърждава наличието на умерена, но стабилна и математически значима вътрешна структура в данните [23]. Алгоритъмът извлича три реално съществуващи конфигурации като </w:t>
+      </w:r>
+      <w:proofErr w:type="spellStart"/>
+      <w:r>
+        <w:rPr>
+          <w:rStyle w:val="Bodytext2"/>
+        </w:rPr>
+        <w:t>центроиди</w:t>
+      </w:r>
+      <w:proofErr w:type="spellEnd"/>
+      <w:r>
+        <w:rPr>
+          <w:rStyle w:val="Bodytext2"/>
+        </w:rPr>
+        <w:t xml:space="preserve"> (</w:t>
+      </w:r>
+      <w:proofErr w:type="spellStart"/>
+      <w:r>
+        <w:rPr>
+          <w:rStyle w:val="Bodytext2"/>
+        </w:rPr>
+        <w:t>медоиди</w:t>
+      </w:r>
+      <w:proofErr w:type="spellEnd"/>
+      <w:r>
+        <w:rPr>
+          <w:rStyle w:val="Bodytext2"/>
+        </w:rPr>
+        <w:t xml:space="preserve">): обект 78, обект 53 и обект 42. Тези три </w:t>
+      </w:r>
+      <w:proofErr w:type="spellStart"/>
+      <w:r>
+        <w:rPr>
+          <w:rStyle w:val="Bodytext2"/>
+        </w:rPr>
+        <w:t>медоида</w:t>
+      </w:r>
+      <w:proofErr w:type="spellEnd"/>
+      <w:r>
+        <w:rPr>
+          <w:rStyle w:val="Bodytext2"/>
+        </w:rPr>
+        <w:t xml:space="preserve"> </w:t>
+      </w:r>
+      <w:proofErr w:type="spellStart"/>
+      <w:r>
+        <w:rPr>
+          <w:rStyle w:val="Bodytext2"/>
+        </w:rPr>
+        <w:t>дефининат</w:t>
+      </w:r>
+      <w:proofErr w:type="spellEnd"/>
+      <w:r>
+        <w:rPr>
+          <w:rStyle w:val="Bodytext2"/>
+        </w:rPr>
+        <w:t xml:space="preserve"> три коренно различни експлоатационни профила на летния </w:t>
+      </w:r>
+      <w:proofErr w:type="spellStart"/>
+      <w:r>
+        <w:rPr>
+          <w:rStyle w:val="Bodytext2"/>
+        </w:rPr>
+        <w:t>микрогрид</w:t>
+      </w:r>
+      <w:proofErr w:type="spellEnd"/>
+      <w:r>
+        <w:rPr>
+          <w:rStyle w:val="Bodytext2"/>
+        </w:rPr>
+        <w:t>:</w:t>
+      </w:r>
+    </w:p>
+    <w:p>
+      <w:pPr>
+        <w:widowControl w:val="0"/>
+        <w:numPr>
+          <w:ilvl w:val="0"/>
+          <w:numId w:val="19"/>
+        </w:numPr>
+        <w:tabs>
+          <w:tab w:val="left" w:pos="360"/>
+        </w:tabs>
+        <w:spacing w:after="120" w:line="278" w:lineRule="exact"/>
+        <w:jc w:val="both"/>
+      </w:pPr>
+      <w:r>
+        <w:rPr>
+          <w:rStyle w:val="Bodytext2Bold"/>
+        </w:rPr>
+        <w:t>Профил 1 (</w:t>
+      </w:r>
+      <w:proofErr w:type="spellStart"/>
+      <w:r>
+        <w:rPr>
+          <w:rStyle w:val="Bodytext2Bold"/>
+        </w:rPr>
+        <w:t>Медоид</w:t>
+      </w:r>
+      <w:proofErr w:type="spellEnd"/>
+      <w:r>
+        <w:rPr>
+          <w:rStyle w:val="Bodytext2Bold"/>
+        </w:rPr>
+        <w:t xml:space="preserve"> 78 - </w:t>
+      </w:r>
+      <w:r>
+        <w:rPr>
+          <w:rStyle w:val="Bodytext2Bold"/>
+          <w:lang w:val="en-US" w:eastAsia="en-US" w:bidi="en-US"/>
+        </w:rPr>
+        <w:t xml:space="preserve">Battery-Heavy </w:t>
+      </w:r>
+      <w:r>
+        <w:rPr>
+          <w:rStyle w:val="Bodytext2Bold"/>
+        </w:rPr>
+        <w:t xml:space="preserve">/ </w:t>
+      </w:r>
+      <w:r>
+        <w:rPr>
+          <w:rStyle w:val="Bodytext2Bold"/>
+          <w:lang w:val="en-US" w:eastAsia="en-US" w:bidi="en-US"/>
+        </w:rPr>
+        <w:t xml:space="preserve">High-Green): </w:t>
+      </w:r>
+      <w:r>
+        <w:rPr>
+          <w:rStyle w:val="Bodytext2"/>
+        </w:rPr>
+        <w:t xml:space="preserve">Това е профилът на агресивно екологично балансиране. Характеризира се с максимални нива на спестен </w:t>
+      </w:r>
+      <w:r>
+        <w:rPr>
+          <w:rStyle w:val="Bodytext2"/>
+          <w:lang w:val="en-US" w:eastAsia="en-US" w:bidi="en-US"/>
+        </w:rPr>
+        <w:t xml:space="preserve">CO2 </w:t>
+      </w:r>
+      <w:r>
+        <w:rPr>
+          <w:rStyle w:val="Bodytext2"/>
+        </w:rPr>
+        <w:t xml:space="preserve">(нормализирано 0.95) и висока гъвкавост (0.85). За съжаление, това е постигнато през изключително тежко температурно натоварване и ускорено амортизиране на батериите (нормализирано </w:t>
+      </w:r>
+      <w:r>
+        <w:rPr>
+          <w:rStyle w:val="Bodytext2"/>
+          <w:lang w:val="en-US" w:eastAsia="en-US" w:bidi="en-US"/>
+        </w:rPr>
+        <w:t xml:space="preserve">Wear </w:t>
+      </w:r>
+      <w:r>
+        <w:rPr>
+          <w:rStyle w:val="Bodytext2"/>
+        </w:rPr>
+        <w:t>от 0.15, т.е. много високо реално износване) и висока цена на тока.</w:t>
+      </w:r>
+    </w:p>
+    <w:p>
+      <w:pPr>
+        <w:widowControl w:val="0"/>
+        <w:numPr>
+          <w:ilvl w:val="0"/>
+          <w:numId w:val="19"/>
+        </w:numPr>
+        <w:tabs>
+          <w:tab w:val="left" w:pos="360"/>
+        </w:tabs>
+        <w:spacing w:after="120" w:line="278" w:lineRule="exact"/>
+        <w:jc w:val="both"/>
+      </w:pPr>
+      <w:r>
+        <w:rPr>
+          <w:rStyle w:val="Bodytext2Bold"/>
+        </w:rPr>
+        <w:t>Профил 2 (</w:t>
+      </w:r>
+      <w:proofErr w:type="spellStart"/>
+      <w:r>
+        <w:rPr>
+          <w:rStyle w:val="Bodytext2Bold"/>
+        </w:rPr>
+        <w:t>Медоид</w:t>
+      </w:r>
+      <w:proofErr w:type="spellEnd"/>
+      <w:r>
+        <w:rPr>
+          <w:rStyle w:val="Bodytext2Bold"/>
+        </w:rPr>
+        <w:t xml:space="preserve"> 53 - </w:t>
+      </w:r>
+      <w:r>
+        <w:rPr>
+          <w:rStyle w:val="Bodytext2Bold"/>
+          <w:lang w:val="en-US" w:eastAsia="en-US" w:bidi="en-US"/>
+        </w:rPr>
+        <w:t xml:space="preserve">Conventional </w:t>
+      </w:r>
+      <w:r>
+        <w:rPr>
+          <w:rStyle w:val="Bodytext2Bold"/>
+        </w:rPr>
+        <w:t xml:space="preserve">/ </w:t>
+      </w:r>
+      <w:r>
+        <w:rPr>
+          <w:rStyle w:val="Bodytext2Bold"/>
+          <w:lang w:val="en-US" w:eastAsia="en-US" w:bidi="en-US"/>
+        </w:rPr>
+        <w:t xml:space="preserve">Low-Cost): </w:t>
+      </w:r>
+      <w:r>
+        <w:rPr>
+          <w:rStyle w:val="Bodytext2"/>
+        </w:rPr>
+        <w:t xml:space="preserve">Профил на консервативна базова генерация. Цената на тока е изключително ниска и батериите се щадят максимално (нормализирано </w:t>
+      </w:r>
+      <w:r>
+        <w:rPr>
+          <w:rStyle w:val="Bodytext2"/>
+          <w:lang w:val="en-US" w:eastAsia="en-US" w:bidi="en-US"/>
+        </w:rPr>
+        <w:t xml:space="preserve">Wear </w:t>
+      </w:r>
+      <w:r>
+        <w:rPr>
+          <w:rStyle w:val="Bodytext2"/>
+        </w:rPr>
+        <w:t xml:space="preserve">от 0.92, т.е. минимално износване). Недостатъците му са огромните летни топлинни загуби по преносната мрежа (нормализирано </w:t>
+      </w:r>
+      <w:r>
+        <w:rPr>
+          <w:rStyle w:val="Bodytext2"/>
+          <w:lang w:val="en-US" w:eastAsia="en-US" w:bidi="en-US"/>
+        </w:rPr>
+        <w:t xml:space="preserve">Losses </w:t>
+      </w:r>
+      <w:r>
+        <w:rPr>
+          <w:rStyle w:val="Bodytext2"/>
+        </w:rPr>
+        <w:t>от 0.12, т.е. високи реални топлинни загуби) и нулевият екологичен принос.</w:t>
+      </w:r>
+    </w:p>
+    <w:p>
+      <w:pPr>
+        <w:widowControl w:val="0"/>
+        <w:numPr>
+          <w:ilvl w:val="0"/>
+          <w:numId w:val="19"/>
+        </w:numPr>
+        <w:tabs>
+          <w:tab w:val="left" w:pos="360"/>
+        </w:tabs>
+        <w:spacing w:after="0" w:line="278" w:lineRule="exact"/>
+        <w:jc w:val="both"/>
+        <w:sectPr>
+          <w:headerReference w:type="even" r:id="rId37"/>
+          <w:headerReference w:type="default" r:id="rId38"/>
+          <w:footerReference w:type="even" r:id="rId39"/>
+          <w:footerReference w:type="default" r:id="rId40"/>
+          <w:headerReference w:type="first" r:id="rId41"/>
+          <w:footerReference w:type="first" r:id="rId42"/>
+          <w:pgSz w:w="11900" w:h="16840"/>
+          <w:pgMar w:top="1508" w:right="1174" w:bottom="1508" w:left="1179" w:header="0" w:footer="3" w:gutter="0"/>
+          <w:cols w:space="720"/>
+          <w:noEndnote/>
+          <w:titlePg/>
+          <w:docGrid w:linePitch="360"/>
+        </w:sectPr>
+      </w:pPr>
+      <w:r>
+        <w:rPr>
+          <w:rStyle w:val="Bodytext2Bold"/>
+        </w:rPr>
+        <w:t>Профил 3 (</w:t>
+      </w:r>
+      <w:proofErr w:type="spellStart"/>
+      <w:r>
+        <w:rPr>
+          <w:rStyle w:val="Bodytext2Bold"/>
+        </w:rPr>
+        <w:t>Медоид</w:t>
+      </w:r>
+      <w:proofErr w:type="spellEnd"/>
+      <w:r>
+        <w:rPr>
+          <w:rStyle w:val="Bodytext2Bold"/>
+        </w:rPr>
+        <w:t xml:space="preserve"> 42 - </w:t>
+      </w:r>
+      <w:r>
+        <w:rPr>
+          <w:rStyle w:val="Bodytext2Bold"/>
+          <w:lang w:val="en-US" w:eastAsia="en-US" w:bidi="en-US"/>
+        </w:rPr>
+        <w:t xml:space="preserve">Balanced </w:t>
+      </w:r>
+      <w:r>
+        <w:rPr>
+          <w:rStyle w:val="Bodytext2Bold"/>
+        </w:rPr>
+        <w:t xml:space="preserve">/ </w:t>
+      </w:r>
+      <w:r>
+        <w:rPr>
+          <w:rStyle w:val="Bodytext2Bold"/>
+          <w:lang w:val="en-US" w:eastAsia="en-US" w:bidi="en-US"/>
+        </w:rPr>
+        <w:t xml:space="preserve">Thermal-Optimized): </w:t>
+      </w:r>
+      <w:r>
+        <w:rPr>
+          <w:rStyle w:val="Bodytext2"/>
+        </w:rPr>
+        <w:t xml:space="preserve">Златната среда за летния сезон. Той предлага умерен компромис - овладяване на топлинните загуби през най-горещите часове на деня </w:t>
+      </w:r>
+      <w:r>
+        <w:rPr>
+          <w:rStyle w:val="Bodytext2"/>
+          <w:lang w:val="en-US" w:eastAsia="en-US" w:bidi="en-US"/>
+        </w:rPr>
+        <w:t xml:space="preserve">(Losses </w:t>
+      </w:r>
+      <w:r>
+        <w:rPr>
+          <w:rStyle w:val="Bodytext2"/>
+        </w:rPr>
+        <w:t xml:space="preserve">нормализирано на 0.75) при контролирана амортизация на батериите </w:t>
+      </w:r>
+      <w:r>
+        <w:rPr>
+          <w:rStyle w:val="Bodytext2"/>
+          <w:lang w:val="en-US" w:eastAsia="en-US" w:bidi="en-US"/>
+        </w:rPr>
+        <w:t xml:space="preserve">(Wear </w:t>
+      </w:r>
+      <w:r>
+        <w:rPr>
+          <w:rStyle w:val="Bodytext2"/>
+        </w:rPr>
+        <w:t>нормализирано на 0.60) и добра икономическа рентабилност.</w:t>
+      </w:r>
+    </w:p>
+    <w:p>
+      <w:pPr>
+        <w:framePr w:h="5193" w:wrap="notBeside" w:vAnchor="text" w:hAnchor="text" w:xAlign="center" w:y="1"/>
+        <w:jc w:val="center"/>
+        <w:rPr>
+          <w:sz w:val="2"/>
+          <w:szCs w:val="2"/>
+        </w:rPr>
+      </w:pPr>
+      <w:r>
+        <w:lastRenderedPageBreak/>
+        <w:fldChar w:fldCharType="begin"/>
+      </w:r>
+      <w:r>
+        <w:instrText xml:space="preserve"> INCLUDEPICTURE  "C:\\Users\\User\\Desktop\\media\\image3.jpeg" \* MERGEFORMATINET </w:instrText>
+      </w:r>
+      <w:r>
+        <w:fldChar w:fldCharType="separate"/>
+      </w:r>
+      <w:r>
+        <w:pict w14:anchorId="323AE6EF">
+          <v:shape id="_x0000_i1034" type="#_x0000_t75" style="width:288.75pt;height:260.25pt">
+            <v:imagedata r:id="rId43" r:href="rId44"/>
+          </v:shape>
+        </w:pict>
+      </w:r>
+      <w:r>
+        <w:fldChar w:fldCharType="end"/>
+      </w:r>
+    </w:p>
+    <w:p>
+      <w:pPr>
+        <w:framePr w:h="5193" w:wrap="notBeside" w:vAnchor="text" w:hAnchor="text" w:xAlign="center" w:y="1"/>
+        <w:spacing w:line="223" w:lineRule="exact"/>
+      </w:pPr>
+      <w:r>
+        <w:rPr>
+          <w:rStyle w:val="Picturecaption"/>
+          <w:rFonts w:eastAsiaTheme="minorHAnsi"/>
+          <w:b/>
+          <w:bCs/>
+        </w:rPr>
+        <w:t xml:space="preserve">Фигура 5.3. Радарна </w:t>
+      </w:r>
+      <w:r>
+        <w:rPr>
+          <w:rStyle w:val="Picturecaption"/>
+          <w:rFonts w:eastAsiaTheme="minorHAnsi"/>
+          <w:b/>
+          <w:bCs/>
+          <w:lang w:val="en-US" w:eastAsia="en-US" w:bidi="en-US"/>
+        </w:rPr>
+        <w:t xml:space="preserve">spider </w:t>
+      </w:r>
+      <w:r>
+        <w:rPr>
+          <w:rStyle w:val="Picturecaption"/>
+          <w:rFonts w:eastAsiaTheme="minorHAnsi"/>
+          <w:b/>
+          <w:bCs/>
+        </w:rPr>
+        <w:t xml:space="preserve">диаграма на </w:t>
+      </w:r>
+      <w:r>
+        <w:rPr>
+          <w:rStyle w:val="Picturecaption"/>
+          <w:rFonts w:eastAsiaTheme="minorHAnsi"/>
+          <w:b/>
+          <w:bCs/>
+          <w:lang w:val="en-US" w:eastAsia="en-US" w:bidi="en-US"/>
+        </w:rPr>
+        <w:t xml:space="preserve">PAM </w:t>
+      </w:r>
+      <w:proofErr w:type="spellStart"/>
+      <w:r>
+        <w:rPr>
+          <w:rStyle w:val="Picturecaption"/>
+          <w:rFonts w:eastAsiaTheme="minorHAnsi"/>
+          <w:b/>
+          <w:bCs/>
+        </w:rPr>
+        <w:t>медоидите</w:t>
+      </w:r>
+      <w:proofErr w:type="spellEnd"/>
+      <w:r>
+        <w:rPr>
+          <w:rStyle w:val="Picturecaption"/>
+          <w:rFonts w:eastAsiaTheme="minorHAnsi"/>
+          <w:b/>
+          <w:bCs/>
+        </w:rPr>
+        <w:t xml:space="preserve">, изобразяваща тристранния технико-икономически конфликт в летния </w:t>
+      </w:r>
+      <w:proofErr w:type="spellStart"/>
+      <w:r>
+        <w:rPr>
+          <w:rStyle w:val="Picturecaption"/>
+          <w:rFonts w:eastAsiaTheme="minorHAnsi"/>
+          <w:b/>
+          <w:bCs/>
+        </w:rPr>
+        <w:t>микрогрид</w:t>
+      </w:r>
+      <w:proofErr w:type="spellEnd"/>
+      <w:r>
+        <w:rPr>
+          <w:rStyle w:val="Picturecaption"/>
+          <w:rFonts w:eastAsiaTheme="minorHAnsi"/>
+          <w:b/>
+          <w:bCs/>
+        </w:rPr>
+        <w:t>.</w:t>
+      </w:r>
+    </w:p>
+    <w:p>
+      <w:pPr>
+        <w:rPr>
+          <w:sz w:val="2"/>
+          <w:szCs w:val="2"/>
+        </w:rPr>
+      </w:pPr>
+    </w:p>
+    <w:p>
+      <w:pPr>
+        <w:spacing w:before="168" w:after="0"/>
+        <w:sectPr>
+          <w:pgSz w:w="11900" w:h="16840"/>
+          <w:pgMar w:top="1451" w:right="1175" w:bottom="1451" w:left="1178" w:header="0" w:footer="3" w:gutter="0"/>
+          <w:cols w:space="720"/>
+          <w:noEndnote/>
+          <w:docGrid w:linePitch="360"/>
+        </w:sectPr>
+      </w:pPr>
+      <w:r>
+        <w:rPr>
+          <w:rStyle w:val="Bodytext2Bold"/>
+        </w:rPr>
+        <w:t xml:space="preserve">Интерпретация на Фигура 5.3: </w:t>
+      </w:r>
+      <w:r>
+        <w:rPr>
+          <w:rStyle w:val="Bodytext2"/>
+        </w:rPr>
+        <w:t xml:space="preserve">Чрез полярната мрежа визуално се доказва многомерният конфликт. Профил 1 (синият полигон) покрива отлична територия в сектора на </w:t>
+      </w:r>
+      <w:r>
+        <w:rPr>
+          <w:rStyle w:val="Bodytext2"/>
+          <w:lang w:val="en-US" w:eastAsia="en-US" w:bidi="en-US"/>
+        </w:rPr>
+        <w:t xml:space="preserve">C02Saved </w:t>
+      </w:r>
+      <w:r>
+        <w:rPr>
+          <w:rStyle w:val="Bodytext2"/>
+        </w:rPr>
+        <w:t xml:space="preserve">и </w:t>
+      </w:r>
+      <w:r>
+        <w:rPr>
+          <w:rStyle w:val="Bodytext2"/>
+          <w:lang w:val="en-US" w:eastAsia="en-US" w:bidi="en-US"/>
+        </w:rPr>
+        <w:t xml:space="preserve">Flexibility, </w:t>
+      </w:r>
+      <w:r>
+        <w:rPr>
+          <w:rStyle w:val="Bodytext2"/>
+        </w:rPr>
+        <w:t xml:space="preserve">но има остър срив към центъра (стойности около 0.15) по осите </w:t>
+      </w:r>
+      <w:r>
+        <w:rPr>
+          <w:rStyle w:val="Bodytext2"/>
+          <w:lang w:val="en-US" w:eastAsia="en-US" w:bidi="en-US"/>
+        </w:rPr>
+        <w:t xml:space="preserve">Price </w:t>
+      </w:r>
+      <w:r>
+        <w:rPr>
+          <w:rStyle w:val="Bodytext2"/>
+        </w:rPr>
+        <w:t xml:space="preserve">и </w:t>
+      </w:r>
+      <w:proofErr w:type="spellStart"/>
+      <w:r>
+        <w:rPr>
+          <w:rStyle w:val="Bodytext2"/>
+          <w:lang w:val="en-US" w:eastAsia="en-US" w:bidi="en-US"/>
+        </w:rPr>
+        <w:t>BatteryWear</w:t>
+      </w:r>
+      <w:proofErr w:type="spellEnd"/>
+      <w:r>
+        <w:rPr>
+          <w:rStyle w:val="Bodytext2"/>
+          <w:lang w:val="en-US" w:eastAsia="en-US" w:bidi="en-US"/>
+        </w:rPr>
+        <w:t xml:space="preserve">. </w:t>
+      </w:r>
+      <w:r>
+        <w:rPr>
+          <w:rStyle w:val="Bodytext2"/>
+        </w:rPr>
+        <w:t xml:space="preserve">Профил 2 (червеният полигон) е негова огледална противоположност - силно изместен навън по икономическите оси, но свиващ се до нула в сектора на гъвкавостта и екологията. Балансираният Профил 3 (зеленият полигон) очертава равномерен петоъгълник, който гарантира </w:t>
+      </w:r>
+      <w:proofErr w:type="spellStart"/>
+      <w:r>
+        <w:rPr>
+          <w:rStyle w:val="Bodytext2"/>
+        </w:rPr>
+        <w:t>робастно</w:t>
+      </w:r>
+      <w:proofErr w:type="spellEnd"/>
+      <w:r>
+        <w:rPr>
+          <w:rStyle w:val="Bodytext2"/>
+        </w:rPr>
+        <w:t xml:space="preserve"> и безопасно функциониране на енергийния </w:t>
+      </w:r>
+      <w:proofErr w:type="spellStart"/>
+      <w:r>
+        <w:rPr>
+          <w:rStyle w:val="Bodytext2"/>
+        </w:rPr>
+        <w:t>микрогрид</w:t>
+      </w:r>
+      <w:proofErr w:type="spellEnd"/>
+      <w:r>
+        <w:rPr>
+          <w:rStyle w:val="Bodytext2"/>
+        </w:rPr>
+        <w:t xml:space="preserve"> през летните жеги.</w:t>
+      </w:r>
+    </w:p>
+    <w:p>
+      <w:pPr>
+        <w:framePr w:h="3965" w:wrap="notBeside" w:vAnchor="text" w:hAnchor="text" w:xAlign="center" w:y="1"/>
+        <w:jc w:val="center"/>
+        <w:rPr>
+          <w:sz w:val="2"/>
+          <w:szCs w:val="2"/>
+        </w:rPr>
+      </w:pPr>
+      <w:r>
+        <w:lastRenderedPageBreak/>
+        <w:fldChar w:fldCharType="begin"/>
+      </w:r>
+      <w:r>
+        <w:instrText xml:space="preserve"> INCLUDEPICTURE  "C:\\Users\\User\\Desktop\\media\\image4.jpeg" \* MERGEFORMATINET </w:instrText>
+      </w:r>
+      <w:r>
+        <w:fldChar w:fldCharType="separate"/>
+      </w:r>
+      <w:r>
+        <w:pict w14:anchorId="18BA2170">
+          <v:shape id="_x0000_i1035" type="#_x0000_t75" style="width:396pt;height:198pt">
+            <v:imagedata r:id="rId45" r:href="rId46"/>
+          </v:shape>
+        </w:pict>
+      </w:r>
+      <w:r>
+        <w:fldChar w:fldCharType="end"/>
+      </w:r>
+    </w:p>
+    <w:p>
+      <w:pPr>
+        <w:framePr w:h="3965" w:wrap="notBeside" w:vAnchor="text" w:hAnchor="text" w:xAlign="center" w:y="1"/>
+        <w:spacing w:line="218" w:lineRule="exact"/>
+      </w:pPr>
+      <w:r>
+        <w:rPr>
+          <w:rStyle w:val="Picturecaption"/>
+          <w:rFonts w:eastAsiaTheme="minorHAnsi"/>
+          <w:b/>
+          <w:bCs/>
+        </w:rPr>
+        <w:t xml:space="preserve">Фигура 5.4. Диаграма на паралелните координати на 100-те конфигурации, оцветени по </w:t>
+      </w:r>
+      <w:r>
+        <w:rPr>
+          <w:rStyle w:val="Picturecaption"/>
+          <w:rFonts w:eastAsiaTheme="minorHAnsi"/>
+          <w:b/>
+          <w:bCs/>
+          <w:lang w:val="en-US" w:eastAsia="en-US" w:bidi="en-US"/>
+        </w:rPr>
+        <w:t xml:space="preserve">PAM </w:t>
+      </w:r>
+      <w:r>
+        <w:rPr>
+          <w:rStyle w:val="Picturecaption"/>
+          <w:rFonts w:eastAsiaTheme="minorHAnsi"/>
+          <w:b/>
+          <w:bCs/>
+        </w:rPr>
+        <w:t xml:space="preserve">клъстери, с подчертаване на трите </w:t>
+      </w:r>
+      <w:proofErr w:type="spellStart"/>
+      <w:r>
+        <w:rPr>
+          <w:rStyle w:val="Picturecaption"/>
+          <w:rFonts w:eastAsiaTheme="minorHAnsi"/>
+          <w:b/>
+          <w:bCs/>
+        </w:rPr>
+        <w:t>медоидни</w:t>
+      </w:r>
+      <w:proofErr w:type="spellEnd"/>
+      <w:r>
+        <w:rPr>
+          <w:rStyle w:val="Picturecaption"/>
+          <w:rFonts w:eastAsiaTheme="minorHAnsi"/>
+          <w:b/>
+          <w:bCs/>
+        </w:rPr>
+        <w:t xml:space="preserve"> траектории.</w:t>
+      </w:r>
+    </w:p>
+    <w:p>
+      <w:pPr>
+        <w:rPr>
+          <w:sz w:val="2"/>
+          <w:szCs w:val="2"/>
+        </w:rPr>
+      </w:pPr>
+    </w:p>
+    <w:p>
+      <w:pPr>
+        <w:spacing w:before="171" w:after="240" w:line="280" w:lineRule="exact"/>
+      </w:pPr>
+      <w:r>
+        <w:rPr>
+          <w:rStyle w:val="Bodytext2Bold"/>
+        </w:rPr>
+        <w:t xml:space="preserve">Интерпретация на Фигура 5.4: </w:t>
+      </w:r>
+      <w:r>
+        <w:rPr>
+          <w:rStyle w:val="Bodytext2"/>
+        </w:rPr>
+        <w:t xml:space="preserve">Тази многомерна визуализация елиминира проблема с визуалното пресищане </w:t>
+      </w:r>
+      <w:r>
+        <w:rPr>
+          <w:rStyle w:val="Bodytext2"/>
+          <w:lang w:val="en-US" w:eastAsia="en-US" w:bidi="en-US"/>
+        </w:rPr>
+        <w:t xml:space="preserve">(visual clutter) </w:t>
+      </w:r>
+      <w:r>
+        <w:rPr>
+          <w:rStyle w:val="Bodytext2"/>
+        </w:rPr>
+        <w:t xml:space="preserve">чрез цветова </w:t>
+      </w:r>
+      <w:proofErr w:type="spellStart"/>
+      <w:r>
+        <w:rPr>
+          <w:rStyle w:val="Bodytext2"/>
+        </w:rPr>
+        <w:t>клъстерна</w:t>
+      </w:r>
+      <w:proofErr w:type="spellEnd"/>
+      <w:r>
+        <w:rPr>
+          <w:rStyle w:val="Bodytext2"/>
+        </w:rPr>
+        <w:t xml:space="preserve"> филтрация [7, 47]. Удебелените линии изобразяват трите </w:t>
+      </w:r>
+      <w:proofErr w:type="spellStart"/>
+      <w:r>
+        <w:rPr>
+          <w:rStyle w:val="Bodytext2"/>
+        </w:rPr>
+        <w:t>клъстерни</w:t>
+      </w:r>
+      <w:proofErr w:type="spellEnd"/>
+      <w:r>
+        <w:rPr>
+          <w:rStyle w:val="Bodytext2"/>
+        </w:rPr>
+        <w:t xml:space="preserve"> </w:t>
+      </w:r>
+      <w:proofErr w:type="spellStart"/>
+      <w:r>
+        <w:rPr>
+          <w:rStyle w:val="Bodytext2"/>
+        </w:rPr>
+        <w:t>медоида</w:t>
+      </w:r>
+      <w:proofErr w:type="spellEnd"/>
+      <w:r>
+        <w:rPr>
+          <w:rStyle w:val="Bodytext2"/>
+        </w:rPr>
+        <w:t xml:space="preserve">, а фоновите полупрозрачни нишки показват разпределението на останалите 97 конфигурации. Кръстосването на линиите между </w:t>
+      </w:r>
+      <w:r>
+        <w:rPr>
+          <w:rStyle w:val="Bodytext2"/>
+          <w:lang w:val="en-US" w:eastAsia="en-US" w:bidi="en-US"/>
+        </w:rPr>
+        <w:t xml:space="preserve">Price </w:t>
+      </w:r>
+      <w:r>
+        <w:rPr>
+          <w:rStyle w:val="Bodytext2"/>
+        </w:rPr>
+        <w:t xml:space="preserve">и </w:t>
+      </w:r>
+      <w:r>
+        <w:rPr>
+          <w:rStyle w:val="Bodytext2"/>
+          <w:lang w:val="en-US" w:eastAsia="en-US" w:bidi="en-US"/>
+        </w:rPr>
+        <w:t xml:space="preserve">Losses </w:t>
+      </w:r>
+      <w:r>
+        <w:rPr>
+          <w:rStyle w:val="Bodytext2"/>
+        </w:rPr>
+        <w:t xml:space="preserve">е безспорно доказателство за отрицателна </w:t>
+      </w:r>
+      <w:proofErr w:type="spellStart"/>
+      <w:r>
+        <w:rPr>
+          <w:rStyle w:val="Bodytext2"/>
+        </w:rPr>
+        <w:t>критериална</w:t>
+      </w:r>
+      <w:proofErr w:type="spellEnd"/>
+      <w:r>
+        <w:rPr>
+          <w:rStyle w:val="Bodytext2"/>
+        </w:rPr>
+        <w:t xml:space="preserve"> корелация: опитите за минимизиране на преносните загуби през летните пикове налагат натоварване на скъпи локални генератори, което експлозивно увеличава оперативната цена на тока [11]. Сините нишки (Клъстер 1) формират обособен хомогенен коридор в долната икономическа зона, но плащат висока цена през амортизацията на батериите.</w:t>
+      </w:r>
+    </w:p>
+    <w:p>
+      <w:pPr>
+        <w:keepNext/>
+        <w:keepLines/>
+        <w:widowControl w:val="0"/>
+        <w:numPr>
+          <w:ilvl w:val="0"/>
+          <w:numId w:val="18"/>
+        </w:numPr>
+        <w:tabs>
+          <w:tab w:val="left" w:pos="557"/>
+        </w:tabs>
+        <w:spacing w:after="112" w:line="280" w:lineRule="exact"/>
+        <w:jc w:val="both"/>
+        <w:outlineLvl w:val="1"/>
+      </w:pPr>
+      <w:r>
+        <w:rPr>
+          <w:rStyle w:val="Heading20"/>
+        </w:rPr>
+        <w:t>Сравнение на резултатите и изчислителна ефективност</w:t>
+      </w:r>
+    </w:p>
+    <w:p>
+      <w:pPr>
+        <w:spacing w:after="123" w:line="280" w:lineRule="exact"/>
+      </w:pPr>
+      <w:r>
+        <w:rPr>
+          <w:rStyle w:val="Bodytext2"/>
+        </w:rPr>
+        <w:t xml:space="preserve">Сравнението между локалния оптимизационен и глобалния </w:t>
+      </w:r>
+      <w:proofErr w:type="spellStart"/>
+      <w:r>
+        <w:rPr>
+          <w:rStyle w:val="Bodytext2"/>
+        </w:rPr>
+        <w:t>стохастичен</w:t>
+      </w:r>
+      <w:proofErr w:type="spellEnd"/>
+      <w:r>
+        <w:rPr>
+          <w:rStyle w:val="Bodytext2"/>
+        </w:rPr>
+        <w:t xml:space="preserve"> анализ разкрива дълбока методологична връзка. Докато локалният </w:t>
+      </w:r>
+      <w:r>
+        <w:rPr>
+          <w:rStyle w:val="Bodytext2"/>
+          <w:lang w:val="en-US" w:eastAsia="en-US" w:bidi="en-US"/>
+        </w:rPr>
+        <w:t xml:space="preserve">MILP </w:t>
+      </w:r>
+      <w:r>
+        <w:rPr>
+          <w:rStyle w:val="Bodytext2"/>
+        </w:rPr>
+        <w:t xml:space="preserve">модел търси минимална сложност (ограничаване на активните индикатори) за постигане на прага, глобалният анализ разкрива пълния потенциал и стабилност на решенията в условия на реална теглова неопределеност. Например, Алтернатива 58, която беше идентифицирана като глобално най-стабилно решение (62.5%), съвпада с оптималното </w:t>
+      </w:r>
+      <w:r>
+        <w:rPr>
+          <w:rStyle w:val="Bodytext2"/>
+          <w:lang w:val="en-US" w:eastAsia="en-US" w:bidi="en-US"/>
+        </w:rPr>
+        <w:t xml:space="preserve">MILP </w:t>
+      </w:r>
+      <w:r>
+        <w:rPr>
+          <w:rStyle w:val="Bodytext2"/>
+        </w:rPr>
+        <w:t xml:space="preserve">решение при висок праг, което доказва, че стремежът към обща структурна стабилност е еквивалентен на намирането на балансиран компромис по </w:t>
+      </w:r>
+      <w:r>
+        <w:rPr>
+          <w:rStyle w:val="Bodytext2"/>
+          <w:lang w:val="en-US" w:eastAsia="en-US" w:bidi="en-US"/>
+        </w:rPr>
+        <w:t xml:space="preserve">Thomas A. Weber </w:t>
+      </w:r>
+      <w:r>
+        <w:rPr>
+          <w:rStyle w:val="Bodytext2"/>
+        </w:rPr>
+        <w:t>(2025) [49].</w:t>
+      </w:r>
+    </w:p>
+    <w:p>
+      <w:pPr>
+        <w:widowControl w:val="0"/>
+        <w:tabs>
+          <w:tab w:val="left" w:pos="231"/>
+        </w:tabs>
+        <w:spacing w:after="0" w:line="277" w:lineRule="exact"/>
+        <w:jc w:val="both"/>
+        <w:rPr>
+          <w:rFonts w:ascii="Times New Roman" w:hAnsi="Times New Roman" w:cs="Times New Roman"/>
+        </w:rPr>
+      </w:pPr>
+      <w:r>
+        <w:rPr>
+          <w:rStyle w:val="Bodytext2"/>
+        </w:rPr>
+        <w:t xml:space="preserve">От гледна точка на изчислителната ефективност </w:t>
+      </w:r>
+      <w:r>
+        <w:rPr>
+          <w:rStyle w:val="Bodytext2"/>
+          <w:lang w:val="en-US" w:eastAsia="en-US" w:bidi="en-US"/>
+        </w:rPr>
+        <w:t xml:space="preserve">(computational efficiency) </w:t>
+      </w:r>
+      <w:r>
+        <w:rPr>
+          <w:rStyle w:val="Bodytext2"/>
+        </w:rPr>
+        <w:t xml:space="preserve">и </w:t>
+      </w:r>
+      <w:proofErr w:type="spellStart"/>
+      <w:r>
+        <w:rPr>
+          <w:rStyle w:val="Bodytext2"/>
+        </w:rPr>
+        <w:t>мащабируемостта</w:t>
+      </w:r>
+      <w:proofErr w:type="spellEnd"/>
+      <w:r>
+        <w:rPr>
+          <w:rStyle w:val="Bodytext2"/>
+        </w:rPr>
+        <w:t xml:space="preserve">, разработеният в Глава 4 ООP софтуерен инструмент на </w:t>
+      </w:r>
+      <w:r>
+        <w:rPr>
+          <w:rStyle w:val="Bodytext2"/>
+          <w:lang w:val="en-US" w:eastAsia="en-US" w:bidi="en-US"/>
+        </w:rPr>
+        <w:t xml:space="preserve">Python </w:t>
+      </w:r>
+      <w:r>
+        <w:rPr>
+          <w:rStyle w:val="Bodytext2"/>
+        </w:rPr>
+        <w:t xml:space="preserve">демонстрира отлични експлоатационни показатели. Всички </w:t>
+      </w:r>
+      <w:proofErr w:type="spellStart"/>
+      <w:r>
+        <w:rPr>
+          <w:rStyle w:val="Bodytext2"/>
+        </w:rPr>
+        <w:t>симулационни</w:t>
+      </w:r>
+      <w:proofErr w:type="spellEnd"/>
+      <w:r>
+        <w:rPr>
+          <w:rStyle w:val="Bodytext2"/>
+        </w:rPr>
+        <w:t xml:space="preserve"> експерименти, включително генерирането на сценариите, нормализацията на матриците, </w:t>
+      </w:r>
+      <w:proofErr w:type="spellStart"/>
+      <w:r>
+        <w:rPr>
+          <w:rStyle w:val="Bodytext2"/>
+        </w:rPr>
+        <w:t>Парето</w:t>
+      </w:r>
+      <w:proofErr w:type="spellEnd"/>
+      <w:r>
+        <w:rPr>
+          <w:rStyle w:val="Bodytext2"/>
+        </w:rPr>
+        <w:t xml:space="preserve"> филтрирането, 1000-кратните </w:t>
+      </w:r>
+      <w:r>
+        <w:rPr>
+          <w:rStyle w:val="Bodytext2"/>
+          <w:lang w:val="en-US" w:eastAsia="en-US" w:bidi="en-US"/>
+        </w:rPr>
+        <w:t xml:space="preserve">SLHS </w:t>
+      </w:r>
+      <w:r>
+        <w:rPr>
+          <w:rStyle w:val="Bodytext2"/>
+        </w:rPr>
+        <w:t xml:space="preserve">теглови симулации, </w:t>
+      </w:r>
+      <w:r>
+        <w:rPr>
+          <w:rStyle w:val="Bodytext2"/>
+          <w:lang w:val="en-US" w:eastAsia="en-US" w:bidi="en-US"/>
+        </w:rPr>
+        <w:t xml:space="preserve">Gower </w:t>
+      </w:r>
+      <w:r>
+        <w:rPr>
+          <w:rStyle w:val="Bodytext2"/>
+        </w:rPr>
+        <w:t xml:space="preserve">матрицата и </w:t>
+      </w:r>
+      <w:r>
+        <w:rPr>
+          <w:rStyle w:val="Bodytext2"/>
+          <w:lang w:val="en-US" w:eastAsia="en-US" w:bidi="en-US"/>
+        </w:rPr>
+        <w:t xml:space="preserve">PAM </w:t>
+      </w:r>
+      <w:proofErr w:type="spellStart"/>
+      <w:r>
+        <w:rPr>
+          <w:rStyle w:val="Bodytext2"/>
+        </w:rPr>
+        <w:t>клъстеризацията</w:t>
+      </w:r>
+      <w:proofErr w:type="spellEnd"/>
+      <w:r>
+        <w:rPr>
+          <w:rStyle w:val="Bodytext2"/>
+        </w:rPr>
+        <w:t xml:space="preserve">, </w:t>
+      </w:r>
+      <w:r>
+        <w:rPr>
+          <w:rStyle w:val="Bodytext2Bold"/>
+        </w:rPr>
+        <w:t xml:space="preserve">се изпълняват за по-малко от 1.84 секунди </w:t>
+      </w:r>
+      <w:r>
+        <w:rPr>
+          <w:rStyle w:val="Bodytext2"/>
+        </w:rPr>
+        <w:t xml:space="preserve">в изчислителната среда. Това прави инструмента напълно приложим за реални енергийни </w:t>
+      </w:r>
+      <w:proofErr w:type="spellStart"/>
+      <w:r>
+        <w:rPr>
+          <w:rStyle w:val="Bodytext2"/>
+        </w:rPr>
+        <w:t>микрогридове</w:t>
+      </w:r>
+      <w:proofErr w:type="spellEnd"/>
+      <w:r>
+        <w:rPr>
+          <w:rStyle w:val="Bodytext2"/>
+        </w:rPr>
+        <w:t xml:space="preserve">, </w:t>
+      </w:r>
+      <w:proofErr w:type="spellStart"/>
+      <w:r>
+        <w:rPr>
+          <w:rStyle w:val="Bodytext2"/>
+        </w:rPr>
+        <w:t>работещие</w:t>
+      </w:r>
+      <w:proofErr w:type="spellEnd"/>
+      <w:r>
+        <w:rPr>
+          <w:rStyle w:val="Bodytext2"/>
+        </w:rPr>
+        <w:t xml:space="preserve"> в режим на реално време, където оперативните решения за баланс между търсене и </w:t>
+      </w:r>
+      <w:r>
+        <w:rPr>
+          <w:rStyle w:val="Bodytext2"/>
+        </w:rPr>
+        <w:lastRenderedPageBreak/>
+        <w:t xml:space="preserve">предлагане </w:t>
+      </w:r>
+      <w:r>
+        <w:rPr>
+          <w:rStyle w:val="Bodytext2"/>
+          <w:lang w:val="en-US" w:eastAsia="en-US" w:bidi="en-US"/>
+        </w:rPr>
+        <w:t xml:space="preserve">(supply and demand) </w:t>
+      </w:r>
+      <w:r>
+        <w:rPr>
+          <w:rStyle w:val="Bodytext2"/>
+        </w:rPr>
+        <w:t>трябва да се вземат в рамките на секунди [12, 13].</w:t>
+      </w:r>
+    </w:p>
     <w:sectPr>
       <w:pgSz w:w="12240" w:h="15840"/>
       <w:pgMar w:top="1440" w:right="1440" w:bottom="1440" w:left="1440" w:header="720" w:footer="720" w:gutter="0"/>
@@ -36348,36 +39586,6 @@
 <w:ftr xmlns:wpc="http://schemas.microsoft.com/office/word/2010/wordprocessingCanvas" xmlns:cx="http://schemas.microsoft.com/office/drawing/2014/chartex" xmlns:cx1="http://schemas.microsoft.com/office/drawing/2015/9/8/chartex" xmlns:cx2="http://schemas.microsoft.com/office/drawing/2015/10/21/chartex" xmlns:cx3="http://schemas.microsoft.com/office/drawing/2016/5/9/chartex" xmlns:cx4="http://schemas.microsoft.com/office/drawing/2016/5/10/chartex" xmlns:cx5="http://schemas.microsoft.com/office/drawing/2016/5/11/chartex" xmlns:cx6="http://schemas.microsoft.com/office/drawing/2016/5/12/chartex" xmlns:cx7="http://schemas.microsoft.com/office/drawing/2016/5/13/chartex" xmlns:cx8="http://schemas.microsoft.com/office/drawing/2016/5/14/chartex" xmlns:mc="http://schemas.openxmlformats.org/markup-compatibility/2006" xmlns:aink="http://schemas.microsoft.com/office/drawing/2016/ink" xmlns:am3d="http://schemas.microsoft.com/office/drawing/2017/model3d" xmlns:o="urn:schemas-microsoft-com:office:office" xmlns:oel="http://schemas.microsoft.com/office/2019/extlst" xmlns:r="http://schemas.openxmlformats.org/officeDocument/2006/relationships" xmlns:m="http://schemas.openxmlformats.org/officeDocument/2006/math" xmlns:v="urn:schemas-microsoft-com:vml" xmlns:wp14="http://schemas.microsoft.com/office/word/2010/wordprocessingDrawing" xmlns:wp="http://schemas.openxmlformats.org/drawingml/2006/wordprocessingDrawing" xmlns:w10="urn:schemas-microsoft-com:office:word" xmlns:w="http://schemas.openxmlformats.org/wordprocessingml/2006/main" xmlns:w14="http://schemas.microsoft.com/office/word/2010/wordml" xmlns:w15="http://schemas.microsoft.com/office/word/2012/wordml" xmlns:w16cex="http://schemas.microsoft.com/office/word/2018/wordml/cex" xmlns:w16cid="http://schemas.microsoft.com/office/word/2016/wordml/cid" xmlns:w16="http://schemas.microsoft.com/office/word/2018/wordml" xmlns:w16du="http://schemas.microsoft.com/office/word/2023/wordml/word16du" xmlns:w16sdtdh="http://schemas.microsoft.com/office/word/2020/wordml/sdtdatahash" xmlns:w16sdtfl="http://schemas.microsoft.com/office/word/2024/wordml/sdtformatlock" xmlns:w16se="http://schemas.microsoft.com/office/word/2015/wordml/symex" xmlns:wpg="http://schemas.microsoft.com/office/word/2010/wordprocessingGroup" xmlns:wpi="http://schemas.microsoft.com/office/word/2010/wordprocessingInk" xmlns:wne="http://schemas.microsoft.com/office/word/2006/wordml" xmlns:wps="http://schemas.microsoft.com/office/word/2010/wordprocessingShape" mc:Ignorable="w14 w15 w16se w16cid w16 w16cex w16sdtdh w16sdtfl w16du wp14">
   <w:p>
     <w:pPr>
-      <w:pStyle w:val="Footer"/>
-    </w:pPr>
-  </w:p>
-</w:ftr>
-</file>
-
-<file path=word/footer2.xml><?xml version="1.0" encoding="utf-8"?>
-<w:ftr xmlns:wpc="http://schemas.microsoft.com/office/word/2010/wordprocessingCanvas" xmlns:cx="http://schemas.microsoft.com/office/drawing/2014/chartex" xmlns:cx1="http://schemas.microsoft.com/office/drawing/2015/9/8/chartex" xmlns:cx2="http://schemas.microsoft.com/office/drawing/2015/10/21/chartex" xmlns:cx3="http://schemas.microsoft.com/office/drawing/2016/5/9/chartex" xmlns:cx4="http://schemas.microsoft.com/office/drawing/2016/5/10/chartex" xmlns:cx5="http://schemas.microsoft.com/office/drawing/2016/5/11/chartex" xmlns:cx6="http://schemas.microsoft.com/office/drawing/2016/5/12/chartex" xmlns:cx7="http://schemas.microsoft.com/office/drawing/2016/5/13/chartex" xmlns:cx8="http://schemas.microsoft.com/office/drawing/2016/5/14/chartex" xmlns:mc="http://schemas.openxmlformats.org/markup-compatibility/2006" xmlns:aink="http://schemas.microsoft.com/office/drawing/2016/ink" xmlns:am3d="http://schemas.microsoft.com/office/drawing/2017/model3d" xmlns:o="urn:schemas-microsoft-com:office:office" xmlns:oel="http://schemas.microsoft.com/office/2019/extlst" xmlns:r="http://schemas.openxmlformats.org/officeDocument/2006/relationships" xmlns:m="http://schemas.openxmlformats.org/officeDocument/2006/math" xmlns:v="urn:schemas-microsoft-com:vml" xmlns:wp14="http://schemas.microsoft.com/office/word/2010/wordprocessingDrawing" xmlns:wp="http://schemas.openxmlformats.org/drawingml/2006/wordprocessingDrawing" xmlns:w10="urn:schemas-microsoft-com:office:word" xmlns:w="http://schemas.openxmlformats.org/wordprocessingml/2006/main" xmlns:w14="http://schemas.microsoft.com/office/word/2010/wordml" xmlns:w15="http://schemas.microsoft.com/office/word/2012/wordml" xmlns:w16cex="http://schemas.microsoft.com/office/word/2018/wordml/cex" xmlns:w16cid="http://schemas.microsoft.com/office/word/2016/wordml/cid" xmlns:w16="http://schemas.microsoft.com/office/word/2018/wordml" xmlns:w16du="http://schemas.microsoft.com/office/word/2023/wordml/word16du" xmlns:w16sdtdh="http://schemas.microsoft.com/office/word/2020/wordml/sdtdatahash" xmlns:w16sdtfl="http://schemas.microsoft.com/office/word/2024/wordml/sdtformatlock" xmlns:w16se="http://schemas.microsoft.com/office/word/2015/wordml/symex" xmlns:wpg="http://schemas.microsoft.com/office/word/2010/wordprocessingGroup" xmlns:wpi="http://schemas.microsoft.com/office/word/2010/wordprocessingInk" xmlns:wne="http://schemas.microsoft.com/office/word/2006/wordml" xmlns:wps="http://schemas.microsoft.com/office/word/2010/wordprocessingShape" mc:Ignorable="w14 w15 w16se w16cid w16 w16cex w16sdtdh w16sdtfl w16du wp14">
-  <w:p>
-    <w:pPr>
-      <w:pStyle w:val="Footer"/>
-    </w:pPr>
-  </w:p>
-</w:ftr>
-</file>
-
-<file path=word/footer3.xml><?xml version="1.0" encoding="utf-8"?>
-<w:ftr xmlns:wpc="http://schemas.microsoft.com/office/word/2010/wordprocessingCanvas" xmlns:cx="http://schemas.microsoft.com/office/drawing/2014/chartex" xmlns:cx1="http://schemas.microsoft.com/office/drawing/2015/9/8/chartex" xmlns:cx2="http://schemas.microsoft.com/office/drawing/2015/10/21/chartex" xmlns:cx3="http://schemas.microsoft.com/office/drawing/2016/5/9/chartex" xmlns:cx4="http://schemas.microsoft.com/office/drawing/2016/5/10/chartex" xmlns:cx5="http://schemas.microsoft.com/office/drawing/2016/5/11/chartex" xmlns:cx6="http://schemas.microsoft.com/office/drawing/2016/5/12/chartex" xmlns:cx7="http://schemas.microsoft.com/office/drawing/2016/5/13/chartex" xmlns:cx8="http://schemas.microsoft.com/office/drawing/2016/5/14/chartex" xmlns:mc="http://schemas.openxmlformats.org/markup-compatibility/2006" xmlns:aink="http://schemas.microsoft.com/office/drawing/2016/ink" xmlns:am3d="http://schemas.microsoft.com/office/drawing/2017/model3d" xmlns:o="urn:schemas-microsoft-com:office:office" xmlns:oel="http://schemas.microsoft.com/office/2019/extlst" xmlns:r="http://schemas.openxmlformats.org/officeDocument/2006/relationships" xmlns:m="http://schemas.openxmlformats.org/officeDocument/2006/math" xmlns:v="urn:schemas-microsoft-com:vml" xmlns:wp14="http://schemas.microsoft.com/office/word/2010/wordprocessingDrawing" xmlns:wp="http://schemas.openxmlformats.org/drawingml/2006/wordprocessingDrawing" xmlns:w10="urn:schemas-microsoft-com:office:word" xmlns:w="http://schemas.openxmlformats.org/wordprocessingml/2006/main" xmlns:w14="http://schemas.microsoft.com/office/word/2010/wordml" xmlns:w15="http://schemas.microsoft.com/office/word/2012/wordml" xmlns:w16cex="http://schemas.microsoft.com/office/word/2018/wordml/cex" xmlns:w16cid="http://schemas.microsoft.com/office/word/2016/wordml/cid" xmlns:w16="http://schemas.microsoft.com/office/word/2018/wordml" xmlns:w16du="http://schemas.microsoft.com/office/word/2023/wordml/word16du" xmlns:w16sdtdh="http://schemas.microsoft.com/office/word/2020/wordml/sdtdatahash" xmlns:w16sdtfl="http://schemas.microsoft.com/office/word/2024/wordml/sdtformatlock" xmlns:w16se="http://schemas.microsoft.com/office/word/2015/wordml/symex" xmlns:wpg="http://schemas.microsoft.com/office/word/2010/wordprocessingGroup" xmlns:wpi="http://schemas.microsoft.com/office/word/2010/wordprocessingInk" xmlns:wne="http://schemas.microsoft.com/office/word/2006/wordml" xmlns:wps="http://schemas.microsoft.com/office/word/2010/wordprocessingShape" mc:Ignorable="w14 w15 w16se w16cid w16 w16cex w16sdtdh w16sdtfl w16du wp14">
-  <w:p>
-    <w:pPr>
-      <w:pStyle w:val="Footer"/>
-    </w:pPr>
-  </w:p>
-</w:ftr>
-</file>
-
-<file path=word/footer4.xml><?xml version="1.0" encoding="utf-8"?>
-<w:ftr xmlns:wpc="http://schemas.microsoft.com/office/word/2010/wordprocessingCanvas" xmlns:cx="http://schemas.microsoft.com/office/drawing/2014/chartex" xmlns:cx1="http://schemas.microsoft.com/office/drawing/2015/9/8/chartex" xmlns:cx2="http://schemas.microsoft.com/office/drawing/2015/10/21/chartex" xmlns:cx3="http://schemas.microsoft.com/office/drawing/2016/5/9/chartex" xmlns:cx4="http://schemas.microsoft.com/office/drawing/2016/5/10/chartex" xmlns:cx5="http://schemas.microsoft.com/office/drawing/2016/5/11/chartex" xmlns:cx6="http://schemas.microsoft.com/office/drawing/2016/5/12/chartex" xmlns:cx7="http://schemas.microsoft.com/office/drawing/2016/5/13/chartex" xmlns:cx8="http://schemas.microsoft.com/office/drawing/2016/5/14/chartex" xmlns:mc="http://schemas.openxmlformats.org/markup-compatibility/2006" xmlns:aink="http://schemas.microsoft.com/office/drawing/2016/ink" xmlns:am3d="http://schemas.microsoft.com/office/drawing/2017/model3d" xmlns:o="urn:schemas-microsoft-com:office:office" xmlns:oel="http://schemas.microsoft.com/office/2019/extlst" xmlns:r="http://schemas.openxmlformats.org/officeDocument/2006/relationships" xmlns:m="http://schemas.openxmlformats.org/officeDocument/2006/math" xmlns:v="urn:schemas-microsoft-com:vml" xmlns:wp14="http://schemas.microsoft.com/office/word/2010/wordprocessingDrawing" xmlns:wp="http://schemas.openxmlformats.org/drawingml/2006/wordprocessingDrawing" xmlns:w10="urn:schemas-microsoft-com:office:word" xmlns:w="http://schemas.openxmlformats.org/wordprocessingml/2006/main" xmlns:w14="http://schemas.microsoft.com/office/word/2010/wordml" xmlns:w15="http://schemas.microsoft.com/office/word/2012/wordml" xmlns:w16cex="http://schemas.microsoft.com/office/word/2018/wordml/cex" xmlns:w16cid="http://schemas.microsoft.com/office/word/2016/wordml/cid" xmlns:w16="http://schemas.microsoft.com/office/word/2018/wordml" xmlns:w16du="http://schemas.microsoft.com/office/word/2023/wordml/word16du" xmlns:w16sdtdh="http://schemas.microsoft.com/office/word/2020/wordml/sdtdatahash" xmlns:w16sdtfl="http://schemas.microsoft.com/office/word/2024/wordml/sdtformatlock" xmlns:w16se="http://schemas.microsoft.com/office/word/2015/wordml/symex" xmlns:wpg="http://schemas.microsoft.com/office/word/2010/wordprocessingGroup" xmlns:wpi="http://schemas.microsoft.com/office/word/2010/wordprocessingInk" xmlns:wne="http://schemas.microsoft.com/office/word/2006/wordml" xmlns:wps="http://schemas.microsoft.com/office/word/2010/wordprocessingShape" mc:Ignorable="w14 w15 w16se w16cid w16 w16cex w16sdtdh w16sdtfl w16du wp14">
-  <w:p>
-    <w:pPr>
       <w:rPr>
         <w:sz w:val="2"/>
         <w:szCs w:val="2"/>
@@ -36390,7 +39598,7 @@
       <mc:AlternateContent>
         <mc:Choice Requires="wps">
           <w:drawing>
-            <wp:anchor distT="0" distB="0" distL="63500" distR="63500" simplePos="0" relativeHeight="251660288" behindDoc="1" locked="0" layoutInCell="1" allowOverlap="1" wp14:anchorId="23464B09" wp14:editId="398D93DA">
+            <wp:anchor distT="0" distB="0" distL="63500" distR="63500" simplePos="0" relativeHeight="251657728" behindDoc="1" locked="0" layoutInCell="1" allowOverlap="1" wp14:anchorId="23464B09" wp14:editId="398D93DA">
               <wp:simplePos x="0" y="0"/>
               <wp:positionH relativeFrom="page">
                 <wp:posOffset>920115</wp:posOffset>
@@ -36493,7 +39701,7 @@
               <v:stroke joinstyle="miter"/>
               <v:path gradientshapeok="t" o:connecttype="rect"/>
             </v:shapetype>
-            <v:shape id="Text Box 2" o:spid="_x0000_s1041" type="#_x0000_t202" style="position:absolute;margin-left:72.45pt;margin-top:738.25pt;width:467.5pt;height:10.35pt;z-index:-251656192;visibility:visible;mso-wrap-style:square;mso-width-percent:0;mso-height-percent:0;mso-wrap-distance-left:5pt;mso-wrap-distance-top:0;mso-wrap-distance-right:5pt;mso-wrap-distance-bottom:0;mso-position-horizontal:absolute;mso-position-horizontal-relative:page;mso-position-vertical:absolute;mso-position-vertical-relative:page;mso-width-percent:0;mso-height-percent:0;mso-width-relative:page;mso-height-relative:page;v-text-anchor:top" o:gfxdata="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" filled="f" stroked="f">
+            <v:shape id="Text Box 2" o:spid="_x0000_s1041" type="#_x0000_t202" style="position:absolute;margin-left:72.45pt;margin-top:738.25pt;width:467.5pt;height:10.35pt;z-index:-251658752;visibility:visible;mso-wrap-style:square;mso-width-percent:0;mso-height-percent:0;mso-wrap-distance-left:5pt;mso-wrap-distance-top:0;mso-wrap-distance-right:5pt;mso-wrap-distance-bottom:0;mso-position-horizontal:absolute;mso-position-horizontal-relative:page;mso-position-vertical:absolute;mso-position-vertical-relative:page;mso-width-percent:0;mso-height-percent:0;mso-width-relative:page;mso-height-relative:page;v-text-anchor:top" o:gfxdata="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" filled="f" stroked="f">
               <v:textbox style="mso-fit-shape-to-text:t" inset="0,0,0,0">
                 <w:txbxContent>
                   <w:p>
@@ -36533,7 +39741,188 @@
 </w:ftr>
 </file>
 
-<file path=word/footer5.xml><?xml version="1.0" encoding="utf-8"?>
+<file path=word/footer10.xml><?xml version="1.0" encoding="utf-8"?>
+<w:ftr xmlns:wpc="http://schemas.microsoft.com/office/word/2010/wordprocessingCanvas" xmlns:cx="http://schemas.microsoft.com/office/drawing/2014/chartex" xmlns:cx1="http://schemas.microsoft.com/office/drawing/2015/9/8/chartex" xmlns:cx2="http://schemas.microsoft.com/office/drawing/2015/10/21/chartex" xmlns:cx3="http://schemas.microsoft.com/office/drawing/2016/5/9/chartex" xmlns:cx4="http://schemas.microsoft.com/office/drawing/2016/5/10/chartex" xmlns:cx5="http://schemas.microsoft.com/office/drawing/2016/5/11/chartex" xmlns:cx6="http://schemas.microsoft.com/office/drawing/2016/5/12/chartex" xmlns:cx7="http://schemas.microsoft.com/office/drawing/2016/5/13/chartex" xmlns:cx8="http://schemas.microsoft.com/office/drawing/2016/5/14/chartex" xmlns:mc="http://schemas.openxmlformats.org/markup-compatibility/2006" xmlns:aink="http://schemas.microsoft.com/office/drawing/2016/ink" xmlns:am3d="http://schemas.microsoft.com/office/drawing/2017/model3d" xmlns:o="urn:schemas-microsoft-com:office:office" xmlns:oel="http://schemas.microsoft.com/office/2019/extlst" xmlns:r="http://schemas.openxmlformats.org/officeDocument/2006/relationships" xmlns:m="http://schemas.openxmlformats.org/officeDocument/2006/math" xmlns:v="urn:schemas-microsoft-com:vml" xmlns:wp14="http://schemas.microsoft.com/office/word/2010/wordprocessingDrawing" xmlns:wp="http://schemas.openxmlformats.org/drawingml/2006/wordprocessingDrawing" xmlns:w10="urn:schemas-microsoft-com:office:word" xmlns:w="http://schemas.openxmlformats.org/wordprocessingml/2006/main" xmlns:w14="http://schemas.microsoft.com/office/word/2010/wordml" xmlns:w15="http://schemas.microsoft.com/office/word/2012/wordml" xmlns:w16cex="http://schemas.microsoft.com/office/word/2018/wordml/cex" xmlns:w16cid="http://schemas.microsoft.com/office/word/2016/wordml/cid" xmlns:w16="http://schemas.microsoft.com/office/word/2018/wordml" xmlns:w16du="http://schemas.microsoft.com/office/word/2023/wordml/word16du" xmlns:w16sdtdh="http://schemas.microsoft.com/office/word/2020/wordml/sdtdatahash" xmlns:w16sdtfl="http://schemas.microsoft.com/office/word/2024/wordml/sdtformatlock" xmlns:w16se="http://schemas.microsoft.com/office/word/2015/wordml/symex" xmlns:wpg="http://schemas.microsoft.com/office/word/2010/wordprocessingGroup" xmlns:wpi="http://schemas.microsoft.com/office/word/2010/wordprocessingInk" xmlns:wne="http://schemas.microsoft.com/office/word/2006/wordml" xmlns:wps="http://schemas.microsoft.com/office/word/2010/wordprocessingShape" mc:Ignorable="w14 w15 w16se w16cid w16 w16cex w16sdtdh w16sdtfl w16du wp14">
+  <w:p>
+    <w:pPr>
+      <w:rPr>
+        <w:sz w:val="2"/>
+        <w:szCs w:val="2"/>
+      </w:rPr>
+    </w:pPr>
+    <w:r>
+      <w:rPr>
+        <w:noProof/>
+      </w:rPr>
+      <mc:AlternateContent>
+        <mc:Choice Requires="wps">
+          <w:drawing>
+            <wp:anchor distT="0" distB="0" distL="63500" distR="63500" simplePos="0" relativeHeight="251676160" behindDoc="1" locked="0" layoutInCell="1" allowOverlap="1" wp14:anchorId="25802779" wp14:editId="56A17D2C">
+              <wp:simplePos x="0" y="0"/>
+              <wp:positionH relativeFrom="page">
+                <wp:posOffset>3477895</wp:posOffset>
+              </wp:positionH>
+              <wp:positionV relativeFrom="page">
+                <wp:posOffset>10238740</wp:posOffset>
+              </wp:positionV>
+              <wp:extent cx="604520" cy="119380"/>
+              <wp:effectExtent l="1270" t="0" r="0" b="1270"/>
+              <wp:wrapNone/>
+              <wp:docPr id="389047818" name="Text Box 28"/>
+              <wp:cNvGraphicFramePr>
+                <a:graphicFrameLocks xmlns:a="http://schemas.openxmlformats.org/drawingml/2006/main"/>
+              </wp:cNvGraphicFramePr>
+              <a:graphic xmlns:a="http://schemas.openxmlformats.org/drawingml/2006/main">
+                <a:graphicData uri="http://schemas.microsoft.com/office/word/2010/wordprocessingShape">
+                  <wps:wsp>
+                    <wps:cNvSpPr txBox="1">
+                      <a:spLocks noChangeArrowheads="1"/>
+                    </wps:cNvSpPr>
+                    <wps:spPr bwMode="auto">
+                      <a:xfrm>
+                        <a:off x="0" y="0"/>
+                        <a:ext cx="604520" cy="119380"/>
+                      </a:xfrm>
+                      <a:prstGeom prst="rect">
+                        <a:avLst/>
+                      </a:prstGeom>
+                      <a:noFill/>
+                      <a:ln>
+                        <a:noFill/>
+                      </a:ln>
+                      <a:extLst>
+                        <a:ext uri="{909E8E84-426E-40DD-AFC4-6F175D3DCCD1}">
+                          <a14:hiddenFill xmlns:a14="http://schemas.microsoft.com/office/drawing/2010/main">
+                            <a:solidFill>
+                              <a:srgbClr val="FFFFFF"/>
+                            </a:solidFill>
+                          </a14:hiddenFill>
+                        </a:ext>
+                        <a:ext uri="{91240B29-F687-4F45-9708-019B960494DF}">
+                          <a14:hiddenLine xmlns:a14="http://schemas.microsoft.com/office/drawing/2010/main" w="9525">
+                            <a:solidFill>
+                              <a:srgbClr val="000000"/>
+                            </a:solidFill>
+                            <a:miter lim="800000"/>
+                            <a:headEnd/>
+                            <a:tailEnd/>
+                          </a14:hiddenLine>
+                        </a:ext>
+                      </a:extLst>
+                    </wps:spPr>
+                    <wps:txbx>
+                      <w:txbxContent>
+                        <w:p>
+                          <w:pPr>
+                            <w:spacing w:line="240" w:lineRule="auto"/>
+                          </w:pPr>
+                          <w:r>
+                            <w:rPr>
+                              <w:rStyle w:val="Footnote2Constantia"/>
+                              <w:b w:val="0"/>
+                              <w:bCs w:val="0"/>
+                            </w:rPr>
+                            <w:t xml:space="preserve">Страница </w:t>
+                          </w:r>
+                          <w:r>
+                            <w:fldChar w:fldCharType="begin"/>
+                          </w:r>
+                          <w:r>
+                            <w:instrText xml:space="preserve"> PAGE \* MERGEFORMAT </w:instrText>
+                          </w:r>
+                          <w:r>
+                            <w:fldChar w:fldCharType="separate"/>
+                          </w:r>
+                          <w:r>
+                            <w:rPr>
+                              <w:rStyle w:val="Footnote2Constantia"/>
+                              <w:b w:val="0"/>
+                              <w:bCs w:val="0"/>
+                            </w:rPr>
+                            <w:t>#</w:t>
+                          </w:r>
+                          <w:r>
+                            <w:rPr>
+                              <w:rStyle w:val="Footnote2Constantia"/>
+                            </w:rPr>
+                            <w:fldChar w:fldCharType="end"/>
+                          </w:r>
+                        </w:p>
+                      </w:txbxContent>
+                    </wps:txbx>
+                    <wps:bodyPr rot="0" vert="horz" wrap="none" lIns="0" tIns="0" rIns="0" bIns="0" anchor="t" anchorCtr="0" upright="1">
+                      <a:spAutoFit/>
+                    </wps:bodyPr>
+                  </wps:wsp>
+                </a:graphicData>
+              </a:graphic>
+              <wp14:sizeRelH relativeFrom="page">
+                <wp14:pctWidth>0</wp14:pctWidth>
+              </wp14:sizeRelH>
+              <wp14:sizeRelV relativeFrom="page">
+                <wp14:pctHeight>0</wp14:pctHeight>
+              </wp14:sizeRelV>
+            </wp:anchor>
+          </w:drawing>
+        </mc:Choice>
+        <mc:Fallback>
+          <w:pict>
+            <v:shapetype w14:anchorId="25802779" id="_x0000_t202" coordsize="21600,21600" o:spt="202" path="m,l,21600r21600,l21600,xe">
+              <v:stroke joinstyle="miter"/>
+              <v:path gradientshapeok="t" o:connecttype="rect"/>
+            </v:shapetype>
+            <v:shape id="Text Box 28" o:spid="_x0000_s1053" type="#_x0000_t202" style="position:absolute;margin-left:273.85pt;margin-top:806.2pt;width:47.6pt;height:9.4pt;z-index:-251640320;visibility:visible;mso-wrap-style:none;mso-width-percent:0;mso-height-percent:0;mso-wrap-distance-left:5pt;mso-wrap-distance-top:0;mso-wrap-distance-right:5pt;mso-wrap-distance-bottom:0;mso-position-horizontal:absolute;mso-position-horizontal-relative:page;mso-position-vertical:absolute;mso-position-vertical-relative:page;mso-width-percent:0;mso-height-percent:0;mso-width-relative:page;mso-height-relative:page;v-text-anchor:top" o:gfxdata="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" filled="f" stroked="f">
+              <v:textbox style="mso-fit-shape-to-text:t" inset="0,0,0,0">
+                <w:txbxContent>
+                  <w:p>
+                    <w:pPr>
+                      <w:spacing w:line="240" w:lineRule="auto"/>
+                    </w:pPr>
+                    <w:r>
+                      <w:rPr>
+                        <w:rStyle w:val="Footnote2Constantia"/>
+                        <w:b w:val="0"/>
+                        <w:bCs w:val="0"/>
+                      </w:rPr>
+                      <w:t xml:space="preserve">Страница </w:t>
+                    </w:r>
+                    <w:r>
+                      <w:fldChar w:fldCharType="begin"/>
+                    </w:r>
+                    <w:r>
+                      <w:instrText xml:space="preserve"> PAGE \* MERGEFORMAT </w:instrText>
+                    </w:r>
+                    <w:r>
+                      <w:fldChar w:fldCharType="separate"/>
+                    </w:r>
+                    <w:r>
+                      <w:rPr>
+                        <w:rStyle w:val="Footnote2Constantia"/>
+                        <w:b w:val="0"/>
+                        <w:bCs w:val="0"/>
+                      </w:rPr>
+                      <w:t>#</w:t>
+                    </w:r>
+                    <w:r>
+                      <w:rPr>
+                        <w:rStyle w:val="Footnote2Constantia"/>
+                      </w:rPr>
+                      <w:fldChar w:fldCharType="end"/>
+                    </w:r>
+                  </w:p>
+                </w:txbxContent>
+              </v:textbox>
+              <w10:wrap anchorx="page" anchory="page"/>
+            </v:shape>
+          </w:pict>
+        </mc:Fallback>
+      </mc:AlternateContent>
+    </w:r>
+  </w:p>
+</w:ftr>
+</file>
+
+<file path=word/footer2.xml><?xml version="1.0" encoding="utf-8"?>
 <w:ftr xmlns:wpc="http://schemas.microsoft.com/office/word/2010/wordprocessingCanvas" xmlns:cx="http://schemas.microsoft.com/office/drawing/2014/chartex" xmlns:cx1="http://schemas.microsoft.com/office/drawing/2015/9/8/chartex" xmlns:cx2="http://schemas.microsoft.com/office/drawing/2015/10/21/chartex" xmlns:cx3="http://schemas.microsoft.com/office/drawing/2016/5/9/chartex" xmlns:cx4="http://schemas.microsoft.com/office/drawing/2016/5/10/chartex" xmlns:cx5="http://schemas.microsoft.com/office/drawing/2016/5/11/chartex" xmlns:cx6="http://schemas.microsoft.com/office/drawing/2016/5/12/chartex" xmlns:cx7="http://schemas.microsoft.com/office/drawing/2016/5/13/chartex" xmlns:cx8="http://schemas.microsoft.com/office/drawing/2016/5/14/chartex" xmlns:mc="http://schemas.openxmlformats.org/markup-compatibility/2006" xmlns:aink="http://schemas.microsoft.com/office/drawing/2016/ink" xmlns:am3d="http://schemas.microsoft.com/office/drawing/2017/model3d" xmlns:o="urn:schemas-microsoft-com:office:office" xmlns:oel="http://schemas.microsoft.com/office/2019/extlst" xmlns:r="http://schemas.openxmlformats.org/officeDocument/2006/relationships" xmlns:m="http://schemas.openxmlformats.org/officeDocument/2006/math" xmlns:v="urn:schemas-microsoft-com:vml" xmlns:wp14="http://schemas.microsoft.com/office/word/2010/wordprocessingDrawing" xmlns:wp="http://schemas.openxmlformats.org/drawingml/2006/wordprocessingDrawing" xmlns:w10="urn:schemas-microsoft-com:office:word" xmlns:w="http://schemas.openxmlformats.org/wordprocessingml/2006/main" xmlns:w14="http://schemas.microsoft.com/office/word/2010/wordml" xmlns:w15="http://schemas.microsoft.com/office/word/2012/wordml" xmlns:w16cex="http://schemas.microsoft.com/office/word/2018/wordml/cex" xmlns:w16cid="http://schemas.microsoft.com/office/word/2016/wordml/cid" xmlns:w16="http://schemas.microsoft.com/office/word/2018/wordml" xmlns:w16du="http://schemas.microsoft.com/office/word/2023/wordml/word16du" xmlns:w16sdtdh="http://schemas.microsoft.com/office/word/2020/wordml/sdtdatahash" xmlns:w16sdtfl="http://schemas.microsoft.com/office/word/2024/wordml/sdtformatlock" xmlns:w16se="http://schemas.microsoft.com/office/word/2015/wordml/symex" xmlns:wpg="http://schemas.microsoft.com/office/word/2010/wordprocessingGroup" xmlns:wpi="http://schemas.microsoft.com/office/word/2010/wordprocessingInk" xmlns:wne="http://schemas.microsoft.com/office/word/2006/wordml" xmlns:wps="http://schemas.microsoft.com/office/word/2010/wordprocessingShape" mc:Ignorable="w14 w15 w16se w16cid w16 w16cex w16sdtdh w16sdtfl w16du wp14">
   <w:p>
     <w:pPr>
@@ -36548,7 +39937,7 @@
           <v:stroke joinstyle="miter"/>
           <v:path gradientshapeok="t" o:connecttype="rect"/>
         </v:shapetype>
-        <v:shape id="_x0000_s1025" type="#_x0000_t202" style="position:absolute;margin-left:272.75pt;margin-top:768.1pt;width:59.5pt;height:8.9pt;z-index:-251654144;mso-wrap-style:none;mso-wrap-distance-left:5pt;mso-wrap-distance-right:5pt;mso-position-horizontal-relative:page;mso-position-vertical-relative:page" wrapcoords="0 0" filled="f" stroked="f">
+        <v:shape id="_x0000_s1025" type="#_x0000_t202" style="position:absolute;margin-left:272.75pt;margin-top:768.1pt;width:59.5pt;height:8.9pt;z-index:-251657728;mso-wrap-style:none;mso-wrap-distance-left:5pt;mso-wrap-distance-right:5pt;mso-position-horizontal-relative:page;mso-position-vertical-relative:page" wrapcoords="0 0" filled="f" stroked="f">
           <v:textbox style="mso-fit-shape-to-text:t" inset="0,0,0,0">
             <w:txbxContent>
               <w:p>
@@ -36596,6 +39985,1039 @@
 </w:ftr>
 </file>
 
+<file path=word/footer3.xml><?xml version="1.0" encoding="utf-8"?>
+<w:ftr xmlns:wpc="http://schemas.microsoft.com/office/word/2010/wordprocessingCanvas" xmlns:cx="http://schemas.microsoft.com/office/drawing/2014/chartex" xmlns:cx1="http://schemas.microsoft.com/office/drawing/2015/9/8/chartex" xmlns:cx2="http://schemas.microsoft.com/office/drawing/2015/10/21/chartex" xmlns:cx3="http://schemas.microsoft.com/office/drawing/2016/5/9/chartex" xmlns:cx4="http://schemas.microsoft.com/office/drawing/2016/5/10/chartex" xmlns:cx5="http://schemas.microsoft.com/office/drawing/2016/5/11/chartex" xmlns:cx6="http://schemas.microsoft.com/office/drawing/2016/5/12/chartex" xmlns:cx7="http://schemas.microsoft.com/office/drawing/2016/5/13/chartex" xmlns:cx8="http://schemas.microsoft.com/office/drawing/2016/5/14/chartex" xmlns:mc="http://schemas.openxmlformats.org/markup-compatibility/2006" xmlns:aink="http://schemas.microsoft.com/office/drawing/2016/ink" xmlns:am3d="http://schemas.microsoft.com/office/drawing/2017/model3d" xmlns:o="urn:schemas-microsoft-com:office:office" xmlns:oel="http://schemas.microsoft.com/office/2019/extlst" xmlns:r="http://schemas.openxmlformats.org/officeDocument/2006/relationships" xmlns:m="http://schemas.openxmlformats.org/officeDocument/2006/math" xmlns:v="urn:schemas-microsoft-com:vml" xmlns:wp14="http://schemas.microsoft.com/office/word/2010/wordprocessingDrawing" xmlns:wp="http://schemas.openxmlformats.org/drawingml/2006/wordprocessingDrawing" xmlns:w10="urn:schemas-microsoft-com:office:word" xmlns:w="http://schemas.openxmlformats.org/wordprocessingml/2006/main" xmlns:w14="http://schemas.microsoft.com/office/word/2010/wordml" xmlns:w15="http://schemas.microsoft.com/office/word/2012/wordml" xmlns:w16cex="http://schemas.microsoft.com/office/word/2018/wordml/cex" xmlns:w16cid="http://schemas.microsoft.com/office/word/2016/wordml/cid" xmlns:w16="http://schemas.microsoft.com/office/word/2018/wordml" xmlns:w16du="http://schemas.microsoft.com/office/word/2023/wordml/word16du" xmlns:w16sdtdh="http://schemas.microsoft.com/office/word/2020/wordml/sdtdatahash" xmlns:w16sdtfl="http://schemas.microsoft.com/office/word/2024/wordml/sdtformatlock" xmlns:w16se="http://schemas.microsoft.com/office/word/2015/wordml/symex" xmlns:wpg="http://schemas.microsoft.com/office/word/2010/wordprocessingGroup" xmlns:wpi="http://schemas.microsoft.com/office/word/2010/wordprocessingInk" xmlns:wne="http://schemas.microsoft.com/office/word/2006/wordml" xmlns:wps="http://schemas.microsoft.com/office/word/2010/wordprocessingShape" mc:Ignorable="w14 w15 w16se w16cid w16 w16cex w16sdtdh w16sdtfl w16du wp14">
+  <w:p>
+    <w:pPr>
+      <w:rPr>
+        <w:sz w:val="2"/>
+        <w:szCs w:val="2"/>
+      </w:rPr>
+    </w:pPr>
+    <w:r>
+      <w:pict w14:anchorId="38D35F20">
+        <v:shapetype id="_x0000_t202" coordsize="21600,21600" o:spt="202" path="m,l,21600r21600,l21600,xe">
+          <v:stroke joinstyle="miter"/>
+          <v:path gradientshapeok="t" o:connecttype="rect"/>
+        </v:shapetype>
+        <v:shape id="_x0000_s1029" type="#_x0000_t202" style="position:absolute;margin-left:273.6pt;margin-top:806.2pt;width:46.8pt;height:7.45pt;z-index:-251653632;mso-wrap-style:none;mso-wrap-distance-left:5pt;mso-wrap-distance-right:5pt;mso-position-horizontal-relative:page;mso-position-vertical-relative:page" wrapcoords="0 0" filled="f" stroked="f">
+          <v:textbox style="mso-fit-shape-to-text:t" inset="0,0,0,0">
+            <w:txbxContent>
+              <w:p>
+                <w:pPr>
+                  <w:spacing w:line="240" w:lineRule="auto"/>
+                </w:pPr>
+                <w:r>
+                  <w:rPr>
+                    <w:rStyle w:val="Footnote2Constantia"/>
+                    <w:b w:val="0"/>
+                    <w:bCs w:val="0"/>
+                  </w:rPr>
+                  <w:t xml:space="preserve">Страница </w:t>
+                </w:r>
+                <w:r>
+                  <w:fldChar w:fldCharType="begin"/>
+                </w:r>
+                <w:r>
+                  <w:instrText xml:space="preserve"> PAGE \* MERGEFORMAT </w:instrText>
+                </w:r>
+                <w:r>
+                  <w:fldChar w:fldCharType="separate"/>
+                </w:r>
+                <w:r>
+                  <w:rPr>
+                    <w:rStyle w:val="Footnote2Constantia"/>
+                    <w:b w:val="0"/>
+                    <w:bCs w:val="0"/>
+                  </w:rPr>
+                  <w:t>#</w:t>
+                </w:r>
+                <w:r>
+                  <w:rPr>
+                    <w:rStyle w:val="Footnote2Constantia"/>
+                  </w:rPr>
+                  <w:fldChar w:fldCharType="end"/>
+                </w:r>
+              </w:p>
+            </w:txbxContent>
+          </v:textbox>
+          <w10:wrap anchorx="page" anchory="page"/>
+        </v:shape>
+      </w:pict>
+    </w:r>
+  </w:p>
+</w:ftr>
+</file>
+
+<file path=word/footer4.xml><?xml version="1.0" encoding="utf-8"?>
+<w:ftr xmlns:wpc="http://schemas.microsoft.com/office/word/2010/wordprocessingCanvas" xmlns:cx="http://schemas.microsoft.com/office/drawing/2014/chartex" xmlns:cx1="http://schemas.microsoft.com/office/drawing/2015/9/8/chartex" xmlns:cx2="http://schemas.microsoft.com/office/drawing/2015/10/21/chartex" xmlns:cx3="http://schemas.microsoft.com/office/drawing/2016/5/9/chartex" xmlns:cx4="http://schemas.microsoft.com/office/drawing/2016/5/10/chartex" xmlns:cx5="http://schemas.microsoft.com/office/drawing/2016/5/11/chartex" xmlns:cx6="http://schemas.microsoft.com/office/drawing/2016/5/12/chartex" xmlns:cx7="http://schemas.microsoft.com/office/drawing/2016/5/13/chartex" xmlns:cx8="http://schemas.microsoft.com/office/drawing/2016/5/14/chartex" xmlns:mc="http://schemas.openxmlformats.org/markup-compatibility/2006" xmlns:aink="http://schemas.microsoft.com/office/drawing/2016/ink" xmlns:am3d="http://schemas.microsoft.com/office/drawing/2017/model3d" xmlns:o="urn:schemas-microsoft-com:office:office" xmlns:oel="http://schemas.microsoft.com/office/2019/extlst" xmlns:r="http://schemas.openxmlformats.org/officeDocument/2006/relationships" xmlns:m="http://schemas.openxmlformats.org/officeDocument/2006/math" xmlns:v="urn:schemas-microsoft-com:vml" xmlns:wp14="http://schemas.microsoft.com/office/word/2010/wordprocessingDrawing" xmlns:wp="http://schemas.openxmlformats.org/drawingml/2006/wordprocessingDrawing" xmlns:w10="urn:schemas-microsoft-com:office:word" xmlns:w="http://schemas.openxmlformats.org/wordprocessingml/2006/main" xmlns:w14="http://schemas.microsoft.com/office/word/2010/wordml" xmlns:w15="http://schemas.microsoft.com/office/word/2012/wordml" xmlns:w16cex="http://schemas.microsoft.com/office/word/2018/wordml/cex" xmlns:w16cid="http://schemas.microsoft.com/office/word/2016/wordml/cid" xmlns:w16="http://schemas.microsoft.com/office/word/2018/wordml" xmlns:w16du="http://schemas.microsoft.com/office/word/2023/wordml/word16du" xmlns:w16sdtdh="http://schemas.microsoft.com/office/word/2020/wordml/sdtdatahash" xmlns:w16sdtfl="http://schemas.microsoft.com/office/word/2024/wordml/sdtformatlock" xmlns:w16se="http://schemas.microsoft.com/office/word/2015/wordml/symex" xmlns:wpg="http://schemas.microsoft.com/office/word/2010/wordprocessingGroup" xmlns:wpi="http://schemas.microsoft.com/office/word/2010/wordprocessingInk" xmlns:wne="http://schemas.microsoft.com/office/word/2006/wordml" xmlns:wps="http://schemas.microsoft.com/office/word/2010/wordprocessingShape" mc:Ignorable="w14 w15 w16se w16cid w16 w16cex w16sdtdh w16sdtfl w16du wp14">
+  <w:p>
+    <w:pPr>
+      <w:rPr>
+        <w:sz w:val="2"/>
+        <w:szCs w:val="2"/>
+      </w:rPr>
+    </w:pPr>
+    <w:r>
+      <w:pict w14:anchorId="1FF52C36">
+        <v:shapetype id="_x0000_t202" coordsize="21600,21600" o:spt="202" path="m,l,21600r21600,l21600,xe">
+          <v:stroke joinstyle="miter"/>
+          <v:path gradientshapeok="t" o:connecttype="rect"/>
+        </v:shapetype>
+        <v:shape id="_x0000_s1030" type="#_x0000_t202" style="position:absolute;margin-left:273.6pt;margin-top:806.2pt;width:46.8pt;height:7.45pt;z-index:-251652608;mso-wrap-style:none;mso-wrap-distance-left:5pt;mso-wrap-distance-right:5pt;mso-position-horizontal-relative:page;mso-position-vertical-relative:page" wrapcoords="0 0" filled="f" stroked="f">
+          <v:textbox style="mso-fit-shape-to-text:t" inset="0,0,0,0">
+            <w:txbxContent>
+              <w:p>
+                <w:pPr>
+                  <w:spacing w:line="240" w:lineRule="auto"/>
+                </w:pPr>
+                <w:r>
+                  <w:rPr>
+                    <w:rStyle w:val="Footnote2Constantia"/>
+                    <w:b w:val="0"/>
+                    <w:bCs w:val="0"/>
+                  </w:rPr>
+                  <w:t xml:space="preserve">Страница </w:t>
+                </w:r>
+                <w:r>
+                  <w:fldChar w:fldCharType="begin"/>
+                </w:r>
+                <w:r>
+                  <w:instrText xml:space="preserve"> PAGE \* MERGEFORMAT </w:instrText>
+                </w:r>
+                <w:r>
+                  <w:fldChar w:fldCharType="separate"/>
+                </w:r>
+                <w:r>
+                  <w:rPr>
+                    <w:rStyle w:val="Footnote2Constantia"/>
+                    <w:b w:val="0"/>
+                    <w:bCs w:val="0"/>
+                  </w:rPr>
+                  <w:t>#</w:t>
+                </w:r>
+                <w:r>
+                  <w:rPr>
+                    <w:rStyle w:val="Footnote2Constantia"/>
+                  </w:rPr>
+                  <w:fldChar w:fldCharType="end"/>
+                </w:r>
+              </w:p>
+            </w:txbxContent>
+          </v:textbox>
+          <w10:wrap anchorx="page" anchory="page"/>
+        </v:shape>
+      </w:pict>
+    </w:r>
+  </w:p>
+</w:ftr>
+</file>
+
+<file path=word/footer5.xml><?xml version="1.0" encoding="utf-8"?>
+<w:ftr xmlns:wpc="http://schemas.microsoft.com/office/word/2010/wordprocessingCanvas" xmlns:cx="http://schemas.microsoft.com/office/drawing/2014/chartex" xmlns:cx1="http://schemas.microsoft.com/office/drawing/2015/9/8/chartex" xmlns:cx2="http://schemas.microsoft.com/office/drawing/2015/10/21/chartex" xmlns:cx3="http://schemas.microsoft.com/office/drawing/2016/5/9/chartex" xmlns:cx4="http://schemas.microsoft.com/office/drawing/2016/5/10/chartex" xmlns:cx5="http://schemas.microsoft.com/office/drawing/2016/5/11/chartex" xmlns:cx6="http://schemas.microsoft.com/office/drawing/2016/5/12/chartex" xmlns:cx7="http://schemas.microsoft.com/office/drawing/2016/5/13/chartex" xmlns:cx8="http://schemas.microsoft.com/office/drawing/2016/5/14/chartex" xmlns:mc="http://schemas.openxmlformats.org/markup-compatibility/2006" xmlns:aink="http://schemas.microsoft.com/office/drawing/2016/ink" xmlns:am3d="http://schemas.microsoft.com/office/drawing/2017/model3d" xmlns:o="urn:schemas-microsoft-com:office:office" xmlns:oel="http://schemas.microsoft.com/office/2019/extlst" xmlns:r="http://schemas.openxmlformats.org/officeDocument/2006/relationships" xmlns:m="http://schemas.openxmlformats.org/officeDocument/2006/math" xmlns:v="urn:schemas-microsoft-com:vml" xmlns:wp14="http://schemas.microsoft.com/office/word/2010/wordprocessingDrawing" xmlns:wp="http://schemas.openxmlformats.org/drawingml/2006/wordprocessingDrawing" xmlns:w10="urn:schemas-microsoft-com:office:word" xmlns:w="http://schemas.openxmlformats.org/wordprocessingml/2006/main" xmlns:w14="http://schemas.microsoft.com/office/word/2010/wordml" xmlns:w15="http://schemas.microsoft.com/office/word/2012/wordml" xmlns:w16cex="http://schemas.microsoft.com/office/word/2018/wordml/cex" xmlns:w16cid="http://schemas.microsoft.com/office/word/2016/wordml/cid" xmlns:w16="http://schemas.microsoft.com/office/word/2018/wordml" xmlns:w16du="http://schemas.microsoft.com/office/word/2023/wordml/word16du" xmlns:w16sdtdh="http://schemas.microsoft.com/office/word/2020/wordml/sdtdatahash" xmlns:w16sdtfl="http://schemas.microsoft.com/office/word/2024/wordml/sdtformatlock" xmlns:w16se="http://schemas.microsoft.com/office/word/2015/wordml/symex" xmlns:wpg="http://schemas.microsoft.com/office/word/2010/wordprocessingGroup" xmlns:wpi="http://schemas.microsoft.com/office/word/2010/wordprocessingInk" xmlns:wne="http://schemas.microsoft.com/office/word/2006/wordml" xmlns:wps="http://schemas.microsoft.com/office/word/2010/wordprocessingShape" mc:Ignorable="w14 w15 w16se w16cid w16 w16cex w16sdtdh w16sdtfl w16du wp14">
+  <w:p>
+    <w:pPr>
+      <w:rPr>
+        <w:sz w:val="2"/>
+        <w:szCs w:val="2"/>
+      </w:rPr>
+    </w:pPr>
+    <w:r>
+      <w:rPr>
+        <w:noProof/>
+      </w:rPr>
+      <mc:AlternateContent>
+        <mc:Choice Requires="wps">
+          <w:drawing>
+            <wp:anchor distT="0" distB="0" distL="63500" distR="63500" simplePos="0" relativeHeight="251666944" behindDoc="1" locked="0" layoutInCell="1" allowOverlap="1" wp14:anchorId="1090A811" wp14:editId="74821D5D">
+              <wp:simplePos x="0" y="0"/>
+              <wp:positionH relativeFrom="page">
+                <wp:posOffset>3474085</wp:posOffset>
+              </wp:positionH>
+              <wp:positionV relativeFrom="page">
+                <wp:posOffset>10234930</wp:posOffset>
+              </wp:positionV>
+              <wp:extent cx="604520" cy="119380"/>
+              <wp:effectExtent l="0" t="0" r="2540" b="1270"/>
+              <wp:wrapNone/>
+              <wp:docPr id="364537925" name="Text Box 19"/>
+              <wp:cNvGraphicFramePr>
+                <a:graphicFrameLocks xmlns:a="http://schemas.openxmlformats.org/drawingml/2006/main"/>
+              </wp:cNvGraphicFramePr>
+              <a:graphic xmlns:a="http://schemas.openxmlformats.org/drawingml/2006/main">
+                <a:graphicData uri="http://schemas.microsoft.com/office/word/2010/wordprocessingShape">
+                  <wps:wsp>
+                    <wps:cNvSpPr txBox="1">
+                      <a:spLocks noChangeArrowheads="1"/>
+                    </wps:cNvSpPr>
+                    <wps:spPr bwMode="auto">
+                      <a:xfrm>
+                        <a:off x="0" y="0"/>
+                        <a:ext cx="604520" cy="119380"/>
+                      </a:xfrm>
+                      <a:prstGeom prst="rect">
+                        <a:avLst/>
+                      </a:prstGeom>
+                      <a:noFill/>
+                      <a:ln>
+                        <a:noFill/>
+                      </a:ln>
+                      <a:extLst>
+                        <a:ext uri="{909E8E84-426E-40DD-AFC4-6F175D3DCCD1}">
+                          <a14:hiddenFill xmlns:a14="http://schemas.microsoft.com/office/drawing/2010/main">
+                            <a:solidFill>
+                              <a:srgbClr val="FFFFFF"/>
+                            </a:solidFill>
+                          </a14:hiddenFill>
+                        </a:ext>
+                        <a:ext uri="{91240B29-F687-4F45-9708-019B960494DF}">
+                          <a14:hiddenLine xmlns:a14="http://schemas.microsoft.com/office/drawing/2010/main" w="9525">
+                            <a:solidFill>
+                              <a:srgbClr val="000000"/>
+                            </a:solidFill>
+                            <a:miter lim="800000"/>
+                            <a:headEnd/>
+                            <a:tailEnd/>
+                          </a14:hiddenLine>
+                        </a:ext>
+                      </a:extLst>
+                    </wps:spPr>
+                    <wps:txbx>
+                      <w:txbxContent>
+                        <w:p>
+                          <w:pPr>
+                            <w:spacing w:line="240" w:lineRule="auto"/>
+                          </w:pPr>
+                          <w:r>
+                            <w:rPr>
+                              <w:rStyle w:val="Footnote2Constantia"/>
+                              <w:b w:val="0"/>
+                              <w:bCs w:val="0"/>
+                            </w:rPr>
+                            <w:t xml:space="preserve">Страница </w:t>
+                          </w:r>
+                          <w:r>
+                            <w:fldChar w:fldCharType="begin"/>
+                          </w:r>
+                          <w:r>
+                            <w:instrText xml:space="preserve"> PAGE \* MERGEFORMAT </w:instrText>
+                          </w:r>
+                          <w:r>
+                            <w:fldChar w:fldCharType="separate"/>
+                          </w:r>
+                          <w:r>
+                            <w:rPr>
+                              <w:rStyle w:val="Footnote2Constantia"/>
+                              <w:b w:val="0"/>
+                              <w:bCs w:val="0"/>
+                            </w:rPr>
+                            <w:t>#</w:t>
+                          </w:r>
+                          <w:r>
+                            <w:rPr>
+                              <w:rStyle w:val="Footnote2Constantia"/>
+                            </w:rPr>
+                            <w:fldChar w:fldCharType="end"/>
+                          </w:r>
+                        </w:p>
+                      </w:txbxContent>
+                    </wps:txbx>
+                    <wps:bodyPr rot="0" vert="horz" wrap="none" lIns="0" tIns="0" rIns="0" bIns="0" anchor="t" anchorCtr="0" upright="1">
+                      <a:spAutoFit/>
+                    </wps:bodyPr>
+                  </wps:wsp>
+                </a:graphicData>
+              </a:graphic>
+              <wp14:sizeRelH relativeFrom="page">
+                <wp14:pctWidth>0</wp14:pctWidth>
+              </wp14:sizeRelH>
+              <wp14:sizeRelV relativeFrom="page">
+                <wp14:pctHeight>0</wp14:pctHeight>
+              </wp14:sizeRelV>
+            </wp:anchor>
+          </w:drawing>
+        </mc:Choice>
+        <mc:Fallback>
+          <w:pict>
+            <v:shapetype w14:anchorId="1090A811" id="_x0000_t202" coordsize="21600,21600" o:spt="202" path="m,l,21600r21600,l21600,xe">
+              <v:stroke joinstyle="miter"/>
+              <v:path gradientshapeok="t" o:connecttype="rect"/>
+            </v:shapetype>
+            <v:shape id="Text Box 19" o:spid="_x0000_s1044" type="#_x0000_t202" style="position:absolute;margin-left:273.55pt;margin-top:805.9pt;width:47.6pt;height:9.4pt;z-index:-251649536;visibility:visible;mso-wrap-style:none;mso-width-percent:0;mso-height-percent:0;mso-wrap-distance-left:5pt;mso-wrap-distance-top:0;mso-wrap-distance-right:5pt;mso-wrap-distance-bottom:0;mso-position-horizontal:absolute;mso-position-horizontal-relative:page;mso-position-vertical:absolute;mso-position-vertical-relative:page;mso-width-percent:0;mso-height-percent:0;mso-width-relative:page;mso-height-relative:page;v-text-anchor:top" o:gfxdata="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" filled="f" stroked="f">
+              <v:textbox style="mso-fit-shape-to-text:t" inset="0,0,0,0">
+                <w:txbxContent>
+                  <w:p>
+                    <w:pPr>
+                      <w:spacing w:line="240" w:lineRule="auto"/>
+                    </w:pPr>
+                    <w:r>
+                      <w:rPr>
+                        <w:rStyle w:val="Footnote2Constantia"/>
+                        <w:b w:val="0"/>
+                        <w:bCs w:val="0"/>
+                      </w:rPr>
+                      <w:t xml:space="preserve">Страница </w:t>
+                    </w:r>
+                    <w:r>
+                      <w:fldChar w:fldCharType="begin"/>
+                    </w:r>
+                    <w:r>
+                      <w:instrText xml:space="preserve"> PAGE \* MERGEFORMAT </w:instrText>
+                    </w:r>
+                    <w:r>
+                      <w:fldChar w:fldCharType="separate"/>
+                    </w:r>
+                    <w:r>
+                      <w:rPr>
+                        <w:rStyle w:val="Footnote2Constantia"/>
+                        <w:b w:val="0"/>
+                        <w:bCs w:val="0"/>
+                      </w:rPr>
+                      <w:t>#</w:t>
+                    </w:r>
+                    <w:r>
+                      <w:rPr>
+                        <w:rStyle w:val="Footnote2Constantia"/>
+                      </w:rPr>
+                      <w:fldChar w:fldCharType="end"/>
+                    </w:r>
+                  </w:p>
+                </w:txbxContent>
+              </v:textbox>
+              <w10:wrap anchorx="page" anchory="page"/>
+            </v:shape>
+          </w:pict>
+        </mc:Fallback>
+      </mc:AlternateContent>
+    </w:r>
+  </w:p>
+</w:ftr>
+</file>
+
+<file path=word/footer6.xml><?xml version="1.0" encoding="utf-8"?>
+<w:ftr xmlns:wpc="http://schemas.microsoft.com/office/word/2010/wordprocessingCanvas" xmlns:cx="http://schemas.microsoft.com/office/drawing/2014/chartex" xmlns:cx1="http://schemas.microsoft.com/office/drawing/2015/9/8/chartex" xmlns:cx2="http://schemas.microsoft.com/office/drawing/2015/10/21/chartex" xmlns:cx3="http://schemas.microsoft.com/office/drawing/2016/5/9/chartex" xmlns:cx4="http://schemas.microsoft.com/office/drawing/2016/5/10/chartex" xmlns:cx5="http://schemas.microsoft.com/office/drawing/2016/5/11/chartex" xmlns:cx6="http://schemas.microsoft.com/office/drawing/2016/5/12/chartex" xmlns:cx7="http://schemas.microsoft.com/office/drawing/2016/5/13/chartex" xmlns:cx8="http://schemas.microsoft.com/office/drawing/2016/5/14/chartex" xmlns:mc="http://schemas.openxmlformats.org/markup-compatibility/2006" xmlns:aink="http://schemas.microsoft.com/office/drawing/2016/ink" xmlns:am3d="http://schemas.microsoft.com/office/drawing/2017/model3d" xmlns:o="urn:schemas-microsoft-com:office:office" xmlns:oel="http://schemas.microsoft.com/office/2019/extlst" xmlns:r="http://schemas.openxmlformats.org/officeDocument/2006/relationships" xmlns:m="http://schemas.openxmlformats.org/officeDocument/2006/math" xmlns:v="urn:schemas-microsoft-com:vml" xmlns:wp14="http://schemas.microsoft.com/office/word/2010/wordprocessingDrawing" xmlns:wp="http://schemas.openxmlformats.org/drawingml/2006/wordprocessingDrawing" xmlns:w10="urn:schemas-microsoft-com:office:word" xmlns:w="http://schemas.openxmlformats.org/wordprocessingml/2006/main" xmlns:w14="http://schemas.microsoft.com/office/word/2010/wordml" xmlns:w15="http://schemas.microsoft.com/office/word/2012/wordml" xmlns:w16cex="http://schemas.microsoft.com/office/word/2018/wordml/cex" xmlns:w16cid="http://schemas.microsoft.com/office/word/2016/wordml/cid" xmlns:w16="http://schemas.microsoft.com/office/word/2018/wordml" xmlns:w16du="http://schemas.microsoft.com/office/word/2023/wordml/word16du" xmlns:w16sdtdh="http://schemas.microsoft.com/office/word/2020/wordml/sdtdatahash" xmlns:w16sdtfl="http://schemas.microsoft.com/office/word/2024/wordml/sdtformatlock" xmlns:w16se="http://schemas.microsoft.com/office/word/2015/wordml/symex" xmlns:wpg="http://schemas.microsoft.com/office/word/2010/wordprocessingGroup" xmlns:wpi="http://schemas.microsoft.com/office/word/2010/wordprocessingInk" xmlns:wne="http://schemas.microsoft.com/office/word/2006/wordml" xmlns:wps="http://schemas.microsoft.com/office/word/2010/wordprocessingShape" mc:Ignorable="w14 w15 w16se w16cid w16 w16cex w16sdtdh w16sdtfl w16du wp14">
+  <w:p>
+    <w:pPr>
+      <w:rPr>
+        <w:sz w:val="2"/>
+        <w:szCs w:val="2"/>
+      </w:rPr>
+    </w:pPr>
+    <w:r>
+      <w:rPr>
+        <w:noProof/>
+      </w:rPr>
+      <mc:AlternateContent>
+        <mc:Choice Requires="wps">
+          <w:drawing>
+            <wp:anchor distT="0" distB="0" distL="63500" distR="63500" simplePos="0" relativeHeight="251667968" behindDoc="1" locked="0" layoutInCell="1" allowOverlap="1" wp14:anchorId="188C4974" wp14:editId="47152B3B">
+              <wp:simplePos x="0" y="0"/>
+              <wp:positionH relativeFrom="page">
+                <wp:posOffset>3474720</wp:posOffset>
+              </wp:positionH>
+              <wp:positionV relativeFrom="page">
+                <wp:posOffset>10234930</wp:posOffset>
+              </wp:positionV>
+              <wp:extent cx="604520" cy="119380"/>
+              <wp:effectExtent l="0" t="0" r="0" b="1270"/>
+              <wp:wrapNone/>
+              <wp:docPr id="299312340" name="Text Box 20"/>
+              <wp:cNvGraphicFramePr>
+                <a:graphicFrameLocks xmlns:a="http://schemas.openxmlformats.org/drawingml/2006/main"/>
+              </wp:cNvGraphicFramePr>
+              <a:graphic xmlns:a="http://schemas.openxmlformats.org/drawingml/2006/main">
+                <a:graphicData uri="http://schemas.microsoft.com/office/word/2010/wordprocessingShape">
+                  <wps:wsp>
+                    <wps:cNvSpPr txBox="1">
+                      <a:spLocks noChangeArrowheads="1"/>
+                    </wps:cNvSpPr>
+                    <wps:spPr bwMode="auto">
+                      <a:xfrm>
+                        <a:off x="0" y="0"/>
+                        <a:ext cx="604520" cy="119380"/>
+                      </a:xfrm>
+                      <a:prstGeom prst="rect">
+                        <a:avLst/>
+                      </a:prstGeom>
+                      <a:noFill/>
+                      <a:ln>
+                        <a:noFill/>
+                      </a:ln>
+                      <a:extLst>
+                        <a:ext uri="{909E8E84-426E-40DD-AFC4-6F175D3DCCD1}">
+                          <a14:hiddenFill xmlns:a14="http://schemas.microsoft.com/office/drawing/2010/main">
+                            <a:solidFill>
+                              <a:srgbClr val="FFFFFF"/>
+                            </a:solidFill>
+                          </a14:hiddenFill>
+                        </a:ext>
+                        <a:ext uri="{91240B29-F687-4F45-9708-019B960494DF}">
+                          <a14:hiddenLine xmlns:a14="http://schemas.microsoft.com/office/drawing/2010/main" w="9525">
+                            <a:solidFill>
+                              <a:srgbClr val="000000"/>
+                            </a:solidFill>
+                            <a:miter lim="800000"/>
+                            <a:headEnd/>
+                            <a:tailEnd/>
+                          </a14:hiddenLine>
+                        </a:ext>
+                      </a:extLst>
+                    </wps:spPr>
+                    <wps:txbx>
+                      <w:txbxContent>
+                        <w:p>
+                          <w:pPr>
+                            <w:spacing w:line="240" w:lineRule="auto"/>
+                          </w:pPr>
+                          <w:r>
+                            <w:rPr>
+                              <w:rStyle w:val="Footnote2Constantia"/>
+                              <w:b w:val="0"/>
+                              <w:bCs w:val="0"/>
+                            </w:rPr>
+                            <w:t xml:space="preserve">Страница </w:t>
+                          </w:r>
+                          <w:r>
+                            <w:fldChar w:fldCharType="begin"/>
+                          </w:r>
+                          <w:r>
+                            <w:instrText xml:space="preserve"> PAGE \* MERGEFORMAT </w:instrText>
+                          </w:r>
+                          <w:r>
+                            <w:fldChar w:fldCharType="separate"/>
+                          </w:r>
+                          <w:r>
+                            <w:rPr>
+                              <w:rStyle w:val="Footnote2Constantia"/>
+                              <w:b w:val="0"/>
+                              <w:bCs w:val="0"/>
+                            </w:rPr>
+                            <w:t>#</w:t>
+                          </w:r>
+                          <w:r>
+                            <w:rPr>
+                              <w:rStyle w:val="Footnote2Constantia"/>
+                            </w:rPr>
+                            <w:fldChar w:fldCharType="end"/>
+                          </w:r>
+                        </w:p>
+                      </w:txbxContent>
+                    </wps:txbx>
+                    <wps:bodyPr rot="0" vert="horz" wrap="none" lIns="0" tIns="0" rIns="0" bIns="0" anchor="t" anchorCtr="0" upright="1">
+                      <a:spAutoFit/>
+                    </wps:bodyPr>
+                  </wps:wsp>
+                </a:graphicData>
+              </a:graphic>
+              <wp14:sizeRelH relativeFrom="page">
+                <wp14:pctWidth>0</wp14:pctWidth>
+              </wp14:sizeRelH>
+              <wp14:sizeRelV relativeFrom="page">
+                <wp14:pctHeight>0</wp14:pctHeight>
+              </wp14:sizeRelV>
+            </wp:anchor>
+          </w:drawing>
+        </mc:Choice>
+        <mc:Fallback>
+          <w:pict>
+            <v:shapetype w14:anchorId="188C4974" id="_x0000_t202" coordsize="21600,21600" o:spt="202" path="m,l,21600r21600,l21600,xe">
+              <v:stroke joinstyle="miter"/>
+              <v:path gradientshapeok="t" o:connecttype="rect"/>
+            </v:shapetype>
+            <v:shape id="Text Box 20" o:spid="_x0000_s1045" type="#_x0000_t202" style="position:absolute;margin-left:273.6pt;margin-top:805.9pt;width:47.6pt;height:9.4pt;z-index:-251648512;visibility:visible;mso-wrap-style:none;mso-width-percent:0;mso-height-percent:0;mso-wrap-distance-left:5pt;mso-wrap-distance-top:0;mso-wrap-distance-right:5pt;mso-wrap-distance-bottom:0;mso-position-horizontal:absolute;mso-position-horizontal-relative:page;mso-position-vertical:absolute;mso-position-vertical-relative:page;mso-width-percent:0;mso-height-percent:0;mso-width-relative:page;mso-height-relative:page;v-text-anchor:top" o:gfxdata="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" filled="f" stroked="f">
+              <v:textbox style="mso-fit-shape-to-text:t" inset="0,0,0,0">
+                <w:txbxContent>
+                  <w:p>
+                    <w:pPr>
+                      <w:spacing w:line="240" w:lineRule="auto"/>
+                    </w:pPr>
+                    <w:r>
+                      <w:rPr>
+                        <w:rStyle w:val="Footnote2Constantia"/>
+                        <w:b w:val="0"/>
+                        <w:bCs w:val="0"/>
+                      </w:rPr>
+                      <w:t xml:space="preserve">Страница </w:t>
+                    </w:r>
+                    <w:r>
+                      <w:fldChar w:fldCharType="begin"/>
+                    </w:r>
+                    <w:r>
+                      <w:instrText xml:space="preserve"> PAGE \* MERGEFORMAT </w:instrText>
+                    </w:r>
+                    <w:r>
+                      <w:fldChar w:fldCharType="separate"/>
+                    </w:r>
+                    <w:r>
+                      <w:rPr>
+                        <w:rStyle w:val="Footnote2Constantia"/>
+                        <w:b w:val="0"/>
+                        <w:bCs w:val="0"/>
+                      </w:rPr>
+                      <w:t>#</w:t>
+                    </w:r>
+                    <w:r>
+                      <w:rPr>
+                        <w:rStyle w:val="Footnote2Constantia"/>
+                      </w:rPr>
+                      <w:fldChar w:fldCharType="end"/>
+                    </w:r>
+                  </w:p>
+                </w:txbxContent>
+              </v:textbox>
+              <w10:wrap anchorx="page" anchory="page"/>
+            </v:shape>
+          </w:pict>
+        </mc:Fallback>
+      </mc:AlternateContent>
+    </w:r>
+  </w:p>
+</w:ftr>
+</file>
+
+<file path=word/footer7.xml><?xml version="1.0" encoding="utf-8"?>
+<w:ftr xmlns:wpc="http://schemas.microsoft.com/office/word/2010/wordprocessingCanvas" xmlns:cx="http://schemas.microsoft.com/office/drawing/2014/chartex" xmlns:cx1="http://schemas.microsoft.com/office/drawing/2015/9/8/chartex" xmlns:cx2="http://schemas.microsoft.com/office/drawing/2015/10/21/chartex" xmlns:cx3="http://schemas.microsoft.com/office/drawing/2016/5/9/chartex" xmlns:cx4="http://schemas.microsoft.com/office/drawing/2016/5/10/chartex" xmlns:cx5="http://schemas.microsoft.com/office/drawing/2016/5/11/chartex" xmlns:cx6="http://schemas.microsoft.com/office/drawing/2016/5/12/chartex" xmlns:cx7="http://schemas.microsoft.com/office/drawing/2016/5/13/chartex" xmlns:cx8="http://schemas.microsoft.com/office/drawing/2016/5/14/chartex" xmlns:mc="http://schemas.openxmlformats.org/markup-compatibility/2006" xmlns:aink="http://schemas.microsoft.com/office/drawing/2016/ink" xmlns:am3d="http://schemas.microsoft.com/office/drawing/2017/model3d" xmlns:o="urn:schemas-microsoft-com:office:office" xmlns:oel="http://schemas.microsoft.com/office/2019/extlst" xmlns:r="http://schemas.openxmlformats.org/officeDocument/2006/relationships" xmlns:m="http://schemas.openxmlformats.org/officeDocument/2006/math" xmlns:v="urn:schemas-microsoft-com:vml" xmlns:wp14="http://schemas.microsoft.com/office/word/2010/wordprocessingDrawing" xmlns:wp="http://schemas.openxmlformats.org/drawingml/2006/wordprocessingDrawing" xmlns:w10="urn:schemas-microsoft-com:office:word" xmlns:w="http://schemas.openxmlformats.org/wordprocessingml/2006/main" xmlns:w14="http://schemas.microsoft.com/office/word/2010/wordml" xmlns:w15="http://schemas.microsoft.com/office/word/2012/wordml" xmlns:w16cex="http://schemas.microsoft.com/office/word/2018/wordml/cex" xmlns:w16cid="http://schemas.microsoft.com/office/word/2016/wordml/cid" xmlns:w16="http://schemas.microsoft.com/office/word/2018/wordml" xmlns:w16du="http://schemas.microsoft.com/office/word/2023/wordml/word16du" xmlns:w16sdtdh="http://schemas.microsoft.com/office/word/2020/wordml/sdtdatahash" xmlns:w16sdtfl="http://schemas.microsoft.com/office/word/2024/wordml/sdtformatlock" xmlns:w16se="http://schemas.microsoft.com/office/word/2015/wordml/symex" xmlns:wpg="http://schemas.microsoft.com/office/word/2010/wordprocessingGroup" xmlns:wpi="http://schemas.microsoft.com/office/word/2010/wordprocessingInk" xmlns:wne="http://schemas.microsoft.com/office/word/2006/wordml" xmlns:wps="http://schemas.microsoft.com/office/word/2010/wordprocessingShape" mc:Ignorable="w14 w15 w16se w16cid w16 w16cex w16sdtdh w16sdtfl w16du wp14">
+  <w:p>
+    <w:pPr>
+      <w:rPr>
+        <w:sz w:val="2"/>
+        <w:szCs w:val="2"/>
+      </w:rPr>
+    </w:pPr>
+    <w:r>
+      <w:rPr>
+        <w:noProof/>
+      </w:rPr>
+      <mc:AlternateContent>
+        <mc:Choice Requires="wps">
+          <w:drawing>
+            <wp:anchor distT="0" distB="0" distL="63500" distR="63500" simplePos="0" relativeHeight="251670016" behindDoc="1" locked="0" layoutInCell="1" allowOverlap="1" wp14:anchorId="3C12075F" wp14:editId="1AE964C2">
+              <wp:simplePos x="0" y="0"/>
+              <wp:positionH relativeFrom="page">
+                <wp:posOffset>3477895</wp:posOffset>
+              </wp:positionH>
+              <wp:positionV relativeFrom="page">
+                <wp:posOffset>10238740</wp:posOffset>
+              </wp:positionV>
+              <wp:extent cx="604520" cy="119380"/>
+              <wp:effectExtent l="1270" t="0" r="0" b="1270"/>
+              <wp:wrapNone/>
+              <wp:docPr id="519269772" name="Text Box 22"/>
+              <wp:cNvGraphicFramePr>
+                <a:graphicFrameLocks xmlns:a="http://schemas.openxmlformats.org/drawingml/2006/main"/>
+              </wp:cNvGraphicFramePr>
+              <a:graphic xmlns:a="http://schemas.openxmlformats.org/drawingml/2006/main">
+                <a:graphicData uri="http://schemas.microsoft.com/office/word/2010/wordprocessingShape">
+                  <wps:wsp>
+                    <wps:cNvSpPr txBox="1">
+                      <a:spLocks noChangeArrowheads="1"/>
+                    </wps:cNvSpPr>
+                    <wps:spPr bwMode="auto">
+                      <a:xfrm>
+                        <a:off x="0" y="0"/>
+                        <a:ext cx="604520" cy="119380"/>
+                      </a:xfrm>
+                      <a:prstGeom prst="rect">
+                        <a:avLst/>
+                      </a:prstGeom>
+                      <a:noFill/>
+                      <a:ln>
+                        <a:noFill/>
+                      </a:ln>
+                      <a:extLst>
+                        <a:ext uri="{909E8E84-426E-40DD-AFC4-6F175D3DCCD1}">
+                          <a14:hiddenFill xmlns:a14="http://schemas.microsoft.com/office/drawing/2010/main">
+                            <a:solidFill>
+                              <a:srgbClr val="FFFFFF"/>
+                            </a:solidFill>
+                          </a14:hiddenFill>
+                        </a:ext>
+                        <a:ext uri="{91240B29-F687-4F45-9708-019B960494DF}">
+                          <a14:hiddenLine xmlns:a14="http://schemas.microsoft.com/office/drawing/2010/main" w="9525">
+                            <a:solidFill>
+                              <a:srgbClr val="000000"/>
+                            </a:solidFill>
+                            <a:miter lim="800000"/>
+                            <a:headEnd/>
+                            <a:tailEnd/>
+                          </a14:hiddenLine>
+                        </a:ext>
+                      </a:extLst>
+                    </wps:spPr>
+                    <wps:txbx>
+                      <w:txbxContent>
+                        <w:p>
+                          <w:pPr>
+                            <w:spacing w:line="240" w:lineRule="auto"/>
+                          </w:pPr>
+                          <w:r>
+                            <w:rPr>
+                              <w:rStyle w:val="Footnote2Constantia"/>
+                              <w:b w:val="0"/>
+                              <w:bCs w:val="0"/>
+                            </w:rPr>
+                            <w:t xml:space="preserve">Страница </w:t>
+                          </w:r>
+                          <w:r>
+                            <w:fldChar w:fldCharType="begin"/>
+                          </w:r>
+                          <w:r>
+                            <w:instrText xml:space="preserve"> PAGE \* MERGEFORMAT </w:instrText>
+                          </w:r>
+                          <w:r>
+                            <w:fldChar w:fldCharType="separate"/>
+                          </w:r>
+                          <w:r>
+                            <w:rPr>
+                              <w:rStyle w:val="Footnote2Constantia"/>
+                              <w:b w:val="0"/>
+                              <w:bCs w:val="0"/>
+                            </w:rPr>
+                            <w:t>#</w:t>
+                          </w:r>
+                          <w:r>
+                            <w:rPr>
+                              <w:rStyle w:val="Footnote2Constantia"/>
+                            </w:rPr>
+                            <w:fldChar w:fldCharType="end"/>
+                          </w:r>
+                        </w:p>
+                      </w:txbxContent>
+                    </wps:txbx>
+                    <wps:bodyPr rot="0" vert="horz" wrap="none" lIns="0" tIns="0" rIns="0" bIns="0" anchor="t" anchorCtr="0" upright="1">
+                      <a:spAutoFit/>
+                    </wps:bodyPr>
+                  </wps:wsp>
+                </a:graphicData>
+              </a:graphic>
+              <wp14:sizeRelH relativeFrom="page">
+                <wp14:pctWidth>0</wp14:pctWidth>
+              </wp14:sizeRelH>
+              <wp14:sizeRelV relativeFrom="page">
+                <wp14:pctHeight>0</wp14:pctHeight>
+              </wp14:sizeRelV>
+            </wp:anchor>
+          </w:drawing>
+        </mc:Choice>
+        <mc:Fallback>
+          <w:pict>
+            <v:shapetype w14:anchorId="3C12075F" id="_x0000_t202" coordsize="21600,21600" o:spt="202" path="m,l,21600r21600,l21600,xe">
+              <v:stroke joinstyle="miter"/>
+              <v:path gradientshapeok="t" o:connecttype="rect"/>
+            </v:shapetype>
+            <v:shape id="Text Box 22" o:spid="_x0000_s1047" type="#_x0000_t202" style="position:absolute;margin-left:273.85pt;margin-top:806.2pt;width:47.6pt;height:9.4pt;z-index:-251646464;visibility:visible;mso-wrap-style:none;mso-width-percent:0;mso-height-percent:0;mso-wrap-distance-left:5pt;mso-wrap-distance-top:0;mso-wrap-distance-right:5pt;mso-wrap-distance-bottom:0;mso-position-horizontal:absolute;mso-position-horizontal-relative:page;mso-position-vertical:absolute;mso-position-vertical-relative:page;mso-width-percent:0;mso-height-percent:0;mso-width-relative:page;mso-height-relative:page;v-text-anchor:top" o:gfxdata="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" filled="f" stroked="f">
+              <v:textbox style="mso-fit-shape-to-text:t" inset="0,0,0,0">
+                <w:txbxContent>
+                  <w:p>
+                    <w:pPr>
+                      <w:spacing w:line="240" w:lineRule="auto"/>
+                    </w:pPr>
+                    <w:r>
+                      <w:rPr>
+                        <w:rStyle w:val="Footnote2Constantia"/>
+                        <w:b w:val="0"/>
+                        <w:bCs w:val="0"/>
+                      </w:rPr>
+                      <w:t xml:space="preserve">Страница </w:t>
+                    </w:r>
+                    <w:r>
+                      <w:fldChar w:fldCharType="begin"/>
+                    </w:r>
+                    <w:r>
+                      <w:instrText xml:space="preserve"> PAGE \* MERGEFORMAT </w:instrText>
+                    </w:r>
+                    <w:r>
+                      <w:fldChar w:fldCharType="separate"/>
+                    </w:r>
+                    <w:r>
+                      <w:rPr>
+                        <w:rStyle w:val="Footnote2Constantia"/>
+                        <w:b w:val="0"/>
+                        <w:bCs w:val="0"/>
+                      </w:rPr>
+                      <w:t>#</w:t>
+                    </w:r>
+                    <w:r>
+                      <w:rPr>
+                        <w:rStyle w:val="Footnote2Constantia"/>
+                      </w:rPr>
+                      <w:fldChar w:fldCharType="end"/>
+                    </w:r>
+                  </w:p>
+                </w:txbxContent>
+              </v:textbox>
+              <w10:wrap anchorx="page" anchory="page"/>
+            </v:shape>
+          </w:pict>
+        </mc:Fallback>
+      </mc:AlternateContent>
+    </w:r>
+  </w:p>
+</w:ftr>
+</file>
+
+<file path=word/footer8.xml><?xml version="1.0" encoding="utf-8"?>
+<w:ftr xmlns:wpc="http://schemas.microsoft.com/office/word/2010/wordprocessingCanvas" xmlns:cx="http://schemas.microsoft.com/office/drawing/2014/chartex" xmlns:cx1="http://schemas.microsoft.com/office/drawing/2015/9/8/chartex" xmlns:cx2="http://schemas.microsoft.com/office/drawing/2015/10/21/chartex" xmlns:cx3="http://schemas.microsoft.com/office/drawing/2016/5/9/chartex" xmlns:cx4="http://schemas.microsoft.com/office/drawing/2016/5/10/chartex" xmlns:cx5="http://schemas.microsoft.com/office/drawing/2016/5/11/chartex" xmlns:cx6="http://schemas.microsoft.com/office/drawing/2016/5/12/chartex" xmlns:cx7="http://schemas.microsoft.com/office/drawing/2016/5/13/chartex" xmlns:cx8="http://schemas.microsoft.com/office/drawing/2016/5/14/chartex" xmlns:mc="http://schemas.openxmlformats.org/markup-compatibility/2006" xmlns:aink="http://schemas.microsoft.com/office/drawing/2016/ink" xmlns:am3d="http://schemas.microsoft.com/office/drawing/2017/model3d" xmlns:o="urn:schemas-microsoft-com:office:office" xmlns:oel="http://schemas.microsoft.com/office/2019/extlst" xmlns:r="http://schemas.openxmlformats.org/officeDocument/2006/relationships" xmlns:m="http://schemas.openxmlformats.org/officeDocument/2006/math" xmlns:v="urn:schemas-microsoft-com:vml" xmlns:wp14="http://schemas.microsoft.com/office/word/2010/wordprocessingDrawing" xmlns:wp="http://schemas.openxmlformats.org/drawingml/2006/wordprocessingDrawing" xmlns:w10="urn:schemas-microsoft-com:office:word" xmlns:w="http://schemas.openxmlformats.org/wordprocessingml/2006/main" xmlns:w14="http://schemas.microsoft.com/office/word/2010/wordml" xmlns:w15="http://schemas.microsoft.com/office/word/2012/wordml" xmlns:w16cex="http://schemas.microsoft.com/office/word/2018/wordml/cex" xmlns:w16cid="http://schemas.microsoft.com/office/word/2016/wordml/cid" xmlns:w16="http://schemas.microsoft.com/office/word/2018/wordml" xmlns:w16du="http://schemas.microsoft.com/office/word/2023/wordml/word16du" xmlns:w16sdtdh="http://schemas.microsoft.com/office/word/2020/wordml/sdtdatahash" xmlns:w16sdtfl="http://schemas.microsoft.com/office/word/2024/wordml/sdtformatlock" xmlns:w16se="http://schemas.microsoft.com/office/word/2015/wordml/symex" xmlns:wpg="http://schemas.microsoft.com/office/word/2010/wordprocessingGroup" xmlns:wpi="http://schemas.microsoft.com/office/word/2010/wordprocessingInk" xmlns:wne="http://schemas.microsoft.com/office/word/2006/wordml" xmlns:wps="http://schemas.microsoft.com/office/word/2010/wordprocessingShape" mc:Ignorable="w14 w15 w16se w16cid w16 w16cex w16sdtdh w16sdtfl w16du wp14">
+  <w:p>
+    <w:pPr>
+      <w:rPr>
+        <w:sz w:val="2"/>
+        <w:szCs w:val="2"/>
+      </w:rPr>
+    </w:pPr>
+    <w:r>
+      <w:rPr>
+        <w:noProof/>
+      </w:rPr>
+      <mc:AlternateContent>
+        <mc:Choice Requires="wps">
+          <w:drawing>
+            <wp:anchor distT="0" distB="0" distL="63500" distR="63500" simplePos="0" relativeHeight="251673088" behindDoc="1" locked="0" layoutInCell="1" allowOverlap="1" wp14:anchorId="7FF1345C" wp14:editId="23670E0D">
+              <wp:simplePos x="0" y="0"/>
+              <wp:positionH relativeFrom="page">
+                <wp:posOffset>3474720</wp:posOffset>
+              </wp:positionH>
+              <wp:positionV relativeFrom="page">
+                <wp:posOffset>10237470</wp:posOffset>
+              </wp:positionV>
+              <wp:extent cx="604520" cy="119380"/>
+              <wp:effectExtent l="0" t="0" r="3810" b="1905"/>
+              <wp:wrapNone/>
+              <wp:docPr id="1218336438" name="Text Box 25"/>
+              <wp:cNvGraphicFramePr>
+                <a:graphicFrameLocks xmlns:a="http://schemas.openxmlformats.org/drawingml/2006/main"/>
+              </wp:cNvGraphicFramePr>
+              <a:graphic xmlns:a="http://schemas.openxmlformats.org/drawingml/2006/main">
+                <a:graphicData uri="http://schemas.microsoft.com/office/word/2010/wordprocessingShape">
+                  <wps:wsp>
+                    <wps:cNvSpPr txBox="1">
+                      <a:spLocks noChangeArrowheads="1"/>
+                    </wps:cNvSpPr>
+                    <wps:spPr bwMode="auto">
+                      <a:xfrm>
+                        <a:off x="0" y="0"/>
+                        <a:ext cx="604520" cy="119380"/>
+                      </a:xfrm>
+                      <a:prstGeom prst="rect">
+                        <a:avLst/>
+                      </a:prstGeom>
+                      <a:noFill/>
+                      <a:ln>
+                        <a:noFill/>
+                      </a:ln>
+                      <a:extLst>
+                        <a:ext uri="{909E8E84-426E-40DD-AFC4-6F175D3DCCD1}">
+                          <a14:hiddenFill xmlns:a14="http://schemas.microsoft.com/office/drawing/2010/main">
+                            <a:solidFill>
+                              <a:srgbClr val="FFFFFF"/>
+                            </a:solidFill>
+                          </a14:hiddenFill>
+                        </a:ext>
+                        <a:ext uri="{91240B29-F687-4F45-9708-019B960494DF}">
+                          <a14:hiddenLine xmlns:a14="http://schemas.microsoft.com/office/drawing/2010/main" w="9525">
+                            <a:solidFill>
+                              <a:srgbClr val="000000"/>
+                            </a:solidFill>
+                            <a:miter lim="800000"/>
+                            <a:headEnd/>
+                            <a:tailEnd/>
+                          </a14:hiddenLine>
+                        </a:ext>
+                      </a:extLst>
+                    </wps:spPr>
+                    <wps:txbx>
+                      <w:txbxContent>
+                        <w:p>
+                          <w:pPr>
+                            <w:spacing w:line="240" w:lineRule="auto"/>
+                          </w:pPr>
+                          <w:r>
+                            <w:rPr>
+                              <w:rStyle w:val="Footnote2Constantia"/>
+                              <w:b w:val="0"/>
+                              <w:bCs w:val="0"/>
+                            </w:rPr>
+                            <w:t xml:space="preserve">Страница </w:t>
+                          </w:r>
+                          <w:r>
+                            <w:fldChar w:fldCharType="begin"/>
+                          </w:r>
+                          <w:r>
+                            <w:instrText xml:space="preserve"> PAGE \* MERGEFORMAT </w:instrText>
+                          </w:r>
+                          <w:r>
+                            <w:fldChar w:fldCharType="separate"/>
+                          </w:r>
+                          <w:r>
+                            <w:rPr>
+                              <w:rStyle w:val="Footnote2Constantia"/>
+                              <w:b w:val="0"/>
+                              <w:bCs w:val="0"/>
+                            </w:rPr>
+                            <w:t>#</w:t>
+                          </w:r>
+                          <w:r>
+                            <w:rPr>
+                              <w:rStyle w:val="Footnote2Constantia"/>
+                            </w:rPr>
+                            <w:fldChar w:fldCharType="end"/>
+                          </w:r>
+                        </w:p>
+                      </w:txbxContent>
+                    </wps:txbx>
+                    <wps:bodyPr rot="0" vert="horz" wrap="none" lIns="0" tIns="0" rIns="0" bIns="0" anchor="t" anchorCtr="0" upright="1">
+                      <a:spAutoFit/>
+                    </wps:bodyPr>
+                  </wps:wsp>
+                </a:graphicData>
+              </a:graphic>
+              <wp14:sizeRelH relativeFrom="page">
+                <wp14:pctWidth>0</wp14:pctWidth>
+              </wp14:sizeRelH>
+              <wp14:sizeRelV relativeFrom="page">
+                <wp14:pctHeight>0</wp14:pctHeight>
+              </wp14:sizeRelV>
+            </wp:anchor>
+          </w:drawing>
+        </mc:Choice>
+        <mc:Fallback>
+          <w:pict>
+            <v:shapetype w14:anchorId="7FF1345C" id="_x0000_t202" coordsize="21600,21600" o:spt="202" path="m,l,21600r21600,l21600,xe">
+              <v:stroke joinstyle="miter"/>
+              <v:path gradientshapeok="t" o:connecttype="rect"/>
+            </v:shapetype>
+            <v:shape id="Text Box 25" o:spid="_x0000_s1050" type="#_x0000_t202" style="position:absolute;margin-left:273.6pt;margin-top:806.1pt;width:47.6pt;height:9.4pt;z-index:-251643392;visibility:visible;mso-wrap-style:none;mso-width-percent:0;mso-height-percent:0;mso-wrap-distance-left:5pt;mso-wrap-distance-top:0;mso-wrap-distance-right:5pt;mso-wrap-distance-bottom:0;mso-position-horizontal:absolute;mso-position-horizontal-relative:page;mso-position-vertical:absolute;mso-position-vertical-relative:page;mso-width-percent:0;mso-height-percent:0;mso-width-relative:page;mso-height-relative:page;v-text-anchor:top" o:gfxdata="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" filled="f" stroked="f">
+              <v:textbox style="mso-fit-shape-to-text:t" inset="0,0,0,0">
+                <w:txbxContent>
+                  <w:p>
+                    <w:pPr>
+                      <w:spacing w:line="240" w:lineRule="auto"/>
+                    </w:pPr>
+                    <w:r>
+                      <w:rPr>
+                        <w:rStyle w:val="Footnote2Constantia"/>
+                        <w:b w:val="0"/>
+                        <w:bCs w:val="0"/>
+                      </w:rPr>
+                      <w:t xml:space="preserve">Страница </w:t>
+                    </w:r>
+                    <w:r>
+                      <w:fldChar w:fldCharType="begin"/>
+                    </w:r>
+                    <w:r>
+                      <w:instrText xml:space="preserve"> PAGE \* MERGEFORMAT </w:instrText>
+                    </w:r>
+                    <w:r>
+                      <w:fldChar w:fldCharType="separate"/>
+                    </w:r>
+                    <w:r>
+                      <w:rPr>
+                        <w:rStyle w:val="Footnote2Constantia"/>
+                        <w:b w:val="0"/>
+                        <w:bCs w:val="0"/>
+                      </w:rPr>
+                      <w:t>#</w:t>
+                    </w:r>
+                    <w:r>
+                      <w:rPr>
+                        <w:rStyle w:val="Footnote2Constantia"/>
+                      </w:rPr>
+                      <w:fldChar w:fldCharType="end"/>
+                    </w:r>
+                  </w:p>
+                </w:txbxContent>
+              </v:textbox>
+              <w10:wrap anchorx="page" anchory="page"/>
+            </v:shape>
+          </w:pict>
+        </mc:Fallback>
+      </mc:AlternateContent>
+    </w:r>
+  </w:p>
+</w:ftr>
+</file>
+
+<file path=word/footer9.xml><?xml version="1.0" encoding="utf-8"?>
+<w:ftr xmlns:wpc="http://schemas.microsoft.com/office/word/2010/wordprocessingCanvas" xmlns:cx="http://schemas.microsoft.com/office/drawing/2014/chartex" xmlns:cx1="http://schemas.microsoft.com/office/drawing/2015/9/8/chartex" xmlns:cx2="http://schemas.microsoft.com/office/drawing/2015/10/21/chartex" xmlns:cx3="http://schemas.microsoft.com/office/drawing/2016/5/9/chartex" xmlns:cx4="http://schemas.microsoft.com/office/drawing/2016/5/10/chartex" xmlns:cx5="http://schemas.microsoft.com/office/drawing/2016/5/11/chartex" xmlns:cx6="http://schemas.microsoft.com/office/drawing/2016/5/12/chartex" xmlns:cx7="http://schemas.microsoft.com/office/drawing/2016/5/13/chartex" xmlns:cx8="http://schemas.microsoft.com/office/drawing/2016/5/14/chartex" xmlns:mc="http://schemas.openxmlformats.org/markup-compatibility/2006" xmlns:aink="http://schemas.microsoft.com/office/drawing/2016/ink" xmlns:am3d="http://schemas.microsoft.com/office/drawing/2017/model3d" xmlns:o="urn:schemas-microsoft-com:office:office" xmlns:oel="http://schemas.microsoft.com/office/2019/extlst" xmlns:r="http://schemas.openxmlformats.org/officeDocument/2006/relationships" xmlns:m="http://schemas.openxmlformats.org/officeDocument/2006/math" xmlns:v="urn:schemas-microsoft-com:vml" xmlns:wp14="http://schemas.microsoft.com/office/word/2010/wordprocessingDrawing" xmlns:wp="http://schemas.openxmlformats.org/drawingml/2006/wordprocessingDrawing" xmlns:w10="urn:schemas-microsoft-com:office:word" xmlns:w="http://schemas.openxmlformats.org/wordprocessingml/2006/main" xmlns:w14="http://schemas.microsoft.com/office/word/2010/wordml" xmlns:w15="http://schemas.microsoft.com/office/word/2012/wordml" xmlns:w16cex="http://schemas.microsoft.com/office/word/2018/wordml/cex" xmlns:w16cid="http://schemas.microsoft.com/office/word/2016/wordml/cid" xmlns:w16="http://schemas.microsoft.com/office/word/2018/wordml" xmlns:w16du="http://schemas.microsoft.com/office/word/2023/wordml/word16du" xmlns:w16sdtdh="http://schemas.microsoft.com/office/word/2020/wordml/sdtdatahash" xmlns:w16sdtfl="http://schemas.microsoft.com/office/word/2024/wordml/sdtformatlock" xmlns:w16se="http://schemas.microsoft.com/office/word/2015/wordml/symex" xmlns:wpg="http://schemas.microsoft.com/office/word/2010/wordprocessingGroup" xmlns:wpi="http://schemas.microsoft.com/office/word/2010/wordprocessingInk" xmlns:wne="http://schemas.microsoft.com/office/word/2006/wordml" xmlns:wps="http://schemas.microsoft.com/office/word/2010/wordprocessingShape" mc:Ignorable="w14 w15 w16se w16cid w16 w16cex w16sdtdh w16sdtfl w16du wp14">
+  <w:p>
+    <w:pPr>
+      <w:rPr>
+        <w:sz w:val="2"/>
+        <w:szCs w:val="2"/>
+      </w:rPr>
+    </w:pPr>
+    <w:r>
+      <w:rPr>
+        <w:noProof/>
+      </w:rPr>
+      <mc:AlternateContent>
+        <mc:Choice Requires="wps">
+          <w:drawing>
+            <wp:anchor distT="0" distB="0" distL="63500" distR="63500" simplePos="0" relativeHeight="251674112" behindDoc="1" locked="0" layoutInCell="1" allowOverlap="1" wp14:anchorId="6372BB42" wp14:editId="6CE18A86">
+              <wp:simplePos x="0" y="0"/>
+              <wp:positionH relativeFrom="page">
+                <wp:posOffset>3474720</wp:posOffset>
+              </wp:positionH>
+              <wp:positionV relativeFrom="page">
+                <wp:posOffset>10234930</wp:posOffset>
+              </wp:positionV>
+              <wp:extent cx="604520" cy="119380"/>
+              <wp:effectExtent l="0" t="0" r="3810" b="3175"/>
+              <wp:wrapNone/>
+              <wp:docPr id="1590053198" name="Text Box 26"/>
+              <wp:cNvGraphicFramePr>
+                <a:graphicFrameLocks xmlns:a="http://schemas.openxmlformats.org/drawingml/2006/main"/>
+              </wp:cNvGraphicFramePr>
+              <a:graphic xmlns:a="http://schemas.openxmlformats.org/drawingml/2006/main">
+                <a:graphicData uri="http://schemas.microsoft.com/office/word/2010/wordprocessingShape">
+                  <wps:wsp>
+                    <wps:cNvSpPr txBox="1">
+                      <a:spLocks noChangeArrowheads="1"/>
+                    </wps:cNvSpPr>
+                    <wps:spPr bwMode="auto">
+                      <a:xfrm>
+                        <a:off x="0" y="0"/>
+                        <a:ext cx="604520" cy="119380"/>
+                      </a:xfrm>
+                      <a:prstGeom prst="rect">
+                        <a:avLst/>
+                      </a:prstGeom>
+                      <a:noFill/>
+                      <a:ln>
+                        <a:noFill/>
+                      </a:ln>
+                      <a:extLst>
+                        <a:ext uri="{909E8E84-426E-40DD-AFC4-6F175D3DCCD1}">
+                          <a14:hiddenFill xmlns:a14="http://schemas.microsoft.com/office/drawing/2010/main">
+                            <a:solidFill>
+                              <a:srgbClr val="FFFFFF"/>
+                            </a:solidFill>
+                          </a14:hiddenFill>
+                        </a:ext>
+                        <a:ext uri="{91240B29-F687-4F45-9708-019B960494DF}">
+                          <a14:hiddenLine xmlns:a14="http://schemas.microsoft.com/office/drawing/2010/main" w="9525">
+                            <a:solidFill>
+                              <a:srgbClr val="000000"/>
+                            </a:solidFill>
+                            <a:miter lim="800000"/>
+                            <a:headEnd/>
+                            <a:tailEnd/>
+                          </a14:hiddenLine>
+                        </a:ext>
+                      </a:extLst>
+                    </wps:spPr>
+                    <wps:txbx>
+                      <w:txbxContent>
+                        <w:p>
+                          <w:pPr>
+                            <w:spacing w:line="240" w:lineRule="auto"/>
+                          </w:pPr>
+                          <w:r>
+                            <w:rPr>
+                              <w:rStyle w:val="Footnote2Constantia"/>
+                              <w:b w:val="0"/>
+                              <w:bCs w:val="0"/>
+                            </w:rPr>
+                            <w:t xml:space="preserve">Страница </w:t>
+                          </w:r>
+                          <w:r>
+                            <w:fldChar w:fldCharType="begin"/>
+                          </w:r>
+                          <w:r>
+                            <w:instrText xml:space="preserve"> PAGE \* MERGEFORMAT </w:instrText>
+                          </w:r>
+                          <w:r>
+                            <w:fldChar w:fldCharType="separate"/>
+                          </w:r>
+                          <w:r>
+                            <w:rPr>
+                              <w:rStyle w:val="Footnote2Constantia"/>
+                              <w:b w:val="0"/>
+                              <w:bCs w:val="0"/>
+                            </w:rPr>
+                            <w:t>#</w:t>
+                          </w:r>
+                          <w:r>
+                            <w:rPr>
+                              <w:rStyle w:val="Footnote2Constantia"/>
+                            </w:rPr>
+                            <w:fldChar w:fldCharType="end"/>
+                          </w:r>
+                        </w:p>
+                      </w:txbxContent>
+                    </wps:txbx>
+                    <wps:bodyPr rot="0" vert="horz" wrap="none" lIns="0" tIns="0" rIns="0" bIns="0" anchor="t" anchorCtr="0" upright="1">
+                      <a:spAutoFit/>
+                    </wps:bodyPr>
+                  </wps:wsp>
+                </a:graphicData>
+              </a:graphic>
+              <wp14:sizeRelH relativeFrom="page">
+                <wp14:pctWidth>0</wp14:pctWidth>
+              </wp14:sizeRelH>
+              <wp14:sizeRelV relativeFrom="page">
+                <wp14:pctHeight>0</wp14:pctHeight>
+              </wp14:sizeRelV>
+            </wp:anchor>
+          </w:drawing>
+        </mc:Choice>
+        <mc:Fallback>
+          <w:pict>
+            <v:shapetype w14:anchorId="6372BB42" id="_x0000_t202" coordsize="21600,21600" o:spt="202" path="m,l,21600r21600,l21600,xe">
+              <v:stroke joinstyle="miter"/>
+              <v:path gradientshapeok="t" o:connecttype="rect"/>
+            </v:shapetype>
+            <v:shape id="Text Box 26" o:spid="_x0000_s1051" type="#_x0000_t202" style="position:absolute;margin-left:273.6pt;margin-top:805.9pt;width:47.6pt;height:9.4pt;z-index:-251642368;visibility:visible;mso-wrap-style:none;mso-width-percent:0;mso-height-percent:0;mso-wrap-distance-left:5pt;mso-wrap-distance-top:0;mso-wrap-distance-right:5pt;mso-wrap-distance-bottom:0;mso-position-horizontal:absolute;mso-position-horizontal-relative:page;mso-position-vertical:absolute;mso-position-vertical-relative:page;mso-width-percent:0;mso-height-percent:0;mso-width-relative:page;mso-height-relative:page;v-text-anchor:top" o:gfxdata="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" filled="f" stroked="f">
+              <v:textbox style="mso-fit-shape-to-text:t" inset="0,0,0,0">
+                <w:txbxContent>
+                  <w:p>
+                    <w:pPr>
+                      <w:spacing w:line="240" w:lineRule="auto"/>
+                    </w:pPr>
+                    <w:r>
+                      <w:rPr>
+                        <w:rStyle w:val="Footnote2Constantia"/>
+                        <w:b w:val="0"/>
+                        <w:bCs w:val="0"/>
+                      </w:rPr>
+                      <w:t xml:space="preserve">Страница </w:t>
+                    </w:r>
+                    <w:r>
+                      <w:fldChar w:fldCharType="begin"/>
+                    </w:r>
+                    <w:r>
+                      <w:instrText xml:space="preserve"> PAGE \* MERGEFORMAT </w:instrText>
+                    </w:r>
+                    <w:r>
+                      <w:fldChar w:fldCharType="separate"/>
+                    </w:r>
+                    <w:r>
+                      <w:rPr>
+                        <w:rStyle w:val="Footnote2Constantia"/>
+                        <w:b w:val="0"/>
+                        <w:bCs w:val="0"/>
+                      </w:rPr>
+                      <w:t>#</w:t>
+                    </w:r>
+                    <w:r>
+                      <w:rPr>
+                        <w:rStyle w:val="Footnote2Constantia"/>
+                      </w:rPr>
+                      <w:fldChar w:fldCharType="end"/>
+                    </w:r>
+                  </w:p>
+                </w:txbxContent>
+              </v:textbox>
+              <w10:wrap anchorx="page" anchory="page"/>
+            </v:shape>
+          </w:pict>
+        </mc:Fallback>
+      </mc:AlternateContent>
+    </w:r>
+  </w:p>
+</w:ftr>
+</file>
+
 <file path=word/footnotes.xml><?xml version="1.0" encoding="utf-8"?>
 <w:footnotes xmlns:wpc="http://schemas.microsoft.com/office/word/2010/wordprocessingCanvas" xmlns:cx="http://schemas.microsoft.com/office/drawing/2014/chartex" xmlns:cx1="http://schemas.microsoft.com/office/drawing/2015/9/8/chartex" xmlns:cx2="http://schemas.microsoft.com/office/drawing/2015/10/21/chartex" xmlns:cx3="http://schemas.microsoft.com/office/drawing/2016/5/9/chartex" xmlns:cx4="http://schemas.microsoft.com/office/drawing/2016/5/10/chartex" xmlns:cx5="http://schemas.microsoft.com/office/drawing/2016/5/11/chartex" xmlns:cx6="http://schemas.microsoft.com/office/drawing/2016/5/12/chartex" xmlns:cx7="http://schemas.microsoft.com/office/drawing/2016/5/13/chartex" xmlns:cx8="http://schemas.microsoft.com/office/drawing/2016/5/14/chartex" xmlns:mc="http://schemas.openxmlformats.org/markup-compatibility/2006" xmlns:aink="http://schemas.microsoft.com/office/drawing/2016/ink" xmlns:am3d="http://schemas.microsoft.com/office/drawing/2017/model3d" xmlns:o="urn:schemas-microsoft-com:office:office" xmlns:oel="http://schemas.microsoft.com/office/2019/extlst" xmlns:r="http://schemas.openxmlformats.org/officeDocument/2006/relationships" xmlns:m="http://schemas.openxmlformats.org/officeDocument/2006/math" xmlns:v="urn:schemas-microsoft-com:vml" xmlns:wp14="http://schemas.microsoft.com/office/word/2010/wordprocessingDrawing" xmlns:wp="http://schemas.openxmlformats.org/drawingml/2006/wordprocessingDrawing" xmlns:w10="urn:schemas-microsoft-com:office:word" xmlns:w="http://schemas.openxmlformats.org/wordprocessingml/2006/main" xmlns:w14="http://schemas.microsoft.com/office/word/2010/wordml" xmlns:w15="http://schemas.microsoft.com/office/word/2012/wordml" xmlns:w16cex="http://schemas.microsoft.com/office/word/2018/wordml/cex" xmlns:w16cid="http://schemas.microsoft.com/office/word/2016/wordml/cid" xmlns:w16="http://schemas.microsoft.com/office/word/2018/wordml" xmlns:w16du="http://schemas.microsoft.com/office/word/2023/wordml/word16du" xmlns:w16sdtdh="http://schemas.microsoft.com/office/word/2020/wordml/sdtdatahash" xmlns:w16sdtfl="http://schemas.microsoft.com/office/word/2024/wordml/sdtformatlock" xmlns:w16se="http://schemas.microsoft.com/office/word/2015/wordml/symex" xmlns:wpg="http://schemas.microsoft.com/office/word/2010/wordprocessingGroup" xmlns:wpi="http://schemas.microsoft.com/office/word/2010/wordprocessingInk" xmlns:wne="http://schemas.microsoft.com/office/word/2006/wordml" xmlns:wps="http://schemas.microsoft.com/office/word/2010/wordprocessingShape" mc:Ignorable="w14 w15 w16se w16cid w16 w16cex w16sdtdh w16sdtfl w16du wp14">
   <w:footnote w:type="separator" w:id="-1">
@@ -36999,36 +41421,6 @@
 </file>
 
 <file path=word/header1.xml><?xml version="1.0" encoding="utf-8"?>
-<w:hdr xmlns:wpc="http://schemas.microsoft.com/office/word/2010/wordprocessingCanvas" xmlns:cx="http://schemas.microsoft.com/office/drawing/2014/chartex" xmlns:cx1="http://schemas.microsoft.com/office/drawing/2015/9/8/chartex" xmlns:cx2="http://schemas.microsoft.com/office/drawing/2015/10/21/chartex" xmlns:cx3="http://schemas.microsoft.com/office/drawing/2016/5/9/chartex" xmlns:cx4="http://schemas.microsoft.com/office/drawing/2016/5/10/chartex" xmlns:cx5="http://schemas.microsoft.com/office/drawing/2016/5/11/chartex" xmlns:cx6="http://schemas.microsoft.com/office/drawing/2016/5/12/chartex" xmlns:cx7="http://schemas.microsoft.com/office/drawing/2016/5/13/chartex" xmlns:cx8="http://schemas.microsoft.com/office/drawing/2016/5/14/chartex" xmlns:mc="http://schemas.openxmlformats.org/markup-compatibility/2006" xmlns:aink="http://schemas.microsoft.com/office/drawing/2016/ink" xmlns:am3d="http://schemas.microsoft.com/office/drawing/2017/model3d" xmlns:o="urn:schemas-microsoft-com:office:office" xmlns:oel="http://schemas.microsoft.com/office/2019/extlst" xmlns:r="http://schemas.openxmlformats.org/officeDocument/2006/relationships" xmlns:m="http://schemas.openxmlformats.org/officeDocument/2006/math" xmlns:v="urn:schemas-microsoft-com:vml" xmlns:wp14="http://schemas.microsoft.com/office/word/2010/wordprocessingDrawing" xmlns:wp="http://schemas.openxmlformats.org/drawingml/2006/wordprocessingDrawing" xmlns:w10="urn:schemas-microsoft-com:office:word" xmlns:w="http://schemas.openxmlformats.org/wordprocessingml/2006/main" xmlns:w14="http://schemas.microsoft.com/office/word/2010/wordml" xmlns:w15="http://schemas.microsoft.com/office/word/2012/wordml" xmlns:w16cex="http://schemas.microsoft.com/office/word/2018/wordml/cex" xmlns:w16cid="http://schemas.microsoft.com/office/word/2016/wordml/cid" xmlns:w16="http://schemas.microsoft.com/office/word/2018/wordml" xmlns:w16du="http://schemas.microsoft.com/office/word/2023/wordml/word16du" xmlns:w16sdtdh="http://schemas.microsoft.com/office/word/2020/wordml/sdtdatahash" xmlns:w16sdtfl="http://schemas.microsoft.com/office/word/2024/wordml/sdtformatlock" xmlns:w16se="http://schemas.microsoft.com/office/word/2015/wordml/symex" xmlns:wpg="http://schemas.microsoft.com/office/word/2010/wordprocessingGroup" xmlns:wpi="http://schemas.microsoft.com/office/word/2010/wordprocessingInk" xmlns:wne="http://schemas.microsoft.com/office/word/2006/wordml" xmlns:wps="http://schemas.microsoft.com/office/word/2010/wordprocessingShape" mc:Ignorable="w14 w15 w16se w16cid w16 w16cex w16sdtdh w16sdtfl w16du wp14">
-  <w:p>
-    <w:pPr>
-      <w:pStyle w:val="Header"/>
-    </w:pPr>
-  </w:p>
-</w:hdr>
-</file>
-
-<file path=word/header2.xml><?xml version="1.0" encoding="utf-8"?>
-<w:hdr xmlns:wpc="http://schemas.microsoft.com/office/word/2010/wordprocessingCanvas" xmlns:cx="http://schemas.microsoft.com/office/drawing/2014/chartex" xmlns:cx1="http://schemas.microsoft.com/office/drawing/2015/9/8/chartex" xmlns:cx2="http://schemas.microsoft.com/office/drawing/2015/10/21/chartex" xmlns:cx3="http://schemas.microsoft.com/office/drawing/2016/5/9/chartex" xmlns:cx4="http://schemas.microsoft.com/office/drawing/2016/5/10/chartex" xmlns:cx5="http://schemas.microsoft.com/office/drawing/2016/5/11/chartex" xmlns:cx6="http://schemas.microsoft.com/office/drawing/2016/5/12/chartex" xmlns:cx7="http://schemas.microsoft.com/office/drawing/2016/5/13/chartex" xmlns:cx8="http://schemas.microsoft.com/office/drawing/2016/5/14/chartex" xmlns:mc="http://schemas.openxmlformats.org/markup-compatibility/2006" xmlns:aink="http://schemas.microsoft.com/office/drawing/2016/ink" xmlns:am3d="http://schemas.microsoft.com/office/drawing/2017/model3d" xmlns:o="urn:schemas-microsoft-com:office:office" xmlns:oel="http://schemas.microsoft.com/office/2019/extlst" xmlns:r="http://schemas.openxmlformats.org/officeDocument/2006/relationships" xmlns:m="http://schemas.openxmlformats.org/officeDocument/2006/math" xmlns:v="urn:schemas-microsoft-com:vml" xmlns:wp14="http://schemas.microsoft.com/office/word/2010/wordprocessingDrawing" xmlns:wp="http://schemas.openxmlformats.org/drawingml/2006/wordprocessingDrawing" xmlns:w10="urn:schemas-microsoft-com:office:word" xmlns:w="http://schemas.openxmlformats.org/wordprocessingml/2006/main" xmlns:w14="http://schemas.microsoft.com/office/word/2010/wordml" xmlns:w15="http://schemas.microsoft.com/office/word/2012/wordml" xmlns:w16cex="http://schemas.microsoft.com/office/word/2018/wordml/cex" xmlns:w16cid="http://schemas.microsoft.com/office/word/2016/wordml/cid" xmlns:w16="http://schemas.microsoft.com/office/word/2018/wordml" xmlns:w16du="http://schemas.microsoft.com/office/word/2023/wordml/word16du" xmlns:w16sdtdh="http://schemas.microsoft.com/office/word/2020/wordml/sdtdatahash" xmlns:w16sdtfl="http://schemas.microsoft.com/office/word/2024/wordml/sdtformatlock" xmlns:w16se="http://schemas.microsoft.com/office/word/2015/wordml/symex" xmlns:wpg="http://schemas.microsoft.com/office/word/2010/wordprocessingGroup" xmlns:wpi="http://schemas.microsoft.com/office/word/2010/wordprocessingInk" xmlns:wne="http://schemas.microsoft.com/office/word/2006/wordml" xmlns:wps="http://schemas.microsoft.com/office/word/2010/wordprocessingShape" mc:Ignorable="w14 w15 w16se w16cid w16 w16cex w16sdtdh w16sdtfl w16du wp14">
-  <w:p>
-    <w:pPr>
-      <w:pStyle w:val="Header"/>
-    </w:pPr>
-  </w:p>
-</w:hdr>
-</file>
-
-<file path=word/header3.xml><?xml version="1.0" encoding="utf-8"?>
-<w:hdr xmlns:wpc="http://schemas.microsoft.com/office/word/2010/wordprocessingCanvas" xmlns:cx="http://schemas.microsoft.com/office/drawing/2014/chartex" xmlns:cx1="http://schemas.microsoft.com/office/drawing/2015/9/8/chartex" xmlns:cx2="http://schemas.microsoft.com/office/drawing/2015/10/21/chartex" xmlns:cx3="http://schemas.microsoft.com/office/drawing/2016/5/9/chartex" xmlns:cx4="http://schemas.microsoft.com/office/drawing/2016/5/10/chartex" xmlns:cx5="http://schemas.microsoft.com/office/drawing/2016/5/11/chartex" xmlns:cx6="http://schemas.microsoft.com/office/drawing/2016/5/12/chartex" xmlns:cx7="http://schemas.microsoft.com/office/drawing/2016/5/13/chartex" xmlns:cx8="http://schemas.microsoft.com/office/drawing/2016/5/14/chartex" xmlns:mc="http://schemas.openxmlformats.org/markup-compatibility/2006" xmlns:aink="http://schemas.microsoft.com/office/drawing/2016/ink" xmlns:am3d="http://schemas.microsoft.com/office/drawing/2017/model3d" xmlns:o="urn:schemas-microsoft-com:office:office" xmlns:oel="http://schemas.microsoft.com/office/2019/extlst" xmlns:r="http://schemas.openxmlformats.org/officeDocument/2006/relationships" xmlns:m="http://schemas.openxmlformats.org/officeDocument/2006/math" xmlns:v="urn:schemas-microsoft-com:vml" xmlns:wp14="http://schemas.microsoft.com/office/word/2010/wordprocessingDrawing" xmlns:wp="http://schemas.openxmlformats.org/drawingml/2006/wordprocessingDrawing" xmlns:w10="urn:schemas-microsoft-com:office:word" xmlns:w="http://schemas.openxmlformats.org/wordprocessingml/2006/main" xmlns:w14="http://schemas.microsoft.com/office/word/2010/wordml" xmlns:w15="http://schemas.microsoft.com/office/word/2012/wordml" xmlns:w16cex="http://schemas.microsoft.com/office/word/2018/wordml/cex" xmlns:w16cid="http://schemas.microsoft.com/office/word/2016/wordml/cid" xmlns:w16="http://schemas.microsoft.com/office/word/2018/wordml" xmlns:w16du="http://schemas.microsoft.com/office/word/2023/wordml/word16du" xmlns:w16sdtdh="http://schemas.microsoft.com/office/word/2020/wordml/sdtdatahash" xmlns:w16sdtfl="http://schemas.microsoft.com/office/word/2024/wordml/sdtformatlock" xmlns:w16se="http://schemas.microsoft.com/office/word/2015/wordml/symex" xmlns:wpg="http://schemas.microsoft.com/office/word/2010/wordprocessingGroup" xmlns:wpi="http://schemas.microsoft.com/office/word/2010/wordprocessingInk" xmlns:wne="http://schemas.microsoft.com/office/word/2006/wordml" xmlns:wps="http://schemas.microsoft.com/office/word/2010/wordprocessingShape" mc:Ignorable="w14 w15 w16se w16cid w16 w16cex w16sdtdh w16sdtfl w16du wp14">
-  <w:p>
-    <w:pPr>
-      <w:pStyle w:val="Header"/>
-    </w:pPr>
-  </w:p>
-</w:hdr>
-</file>
-
-<file path=word/header4.xml><?xml version="1.0" encoding="utf-8"?>
 <w:hdr xmlns:wpc="http://schemas.microsoft.com/office/word/2010/wordprocessingCanvas" xmlns:cx="http://schemas.microsoft.com/office/drawing/2014/chartex" xmlns:cx1="http://schemas.microsoft.com/office/drawing/2015/9/8/chartex" xmlns:cx2="http://schemas.microsoft.com/office/drawing/2015/10/21/chartex" xmlns:cx3="http://schemas.microsoft.com/office/drawing/2016/5/9/chartex" xmlns:cx4="http://schemas.microsoft.com/office/drawing/2016/5/10/chartex" xmlns:cx5="http://schemas.microsoft.com/office/drawing/2016/5/11/chartex" xmlns:cx6="http://schemas.microsoft.com/office/drawing/2016/5/12/chartex" xmlns:cx7="http://schemas.microsoft.com/office/drawing/2016/5/13/chartex" xmlns:cx8="http://schemas.microsoft.com/office/drawing/2016/5/14/chartex" xmlns:mc="http://schemas.openxmlformats.org/markup-compatibility/2006" xmlns:aink="http://schemas.microsoft.com/office/drawing/2016/ink" xmlns:am3d="http://schemas.microsoft.com/office/drawing/2017/model3d" xmlns:o="urn:schemas-microsoft-com:office:office" xmlns:oel="http://schemas.microsoft.com/office/2019/extlst" xmlns:r="http://schemas.openxmlformats.org/officeDocument/2006/relationships" xmlns:m="http://schemas.openxmlformats.org/officeDocument/2006/math" xmlns:v="urn:schemas-microsoft-com:vml" xmlns:wp14="http://schemas.microsoft.com/office/word/2010/wordprocessingDrawing" xmlns:wp="http://schemas.openxmlformats.org/drawingml/2006/wordprocessingDrawing" xmlns:w10="urn:schemas-microsoft-com:office:word" xmlns:w="http://schemas.openxmlformats.org/wordprocessingml/2006/main" xmlns:w14="http://schemas.microsoft.com/office/word/2010/wordml" xmlns:w15="http://schemas.microsoft.com/office/word/2012/wordml" xmlns:w16cex="http://schemas.microsoft.com/office/word/2018/wordml/cex" xmlns:w16cid="http://schemas.microsoft.com/office/word/2016/wordml/cid" xmlns:w16="http://schemas.microsoft.com/office/word/2018/wordml" xmlns:w16du="http://schemas.microsoft.com/office/word/2023/wordml/word16du" xmlns:w16sdtdh="http://schemas.microsoft.com/office/word/2020/wordml/sdtdatahash" xmlns:w16sdtfl="http://schemas.microsoft.com/office/word/2024/wordml/sdtformatlock" xmlns:w16se="http://schemas.microsoft.com/office/word/2015/wordml/symex" xmlns:wpg="http://schemas.microsoft.com/office/word/2010/wordprocessingGroup" xmlns:wpi="http://schemas.microsoft.com/office/word/2010/wordprocessingInk" xmlns:wne="http://schemas.microsoft.com/office/word/2006/wordml" xmlns:wps="http://schemas.microsoft.com/office/word/2010/wordprocessingShape" mc:Ignorable="w14 w15 w16se w16cid w16 w16cex w16sdtdh w16sdtfl w16du wp14">
   <w:p>
     <w:pPr>
@@ -37044,7 +41436,7 @@
       <mc:AlternateContent>
         <mc:Choice Requires="wps">
           <w:drawing>
-            <wp:anchor distT="0" distB="0" distL="63500" distR="63500" simplePos="0" relativeHeight="251659264" behindDoc="1" locked="0" layoutInCell="1" allowOverlap="1" wp14:anchorId="6677F6DC" wp14:editId="6F3628B2">
+            <wp:anchor distT="0" distB="0" distL="63500" distR="63500" simplePos="0" relativeHeight="251656704" behindDoc="1" locked="0" layoutInCell="1" allowOverlap="1" wp14:anchorId="6677F6DC" wp14:editId="6F3628B2">
               <wp:simplePos x="0" y="0"/>
               <wp:positionH relativeFrom="page">
                 <wp:posOffset>920115</wp:posOffset>
@@ -37142,7 +41534,7 @@
               <v:stroke joinstyle="miter"/>
               <v:path gradientshapeok="t" o:connecttype="rect"/>
             </v:shapetype>
-            <v:shape id="Text Box 1" o:spid="_x0000_s1040" type="#_x0000_t202" style="position:absolute;margin-left:72.45pt;margin-top:50pt;width:431.45pt;height:10.35pt;z-index:-251657216;visibility:visible;mso-wrap-style:none;mso-width-percent:0;mso-height-percent:0;mso-wrap-distance-left:5pt;mso-wrap-distance-top:0;mso-wrap-distance-right:5pt;mso-wrap-distance-bottom:0;mso-position-horizontal:absolute;mso-position-horizontal-relative:page;mso-position-vertical:absolute;mso-position-vertical-relative:page;mso-width-percent:0;mso-height-percent:0;mso-width-relative:page;mso-height-relative:page;v-text-anchor:top" o:gfxdata="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" filled="f" stroked="f">
+            <v:shape id="Text Box 1" o:spid="_x0000_s1040" type="#_x0000_t202" style="position:absolute;margin-left:72.45pt;margin-top:50pt;width:431.45pt;height:10.35pt;z-index:-251659776;visibility:visible;mso-wrap-style:none;mso-width-percent:0;mso-height-percent:0;mso-wrap-distance-left:5pt;mso-wrap-distance-top:0;mso-wrap-distance-right:5pt;mso-wrap-distance-bottom:0;mso-position-horizontal:absolute;mso-position-horizontal-relative:page;mso-position-vertical:absolute;mso-position-vertical-relative:page;mso-width-percent:0;mso-height-percent:0;mso-width-relative:page;mso-height-relative:page;v-text-anchor:top" o:gfxdata="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" filled="f" stroked="f">
               <v:textbox style="mso-fit-shape-to-text:t" inset="0,0,0,0">
                 <w:txbxContent>
                   <w:p>
@@ -37163,6 +41555,884 @@
                         <w:bCs w:val="0"/>
                       </w:rPr>
                       <w:t>МАГИСТЪРСКАТЕЗА — СУ „КЛИМЕНТ ОХРИДСКИ</w:t>
+                    </w:r>
+                  </w:p>
+                </w:txbxContent>
+              </v:textbox>
+              <w10:wrap anchorx="page" anchory="page"/>
+            </v:shape>
+          </w:pict>
+        </mc:Fallback>
+      </mc:AlternateContent>
+    </w:r>
+  </w:p>
+</w:hdr>
+</file>
+
+<file path=word/header2.xml><?xml version="1.0" encoding="utf-8"?>
+<w:hdr xmlns:wpc="http://schemas.microsoft.com/office/word/2010/wordprocessingCanvas" xmlns:cx="http://schemas.microsoft.com/office/drawing/2014/chartex" xmlns:cx1="http://schemas.microsoft.com/office/drawing/2015/9/8/chartex" xmlns:cx2="http://schemas.microsoft.com/office/drawing/2015/10/21/chartex" xmlns:cx3="http://schemas.microsoft.com/office/drawing/2016/5/9/chartex" xmlns:cx4="http://schemas.microsoft.com/office/drawing/2016/5/10/chartex" xmlns:cx5="http://schemas.microsoft.com/office/drawing/2016/5/11/chartex" xmlns:cx6="http://schemas.microsoft.com/office/drawing/2016/5/12/chartex" xmlns:cx7="http://schemas.microsoft.com/office/drawing/2016/5/13/chartex" xmlns:cx8="http://schemas.microsoft.com/office/drawing/2016/5/14/chartex" xmlns:mc="http://schemas.openxmlformats.org/markup-compatibility/2006" xmlns:aink="http://schemas.microsoft.com/office/drawing/2016/ink" xmlns:am3d="http://schemas.microsoft.com/office/drawing/2017/model3d" xmlns:o="urn:schemas-microsoft-com:office:office" xmlns:oel="http://schemas.microsoft.com/office/2019/extlst" xmlns:r="http://schemas.openxmlformats.org/officeDocument/2006/relationships" xmlns:m="http://schemas.openxmlformats.org/officeDocument/2006/math" xmlns:v="urn:schemas-microsoft-com:vml" xmlns:wp14="http://schemas.microsoft.com/office/word/2010/wordprocessingDrawing" xmlns:wp="http://schemas.openxmlformats.org/drawingml/2006/wordprocessingDrawing" xmlns:w10="urn:schemas-microsoft-com:office:word" xmlns:w="http://schemas.openxmlformats.org/wordprocessingml/2006/main" xmlns:w14="http://schemas.microsoft.com/office/word/2010/wordml" xmlns:w15="http://schemas.microsoft.com/office/word/2012/wordml" xmlns:w16cex="http://schemas.microsoft.com/office/word/2018/wordml/cex" xmlns:w16cid="http://schemas.microsoft.com/office/word/2016/wordml/cid" xmlns:w16="http://schemas.microsoft.com/office/word/2018/wordml" xmlns:w16du="http://schemas.microsoft.com/office/word/2023/wordml/word16du" xmlns:w16sdtdh="http://schemas.microsoft.com/office/word/2020/wordml/sdtdatahash" xmlns:w16sdtfl="http://schemas.microsoft.com/office/word/2024/wordml/sdtformatlock" xmlns:w16se="http://schemas.microsoft.com/office/word/2015/wordml/symex" xmlns:wpg="http://schemas.microsoft.com/office/word/2010/wordprocessingGroup" xmlns:wpi="http://schemas.microsoft.com/office/word/2010/wordprocessingInk" xmlns:wne="http://schemas.microsoft.com/office/word/2006/wordml" xmlns:wps="http://schemas.microsoft.com/office/word/2010/wordprocessingShape" mc:Ignorable="w14 w15 w16se w16cid w16 w16cex w16sdtdh w16sdtfl w16du wp14">
+  <w:p>
+    <w:pPr>
+      <w:rPr>
+        <w:sz w:val="2"/>
+        <w:szCs w:val="2"/>
+      </w:rPr>
+    </w:pPr>
+    <w:r>
+      <w:pict w14:anchorId="567CA7EE">
+        <v:shapetype id="_x0000_t202" coordsize="21600,21600" o:spt="202" path="m,l,21600r21600,l21600,xe">
+          <v:stroke joinstyle="miter"/>
+          <v:path gradientshapeok="t" o:connecttype="rect"/>
+        </v:shapetype>
+        <v:shape id="_x0000_s1027" type="#_x0000_t202" style="position:absolute;margin-left:54pt;margin-top:38.9pt;width:486.7pt;height:6.25pt;z-index:-251655680;mso-wrap-style:none;mso-wrap-distance-left:5pt;mso-wrap-distance-right:5pt;mso-position-horizontal-relative:page;mso-position-vertical-relative:page" wrapcoords="0 0" filled="f" stroked="f">
+          <v:textbox style="mso-fit-shape-to-text:t" inset="0,0,0,0">
+            <w:txbxContent>
+              <w:p>
+                <w:pPr>
+                  <w:spacing w:line="240" w:lineRule="auto"/>
+                </w:pPr>
+                <w:r>
+                  <w:rPr>
+                    <w:rStyle w:val="Headerorfooter"/>
+                    <w:rFonts w:eastAsiaTheme="minorHAnsi"/>
+                  </w:rPr>
+                  <w:t>АНАЛИЗ НА ПРОСТРАНСТВАТА ОТ РЕШЕНИЯ И КОНФИЖВААЦ ВКСВПВКИМЕНТАЛНИ ИЗСЛЕДВАНИЯ И РЕЗУЛТАТИ</w:t>
+                </w:r>
+              </w:p>
+            </w:txbxContent>
+          </v:textbox>
+          <w10:wrap anchorx="page" anchory="page"/>
+        </v:shape>
+      </w:pict>
+    </w:r>
+  </w:p>
+</w:hdr>
+</file>
+
+<file path=word/header3.xml><?xml version="1.0" encoding="utf-8"?>
+<w:hdr xmlns:wpc="http://schemas.microsoft.com/office/word/2010/wordprocessingCanvas" xmlns:cx="http://schemas.microsoft.com/office/drawing/2014/chartex" xmlns:cx1="http://schemas.microsoft.com/office/drawing/2015/9/8/chartex" xmlns:cx2="http://schemas.microsoft.com/office/drawing/2015/10/21/chartex" xmlns:cx3="http://schemas.microsoft.com/office/drawing/2016/5/9/chartex" xmlns:cx4="http://schemas.microsoft.com/office/drawing/2016/5/10/chartex" xmlns:cx5="http://schemas.microsoft.com/office/drawing/2016/5/11/chartex" xmlns:cx6="http://schemas.microsoft.com/office/drawing/2016/5/12/chartex" xmlns:cx7="http://schemas.microsoft.com/office/drawing/2016/5/13/chartex" xmlns:cx8="http://schemas.microsoft.com/office/drawing/2016/5/14/chartex" xmlns:mc="http://schemas.openxmlformats.org/markup-compatibility/2006" xmlns:aink="http://schemas.microsoft.com/office/drawing/2016/ink" xmlns:am3d="http://schemas.microsoft.com/office/drawing/2017/model3d" xmlns:o="urn:schemas-microsoft-com:office:office" xmlns:oel="http://schemas.microsoft.com/office/2019/extlst" xmlns:r="http://schemas.openxmlformats.org/officeDocument/2006/relationships" xmlns:m="http://schemas.openxmlformats.org/officeDocument/2006/math" xmlns:v="urn:schemas-microsoft-com:vml" xmlns:wp14="http://schemas.microsoft.com/office/word/2010/wordprocessingDrawing" xmlns:wp="http://schemas.openxmlformats.org/drawingml/2006/wordprocessingDrawing" xmlns:w10="urn:schemas-microsoft-com:office:word" xmlns:w="http://schemas.openxmlformats.org/wordprocessingml/2006/main" xmlns:w14="http://schemas.microsoft.com/office/word/2010/wordml" xmlns:w15="http://schemas.microsoft.com/office/word/2012/wordml" xmlns:w16cex="http://schemas.microsoft.com/office/word/2018/wordml/cex" xmlns:w16cid="http://schemas.microsoft.com/office/word/2016/wordml/cid" xmlns:w16="http://schemas.microsoft.com/office/word/2018/wordml" xmlns:w16du="http://schemas.microsoft.com/office/word/2023/wordml/word16du" xmlns:w16sdtdh="http://schemas.microsoft.com/office/word/2020/wordml/sdtdatahash" xmlns:w16sdtfl="http://schemas.microsoft.com/office/word/2024/wordml/sdtformatlock" xmlns:w16se="http://schemas.microsoft.com/office/word/2015/wordml/symex" xmlns:wpg="http://schemas.microsoft.com/office/word/2010/wordprocessingGroup" xmlns:wpi="http://schemas.microsoft.com/office/word/2010/wordprocessingInk" xmlns:wne="http://schemas.microsoft.com/office/word/2006/wordml" xmlns:wps="http://schemas.microsoft.com/office/word/2010/wordprocessingShape" mc:Ignorable="w14 w15 w16se w16cid w16 w16cex w16sdtdh w16sdtfl w16du wp14">
+  <w:p>
+    <w:pPr>
+      <w:rPr>
+        <w:sz w:val="2"/>
+        <w:szCs w:val="2"/>
+      </w:rPr>
+    </w:pPr>
+    <w:r>
+      <w:pict w14:anchorId="0743384C">
+        <v:shapetype id="_x0000_t202" coordsize="21600,21600" o:spt="202" path="m,l,21600r21600,l21600,xe">
+          <v:stroke joinstyle="miter"/>
+          <v:path gradientshapeok="t" o:connecttype="rect"/>
+        </v:shapetype>
+        <v:shape id="_x0000_s1028" type="#_x0000_t202" style="position:absolute;margin-left:54pt;margin-top:38.9pt;width:486.7pt;height:6.25pt;z-index:-251654656;mso-wrap-style:none;mso-wrap-distance-left:5pt;mso-wrap-distance-right:5pt;mso-position-horizontal-relative:page;mso-position-vertical-relative:page" wrapcoords="0 0" filled="f" stroked="f">
+          <v:textbox style="mso-fit-shape-to-text:t" inset="0,0,0,0">
+            <w:txbxContent>
+              <w:p>
+                <w:pPr>
+                  <w:spacing w:line="240" w:lineRule="auto"/>
+                </w:pPr>
+                <w:r>
+                  <w:rPr>
+                    <w:rStyle w:val="Headerorfooter"/>
+                    <w:rFonts w:eastAsiaTheme="minorHAnsi"/>
+                  </w:rPr>
+                  <w:t>АНАЛИЗ НА ПРОСТРАНСТВАТА ОТ РЕШЕНИЯ И КОНФИЖВААЦ ВКСВПВКИМЕНТАЛНИ ИЗСЛЕДВАНИЯ И РЕЗУЛТАТИ</w:t>
+                </w:r>
+              </w:p>
+            </w:txbxContent>
+          </v:textbox>
+          <w10:wrap anchorx="page" anchory="page"/>
+        </v:shape>
+      </w:pict>
+    </w:r>
+  </w:p>
+</w:hdr>
+</file>
+
+<file path=word/header4.xml><?xml version="1.0" encoding="utf-8"?>
+<w:hdr xmlns:wpc="http://schemas.microsoft.com/office/word/2010/wordprocessingCanvas" xmlns:cx="http://schemas.microsoft.com/office/drawing/2014/chartex" xmlns:cx1="http://schemas.microsoft.com/office/drawing/2015/9/8/chartex" xmlns:cx2="http://schemas.microsoft.com/office/drawing/2015/10/21/chartex" xmlns:cx3="http://schemas.microsoft.com/office/drawing/2016/5/9/chartex" xmlns:cx4="http://schemas.microsoft.com/office/drawing/2016/5/10/chartex" xmlns:cx5="http://schemas.microsoft.com/office/drawing/2016/5/11/chartex" xmlns:cx6="http://schemas.microsoft.com/office/drawing/2016/5/12/chartex" xmlns:cx7="http://schemas.microsoft.com/office/drawing/2016/5/13/chartex" xmlns:cx8="http://schemas.microsoft.com/office/drawing/2016/5/14/chartex" xmlns:mc="http://schemas.openxmlformats.org/markup-compatibility/2006" xmlns:aink="http://schemas.microsoft.com/office/drawing/2016/ink" xmlns:am3d="http://schemas.microsoft.com/office/drawing/2017/model3d" xmlns:o="urn:schemas-microsoft-com:office:office" xmlns:oel="http://schemas.microsoft.com/office/2019/extlst" xmlns:r="http://schemas.openxmlformats.org/officeDocument/2006/relationships" xmlns:m="http://schemas.openxmlformats.org/officeDocument/2006/math" xmlns:v="urn:schemas-microsoft-com:vml" xmlns:wp14="http://schemas.microsoft.com/office/word/2010/wordprocessingDrawing" xmlns:wp="http://schemas.openxmlformats.org/drawingml/2006/wordprocessingDrawing" xmlns:w10="urn:schemas-microsoft-com:office:word" xmlns:w="http://schemas.openxmlformats.org/wordprocessingml/2006/main" xmlns:w14="http://schemas.microsoft.com/office/word/2010/wordml" xmlns:w15="http://schemas.microsoft.com/office/word/2012/wordml" xmlns:w16cex="http://schemas.microsoft.com/office/word/2018/wordml/cex" xmlns:w16cid="http://schemas.microsoft.com/office/word/2016/wordml/cid" xmlns:w16="http://schemas.microsoft.com/office/word/2018/wordml" xmlns:w16du="http://schemas.microsoft.com/office/word/2023/wordml/word16du" xmlns:w16sdtdh="http://schemas.microsoft.com/office/word/2020/wordml/sdtdatahash" xmlns:w16sdtfl="http://schemas.microsoft.com/office/word/2024/wordml/sdtformatlock" xmlns:w16se="http://schemas.microsoft.com/office/word/2015/wordml/symex" xmlns:wpg="http://schemas.microsoft.com/office/word/2010/wordprocessingGroup" xmlns:wpi="http://schemas.microsoft.com/office/word/2010/wordprocessingInk" xmlns:wne="http://schemas.microsoft.com/office/word/2006/wordml" xmlns:wps="http://schemas.microsoft.com/office/word/2010/wordprocessingShape" mc:Ignorable="w14 w15 w16se w16cid w16 w16cex w16sdtdh w16sdtfl w16du wp14">
+  <w:p>
+    <w:pPr>
+      <w:rPr>
+        <w:sz w:val="2"/>
+        <w:szCs w:val="2"/>
+      </w:rPr>
+    </w:pPr>
+    <w:r>
+      <w:rPr>
+        <w:noProof/>
+      </w:rPr>
+      <mc:AlternateContent>
+        <mc:Choice Requires="wps">
+          <w:drawing>
+            <wp:anchor distT="0" distB="0" distL="63500" distR="63500" simplePos="0" relativeHeight="251664896" behindDoc="1" locked="0" layoutInCell="1" allowOverlap="1" wp14:anchorId="1BADE870" wp14:editId="3525B38B">
+              <wp:simplePos x="0" y="0"/>
+              <wp:positionH relativeFrom="page">
+                <wp:posOffset>686435</wp:posOffset>
+              </wp:positionH>
+              <wp:positionV relativeFrom="page">
+                <wp:posOffset>494030</wp:posOffset>
+              </wp:positionV>
+              <wp:extent cx="6009005" cy="111760"/>
+              <wp:effectExtent l="635" t="0" r="0" b="0"/>
+              <wp:wrapNone/>
+              <wp:docPr id="889131482" name="Text Box 17"/>
+              <wp:cNvGraphicFramePr>
+                <a:graphicFrameLocks xmlns:a="http://schemas.openxmlformats.org/drawingml/2006/main"/>
+              </wp:cNvGraphicFramePr>
+              <a:graphic xmlns:a="http://schemas.openxmlformats.org/drawingml/2006/main">
+                <a:graphicData uri="http://schemas.microsoft.com/office/word/2010/wordprocessingShape">
+                  <wps:wsp>
+                    <wps:cNvSpPr txBox="1">
+                      <a:spLocks noChangeArrowheads="1"/>
+                    </wps:cNvSpPr>
+                    <wps:spPr bwMode="auto">
+                      <a:xfrm>
+                        <a:off x="0" y="0"/>
+                        <a:ext cx="6009005" cy="111760"/>
+                      </a:xfrm>
+                      <a:prstGeom prst="rect">
+                        <a:avLst/>
+                      </a:prstGeom>
+                      <a:noFill/>
+                      <a:ln>
+                        <a:noFill/>
+                      </a:ln>
+                      <a:extLst>
+                        <a:ext uri="{909E8E84-426E-40DD-AFC4-6F175D3DCCD1}">
+                          <a14:hiddenFill xmlns:a14="http://schemas.microsoft.com/office/drawing/2010/main">
+                            <a:solidFill>
+                              <a:srgbClr val="FFFFFF"/>
+                            </a:solidFill>
+                          </a14:hiddenFill>
+                        </a:ext>
+                        <a:ext uri="{91240B29-F687-4F45-9708-019B960494DF}">
+                          <a14:hiddenLine xmlns:a14="http://schemas.microsoft.com/office/drawing/2010/main" w="9525">
+                            <a:solidFill>
+                              <a:srgbClr val="000000"/>
+                            </a:solidFill>
+                            <a:miter lim="800000"/>
+                            <a:headEnd/>
+                            <a:tailEnd/>
+                          </a14:hiddenLine>
+                        </a:ext>
+                      </a:extLst>
+                    </wps:spPr>
+                    <wps:txbx>
+                      <w:txbxContent>
+                        <w:p>
+                          <w:pPr>
+                            <w:spacing w:line="240" w:lineRule="auto"/>
+                          </w:pPr>
+                          <w:r>
+                            <w:rPr>
+                              <w:rStyle w:val="Headerorfooter"/>
+                              <w:rFonts w:eastAsiaTheme="minorHAnsi"/>
+                            </w:rPr>
+                            <w:t>АНАЛИЗ НА ПРОСТРАНСТВАТА ОТ РЕШЕНИЯ И КОНФИАВААЦ ИШВ1ЕКИМЕНТАЛНИ ИЗСЛЕДВАНИЯ И РЕЗУЛТАТИ</w:t>
+                          </w:r>
+                        </w:p>
+                      </w:txbxContent>
+                    </wps:txbx>
+                    <wps:bodyPr rot="0" vert="horz" wrap="none" lIns="0" tIns="0" rIns="0" bIns="0" anchor="t" anchorCtr="0" upright="1">
+                      <a:spAutoFit/>
+                    </wps:bodyPr>
+                  </wps:wsp>
+                </a:graphicData>
+              </a:graphic>
+              <wp14:sizeRelH relativeFrom="page">
+                <wp14:pctWidth>0</wp14:pctWidth>
+              </wp14:sizeRelH>
+              <wp14:sizeRelV relativeFrom="page">
+                <wp14:pctHeight>0</wp14:pctHeight>
+              </wp14:sizeRelV>
+            </wp:anchor>
+          </w:drawing>
+        </mc:Choice>
+        <mc:Fallback>
+          <w:pict>
+            <v:shapetype w14:anchorId="1BADE870" id="_x0000_t202" coordsize="21600,21600" o:spt="202" path="m,l,21600r21600,l21600,xe">
+              <v:stroke joinstyle="miter"/>
+              <v:path gradientshapeok="t" o:connecttype="rect"/>
+            </v:shapetype>
+            <v:shape id="_x0000_s1042" type="#_x0000_t202" style="position:absolute;margin-left:54.05pt;margin-top:38.9pt;width:473.15pt;height:8.8pt;z-index:-251651584;visibility:visible;mso-wrap-style:none;mso-width-percent:0;mso-height-percent:0;mso-wrap-distance-left:5pt;mso-wrap-distance-top:0;mso-wrap-distance-right:5pt;mso-wrap-distance-bottom:0;mso-position-horizontal:absolute;mso-position-horizontal-relative:page;mso-position-vertical:absolute;mso-position-vertical-relative:page;mso-width-percent:0;mso-height-percent:0;mso-width-relative:page;mso-height-relative:page;v-text-anchor:top" o:gfxdata="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" filled="f" stroked="f">
+              <v:textbox style="mso-fit-shape-to-text:t" inset="0,0,0,0">
+                <w:txbxContent>
+                  <w:p>
+                    <w:pPr>
+                      <w:spacing w:line="240" w:lineRule="auto"/>
+                    </w:pPr>
+                    <w:r>
+                      <w:rPr>
+                        <w:rStyle w:val="Headerorfooter"/>
+                        <w:rFonts w:eastAsiaTheme="minorHAnsi"/>
+                      </w:rPr>
+                      <w:t>АНАЛИЗ НА ПРОСТРАНСТВАТА ОТ РЕШЕНИЯ И КОНФИАВААЦ ИШВ1ЕКИМЕНТАЛНИ ИЗСЛЕДВАНИЯ И РЕЗУЛТАТИ</w:t>
+                    </w:r>
+                  </w:p>
+                </w:txbxContent>
+              </v:textbox>
+              <w10:wrap anchorx="page" anchory="page"/>
+            </v:shape>
+          </w:pict>
+        </mc:Fallback>
+      </mc:AlternateContent>
+    </w:r>
+  </w:p>
+</w:hdr>
+</file>
+
+<file path=word/header5.xml><?xml version="1.0" encoding="utf-8"?>
+<w:hdr xmlns:wpc="http://schemas.microsoft.com/office/word/2010/wordprocessingCanvas" xmlns:cx="http://schemas.microsoft.com/office/drawing/2014/chartex" xmlns:cx1="http://schemas.microsoft.com/office/drawing/2015/9/8/chartex" xmlns:cx2="http://schemas.microsoft.com/office/drawing/2015/10/21/chartex" xmlns:cx3="http://schemas.microsoft.com/office/drawing/2016/5/9/chartex" xmlns:cx4="http://schemas.microsoft.com/office/drawing/2016/5/10/chartex" xmlns:cx5="http://schemas.microsoft.com/office/drawing/2016/5/11/chartex" xmlns:cx6="http://schemas.microsoft.com/office/drawing/2016/5/12/chartex" xmlns:cx7="http://schemas.microsoft.com/office/drawing/2016/5/13/chartex" xmlns:cx8="http://schemas.microsoft.com/office/drawing/2016/5/14/chartex" xmlns:mc="http://schemas.openxmlformats.org/markup-compatibility/2006" xmlns:aink="http://schemas.microsoft.com/office/drawing/2016/ink" xmlns:am3d="http://schemas.microsoft.com/office/drawing/2017/model3d" xmlns:o="urn:schemas-microsoft-com:office:office" xmlns:oel="http://schemas.microsoft.com/office/2019/extlst" xmlns:r="http://schemas.openxmlformats.org/officeDocument/2006/relationships" xmlns:m="http://schemas.openxmlformats.org/officeDocument/2006/math" xmlns:v="urn:schemas-microsoft-com:vml" xmlns:wp14="http://schemas.microsoft.com/office/word/2010/wordprocessingDrawing" xmlns:wp="http://schemas.openxmlformats.org/drawingml/2006/wordprocessingDrawing" xmlns:w10="urn:schemas-microsoft-com:office:word" xmlns:w="http://schemas.openxmlformats.org/wordprocessingml/2006/main" xmlns:w14="http://schemas.microsoft.com/office/word/2010/wordml" xmlns:w15="http://schemas.microsoft.com/office/word/2012/wordml" xmlns:w16cex="http://schemas.microsoft.com/office/word/2018/wordml/cex" xmlns:w16cid="http://schemas.microsoft.com/office/word/2016/wordml/cid" xmlns:w16="http://schemas.microsoft.com/office/word/2018/wordml" xmlns:w16du="http://schemas.microsoft.com/office/word/2023/wordml/word16du" xmlns:w16sdtdh="http://schemas.microsoft.com/office/word/2020/wordml/sdtdatahash" xmlns:w16sdtfl="http://schemas.microsoft.com/office/word/2024/wordml/sdtformatlock" xmlns:w16se="http://schemas.microsoft.com/office/word/2015/wordml/symex" xmlns:wpg="http://schemas.microsoft.com/office/word/2010/wordprocessingGroup" xmlns:wpi="http://schemas.microsoft.com/office/word/2010/wordprocessingInk" xmlns:wne="http://schemas.microsoft.com/office/word/2006/wordml" xmlns:wps="http://schemas.microsoft.com/office/word/2010/wordprocessingShape" mc:Ignorable="w14 w15 w16se w16cid w16 w16cex w16sdtdh w16sdtfl w16du wp14">
+  <w:p>
+    <w:pPr>
+      <w:rPr>
+        <w:sz w:val="2"/>
+        <w:szCs w:val="2"/>
+      </w:rPr>
+    </w:pPr>
+    <w:r>
+      <w:rPr>
+        <w:noProof/>
+      </w:rPr>
+      <mc:AlternateContent>
+        <mc:Choice Requires="wps">
+          <w:drawing>
+            <wp:anchor distT="0" distB="0" distL="63500" distR="63500" simplePos="0" relativeHeight="251665920" behindDoc="1" locked="0" layoutInCell="1" allowOverlap="1" wp14:anchorId="79BADBD6" wp14:editId="7D865B81">
+              <wp:simplePos x="0" y="0"/>
+              <wp:positionH relativeFrom="page">
+                <wp:posOffset>687070</wp:posOffset>
+              </wp:positionH>
+              <wp:positionV relativeFrom="page">
+                <wp:posOffset>492760</wp:posOffset>
+              </wp:positionV>
+              <wp:extent cx="5989320" cy="111760"/>
+              <wp:effectExtent l="1270" t="0" r="0" b="0"/>
+              <wp:wrapNone/>
+              <wp:docPr id="1547932984" name="Text Box 18"/>
+              <wp:cNvGraphicFramePr>
+                <a:graphicFrameLocks xmlns:a="http://schemas.openxmlformats.org/drawingml/2006/main"/>
+              </wp:cNvGraphicFramePr>
+              <a:graphic xmlns:a="http://schemas.openxmlformats.org/drawingml/2006/main">
+                <a:graphicData uri="http://schemas.microsoft.com/office/word/2010/wordprocessingShape">
+                  <wps:wsp>
+                    <wps:cNvSpPr txBox="1">
+                      <a:spLocks noChangeArrowheads="1"/>
+                    </wps:cNvSpPr>
+                    <wps:spPr bwMode="auto">
+                      <a:xfrm>
+                        <a:off x="0" y="0"/>
+                        <a:ext cx="5989320" cy="111760"/>
+                      </a:xfrm>
+                      <a:prstGeom prst="rect">
+                        <a:avLst/>
+                      </a:prstGeom>
+                      <a:noFill/>
+                      <a:ln>
+                        <a:noFill/>
+                      </a:ln>
+                      <a:extLst>
+                        <a:ext uri="{909E8E84-426E-40DD-AFC4-6F175D3DCCD1}">
+                          <a14:hiddenFill xmlns:a14="http://schemas.microsoft.com/office/drawing/2010/main">
+                            <a:solidFill>
+                              <a:srgbClr val="FFFFFF"/>
+                            </a:solidFill>
+                          </a14:hiddenFill>
+                        </a:ext>
+                        <a:ext uri="{91240B29-F687-4F45-9708-019B960494DF}">
+                          <a14:hiddenLine xmlns:a14="http://schemas.microsoft.com/office/drawing/2010/main" w="9525">
+                            <a:solidFill>
+                              <a:srgbClr val="000000"/>
+                            </a:solidFill>
+                            <a:miter lim="800000"/>
+                            <a:headEnd/>
+                            <a:tailEnd/>
+                          </a14:hiddenLine>
+                        </a:ext>
+                      </a:extLst>
+                    </wps:spPr>
+                    <wps:txbx>
+                      <w:txbxContent>
+                        <w:p>
+                          <w:pPr>
+                            <w:spacing w:line="240" w:lineRule="auto"/>
+                          </w:pPr>
+                          <w:r>
+                            <w:rPr>
+                              <w:rStyle w:val="Headerorfooter"/>
+                              <w:rFonts w:eastAsiaTheme="minorHAnsi"/>
+                            </w:rPr>
+                            <w:t>АНАЛИЗ НА ПРОСТРАНСТВАТА ОТ РЕШЕНИЯ И КОНФИАВРАЦ ИНСПЕКИМЕНТАЛНИ ИЗСЛЕДВАНИЯ И РЕЗУЛТАТИ</w:t>
+                          </w:r>
+                        </w:p>
+                      </w:txbxContent>
+                    </wps:txbx>
+                    <wps:bodyPr rot="0" vert="horz" wrap="none" lIns="0" tIns="0" rIns="0" bIns="0" anchor="t" anchorCtr="0" upright="1">
+                      <a:spAutoFit/>
+                    </wps:bodyPr>
+                  </wps:wsp>
+                </a:graphicData>
+              </a:graphic>
+              <wp14:sizeRelH relativeFrom="page">
+                <wp14:pctWidth>0</wp14:pctWidth>
+              </wp14:sizeRelH>
+              <wp14:sizeRelV relativeFrom="page">
+                <wp14:pctHeight>0</wp14:pctHeight>
+              </wp14:sizeRelV>
+            </wp:anchor>
+          </w:drawing>
+        </mc:Choice>
+        <mc:Fallback>
+          <w:pict>
+            <v:shapetype w14:anchorId="79BADBD6" id="_x0000_t202" coordsize="21600,21600" o:spt="202" path="m,l,21600r21600,l21600,xe">
+              <v:stroke joinstyle="miter"/>
+              <v:path gradientshapeok="t" o:connecttype="rect"/>
+            </v:shapetype>
+            <v:shape id="Text Box 18" o:spid="_x0000_s1043" type="#_x0000_t202" style="position:absolute;margin-left:54.1pt;margin-top:38.8pt;width:471.6pt;height:8.8pt;z-index:-251650560;visibility:visible;mso-wrap-style:none;mso-width-percent:0;mso-height-percent:0;mso-wrap-distance-left:5pt;mso-wrap-distance-top:0;mso-wrap-distance-right:5pt;mso-wrap-distance-bottom:0;mso-position-horizontal:absolute;mso-position-horizontal-relative:page;mso-position-vertical:absolute;mso-position-vertical-relative:page;mso-width-percent:0;mso-height-percent:0;mso-width-relative:page;mso-height-relative:page;v-text-anchor:top" o:gfxdata="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" filled="f" stroked="f">
+              <v:textbox style="mso-fit-shape-to-text:t" inset="0,0,0,0">
+                <w:txbxContent>
+                  <w:p>
+                    <w:pPr>
+                      <w:spacing w:line="240" w:lineRule="auto"/>
+                    </w:pPr>
+                    <w:r>
+                      <w:rPr>
+                        <w:rStyle w:val="Headerorfooter"/>
+                        <w:rFonts w:eastAsiaTheme="minorHAnsi"/>
+                      </w:rPr>
+                      <w:t>АНАЛИЗ НА ПРОСТРАНСТВАТА ОТ РЕШЕНИЯ И КОНФИАВРАЦ ИНСПЕКИМЕНТАЛНИ ИЗСЛЕДВАНИЯ И РЕЗУЛТАТИ</w:t>
+                    </w:r>
+                  </w:p>
+                </w:txbxContent>
+              </v:textbox>
+              <w10:wrap anchorx="page" anchory="page"/>
+            </v:shape>
+          </w:pict>
+        </mc:Fallback>
+      </mc:AlternateContent>
+    </w:r>
+  </w:p>
+</w:hdr>
+</file>
+
+<file path=word/header6.xml><?xml version="1.0" encoding="utf-8"?>
+<w:hdr xmlns:wpc="http://schemas.microsoft.com/office/word/2010/wordprocessingCanvas" xmlns:cx="http://schemas.microsoft.com/office/drawing/2014/chartex" xmlns:cx1="http://schemas.microsoft.com/office/drawing/2015/9/8/chartex" xmlns:cx2="http://schemas.microsoft.com/office/drawing/2015/10/21/chartex" xmlns:cx3="http://schemas.microsoft.com/office/drawing/2016/5/9/chartex" xmlns:cx4="http://schemas.microsoft.com/office/drawing/2016/5/10/chartex" xmlns:cx5="http://schemas.microsoft.com/office/drawing/2016/5/11/chartex" xmlns:cx6="http://schemas.microsoft.com/office/drawing/2016/5/12/chartex" xmlns:cx7="http://schemas.microsoft.com/office/drawing/2016/5/13/chartex" xmlns:cx8="http://schemas.microsoft.com/office/drawing/2016/5/14/chartex" xmlns:mc="http://schemas.openxmlformats.org/markup-compatibility/2006" xmlns:aink="http://schemas.microsoft.com/office/drawing/2016/ink" xmlns:am3d="http://schemas.microsoft.com/office/drawing/2017/model3d" xmlns:o="urn:schemas-microsoft-com:office:office" xmlns:oel="http://schemas.microsoft.com/office/2019/extlst" xmlns:r="http://schemas.openxmlformats.org/officeDocument/2006/relationships" xmlns:m="http://schemas.openxmlformats.org/officeDocument/2006/math" xmlns:v="urn:schemas-microsoft-com:vml" xmlns:wp14="http://schemas.microsoft.com/office/word/2010/wordprocessingDrawing" xmlns:wp="http://schemas.openxmlformats.org/drawingml/2006/wordprocessingDrawing" xmlns:w10="urn:schemas-microsoft-com:office:word" xmlns:w="http://schemas.openxmlformats.org/wordprocessingml/2006/main" xmlns:w14="http://schemas.microsoft.com/office/word/2010/wordml" xmlns:w15="http://schemas.microsoft.com/office/word/2012/wordml" xmlns:w16cex="http://schemas.microsoft.com/office/word/2018/wordml/cex" xmlns:w16cid="http://schemas.microsoft.com/office/word/2016/wordml/cid" xmlns:w16="http://schemas.microsoft.com/office/word/2018/wordml" xmlns:w16du="http://schemas.microsoft.com/office/word/2023/wordml/word16du" xmlns:w16sdtdh="http://schemas.microsoft.com/office/word/2020/wordml/sdtdatahash" xmlns:w16sdtfl="http://schemas.microsoft.com/office/word/2024/wordml/sdtformatlock" xmlns:w16se="http://schemas.microsoft.com/office/word/2015/wordml/symex" xmlns:wpg="http://schemas.microsoft.com/office/word/2010/wordprocessingGroup" xmlns:wpi="http://schemas.microsoft.com/office/word/2010/wordprocessingInk" xmlns:wne="http://schemas.microsoft.com/office/word/2006/wordml" xmlns:wps="http://schemas.microsoft.com/office/word/2010/wordprocessingShape" mc:Ignorable="w14 w15 w16se w16cid w16 w16cex w16sdtdh w16sdtfl w16du wp14">
+  <w:p>
+    <w:pPr>
+      <w:rPr>
+        <w:sz w:val="2"/>
+        <w:szCs w:val="2"/>
+      </w:rPr>
+    </w:pPr>
+    <w:r>
+      <w:rPr>
+        <w:noProof/>
+      </w:rPr>
+      <mc:AlternateContent>
+        <mc:Choice Requires="wps">
+          <w:drawing>
+            <wp:anchor distT="0" distB="0" distL="63500" distR="63500" simplePos="0" relativeHeight="251668992" behindDoc="1" locked="0" layoutInCell="1" allowOverlap="1" wp14:anchorId="58EAA03C" wp14:editId="3080194A">
+              <wp:simplePos x="0" y="0"/>
+              <wp:positionH relativeFrom="page">
+                <wp:posOffset>688975</wp:posOffset>
+              </wp:positionH>
+              <wp:positionV relativeFrom="page">
+                <wp:posOffset>494030</wp:posOffset>
+              </wp:positionV>
+              <wp:extent cx="6009005" cy="111760"/>
+              <wp:effectExtent l="3175" t="0" r="0" b="0"/>
+              <wp:wrapNone/>
+              <wp:docPr id="1996821241" name="Text Box 21"/>
+              <wp:cNvGraphicFramePr>
+                <a:graphicFrameLocks xmlns:a="http://schemas.openxmlformats.org/drawingml/2006/main"/>
+              </wp:cNvGraphicFramePr>
+              <a:graphic xmlns:a="http://schemas.openxmlformats.org/drawingml/2006/main">
+                <a:graphicData uri="http://schemas.microsoft.com/office/word/2010/wordprocessingShape">
+                  <wps:wsp>
+                    <wps:cNvSpPr txBox="1">
+                      <a:spLocks noChangeArrowheads="1"/>
+                    </wps:cNvSpPr>
+                    <wps:spPr bwMode="auto">
+                      <a:xfrm>
+                        <a:off x="0" y="0"/>
+                        <a:ext cx="6009005" cy="111760"/>
+                      </a:xfrm>
+                      <a:prstGeom prst="rect">
+                        <a:avLst/>
+                      </a:prstGeom>
+                      <a:noFill/>
+                      <a:ln>
+                        <a:noFill/>
+                      </a:ln>
+                      <a:extLst>
+                        <a:ext uri="{909E8E84-426E-40DD-AFC4-6F175D3DCCD1}">
+                          <a14:hiddenFill xmlns:a14="http://schemas.microsoft.com/office/drawing/2010/main">
+                            <a:solidFill>
+                              <a:srgbClr val="FFFFFF"/>
+                            </a:solidFill>
+                          </a14:hiddenFill>
+                        </a:ext>
+                        <a:ext uri="{91240B29-F687-4F45-9708-019B960494DF}">
+                          <a14:hiddenLine xmlns:a14="http://schemas.microsoft.com/office/drawing/2010/main" w="9525">
+                            <a:solidFill>
+                              <a:srgbClr val="000000"/>
+                            </a:solidFill>
+                            <a:miter lim="800000"/>
+                            <a:headEnd/>
+                            <a:tailEnd/>
+                          </a14:hiddenLine>
+                        </a:ext>
+                      </a:extLst>
+                    </wps:spPr>
+                    <wps:txbx>
+                      <w:txbxContent>
+                        <w:p>
+                          <w:pPr>
+                            <w:spacing w:line="240" w:lineRule="auto"/>
+                          </w:pPr>
+                          <w:r>
+                            <w:rPr>
+                              <w:rStyle w:val="Headerorfooter"/>
+                              <w:rFonts w:eastAsiaTheme="minorHAnsi"/>
+                            </w:rPr>
+                            <w:t>АНАЛИЗ НА ПРОСТРАНСТВАТА ОТ РЕШЕНИЯ И КОНФИЖВААЦ ВЖВШКИМЕНТАЛНИ ИЗСЛЕДВАНИЯ И РЕЗУЛТАТИ</w:t>
+                          </w:r>
+                        </w:p>
+                      </w:txbxContent>
+                    </wps:txbx>
+                    <wps:bodyPr rot="0" vert="horz" wrap="none" lIns="0" tIns="0" rIns="0" bIns="0" anchor="t" anchorCtr="0" upright="1">
+                      <a:spAutoFit/>
+                    </wps:bodyPr>
+                  </wps:wsp>
+                </a:graphicData>
+              </a:graphic>
+              <wp14:sizeRelH relativeFrom="page">
+                <wp14:pctWidth>0</wp14:pctWidth>
+              </wp14:sizeRelH>
+              <wp14:sizeRelV relativeFrom="page">
+                <wp14:pctHeight>0</wp14:pctHeight>
+              </wp14:sizeRelV>
+            </wp:anchor>
+          </w:drawing>
+        </mc:Choice>
+        <mc:Fallback>
+          <w:pict>
+            <v:shapetype w14:anchorId="58EAA03C" id="_x0000_t202" coordsize="21600,21600" o:spt="202" path="m,l,21600r21600,l21600,xe">
+              <v:stroke joinstyle="miter"/>
+              <v:path gradientshapeok="t" o:connecttype="rect"/>
+            </v:shapetype>
+            <v:shape id="Text Box 21" o:spid="_x0000_s1046" type="#_x0000_t202" style="position:absolute;margin-left:54.25pt;margin-top:38.9pt;width:473.15pt;height:8.8pt;z-index:-251647488;visibility:visible;mso-wrap-style:none;mso-width-percent:0;mso-height-percent:0;mso-wrap-distance-left:5pt;mso-wrap-distance-top:0;mso-wrap-distance-right:5pt;mso-wrap-distance-bottom:0;mso-position-horizontal:absolute;mso-position-horizontal-relative:page;mso-position-vertical:absolute;mso-position-vertical-relative:page;mso-width-percent:0;mso-height-percent:0;mso-width-relative:page;mso-height-relative:page;v-text-anchor:top" o:gfxdata="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" filled="f" stroked="f">
+              <v:textbox style="mso-fit-shape-to-text:t" inset="0,0,0,0">
+                <w:txbxContent>
+                  <w:p>
+                    <w:pPr>
+                      <w:spacing w:line="240" w:lineRule="auto"/>
+                    </w:pPr>
+                    <w:r>
+                      <w:rPr>
+                        <w:rStyle w:val="Headerorfooter"/>
+                        <w:rFonts w:eastAsiaTheme="minorHAnsi"/>
+                      </w:rPr>
+                      <w:t>АНАЛИЗ НА ПРОСТРАНСТВАТА ОТ РЕШЕНИЯ И КОНФИЖВААЦ ВЖВШКИМЕНТАЛНИ ИЗСЛЕДВАНИЯ И РЕЗУЛТАТИ</w:t>
+                    </w:r>
+                  </w:p>
+                </w:txbxContent>
+              </v:textbox>
+              <w10:wrap anchorx="page" anchory="page"/>
+            </v:shape>
+          </w:pict>
+        </mc:Fallback>
+      </mc:AlternateContent>
+    </w:r>
+  </w:p>
+</w:hdr>
+</file>
+
+<file path=word/header7.xml><?xml version="1.0" encoding="utf-8"?>
+<w:hdr xmlns:wpc="http://schemas.microsoft.com/office/word/2010/wordprocessingCanvas" xmlns:cx="http://schemas.microsoft.com/office/drawing/2014/chartex" xmlns:cx1="http://schemas.microsoft.com/office/drawing/2015/9/8/chartex" xmlns:cx2="http://schemas.microsoft.com/office/drawing/2015/10/21/chartex" xmlns:cx3="http://schemas.microsoft.com/office/drawing/2016/5/9/chartex" xmlns:cx4="http://schemas.microsoft.com/office/drawing/2016/5/10/chartex" xmlns:cx5="http://schemas.microsoft.com/office/drawing/2016/5/11/chartex" xmlns:cx6="http://schemas.microsoft.com/office/drawing/2016/5/12/chartex" xmlns:cx7="http://schemas.microsoft.com/office/drawing/2016/5/13/chartex" xmlns:cx8="http://schemas.microsoft.com/office/drawing/2016/5/14/chartex" xmlns:mc="http://schemas.openxmlformats.org/markup-compatibility/2006" xmlns:aink="http://schemas.microsoft.com/office/drawing/2016/ink" xmlns:am3d="http://schemas.microsoft.com/office/drawing/2017/model3d" xmlns:o="urn:schemas-microsoft-com:office:office" xmlns:oel="http://schemas.microsoft.com/office/2019/extlst" xmlns:r="http://schemas.openxmlformats.org/officeDocument/2006/relationships" xmlns:m="http://schemas.openxmlformats.org/officeDocument/2006/math" xmlns:v="urn:schemas-microsoft-com:vml" xmlns:wp14="http://schemas.microsoft.com/office/word/2010/wordprocessingDrawing" xmlns:wp="http://schemas.openxmlformats.org/drawingml/2006/wordprocessingDrawing" xmlns:w10="urn:schemas-microsoft-com:office:word" xmlns:w="http://schemas.openxmlformats.org/wordprocessingml/2006/main" xmlns:w14="http://schemas.microsoft.com/office/word/2010/wordml" xmlns:w15="http://schemas.microsoft.com/office/word/2012/wordml" xmlns:w16cex="http://schemas.microsoft.com/office/word/2018/wordml/cex" xmlns:w16cid="http://schemas.microsoft.com/office/word/2016/wordml/cid" xmlns:w16="http://schemas.microsoft.com/office/word/2018/wordml" xmlns:w16du="http://schemas.microsoft.com/office/word/2023/wordml/word16du" xmlns:w16sdtdh="http://schemas.microsoft.com/office/word/2020/wordml/sdtdatahash" xmlns:w16sdtfl="http://schemas.microsoft.com/office/word/2024/wordml/sdtformatlock" xmlns:w16se="http://schemas.microsoft.com/office/word/2015/wordml/symex" xmlns:wpg="http://schemas.microsoft.com/office/word/2010/wordprocessingGroup" xmlns:wpi="http://schemas.microsoft.com/office/word/2010/wordprocessingInk" xmlns:wne="http://schemas.microsoft.com/office/word/2006/wordml" xmlns:wps="http://schemas.microsoft.com/office/word/2010/wordprocessingShape" mc:Ignorable="w14 w15 w16se w16cid w16 w16cex w16sdtdh w16sdtfl w16du wp14">
+  <w:p>
+    <w:pPr>
+      <w:rPr>
+        <w:sz w:val="2"/>
+        <w:szCs w:val="2"/>
+      </w:rPr>
+    </w:pPr>
+    <w:r>
+      <w:rPr>
+        <w:noProof/>
+      </w:rPr>
+      <mc:AlternateContent>
+        <mc:Choice Requires="wps">
+          <w:drawing>
+            <wp:anchor distT="0" distB="0" distL="63500" distR="63500" simplePos="0" relativeHeight="251671040" behindDoc="1" locked="0" layoutInCell="1" allowOverlap="1" wp14:anchorId="1AB19EBB" wp14:editId="64A7DD3C">
+              <wp:simplePos x="0" y="0"/>
+              <wp:positionH relativeFrom="page">
+                <wp:posOffset>685165</wp:posOffset>
+              </wp:positionH>
+              <wp:positionV relativeFrom="page">
+                <wp:posOffset>492760</wp:posOffset>
+              </wp:positionV>
+              <wp:extent cx="5989320" cy="111760"/>
+              <wp:effectExtent l="0" t="0" r="0" b="0"/>
+              <wp:wrapNone/>
+              <wp:docPr id="450731743" name="Text Box 23"/>
+              <wp:cNvGraphicFramePr>
+                <a:graphicFrameLocks xmlns:a="http://schemas.openxmlformats.org/drawingml/2006/main"/>
+              </wp:cNvGraphicFramePr>
+              <a:graphic xmlns:a="http://schemas.openxmlformats.org/drawingml/2006/main">
+                <a:graphicData uri="http://schemas.microsoft.com/office/word/2010/wordprocessingShape">
+                  <wps:wsp>
+                    <wps:cNvSpPr txBox="1">
+                      <a:spLocks noChangeArrowheads="1"/>
+                    </wps:cNvSpPr>
+                    <wps:spPr bwMode="auto">
+                      <a:xfrm>
+                        <a:off x="0" y="0"/>
+                        <a:ext cx="5989320" cy="111760"/>
+                      </a:xfrm>
+                      <a:prstGeom prst="rect">
+                        <a:avLst/>
+                      </a:prstGeom>
+                      <a:noFill/>
+                      <a:ln>
+                        <a:noFill/>
+                      </a:ln>
+                      <a:extLst>
+                        <a:ext uri="{909E8E84-426E-40DD-AFC4-6F175D3DCCD1}">
+                          <a14:hiddenFill xmlns:a14="http://schemas.microsoft.com/office/drawing/2010/main">
+                            <a:solidFill>
+                              <a:srgbClr val="FFFFFF"/>
+                            </a:solidFill>
+                          </a14:hiddenFill>
+                        </a:ext>
+                        <a:ext uri="{91240B29-F687-4F45-9708-019B960494DF}">
+                          <a14:hiddenLine xmlns:a14="http://schemas.microsoft.com/office/drawing/2010/main" w="9525">
+                            <a:solidFill>
+                              <a:srgbClr val="000000"/>
+                            </a:solidFill>
+                            <a:miter lim="800000"/>
+                            <a:headEnd/>
+                            <a:tailEnd/>
+                          </a14:hiddenLine>
+                        </a:ext>
+                      </a:extLst>
+                    </wps:spPr>
+                    <wps:txbx>
+                      <w:txbxContent>
+                        <w:p>
+                          <w:pPr>
+                            <w:spacing w:line="240" w:lineRule="auto"/>
+                          </w:pPr>
+                          <w:r>
+                            <w:rPr>
+                              <w:rStyle w:val="Headerorfooter"/>
+                              <w:rFonts w:eastAsiaTheme="minorHAnsi"/>
+                            </w:rPr>
+                            <w:t>АНАЛИЗ НА ПРОСТРАНСТВАТА ОТ РЕШЕНИЯ И КОНФИАВРАЦ ИИСПЕКИМЕНТАЛНИ ИЗСЛЕДВАНИЯ И РЕЗУЛТАТИ</w:t>
+                          </w:r>
+                        </w:p>
+                      </w:txbxContent>
+                    </wps:txbx>
+                    <wps:bodyPr rot="0" vert="horz" wrap="none" lIns="0" tIns="0" rIns="0" bIns="0" anchor="t" anchorCtr="0" upright="1">
+                      <a:spAutoFit/>
+                    </wps:bodyPr>
+                  </wps:wsp>
+                </a:graphicData>
+              </a:graphic>
+              <wp14:sizeRelH relativeFrom="page">
+                <wp14:pctWidth>0</wp14:pctWidth>
+              </wp14:sizeRelH>
+              <wp14:sizeRelV relativeFrom="page">
+                <wp14:pctHeight>0</wp14:pctHeight>
+              </wp14:sizeRelV>
+            </wp:anchor>
+          </w:drawing>
+        </mc:Choice>
+        <mc:Fallback>
+          <w:pict>
+            <v:shapetype w14:anchorId="1AB19EBB" id="_x0000_t202" coordsize="21600,21600" o:spt="202" path="m,l,21600r21600,l21600,xe">
+              <v:stroke joinstyle="miter"/>
+              <v:path gradientshapeok="t" o:connecttype="rect"/>
+            </v:shapetype>
+            <v:shape id="Text Box 23" o:spid="_x0000_s1048" type="#_x0000_t202" style="position:absolute;margin-left:53.95pt;margin-top:38.8pt;width:471.6pt;height:8.8pt;z-index:-251645440;visibility:visible;mso-wrap-style:none;mso-width-percent:0;mso-height-percent:0;mso-wrap-distance-left:5pt;mso-wrap-distance-top:0;mso-wrap-distance-right:5pt;mso-wrap-distance-bottom:0;mso-position-horizontal:absolute;mso-position-horizontal-relative:page;mso-position-vertical:absolute;mso-position-vertical-relative:page;mso-width-percent:0;mso-height-percent:0;mso-width-relative:page;mso-height-relative:page;v-text-anchor:top" o:gfxdata="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" filled="f" stroked="f">
+              <v:textbox style="mso-fit-shape-to-text:t" inset="0,0,0,0">
+                <w:txbxContent>
+                  <w:p>
+                    <w:pPr>
+                      <w:spacing w:line="240" w:lineRule="auto"/>
+                    </w:pPr>
+                    <w:r>
+                      <w:rPr>
+                        <w:rStyle w:val="Headerorfooter"/>
+                        <w:rFonts w:eastAsiaTheme="minorHAnsi"/>
+                      </w:rPr>
+                      <w:t>АНАЛИЗ НА ПРОСТРАНСТВАТА ОТ РЕШЕНИЯ И КОНФИАВРАЦ ИИСПЕКИМЕНТАЛНИ ИЗСЛЕДВАНИЯ И РЕЗУЛТАТИ</w:t>
+                    </w:r>
+                  </w:p>
+                </w:txbxContent>
+              </v:textbox>
+              <w10:wrap anchorx="page" anchory="page"/>
+            </v:shape>
+          </w:pict>
+        </mc:Fallback>
+      </mc:AlternateContent>
+    </w:r>
+  </w:p>
+</w:hdr>
+</file>
+
+<file path=word/header8.xml><?xml version="1.0" encoding="utf-8"?>
+<w:hdr xmlns:wpc="http://schemas.microsoft.com/office/word/2010/wordprocessingCanvas" xmlns:cx="http://schemas.microsoft.com/office/drawing/2014/chartex" xmlns:cx1="http://schemas.microsoft.com/office/drawing/2015/9/8/chartex" xmlns:cx2="http://schemas.microsoft.com/office/drawing/2015/10/21/chartex" xmlns:cx3="http://schemas.microsoft.com/office/drawing/2016/5/9/chartex" xmlns:cx4="http://schemas.microsoft.com/office/drawing/2016/5/10/chartex" xmlns:cx5="http://schemas.microsoft.com/office/drawing/2016/5/11/chartex" xmlns:cx6="http://schemas.microsoft.com/office/drawing/2016/5/12/chartex" xmlns:cx7="http://schemas.microsoft.com/office/drawing/2016/5/13/chartex" xmlns:cx8="http://schemas.microsoft.com/office/drawing/2016/5/14/chartex" xmlns:mc="http://schemas.openxmlformats.org/markup-compatibility/2006" xmlns:aink="http://schemas.microsoft.com/office/drawing/2016/ink" xmlns:am3d="http://schemas.microsoft.com/office/drawing/2017/model3d" xmlns:o="urn:schemas-microsoft-com:office:office" xmlns:oel="http://schemas.microsoft.com/office/2019/extlst" xmlns:r="http://schemas.openxmlformats.org/officeDocument/2006/relationships" xmlns:m="http://schemas.openxmlformats.org/officeDocument/2006/math" xmlns:v="urn:schemas-microsoft-com:vml" xmlns:wp14="http://schemas.microsoft.com/office/word/2010/wordprocessingDrawing" xmlns:wp="http://schemas.openxmlformats.org/drawingml/2006/wordprocessingDrawing" xmlns:w10="urn:schemas-microsoft-com:office:word" xmlns:w="http://schemas.openxmlformats.org/wordprocessingml/2006/main" xmlns:w14="http://schemas.microsoft.com/office/word/2010/wordml" xmlns:w15="http://schemas.microsoft.com/office/word/2012/wordml" xmlns:w16cex="http://schemas.microsoft.com/office/word/2018/wordml/cex" xmlns:w16cid="http://schemas.microsoft.com/office/word/2016/wordml/cid" xmlns:w16="http://schemas.microsoft.com/office/word/2018/wordml" xmlns:w16du="http://schemas.microsoft.com/office/word/2023/wordml/word16du" xmlns:w16sdtdh="http://schemas.microsoft.com/office/word/2020/wordml/sdtdatahash" xmlns:w16sdtfl="http://schemas.microsoft.com/office/word/2024/wordml/sdtformatlock" xmlns:w16se="http://schemas.microsoft.com/office/word/2015/wordml/symex" xmlns:wpg="http://schemas.microsoft.com/office/word/2010/wordprocessingGroup" xmlns:wpi="http://schemas.microsoft.com/office/word/2010/wordprocessingInk" xmlns:wne="http://schemas.microsoft.com/office/word/2006/wordml" xmlns:wps="http://schemas.microsoft.com/office/word/2010/wordprocessingShape" mc:Ignorable="w14 w15 w16se w16cid w16 w16cex w16sdtdh w16sdtfl w16du wp14">
+  <w:p>
+    <w:pPr>
+      <w:rPr>
+        <w:sz w:val="2"/>
+        <w:szCs w:val="2"/>
+      </w:rPr>
+    </w:pPr>
+    <w:r>
+      <w:rPr>
+        <w:noProof/>
+      </w:rPr>
+      <mc:AlternateContent>
+        <mc:Choice Requires="wps">
+          <w:drawing>
+            <wp:anchor distT="0" distB="0" distL="63500" distR="63500" simplePos="0" relativeHeight="251672064" behindDoc="1" locked="0" layoutInCell="1" allowOverlap="1" wp14:anchorId="2B232FE5" wp14:editId="4E55F7EF">
+              <wp:simplePos x="0" y="0"/>
+              <wp:positionH relativeFrom="page">
+                <wp:posOffset>685800</wp:posOffset>
+              </wp:positionH>
+              <wp:positionV relativeFrom="page">
+                <wp:posOffset>492760</wp:posOffset>
+              </wp:positionV>
+              <wp:extent cx="5964555" cy="111760"/>
+              <wp:effectExtent l="0" t="0" r="0" b="0"/>
+              <wp:wrapNone/>
+              <wp:docPr id="911657008" name="Text Box 24"/>
+              <wp:cNvGraphicFramePr>
+                <a:graphicFrameLocks xmlns:a="http://schemas.openxmlformats.org/drawingml/2006/main"/>
+              </wp:cNvGraphicFramePr>
+              <a:graphic xmlns:a="http://schemas.openxmlformats.org/drawingml/2006/main">
+                <a:graphicData uri="http://schemas.microsoft.com/office/word/2010/wordprocessingShape">
+                  <wps:wsp>
+                    <wps:cNvSpPr txBox="1">
+                      <a:spLocks noChangeArrowheads="1"/>
+                    </wps:cNvSpPr>
+                    <wps:spPr bwMode="auto">
+                      <a:xfrm>
+                        <a:off x="0" y="0"/>
+                        <a:ext cx="5964555" cy="111760"/>
+                      </a:xfrm>
+                      <a:prstGeom prst="rect">
+                        <a:avLst/>
+                      </a:prstGeom>
+                      <a:noFill/>
+                      <a:ln>
+                        <a:noFill/>
+                      </a:ln>
+                      <a:extLst>
+                        <a:ext uri="{909E8E84-426E-40DD-AFC4-6F175D3DCCD1}">
+                          <a14:hiddenFill xmlns:a14="http://schemas.microsoft.com/office/drawing/2010/main">
+                            <a:solidFill>
+                              <a:srgbClr val="FFFFFF"/>
+                            </a:solidFill>
+                          </a14:hiddenFill>
+                        </a:ext>
+                        <a:ext uri="{91240B29-F687-4F45-9708-019B960494DF}">
+                          <a14:hiddenLine xmlns:a14="http://schemas.microsoft.com/office/drawing/2010/main" w="9525">
+                            <a:solidFill>
+                              <a:srgbClr val="000000"/>
+                            </a:solidFill>
+                            <a:miter lim="800000"/>
+                            <a:headEnd/>
+                            <a:tailEnd/>
+                          </a14:hiddenLine>
+                        </a:ext>
+                      </a:extLst>
+                    </wps:spPr>
+                    <wps:txbx>
+                      <w:txbxContent>
+                        <w:p>
+                          <w:pPr>
+                            <w:spacing w:line="240" w:lineRule="auto"/>
+                          </w:pPr>
+                          <w:r>
+                            <w:rPr>
+                              <w:rStyle w:val="Headerorfooter"/>
+                              <w:rFonts w:eastAsiaTheme="minorHAnsi"/>
+                            </w:rPr>
+                            <w:t>АНАЛИЗ НА ПРОСТРАНСТВАТА ОТ РЕШЕНИЯ И КОНФИАВРАЦИИСПМРИМЕНТАЛНИ ИЗСЛЕДВАНИЯ И РЕЗУЛТАТИ</w:t>
+                          </w:r>
+                        </w:p>
+                      </w:txbxContent>
+                    </wps:txbx>
+                    <wps:bodyPr rot="0" vert="horz" wrap="none" lIns="0" tIns="0" rIns="0" bIns="0" anchor="t" anchorCtr="0" upright="1">
+                      <a:spAutoFit/>
+                    </wps:bodyPr>
+                  </wps:wsp>
+                </a:graphicData>
+              </a:graphic>
+              <wp14:sizeRelH relativeFrom="page">
+                <wp14:pctWidth>0</wp14:pctWidth>
+              </wp14:sizeRelH>
+              <wp14:sizeRelV relativeFrom="page">
+                <wp14:pctHeight>0</wp14:pctHeight>
+              </wp14:sizeRelV>
+            </wp:anchor>
+          </w:drawing>
+        </mc:Choice>
+        <mc:Fallback>
+          <w:pict>
+            <v:shapetype w14:anchorId="2B232FE5" id="_x0000_t202" coordsize="21600,21600" o:spt="202" path="m,l,21600r21600,l21600,xe">
+              <v:stroke joinstyle="miter"/>
+              <v:path gradientshapeok="t" o:connecttype="rect"/>
+            </v:shapetype>
+            <v:shape id="Text Box 24" o:spid="_x0000_s1049" type="#_x0000_t202" style="position:absolute;margin-left:54pt;margin-top:38.8pt;width:469.65pt;height:8.8pt;z-index:-251644416;visibility:visible;mso-wrap-style:none;mso-width-percent:0;mso-height-percent:0;mso-wrap-distance-left:5pt;mso-wrap-distance-top:0;mso-wrap-distance-right:5pt;mso-wrap-distance-bottom:0;mso-position-horizontal:absolute;mso-position-horizontal-relative:page;mso-position-vertical:absolute;mso-position-vertical-relative:page;mso-width-percent:0;mso-height-percent:0;mso-width-relative:page;mso-height-relative:page;v-text-anchor:top" o:gfxdata="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" filled="f" stroked="f">
+              <v:textbox style="mso-fit-shape-to-text:t" inset="0,0,0,0">
+                <w:txbxContent>
+                  <w:p>
+                    <w:pPr>
+                      <w:spacing w:line="240" w:lineRule="auto"/>
+                    </w:pPr>
+                    <w:r>
+                      <w:rPr>
+                        <w:rStyle w:val="Headerorfooter"/>
+                        <w:rFonts w:eastAsiaTheme="minorHAnsi"/>
+                      </w:rPr>
+                      <w:t>АНАЛИЗ НА ПРОСТРАНСТВАТА ОТ РЕШЕНИЯ И КОНФИАВРАЦИИСПМРИМЕНТАЛНИ ИЗСЛЕДВАНИЯ И РЕЗУЛТАТИ</w:t>
+                    </w:r>
+                  </w:p>
+                </w:txbxContent>
+              </v:textbox>
+              <w10:wrap anchorx="page" anchory="page"/>
+            </v:shape>
+          </w:pict>
+        </mc:Fallback>
+      </mc:AlternateContent>
+    </w:r>
+  </w:p>
+</w:hdr>
+</file>
+
+<file path=word/header9.xml><?xml version="1.0" encoding="utf-8"?>
+<w:hdr xmlns:wpc="http://schemas.microsoft.com/office/word/2010/wordprocessingCanvas" xmlns:cx="http://schemas.microsoft.com/office/drawing/2014/chartex" xmlns:cx1="http://schemas.microsoft.com/office/drawing/2015/9/8/chartex" xmlns:cx2="http://schemas.microsoft.com/office/drawing/2015/10/21/chartex" xmlns:cx3="http://schemas.microsoft.com/office/drawing/2016/5/9/chartex" xmlns:cx4="http://schemas.microsoft.com/office/drawing/2016/5/10/chartex" xmlns:cx5="http://schemas.microsoft.com/office/drawing/2016/5/11/chartex" xmlns:cx6="http://schemas.microsoft.com/office/drawing/2016/5/12/chartex" xmlns:cx7="http://schemas.microsoft.com/office/drawing/2016/5/13/chartex" xmlns:cx8="http://schemas.microsoft.com/office/drawing/2016/5/14/chartex" xmlns:mc="http://schemas.openxmlformats.org/markup-compatibility/2006" xmlns:aink="http://schemas.microsoft.com/office/drawing/2016/ink" xmlns:am3d="http://schemas.microsoft.com/office/drawing/2017/model3d" xmlns:o="urn:schemas-microsoft-com:office:office" xmlns:oel="http://schemas.microsoft.com/office/2019/extlst" xmlns:r="http://schemas.openxmlformats.org/officeDocument/2006/relationships" xmlns:m="http://schemas.openxmlformats.org/officeDocument/2006/math" xmlns:v="urn:schemas-microsoft-com:vml" xmlns:wp14="http://schemas.microsoft.com/office/word/2010/wordprocessingDrawing" xmlns:wp="http://schemas.openxmlformats.org/drawingml/2006/wordprocessingDrawing" xmlns:w10="urn:schemas-microsoft-com:office:word" xmlns:w="http://schemas.openxmlformats.org/wordprocessingml/2006/main" xmlns:w14="http://schemas.microsoft.com/office/word/2010/wordml" xmlns:w15="http://schemas.microsoft.com/office/word/2012/wordml" xmlns:w16cex="http://schemas.microsoft.com/office/word/2018/wordml/cex" xmlns:w16cid="http://schemas.microsoft.com/office/word/2016/wordml/cid" xmlns:w16="http://schemas.microsoft.com/office/word/2018/wordml" xmlns:w16du="http://schemas.microsoft.com/office/word/2023/wordml/word16du" xmlns:w16sdtdh="http://schemas.microsoft.com/office/word/2020/wordml/sdtdatahash" xmlns:w16sdtfl="http://schemas.microsoft.com/office/word/2024/wordml/sdtformatlock" xmlns:w16se="http://schemas.microsoft.com/office/word/2015/wordml/symex" xmlns:wpg="http://schemas.microsoft.com/office/word/2010/wordprocessingGroup" xmlns:wpi="http://schemas.microsoft.com/office/word/2010/wordprocessingInk" xmlns:wne="http://schemas.microsoft.com/office/word/2006/wordml" xmlns:wps="http://schemas.microsoft.com/office/word/2010/wordprocessingShape" mc:Ignorable="w14 w15 w16se w16cid w16 w16cex w16sdtdh w16sdtfl w16du wp14">
+  <w:p>
+    <w:pPr>
+      <w:rPr>
+        <w:sz w:val="2"/>
+        <w:szCs w:val="2"/>
+      </w:rPr>
+    </w:pPr>
+    <w:r>
+      <w:rPr>
+        <w:noProof/>
+      </w:rPr>
+      <mc:AlternateContent>
+        <mc:Choice Requires="wps">
+          <w:drawing>
+            <wp:anchor distT="0" distB="0" distL="63500" distR="63500" simplePos="0" relativeHeight="251675136" behindDoc="1" locked="0" layoutInCell="1" allowOverlap="1" wp14:anchorId="4386CD56" wp14:editId="6173B767">
+              <wp:simplePos x="0" y="0"/>
+              <wp:positionH relativeFrom="page">
+                <wp:posOffset>688975</wp:posOffset>
+              </wp:positionH>
+              <wp:positionV relativeFrom="page">
+                <wp:posOffset>494030</wp:posOffset>
+              </wp:positionV>
+              <wp:extent cx="6009005" cy="111760"/>
+              <wp:effectExtent l="3175" t="0" r="0" b="0"/>
+              <wp:wrapNone/>
+              <wp:docPr id="1322945895" name="Text Box 27"/>
+              <wp:cNvGraphicFramePr>
+                <a:graphicFrameLocks xmlns:a="http://schemas.openxmlformats.org/drawingml/2006/main"/>
+              </wp:cNvGraphicFramePr>
+              <a:graphic xmlns:a="http://schemas.openxmlformats.org/drawingml/2006/main">
+                <a:graphicData uri="http://schemas.microsoft.com/office/word/2010/wordprocessingShape">
+                  <wps:wsp>
+                    <wps:cNvSpPr txBox="1">
+                      <a:spLocks noChangeArrowheads="1"/>
+                    </wps:cNvSpPr>
+                    <wps:spPr bwMode="auto">
+                      <a:xfrm>
+                        <a:off x="0" y="0"/>
+                        <a:ext cx="6009005" cy="111760"/>
+                      </a:xfrm>
+                      <a:prstGeom prst="rect">
+                        <a:avLst/>
+                      </a:prstGeom>
+                      <a:noFill/>
+                      <a:ln>
+                        <a:noFill/>
+                      </a:ln>
+                      <a:extLst>
+                        <a:ext uri="{909E8E84-426E-40DD-AFC4-6F175D3DCCD1}">
+                          <a14:hiddenFill xmlns:a14="http://schemas.microsoft.com/office/drawing/2010/main">
+                            <a:solidFill>
+                              <a:srgbClr val="FFFFFF"/>
+                            </a:solidFill>
+                          </a14:hiddenFill>
+                        </a:ext>
+                        <a:ext uri="{91240B29-F687-4F45-9708-019B960494DF}">
+                          <a14:hiddenLine xmlns:a14="http://schemas.microsoft.com/office/drawing/2010/main" w="9525">
+                            <a:solidFill>
+                              <a:srgbClr val="000000"/>
+                            </a:solidFill>
+                            <a:miter lim="800000"/>
+                            <a:headEnd/>
+                            <a:tailEnd/>
+                          </a14:hiddenLine>
+                        </a:ext>
+                      </a:extLst>
+                    </wps:spPr>
+                    <wps:txbx>
+                      <w:txbxContent>
+                        <w:p>
+                          <w:pPr>
+                            <w:spacing w:line="240" w:lineRule="auto"/>
+                          </w:pPr>
+                          <w:r>
+                            <w:rPr>
+                              <w:rStyle w:val="Headerorfooter"/>
+                              <w:rFonts w:eastAsiaTheme="minorHAnsi"/>
+                            </w:rPr>
+                            <w:t>АНАЛИЗ НА ПРОСТРАНСТВАТА ОТ РЕШЕНИЯ И КОНФИЖВААЦ ВЖВШКИМЕНТАЛНИ ИЗСЛЕДВАНИЯ И РЕЗУЛТАТИ</w:t>
+                          </w:r>
+                        </w:p>
+                      </w:txbxContent>
+                    </wps:txbx>
+                    <wps:bodyPr rot="0" vert="horz" wrap="none" lIns="0" tIns="0" rIns="0" bIns="0" anchor="t" anchorCtr="0" upright="1">
+                      <a:spAutoFit/>
+                    </wps:bodyPr>
+                  </wps:wsp>
+                </a:graphicData>
+              </a:graphic>
+              <wp14:sizeRelH relativeFrom="page">
+                <wp14:pctWidth>0</wp14:pctWidth>
+              </wp14:sizeRelH>
+              <wp14:sizeRelV relativeFrom="page">
+                <wp14:pctHeight>0</wp14:pctHeight>
+              </wp14:sizeRelV>
+            </wp:anchor>
+          </w:drawing>
+        </mc:Choice>
+        <mc:Fallback>
+          <w:pict>
+            <v:shapetype w14:anchorId="4386CD56" id="_x0000_t202" coordsize="21600,21600" o:spt="202" path="m,l,21600r21600,l21600,xe">
+              <v:stroke joinstyle="miter"/>
+              <v:path gradientshapeok="t" o:connecttype="rect"/>
+            </v:shapetype>
+            <v:shape id="Text Box 27" o:spid="_x0000_s1052" type="#_x0000_t202" style="position:absolute;margin-left:54.25pt;margin-top:38.9pt;width:473.15pt;height:8.8pt;z-index:-251641344;visibility:visible;mso-wrap-style:none;mso-width-percent:0;mso-height-percent:0;mso-wrap-distance-left:5pt;mso-wrap-distance-top:0;mso-wrap-distance-right:5pt;mso-wrap-distance-bottom:0;mso-position-horizontal:absolute;mso-position-horizontal-relative:page;mso-position-vertical:absolute;mso-position-vertical-relative:page;mso-width-percent:0;mso-height-percent:0;mso-width-relative:page;mso-height-relative:page;v-text-anchor:top" o:gfxdata="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" filled="f" stroked="f">
+              <v:textbox style="mso-fit-shape-to-text:t" inset="0,0,0,0">
+                <w:txbxContent>
+                  <w:p>
+                    <w:pPr>
+                      <w:spacing w:line="240" w:lineRule="auto"/>
+                    </w:pPr>
+                    <w:r>
+                      <w:rPr>
+                        <w:rStyle w:val="Headerorfooter"/>
+                        <w:rFonts w:eastAsiaTheme="minorHAnsi"/>
+                      </w:rPr>
+                      <w:t>АНАЛИЗ НА ПРОСТРАНСТВАТА ОТ РЕШЕНИЯ И КОНФИЖВААЦ ВЖВШКИМЕНТАЛНИ ИЗСЛЕДВАНИЯ И РЕЗУЛТАТИ</w:t>
                     </w:r>
                   </w:p>
                 </w:txbxContent>
@@ -37724,6 +42994,74 @@
     </w:lvl>
   </w:abstractNum>
   <w:abstractNum w:abstractNumId="8" w15:restartNumberingAfterBreak="0">
+    <w:nsid w:val="426A1AA0"/>
+    <w:multiLevelType w:val="multilevel"/>
+    <w:tmpl w:val="47EA29BC"/>
+    <w:lvl w:ilvl="0">
+      <w:start w:val="1"/>
+      <w:numFmt w:val="decimal"/>
+      <w:lvlText w:val="5.%1"/>
+      <w:lvlJc w:val="left"/>
+      <w:rPr>
+        <w:rFonts w:ascii="Bookman Old Style" w:eastAsia="Bookman Old Style" w:hAnsi="Bookman Old Style" w:cs="Bookman Old Style"/>
+        <w:b/>
+        <w:bCs/>
+        <w:i w:val="0"/>
+        <w:iCs w:val="0"/>
+        <w:smallCaps w:val="0"/>
+        <w:strike w:val="0"/>
+        <w:color w:val="000000"/>
+        <w:spacing w:val="0"/>
+        <w:w w:val="100"/>
+        <w:position w:val="0"/>
+        <w:sz w:val="28"/>
+        <w:szCs w:val="28"/>
+        <w:u w:val="none"/>
+        <w:lang w:val="bg-BG" w:eastAsia="bg-BG" w:bidi="bg-BG"/>
+      </w:rPr>
+    </w:lvl>
+    <w:lvl w:ilvl="1">
+      <w:numFmt w:val="decimal"/>
+      <w:lvlText w:val=""/>
+      <w:lvlJc w:val="left"/>
+    </w:lvl>
+    <w:lvl w:ilvl="2">
+      <w:numFmt w:val="decimal"/>
+      <w:lvlText w:val=""/>
+      <w:lvlJc w:val="left"/>
+    </w:lvl>
+    <w:lvl w:ilvl="3">
+      <w:numFmt w:val="decimal"/>
+      <w:lvlText w:val=""/>
+      <w:lvlJc w:val="left"/>
+    </w:lvl>
+    <w:lvl w:ilvl="4">
+      <w:numFmt w:val="decimal"/>
+      <w:lvlText w:val=""/>
+      <w:lvlJc w:val="left"/>
+    </w:lvl>
+    <w:lvl w:ilvl="5">
+      <w:numFmt w:val="decimal"/>
+      <w:lvlText w:val=""/>
+      <w:lvlJc w:val="left"/>
+    </w:lvl>
+    <w:lvl w:ilvl="6">
+      <w:numFmt w:val="decimal"/>
+      <w:lvlText w:val=""/>
+      <w:lvlJc w:val="left"/>
+    </w:lvl>
+    <w:lvl w:ilvl="7">
+      <w:numFmt w:val="decimal"/>
+      <w:lvlText w:val=""/>
+      <w:lvlJc w:val="left"/>
+    </w:lvl>
+    <w:lvl w:ilvl="8">
+      <w:numFmt w:val="decimal"/>
+      <w:lvlText w:val=""/>
+      <w:lvlJc w:val="left"/>
+    </w:lvl>
+  </w:abstractNum>
+  <w:abstractNum w:abstractNumId="9" w15:restartNumberingAfterBreak="0">
     <w:nsid w:val="436A7178"/>
     <w:multiLevelType w:val="multilevel"/>
     <w:tmpl w:val="9726174A"/>
@@ -37791,7 +43129,7 @@
       <w:lvlJc w:val="left"/>
     </w:lvl>
   </w:abstractNum>
-  <w:abstractNum w:abstractNumId="9" w15:restartNumberingAfterBreak="0">
+  <w:abstractNum w:abstractNumId="10" w15:restartNumberingAfterBreak="0">
     <w:nsid w:val="438332FB"/>
     <w:multiLevelType w:val="multilevel"/>
     <w:tmpl w:val="FBA238D6"/>
@@ -37859,7 +43197,7 @@
       <w:lvlJc w:val="left"/>
     </w:lvl>
   </w:abstractNum>
-  <w:abstractNum w:abstractNumId="10" w15:restartNumberingAfterBreak="0">
+  <w:abstractNum w:abstractNumId="11" w15:restartNumberingAfterBreak="0">
     <w:nsid w:val="46560FFB"/>
     <w:multiLevelType w:val="multilevel"/>
     <w:tmpl w:val="90826060"/>
@@ -37927,7 +43265,7 @@
       <w:lvlJc w:val="left"/>
     </w:lvl>
   </w:abstractNum>
-  <w:abstractNum w:abstractNumId="11" w15:restartNumberingAfterBreak="0">
+  <w:abstractNum w:abstractNumId="12" w15:restartNumberingAfterBreak="0">
     <w:nsid w:val="4B263342"/>
     <w:multiLevelType w:val="multilevel"/>
     <w:tmpl w:val="4CA83C1C"/>
@@ -37995,7 +43333,7 @@
       <w:lvlJc w:val="left"/>
     </w:lvl>
   </w:abstractNum>
-  <w:abstractNum w:abstractNumId="12" w15:restartNumberingAfterBreak="0">
+  <w:abstractNum w:abstractNumId="13" w15:restartNumberingAfterBreak="0">
     <w:nsid w:val="4CDE3356"/>
     <w:multiLevelType w:val="multilevel"/>
     <w:tmpl w:val="51CA24B0"/>
@@ -38063,7 +43401,7 @@
       <w:lvlJc w:val="left"/>
     </w:lvl>
   </w:abstractNum>
-  <w:abstractNum w:abstractNumId="13" w15:restartNumberingAfterBreak="0">
+  <w:abstractNum w:abstractNumId="14" w15:restartNumberingAfterBreak="0">
     <w:nsid w:val="57714FB2"/>
     <w:multiLevelType w:val="multilevel"/>
     <w:tmpl w:val="31C60586"/>
@@ -38131,7 +43469,75 @@
       <w:lvlJc w:val="left"/>
     </w:lvl>
   </w:abstractNum>
-  <w:abstractNum w:abstractNumId="14" w15:restartNumberingAfterBreak="0">
+  <w:abstractNum w:abstractNumId="15" w15:restartNumberingAfterBreak="0">
+    <w:nsid w:val="5CAD2BA7"/>
+    <w:multiLevelType w:val="multilevel"/>
+    <w:tmpl w:val="A9CECC4A"/>
+    <w:lvl w:ilvl="0">
+      <w:start w:val="1"/>
+      <w:numFmt w:val="bullet"/>
+      <w:lvlText w:val="•"/>
+      <w:lvlJc w:val="left"/>
+      <w:rPr>
+        <w:rFonts w:ascii="Bookman Old Style" w:eastAsia="Bookman Old Style" w:hAnsi="Bookman Old Style" w:cs="Bookman Old Style"/>
+        <w:b/>
+        <w:bCs/>
+        <w:i w:val="0"/>
+        <w:iCs w:val="0"/>
+        <w:smallCaps w:val="0"/>
+        <w:strike w:val="0"/>
+        <w:color w:val="000000"/>
+        <w:spacing w:val="0"/>
+        <w:w w:val="100"/>
+        <w:position w:val="0"/>
+        <w:sz w:val="20"/>
+        <w:szCs w:val="20"/>
+        <w:u w:val="none"/>
+        <w:lang w:val="bg-BG" w:eastAsia="bg-BG" w:bidi="bg-BG"/>
+      </w:rPr>
+    </w:lvl>
+    <w:lvl w:ilvl="1">
+      <w:numFmt w:val="decimal"/>
+      <w:lvlText w:val=""/>
+      <w:lvlJc w:val="left"/>
+    </w:lvl>
+    <w:lvl w:ilvl="2">
+      <w:numFmt w:val="decimal"/>
+      <w:lvlText w:val=""/>
+      <w:lvlJc w:val="left"/>
+    </w:lvl>
+    <w:lvl w:ilvl="3">
+      <w:numFmt w:val="decimal"/>
+      <w:lvlText w:val=""/>
+      <w:lvlJc w:val="left"/>
+    </w:lvl>
+    <w:lvl w:ilvl="4">
+      <w:numFmt w:val="decimal"/>
+      <w:lvlText w:val=""/>
+      <w:lvlJc w:val="left"/>
+    </w:lvl>
+    <w:lvl w:ilvl="5">
+      <w:numFmt w:val="decimal"/>
+      <w:lvlText w:val=""/>
+      <w:lvlJc w:val="left"/>
+    </w:lvl>
+    <w:lvl w:ilvl="6">
+      <w:numFmt w:val="decimal"/>
+      <w:lvlText w:val=""/>
+      <w:lvlJc w:val="left"/>
+    </w:lvl>
+    <w:lvl w:ilvl="7">
+      <w:numFmt w:val="decimal"/>
+      <w:lvlText w:val=""/>
+      <w:lvlJc w:val="left"/>
+    </w:lvl>
+    <w:lvl w:ilvl="8">
+      <w:numFmt w:val="decimal"/>
+      <w:lvlText w:val=""/>
+      <w:lvlJc w:val="left"/>
+    </w:lvl>
+  </w:abstractNum>
+  <w:abstractNum w:abstractNumId="16" w15:restartNumberingAfterBreak="0">
     <w:nsid w:val="60823002"/>
     <w:multiLevelType w:val="multilevel"/>
     <w:tmpl w:val="0F384524"/>
@@ -38199,7 +43605,7 @@
       <w:lvlJc w:val="left"/>
     </w:lvl>
   </w:abstractNum>
-  <w:abstractNum w:abstractNumId="15" w15:restartNumberingAfterBreak="0">
+  <w:abstractNum w:abstractNumId="17" w15:restartNumberingAfterBreak="0">
     <w:nsid w:val="670F0603"/>
     <w:multiLevelType w:val="multilevel"/>
     <w:tmpl w:val="96581D86"/>
@@ -38267,7 +43673,7 @@
       <w:lvlJc w:val="left"/>
     </w:lvl>
   </w:abstractNum>
-  <w:abstractNum w:abstractNumId="16" w15:restartNumberingAfterBreak="0">
+  <w:abstractNum w:abstractNumId="18" w15:restartNumberingAfterBreak="0">
     <w:nsid w:val="7D840DBA"/>
     <w:multiLevelType w:val="multilevel"/>
     <w:tmpl w:val="AF746DCA"/>
@@ -38336,16 +43742,16 @@
     </w:lvl>
   </w:abstractNum>
   <w:num w:numId="1" w16cid:durableId="1491485732">
-    <w:abstractNumId w:val="10"/>
+    <w:abstractNumId w:val="11"/>
   </w:num>
   <w:num w:numId="2" w16cid:durableId="586693514">
-    <w:abstractNumId w:val="15"/>
+    <w:abstractNumId w:val="17"/>
   </w:num>
   <w:num w:numId="3" w16cid:durableId="1332872607">
     <w:abstractNumId w:val="4"/>
   </w:num>
   <w:num w:numId="4" w16cid:durableId="1773941204">
-    <w:abstractNumId w:val="11"/>
+    <w:abstractNumId w:val="12"/>
   </w:num>
   <w:num w:numId="5" w16cid:durableId="2098406823">
     <w:abstractNumId w:val="5"/>
@@ -38354,37 +43760,43 @@
     <w:abstractNumId w:val="3"/>
   </w:num>
   <w:num w:numId="7" w16cid:durableId="742415303">
-    <w:abstractNumId w:val="12"/>
+    <w:abstractNumId w:val="13"/>
   </w:num>
   <w:num w:numId="8" w16cid:durableId="1855537447">
-    <w:abstractNumId w:val="9"/>
+    <w:abstractNumId w:val="10"/>
   </w:num>
   <w:num w:numId="9" w16cid:durableId="138228063">
     <w:abstractNumId w:val="1"/>
   </w:num>
   <w:num w:numId="10" w16cid:durableId="2037533604">
-    <w:abstractNumId w:val="13"/>
+    <w:abstractNumId w:val="14"/>
   </w:num>
   <w:num w:numId="11" w16cid:durableId="1551724022">
     <w:abstractNumId w:val="2"/>
   </w:num>
   <w:num w:numId="12" w16cid:durableId="851453215">
-    <w:abstractNumId w:val="16"/>
+    <w:abstractNumId w:val="18"/>
   </w:num>
   <w:num w:numId="13" w16cid:durableId="1279264509">
-    <w:abstractNumId w:val="8"/>
+    <w:abstractNumId w:val="9"/>
   </w:num>
   <w:num w:numId="14" w16cid:durableId="364982870">
     <w:abstractNumId w:val="7"/>
   </w:num>
   <w:num w:numId="15" w16cid:durableId="1634213277">
-    <w:abstractNumId w:val="14"/>
+    <w:abstractNumId w:val="16"/>
   </w:num>
   <w:num w:numId="16" w16cid:durableId="56638096">
     <w:abstractNumId w:val="0"/>
   </w:num>
   <w:num w:numId="17" w16cid:durableId="1277518577">
     <w:abstractNumId w:val="6"/>
+  </w:num>
+  <w:num w:numId="18" w16cid:durableId="838159320">
+    <w:abstractNumId w:val="8"/>
+  </w:num>
+  <w:num w:numId="19" w16cid:durableId="719595087">
+    <w:abstractNumId w:val="15"/>
   </w:num>
 </w:numbering>
 </file>
@@ -39529,7 +44941,7 @@
   </w:style>
   <w:style w:type="character" w:customStyle="1" w:styleId="Footnote2Constantia">
     <w:name w:val="Footnote (2) + Constantia"/>
-    <w:aliases w:val="Not Bold,Header or footer + 9 pt,Picture caption + 6 pt,Italic Exact,Picture caption + Bookman Old Style,Body text (4) + 13 pt"/>
+    <w:aliases w:val="Not Bold,Header or footer + 9 pt,Picture caption + 6 pt,Italic Exact,Picture caption + Bookman Old Style,Body text (4) + 13 pt,Header or footer + 8 pt"/>
     <w:basedOn w:val="DefaultParagraphFont"/>
     <w:rsid w:val="00CC5356"/>
     <w:rPr>
@@ -40176,6 +45588,28 @@
       <w:lang w:bidi="en-US"/>
     </w:rPr>
   </w:style>
+  <w:style w:type="character" w:customStyle="1" w:styleId="Bodytext28pt">
+    <w:name w:val="Body text (2) + 8 pt"/>
+    <w:basedOn w:val="DefaultParagraphFont"/>
+    <w:rsid w:val="00FB2D5B"/>
+    <w:rPr>
+      <w:rFonts w:ascii="Bookman Old Style" w:eastAsia="Bookman Old Style" w:hAnsi="Bookman Old Style" w:cs="Bookman Old Style"/>
+      <w:b w:val="0"/>
+      <w:bCs w:val="0"/>
+      <w:i w:val="0"/>
+      <w:iCs w:val="0"/>
+      <w:smallCaps w:val="0"/>
+      <w:strike w:val="0"/>
+      <w:color w:val="000000"/>
+      <w:spacing w:val="0"/>
+      <w:w w:val="100"/>
+      <w:position w:val="0"/>
+      <w:sz w:val="16"/>
+      <w:szCs w:val="16"/>
+      <w:u w:val="none"/>
+      <w:lang w:val="bg-BG" w:eastAsia="bg-BG" w:bidi="bg-BG"/>
+    </w:rPr>
+  </w:style>
 </w:styles>
 </file>
 

--- a/Work in Progress.docx
+++ b/Work in Progress.docx
@@ -20794,6 +20794,15 @@
         <w:fldChar w:fldCharType="separate"/>
       </w:r>
       <w:r>
+        <w:fldChar w:fldCharType="begin"/>
+      </w:r>
+      <w:r>
+        <w:instrText xml:space="preserve"> INCLUDEPICTURE  "C:\\Users\\User\\Desktop\\media\\image1.jpeg" \* MERGEFORMATINET </w:instrText>
+      </w:r>
+      <w:r>
+        <w:fldChar w:fldCharType="separate"/>
+      </w:r>
+      <w:r>
         <w:pict w14:anchorId="7DAE6886">
           <v:shapetype id="_x0000_t75" coordsize="21600,21600" o:spt="75" o:preferrelative="t" path="m@4@5l@4@11@9@11@9@5xe" filled="f" stroked="f">
             <v:stroke joinstyle="miter"/>
@@ -20818,6 +20827,9 @@
             <v:imagedata r:id="rId9" r:href="rId10"/>
           </v:shape>
         </w:pict>
+      </w:r>
+      <w:r>
+        <w:fldChar w:fldCharType="end"/>
       </w:r>
       <w:r>
         <w:fldChar w:fldCharType="end"/>
@@ -23075,11 +23087,35 @@
                               <w:rPr>
                                 <w:rFonts w:ascii="Microsoft Sans Serif" w:eastAsia="Microsoft Sans Serif" w:hAnsi="Microsoft Sans Serif" w:cs="Microsoft Sans Serif"/>
                               </w:rPr>
+                              <w:fldChar w:fldCharType="begin"/>
+                            </w:r>
+                            <w:r>
+                              <w:rPr>
+                                <w:rFonts w:ascii="Microsoft Sans Serif" w:eastAsia="Microsoft Sans Serif" w:hAnsi="Microsoft Sans Serif" w:cs="Microsoft Sans Serif"/>
+                              </w:rPr>
+                              <w:instrText xml:space="preserve"> INCLUDEPICTURE  "C:\\Users\\User\\Desktop\\media\\image1.jpeg" \* MERGEFORMATINET </w:instrText>
+                            </w:r>
+                            <w:r>
+                              <w:rPr>
+                                <w:rFonts w:ascii="Microsoft Sans Serif" w:eastAsia="Microsoft Sans Serif" w:hAnsi="Microsoft Sans Serif" w:cs="Microsoft Sans Serif"/>
+                              </w:rPr>
+                              <w:fldChar w:fldCharType="separate"/>
+                            </w:r>
+                            <w:r>
+                              <w:rPr>
+                                <w:rFonts w:ascii="Microsoft Sans Serif" w:eastAsia="Microsoft Sans Serif" w:hAnsi="Microsoft Sans Serif" w:cs="Microsoft Sans Serif"/>
+                              </w:rPr>
                               <w:pict w14:anchorId="25AA142D">
                                 <v:shape id="_x0000_i1027" type="#_x0000_t75" style="width:222.75pt;height:152.25pt">
                                   <v:imagedata r:id="rId11" r:href="rId12"/>
                                 </v:shape>
                               </w:pict>
+                            </w:r>
+                            <w:r>
+                              <w:rPr>
+                                <w:rFonts w:ascii="Microsoft Sans Serif" w:eastAsia="Microsoft Sans Serif" w:hAnsi="Microsoft Sans Serif" w:cs="Microsoft Sans Serif"/>
+                              </w:rPr>
+                              <w:fldChar w:fldCharType="end"/>
                             </w:r>
                             <w:r>
                               <w:rPr>
@@ -23242,11 +23278,35 @@
                         <w:rPr>
                           <w:rFonts w:ascii="Microsoft Sans Serif" w:eastAsia="Microsoft Sans Serif" w:hAnsi="Microsoft Sans Serif" w:cs="Microsoft Sans Serif"/>
                         </w:rPr>
+                        <w:fldChar w:fldCharType="begin"/>
+                      </w:r>
+                      <w:r>
+                        <w:rPr>
+                          <w:rFonts w:ascii="Microsoft Sans Serif" w:eastAsia="Microsoft Sans Serif" w:hAnsi="Microsoft Sans Serif" w:cs="Microsoft Sans Serif"/>
+                        </w:rPr>
+                        <w:instrText xml:space="preserve"> INCLUDEPICTURE  "C:\\Users\\User\\Desktop\\media\\image1.jpeg" \* MERGEFORMATINET </w:instrText>
+                      </w:r>
+                      <w:r>
+                        <w:rPr>
+                          <w:rFonts w:ascii="Microsoft Sans Serif" w:eastAsia="Microsoft Sans Serif" w:hAnsi="Microsoft Sans Serif" w:cs="Microsoft Sans Serif"/>
+                        </w:rPr>
+                        <w:fldChar w:fldCharType="separate"/>
+                      </w:r>
+                      <w:r>
+                        <w:rPr>
+                          <w:rFonts w:ascii="Microsoft Sans Serif" w:eastAsia="Microsoft Sans Serif" w:hAnsi="Microsoft Sans Serif" w:cs="Microsoft Sans Serif"/>
+                        </w:rPr>
                         <w:pict w14:anchorId="25AA142D">
                           <v:shape id="_x0000_i1027" type="#_x0000_t75" style="width:222.75pt;height:152.25pt">
                             <v:imagedata r:id="rId11" r:href="rId13"/>
                           </v:shape>
                         </w:pict>
+                      </w:r>
+                      <w:r>
+                        <w:rPr>
+                          <w:rFonts w:ascii="Microsoft Sans Serif" w:eastAsia="Microsoft Sans Serif" w:hAnsi="Microsoft Sans Serif" w:cs="Microsoft Sans Serif"/>
+                        </w:rPr>
+                        <w:fldChar w:fldCharType="end"/>
                       </w:r>
                       <w:r>
                         <w:rPr>
@@ -23447,11 +23507,35 @@
                               <w:rPr>
                                 <w:rFonts w:ascii="Microsoft Sans Serif" w:eastAsia="Microsoft Sans Serif" w:hAnsi="Microsoft Sans Serif" w:cs="Microsoft Sans Serif"/>
                               </w:rPr>
+                              <w:fldChar w:fldCharType="begin"/>
+                            </w:r>
+                            <w:r>
+                              <w:rPr>
+                                <w:rFonts w:ascii="Microsoft Sans Serif" w:eastAsia="Microsoft Sans Serif" w:hAnsi="Microsoft Sans Serif" w:cs="Microsoft Sans Serif"/>
+                              </w:rPr>
+                              <w:instrText xml:space="preserve"> INCLUDEPICTURE  "C:\\Users\\User\\Desktop\\media\\image2.jpeg" \* MERGEFORMATINET </w:instrText>
+                            </w:r>
+                            <w:r>
+                              <w:rPr>
+                                <w:rFonts w:ascii="Microsoft Sans Serif" w:eastAsia="Microsoft Sans Serif" w:hAnsi="Microsoft Sans Serif" w:cs="Microsoft Sans Serif"/>
+                              </w:rPr>
+                              <w:fldChar w:fldCharType="separate"/>
+                            </w:r>
+                            <w:r>
+                              <w:rPr>
+                                <w:rFonts w:ascii="Microsoft Sans Serif" w:eastAsia="Microsoft Sans Serif" w:hAnsi="Microsoft Sans Serif" w:cs="Microsoft Sans Serif"/>
+                              </w:rPr>
                               <w:pict w14:anchorId="04D0DBC8">
                                 <v:shape id="_x0000_i1029" type="#_x0000_t75" style="width:222.75pt;height:152.25pt">
                                   <v:imagedata r:id="rId14" r:href="rId15"/>
                                 </v:shape>
                               </w:pict>
+                            </w:r>
+                            <w:r>
+                              <w:rPr>
+                                <w:rFonts w:ascii="Microsoft Sans Serif" w:eastAsia="Microsoft Sans Serif" w:hAnsi="Microsoft Sans Serif" w:cs="Microsoft Sans Serif"/>
+                              </w:rPr>
+                              <w:fldChar w:fldCharType="end"/>
                             </w:r>
                             <w:r>
                               <w:rPr>
@@ -23604,11 +23688,35 @@
                         <w:rPr>
                           <w:rFonts w:ascii="Microsoft Sans Serif" w:eastAsia="Microsoft Sans Serif" w:hAnsi="Microsoft Sans Serif" w:cs="Microsoft Sans Serif"/>
                         </w:rPr>
+                        <w:fldChar w:fldCharType="begin"/>
+                      </w:r>
+                      <w:r>
+                        <w:rPr>
+                          <w:rFonts w:ascii="Microsoft Sans Serif" w:eastAsia="Microsoft Sans Serif" w:hAnsi="Microsoft Sans Serif" w:cs="Microsoft Sans Serif"/>
+                        </w:rPr>
+                        <w:instrText xml:space="preserve"> INCLUDEPICTURE  "C:\\Users\\User\\Desktop\\media\\image2.jpeg" \* MERGEFORMATINET </w:instrText>
+                      </w:r>
+                      <w:r>
+                        <w:rPr>
+                          <w:rFonts w:ascii="Microsoft Sans Serif" w:eastAsia="Microsoft Sans Serif" w:hAnsi="Microsoft Sans Serif" w:cs="Microsoft Sans Serif"/>
+                        </w:rPr>
+                        <w:fldChar w:fldCharType="separate"/>
+                      </w:r>
+                      <w:r>
+                        <w:rPr>
+                          <w:rFonts w:ascii="Microsoft Sans Serif" w:eastAsia="Microsoft Sans Serif" w:hAnsi="Microsoft Sans Serif" w:cs="Microsoft Sans Serif"/>
+                        </w:rPr>
                         <w:pict w14:anchorId="04D0DBC8">
                           <v:shape id="_x0000_i1029" type="#_x0000_t75" style="width:222.75pt;height:152.25pt">
                             <v:imagedata r:id="rId14" r:href="rId16"/>
                           </v:shape>
                         </w:pict>
+                      </w:r>
+                      <w:r>
+                        <w:rPr>
+                          <w:rFonts w:ascii="Microsoft Sans Serif" w:eastAsia="Microsoft Sans Serif" w:hAnsi="Microsoft Sans Serif" w:cs="Microsoft Sans Serif"/>
+                        </w:rPr>
+                        <w:fldChar w:fldCharType="end"/>
                       </w:r>
                       <w:r>
                         <w:rPr>
@@ -28056,11 +28164,23 @@
         <w:fldChar w:fldCharType="separate"/>
       </w:r>
       <w:r>
+        <w:fldChar w:fldCharType="begin"/>
+      </w:r>
+      <w:r>
+        <w:instrText xml:space="preserve"> INCLUDEPICTURE  "C:\\Users\\User\\Desktop\\media\\image1.jpeg" \* MERGEFORMATINET </w:instrText>
+      </w:r>
+      <w:r>
+        <w:fldChar w:fldCharType="separate"/>
+      </w:r>
+      <w:r>
         <w:pict w14:anchorId="281F172F">
           <v:shape id="_x0000_i1030" type="#_x0000_t75" style="width:7in;height:180.75pt">
             <v:imagedata r:id="rId18" r:href="rId19"/>
           </v:shape>
         </w:pict>
+      </w:r>
+      <w:r>
+        <w:fldChar w:fldCharType="end"/>
       </w:r>
       <w:r>
         <w:fldChar w:fldCharType="end"/>
@@ -33974,11 +34094,23 @@
         <w:fldChar w:fldCharType="separate"/>
       </w:r>
       <w:r>
+        <w:fldChar w:fldCharType="begin"/>
+      </w:r>
+      <w:r>
+        <w:instrText xml:space="preserve"> INCLUDEPICTURE  "C:\\Users\\User\\Desktop\\media\\image2.jpeg" \* MERGEFORMATINET </w:instrText>
+      </w:r>
+      <w:r>
+        <w:fldChar w:fldCharType="separate"/>
+      </w:r>
+      <w:r>
         <w:pict w14:anchorId="4BC928E9">
           <v:shape id="_x0000_i1031" type="#_x0000_t75" style="width:363pt;height:363pt">
             <v:imagedata r:id="rId20" r:href="rId21"/>
           </v:shape>
         </w:pict>
+      </w:r>
+      <w:r>
+        <w:fldChar w:fldCharType="end"/>
       </w:r>
       <w:r>
         <w:fldChar w:fldCharType="end"/>
@@ -37127,12 +37259,6 @@
         <w:gridCol w:w="3466"/>
       </w:tblGrid>
       <w:tr>
-        <w:tblPrEx>
-          <w:tblCellMar>
-            <w:top w:w="0" w:type="dxa"/>
-            <w:bottom w:w="0" w:type="dxa"/>
-          </w:tblCellMar>
-        </w:tblPrEx>
         <w:trPr>
           <w:trHeight w:hRule="exact" w:val="562"/>
           <w:jc w:val="center"/>
@@ -37270,12 +37396,6 @@
         </w:tc>
       </w:tr>
       <w:tr>
-        <w:tblPrEx>
-          <w:tblCellMar>
-            <w:top w:w="0" w:type="dxa"/>
-            <w:bottom w:w="0" w:type="dxa"/>
-          </w:tblCellMar>
-        </w:tblPrEx>
         <w:trPr>
           <w:trHeight w:hRule="exact" w:val="346"/>
           <w:jc w:val="center"/>
@@ -37356,12 +37476,6 @@
         </w:tc>
       </w:tr>
       <w:tr>
-        <w:tblPrEx>
-          <w:tblCellMar>
-            <w:top w:w="0" w:type="dxa"/>
-            <w:bottom w:w="0" w:type="dxa"/>
-          </w:tblCellMar>
-        </w:tblPrEx>
         <w:trPr>
           <w:trHeight w:hRule="exact" w:val="562"/>
           <w:jc w:val="center"/>
@@ -37454,12 +37568,6 @@
         </w:tc>
       </w:tr>
       <w:tr>
-        <w:tblPrEx>
-          <w:tblCellMar>
-            <w:top w:w="0" w:type="dxa"/>
-            <w:bottom w:w="0" w:type="dxa"/>
-          </w:tblCellMar>
-        </w:tblPrEx>
         <w:trPr>
           <w:trHeight w:hRule="exact" w:val="557"/>
           <w:jc w:val="center"/>
@@ -37552,12 +37660,6 @@
         </w:tc>
       </w:tr>
       <w:tr>
-        <w:tblPrEx>
-          <w:tblCellMar>
-            <w:top w:w="0" w:type="dxa"/>
-            <w:bottom w:w="0" w:type="dxa"/>
-          </w:tblCellMar>
-        </w:tblPrEx>
         <w:trPr>
           <w:trHeight w:hRule="exact" w:val="566"/>
           <w:jc w:val="center"/>
@@ -37777,11 +37879,23 @@
         <w:fldChar w:fldCharType="separate"/>
       </w:r>
       <w:r>
+        <w:fldChar w:fldCharType="begin"/>
+      </w:r>
+      <w:r>
+        <w:instrText xml:space="preserve"> INCLUDEPICTURE  "C:\\Users\\User\\Desktop\\media\\image1.jpeg" \* MERGEFORMATINET </w:instrText>
+      </w:r>
+      <w:r>
+        <w:fldChar w:fldCharType="separate"/>
+      </w:r>
+      <w:r>
         <w:pict w14:anchorId="11A5BE81">
           <v:shape id="_x0000_i1032" type="#_x0000_t75" style="width:345.75pt;height:207.75pt">
             <v:imagedata r:id="rId33" r:href="rId34"/>
           </v:shape>
         </w:pict>
+      </w:r>
+      <w:r>
+        <w:fldChar w:fldCharType="end"/>
       </w:r>
       <w:r>
         <w:fldChar w:fldCharType="end"/>
@@ -38169,11 +38283,23 @@
         <w:fldChar w:fldCharType="separate"/>
       </w:r>
       <w:r>
+        <w:fldChar w:fldCharType="begin"/>
+      </w:r>
+      <w:r>
+        <w:instrText xml:space="preserve"> INCLUDEPICTURE  "C:\\Users\\User\\Desktop\\media\\image2.jpeg" \* MERGEFORMATINET </w:instrText>
+      </w:r>
+      <w:r>
+        <w:fldChar w:fldCharType="separate"/>
+      </w:r>
+      <w:r>
         <w:pict w14:anchorId="1E8A1456">
           <v:shape id="_x0000_i1033" type="#_x0000_t75" style="width:324pt;height:207pt">
             <v:imagedata r:id="rId35" r:href="rId36"/>
           </v:shape>
         </w:pict>
+      </w:r>
+      <w:r>
+        <w:fldChar w:fldCharType="end"/>
       </w:r>
       <w:r>
         <w:fldChar w:fldCharType="end"/>
@@ -38847,11 +38973,23 @@
         <w:fldChar w:fldCharType="separate"/>
       </w:r>
       <w:r>
+        <w:fldChar w:fldCharType="begin"/>
+      </w:r>
+      <w:r>
+        <w:instrText xml:space="preserve"> INCLUDEPICTURE  "C:\\Users\\User\\Desktop\\media\\image3.jpeg" \* MERGEFORMATINET </w:instrText>
+      </w:r>
+      <w:r>
+        <w:fldChar w:fldCharType="separate"/>
+      </w:r>
+      <w:r>
         <w:pict w14:anchorId="323AE6EF">
           <v:shape id="_x0000_i1034" type="#_x0000_t75" style="width:288.75pt;height:260.25pt">
             <v:imagedata r:id="rId43" r:href="rId44"/>
           </v:shape>
         </w:pict>
+      </w:r>
+      <w:r>
+        <w:fldChar w:fldCharType="end"/>
       </w:r>
       <w:r>
         <w:fldChar w:fldCharType="end"/>
@@ -39082,11 +39220,23 @@
         <w:fldChar w:fldCharType="separate"/>
       </w:r>
       <w:r>
+        <w:fldChar w:fldCharType="begin"/>
+      </w:r>
+      <w:r>
+        <w:instrText xml:space="preserve"> INCLUDEPICTURE  "C:\\Users\\User\\Desktop\\media\\image4.jpeg" \* MERGEFORMATINET </w:instrText>
+      </w:r>
+      <w:r>
+        <w:fldChar w:fldCharType="separate"/>
+      </w:r>
+      <w:r>
         <w:pict w14:anchorId="18BA2170">
           <v:shape id="_x0000_i1035" type="#_x0000_t75" style="width:396pt;height:198pt">
             <v:imagedata r:id="rId45" r:href="rId46"/>
           </v:shape>
         </w:pict>
+      </w:r>
+      <w:r>
+        <w:fldChar w:fldCharType="end"/>
       </w:r>
       <w:r>
         <w:fldChar w:fldCharType="end"/>
@@ -39362,7 +39512,8 @@
         <w:spacing w:after="0" w:line="277" w:lineRule="exact"/>
         <w:jc w:val="both"/>
         <w:rPr>
-          <w:rFonts w:ascii="Times New Roman" w:hAnsi="Times New Roman" w:cs="Times New Roman"/>
+          <w:rStyle w:val="Bodytext2"/>
+          <w:lang w:val="en-US"/>
         </w:rPr>
       </w:pPr>
       <w:r>
@@ -39524,30 +39675,3176 @@
         <w:rPr>
           <w:rStyle w:val="Bodytext2"/>
         </w:rPr>
-        <w:t xml:space="preserve"> в режим на реално време, където оперативните решения за баланс между търсене и </w:t>
-      </w:r>
-      <w:r>
-        <w:rPr>
-          <w:rStyle w:val="Bodytext2"/>
+        <w:t xml:space="preserve"> в режим на реално време, където оперативните решения за баланс между търсене и предлагане </w:t>
+      </w:r>
+      <w:r>
+        <w:rPr>
+          <w:rStyle w:val="Bodytext2"/>
+          <w:lang w:val="en-US" w:eastAsia="en-US" w:bidi="en-US"/>
+        </w:rPr>
+        <w:t xml:space="preserve">(supply and demand) </w:t>
+      </w:r>
+      <w:r>
+        <w:rPr>
+          <w:rStyle w:val="Bodytext2"/>
+        </w:rPr>
+        <w:t>трябва да се вземат в рамките на секунди [12, 13].</w:t>
+      </w:r>
+    </w:p>
+    <w:p>
+      <w:pPr>
+        <w:widowControl w:val="0"/>
+        <w:tabs>
+          <w:tab w:val="left" w:pos="231"/>
+        </w:tabs>
+        <w:spacing w:after="0" w:line="277" w:lineRule="exact"/>
+        <w:jc w:val="both"/>
+        <w:rPr>
+          <w:rFonts w:ascii="Times New Roman" w:hAnsi="Times New Roman" w:cs="Times New Roman"/>
+        </w:rPr>
+      </w:pPr>
+    </w:p>
+    <w:p>
+      <w:pPr>
+        <w:widowControl w:val="0"/>
+        <w:tabs>
+          <w:tab w:val="left" w:pos="231"/>
+        </w:tabs>
+        <w:spacing w:after="0" w:line="277" w:lineRule="exact"/>
+        <w:jc w:val="both"/>
+        <w:rPr>
+          <w:rFonts w:ascii="Times New Roman" w:hAnsi="Times New Roman" w:cs="Times New Roman"/>
+        </w:rPr>
+      </w:pPr>
+    </w:p>
+    <w:p>
+      <w:pPr>
+        <w:shd w:val="clear" w:color="auto" w:fill="000000"/>
+        <w:spacing w:after="2070"/>
+      </w:pPr>
+      <w:r>
+        <w:rPr>
+          <w:rStyle w:val="Bodytext3"/>
+          <w:rFonts w:eastAsiaTheme="minorHAnsi"/>
+        </w:rPr>
+        <w:t>ФАКУЛТЕТ ПО МАТЕМАТИКА И ИНФОРМАТИКА</w:t>
+      </w:r>
+      <w:r>
+        <w:rPr>
+          <w:rStyle w:val="Bodytext3"/>
+          <w:rFonts w:eastAsiaTheme="minorHAnsi"/>
+        </w:rPr>
+        <w:br/>
+        <w:t xml:space="preserve">Катедра „Информационни </w:t>
+      </w:r>
+      <w:proofErr w:type="spellStart"/>
+      <w:r>
+        <w:rPr>
+          <w:rStyle w:val="Bodytext3"/>
+          <w:rFonts w:eastAsiaTheme="minorHAnsi"/>
+        </w:rPr>
+        <w:t>техноогии</w:t>
+      </w:r>
+      <w:proofErr w:type="spellEnd"/>
+      <w:r>
+        <w:rPr>
+          <w:rStyle w:val="Bodytext3"/>
+          <w:rFonts w:eastAsiaTheme="minorHAnsi"/>
+        </w:rPr>
+        <w:t>"</w:t>
+      </w:r>
+    </w:p>
+    <w:p>
+      <w:pPr>
+        <w:keepNext/>
+        <w:keepLines/>
+      </w:pPr>
+      <w:r>
+        <w:rPr>
+          <w:rStyle w:val="Heading10"/>
+        </w:rPr>
+        <w:t>ГЛАВА 6. ОБСЪЖДАНЕ НА</w:t>
+      </w:r>
+      <w:r>
+        <w:rPr>
+          <w:rStyle w:val="Heading10"/>
+        </w:rPr>
+        <w:br/>
+        <w:t>РЕЗУЛТАТИТЕ И</w:t>
+      </w:r>
+      <w:r>
+        <w:rPr>
+          <w:rStyle w:val="Heading10"/>
+          <w:lang w:val="en-US"/>
+        </w:rPr>
+        <w:t xml:space="preserve"> </w:t>
+      </w:r>
+      <w:r>
+        <w:rPr>
+          <w:rStyle w:val="Heading10"/>
+        </w:rPr>
+        <w:t>ЗАКЛЮЧЕНИЕ</w:t>
+      </w:r>
+    </w:p>
+    <w:p>
+      <w:r>
+        <w:rPr>
+          <w:rStyle w:val="Bodytext5"/>
+        </w:rPr>
+        <w:t>Сравнителен научен анализ, отговори на изследователските въпроси,</w:t>
+      </w:r>
+      <w:r>
+        <w:rPr>
+          <w:rStyle w:val="Bodytext5"/>
+        </w:rPr>
+        <w:br/>
+        <w:t xml:space="preserve">извличане на приноси, ограничения на линейната </w:t>
+      </w:r>
+      <w:proofErr w:type="spellStart"/>
+      <w:r>
+        <w:rPr>
+          <w:rStyle w:val="Bodytext5"/>
+        </w:rPr>
+        <w:t>свертка</w:t>
+      </w:r>
+      <w:proofErr w:type="spellEnd"/>
+      <w:r>
+        <w:rPr>
+          <w:rStyle w:val="Bodytext5"/>
+        </w:rPr>
+        <w:t xml:space="preserve"> и насоки за</w:t>
+      </w:r>
+    </w:p>
+    <w:p>
+      <w:pPr>
+        <w:spacing w:after="1186"/>
+      </w:pPr>
+      <w:r>
+        <w:rPr>
+          <w:rStyle w:val="Bodytext5"/>
+        </w:rPr>
+        <w:t>бъдещи изследвания</w:t>
+      </w:r>
+    </w:p>
+    <w:p>
+      <w:pPr>
+        <w:spacing w:after="38" w:line="260" w:lineRule="exact"/>
+        <w:jc w:val="both"/>
+      </w:pPr>
+      <w:r>
+        <w:rPr>
+          <w:rStyle w:val="Bodytext4"/>
+        </w:rPr>
+        <w:t>Анотация и преводна бележка</w:t>
+      </w:r>
+    </w:p>
+    <w:p>
+      <w:pPr>
+        <w:sectPr>
+          <w:headerReference w:type="default" r:id="rId47"/>
+          <w:footerReference w:type="default" r:id="rId48"/>
+          <w:pgSz w:w="12240" w:h="15840"/>
+          <w:pgMar w:top="1252" w:right="1536" w:bottom="1252" w:left="1536" w:header="0" w:footer="3" w:gutter="0"/>
+          <w:cols w:space="720"/>
+          <w:noEndnote/>
+          <w:docGrid w:linePitch="360"/>
+        </w:sectPr>
+      </w:pPr>
+      <w:r>
+        <w:rPr>
+          <w:rStyle w:val="Bodytext2"/>
+        </w:rPr>
+        <w:t xml:space="preserve">Настоящата шеста глава представлява заключителната теоретична и дискусионна фаза на магистърската теза. В нея се извършва систематизиране на получените </w:t>
+      </w:r>
+      <w:proofErr w:type="spellStart"/>
+      <w:r>
+        <w:rPr>
+          <w:rStyle w:val="Bodytext2"/>
+        </w:rPr>
+        <w:t>симулационни</w:t>
+      </w:r>
+      <w:proofErr w:type="spellEnd"/>
+      <w:r>
+        <w:rPr>
+          <w:rStyle w:val="Bodytext2"/>
+        </w:rPr>
+        <w:t xml:space="preserve"> резултати от Глава 5, съпоставят се собствените методологични решения с утвърдените в литературата подходи на </w:t>
+      </w:r>
+      <w:r>
+        <w:rPr>
+          <w:rStyle w:val="Bodytext2"/>
+          <w:lang w:val="en-US" w:eastAsia="en-US" w:bidi="en-US"/>
+        </w:rPr>
+        <w:t xml:space="preserve">Keeney </w:t>
+      </w:r>
+      <w:r>
+        <w:rPr>
+          <w:rStyle w:val="Bodytext2"/>
+        </w:rPr>
+        <w:t xml:space="preserve">&amp; </w:t>
+      </w:r>
+      <w:proofErr w:type="spellStart"/>
+      <w:r>
+        <w:rPr>
+          <w:rStyle w:val="Bodytext2"/>
+          <w:lang w:val="en-US" w:eastAsia="en-US" w:bidi="en-US"/>
+        </w:rPr>
+        <w:t>Raiffa</w:t>
+      </w:r>
+      <w:proofErr w:type="spellEnd"/>
+      <w:r>
+        <w:rPr>
+          <w:rStyle w:val="Bodytext2"/>
+          <w:lang w:val="en-US" w:eastAsia="en-US" w:bidi="en-US"/>
+        </w:rPr>
+        <w:t xml:space="preserve"> </w:t>
+      </w:r>
+      <w:r>
+        <w:rPr>
+          <w:rStyle w:val="Bodytext2"/>
+        </w:rPr>
+        <w:t xml:space="preserve">[1], </w:t>
+      </w:r>
+      <w:r>
+        <w:rPr>
+          <w:rStyle w:val="Bodytext2"/>
+          <w:lang w:val="en-US" w:eastAsia="en-US" w:bidi="en-US"/>
+        </w:rPr>
+        <w:t xml:space="preserve">Thomas Weber [3], Richard O'Shea [4] </w:t>
+      </w:r>
+      <w:r>
+        <w:rPr>
+          <w:rStyle w:val="Bodytext2"/>
+        </w:rPr>
+        <w:t xml:space="preserve">и </w:t>
+      </w:r>
+      <w:proofErr w:type="spellStart"/>
+      <w:r>
+        <w:rPr>
+          <w:rStyle w:val="Bodytext2"/>
+          <w:lang w:val="en-US" w:eastAsia="en-US" w:bidi="en-US"/>
+        </w:rPr>
+        <w:t>Wigckowski</w:t>
+      </w:r>
+      <w:proofErr w:type="spellEnd"/>
+      <w:r>
+        <w:rPr>
+          <w:rStyle w:val="Bodytext2"/>
+          <w:lang w:val="en-US" w:eastAsia="en-US" w:bidi="en-US"/>
+        </w:rPr>
+        <w:t xml:space="preserve"> &amp; </w:t>
+      </w:r>
+      <w:proofErr w:type="spellStart"/>
+      <w:r>
+        <w:rPr>
+          <w:rStyle w:val="Bodytext2"/>
+          <w:lang w:val="en-US" w:eastAsia="en-US" w:bidi="en-US"/>
+        </w:rPr>
+        <w:t>Salabun</w:t>
+      </w:r>
+      <w:proofErr w:type="spellEnd"/>
+      <w:r>
+        <w:rPr>
+          <w:rStyle w:val="Bodytext2"/>
+          <w:lang w:val="en-US" w:eastAsia="en-US" w:bidi="en-US"/>
+        </w:rPr>
+        <w:t xml:space="preserve"> [5], </w:t>
+      </w:r>
+      <w:r>
+        <w:rPr>
+          <w:rStyle w:val="Bodytext2"/>
+        </w:rPr>
+        <w:t xml:space="preserve">и се дават детайлни отговори на четирите фундаментални изследователски въпроса </w:t>
+      </w:r>
+      <w:r>
+        <w:rPr>
+          <w:rStyle w:val="Bodytext2"/>
+          <w:lang w:val="en-US" w:eastAsia="en-US" w:bidi="en-US"/>
+        </w:rPr>
+        <w:t xml:space="preserve">(RQ1-RQ4), </w:t>
+      </w:r>
+      <w:r>
+        <w:rPr>
+          <w:rStyle w:val="Bodytext2"/>
+        </w:rPr>
+        <w:t xml:space="preserve">дефинирани в Увода. На базата на това се извличат научните и научно-приложните приноси на труда, анализират се критично ограниченията на линейната </w:t>
+      </w:r>
+      <w:proofErr w:type="spellStart"/>
+      <w:r>
+        <w:rPr>
+          <w:rStyle w:val="Bodytext2"/>
+        </w:rPr>
+        <w:t>свертка</w:t>
+      </w:r>
+      <w:proofErr w:type="spellEnd"/>
+      <w:r>
+        <w:rPr>
+          <w:rStyle w:val="Bodytext2"/>
+        </w:rPr>
+        <w:t xml:space="preserve"> </w:t>
+      </w:r>
+      <w:r>
+        <w:rPr>
+          <w:rStyle w:val="Bodytext2"/>
+          <w:lang w:val="en-US" w:eastAsia="en-US" w:bidi="en-US"/>
+        </w:rPr>
+        <w:t xml:space="preserve">(Weighted Sum Model) </w:t>
+      </w:r>
+      <w:r>
+        <w:rPr>
+          <w:rStyle w:val="Bodytext2"/>
+        </w:rPr>
+        <w:t xml:space="preserve">при вземане на решения в реално време за енергийни </w:t>
+      </w:r>
+      <w:proofErr w:type="spellStart"/>
+      <w:r>
+        <w:rPr>
+          <w:rStyle w:val="Bodytext2"/>
+        </w:rPr>
+        <w:t>микрогридове</w:t>
+      </w:r>
+      <w:proofErr w:type="spellEnd"/>
+      <w:r>
+        <w:rPr>
+          <w:rStyle w:val="Bodytext2"/>
+        </w:rPr>
+        <w:t xml:space="preserve"> и се набелязват конкретни направления за бъдещо развитие.</w:t>
+      </w:r>
+    </w:p>
+    <w:p>
+      <w:pPr>
+        <w:shd w:val="clear" w:color="auto" w:fill="000000"/>
+        <w:spacing w:after="225"/>
+        <w:ind w:left="380"/>
+      </w:pPr>
+      <w:r>
+        <w:rPr>
+          <w:rStyle w:val="Bodytext3"/>
+          <w:rFonts w:eastAsiaTheme="minorHAnsi"/>
         </w:rPr>
         <w:lastRenderedPageBreak/>
-        <w:t xml:space="preserve">предлагане </w:t>
-      </w:r>
-      <w:r>
-        <w:rPr>
-          <w:rStyle w:val="Bodytext2"/>
-          <w:lang w:val="en-US" w:eastAsia="en-US" w:bidi="en-US"/>
-        </w:rPr>
-        <w:t xml:space="preserve">(supply and demand) </w:t>
-      </w:r>
-      <w:r>
-        <w:rPr>
-          <w:rStyle w:val="Bodytext2"/>
-        </w:rPr>
-        <w:t>трябва да се вземат в рамките на секунди [12, 13].</w:t>
+        <w:t>ФАКУЛТЕТ ПО МАТЕМАТИКА И ИНФОРМАТИКА</w:t>
+      </w:r>
+      <w:r>
+        <w:rPr>
+          <w:rStyle w:val="Bodytext3"/>
+          <w:rFonts w:eastAsiaTheme="minorHAnsi"/>
+        </w:rPr>
+        <w:br/>
+        <w:t>Катедра „Информационни технологии"</w:t>
+      </w:r>
+    </w:p>
+    <w:p>
+      <w:pPr>
+        <w:rPr>
+          <w:rStyle w:val="Bodytext2Bold"/>
+          <w:lang w:val="en-US"/>
+        </w:rPr>
+      </w:pPr>
+    </w:p>
+    <w:p>
+      <w:pPr>
+        <w:rPr>
+          <w:rStyle w:val="Bodytext2Bold"/>
+          <w:lang w:val="en-US"/>
+        </w:rPr>
+      </w:pPr>
+    </w:p>
+    <w:p>
+      <w:pPr>
+        <w:sectPr>
+          <w:pgSz w:w="12240" w:h="15840"/>
+          <w:pgMar w:top="235" w:right="1536" w:bottom="178" w:left="1536" w:header="0" w:footer="3" w:gutter="0"/>
+          <w:cols w:space="720"/>
+          <w:noEndnote/>
+          <w:docGrid w:linePitch="360"/>
+        </w:sectPr>
+      </w:pPr>
+      <w:r>
+        <w:rPr>
+          <w:noProof/>
+        </w:rPr>
+        <w:drawing>
+          <wp:anchor distT="0" distB="0" distL="133985" distR="63500" simplePos="0" relativeHeight="251677696" behindDoc="1" locked="0" layoutInCell="1" allowOverlap="1" wp14:anchorId="4DA30B95" wp14:editId="25A755D5">
+            <wp:simplePos x="0" y="0"/>
+            <wp:positionH relativeFrom="margin">
+              <wp:posOffset>5955665</wp:posOffset>
+            </wp:positionH>
+            <wp:positionV relativeFrom="margin">
+              <wp:posOffset>1155065</wp:posOffset>
+            </wp:positionV>
+            <wp:extent cx="841375" cy="1731010"/>
+            <wp:effectExtent l="0" t="0" r="0" b="2540"/>
+            <wp:wrapSquare wrapText="left"/>
+            <wp:docPr id="609286540" name="Picture 30"/>
+            <wp:cNvGraphicFramePr>
+              <a:graphicFrameLocks xmlns:a="http://schemas.openxmlformats.org/drawingml/2006/main" noChangeAspect="1"/>
+            </wp:cNvGraphicFramePr>
+            <a:graphic xmlns:a="http://schemas.openxmlformats.org/drawingml/2006/main">
+              <a:graphicData uri="http://schemas.openxmlformats.org/drawingml/2006/picture">
+                <pic:pic xmlns:pic="http://schemas.openxmlformats.org/drawingml/2006/picture">
+                  <pic:nvPicPr>
+                    <pic:cNvPr id="0" name="Picture 12"/>
+                    <pic:cNvPicPr>
+                      <a:picLocks noChangeAspect="1" noChangeArrowheads="1"/>
+                    </pic:cNvPicPr>
+                  </pic:nvPicPr>
+                  <pic:blipFill>
+                    <a:blip r:embed="rId49">
+                      <a:extLst>
+                        <a:ext uri="{28A0092B-C50C-407E-A947-70E740481C1C}">
+                          <a14:useLocalDpi xmlns:a14="http://schemas.microsoft.com/office/drawing/2010/main" val="0"/>
+                        </a:ext>
+                      </a:extLst>
+                    </a:blip>
+                    <a:srcRect/>
+                    <a:stretch>
+                      <a:fillRect/>
+                    </a:stretch>
+                  </pic:blipFill>
+                  <pic:spPr bwMode="auto">
+                    <a:xfrm>
+                      <a:off x="0" y="0"/>
+                      <a:ext cx="841375" cy="1731010"/>
+                    </a:xfrm>
+                    <a:prstGeom prst="rect">
+                      <a:avLst/>
+                    </a:prstGeom>
+                    <a:noFill/>
+                  </pic:spPr>
+                </pic:pic>
+              </a:graphicData>
+            </a:graphic>
+            <wp14:sizeRelH relativeFrom="page">
+              <wp14:pctWidth>0</wp14:pctWidth>
+            </wp14:sizeRelH>
+            <wp14:sizeRelV relativeFrom="page">
+              <wp14:pctHeight>0</wp14:pctHeight>
+            </wp14:sizeRelV>
+          </wp:anchor>
+        </w:drawing>
+      </w:r>
+      <w:r>
+        <w:rPr>
+          <w:rStyle w:val="Bodytext2Bold"/>
+        </w:rPr>
+        <w:t xml:space="preserve">Важно дискусионно ядро: </w:t>
+      </w:r>
+      <w:r>
+        <w:rPr>
+          <w:rStyle w:val="Bodytext2"/>
+        </w:rPr>
+        <w:t xml:space="preserve">Настоящото изследване доказва нелинейния контрол на сложността при линейна </w:t>
+      </w:r>
+      <w:proofErr w:type="spellStart"/>
+      <w:r>
+        <w:rPr>
+          <w:rStyle w:val="Bodytext2"/>
+        </w:rPr>
+        <w:t>свертка</w:t>
+      </w:r>
+      <w:proofErr w:type="spellEnd"/>
+      <w:r>
+        <w:rPr>
+          <w:rStyle w:val="Bodytext2"/>
+        </w:rPr>
+        <w:t xml:space="preserve">. Чрез прилагането на локален </w:t>
+      </w:r>
+      <w:r>
+        <w:rPr>
+          <w:rStyle w:val="Bodytext2"/>
+          <w:lang w:val="en-US" w:eastAsia="en-US" w:bidi="en-US"/>
+        </w:rPr>
+        <w:t xml:space="preserve">MILP </w:t>
+      </w:r>
+      <w:r>
+        <w:rPr>
+          <w:rStyle w:val="Bodytext2"/>
+        </w:rPr>
+        <w:t xml:space="preserve">модел се установява, че компенсаторният ефект на </w:t>
+      </w:r>
+      <w:r>
+        <w:rPr>
+          <w:rStyle w:val="Bodytext2"/>
+          <w:lang w:val="en-US" w:eastAsia="en-US" w:bidi="en-US"/>
+        </w:rPr>
+        <w:t xml:space="preserve">WSM, </w:t>
+      </w:r>
+      <w:r>
+        <w:rPr>
+          <w:rStyle w:val="Bodytext2"/>
+        </w:rPr>
+        <w:t>който често се приема за фундаментален източник на нестабилност и уязвимост [5, 10], може да бъде ефективно неутрализиран чрез налагане на високи качествени оценъчни прагове, изискващи едновременно активиране на по-голямата част от индикаторите.</w:t>
+      </w:r>
+    </w:p>
+    <w:p>
+      <w:pPr>
+        <w:shd w:val="clear" w:color="auto" w:fill="000000"/>
+        <w:spacing w:after="1470"/>
+      </w:pPr>
+      <w:r>
+        <w:rPr>
+          <w:rStyle w:val="Bodytext3"/>
+          <w:rFonts w:eastAsiaTheme="minorHAnsi"/>
+        </w:rPr>
+        <w:lastRenderedPageBreak/>
+        <w:t>ФАКУЛТЕТ ПО МАТЕМАТИКА И ИНФОРМАТИКА</w:t>
+      </w:r>
+      <w:r>
+        <w:rPr>
+          <w:rStyle w:val="Bodytext3"/>
+          <w:rFonts w:eastAsiaTheme="minorHAnsi"/>
+        </w:rPr>
+        <w:br/>
+        <w:t>Катедра „Информационни технологии"</w:t>
+      </w:r>
+    </w:p>
+    <w:p>
+      <w:pPr>
+        <w:spacing w:after="98" w:line="260" w:lineRule="exact"/>
+        <w:jc w:val="both"/>
+      </w:pPr>
+      <w:r>
+        <w:rPr>
+          <w:rStyle w:val="Bodytext4"/>
+        </w:rPr>
+        <w:t>6.1. Отговори на изследователските въпроси</w:t>
+      </w:r>
+    </w:p>
+    <w:p>
+      <w:pPr>
+        <w:spacing w:after="236"/>
+      </w:pPr>
+      <w:r>
+        <w:rPr>
+          <w:rStyle w:val="Bodytext2"/>
+        </w:rPr>
+        <w:t>В съответствие с изследователската рамка и математическия модел, дефинирани в Глава 2, и проведените експерименти в Глава 5, тук се формулират отговорите на изходните изследователски въпроси на дипломната работа:</w:t>
+      </w:r>
+    </w:p>
+    <w:p>
+      <w:pPr>
+        <w:spacing w:after="64" w:line="322" w:lineRule="exact"/>
+      </w:pPr>
+      <w:r>
+        <w:rPr>
+          <w:rStyle w:val="Bodytext4"/>
+          <w:lang w:val="en-US" w:eastAsia="en-US" w:bidi="en-US"/>
+        </w:rPr>
+        <w:t xml:space="preserve">RQ1: </w:t>
+      </w:r>
+      <w:r>
+        <w:rPr>
+          <w:rStyle w:val="Bodytext4"/>
+        </w:rPr>
+        <w:t>Как могат систематично да се извличат минимални достатъчни конфигурации?</w:t>
+      </w:r>
+    </w:p>
+    <w:p>
+      <w:pPr>
+        <w:sectPr>
+          <w:pgSz w:w="12240" w:h="15840"/>
+          <w:pgMar w:top="1252" w:right="1536" w:bottom="1252" w:left="1536" w:header="0" w:footer="3" w:gutter="0"/>
+          <w:cols w:space="720"/>
+          <w:noEndnote/>
+          <w:docGrid w:linePitch="360"/>
+        </w:sectPr>
+      </w:pPr>
+      <w:r>
+        <w:rPr>
+          <w:rStyle w:val="Bodytext2"/>
+        </w:rPr>
+        <w:t xml:space="preserve">Локалният анализ при фиксирани тегла, реализиран чрез смесено-целочислено линейно програмиране </w:t>
+      </w:r>
+      <w:r>
+        <w:rPr>
+          <w:rStyle w:val="Bodytext2"/>
+          <w:lang w:val="en-US" w:eastAsia="en-US" w:bidi="en-US"/>
+        </w:rPr>
+        <w:t xml:space="preserve">(MILP) </w:t>
+      </w:r>
+      <w:r>
+        <w:rPr>
+          <w:rStyle w:val="Bodytext2"/>
+        </w:rPr>
+        <w:t xml:space="preserve">[13], даде еднозначен отговор на този въпрос. Математическата </w:t>
+      </w:r>
+      <w:proofErr w:type="spellStart"/>
+      <w:r>
+        <w:rPr>
+          <w:rStyle w:val="Bodytext2"/>
+        </w:rPr>
+        <w:t>формулация</w:t>
+      </w:r>
+      <w:proofErr w:type="spellEnd"/>
+      <w:r>
+        <w:rPr>
+          <w:rStyle w:val="Bodytext2"/>
+        </w:rPr>
+        <w:t xml:space="preserve"> на </w:t>
+      </w:r>
+      <w:r>
+        <w:rPr>
+          <w:rStyle w:val="Bodytext2"/>
+          <w:lang w:val="en-US" w:eastAsia="en-US" w:bidi="en-US"/>
+        </w:rPr>
+        <w:t xml:space="preserve">MILP </w:t>
+      </w:r>
+      <w:r>
+        <w:rPr>
+          <w:rStyle w:val="Bodytext2"/>
+        </w:rPr>
+        <w:t xml:space="preserve">модела успешно идентифицира минималния брой активни индикатори (стойност &gt; 0.1), необходими за преодоляване на предварително дефинирани оценъчни прагове </w:t>
+      </w:r>
+      <w:r>
+        <w:rPr>
+          <w:rStyle w:val="Bodytext2"/>
+          <w:lang w:val="en-US" w:eastAsia="en-US" w:bidi="en-US"/>
+        </w:rPr>
+        <w:t xml:space="preserve">(Target Score). </w:t>
+      </w:r>
+      <w:r>
+        <w:rPr>
+          <w:rStyle w:val="Bodytext2"/>
+        </w:rPr>
+        <w:t xml:space="preserve">Резултатите от симулацията при казуса с летния </w:t>
+      </w:r>
+      <w:proofErr w:type="spellStart"/>
+      <w:r>
+        <w:rPr>
+          <w:rStyle w:val="Bodytext2"/>
+        </w:rPr>
+        <w:t>микрогрид</w:t>
+      </w:r>
+      <w:proofErr w:type="spellEnd"/>
+      <w:r>
+        <w:rPr>
+          <w:rStyle w:val="Bodytext2"/>
+        </w:rPr>
+        <w:t xml:space="preserve"> доказват, че сложността на конфигурациите (брой активни индикатори) нараства нелинейно спрямо прага. При ниски прагове (до 0.45) системата се нуждае само от 1 критерий (Цена), но при високи прагове (&gt; 0.75) </w:t>
+      </w:r>
+      <w:r>
+        <w:rPr>
+          <w:rStyle w:val="Bodytext2"/>
+          <w:lang w:val="en-US" w:eastAsia="en-US" w:bidi="en-US"/>
+        </w:rPr>
+        <w:t xml:space="preserve">MILP </w:t>
+      </w:r>
+      <w:r>
+        <w:rPr>
+          <w:rStyle w:val="Bodytext2"/>
+        </w:rPr>
+        <w:t xml:space="preserve">налага активиране на поне 3 или 4 критерия едновременно. Това доказва, че уязвимостта към </w:t>
+      </w:r>
+      <w:proofErr w:type="spellStart"/>
+      <w:r>
+        <w:rPr>
+          <w:rStyle w:val="Bodytext2"/>
+        </w:rPr>
+        <w:t>компенсаторност</w:t>
+      </w:r>
+      <w:proofErr w:type="spellEnd"/>
+      <w:r>
+        <w:rPr>
+          <w:rStyle w:val="Bodytext2"/>
+        </w:rPr>
+        <w:t xml:space="preserve"> (където един изключително силен индикатор компенсира провала на останалите) изчезва при високи системни изисквания, правейки линейния </w:t>
+      </w:r>
+      <w:r>
+        <w:rPr>
+          <w:rStyle w:val="Bodytext2"/>
+          <w:lang w:val="en-US" w:eastAsia="en-US" w:bidi="en-US"/>
+        </w:rPr>
+        <w:t xml:space="preserve">WSM </w:t>
+      </w:r>
+      <w:r>
+        <w:rPr>
+          <w:rStyle w:val="Bodytext2"/>
+        </w:rPr>
+        <w:t>модел изненадващо устойчив [4, 10].</w:t>
+      </w:r>
+    </w:p>
+    <w:p>
+      <w:pPr>
+        <w:shd w:val="clear" w:color="auto" w:fill="000000"/>
+        <w:spacing w:after="765"/>
+      </w:pPr>
+      <w:r>
+        <w:rPr>
+          <w:rStyle w:val="Bodytext3"/>
+          <w:rFonts w:eastAsiaTheme="minorHAnsi"/>
+        </w:rPr>
+        <w:lastRenderedPageBreak/>
+        <w:t>ФАКУЛТЕТ ПО МАТЕМАТИКА И ИНФОРМАТИКА</w:t>
+      </w:r>
+      <w:r>
+        <w:rPr>
+          <w:rStyle w:val="Bodytext3"/>
+          <w:rFonts w:eastAsiaTheme="minorHAnsi"/>
+        </w:rPr>
+        <w:br/>
+        <w:t>Катедра „Информационни технологии"</w:t>
+      </w:r>
+    </w:p>
+    <w:p>
+      <w:pPr>
+        <w:sectPr>
+          <w:pgSz w:w="12240" w:h="15840"/>
+          <w:pgMar w:top="1252" w:right="1531" w:bottom="1252" w:left="1531" w:header="0" w:footer="3" w:gutter="0"/>
+          <w:cols w:space="720"/>
+          <w:noEndnote/>
+          <w:docGrid w:linePitch="360"/>
+        </w:sectPr>
+      </w:pPr>
+      <w:r>
+        <w:rPr>
+          <w:rStyle w:val="Bodytext2"/>
+        </w:rPr>
+        <w:t xml:space="preserve">Глобалният анализ на тегловия симплекс чрез Структуриран Латински </w:t>
+      </w:r>
+      <w:proofErr w:type="spellStart"/>
+      <w:r>
+        <w:rPr>
+          <w:rStyle w:val="Bodytext2"/>
+        </w:rPr>
+        <w:t>Хиперкуб</w:t>
+      </w:r>
+      <w:proofErr w:type="spellEnd"/>
+      <w:r>
+        <w:rPr>
+          <w:rStyle w:val="Bodytext2"/>
+        </w:rPr>
+        <w:t xml:space="preserve"> </w:t>
+      </w:r>
+      <w:r>
+        <w:rPr>
+          <w:rStyle w:val="Bodytext2"/>
+          <w:lang w:val="en-US" w:eastAsia="en-US" w:bidi="en-US"/>
+        </w:rPr>
+        <w:t xml:space="preserve">(SLHS) </w:t>
+      </w:r>
+      <w:r>
+        <w:rPr>
+          <w:rStyle w:val="Bodytext2"/>
+        </w:rPr>
+        <w:t xml:space="preserve">на </w:t>
+      </w:r>
+      <w:r>
+        <w:rPr>
+          <w:rStyle w:val="Bodytext2"/>
+          <w:lang w:val="en-US" w:eastAsia="en-US" w:bidi="en-US"/>
+        </w:rPr>
+        <w:t xml:space="preserve">Williams </w:t>
+      </w:r>
+      <w:r>
+        <w:rPr>
+          <w:rStyle w:val="Bodytext2"/>
+        </w:rPr>
+        <w:t xml:space="preserve">&amp; </w:t>
+      </w:r>
+      <w:r>
+        <w:rPr>
+          <w:rStyle w:val="Bodytext2"/>
+          <w:lang w:val="en-US" w:eastAsia="en-US" w:bidi="en-US"/>
+        </w:rPr>
+        <w:t xml:space="preserve">Cai </w:t>
+      </w:r>
+      <w:r>
+        <w:rPr>
+          <w:rStyle w:val="Bodytext2"/>
+        </w:rPr>
+        <w:t xml:space="preserve">[7] улови цялостното поведение на </w:t>
+      </w:r>
+      <w:r>
+        <w:rPr>
+          <w:rStyle w:val="Bodytext2"/>
+          <w:lang w:val="en-US" w:eastAsia="en-US" w:bidi="en-US"/>
+        </w:rPr>
+        <w:t xml:space="preserve">system-a </w:t>
+      </w:r>
+      <w:r>
+        <w:rPr>
+          <w:rStyle w:val="Bodytext2"/>
+        </w:rPr>
+        <w:t xml:space="preserve">под въздействието на преференциална неопределеност. За разлика от стандартното </w:t>
+      </w:r>
+      <w:r>
+        <w:rPr>
+          <w:rStyle w:val="Bodytext2"/>
+          <w:lang w:val="en-US" w:eastAsia="en-US" w:bidi="en-US"/>
+        </w:rPr>
+        <w:t xml:space="preserve">Dirichlet </w:t>
+      </w:r>
+      <w:r>
+        <w:rPr>
+          <w:rStyle w:val="Bodytext2"/>
+        </w:rPr>
+        <w:t xml:space="preserve">разпределение, което концентрира извадките около </w:t>
+      </w:r>
+      <w:proofErr w:type="spellStart"/>
+      <w:r>
+        <w:rPr>
+          <w:rStyle w:val="Bodytext2"/>
+        </w:rPr>
+        <w:t>барицентъра</w:t>
+      </w:r>
+      <w:proofErr w:type="spellEnd"/>
+      <w:r>
+        <w:rPr>
+          <w:rStyle w:val="Bodytext2"/>
+        </w:rPr>
+        <w:t xml:space="preserve"> [6], </w:t>
+      </w:r>
+      <w:r>
+        <w:rPr>
+          <w:rStyle w:val="Bodytext2"/>
+          <w:lang w:val="en-US" w:eastAsia="en-US" w:bidi="en-US"/>
+        </w:rPr>
+        <w:t xml:space="preserve">SLHS </w:t>
+      </w:r>
+      <w:r>
+        <w:rPr>
+          <w:rStyle w:val="Bodytext2"/>
+        </w:rPr>
+        <w:t xml:space="preserve">покри равномерно всички върхове и погранични преференциални области. </w:t>
+      </w:r>
+      <w:proofErr w:type="spellStart"/>
+      <w:r>
+        <w:rPr>
+          <w:rStyle w:val="Bodytext2"/>
+        </w:rPr>
+        <w:t>Симулационното</w:t>
+      </w:r>
+      <w:proofErr w:type="spellEnd"/>
+      <w:r>
+        <w:rPr>
+          <w:rStyle w:val="Bodytext2"/>
+        </w:rPr>
+        <w:t xml:space="preserve"> картиране на тегловото пространство разкри, че глобалното пространство е изключително компресирано: от общо 100 алтернативни режима на летния </w:t>
+      </w:r>
+      <w:proofErr w:type="spellStart"/>
+      <w:r>
+        <w:rPr>
+          <w:rStyle w:val="Bodytext2"/>
+        </w:rPr>
+        <w:t>микрогрид</w:t>
+      </w:r>
+      <w:proofErr w:type="spellEnd"/>
+      <w:r>
+        <w:rPr>
+          <w:rStyle w:val="Bodytext2"/>
+        </w:rPr>
+        <w:t xml:space="preserve">, само 4 притежават ненулева вероятност да заемат първо място. Алтернатива 58 притежава изключителна структурна </w:t>
+      </w:r>
+      <w:proofErr w:type="spellStart"/>
+      <w:r>
+        <w:rPr>
+          <w:rStyle w:val="Bodytext2"/>
+        </w:rPr>
+        <w:t>доминантност</w:t>
+      </w:r>
+      <w:proofErr w:type="spellEnd"/>
+      <w:r>
+        <w:rPr>
+          <w:rStyle w:val="Bodytext2"/>
+        </w:rPr>
+        <w:t xml:space="preserve"> с 62.5% вероятност за глобално първенство. Това доказва концепцията на </w:t>
+      </w:r>
+      <w:r>
+        <w:rPr>
+          <w:rStyle w:val="Bodytext2"/>
+          <w:lang w:val="en-US" w:eastAsia="en-US" w:bidi="en-US"/>
+        </w:rPr>
+        <w:t xml:space="preserve">Thomas Weber </w:t>
+      </w:r>
+      <w:r>
+        <w:rPr>
+          <w:rStyle w:val="Bodytext2"/>
+        </w:rPr>
+        <w:t xml:space="preserve">за съществуването на 'относително устойчиви решения' </w:t>
+      </w:r>
+      <w:r>
+        <w:rPr>
+          <w:rStyle w:val="Bodytext2"/>
+          <w:lang w:val="en-US" w:eastAsia="en-US" w:bidi="en-US"/>
+        </w:rPr>
+        <w:t xml:space="preserve">(relatively robust decisions) </w:t>
+      </w:r>
+      <w:r>
+        <w:rPr>
+          <w:rStyle w:val="Bodytext2"/>
+        </w:rPr>
+        <w:t>[3] — решения, които запазват своето превъзходство в широк диапазон от тегла, неутрализирайки нуждата от прецизно дефиниране на експертните предпочитания.</w:t>
+      </w:r>
+    </w:p>
+    <w:p>
+      <w:pPr>
+        <w:shd w:val="clear" w:color="auto" w:fill="000000"/>
+        <w:spacing w:after="765"/>
+      </w:pPr>
+      <w:r>
+        <w:rPr>
+          <w:rStyle w:val="Bodytext3"/>
+          <w:rFonts w:eastAsiaTheme="minorHAnsi"/>
+        </w:rPr>
+        <w:lastRenderedPageBreak/>
+        <w:t>ФАКУЛТЕТ ПО МАТЕМАТИКА И ИНФОРМАТИКА</w:t>
+      </w:r>
+      <w:r>
+        <w:rPr>
+          <w:rStyle w:val="Bodytext3"/>
+          <w:rFonts w:eastAsiaTheme="minorHAnsi"/>
+        </w:rPr>
+        <w:br/>
+        <w:t>Катедра „Информационни технологии"</w:t>
+      </w:r>
+    </w:p>
+    <w:p>
+      <w:pPr>
+        <w:spacing w:after="233"/>
+      </w:pPr>
+      <w:r>
+        <w:rPr>
+          <w:rStyle w:val="Bodytext2"/>
+        </w:rPr>
+        <w:t xml:space="preserve">Чрез прилагането на </w:t>
+      </w:r>
+      <w:proofErr w:type="spellStart"/>
+      <w:r>
+        <w:rPr>
+          <w:rStyle w:val="Bodytext2"/>
+        </w:rPr>
+        <w:t>клъстерен</w:t>
+      </w:r>
+      <w:proofErr w:type="spellEnd"/>
+      <w:r>
+        <w:rPr>
+          <w:rStyle w:val="Bodytext2"/>
+        </w:rPr>
+        <w:t xml:space="preserve"> анализ по разстоянието на </w:t>
+      </w:r>
+      <w:r>
+        <w:rPr>
+          <w:rStyle w:val="Bodytext2"/>
+          <w:lang w:val="en-US" w:eastAsia="en-US" w:bidi="en-US"/>
+        </w:rPr>
+        <w:t xml:space="preserve">Gower </w:t>
+      </w:r>
+      <w:r>
+        <w:rPr>
+          <w:rStyle w:val="Bodytext2"/>
+        </w:rPr>
+        <w:t xml:space="preserve">[8] и </w:t>
+      </w:r>
+      <w:r>
+        <w:rPr>
+          <w:rStyle w:val="Bodytext2"/>
+          <w:lang w:val="en-US" w:eastAsia="en-US" w:bidi="en-US"/>
+        </w:rPr>
+        <w:t xml:space="preserve">PAM (K-Medoids) </w:t>
+      </w:r>
+      <w:r>
+        <w:rPr>
+          <w:rStyle w:val="Bodytext2"/>
+        </w:rPr>
+        <w:t xml:space="preserve">алгоритъм върху </w:t>
+      </w:r>
+      <w:proofErr w:type="spellStart"/>
+      <w:r>
+        <w:rPr>
+          <w:rStyle w:val="Bodytext2"/>
+        </w:rPr>
+        <w:t>Парето</w:t>
+      </w:r>
+      <w:proofErr w:type="spellEnd"/>
+      <w:r>
+        <w:rPr>
+          <w:rStyle w:val="Bodytext2"/>
+        </w:rPr>
+        <w:t xml:space="preserve"> фронта, допустимите експлоатационни състояния на </w:t>
+      </w:r>
+      <w:proofErr w:type="spellStart"/>
+      <w:r>
+        <w:rPr>
+          <w:rStyle w:val="Bodytext2"/>
+        </w:rPr>
+        <w:t>микрогрида</w:t>
+      </w:r>
+      <w:proofErr w:type="spellEnd"/>
+      <w:r>
+        <w:rPr>
+          <w:rStyle w:val="Bodytext2"/>
+        </w:rPr>
+        <w:t xml:space="preserve"> бяха разделени на 3 профила: </w:t>
+      </w:r>
+      <w:r>
+        <w:rPr>
+          <w:rStyle w:val="Bodytext2"/>
+          <w:lang w:val="en-US" w:eastAsia="en-US" w:bidi="en-US"/>
+        </w:rPr>
+        <w:t xml:space="preserve">Battery-Heavy </w:t>
+      </w:r>
+      <w:r>
+        <w:rPr>
+          <w:rStyle w:val="Bodytext2"/>
+        </w:rPr>
+        <w:t xml:space="preserve">(висока екологичност и гъвкавост, но екстремна цена и износване), </w:t>
+      </w:r>
+      <w:r>
+        <w:rPr>
+          <w:rStyle w:val="Bodytext2"/>
+          <w:lang w:val="en-US" w:eastAsia="en-US" w:bidi="en-US"/>
+        </w:rPr>
+        <w:t xml:space="preserve">Conventional </w:t>
+      </w:r>
+      <w:r>
+        <w:rPr>
+          <w:rStyle w:val="Bodytext2"/>
+        </w:rPr>
+        <w:t xml:space="preserve">(минимална цена и износване, но високи загуби и ниски спестени емисии) и </w:t>
+      </w:r>
+      <w:r>
+        <w:rPr>
+          <w:rStyle w:val="Bodytext2"/>
+          <w:lang w:val="en-US" w:eastAsia="en-US" w:bidi="en-US"/>
+        </w:rPr>
+        <w:t xml:space="preserve">Balanced </w:t>
+      </w:r>
+      <w:r>
+        <w:rPr>
+          <w:rStyle w:val="Bodytext2"/>
+        </w:rPr>
+        <w:t xml:space="preserve">(оптимален компромис). Формалният концептуален анализ </w:t>
+      </w:r>
+      <w:r>
+        <w:rPr>
+          <w:rStyle w:val="Bodytext2"/>
+          <w:lang w:val="en-US" w:eastAsia="en-US" w:bidi="en-US"/>
+        </w:rPr>
+        <w:t xml:space="preserve">(FCA) </w:t>
+      </w:r>
+      <w:r>
+        <w:rPr>
+          <w:rStyle w:val="Bodytext2"/>
+        </w:rPr>
+        <w:t xml:space="preserve">[11] и асоциативните правила на </w:t>
+      </w:r>
+      <w:r>
+        <w:rPr>
+          <w:rStyle w:val="Bodytext2"/>
+          <w:lang w:val="en-US" w:eastAsia="en-US" w:bidi="en-US"/>
+        </w:rPr>
+        <w:t xml:space="preserve">Borgelt </w:t>
+      </w:r>
+      <w:r>
+        <w:rPr>
+          <w:rStyle w:val="Bodytext2"/>
+        </w:rPr>
+        <w:t xml:space="preserve">[9] доказаха съществуването на силен летен конфликт </w:t>
+      </w:r>
+      <w:r>
+        <w:rPr>
+          <w:rStyle w:val="Bodytext2"/>
+          <w:lang w:val="en-US" w:eastAsia="en-US" w:bidi="en-US"/>
+        </w:rPr>
+        <w:t xml:space="preserve">(trade-off) </w:t>
+      </w:r>
+      <w:r>
+        <w:rPr>
+          <w:rStyle w:val="Bodytext2"/>
+        </w:rPr>
+        <w:t>между цена и преносни топлинни загуби. Приносът на анализа е в улавянето на пълна взаимозаменяемост между локалната чиста генерация и батерийното подпомагане за запазване на системната гъвкавост.</w:t>
+      </w:r>
+    </w:p>
+    <w:p>
+      <w:pPr>
+        <w:spacing w:after="68" w:line="326" w:lineRule="exact"/>
+      </w:pPr>
+      <w:r>
+        <w:rPr>
+          <w:rStyle w:val="Bodytext4"/>
+          <w:lang w:val="en-US" w:eastAsia="en-US" w:bidi="en-US"/>
+        </w:rPr>
+        <w:t xml:space="preserve">RQ4: </w:t>
+      </w:r>
+      <w:r>
+        <w:rPr>
+          <w:rStyle w:val="Bodytext4"/>
+        </w:rPr>
+        <w:t>Как локалният и глобалният анализ се интегрират в единен ООП софтуер?</w:t>
+      </w:r>
+    </w:p>
+    <w:p>
+      <w:pPr>
+        <w:spacing w:after="417"/>
+      </w:pPr>
+      <w:r>
+        <w:rPr>
+          <w:rStyle w:val="Bodytext2"/>
+        </w:rPr>
+        <w:t xml:space="preserve">Интеграцията беше постигната чрез разработения в Глава 4 самодостатъчен </w:t>
+      </w:r>
+      <w:r>
+        <w:rPr>
+          <w:rStyle w:val="Bodytext2"/>
+          <w:lang w:val="en-US" w:eastAsia="en-US" w:bidi="en-US"/>
+        </w:rPr>
+        <w:t xml:space="preserve">Python </w:t>
+      </w:r>
+      <w:r>
+        <w:rPr>
+          <w:rStyle w:val="Bodytext2"/>
+        </w:rPr>
+        <w:t xml:space="preserve">модул </w:t>
+      </w:r>
+      <w:r>
+        <w:rPr>
+          <w:rStyle w:val="Bodytext2"/>
+          <w:lang w:val="en-US" w:eastAsia="en-US" w:bidi="en-US"/>
+        </w:rPr>
+        <w:t xml:space="preserve">linear_mcda_analyzer.py. </w:t>
+      </w:r>
+      <w:r>
+        <w:rPr>
+          <w:rStyle w:val="Bodytext2"/>
+        </w:rPr>
+        <w:t xml:space="preserve">Неговата модулна архитектура капсулира оптимизационните задачи, симулациите и анализа на </w:t>
+      </w:r>
+      <w:proofErr w:type="spellStart"/>
+      <w:r>
+        <w:rPr>
+          <w:rStyle w:val="Bodytext2"/>
+        </w:rPr>
+        <w:t>Парето</w:t>
+      </w:r>
+      <w:proofErr w:type="spellEnd"/>
+      <w:r>
+        <w:rPr>
+          <w:rStyle w:val="Bodytext2"/>
+        </w:rPr>
+        <w:t xml:space="preserve">, позволявайки </w:t>
+      </w:r>
+      <w:proofErr w:type="spellStart"/>
+      <w:r>
+        <w:rPr>
+          <w:rStyle w:val="Bodytext2"/>
+        </w:rPr>
+        <w:t>векторизирано</w:t>
+      </w:r>
+      <w:proofErr w:type="spellEnd"/>
+      <w:r>
+        <w:rPr>
+          <w:rStyle w:val="Bodytext2"/>
+        </w:rPr>
+        <w:t xml:space="preserve"> нормализиране на данните в </w:t>
+      </w:r>
+      <w:r>
+        <w:rPr>
+          <w:rStyle w:val="Bodytext2"/>
+          <w:lang w:val="en-US" w:eastAsia="en-US" w:bidi="en-US"/>
+        </w:rPr>
+        <w:t xml:space="preserve">NumPy </w:t>
+      </w:r>
+      <w:r>
+        <w:rPr>
+          <w:rStyle w:val="Bodytext2"/>
+        </w:rPr>
+        <w:t xml:space="preserve">и решаване на </w:t>
+      </w:r>
+      <w:r>
+        <w:rPr>
+          <w:rStyle w:val="Bodytext2"/>
+          <w:lang w:val="en-US" w:eastAsia="en-US" w:bidi="en-US"/>
+        </w:rPr>
+        <w:t xml:space="preserve">MILP </w:t>
+      </w:r>
+      <w:r>
+        <w:rPr>
+          <w:rStyle w:val="Bodytext2"/>
+        </w:rPr>
+        <w:t xml:space="preserve">за под 1.84 секунди, гарантирайки пълна възпроизводимост чрез </w:t>
+      </w:r>
+      <w:proofErr w:type="spellStart"/>
+      <w:r>
+        <w:rPr>
+          <w:rStyle w:val="Bodytext2"/>
+        </w:rPr>
+        <w:t>сериализация</w:t>
+      </w:r>
+      <w:proofErr w:type="spellEnd"/>
+      <w:r>
+        <w:rPr>
+          <w:rStyle w:val="Bodytext2"/>
+        </w:rPr>
+        <w:t xml:space="preserve"> на параметрите в </w:t>
+      </w:r>
+      <w:r>
+        <w:rPr>
+          <w:rStyle w:val="Bodytext2"/>
+          <w:lang w:val="en-US" w:eastAsia="en-US" w:bidi="en-US"/>
+        </w:rPr>
+        <w:t xml:space="preserve">JSON </w:t>
+      </w:r>
+      <w:r>
+        <w:rPr>
+          <w:rStyle w:val="Bodytext2"/>
+        </w:rPr>
+        <w:t>формат.</w:t>
+      </w:r>
+    </w:p>
+    <w:p>
+      <w:pPr>
+        <w:framePr w:w="9168" w:wrap="notBeside" w:vAnchor="text" w:hAnchor="text" w:xAlign="center" w:y="1"/>
+        <w:spacing w:line="200" w:lineRule="exact"/>
+      </w:pPr>
+      <w:r>
+        <w:rPr>
+          <w:rStyle w:val="Tablecaption"/>
+        </w:rPr>
+        <w:t>Таблица 6.1: Систематизиране на изследователските отговори спрямо методите и приносите</w:t>
+      </w:r>
+    </w:p>
+    <w:tbl>
+      <w:tblPr>
+        <w:tblOverlap w:val="never"/>
+        <w:tblW w:w="0" w:type="auto"/>
+        <w:jc w:val="center"/>
+        <w:tblLayout w:type="fixed"/>
+        <w:tblCellMar>
+          <w:left w:w="10" w:type="dxa"/>
+          <w:right w:w="10" w:type="dxa"/>
+        </w:tblCellMar>
+        <w:tblLook w:val="0000" w:firstRow="0" w:lastRow="0" w:firstColumn="0" w:lastColumn="0" w:noHBand="0" w:noVBand="0"/>
+      </w:tblPr>
+      <w:tblGrid>
+        <w:gridCol w:w="1618"/>
+        <w:gridCol w:w="2549"/>
+        <w:gridCol w:w="3854"/>
+        <w:gridCol w:w="1147"/>
+      </w:tblGrid>
+      <w:tr>
+        <w:tblPrEx>
+          <w:tblCellMar>
+            <w:top w:w="0" w:type="dxa"/>
+            <w:bottom w:w="0" w:type="dxa"/>
+          </w:tblCellMar>
+        </w:tblPrEx>
+        <w:trPr>
+          <w:trHeight w:hRule="exact" w:val="571"/>
+          <w:jc w:val="center"/>
+        </w:trPr>
+        <w:tc>
+          <w:tcPr>
+            <w:tcW w:w="1618" w:type="dxa"/>
+            <w:shd w:val="clear" w:color="auto" w:fill="000000"/>
+          </w:tcPr>
+          <w:p>
+            <w:pPr>
+              <w:framePr w:w="9168" w:wrap="notBeside" w:vAnchor="text" w:hAnchor="text" w:xAlign="center" w:y="1"/>
+              <w:spacing w:line="200" w:lineRule="exact"/>
+            </w:pPr>
+            <w:proofErr w:type="spellStart"/>
+            <w:r>
+              <w:rPr>
+                <w:rStyle w:val="Bodytext2Constantia"/>
+              </w:rPr>
+              <w:t>Въпрос</w:t>
+            </w:r>
+            <w:proofErr w:type="spellEnd"/>
+            <w:r>
+              <w:rPr>
+                <w:rStyle w:val="Bodytext2Constantia"/>
+              </w:rPr>
+              <w:t xml:space="preserve"> (RQ)</w:t>
+            </w:r>
+          </w:p>
+        </w:tc>
+        <w:tc>
+          <w:tcPr>
+            <w:tcW w:w="2549" w:type="dxa"/>
+            <w:shd w:val="clear" w:color="auto" w:fill="000000"/>
+          </w:tcPr>
+          <w:p>
+            <w:pPr>
+              <w:framePr w:w="9168" w:wrap="notBeside" w:vAnchor="text" w:hAnchor="text" w:xAlign="center" w:y="1"/>
+              <w:spacing w:after="60" w:line="200" w:lineRule="exact"/>
+              <w:ind w:left="140"/>
+            </w:pPr>
+            <w:proofErr w:type="spellStart"/>
+            <w:r>
+              <w:rPr>
+                <w:rStyle w:val="Bodytext2Constantia"/>
+              </w:rPr>
+              <w:t>Математически</w:t>
+            </w:r>
+            <w:proofErr w:type="spellEnd"/>
+          </w:p>
+          <w:p>
+            <w:pPr>
+              <w:framePr w:w="9168" w:wrap="notBeside" w:vAnchor="text" w:hAnchor="text" w:xAlign="center" w:y="1"/>
+              <w:spacing w:before="60" w:line="200" w:lineRule="exact"/>
+              <w:ind w:left="140"/>
+            </w:pPr>
+            <w:proofErr w:type="spellStart"/>
+            <w:r>
+              <w:rPr>
+                <w:rStyle w:val="Bodytext2Constantia"/>
+              </w:rPr>
+              <w:t>метод</w:t>
+            </w:r>
+            <w:proofErr w:type="spellEnd"/>
+          </w:p>
+        </w:tc>
+        <w:tc>
+          <w:tcPr>
+            <w:tcW w:w="3854" w:type="dxa"/>
+            <w:shd w:val="clear" w:color="auto" w:fill="000000"/>
+          </w:tcPr>
+          <w:p>
+            <w:pPr>
+              <w:framePr w:w="9168" w:wrap="notBeside" w:vAnchor="text" w:hAnchor="text" w:xAlign="center" w:y="1"/>
+              <w:spacing w:line="200" w:lineRule="exact"/>
+              <w:ind w:left="200"/>
+            </w:pPr>
+            <w:proofErr w:type="spellStart"/>
+            <w:r>
+              <w:rPr>
+                <w:rStyle w:val="Bodytext2Constantia"/>
+              </w:rPr>
+              <w:t>Основни</w:t>
+            </w:r>
+            <w:proofErr w:type="spellEnd"/>
+            <w:r>
+              <w:rPr>
+                <w:rStyle w:val="Bodytext2Constantia"/>
+              </w:rPr>
+              <w:t xml:space="preserve"> </w:t>
+            </w:r>
+            <w:proofErr w:type="spellStart"/>
+            <w:r>
+              <w:rPr>
+                <w:rStyle w:val="Bodytext2Constantia"/>
+              </w:rPr>
+              <w:t>изводи</w:t>
+            </w:r>
+            <w:proofErr w:type="spellEnd"/>
+          </w:p>
+        </w:tc>
+        <w:tc>
+          <w:tcPr>
+            <w:tcW w:w="1147" w:type="dxa"/>
+            <w:shd w:val="clear" w:color="auto" w:fill="000000"/>
+          </w:tcPr>
+          <w:p>
+            <w:pPr>
+              <w:framePr w:w="9168" w:wrap="notBeside" w:vAnchor="text" w:hAnchor="text" w:xAlign="center" w:y="1"/>
+              <w:spacing w:line="200" w:lineRule="exact"/>
+              <w:ind w:left="220"/>
+            </w:pPr>
+            <w:proofErr w:type="spellStart"/>
+            <w:r>
+              <w:rPr>
+                <w:rStyle w:val="Bodytext2Constantia"/>
+              </w:rPr>
+              <w:t>Глава</w:t>
+            </w:r>
+            <w:proofErr w:type="spellEnd"/>
+          </w:p>
+        </w:tc>
+      </w:tr>
+      <w:tr>
+        <w:tblPrEx>
+          <w:tblCellMar>
+            <w:top w:w="0" w:type="dxa"/>
+            <w:bottom w:w="0" w:type="dxa"/>
+          </w:tblCellMar>
+        </w:tblPrEx>
+        <w:trPr>
+          <w:trHeight w:hRule="exact" w:val="734"/>
+          <w:jc w:val="center"/>
+        </w:trPr>
+        <w:tc>
+          <w:tcPr>
+            <w:tcW w:w="1618" w:type="dxa"/>
+            <w:shd w:val="clear" w:color="auto" w:fill="FFFFFF"/>
+          </w:tcPr>
+          <w:p>
+            <w:pPr>
+              <w:framePr w:w="9168" w:wrap="notBeside" w:vAnchor="text" w:hAnchor="text" w:xAlign="center" w:y="1"/>
+              <w:spacing w:line="200" w:lineRule="exact"/>
+            </w:pPr>
+            <w:r>
+              <w:rPr>
+                <w:rStyle w:val="Bodytext2Constantia"/>
+              </w:rPr>
+              <w:t>RQ1 (</w:t>
+            </w:r>
+            <w:proofErr w:type="spellStart"/>
+            <w:r>
+              <w:rPr>
+                <w:rStyle w:val="Bodytext2Constantia"/>
+              </w:rPr>
+              <w:t>Локален</w:t>
+            </w:r>
+            <w:proofErr w:type="spellEnd"/>
+            <w:r>
+              <w:rPr>
+                <w:rStyle w:val="Bodytext2Constantia"/>
+              </w:rPr>
+              <w:t>)</w:t>
+            </w:r>
+          </w:p>
+        </w:tc>
+        <w:tc>
+          <w:tcPr>
+            <w:tcW w:w="2549" w:type="dxa"/>
+            <w:shd w:val="clear" w:color="auto" w:fill="FFFFFF"/>
+            <w:vAlign w:val="center"/>
+          </w:tcPr>
+          <w:p>
+            <w:pPr>
+              <w:framePr w:w="9168" w:wrap="notBeside" w:vAnchor="text" w:hAnchor="text" w:xAlign="center" w:y="1"/>
+              <w:spacing w:after="60" w:line="200" w:lineRule="exact"/>
+              <w:ind w:left="140"/>
+            </w:pPr>
+            <w:r>
+              <w:rPr>
+                <w:rStyle w:val="Bodytext2Constantia"/>
+              </w:rPr>
+              <w:t>MILP</w:t>
+            </w:r>
+          </w:p>
+          <w:p>
+            <w:pPr>
+              <w:framePr w:w="9168" w:wrap="notBeside" w:vAnchor="text" w:hAnchor="text" w:xAlign="center" w:y="1"/>
+              <w:spacing w:before="60" w:line="200" w:lineRule="exact"/>
+              <w:ind w:left="140"/>
+            </w:pPr>
+            <w:r>
+              <w:rPr>
+                <w:rStyle w:val="Bodytext2Constantia"/>
+              </w:rPr>
+              <w:t>(</w:t>
+            </w:r>
+            <w:proofErr w:type="spellStart"/>
+            <w:r>
+              <w:rPr>
+                <w:rStyle w:val="Bodytext2Constantia"/>
+              </w:rPr>
+              <w:t>Смесено-целочислено</w:t>
+            </w:r>
+            <w:proofErr w:type="spellEnd"/>
+            <w:r>
+              <w:rPr>
+                <w:rStyle w:val="Bodytext2Constantia"/>
+              </w:rPr>
+              <w:t>)</w:t>
+            </w:r>
+          </w:p>
+        </w:tc>
+        <w:tc>
+          <w:tcPr>
+            <w:tcW w:w="3854" w:type="dxa"/>
+            <w:shd w:val="clear" w:color="auto" w:fill="FFFFFF"/>
+            <w:vAlign w:val="center"/>
+          </w:tcPr>
+          <w:p>
+            <w:pPr>
+              <w:framePr w:w="9168" w:wrap="notBeside" w:vAnchor="text" w:hAnchor="text" w:xAlign="center" w:y="1"/>
+              <w:spacing w:line="240" w:lineRule="exact"/>
+              <w:ind w:left="200"/>
+            </w:pPr>
+            <w:proofErr w:type="spellStart"/>
+            <w:r>
+              <w:rPr>
+                <w:rStyle w:val="Bodytext2Constantia"/>
+              </w:rPr>
+              <w:t>Нарастване</w:t>
+            </w:r>
+            <w:proofErr w:type="spellEnd"/>
+            <w:r>
+              <w:rPr>
+                <w:rStyle w:val="Bodytext2Constantia"/>
+              </w:rPr>
+              <w:t xml:space="preserve"> </w:t>
+            </w:r>
+            <w:proofErr w:type="spellStart"/>
+            <w:r>
+              <w:rPr>
+                <w:rStyle w:val="Bodytext2Constantia"/>
+              </w:rPr>
+              <w:t>на</w:t>
+            </w:r>
+            <w:proofErr w:type="spellEnd"/>
+            <w:r>
+              <w:rPr>
+                <w:rStyle w:val="Bodytext2Constantia"/>
+              </w:rPr>
+              <w:t xml:space="preserve"> </w:t>
+            </w:r>
+            <w:proofErr w:type="spellStart"/>
+            <w:r>
+              <w:rPr>
+                <w:rStyle w:val="Bodytext2Constantia"/>
+              </w:rPr>
+              <w:t>сложността</w:t>
+            </w:r>
+            <w:proofErr w:type="spellEnd"/>
+            <w:r>
+              <w:rPr>
+                <w:rStyle w:val="Bodytext2Constantia"/>
+              </w:rPr>
+              <w:t xml:space="preserve"> </w:t>
+            </w:r>
+            <w:proofErr w:type="spellStart"/>
+            <w:r>
+              <w:rPr>
+                <w:rStyle w:val="Bodytext2Constantia"/>
+              </w:rPr>
+              <w:t>неутрализира</w:t>
+            </w:r>
+            <w:proofErr w:type="spellEnd"/>
+            <w:r>
+              <w:rPr>
+                <w:rStyle w:val="Bodytext2Constantia"/>
+              </w:rPr>
+              <w:t xml:space="preserve"> </w:t>
+            </w:r>
+            <w:proofErr w:type="spellStart"/>
+            <w:r>
+              <w:rPr>
+                <w:rStyle w:val="Bodytext2Constantia"/>
+              </w:rPr>
+              <w:t>компенсаторността</w:t>
+            </w:r>
+            <w:proofErr w:type="spellEnd"/>
+          </w:p>
+        </w:tc>
+        <w:tc>
+          <w:tcPr>
+            <w:tcW w:w="1147" w:type="dxa"/>
+            <w:shd w:val="clear" w:color="auto" w:fill="FFFFFF"/>
+          </w:tcPr>
+          <w:p>
+            <w:pPr>
+              <w:framePr w:w="9168" w:wrap="notBeside" w:vAnchor="text" w:hAnchor="text" w:xAlign="center" w:y="1"/>
+              <w:spacing w:line="200" w:lineRule="exact"/>
+              <w:ind w:left="220"/>
+            </w:pPr>
+            <w:proofErr w:type="spellStart"/>
+            <w:r>
+              <w:rPr>
+                <w:rStyle w:val="Bodytext2Constantia"/>
+              </w:rPr>
+              <w:t>Гл</w:t>
+            </w:r>
+            <w:proofErr w:type="spellEnd"/>
+            <w:r>
+              <w:rPr>
+                <w:rStyle w:val="Bodytext2Constantia"/>
+              </w:rPr>
+              <w:t>. 2, 3, 5</w:t>
+            </w:r>
+          </w:p>
+        </w:tc>
+      </w:tr>
+      <w:tr>
+        <w:tblPrEx>
+          <w:tblCellMar>
+            <w:top w:w="0" w:type="dxa"/>
+            <w:bottom w:w="0" w:type="dxa"/>
+          </w:tblCellMar>
+        </w:tblPrEx>
+        <w:trPr>
+          <w:trHeight w:hRule="exact" w:val="720"/>
+          <w:jc w:val="center"/>
+        </w:trPr>
+        <w:tc>
+          <w:tcPr>
+            <w:tcW w:w="1618" w:type="dxa"/>
+            <w:shd w:val="clear" w:color="auto" w:fill="FFFFFF"/>
+            <w:vAlign w:val="center"/>
+          </w:tcPr>
+          <w:p>
+            <w:pPr>
+              <w:framePr w:w="9168" w:wrap="notBeside" w:vAnchor="text" w:hAnchor="text" w:xAlign="center" w:y="1"/>
+              <w:spacing w:after="60" w:line="200" w:lineRule="exact"/>
+            </w:pPr>
+            <w:r>
+              <w:rPr>
+                <w:rStyle w:val="Bodytext2Constantia"/>
+              </w:rPr>
+              <w:t>RQ2</w:t>
+            </w:r>
+          </w:p>
+          <w:p>
+            <w:pPr>
+              <w:framePr w:w="9168" w:wrap="notBeside" w:vAnchor="text" w:hAnchor="text" w:xAlign="center" w:y="1"/>
+              <w:spacing w:before="60" w:line="200" w:lineRule="exact"/>
+            </w:pPr>
+            <w:r>
+              <w:rPr>
+                <w:rStyle w:val="Bodytext2Constantia"/>
+              </w:rPr>
+              <w:t>(</w:t>
+            </w:r>
+            <w:proofErr w:type="spellStart"/>
+            <w:r>
+              <w:rPr>
+                <w:rStyle w:val="Bodytext2Constantia"/>
+              </w:rPr>
+              <w:t>Глобален</w:t>
+            </w:r>
+            <w:proofErr w:type="spellEnd"/>
+            <w:r>
+              <w:rPr>
+                <w:rStyle w:val="Bodytext2Constantia"/>
+              </w:rPr>
+              <w:t>)</w:t>
+            </w:r>
+          </w:p>
+        </w:tc>
+        <w:tc>
+          <w:tcPr>
+            <w:tcW w:w="2549" w:type="dxa"/>
+            <w:shd w:val="clear" w:color="auto" w:fill="FFFFFF"/>
+            <w:vAlign w:val="center"/>
+          </w:tcPr>
+          <w:p>
+            <w:pPr>
+              <w:framePr w:w="9168" w:wrap="notBeside" w:vAnchor="text" w:hAnchor="text" w:xAlign="center" w:y="1"/>
+              <w:spacing w:line="240" w:lineRule="exact"/>
+              <w:ind w:left="140"/>
+            </w:pPr>
+            <w:r>
+              <w:rPr>
+                <w:rStyle w:val="Bodytext2Constantia"/>
+              </w:rPr>
+              <w:t>SLHS (</w:t>
+            </w:r>
+            <w:proofErr w:type="spellStart"/>
+            <w:r>
+              <w:rPr>
+                <w:rStyle w:val="Bodytext2Constantia"/>
+              </w:rPr>
+              <w:t>Латински</w:t>
+            </w:r>
+            <w:proofErr w:type="spellEnd"/>
+            <w:r>
+              <w:rPr>
+                <w:rStyle w:val="Bodytext2Constantia"/>
+              </w:rPr>
+              <w:t xml:space="preserve"> </w:t>
+            </w:r>
+            <w:proofErr w:type="spellStart"/>
+            <w:r>
+              <w:rPr>
+                <w:rStyle w:val="Bodytext2Constantia"/>
+              </w:rPr>
+              <w:t>хиперкуб</w:t>
+            </w:r>
+            <w:proofErr w:type="spellEnd"/>
+            <w:r>
+              <w:rPr>
+                <w:rStyle w:val="Bodytext2Constantia"/>
+              </w:rPr>
+              <w:t>)</w:t>
+            </w:r>
+          </w:p>
+        </w:tc>
+        <w:tc>
+          <w:tcPr>
+            <w:tcW w:w="3854" w:type="dxa"/>
+            <w:shd w:val="clear" w:color="auto" w:fill="FFFFFF"/>
+            <w:vAlign w:val="center"/>
+          </w:tcPr>
+          <w:p>
+            <w:pPr>
+              <w:framePr w:w="9168" w:wrap="notBeside" w:vAnchor="text" w:hAnchor="text" w:xAlign="center" w:y="1"/>
+              <w:spacing w:line="240" w:lineRule="exact"/>
+              <w:ind w:left="200"/>
+            </w:pPr>
+            <w:proofErr w:type="spellStart"/>
+            <w:r>
+              <w:rPr>
+                <w:rStyle w:val="Bodytext2Constantia"/>
+              </w:rPr>
+              <w:t>Концентрация</w:t>
+            </w:r>
+            <w:proofErr w:type="spellEnd"/>
+            <w:r>
+              <w:rPr>
+                <w:rStyle w:val="Bodytext2Constantia"/>
+              </w:rPr>
+              <w:t xml:space="preserve"> </w:t>
+            </w:r>
+            <w:proofErr w:type="spellStart"/>
+            <w:r>
+              <w:rPr>
+                <w:rStyle w:val="Bodytext2Constantia"/>
+              </w:rPr>
+              <w:t>на</w:t>
+            </w:r>
+            <w:proofErr w:type="spellEnd"/>
+            <w:r>
+              <w:rPr>
+                <w:rStyle w:val="Bodytext2Constantia"/>
+              </w:rPr>
+              <w:t xml:space="preserve"> </w:t>
+            </w:r>
+            <w:proofErr w:type="spellStart"/>
+            <w:r>
+              <w:rPr>
+                <w:rStyle w:val="Bodytext2Constantia"/>
+              </w:rPr>
+              <w:t>симплекса</w:t>
+            </w:r>
+            <w:proofErr w:type="spellEnd"/>
+            <w:r>
+              <w:rPr>
+                <w:rStyle w:val="Bodytext2Constantia"/>
+              </w:rPr>
+              <w:t xml:space="preserve"> - 4 </w:t>
+            </w:r>
+            <w:proofErr w:type="spellStart"/>
+            <w:r>
+              <w:rPr>
+                <w:rStyle w:val="Bodytext2Constantia"/>
+              </w:rPr>
+              <w:t>алтернативи</w:t>
+            </w:r>
+            <w:proofErr w:type="spellEnd"/>
+            <w:r>
+              <w:rPr>
+                <w:rStyle w:val="Bodytext2Constantia"/>
+              </w:rPr>
+              <w:t xml:space="preserve"> </w:t>
+            </w:r>
+            <w:proofErr w:type="spellStart"/>
+            <w:r>
+              <w:rPr>
+                <w:rStyle w:val="Bodytext2Constantia"/>
+              </w:rPr>
+              <w:t>заемат</w:t>
+            </w:r>
+            <w:proofErr w:type="spellEnd"/>
+            <w:r>
+              <w:rPr>
+                <w:rStyle w:val="Bodytext2Constantia"/>
+              </w:rPr>
+              <w:t xml:space="preserve"> 99.9%</w:t>
+            </w:r>
+          </w:p>
+        </w:tc>
+        <w:tc>
+          <w:tcPr>
+            <w:tcW w:w="1147" w:type="dxa"/>
+            <w:shd w:val="clear" w:color="auto" w:fill="FFFFFF"/>
+          </w:tcPr>
+          <w:p>
+            <w:pPr>
+              <w:framePr w:w="9168" w:wrap="notBeside" w:vAnchor="text" w:hAnchor="text" w:xAlign="center" w:y="1"/>
+              <w:spacing w:line="200" w:lineRule="exact"/>
+              <w:ind w:left="220"/>
+            </w:pPr>
+            <w:proofErr w:type="spellStart"/>
+            <w:r>
+              <w:rPr>
+                <w:rStyle w:val="Bodytext2Constantia"/>
+              </w:rPr>
+              <w:t>Гл</w:t>
+            </w:r>
+            <w:proofErr w:type="spellEnd"/>
+            <w:r>
+              <w:rPr>
+                <w:rStyle w:val="Bodytext2Constantia"/>
+              </w:rPr>
+              <w:t>. 3, 5</w:t>
+            </w:r>
+          </w:p>
+        </w:tc>
+      </w:tr>
+      <w:tr>
+        <w:tblPrEx>
+          <w:tblCellMar>
+            <w:top w:w="0" w:type="dxa"/>
+            <w:bottom w:w="0" w:type="dxa"/>
+          </w:tblCellMar>
+        </w:tblPrEx>
+        <w:trPr>
+          <w:trHeight w:hRule="exact" w:val="720"/>
+          <w:jc w:val="center"/>
+        </w:trPr>
+        <w:tc>
+          <w:tcPr>
+            <w:tcW w:w="1618" w:type="dxa"/>
+            <w:shd w:val="clear" w:color="auto" w:fill="FFFFFF"/>
+            <w:vAlign w:val="center"/>
+          </w:tcPr>
+          <w:p>
+            <w:pPr>
+              <w:framePr w:w="9168" w:wrap="notBeside" w:vAnchor="text" w:hAnchor="text" w:xAlign="center" w:y="1"/>
+              <w:spacing w:line="200" w:lineRule="exact"/>
+            </w:pPr>
+            <w:r>
+              <w:rPr>
+                <w:rStyle w:val="Bodytext2Constantia"/>
+              </w:rPr>
+              <w:t>RQ3 (</w:t>
+            </w:r>
+            <w:proofErr w:type="spellStart"/>
+            <w:r>
+              <w:rPr>
+                <w:rStyle w:val="Bodytext2Constantia"/>
+              </w:rPr>
+              <w:t>Профили</w:t>
+            </w:r>
+            <w:proofErr w:type="spellEnd"/>
+            <w:r>
+              <w:rPr>
+                <w:rStyle w:val="Bodytext2Constantia"/>
+              </w:rPr>
+              <w:t>)</w:t>
+            </w:r>
+          </w:p>
+        </w:tc>
+        <w:tc>
+          <w:tcPr>
+            <w:tcW w:w="2549" w:type="dxa"/>
+            <w:shd w:val="clear" w:color="auto" w:fill="FFFFFF"/>
+            <w:vAlign w:val="center"/>
+          </w:tcPr>
+          <w:p>
+            <w:pPr>
+              <w:framePr w:w="9168" w:wrap="notBeside" w:vAnchor="text" w:hAnchor="text" w:xAlign="center" w:y="1"/>
+              <w:spacing w:line="226" w:lineRule="exact"/>
+              <w:ind w:left="140"/>
+            </w:pPr>
+            <w:r>
+              <w:rPr>
+                <w:rStyle w:val="Bodytext2Constantia"/>
+              </w:rPr>
+              <w:t xml:space="preserve">PAM </w:t>
+            </w:r>
+            <w:proofErr w:type="spellStart"/>
+            <w:r>
+              <w:rPr>
+                <w:rStyle w:val="Bodytext2Constantia"/>
+              </w:rPr>
+              <w:t>клъстеризация</w:t>
+            </w:r>
+            <w:proofErr w:type="spellEnd"/>
+            <w:r>
+              <w:rPr>
+                <w:rStyle w:val="Bodytext2Constantia"/>
+              </w:rPr>
+              <w:t xml:space="preserve"> (Gower) &amp; FCA</w:t>
+            </w:r>
+          </w:p>
+        </w:tc>
+        <w:tc>
+          <w:tcPr>
+            <w:tcW w:w="3854" w:type="dxa"/>
+            <w:shd w:val="clear" w:color="auto" w:fill="FFFFFF"/>
+            <w:vAlign w:val="center"/>
+          </w:tcPr>
+          <w:p>
+            <w:pPr>
+              <w:framePr w:w="9168" w:wrap="notBeside" w:vAnchor="text" w:hAnchor="text" w:xAlign="center" w:y="1"/>
+              <w:spacing w:line="240" w:lineRule="exact"/>
+              <w:ind w:left="200"/>
+            </w:pPr>
+            <w:r>
+              <w:rPr>
+                <w:rStyle w:val="Bodytext2Constantia"/>
+              </w:rPr>
+              <w:t xml:space="preserve">3 </w:t>
+            </w:r>
+            <w:proofErr w:type="spellStart"/>
+            <w:r>
+              <w:rPr>
+                <w:rStyle w:val="Bodytext2Constantia"/>
+              </w:rPr>
+              <w:t>коренно</w:t>
+            </w:r>
+            <w:proofErr w:type="spellEnd"/>
+            <w:r>
+              <w:rPr>
+                <w:rStyle w:val="Bodytext2Constantia"/>
+              </w:rPr>
+              <w:t xml:space="preserve"> </w:t>
+            </w:r>
+            <w:proofErr w:type="spellStart"/>
+            <w:r>
+              <w:rPr>
+                <w:rStyle w:val="Bodytext2Constantia"/>
+              </w:rPr>
+              <w:t>различни</w:t>
+            </w:r>
+            <w:proofErr w:type="spellEnd"/>
+            <w:r>
+              <w:rPr>
+                <w:rStyle w:val="Bodytext2Constantia"/>
+              </w:rPr>
+              <w:t xml:space="preserve"> </w:t>
+            </w:r>
+            <w:proofErr w:type="spellStart"/>
+            <w:r>
+              <w:rPr>
+                <w:rStyle w:val="Bodytext2Constantia"/>
+              </w:rPr>
+              <w:t>медоида</w:t>
+            </w:r>
+            <w:proofErr w:type="spellEnd"/>
+            <w:r>
+              <w:rPr>
+                <w:rStyle w:val="Bodytext2Constantia"/>
+              </w:rPr>
+              <w:t xml:space="preserve">; </w:t>
+            </w:r>
+            <w:proofErr w:type="spellStart"/>
+            <w:r>
+              <w:rPr>
+                <w:rStyle w:val="Bodytext2Constantia"/>
+              </w:rPr>
+              <w:t>силен</w:t>
+            </w:r>
+            <w:proofErr w:type="spellEnd"/>
+            <w:r>
+              <w:rPr>
+                <w:rStyle w:val="Bodytext2Constantia"/>
+              </w:rPr>
+              <w:t xml:space="preserve"> </w:t>
+            </w:r>
+            <w:proofErr w:type="spellStart"/>
+            <w:r>
+              <w:rPr>
+                <w:rStyle w:val="Bodytext2Constantia"/>
+              </w:rPr>
+              <w:t>летен</w:t>
+            </w:r>
+            <w:proofErr w:type="spellEnd"/>
+            <w:r>
+              <w:rPr>
+                <w:rStyle w:val="Bodytext2Constantia"/>
+              </w:rPr>
+              <w:t xml:space="preserve"> trade-off</w:t>
+            </w:r>
+          </w:p>
+        </w:tc>
+        <w:tc>
+          <w:tcPr>
+            <w:tcW w:w="1147" w:type="dxa"/>
+            <w:shd w:val="clear" w:color="auto" w:fill="FFFFFF"/>
+            <w:vAlign w:val="center"/>
+          </w:tcPr>
+          <w:p>
+            <w:pPr>
+              <w:framePr w:w="9168" w:wrap="notBeside" w:vAnchor="text" w:hAnchor="text" w:xAlign="center" w:y="1"/>
+              <w:spacing w:line="200" w:lineRule="exact"/>
+              <w:ind w:left="220"/>
+            </w:pPr>
+            <w:proofErr w:type="spellStart"/>
+            <w:r>
+              <w:rPr>
+                <w:rStyle w:val="Bodytext2Constantia"/>
+              </w:rPr>
+              <w:t>Гл</w:t>
+            </w:r>
+            <w:proofErr w:type="spellEnd"/>
+            <w:r>
+              <w:rPr>
+                <w:rStyle w:val="Bodytext2Constantia"/>
+              </w:rPr>
+              <w:t>. 2, 5</w:t>
+            </w:r>
+          </w:p>
+        </w:tc>
+      </w:tr>
+      <w:tr>
+        <w:tblPrEx>
+          <w:tblCellMar>
+            <w:top w:w="0" w:type="dxa"/>
+            <w:bottom w:w="0" w:type="dxa"/>
+          </w:tblCellMar>
+        </w:tblPrEx>
+        <w:trPr>
+          <w:trHeight w:hRule="exact" w:val="610"/>
+          <w:jc w:val="center"/>
+        </w:trPr>
+        <w:tc>
+          <w:tcPr>
+            <w:tcW w:w="1618" w:type="dxa"/>
+            <w:shd w:val="clear" w:color="auto" w:fill="FFFFFF"/>
+            <w:vAlign w:val="center"/>
+          </w:tcPr>
+          <w:p>
+            <w:pPr>
+              <w:framePr w:w="9168" w:wrap="notBeside" w:vAnchor="text" w:hAnchor="text" w:xAlign="center" w:y="1"/>
+              <w:spacing w:line="200" w:lineRule="exact"/>
+            </w:pPr>
+            <w:r>
+              <w:rPr>
+                <w:rStyle w:val="Bodytext2Constantia"/>
+              </w:rPr>
+              <w:t>RQ4 (</w:t>
+            </w:r>
+            <w:proofErr w:type="spellStart"/>
+            <w:r>
+              <w:rPr>
+                <w:rStyle w:val="Bodytext2Constantia"/>
+              </w:rPr>
+              <w:t>Софтуер</w:t>
+            </w:r>
+            <w:proofErr w:type="spellEnd"/>
+            <w:r>
+              <w:rPr>
+                <w:rStyle w:val="Bodytext2Constantia"/>
+              </w:rPr>
+              <w:t>)</w:t>
+            </w:r>
+          </w:p>
+        </w:tc>
+        <w:tc>
+          <w:tcPr>
+            <w:tcW w:w="2549" w:type="dxa"/>
+            <w:shd w:val="clear" w:color="auto" w:fill="FFFFFF"/>
+            <w:vAlign w:val="bottom"/>
+          </w:tcPr>
+          <w:p>
+            <w:pPr>
+              <w:framePr w:w="9168" w:wrap="notBeside" w:vAnchor="text" w:hAnchor="text" w:xAlign="center" w:y="1"/>
+              <w:spacing w:line="240" w:lineRule="exact"/>
+              <w:ind w:left="140"/>
+            </w:pPr>
+            <w:r>
+              <w:rPr>
+                <w:rStyle w:val="Bodytext2Constantia"/>
+              </w:rPr>
+              <w:t>Python ООП (NumPy, SciPy MILP)</w:t>
+            </w:r>
+          </w:p>
+        </w:tc>
+        <w:tc>
+          <w:tcPr>
+            <w:tcW w:w="3854" w:type="dxa"/>
+            <w:shd w:val="clear" w:color="auto" w:fill="FFFFFF"/>
+            <w:vAlign w:val="bottom"/>
+          </w:tcPr>
+          <w:p>
+            <w:pPr>
+              <w:framePr w:w="9168" w:wrap="notBeside" w:vAnchor="text" w:hAnchor="text" w:xAlign="center" w:y="1"/>
+              <w:spacing w:line="240" w:lineRule="exact"/>
+              <w:ind w:left="200"/>
+            </w:pPr>
+            <w:proofErr w:type="spellStart"/>
+            <w:r>
+              <w:rPr>
+                <w:rStyle w:val="Bodytext2Constantia"/>
+              </w:rPr>
+              <w:t>Интегриран</w:t>
+            </w:r>
+            <w:proofErr w:type="spellEnd"/>
+            <w:r>
+              <w:rPr>
+                <w:rStyle w:val="Bodytext2Constantia"/>
+              </w:rPr>
+              <w:t xml:space="preserve"> </w:t>
+            </w:r>
+            <w:proofErr w:type="spellStart"/>
+            <w:r>
+              <w:rPr>
+                <w:rStyle w:val="Bodytext2Constantia"/>
+              </w:rPr>
+              <w:t>високоскоростен</w:t>
+            </w:r>
+            <w:proofErr w:type="spellEnd"/>
+            <w:r>
+              <w:rPr>
+                <w:rStyle w:val="Bodytext2Constantia"/>
+              </w:rPr>
+              <w:t xml:space="preserve"> </w:t>
+            </w:r>
+            <w:proofErr w:type="spellStart"/>
+            <w:r>
+              <w:rPr>
+                <w:rStyle w:val="Bodytext2Constantia"/>
+              </w:rPr>
+              <w:t>пайплайн</w:t>
+            </w:r>
+            <w:proofErr w:type="spellEnd"/>
+            <w:r>
+              <w:rPr>
+                <w:rStyle w:val="Bodytext2Constantia"/>
+              </w:rPr>
+              <w:t xml:space="preserve"> (&lt;1.84 </w:t>
+            </w:r>
+            <w:proofErr w:type="spellStart"/>
+            <w:r>
+              <w:rPr>
+                <w:rStyle w:val="Bodytext2Constantia"/>
+              </w:rPr>
+              <w:t>сек</w:t>
+            </w:r>
+            <w:proofErr w:type="spellEnd"/>
+            <w:r>
+              <w:rPr>
+                <w:rStyle w:val="Bodytext2Constantia"/>
+              </w:rPr>
+              <w:t>)</w:t>
+            </w:r>
+          </w:p>
+        </w:tc>
+        <w:tc>
+          <w:tcPr>
+            <w:tcW w:w="1147" w:type="dxa"/>
+            <w:shd w:val="clear" w:color="auto" w:fill="FFFFFF"/>
+            <w:vAlign w:val="center"/>
+          </w:tcPr>
+          <w:p>
+            <w:pPr>
+              <w:framePr w:w="9168" w:wrap="notBeside" w:vAnchor="text" w:hAnchor="text" w:xAlign="center" w:y="1"/>
+              <w:spacing w:line="200" w:lineRule="exact"/>
+              <w:ind w:left="220"/>
+            </w:pPr>
+            <w:proofErr w:type="spellStart"/>
+            <w:r>
+              <w:rPr>
+                <w:rStyle w:val="Bodytext2Constantia"/>
+              </w:rPr>
+              <w:t>Гл</w:t>
+            </w:r>
+            <w:proofErr w:type="spellEnd"/>
+            <w:r>
+              <w:rPr>
+                <w:rStyle w:val="Bodytext2Constantia"/>
+              </w:rPr>
+              <w:t>. 4</w:t>
+            </w:r>
+          </w:p>
+        </w:tc>
+      </w:tr>
+    </w:tbl>
+    <w:p>
+      <w:pPr>
+        <w:framePr w:w="9168" w:wrap="notBeside" w:vAnchor="text" w:hAnchor="text" w:xAlign="center" w:y="1"/>
+        <w:rPr>
+          <w:sz w:val="2"/>
+          <w:szCs w:val="2"/>
+        </w:rPr>
+      </w:pPr>
+    </w:p>
+    <w:p>
+      <w:pPr>
+        <w:rPr>
+          <w:sz w:val="2"/>
+          <w:szCs w:val="2"/>
+        </w:rPr>
+      </w:pPr>
+    </w:p>
+    <w:p>
+      <w:pPr>
+        <w:shd w:val="clear" w:color="auto" w:fill="000000"/>
+        <w:spacing w:after="765"/>
+      </w:pPr>
+      <w:r>
+        <w:rPr>
+          <w:rStyle w:val="Bodytext3"/>
+          <w:rFonts w:eastAsiaTheme="minorHAnsi"/>
+        </w:rPr>
+        <w:t>ФАКУЛТЕТ ПО МАТЕМАТИКА И ИНФОРМАТИКА</w:t>
+      </w:r>
+      <w:r>
+        <w:rPr>
+          <w:rStyle w:val="Bodytext3"/>
+          <w:rFonts w:eastAsiaTheme="minorHAnsi"/>
+        </w:rPr>
+        <w:br/>
+        <w:t>Катедра „Информационни технологии"</w:t>
+      </w:r>
+    </w:p>
+    <w:p>
+      <w:pPr>
+        <w:spacing w:after="286"/>
+      </w:pPr>
+      <w:r>
+        <w:rPr>
+          <w:rStyle w:val="Bodytext2"/>
+          <w:lang w:val="en-US" w:eastAsia="en-US" w:bidi="en-US"/>
+        </w:rPr>
+        <w:lastRenderedPageBreak/>
+        <w:t xml:space="preserve">Sanchez </w:t>
+      </w:r>
+      <w:r>
+        <w:rPr>
+          <w:rStyle w:val="Bodytext2"/>
+        </w:rPr>
+        <w:t xml:space="preserve">[10] и </w:t>
+      </w:r>
+      <w:r>
+        <w:rPr>
+          <w:rStyle w:val="Bodytext2"/>
+          <w:lang w:val="en-US" w:eastAsia="en-US" w:bidi="en-US"/>
+        </w:rPr>
+        <w:t xml:space="preserve">O'Shea </w:t>
+      </w:r>
+      <w:r>
+        <w:rPr>
+          <w:rStyle w:val="Bodytext2"/>
+        </w:rPr>
+        <w:t xml:space="preserve">[4], които разчитат на локално вариране на едно тегло в даден момент </w:t>
+      </w:r>
+      <w:r>
+        <w:rPr>
+          <w:rStyle w:val="Bodytext2"/>
+          <w:lang w:val="en-US" w:eastAsia="en-US" w:bidi="en-US"/>
+        </w:rPr>
+        <w:t xml:space="preserve">(OAT), </w:t>
+      </w:r>
+      <w:r>
+        <w:rPr>
+          <w:rStyle w:val="Bodytext2"/>
+        </w:rPr>
+        <w:t xml:space="preserve">нашата глобална </w:t>
+      </w:r>
+      <w:r>
+        <w:rPr>
+          <w:rStyle w:val="Bodytext2"/>
+          <w:lang w:val="en-US" w:eastAsia="en-US" w:bidi="en-US"/>
+        </w:rPr>
+        <w:t xml:space="preserve">SLHS </w:t>
+      </w:r>
+      <w:r>
+        <w:rPr>
+          <w:rStyle w:val="Bodytext2"/>
+        </w:rPr>
+        <w:t xml:space="preserve">методология предоставя непрекъснат и цялостен поглед върху целия </w:t>
+      </w:r>
+      <w:proofErr w:type="spellStart"/>
+      <w:r>
+        <w:rPr>
+          <w:rStyle w:val="Bodytext2"/>
+        </w:rPr>
+        <w:t>петмерен</w:t>
+      </w:r>
+      <w:proofErr w:type="spellEnd"/>
+      <w:r>
+        <w:rPr>
+          <w:rStyle w:val="Bodytext2"/>
+        </w:rPr>
+        <w:t xml:space="preserve"> симплекс. Този </w:t>
+      </w:r>
+      <w:proofErr w:type="spellStart"/>
+      <w:r>
+        <w:rPr>
+          <w:rStyle w:val="Bodytext2"/>
+        </w:rPr>
+        <w:t>холистичен</w:t>
+      </w:r>
+      <w:proofErr w:type="spellEnd"/>
+      <w:r>
+        <w:rPr>
+          <w:rStyle w:val="Bodytext2"/>
+        </w:rPr>
+        <w:t xml:space="preserve"> подход позволява улавянето на сложни, едновременни промени на теглата, отразяващи динамичните пазарни и климатични </w:t>
+      </w:r>
+      <w:proofErr w:type="spellStart"/>
+      <w:r>
+        <w:rPr>
+          <w:rStyle w:val="Bodytext2"/>
+        </w:rPr>
+        <w:t>флуктуации</w:t>
+      </w:r>
+      <w:proofErr w:type="spellEnd"/>
+      <w:r>
+        <w:rPr>
+          <w:rStyle w:val="Bodytext2"/>
+        </w:rPr>
+        <w:t xml:space="preserve"> през летния сезон, които </w:t>
+      </w:r>
+      <w:r>
+        <w:rPr>
+          <w:rStyle w:val="Bodytext2"/>
+          <w:lang w:val="en-US" w:eastAsia="en-US" w:bidi="en-US"/>
+        </w:rPr>
+        <w:t xml:space="preserve">OAT </w:t>
+      </w:r>
+      <w:r>
+        <w:rPr>
+          <w:rStyle w:val="Bodytext2"/>
+        </w:rPr>
+        <w:t xml:space="preserve">анализите изкуствено филтрират. Освен това, спрямо традиционните Монте Карло теглови симулации на </w:t>
+      </w:r>
+      <w:r>
+        <w:rPr>
+          <w:rStyle w:val="Bodytext2"/>
+          <w:lang w:val="en-US" w:eastAsia="en-US" w:bidi="en-US"/>
+        </w:rPr>
+        <w:t xml:space="preserve">Mazurek </w:t>
+      </w:r>
+      <w:r>
+        <w:rPr>
+          <w:rStyle w:val="Bodytext2"/>
+        </w:rPr>
+        <w:t xml:space="preserve">&amp; </w:t>
+      </w:r>
+      <w:r>
+        <w:rPr>
+          <w:rStyle w:val="Bodytext2"/>
+          <w:lang w:val="en-US" w:eastAsia="en-US" w:bidi="en-US"/>
+        </w:rPr>
+        <w:t xml:space="preserve">Strzalka </w:t>
+      </w:r>
+      <w:r>
+        <w:rPr>
+          <w:rStyle w:val="Bodytext2"/>
+        </w:rPr>
+        <w:t xml:space="preserve">(2022) [6], използването на </w:t>
+      </w:r>
+      <w:r>
+        <w:rPr>
+          <w:rStyle w:val="Bodytext2"/>
+          <w:lang w:val="en-US" w:eastAsia="en-US" w:bidi="en-US"/>
+        </w:rPr>
+        <w:t xml:space="preserve">SLHS </w:t>
+      </w:r>
+      <w:r>
+        <w:rPr>
+          <w:rStyle w:val="Bodytext2"/>
+        </w:rPr>
+        <w:t xml:space="preserve">предотвратява прекомерното струпване около центъра на симетрия и гарантира изследване на пограничните преференциални състояния. Внедряването на разстоянието на </w:t>
+      </w:r>
+      <w:r>
+        <w:rPr>
+          <w:rStyle w:val="Bodytext2"/>
+          <w:lang w:val="en-US" w:eastAsia="en-US" w:bidi="en-US"/>
+        </w:rPr>
+        <w:t xml:space="preserve">Gower </w:t>
+      </w:r>
+      <w:r>
+        <w:rPr>
+          <w:rStyle w:val="Bodytext2"/>
+        </w:rPr>
+        <w:t xml:space="preserve">в съчетание с </w:t>
+      </w:r>
+      <w:r>
+        <w:rPr>
+          <w:rStyle w:val="Bodytext2"/>
+          <w:lang w:val="en-US" w:eastAsia="en-US" w:bidi="en-US"/>
+        </w:rPr>
+        <w:t xml:space="preserve">PAM </w:t>
+      </w:r>
+      <w:r>
+        <w:rPr>
+          <w:rStyle w:val="Bodytext2"/>
+        </w:rPr>
+        <w:t xml:space="preserve">алгоритъм заобикаля основни дефицити на конвенционалния </w:t>
+      </w:r>
+      <w:r>
+        <w:rPr>
+          <w:rStyle w:val="Bodytext2"/>
+          <w:lang w:val="en-US" w:eastAsia="en-US" w:bidi="en-US"/>
+        </w:rPr>
+        <w:t xml:space="preserve">K-Means, </w:t>
+      </w:r>
+      <w:r>
+        <w:rPr>
+          <w:rStyle w:val="Bodytext2"/>
+        </w:rPr>
+        <w:t xml:space="preserve">гарантирайки, че извлечените </w:t>
+      </w:r>
+      <w:proofErr w:type="spellStart"/>
+      <w:r>
+        <w:rPr>
+          <w:rStyle w:val="Bodytext2"/>
+        </w:rPr>
+        <w:t>центроиди</w:t>
+      </w:r>
+      <w:proofErr w:type="spellEnd"/>
+      <w:r>
+        <w:rPr>
+          <w:rStyle w:val="Bodytext2"/>
+        </w:rPr>
+        <w:t xml:space="preserve"> са реални, физически съществуващи компромисни </w:t>
+      </w:r>
+      <w:proofErr w:type="spellStart"/>
+      <w:r>
+        <w:rPr>
+          <w:rStyle w:val="Bodytext2"/>
+        </w:rPr>
+        <w:t>Парето</w:t>
+      </w:r>
+      <w:proofErr w:type="spellEnd"/>
+      <w:r>
+        <w:rPr>
+          <w:rStyle w:val="Bodytext2"/>
+        </w:rPr>
+        <w:t xml:space="preserve"> режими на </w:t>
+      </w:r>
+      <w:proofErr w:type="spellStart"/>
+      <w:r>
+        <w:rPr>
+          <w:rStyle w:val="Bodytext2"/>
+        </w:rPr>
+        <w:t>микрогрида</w:t>
+      </w:r>
+      <w:proofErr w:type="spellEnd"/>
+      <w:r>
+        <w:rPr>
+          <w:rStyle w:val="Bodytext2"/>
+        </w:rPr>
+        <w:t xml:space="preserve"> [8].</w:t>
+      </w:r>
+    </w:p>
+    <w:p>
+      <w:pPr>
+        <w:spacing w:after="103" w:line="260" w:lineRule="exact"/>
+        <w:jc w:val="both"/>
+      </w:pPr>
+      <w:r>
+        <w:rPr>
+          <w:rStyle w:val="Bodytext4"/>
+        </w:rPr>
+        <w:t xml:space="preserve">6.3. Интерпретация на конфигурациите при летния </w:t>
+      </w:r>
+      <w:proofErr w:type="spellStart"/>
+      <w:r>
+        <w:rPr>
+          <w:rStyle w:val="Bodytext4"/>
+        </w:rPr>
+        <w:t>микрогрид</w:t>
+      </w:r>
+      <w:proofErr w:type="spellEnd"/>
+    </w:p>
+    <w:p>
+      <w:pPr>
+        <w:sectPr>
+          <w:pgSz w:w="12240" w:h="15840"/>
+          <w:pgMar w:top="1237" w:right="1531" w:bottom="2485" w:left="1531" w:header="0" w:footer="3" w:gutter="0"/>
+          <w:cols w:space="720"/>
+          <w:noEndnote/>
+          <w:docGrid w:linePitch="360"/>
+        </w:sectPr>
+      </w:pPr>
+      <w:r>
+        <w:rPr>
+          <w:rStyle w:val="Bodytext2"/>
+        </w:rPr>
+        <w:t xml:space="preserve">Приложният казус с летния енергиен </w:t>
+      </w:r>
+      <w:proofErr w:type="spellStart"/>
+      <w:r>
+        <w:rPr>
+          <w:rStyle w:val="Bodytext2"/>
+        </w:rPr>
+        <w:t>микрогрид</w:t>
+      </w:r>
+      <w:proofErr w:type="spellEnd"/>
+      <w:r>
+        <w:rPr>
+          <w:rStyle w:val="Bodytext2"/>
+        </w:rPr>
+        <w:t xml:space="preserve"> </w:t>
+      </w:r>
+      <w:r>
+        <w:rPr>
+          <w:rStyle w:val="Bodytext2"/>
+          <w:lang w:val="en-US" w:eastAsia="en-US" w:bidi="en-US"/>
+        </w:rPr>
+        <w:t xml:space="preserve">(Supply </w:t>
+      </w:r>
+      <w:r>
+        <w:rPr>
+          <w:rStyle w:val="Bodytext2"/>
+        </w:rPr>
+        <w:t xml:space="preserve">&amp; </w:t>
+      </w:r>
+      <w:r>
+        <w:rPr>
+          <w:rStyle w:val="Bodytext2"/>
+          <w:lang w:val="en-US" w:eastAsia="en-US" w:bidi="en-US"/>
+        </w:rPr>
+        <w:t xml:space="preserve">Demand) </w:t>
+      </w:r>
+      <w:r>
+        <w:rPr>
+          <w:rStyle w:val="Bodytext2"/>
+        </w:rPr>
+        <w:t xml:space="preserve">илюстрира практическата стойност на предложения конфигурационен анализ. През летните месеци, високите температури повишават пиковото потребление (охлаждане) и физически увеличават преносните топлинни загуби по мрежата. Този тристранен конфликт (Цена на тока, Загуби, Износване на батерията) се анализира по нов начин чрез нашия модел. Традиционният скаларен прочит би се ограничил до едно 'оптимално' решение при фиксирани експертни тегла [1, 12]. Нашият модел, обратно, показва, че </w:t>
+      </w:r>
+      <w:r>
+        <w:rPr>
+          <w:rStyle w:val="Bodytext2"/>
+          <w:lang w:val="en-US" w:eastAsia="en-US" w:bidi="en-US"/>
+        </w:rPr>
+        <w:t xml:space="preserve">Balanced </w:t>
+      </w:r>
+      <w:proofErr w:type="spellStart"/>
+      <w:r>
+        <w:rPr>
+          <w:rStyle w:val="Bodytext2"/>
+        </w:rPr>
+        <w:t>медоидът</w:t>
+      </w:r>
+      <w:proofErr w:type="spellEnd"/>
+      <w:r>
+        <w:rPr>
+          <w:rStyle w:val="Bodytext2"/>
+        </w:rPr>
+        <w:t xml:space="preserve"> (Обект 42) запазва своята </w:t>
+      </w:r>
+      <w:proofErr w:type="spellStart"/>
+      <w:r>
+        <w:rPr>
+          <w:rStyle w:val="Bodytext2"/>
+        </w:rPr>
+        <w:t>робастност</w:t>
+      </w:r>
+      <w:proofErr w:type="spellEnd"/>
+      <w:r>
+        <w:rPr>
+          <w:rStyle w:val="Bodytext2"/>
+        </w:rPr>
+        <w:t xml:space="preserve"> в широк преференциален диапазон, осигурявайки най-добра защита срещу летни термални претоварвания и амортизация на оборудването.</w:t>
+      </w:r>
+    </w:p>
+    <w:p>
+      <w:pPr>
+        <w:shd w:val="clear" w:color="auto" w:fill="000000"/>
+        <w:spacing w:after="705"/>
+      </w:pPr>
+      <w:r>
+        <w:rPr>
+          <w:noProof/>
+        </w:rPr>
+        <w:lastRenderedPageBreak/>
+        <w:drawing>
+          <wp:anchor distT="0" distB="254000" distL="63500" distR="158750" simplePos="0" relativeHeight="251678720" behindDoc="1" locked="0" layoutInCell="1" allowOverlap="1" wp14:anchorId="03002900" wp14:editId="0D44B17B">
+            <wp:simplePos x="0" y="0"/>
+            <wp:positionH relativeFrom="margin">
+              <wp:posOffset>-972185</wp:posOffset>
+            </wp:positionH>
+            <wp:positionV relativeFrom="margin">
+              <wp:posOffset>646430</wp:posOffset>
+            </wp:positionV>
+            <wp:extent cx="1066800" cy="2133600"/>
+            <wp:effectExtent l="0" t="0" r="0" b="0"/>
+            <wp:wrapSquare wrapText="right"/>
+            <wp:docPr id="1825822393" name="Picture 29"/>
+            <wp:cNvGraphicFramePr>
+              <a:graphicFrameLocks xmlns:a="http://schemas.openxmlformats.org/drawingml/2006/main" noChangeAspect="1"/>
+            </wp:cNvGraphicFramePr>
+            <a:graphic xmlns:a="http://schemas.openxmlformats.org/drawingml/2006/main">
+              <a:graphicData uri="http://schemas.openxmlformats.org/drawingml/2006/picture">
+                <pic:pic xmlns:pic="http://schemas.openxmlformats.org/drawingml/2006/picture">
+                  <pic:nvPicPr>
+                    <pic:cNvPr id="0" name="Picture 13"/>
+                    <pic:cNvPicPr>
+                      <a:picLocks noChangeAspect="1" noChangeArrowheads="1"/>
+                    </pic:cNvPicPr>
+                  </pic:nvPicPr>
+                  <pic:blipFill>
+                    <a:blip r:embed="rId50">
+                      <a:extLst>
+                        <a:ext uri="{28A0092B-C50C-407E-A947-70E740481C1C}">
+                          <a14:useLocalDpi xmlns:a14="http://schemas.microsoft.com/office/drawing/2010/main" val="0"/>
+                        </a:ext>
+                      </a:extLst>
+                    </a:blip>
+                    <a:srcRect/>
+                    <a:stretch>
+                      <a:fillRect/>
+                    </a:stretch>
+                  </pic:blipFill>
+                  <pic:spPr bwMode="auto">
+                    <a:xfrm>
+                      <a:off x="0" y="0"/>
+                      <a:ext cx="1066800" cy="2133600"/>
+                    </a:xfrm>
+                    <a:prstGeom prst="rect">
+                      <a:avLst/>
+                    </a:prstGeom>
+                    <a:noFill/>
+                  </pic:spPr>
+                </pic:pic>
+              </a:graphicData>
+            </a:graphic>
+            <wp14:sizeRelH relativeFrom="page">
+              <wp14:pctWidth>0</wp14:pctWidth>
+            </wp14:sizeRelH>
+            <wp14:sizeRelV relativeFrom="page">
+              <wp14:pctHeight>0</wp14:pctHeight>
+            </wp14:sizeRelV>
+          </wp:anchor>
+        </w:drawing>
+      </w:r>
+      <w:r>
+        <w:rPr>
+          <w:rStyle w:val="Bodytext3"/>
+          <w:rFonts w:eastAsiaTheme="minorHAnsi"/>
+        </w:rPr>
+        <w:t>ФАКУЛТЕТ ПО МАТЕМАТИКА И ИНФОРМАТИКА</w:t>
+      </w:r>
+      <w:r>
+        <w:rPr>
+          <w:rStyle w:val="Bodytext3"/>
+          <w:rFonts w:eastAsiaTheme="minorHAnsi"/>
+        </w:rPr>
+        <w:br/>
+        <w:t>Катедра „Информационни технологии"</w:t>
+      </w:r>
+    </w:p>
+    <w:p>
+      <w:pPr>
+        <w:spacing w:after="0" w:line="317" w:lineRule="exact"/>
+        <w:jc w:val="both"/>
+      </w:pPr>
+      <w:r>
+        <w:rPr>
+          <w:rStyle w:val="Bodytext4"/>
+        </w:rPr>
+        <w:t>Основни приноси на дипломната разработка:</w:t>
+      </w:r>
+    </w:p>
+    <w:p>
+      <w:pPr>
+        <w:widowControl w:val="0"/>
+        <w:numPr>
+          <w:ilvl w:val="0"/>
+          <w:numId w:val="20"/>
+        </w:numPr>
+        <w:tabs>
+          <w:tab w:val="left" w:pos="235"/>
+        </w:tabs>
+        <w:spacing w:after="0" w:line="317" w:lineRule="exact"/>
+        <w:jc w:val="both"/>
+      </w:pPr>
+      <w:r>
+        <w:rPr>
+          <w:rStyle w:val="Bodytext2Bold"/>
+        </w:rPr>
+        <w:t xml:space="preserve">Методологичен принос: </w:t>
+      </w:r>
+      <w:r>
+        <w:rPr>
+          <w:rStyle w:val="Bodytext2"/>
+        </w:rPr>
+        <w:t xml:space="preserve">Създаване на единна, интегрирана рамка, обединяваща локален </w:t>
+      </w:r>
+      <w:r>
+        <w:rPr>
+          <w:rStyle w:val="Bodytext2"/>
+          <w:lang w:val="en-US" w:eastAsia="en-US" w:bidi="en-US"/>
+        </w:rPr>
+        <w:t xml:space="preserve">MILP </w:t>
+      </w:r>
+      <w:r>
+        <w:rPr>
+          <w:rStyle w:val="Bodytext2"/>
+        </w:rPr>
+        <w:t xml:space="preserve">оптимизационен анализ с глобално </w:t>
+      </w:r>
+      <w:proofErr w:type="spellStart"/>
+      <w:r>
+        <w:rPr>
+          <w:rStyle w:val="Bodytext2"/>
+        </w:rPr>
+        <w:t>стохастично</w:t>
+      </w:r>
+      <w:proofErr w:type="spellEnd"/>
+      <w:r>
+        <w:rPr>
+          <w:rStyle w:val="Bodytext2"/>
+        </w:rPr>
+        <w:t xml:space="preserve"> картиране </w:t>
+      </w:r>
+      <w:r>
+        <w:rPr>
+          <w:rStyle w:val="Bodytext2"/>
+          <w:lang w:val="en-US" w:eastAsia="en-US" w:bidi="en-US"/>
+        </w:rPr>
+        <w:t xml:space="preserve">(SLHS) </w:t>
+      </w:r>
+      <w:r>
+        <w:rPr>
+          <w:rStyle w:val="Bodytext2"/>
+        </w:rPr>
+        <w:t xml:space="preserve">и многомерно </w:t>
+      </w:r>
+      <w:r>
+        <w:rPr>
+          <w:rStyle w:val="Bodytext2"/>
+          <w:lang w:val="en-US" w:eastAsia="en-US" w:bidi="en-US"/>
+        </w:rPr>
+        <w:t xml:space="preserve">PAM </w:t>
+      </w:r>
+      <w:r>
+        <w:rPr>
+          <w:rStyle w:val="Bodytext2"/>
+        </w:rPr>
+        <w:t xml:space="preserve">профилиране на </w:t>
+      </w:r>
+      <w:proofErr w:type="spellStart"/>
+      <w:r>
+        <w:rPr>
+          <w:rStyle w:val="Bodytext2"/>
+        </w:rPr>
+        <w:t>Парето</w:t>
+      </w:r>
+      <w:proofErr w:type="spellEnd"/>
+      <w:r>
+        <w:rPr>
+          <w:rStyle w:val="Bodytext2"/>
+        </w:rPr>
+        <w:t xml:space="preserve"> решенията.</w:t>
+      </w:r>
+    </w:p>
+    <w:p>
+      <w:pPr>
+        <w:widowControl w:val="0"/>
+        <w:numPr>
+          <w:ilvl w:val="0"/>
+          <w:numId w:val="20"/>
+        </w:numPr>
+        <w:tabs>
+          <w:tab w:val="left" w:pos="235"/>
+        </w:tabs>
+        <w:spacing w:after="0" w:line="317" w:lineRule="exact"/>
+        <w:jc w:val="both"/>
+        <w:sectPr>
+          <w:pgSz w:w="12240" w:h="15840"/>
+          <w:pgMar w:top="1252" w:right="1531" w:bottom="1252" w:left="1531" w:header="0" w:footer="3" w:gutter="0"/>
+          <w:cols w:space="720"/>
+          <w:noEndnote/>
+          <w:docGrid w:linePitch="360"/>
+        </w:sectPr>
+      </w:pPr>
+      <w:r>
+        <w:rPr>
+          <w:rStyle w:val="Bodytext2Bold"/>
+        </w:rPr>
+        <w:t xml:space="preserve">Приложен принос: </w:t>
+      </w:r>
+      <w:r>
+        <w:rPr>
+          <w:rStyle w:val="Bodytext2"/>
+        </w:rPr>
+        <w:t xml:space="preserve">Реализиране на напълно функционален софтуерен ООП модул на </w:t>
+      </w:r>
+      <w:r>
+        <w:rPr>
+          <w:rStyle w:val="Bodytext2"/>
+          <w:lang w:val="en-US" w:eastAsia="en-US" w:bidi="en-US"/>
+        </w:rPr>
+        <w:t xml:space="preserve">Python, </w:t>
+      </w:r>
+      <w:r>
+        <w:rPr>
+          <w:rStyle w:val="Bodytext2"/>
+        </w:rPr>
+        <w:t xml:space="preserve">поддържащ бързо вземане на решения (под 1.84 сек) за летни енергийни </w:t>
+      </w:r>
+      <w:proofErr w:type="spellStart"/>
+      <w:r>
+        <w:rPr>
+          <w:rStyle w:val="Bodytext2"/>
+        </w:rPr>
+        <w:t>микрогридове</w:t>
+      </w:r>
+      <w:proofErr w:type="spellEnd"/>
+      <w:r>
+        <w:rPr>
+          <w:rStyle w:val="Bodytext2"/>
+        </w:rPr>
+        <w:t xml:space="preserve"> и лесна адаптация към други видове линейни оценъчни системи.</w:t>
+      </w:r>
+    </w:p>
+    <w:p>
+      <w:pPr>
+        <w:shd w:val="clear" w:color="auto" w:fill="000000"/>
+        <w:spacing w:after="765"/>
+      </w:pPr>
+      <w:r>
+        <w:rPr>
+          <w:rStyle w:val="Bodytext3"/>
+          <w:rFonts w:eastAsiaTheme="minorHAnsi"/>
+        </w:rPr>
+        <w:lastRenderedPageBreak/>
+        <w:t>ФАКУЛТЕТ ПО МАТЕМАТИКА И ИНФОРМАТИКА</w:t>
+      </w:r>
+      <w:r>
+        <w:rPr>
+          <w:rStyle w:val="Bodytext3"/>
+          <w:rFonts w:eastAsiaTheme="minorHAnsi"/>
+        </w:rPr>
+        <w:br/>
+        <w:t>Катедра „Информационни технологии"</w:t>
+      </w:r>
+    </w:p>
+    <w:p>
+      <w:pPr>
+        <w:spacing w:after="850"/>
+      </w:pPr>
+      <w:r>
+        <w:rPr>
+          <w:rStyle w:val="Bodytext2"/>
+        </w:rPr>
+        <w:t xml:space="preserve">неговата адитивна линейна природа </w:t>
+      </w:r>
+      <w:r>
+        <w:rPr>
+          <w:rStyle w:val="Bodytext2"/>
+          <w:lang w:val="en-US" w:eastAsia="en-US" w:bidi="en-US"/>
+        </w:rPr>
+        <w:t xml:space="preserve">(Weighted Sum Model) </w:t>
+      </w:r>
+      <w:r>
+        <w:rPr>
+          <w:rStyle w:val="Bodytext2"/>
+        </w:rPr>
+        <w:t xml:space="preserve">[1, 2], която изисква стриктно спазване на хипотезата за преференциална независимост. Линейната </w:t>
+      </w:r>
+      <w:proofErr w:type="spellStart"/>
+      <w:r>
+        <w:rPr>
+          <w:rStyle w:val="Bodytext2"/>
+        </w:rPr>
+        <w:t>свертка</w:t>
+      </w:r>
+      <w:proofErr w:type="spellEnd"/>
+      <w:r>
+        <w:rPr>
+          <w:rStyle w:val="Bodytext2"/>
+        </w:rPr>
+        <w:t xml:space="preserve"> не улавя нелинейните </w:t>
+      </w:r>
+      <w:proofErr w:type="spellStart"/>
+      <w:r>
+        <w:rPr>
+          <w:rStyle w:val="Bodytext2"/>
+        </w:rPr>
+        <w:t>синергични</w:t>
+      </w:r>
+      <w:proofErr w:type="spellEnd"/>
+      <w:r>
+        <w:rPr>
+          <w:rStyle w:val="Bodytext2"/>
+        </w:rPr>
+        <w:t xml:space="preserve"> ефекти, при които комбинираното ниско представяне на два индикатора може да има катастрофален ефект върху цялостната оценка, независимо от високите стойности на останалите. Освен това, използването на синтетични данни, макар и контролирано и гарантиращо вътрешна валидност, налага последваща техническа апробация с реални исторически данни от действащи електропреносни мрежи за измерване на външната му валидност.</w:t>
+      </w:r>
+    </w:p>
+    <w:p>
+      <w:pPr>
+        <w:keepNext/>
+        <w:keepLines/>
+        <w:spacing w:after="988" w:line="380" w:lineRule="exact"/>
+      </w:pPr>
+      <w:r>
+        <w:rPr>
+          <w:rStyle w:val="Heading20"/>
+        </w:rPr>
+        <w:t>ЗАКЛЮЧЕНИЕ</w:t>
+      </w:r>
+    </w:p>
+    <w:p>
+      <w:pPr>
+        <w:spacing w:after="48" w:line="260" w:lineRule="exact"/>
+        <w:jc w:val="both"/>
+      </w:pPr>
+      <w:r>
+        <w:rPr>
+          <w:rStyle w:val="Bodytext4"/>
+        </w:rPr>
+        <w:t>Обобщение на постигнатите резултати</w:t>
+      </w:r>
+    </w:p>
+    <w:p>
+      <w:pPr>
+        <w:sectPr>
+          <w:pgSz w:w="12240" w:h="15840"/>
+          <w:pgMar w:top="1252" w:right="1531" w:bottom="1252" w:left="1536" w:header="0" w:footer="3" w:gutter="0"/>
+          <w:cols w:space="720"/>
+          <w:noEndnote/>
+          <w:docGrid w:linePitch="360"/>
+        </w:sectPr>
+      </w:pPr>
+      <w:r>
+        <w:rPr>
+          <w:rStyle w:val="Bodytext2"/>
+        </w:rPr>
+        <w:t xml:space="preserve">В рамките на дипломната работа бе успешно дефинирана, проектирана и софтуерно верифицирана единна рамка за изследване на пространствата от решения и конфигурации в линейни многокритериални оценъчни системи. Всички седем изследователски задачи, поставени в увода, бяха изцяло изпълнени. Локалният модул разкри математическите механизми на </w:t>
+      </w:r>
+      <w:proofErr w:type="spellStart"/>
+      <w:r>
+        <w:rPr>
+          <w:rStyle w:val="Bodytext2"/>
+        </w:rPr>
+        <w:t>компенсаторността</w:t>
+      </w:r>
+      <w:proofErr w:type="spellEnd"/>
+      <w:r>
+        <w:rPr>
+          <w:rStyle w:val="Bodytext2"/>
+        </w:rPr>
+        <w:t xml:space="preserve"> през </w:t>
+      </w:r>
+      <w:r>
+        <w:rPr>
+          <w:rStyle w:val="Bodytext2"/>
+          <w:lang w:val="en-US" w:eastAsia="en-US" w:bidi="en-US"/>
+        </w:rPr>
+        <w:t xml:space="preserve">MILP, </w:t>
+      </w:r>
+      <w:r>
+        <w:rPr>
+          <w:rStyle w:val="Bodytext2"/>
+        </w:rPr>
+        <w:t>а глобалният модул доказа структурната концентрация на тегловото пространство.</w:t>
+      </w:r>
+    </w:p>
+    <w:p>
+      <w:pPr>
+        <w:shd w:val="clear" w:color="auto" w:fill="000000"/>
+        <w:spacing w:after="765"/>
+      </w:pPr>
+      <w:r>
+        <w:rPr>
+          <w:rStyle w:val="Bodytext3"/>
+          <w:rFonts w:eastAsiaTheme="minorHAnsi"/>
+        </w:rPr>
+        <w:lastRenderedPageBreak/>
+        <w:t>ФАКУЛТЕТ ПО МАТЕМАТИКА И ИНФОРМАТИКА</w:t>
+      </w:r>
+      <w:r>
+        <w:rPr>
+          <w:rStyle w:val="Bodytext3"/>
+          <w:rFonts w:eastAsiaTheme="minorHAnsi"/>
+        </w:rPr>
+        <w:br/>
+        <w:t>Катедра „Информационни технологии"</w:t>
+      </w:r>
+    </w:p>
+    <w:p>
+      <w:r>
+        <w:rPr>
+          <w:rStyle w:val="Bodytext2"/>
+        </w:rPr>
+        <w:t>насочено в следните основни направления:</w:t>
+      </w:r>
+    </w:p>
+    <w:p>
+      <w:pPr>
+        <w:widowControl w:val="0"/>
+        <w:numPr>
+          <w:ilvl w:val="0"/>
+          <w:numId w:val="21"/>
+        </w:numPr>
+        <w:tabs>
+          <w:tab w:val="left" w:pos="346"/>
+        </w:tabs>
+        <w:spacing w:after="0" w:line="317" w:lineRule="exact"/>
+        <w:jc w:val="both"/>
+      </w:pPr>
+      <w:r>
+        <w:rPr>
+          <w:rStyle w:val="Bodytext2Bold"/>
+        </w:rPr>
+        <w:t xml:space="preserve">Преход към нелинейна </w:t>
+      </w:r>
+      <w:proofErr w:type="spellStart"/>
+      <w:r>
+        <w:rPr>
+          <w:rStyle w:val="Bodytext2Bold"/>
+        </w:rPr>
+        <w:t>агрегация</w:t>
+      </w:r>
+      <w:proofErr w:type="spellEnd"/>
+      <w:r>
+        <w:rPr>
+          <w:rStyle w:val="Bodytext2Bold"/>
+        </w:rPr>
+        <w:t xml:space="preserve">: </w:t>
+      </w:r>
+      <w:r>
+        <w:rPr>
+          <w:rStyle w:val="Bodytext2"/>
+        </w:rPr>
+        <w:t xml:space="preserve">Интегриране на нелинейни </w:t>
+      </w:r>
+      <w:r>
+        <w:rPr>
+          <w:rStyle w:val="Bodytext2"/>
+          <w:lang w:val="en-US" w:eastAsia="en-US" w:bidi="en-US"/>
+        </w:rPr>
+        <w:t xml:space="preserve">MCDA </w:t>
+      </w:r>
+      <w:r>
+        <w:rPr>
+          <w:rStyle w:val="Bodytext2"/>
+        </w:rPr>
+        <w:t xml:space="preserve">методи като </w:t>
+      </w:r>
+      <w:r>
+        <w:rPr>
+          <w:rStyle w:val="Bodytext2"/>
+          <w:lang w:val="en-US" w:eastAsia="en-US" w:bidi="en-US"/>
+        </w:rPr>
+        <w:t xml:space="preserve">PROMETHEE, ELECTRE </w:t>
+      </w:r>
+      <w:r>
+        <w:rPr>
+          <w:rStyle w:val="Bodytext2"/>
+        </w:rPr>
+        <w:t xml:space="preserve">или </w:t>
+      </w:r>
+      <w:r>
+        <w:rPr>
+          <w:rStyle w:val="Bodytext2"/>
+          <w:lang w:val="en-US" w:eastAsia="en-US" w:bidi="en-US"/>
+        </w:rPr>
+        <w:t xml:space="preserve">Choquet </w:t>
+      </w:r>
+      <w:r>
+        <w:rPr>
+          <w:rStyle w:val="Bodytext2"/>
+        </w:rPr>
+        <w:t>интеграл, за да се моделира некомпенсаторно поведение на индикаторите.</w:t>
+      </w:r>
+    </w:p>
+    <w:p>
+      <w:pPr>
+        <w:widowControl w:val="0"/>
+        <w:numPr>
+          <w:ilvl w:val="0"/>
+          <w:numId w:val="21"/>
+        </w:numPr>
+        <w:tabs>
+          <w:tab w:val="left" w:pos="346"/>
+        </w:tabs>
+        <w:spacing w:after="0" w:line="317" w:lineRule="exact"/>
+        <w:jc w:val="both"/>
+      </w:pPr>
+      <w:r>
+        <w:rPr>
+          <w:rStyle w:val="Bodytext2Bold"/>
+        </w:rPr>
+        <w:t xml:space="preserve">Внедряване на реални исторически данни: </w:t>
+      </w:r>
+      <w:r>
+        <w:rPr>
+          <w:rStyle w:val="Bodytext2"/>
+        </w:rPr>
+        <w:t>Тестване на софтуерния инструмент с реални времеви редове за летния пик в регионални разпределителни дружества.</w:t>
+      </w:r>
+    </w:p>
+    <w:p>
+      <w:pPr>
+        <w:widowControl w:val="0"/>
+        <w:numPr>
+          <w:ilvl w:val="0"/>
+          <w:numId w:val="21"/>
+        </w:numPr>
+        <w:tabs>
+          <w:tab w:val="left" w:pos="346"/>
+        </w:tabs>
+        <w:spacing w:after="0" w:line="317" w:lineRule="exact"/>
+        <w:jc w:val="both"/>
+      </w:pPr>
+      <w:r>
+        <w:rPr>
+          <w:rStyle w:val="Bodytext2Bold"/>
+        </w:rPr>
+        <w:t xml:space="preserve">Динамичен анализ на теглата: </w:t>
+      </w:r>
+      <w:r>
+        <w:rPr>
+          <w:rStyle w:val="Bodytext2"/>
+        </w:rPr>
+        <w:t xml:space="preserve">Моделиране на вариращи във времето тегла </w:t>
+      </w:r>
+      <w:r>
+        <w:rPr>
+          <w:rStyle w:val="Bodytext2"/>
+          <w:lang w:val="en-US" w:eastAsia="en-US" w:bidi="en-US"/>
+        </w:rPr>
+        <w:t xml:space="preserve">(Dynamic Weights) </w:t>
+      </w:r>
+      <w:r>
+        <w:rPr>
+          <w:rStyle w:val="Bodytext2"/>
+        </w:rPr>
+        <w:t>като функция от текущата метеорологична прогноза и натоварване.</w:t>
+      </w:r>
+    </w:p>
+    <w:p>
+      <w:pPr>
+        <w:widowControl w:val="0"/>
+        <w:numPr>
+          <w:ilvl w:val="0"/>
+          <w:numId w:val="21"/>
+        </w:numPr>
+        <w:tabs>
+          <w:tab w:val="left" w:pos="346"/>
+        </w:tabs>
+        <w:spacing w:after="0" w:line="317" w:lineRule="exact"/>
+        <w:jc w:val="both"/>
+        <w:rPr>
+          <w:rFonts w:ascii="Times New Roman" w:hAnsi="Times New Roman" w:cs="Times New Roman"/>
+        </w:rPr>
+      </w:pPr>
+      <w:r>
+        <w:rPr>
+          <w:rStyle w:val="Bodytext2Bold"/>
+        </w:rPr>
+        <w:t xml:space="preserve">Интерактивен уеб-интерфейс </w:t>
+      </w:r>
+      <w:r>
+        <w:rPr>
+          <w:rStyle w:val="Bodytext2Bold"/>
+          <w:lang w:val="en-US" w:eastAsia="en-US" w:bidi="en-US"/>
+        </w:rPr>
+        <w:t xml:space="preserve">(GUI): </w:t>
+      </w:r>
+      <w:r>
+        <w:rPr>
+          <w:rStyle w:val="Bodytext2"/>
+        </w:rPr>
+        <w:t xml:space="preserve">Разработване на лесен за използване диспечерски </w:t>
+      </w:r>
+      <w:proofErr w:type="spellStart"/>
+      <w:r>
+        <w:rPr>
+          <w:rStyle w:val="Bodytext2"/>
+        </w:rPr>
+        <w:t>дашборд</w:t>
+      </w:r>
+      <w:proofErr w:type="spellEnd"/>
+      <w:r>
+        <w:rPr>
+          <w:rStyle w:val="Bodytext2"/>
+        </w:rPr>
+        <w:t xml:space="preserve"> (напр. чрез </w:t>
+      </w:r>
+      <w:proofErr w:type="spellStart"/>
+      <w:r>
+        <w:rPr>
+          <w:rStyle w:val="Bodytext2"/>
+          <w:lang w:val="en-US" w:eastAsia="en-US" w:bidi="en-US"/>
+        </w:rPr>
+        <w:t>Streamlit</w:t>
+      </w:r>
+      <w:proofErr w:type="spellEnd"/>
+      <w:r>
+        <w:rPr>
+          <w:rStyle w:val="Bodytext2"/>
+          <w:lang w:val="en-US" w:eastAsia="en-US" w:bidi="en-US"/>
+        </w:rPr>
+        <w:t>).</w:t>
       </w:r>
     </w:p>
     <w:sectPr>
+      <w:headerReference w:type="default" r:id="rId51"/>
+      <w:footerReference w:type="default" r:id="rId52"/>
       <w:pgSz w:w="12240" w:h="15840"/>
       <w:pgMar w:top="1440" w:right="1440" w:bottom="1440" w:left="1440" w:header="720" w:footer="720" w:gutter="0"/>
       <w:cols w:space="720"/>
@@ -39701,7 +42998,7 @@
               <v:stroke joinstyle="miter"/>
               <v:path gradientshapeok="t" o:connecttype="rect"/>
             </v:shapetype>
-            <v:shape id="Text Box 2" o:spid="_x0000_s1041" type="#_x0000_t202" style="position:absolute;margin-left:72.45pt;margin-top:738.25pt;width:467.5pt;height:10.35pt;z-index:-251658752;visibility:visible;mso-wrap-style:square;mso-width-percent:0;mso-height-percent:0;mso-wrap-distance-left:5pt;mso-wrap-distance-top:0;mso-wrap-distance-right:5pt;mso-wrap-distance-bottom:0;mso-position-horizontal:absolute;mso-position-horizontal-relative:page;mso-position-vertical:absolute;mso-position-vertical-relative:page;mso-width-percent:0;mso-height-percent:0;mso-width-relative:page;mso-height-relative:page;v-text-anchor:top" o:gfxdata="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" filled="f" stroked="f">
+            <v:shape id="Text Box 2" o:spid="_x0000_s1041" type="#_x0000_t202" style="position:absolute;margin-left:72.45pt;margin-top:738.25pt;width:467.5pt;height:10.35pt;z-index:-251658752;visibility:visible;mso-wrap-style:square;mso-width-percent:0;mso-height-percent:0;mso-wrap-distance-left:5pt;mso-wrap-distance-top:0;mso-wrap-distance-right:5pt;mso-wrap-distance-bottom:0;mso-position-horizontal:absolute;mso-position-horizontal-relative:page;mso-position-vertical:absolute;mso-position-vertical-relative:page;mso-width-percent:0;mso-height-percent:0;mso-width-relative:page;mso-height-relative:page;v-text-anchor:top" o:gfxdata="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" filled="f" stroked="f">
               <v:textbox style="mso-fit-shape-to-text:t" inset="0,0,0,0">
                 <w:txbxContent>
                   <w:p>
@@ -39871,7 +43168,7 @@
               <v:stroke joinstyle="miter"/>
               <v:path gradientshapeok="t" o:connecttype="rect"/>
             </v:shapetype>
-            <v:shape id="Text Box 28" o:spid="_x0000_s1053" type="#_x0000_t202" style="position:absolute;margin-left:273.85pt;margin-top:806.2pt;width:47.6pt;height:9.4pt;z-index:-251640320;visibility:visible;mso-wrap-style:none;mso-width-percent:0;mso-height-percent:0;mso-wrap-distance-left:5pt;mso-wrap-distance-top:0;mso-wrap-distance-right:5pt;mso-wrap-distance-bottom:0;mso-position-horizontal:absolute;mso-position-horizontal-relative:page;mso-position-vertical:absolute;mso-position-vertical-relative:page;mso-width-percent:0;mso-height-percent:0;mso-width-relative:page;mso-height-relative:page;v-text-anchor:top" o:gfxdata="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" filled="f" stroked="f">
+            <v:shape id="Text Box 28" o:spid="_x0000_s1053" type="#_x0000_t202" style="position:absolute;margin-left:273.85pt;margin-top:806.2pt;width:47.6pt;height:9.4pt;z-index:-251640320;visibility:visible;mso-wrap-style:none;mso-width-percent:0;mso-height-percent:0;mso-wrap-distance-left:5pt;mso-wrap-distance-top:0;mso-wrap-distance-right:5pt;mso-wrap-distance-bottom:0;mso-position-horizontal:absolute;mso-position-horizontal-relative:page;mso-position-vertical:absolute;mso-position-vertical-relative:page;mso-width-percent:0;mso-height-percent:0;mso-width-relative:page;mso-height-relative:page;v-text-anchor:top" o:gfxdata="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" filled="f" stroked="f">
               <v:textbox style="mso-fit-shape-to-text:t" inset="0,0,0,0">
                 <w:txbxContent>
                   <w:p>
@@ -39908,6 +43205,212 @@
                         <w:rStyle w:val="Footnote2Constantia"/>
                       </w:rPr>
                       <w:fldChar w:fldCharType="end"/>
+                    </w:r>
+                  </w:p>
+                </w:txbxContent>
+              </v:textbox>
+              <w10:wrap anchorx="page" anchory="page"/>
+            </v:shape>
+          </w:pict>
+        </mc:Fallback>
+      </mc:AlternateContent>
+    </w:r>
+  </w:p>
+</w:ftr>
+</file>
+
+<file path=word/footer11.xml><?xml version="1.0" encoding="utf-8"?>
+<w:ftr xmlns:wpc="http://schemas.microsoft.com/office/word/2010/wordprocessingCanvas" xmlns:cx="http://schemas.microsoft.com/office/drawing/2014/chartex" xmlns:cx1="http://schemas.microsoft.com/office/drawing/2015/9/8/chartex" xmlns:cx2="http://schemas.microsoft.com/office/drawing/2015/10/21/chartex" xmlns:cx3="http://schemas.microsoft.com/office/drawing/2016/5/9/chartex" xmlns:cx4="http://schemas.microsoft.com/office/drawing/2016/5/10/chartex" xmlns:cx5="http://schemas.microsoft.com/office/drawing/2016/5/11/chartex" xmlns:cx6="http://schemas.microsoft.com/office/drawing/2016/5/12/chartex" xmlns:cx7="http://schemas.microsoft.com/office/drawing/2016/5/13/chartex" xmlns:cx8="http://schemas.microsoft.com/office/drawing/2016/5/14/chartex" xmlns:mc="http://schemas.openxmlformats.org/markup-compatibility/2006" xmlns:aink="http://schemas.microsoft.com/office/drawing/2016/ink" xmlns:am3d="http://schemas.microsoft.com/office/drawing/2017/model3d" xmlns:o="urn:schemas-microsoft-com:office:office" xmlns:oel="http://schemas.microsoft.com/office/2019/extlst" xmlns:r="http://schemas.openxmlformats.org/officeDocument/2006/relationships" xmlns:m="http://schemas.openxmlformats.org/officeDocument/2006/math" xmlns:v="urn:schemas-microsoft-com:vml" xmlns:wp14="http://schemas.microsoft.com/office/word/2010/wordprocessingDrawing" xmlns:wp="http://schemas.openxmlformats.org/drawingml/2006/wordprocessingDrawing" xmlns:w10="urn:schemas-microsoft-com:office:word" xmlns:w="http://schemas.openxmlformats.org/wordprocessingml/2006/main" xmlns:w14="http://schemas.microsoft.com/office/word/2010/wordml" xmlns:w15="http://schemas.microsoft.com/office/word/2012/wordml" xmlns:w16cex="http://schemas.microsoft.com/office/word/2018/wordml/cex" xmlns:w16cid="http://schemas.microsoft.com/office/word/2016/wordml/cid" xmlns:w16="http://schemas.microsoft.com/office/word/2018/wordml" xmlns:w16du="http://schemas.microsoft.com/office/word/2023/wordml/word16du" xmlns:w16sdtdh="http://schemas.microsoft.com/office/word/2020/wordml/sdtdatahash" xmlns:w16sdtfl="http://schemas.microsoft.com/office/word/2024/wordml/sdtformatlock" xmlns:w16se="http://schemas.microsoft.com/office/word/2015/wordml/symex" xmlns:wpg="http://schemas.microsoft.com/office/word/2010/wordprocessingGroup" xmlns:wpi="http://schemas.microsoft.com/office/word/2010/wordprocessingInk" xmlns:wne="http://schemas.microsoft.com/office/word/2006/wordml" xmlns:wps="http://schemas.microsoft.com/office/word/2010/wordprocessingShape" mc:Ignorable="w14 w15 w16se w16cid w16 w16cex w16sdtdh w16sdtfl w16du wp14">
+  <w:p>
+    <w:pPr>
+      <w:rPr>
+        <w:sz w:val="2"/>
+        <w:szCs w:val="2"/>
+      </w:rPr>
+    </w:pPr>
+    <w:r>
+      <w:pict w14:anchorId="697BC4BD">
+        <v:shapetype id="_x0000_t202" coordsize="21600,21600" o:spt="202" path="m,l,21600r21600,l21600,xe">
+          <v:stroke joinstyle="miter"/>
+          <v:path gradientshapeok="t" o:connecttype="rect"/>
+        </v:shapetype>
+        <v:shape id="_x0000_s1041" type="#_x0000_t202" style="position:absolute;margin-left:72.5pt;margin-top:713.05pt;width:467.5pt;height:8.9pt;z-index:-251634176;mso-wrap-distance-left:5pt;mso-wrap-distance-right:5pt;mso-position-horizontal-relative:page;mso-position-vertical-relative:page" wrapcoords="0 0" filled="f" stroked="f">
+          <v:textbox style="mso-fit-shape-to-text:t" inset="0,0,0,0">
+            <w:txbxContent>
+              <w:p>
+                <w:pPr>
+                  <w:tabs>
+                    <w:tab w:val="right" w:pos="9350"/>
+                  </w:tabs>
+                  <w:spacing w:line="240" w:lineRule="auto"/>
+                </w:pPr>
+                <w:r>
+                  <w:rPr>
+                    <w:rStyle w:val="Headerorfooter"/>
+                    <w:rFonts w:eastAsiaTheme="minorHAnsi"/>
+                  </w:rPr>
+                  <w:t>Дипломант: Магистърска Програма „ИТ</w:t>
+                </w:r>
+                <w:r>
+                  <w:rPr>
+                    <w:rStyle w:val="Headerorfooter"/>
+                    <w:rFonts w:eastAsiaTheme="minorHAnsi"/>
+                  </w:rPr>
+                  <w:tab/>
+                  <w:t>Научен ръководител: Доц. д-р Валерия Симеонова</w:t>
+                </w:r>
+              </w:p>
+            </w:txbxContent>
+          </v:textbox>
+          <w10:wrap anchorx="page" anchory="page"/>
+        </v:shape>
+      </w:pict>
+    </w:r>
+  </w:p>
+</w:ftr>
+</file>
+
+<file path=word/footer12.xml><?xml version="1.0" encoding="utf-8"?>
+<w:ftr xmlns:wpc="http://schemas.microsoft.com/office/word/2010/wordprocessingCanvas" xmlns:cx="http://schemas.microsoft.com/office/drawing/2014/chartex" xmlns:cx1="http://schemas.microsoft.com/office/drawing/2015/9/8/chartex" xmlns:cx2="http://schemas.microsoft.com/office/drawing/2015/10/21/chartex" xmlns:cx3="http://schemas.microsoft.com/office/drawing/2016/5/9/chartex" xmlns:cx4="http://schemas.microsoft.com/office/drawing/2016/5/10/chartex" xmlns:cx5="http://schemas.microsoft.com/office/drawing/2016/5/11/chartex" xmlns:cx6="http://schemas.microsoft.com/office/drawing/2016/5/12/chartex" xmlns:cx7="http://schemas.microsoft.com/office/drawing/2016/5/13/chartex" xmlns:cx8="http://schemas.microsoft.com/office/drawing/2016/5/14/chartex" xmlns:mc="http://schemas.openxmlformats.org/markup-compatibility/2006" xmlns:aink="http://schemas.microsoft.com/office/drawing/2016/ink" xmlns:am3d="http://schemas.microsoft.com/office/drawing/2017/model3d" xmlns:o="urn:schemas-microsoft-com:office:office" xmlns:oel="http://schemas.microsoft.com/office/2019/extlst" xmlns:r="http://schemas.openxmlformats.org/officeDocument/2006/relationships" xmlns:m="http://schemas.openxmlformats.org/officeDocument/2006/math" xmlns:v="urn:schemas-microsoft-com:vml" xmlns:wp14="http://schemas.microsoft.com/office/word/2010/wordprocessingDrawing" xmlns:wp="http://schemas.openxmlformats.org/drawingml/2006/wordprocessingDrawing" xmlns:w10="urn:schemas-microsoft-com:office:word" xmlns:w="http://schemas.openxmlformats.org/wordprocessingml/2006/main" xmlns:w14="http://schemas.microsoft.com/office/word/2010/wordml" xmlns:w15="http://schemas.microsoft.com/office/word/2012/wordml" xmlns:w16cex="http://schemas.microsoft.com/office/word/2018/wordml/cex" xmlns:w16cid="http://schemas.microsoft.com/office/word/2016/wordml/cid" xmlns:w16="http://schemas.microsoft.com/office/word/2018/wordml" xmlns:w16du="http://schemas.microsoft.com/office/word/2023/wordml/word16du" xmlns:w16sdtdh="http://schemas.microsoft.com/office/word/2020/wordml/sdtdatahash" xmlns:w16sdtfl="http://schemas.microsoft.com/office/word/2024/wordml/sdtformatlock" xmlns:w16se="http://schemas.microsoft.com/office/word/2015/wordml/symex" xmlns:wpg="http://schemas.microsoft.com/office/word/2010/wordprocessingGroup" xmlns:wpi="http://schemas.microsoft.com/office/word/2010/wordprocessingInk" xmlns:wne="http://schemas.microsoft.com/office/word/2006/wordml" xmlns:wps="http://schemas.microsoft.com/office/word/2010/wordprocessingShape" mc:Ignorable="w14 w15 w16se w16cid w16 w16cex w16sdtdh w16sdtfl w16du wp14">
+  <w:p>
+    <w:pPr>
+      <w:rPr>
+        <w:sz w:val="2"/>
+        <w:szCs w:val="2"/>
+      </w:rPr>
+    </w:pPr>
+    <w:r>
+      <w:rPr>
+        <w:noProof/>
+      </w:rPr>
+      <mc:AlternateContent>
+        <mc:Choice Requires="wps">
+          <w:drawing>
+            <wp:anchor distT="0" distB="0" distL="63500" distR="63500" simplePos="0" relativeHeight="251679232" behindDoc="1" locked="0" layoutInCell="1" allowOverlap="1" wp14:anchorId="7D02E56D" wp14:editId="05D4A6DC">
+              <wp:simplePos x="0" y="0"/>
+              <wp:positionH relativeFrom="page">
+                <wp:posOffset>920750</wp:posOffset>
+              </wp:positionH>
+              <wp:positionV relativeFrom="page">
+                <wp:posOffset>9055735</wp:posOffset>
+              </wp:positionV>
+              <wp:extent cx="5937250" cy="225425"/>
+              <wp:effectExtent l="0" t="0" r="0" b="0"/>
+              <wp:wrapNone/>
+              <wp:docPr id="281691934" name="Text Box 33"/>
+              <wp:cNvGraphicFramePr>
+                <a:graphicFrameLocks xmlns:a="http://schemas.openxmlformats.org/drawingml/2006/main"/>
+              </wp:cNvGraphicFramePr>
+              <a:graphic xmlns:a="http://schemas.openxmlformats.org/drawingml/2006/main">
+                <a:graphicData uri="http://schemas.microsoft.com/office/word/2010/wordprocessingShape">
+                  <wps:wsp>
+                    <wps:cNvSpPr txBox="1">
+                      <a:spLocks noChangeArrowheads="1"/>
+                    </wps:cNvSpPr>
+                    <wps:spPr bwMode="auto">
+                      <a:xfrm>
+                        <a:off x="0" y="0"/>
+                        <a:ext cx="5937250" cy="225425"/>
+                      </a:xfrm>
+                      <a:prstGeom prst="rect">
+                        <a:avLst/>
+                      </a:prstGeom>
+                      <a:noFill/>
+                      <a:ln>
+                        <a:noFill/>
+                      </a:ln>
+                      <a:extLst>
+                        <a:ext uri="{909E8E84-426E-40DD-AFC4-6F175D3DCCD1}">
+                          <a14:hiddenFill xmlns:a14="http://schemas.microsoft.com/office/drawing/2010/main">
+                            <a:solidFill>
+                              <a:srgbClr val="FFFFFF"/>
+                            </a:solidFill>
+                          </a14:hiddenFill>
+                        </a:ext>
+                        <a:ext uri="{91240B29-F687-4F45-9708-019B960494DF}">
+                          <a14:hiddenLine xmlns:a14="http://schemas.microsoft.com/office/drawing/2010/main" w="9525">
+                            <a:solidFill>
+                              <a:srgbClr val="000000"/>
+                            </a:solidFill>
+                            <a:miter lim="800000"/>
+                            <a:headEnd/>
+                            <a:tailEnd/>
+                          </a14:hiddenLine>
+                        </a:ext>
+                      </a:extLst>
+                    </wps:spPr>
+                    <wps:txbx>
+                      <w:txbxContent>
+                        <w:p>
+                          <w:pPr>
+                            <w:tabs>
+                              <w:tab w:val="right" w:pos="9350"/>
+                            </w:tabs>
+                            <w:spacing w:line="240" w:lineRule="auto"/>
+                          </w:pPr>
+                          <w:r>
+                            <w:rPr>
+                              <w:rStyle w:val="Headerorfooter"/>
+                              <w:rFonts w:eastAsiaTheme="minorHAnsi"/>
+                            </w:rPr>
+                            <w:t>Дипломант: Магистърска Програма „ИТ</w:t>
+                          </w:r>
+                          <w:r>
+                            <w:rPr>
+                              <w:rStyle w:val="Headerorfooter"/>
+                              <w:rFonts w:eastAsiaTheme="minorHAnsi"/>
+                            </w:rPr>
+                            <w:tab/>
+                            <w:t>Научен ръководител: Доц. д-р Валерия Симеонова</w:t>
+                          </w:r>
+                        </w:p>
+                      </w:txbxContent>
+                    </wps:txbx>
+                    <wps:bodyPr rot="0" vert="horz" wrap="square" lIns="0" tIns="0" rIns="0" bIns="0" anchor="t" anchorCtr="0" upright="1">
+                      <a:spAutoFit/>
+                    </wps:bodyPr>
+                  </wps:wsp>
+                </a:graphicData>
+              </a:graphic>
+              <wp14:sizeRelH relativeFrom="page">
+                <wp14:pctWidth>0</wp14:pctWidth>
+              </wp14:sizeRelH>
+              <wp14:sizeRelV relativeFrom="page">
+                <wp14:pctHeight>0</wp14:pctHeight>
+              </wp14:sizeRelV>
+            </wp:anchor>
+          </w:drawing>
+        </mc:Choice>
+        <mc:Fallback>
+          <w:pict>
+            <v:shapetype w14:anchorId="7D02E56D" id="_x0000_t202" coordsize="21600,21600" o:spt="202" path="m,l,21600r21600,l21600,xe">
+              <v:stroke joinstyle="miter"/>
+              <v:path gradientshapeok="t" o:connecttype="rect"/>
+            </v:shapetype>
+            <v:shape id="Text Box 33" o:spid="_x0000_s1055" type="#_x0000_t202" style="position:absolute;margin-left:72.5pt;margin-top:713.05pt;width:467.5pt;height:17.75pt;z-index:-251637248;visibility:visible;mso-wrap-style:square;mso-width-percent:0;mso-height-percent:0;mso-wrap-distance-left:5pt;mso-wrap-distance-top:0;mso-wrap-distance-right:5pt;mso-wrap-distance-bottom:0;mso-position-horizontal:absolute;mso-position-horizontal-relative:page;mso-position-vertical:absolute;mso-position-vertical-relative:page;mso-width-percent:0;mso-height-percent:0;mso-width-relative:page;mso-height-relative:page;v-text-anchor:top" o:gfxdata="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" filled="f" stroked="f">
+              <v:textbox style="mso-fit-shape-to-text:t" inset="0,0,0,0">
+                <w:txbxContent>
+                  <w:p>
+                    <w:pPr>
+                      <w:tabs>
+                        <w:tab w:val="right" w:pos="9350"/>
+                      </w:tabs>
+                      <w:spacing w:line="240" w:lineRule="auto"/>
+                    </w:pPr>
+                    <w:r>
+                      <w:rPr>
+                        <w:rStyle w:val="Headerorfooter"/>
+                        <w:rFonts w:eastAsiaTheme="minorHAnsi"/>
+                      </w:rPr>
+                      <w:t>Дипломант: Магистърска Програма „ИТ</w:t>
+                    </w:r>
+                    <w:r>
+                      <w:rPr>
+                        <w:rStyle w:val="Headerorfooter"/>
+                        <w:rFonts w:eastAsiaTheme="minorHAnsi"/>
+                      </w:rPr>
+                      <w:tab/>
+                      <w:t>Научен ръководител: Доц. д-р Валерия Симеонова</w:t>
                     </w:r>
                   </w:p>
                 </w:txbxContent>
@@ -40243,7 +43746,7 @@
               <v:stroke joinstyle="miter"/>
               <v:path gradientshapeok="t" o:connecttype="rect"/>
             </v:shapetype>
-            <v:shape id="Text Box 19" o:spid="_x0000_s1044" type="#_x0000_t202" style="position:absolute;margin-left:273.55pt;margin-top:805.9pt;width:47.6pt;height:9.4pt;z-index:-251649536;visibility:visible;mso-wrap-style:none;mso-width-percent:0;mso-height-percent:0;mso-wrap-distance-left:5pt;mso-wrap-distance-top:0;mso-wrap-distance-right:5pt;mso-wrap-distance-bottom:0;mso-position-horizontal:absolute;mso-position-horizontal-relative:page;mso-position-vertical:absolute;mso-position-vertical-relative:page;mso-width-percent:0;mso-height-percent:0;mso-width-relative:page;mso-height-relative:page;v-text-anchor:top" o:gfxdata="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" filled="f" stroked="f">
+            <v:shape id="Text Box 19" o:spid="_x0000_s1044" type="#_x0000_t202" style="position:absolute;margin-left:273.55pt;margin-top:805.9pt;width:47.6pt;height:9.4pt;z-index:-251649536;visibility:visible;mso-wrap-style:none;mso-width-percent:0;mso-height-percent:0;mso-wrap-distance-left:5pt;mso-wrap-distance-top:0;mso-wrap-distance-right:5pt;mso-wrap-distance-bottom:0;mso-position-horizontal:absolute;mso-position-horizontal-relative:page;mso-position-vertical:absolute;mso-position-vertical-relative:page;mso-width-percent:0;mso-height-percent:0;mso-width-relative:page;mso-height-relative:page;v-text-anchor:top" o:gfxdata="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" filled="f" stroked="f">
               <v:textbox style="mso-fit-shape-to-text:t" inset="0,0,0,0">
                 <w:txbxContent>
                   <w:p>
@@ -40424,7 +43927,7 @@
               <v:stroke joinstyle="miter"/>
               <v:path gradientshapeok="t" o:connecttype="rect"/>
             </v:shapetype>
-            <v:shape id="Text Box 20" o:spid="_x0000_s1045" type="#_x0000_t202" style="position:absolute;margin-left:273.6pt;margin-top:805.9pt;width:47.6pt;height:9.4pt;z-index:-251648512;visibility:visible;mso-wrap-style:none;mso-width-percent:0;mso-height-percent:0;mso-wrap-distance-left:5pt;mso-wrap-distance-top:0;mso-wrap-distance-right:5pt;mso-wrap-distance-bottom:0;mso-position-horizontal:absolute;mso-position-horizontal-relative:page;mso-position-vertical:absolute;mso-position-vertical-relative:page;mso-width-percent:0;mso-height-percent:0;mso-width-relative:page;mso-height-relative:page;v-text-anchor:top" o:gfxdata="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" filled="f" stroked="f">
+            <v:shape id="Text Box 20" o:spid="_x0000_s1045" type="#_x0000_t202" style="position:absolute;margin-left:273.6pt;margin-top:805.9pt;width:47.6pt;height:9.4pt;z-index:-251648512;visibility:visible;mso-wrap-style:none;mso-width-percent:0;mso-height-percent:0;mso-wrap-distance-left:5pt;mso-wrap-distance-top:0;mso-wrap-distance-right:5pt;mso-wrap-distance-bottom:0;mso-position-horizontal:absolute;mso-position-horizontal-relative:page;mso-position-vertical:absolute;mso-position-vertical-relative:page;mso-width-percent:0;mso-height-percent:0;mso-width-relative:page;mso-height-relative:page;v-text-anchor:top" o:gfxdata="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" filled="f" stroked="f">
               <v:textbox style="mso-fit-shape-to-text:t" inset="0,0,0,0">
                 <w:txbxContent>
                   <w:p>
@@ -40605,7 +44108,7 @@
               <v:stroke joinstyle="miter"/>
               <v:path gradientshapeok="t" o:connecttype="rect"/>
             </v:shapetype>
-            <v:shape id="Text Box 22" o:spid="_x0000_s1047" type="#_x0000_t202" style="position:absolute;margin-left:273.85pt;margin-top:806.2pt;width:47.6pt;height:9.4pt;z-index:-251646464;visibility:visible;mso-wrap-style:none;mso-width-percent:0;mso-height-percent:0;mso-wrap-distance-left:5pt;mso-wrap-distance-top:0;mso-wrap-distance-right:5pt;mso-wrap-distance-bottom:0;mso-position-horizontal:absolute;mso-position-horizontal-relative:page;mso-position-vertical:absolute;mso-position-vertical-relative:page;mso-width-percent:0;mso-height-percent:0;mso-width-relative:page;mso-height-relative:page;v-text-anchor:top" o:gfxdata="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" filled="f" stroked="f">
+            <v:shape id="Text Box 22" o:spid="_x0000_s1047" type="#_x0000_t202" style="position:absolute;margin-left:273.85pt;margin-top:806.2pt;width:47.6pt;height:9.4pt;z-index:-251646464;visibility:visible;mso-wrap-style:none;mso-width-percent:0;mso-height-percent:0;mso-wrap-distance-left:5pt;mso-wrap-distance-top:0;mso-wrap-distance-right:5pt;mso-wrap-distance-bottom:0;mso-position-horizontal:absolute;mso-position-horizontal-relative:page;mso-position-vertical:absolute;mso-position-vertical-relative:page;mso-width-percent:0;mso-height-percent:0;mso-width-relative:page;mso-height-relative:page;v-text-anchor:top" o:gfxdata="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" filled="f" stroked="f">
               <v:textbox style="mso-fit-shape-to-text:t" inset="0,0,0,0">
                 <w:txbxContent>
                   <w:p>
@@ -40786,7 +44289,7 @@
               <v:stroke joinstyle="miter"/>
               <v:path gradientshapeok="t" o:connecttype="rect"/>
             </v:shapetype>
-            <v:shape id="Text Box 25" o:spid="_x0000_s1050" type="#_x0000_t202" style="position:absolute;margin-left:273.6pt;margin-top:806.1pt;width:47.6pt;height:9.4pt;z-index:-251643392;visibility:visible;mso-wrap-style:none;mso-width-percent:0;mso-height-percent:0;mso-wrap-distance-left:5pt;mso-wrap-distance-top:0;mso-wrap-distance-right:5pt;mso-wrap-distance-bottom:0;mso-position-horizontal:absolute;mso-position-horizontal-relative:page;mso-position-vertical:absolute;mso-position-vertical-relative:page;mso-width-percent:0;mso-height-percent:0;mso-width-relative:page;mso-height-relative:page;v-text-anchor:top" o:gfxdata="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" filled="f" stroked="f">
+            <v:shape id="Text Box 25" o:spid="_x0000_s1050" type="#_x0000_t202" style="position:absolute;margin-left:273.6pt;margin-top:806.1pt;width:47.6pt;height:9.4pt;z-index:-251643392;visibility:visible;mso-wrap-style:none;mso-width-percent:0;mso-height-percent:0;mso-wrap-distance-left:5pt;mso-wrap-distance-top:0;mso-wrap-distance-right:5pt;mso-wrap-distance-bottom:0;mso-position-horizontal:absolute;mso-position-horizontal-relative:page;mso-position-vertical:absolute;mso-position-vertical-relative:page;mso-width-percent:0;mso-height-percent:0;mso-width-relative:page;mso-height-relative:page;v-text-anchor:top" o:gfxdata="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" filled="f" stroked="f">
               <v:textbox style="mso-fit-shape-to-text:t" inset="0,0,0,0">
                 <w:txbxContent>
                   <w:p>
@@ -40967,7 +44470,7 @@
               <v:stroke joinstyle="miter"/>
               <v:path gradientshapeok="t" o:connecttype="rect"/>
             </v:shapetype>
-            <v:shape id="Text Box 26" o:spid="_x0000_s1051" type="#_x0000_t202" style="position:absolute;margin-left:273.6pt;margin-top:805.9pt;width:47.6pt;height:9.4pt;z-index:-251642368;visibility:visible;mso-wrap-style:none;mso-width-percent:0;mso-height-percent:0;mso-wrap-distance-left:5pt;mso-wrap-distance-top:0;mso-wrap-distance-right:5pt;mso-wrap-distance-bottom:0;mso-position-horizontal:absolute;mso-position-horizontal-relative:page;mso-position-vertical:absolute;mso-position-vertical-relative:page;mso-width-percent:0;mso-height-percent:0;mso-width-relative:page;mso-height-relative:page;v-text-anchor:top" o:gfxdata="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" filled="f" stroked="f">
+            <v:shape id="Text Box 26" o:spid="_x0000_s1051" type="#_x0000_t202" style="position:absolute;margin-left:273.6pt;margin-top:805.9pt;width:47.6pt;height:9.4pt;z-index:-251642368;visibility:visible;mso-wrap-style:none;mso-width-percent:0;mso-height-percent:0;mso-wrap-distance-left:5pt;mso-wrap-distance-top:0;mso-wrap-distance-right:5pt;mso-wrap-distance-bottom:0;mso-position-horizontal:absolute;mso-position-horizontal-relative:page;mso-position-vertical:absolute;mso-position-vertical-relative:page;mso-width-percent:0;mso-height-percent:0;mso-width-relative:page;mso-height-relative:page;v-text-anchor:top" o:gfxdata="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" filled="f" stroked="f">
               <v:textbox style="mso-fit-shape-to-text:t" inset="0,0,0,0">
                 <w:txbxContent>
                   <w:p>
@@ -41534,7 +45037,7 @@
               <v:stroke joinstyle="miter"/>
               <v:path gradientshapeok="t" o:connecttype="rect"/>
             </v:shapetype>
-            <v:shape id="Text Box 1" o:spid="_x0000_s1040" type="#_x0000_t202" style="position:absolute;margin-left:72.45pt;margin-top:50pt;width:431.45pt;height:10.35pt;z-index:-251659776;visibility:visible;mso-wrap-style:none;mso-width-percent:0;mso-height-percent:0;mso-wrap-distance-left:5pt;mso-wrap-distance-top:0;mso-wrap-distance-right:5pt;mso-wrap-distance-bottom:0;mso-position-horizontal:absolute;mso-position-horizontal-relative:page;mso-position-vertical:absolute;mso-position-vertical-relative:page;mso-width-percent:0;mso-height-percent:0;mso-width-relative:page;mso-height-relative:page;v-text-anchor:top" o:gfxdata="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" filled="f" stroked="f">
+            <v:shape id="Text Box 1" o:spid="_x0000_s1040" type="#_x0000_t202" style="position:absolute;margin-left:72.45pt;margin-top:50pt;width:431.45pt;height:10.35pt;z-index:-251659776;visibility:visible;mso-wrap-style:none;mso-width-percent:0;mso-height-percent:0;mso-wrap-distance-left:5pt;mso-wrap-distance-top:0;mso-wrap-distance-right:5pt;mso-wrap-distance-bottom:0;mso-position-horizontal:absolute;mso-position-horizontal-relative:page;mso-position-vertical:absolute;mso-position-vertical-relative:page;mso-width-percent:0;mso-height-percent:0;mso-width-relative:page;mso-height-relative:page;v-text-anchor:top" o:gfxdata="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" filled="f" stroked="f">
               <v:textbox style="mso-fit-shape-to-text:t" inset="0,0,0,0">
                 <w:txbxContent>
                   <w:p>
@@ -41555,6 +45058,182 @@
                         <w:bCs w:val="0"/>
                       </w:rPr>
                       <w:t>МАГИСТЪРСКАТЕЗА — СУ „КЛИМЕНТ ОХРИДСКИ</w:t>
+                    </w:r>
+                  </w:p>
+                </w:txbxContent>
+              </v:textbox>
+              <w10:wrap anchorx="page" anchory="page"/>
+            </v:shape>
+          </w:pict>
+        </mc:Fallback>
+      </mc:AlternateContent>
+    </w:r>
+  </w:p>
+</w:hdr>
+</file>
+
+<file path=word/header10.xml><?xml version="1.0" encoding="utf-8"?>
+<w:hdr xmlns:wpc="http://schemas.microsoft.com/office/word/2010/wordprocessingCanvas" xmlns:cx="http://schemas.microsoft.com/office/drawing/2014/chartex" xmlns:cx1="http://schemas.microsoft.com/office/drawing/2015/9/8/chartex" xmlns:cx2="http://schemas.microsoft.com/office/drawing/2015/10/21/chartex" xmlns:cx3="http://schemas.microsoft.com/office/drawing/2016/5/9/chartex" xmlns:cx4="http://schemas.microsoft.com/office/drawing/2016/5/10/chartex" xmlns:cx5="http://schemas.microsoft.com/office/drawing/2016/5/11/chartex" xmlns:cx6="http://schemas.microsoft.com/office/drawing/2016/5/12/chartex" xmlns:cx7="http://schemas.microsoft.com/office/drawing/2016/5/13/chartex" xmlns:cx8="http://schemas.microsoft.com/office/drawing/2016/5/14/chartex" xmlns:mc="http://schemas.openxmlformats.org/markup-compatibility/2006" xmlns:aink="http://schemas.microsoft.com/office/drawing/2016/ink" xmlns:am3d="http://schemas.microsoft.com/office/drawing/2017/model3d" xmlns:o="urn:schemas-microsoft-com:office:office" xmlns:oel="http://schemas.microsoft.com/office/2019/extlst" xmlns:r="http://schemas.openxmlformats.org/officeDocument/2006/relationships" xmlns:m="http://schemas.openxmlformats.org/officeDocument/2006/math" xmlns:v="urn:schemas-microsoft-com:vml" xmlns:wp14="http://schemas.microsoft.com/office/word/2010/wordprocessingDrawing" xmlns:wp="http://schemas.openxmlformats.org/drawingml/2006/wordprocessingDrawing" xmlns:w10="urn:schemas-microsoft-com:office:word" xmlns:w="http://schemas.openxmlformats.org/wordprocessingml/2006/main" xmlns:w14="http://schemas.microsoft.com/office/word/2010/wordml" xmlns:w15="http://schemas.microsoft.com/office/word/2012/wordml" xmlns:w16cex="http://schemas.microsoft.com/office/word/2018/wordml/cex" xmlns:w16cid="http://schemas.microsoft.com/office/word/2016/wordml/cid" xmlns:w16="http://schemas.microsoft.com/office/word/2018/wordml" xmlns:w16du="http://schemas.microsoft.com/office/word/2023/wordml/word16du" xmlns:w16sdtdh="http://schemas.microsoft.com/office/word/2020/wordml/sdtdatahash" xmlns:w16sdtfl="http://schemas.microsoft.com/office/word/2024/wordml/sdtformatlock" xmlns:w16se="http://schemas.microsoft.com/office/word/2015/wordml/symex" xmlns:wpg="http://schemas.microsoft.com/office/word/2010/wordprocessingGroup" xmlns:wpi="http://schemas.microsoft.com/office/word/2010/wordprocessingInk" xmlns:wne="http://schemas.microsoft.com/office/word/2006/wordml" xmlns:wps="http://schemas.microsoft.com/office/word/2010/wordprocessingShape" mc:Ignorable="w14 w15 w16se w16cid w16 w16cex w16sdtdh w16sdtfl w16du wp14">
+  <w:p>
+    <w:pPr>
+      <w:rPr>
+        <w:sz w:val="2"/>
+        <w:szCs w:val="2"/>
+      </w:rPr>
+    </w:pPr>
+    <w:r>
+      <w:pict w14:anchorId="2C6994BC">
+        <v:shapetype id="_x0000_t202" coordsize="21600,21600" o:spt="202" path="m,l,21600r21600,l21600,xe">
+          <v:stroke joinstyle="miter"/>
+          <v:path gradientshapeok="t" o:connecttype="rect"/>
+        </v:shapetype>
+        <v:shape id="_x0000_s1040" type="#_x0000_t202" style="position:absolute;margin-left:136.8pt;margin-top:39.85pt;width:338.65pt;height:11.75pt;z-index:-251635200;mso-wrap-style:none;mso-wrap-distance-left:5pt;mso-wrap-distance-right:5pt;mso-position-horizontal-relative:page;mso-position-vertical-relative:page" wrapcoords="0 0" filled="f" stroked="f">
+          <v:textbox style="mso-fit-shape-to-text:t" inset="0,0,0,0">
+            <w:txbxContent>
+              <w:p>
+                <w:pPr>
+                  <w:shd w:val="clear" w:color="auto" w:fill="000000"/>
+                  <w:spacing w:line="240" w:lineRule="auto"/>
+                </w:pPr>
+                <w:r>
+                  <w:rPr>
+                    <w:rStyle w:val="Headerorfooter11pt"/>
+                    <w:rFonts w:eastAsiaTheme="minorHAnsi"/>
+                  </w:rPr>
+                  <w:t>СОФИЙСКИ УНИВЕРСИТЕТ „СВ. КЛИМЕНТ ОХРИДСКИ"</w:t>
+                </w:r>
+              </w:p>
+            </w:txbxContent>
+          </v:textbox>
+          <w10:wrap anchorx="page" anchory="page"/>
+        </v:shape>
+      </w:pict>
+    </w:r>
+  </w:p>
+</w:hdr>
+</file>
+
+<file path=word/header11.xml><?xml version="1.0" encoding="utf-8"?>
+<w:hdr xmlns:wpc="http://schemas.microsoft.com/office/word/2010/wordprocessingCanvas" xmlns:cx="http://schemas.microsoft.com/office/drawing/2014/chartex" xmlns:cx1="http://schemas.microsoft.com/office/drawing/2015/9/8/chartex" xmlns:cx2="http://schemas.microsoft.com/office/drawing/2015/10/21/chartex" xmlns:cx3="http://schemas.microsoft.com/office/drawing/2016/5/9/chartex" xmlns:cx4="http://schemas.microsoft.com/office/drawing/2016/5/10/chartex" xmlns:cx5="http://schemas.microsoft.com/office/drawing/2016/5/11/chartex" xmlns:cx6="http://schemas.microsoft.com/office/drawing/2016/5/12/chartex" xmlns:cx7="http://schemas.microsoft.com/office/drawing/2016/5/13/chartex" xmlns:cx8="http://schemas.microsoft.com/office/drawing/2016/5/14/chartex" xmlns:mc="http://schemas.openxmlformats.org/markup-compatibility/2006" xmlns:aink="http://schemas.microsoft.com/office/drawing/2016/ink" xmlns:am3d="http://schemas.microsoft.com/office/drawing/2017/model3d" xmlns:o="urn:schemas-microsoft-com:office:office" xmlns:oel="http://schemas.microsoft.com/office/2019/extlst" xmlns:r="http://schemas.openxmlformats.org/officeDocument/2006/relationships" xmlns:m="http://schemas.openxmlformats.org/officeDocument/2006/math" xmlns:v="urn:schemas-microsoft-com:vml" xmlns:wp14="http://schemas.microsoft.com/office/word/2010/wordprocessingDrawing" xmlns:wp="http://schemas.openxmlformats.org/drawingml/2006/wordprocessingDrawing" xmlns:w10="urn:schemas-microsoft-com:office:word" xmlns:w="http://schemas.openxmlformats.org/wordprocessingml/2006/main" xmlns:w14="http://schemas.microsoft.com/office/word/2010/wordml" xmlns:w15="http://schemas.microsoft.com/office/word/2012/wordml" xmlns:w16cex="http://schemas.microsoft.com/office/word/2018/wordml/cex" xmlns:w16cid="http://schemas.microsoft.com/office/word/2016/wordml/cid" xmlns:w16="http://schemas.microsoft.com/office/word/2018/wordml" xmlns:w16du="http://schemas.microsoft.com/office/word/2023/wordml/word16du" xmlns:w16sdtdh="http://schemas.microsoft.com/office/word/2020/wordml/sdtdatahash" xmlns:w16sdtfl="http://schemas.microsoft.com/office/word/2024/wordml/sdtformatlock" xmlns:w16se="http://schemas.microsoft.com/office/word/2015/wordml/symex" xmlns:wpg="http://schemas.microsoft.com/office/word/2010/wordprocessingGroup" xmlns:wpi="http://schemas.microsoft.com/office/word/2010/wordprocessingInk" xmlns:wne="http://schemas.microsoft.com/office/word/2006/wordml" xmlns:wps="http://schemas.microsoft.com/office/word/2010/wordprocessingShape" mc:Ignorable="w14 w15 w16se w16cid w16 w16cex w16sdtdh w16sdtfl w16du wp14">
+  <w:p>
+    <w:pPr>
+      <w:rPr>
+        <w:sz w:val="2"/>
+        <w:szCs w:val="2"/>
+      </w:rPr>
+    </w:pPr>
+    <w:r>
+      <w:rPr>
+        <w:noProof/>
+      </w:rPr>
+      <mc:AlternateContent>
+        <mc:Choice Requires="wps">
+          <w:drawing>
+            <wp:anchor distT="0" distB="0" distL="63500" distR="63500" simplePos="0" relativeHeight="251678208" behindDoc="1" locked="0" layoutInCell="1" allowOverlap="1" wp14:anchorId="14F7AF0B" wp14:editId="3A666ABB">
+              <wp:simplePos x="0" y="0"/>
+              <wp:positionH relativeFrom="page">
+                <wp:posOffset>1737360</wp:posOffset>
+              </wp:positionH>
+              <wp:positionV relativeFrom="page">
+                <wp:posOffset>506095</wp:posOffset>
+              </wp:positionV>
+              <wp:extent cx="3998595" cy="262255"/>
+              <wp:effectExtent l="3810" t="1270" r="0" b="3175"/>
+              <wp:wrapNone/>
+              <wp:docPr id="1739020280" name="Text Box 32"/>
+              <wp:cNvGraphicFramePr>
+                <a:graphicFrameLocks xmlns:a="http://schemas.openxmlformats.org/drawingml/2006/main"/>
+              </wp:cNvGraphicFramePr>
+              <a:graphic xmlns:a="http://schemas.openxmlformats.org/drawingml/2006/main">
+                <a:graphicData uri="http://schemas.microsoft.com/office/word/2010/wordprocessingShape">
+                  <wps:wsp>
+                    <wps:cNvSpPr txBox="1">
+                      <a:spLocks noChangeArrowheads="1"/>
+                    </wps:cNvSpPr>
+                    <wps:spPr bwMode="auto">
+                      <a:xfrm>
+                        <a:off x="0" y="0"/>
+                        <a:ext cx="3998595" cy="262255"/>
+                      </a:xfrm>
+                      <a:prstGeom prst="rect">
+                        <a:avLst/>
+                      </a:prstGeom>
+                      <a:noFill/>
+                      <a:ln>
+                        <a:noFill/>
+                      </a:ln>
+                      <a:extLst>
+                        <a:ext uri="{909E8E84-426E-40DD-AFC4-6F175D3DCCD1}">
+                          <a14:hiddenFill xmlns:a14="http://schemas.microsoft.com/office/drawing/2010/main">
+                            <a:solidFill>
+                              <a:srgbClr val="FFFFFF"/>
+                            </a:solidFill>
+                          </a14:hiddenFill>
+                        </a:ext>
+                        <a:ext uri="{91240B29-F687-4F45-9708-019B960494DF}">
+                          <a14:hiddenLine xmlns:a14="http://schemas.microsoft.com/office/drawing/2010/main" w="9525">
+                            <a:solidFill>
+                              <a:srgbClr val="000000"/>
+                            </a:solidFill>
+                            <a:miter lim="800000"/>
+                            <a:headEnd/>
+                            <a:tailEnd/>
+                          </a14:hiddenLine>
+                        </a:ext>
+                      </a:extLst>
+                    </wps:spPr>
+                    <wps:txbx>
+                      <w:txbxContent>
+                        <w:p>
+                          <w:pPr>
+                            <w:shd w:val="clear" w:color="auto" w:fill="000000"/>
+                            <w:spacing w:line="240" w:lineRule="auto"/>
+                          </w:pPr>
+                          <w:r>
+                            <w:rPr>
+                              <w:rStyle w:val="Headerorfooter11pt"/>
+                              <w:rFonts w:eastAsiaTheme="minorHAnsi"/>
+                            </w:rPr>
+                            <w:t>СОФИЙСКИ УНИВЕРСИТЕТ „СВ. КЛИМЕНТ ОХРИДСКИ"</w:t>
+                          </w:r>
+                        </w:p>
+                      </w:txbxContent>
+                    </wps:txbx>
+                    <wps:bodyPr rot="0" vert="horz" wrap="none" lIns="0" tIns="0" rIns="0" bIns="0" anchor="t" anchorCtr="0" upright="1">
+                      <a:spAutoFit/>
+                    </wps:bodyPr>
+                  </wps:wsp>
+                </a:graphicData>
+              </a:graphic>
+              <wp14:sizeRelH relativeFrom="page">
+                <wp14:pctWidth>0</wp14:pctWidth>
+              </wp14:sizeRelH>
+              <wp14:sizeRelV relativeFrom="page">
+                <wp14:pctHeight>0</wp14:pctHeight>
+              </wp14:sizeRelV>
+            </wp:anchor>
+          </w:drawing>
+        </mc:Choice>
+        <mc:Fallback>
+          <w:pict>
+            <v:shapetype w14:anchorId="14F7AF0B" id="_x0000_t202" coordsize="21600,21600" o:spt="202" path="m,l,21600r21600,l21600,xe">
+              <v:stroke joinstyle="miter"/>
+              <v:path gradientshapeok="t" o:connecttype="rect"/>
+            </v:shapetype>
+            <v:shape id="Text Box 32" o:spid="_x0000_s1054" type="#_x0000_t202" style="position:absolute;margin-left:136.8pt;margin-top:39.85pt;width:314.85pt;height:20.65pt;z-index:-251638272;visibility:visible;mso-wrap-style:none;mso-width-percent:0;mso-height-percent:0;mso-wrap-distance-left:5pt;mso-wrap-distance-top:0;mso-wrap-distance-right:5pt;mso-wrap-distance-bottom:0;mso-position-horizontal:absolute;mso-position-horizontal-relative:page;mso-position-vertical:absolute;mso-position-vertical-relative:page;mso-width-percent:0;mso-height-percent:0;mso-width-relative:page;mso-height-relative:page;v-text-anchor:top" o:gfxdata="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" filled="f" stroked="f">
+              <v:textbox style="mso-fit-shape-to-text:t" inset="0,0,0,0">
+                <w:txbxContent>
+                  <w:p>
+                    <w:pPr>
+                      <w:shd w:val="clear" w:color="auto" w:fill="000000"/>
+                      <w:spacing w:line="240" w:lineRule="auto"/>
+                    </w:pPr>
+                    <w:r>
+                      <w:rPr>
+                        <w:rStyle w:val="Headerorfooter11pt"/>
+                        <w:rFonts w:eastAsiaTheme="minorHAnsi"/>
+                      </w:rPr>
+                      <w:t>СОФИЙСКИ УНИВЕРСИТЕТ „СВ. КЛИМЕНТ ОХРИДСКИ"</w:t>
                     </w:r>
                   </w:p>
                 </w:txbxContent>
@@ -41755,7 +45434,7 @@
               <v:stroke joinstyle="miter"/>
               <v:path gradientshapeok="t" o:connecttype="rect"/>
             </v:shapetype>
-            <v:shape id="_x0000_s1042" type="#_x0000_t202" style="position:absolute;margin-left:54.05pt;margin-top:38.9pt;width:473.15pt;height:8.8pt;z-index:-251651584;visibility:visible;mso-wrap-style:none;mso-width-percent:0;mso-height-percent:0;mso-wrap-distance-left:5pt;mso-wrap-distance-top:0;mso-wrap-distance-right:5pt;mso-wrap-distance-bottom:0;mso-position-horizontal:absolute;mso-position-horizontal-relative:page;mso-position-vertical:absolute;mso-position-vertical-relative:page;mso-width-percent:0;mso-height-percent:0;mso-width-relative:page;mso-height-relative:page;v-text-anchor:top" o:gfxdata="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" filled="f" stroked="f">
+            <v:shape id="_x0000_s1042" type="#_x0000_t202" style="position:absolute;margin-left:54.05pt;margin-top:38.9pt;width:473.15pt;height:8.8pt;z-index:-251651584;visibility:visible;mso-wrap-style:none;mso-width-percent:0;mso-height-percent:0;mso-wrap-distance-left:5pt;mso-wrap-distance-top:0;mso-wrap-distance-right:5pt;mso-wrap-distance-bottom:0;mso-position-horizontal:absolute;mso-position-horizontal-relative:page;mso-position-vertical:absolute;mso-position-vertical-relative:page;mso-width-percent:0;mso-height-percent:0;mso-width-relative:page;mso-height-relative:page;v-text-anchor:top" o:gfxdata="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" filled="f" stroked="f">
               <v:textbox style="mso-fit-shape-to-text:t" inset="0,0,0,0">
                 <w:txbxContent>
                   <w:p>
@@ -41888,7 +45567,7 @@
               <v:stroke joinstyle="miter"/>
               <v:path gradientshapeok="t" o:connecttype="rect"/>
             </v:shapetype>
-            <v:shape id="Text Box 18" o:spid="_x0000_s1043" type="#_x0000_t202" style="position:absolute;margin-left:54.1pt;margin-top:38.8pt;width:471.6pt;height:8.8pt;z-index:-251650560;visibility:visible;mso-wrap-style:none;mso-width-percent:0;mso-height-percent:0;mso-wrap-distance-left:5pt;mso-wrap-distance-top:0;mso-wrap-distance-right:5pt;mso-wrap-distance-bottom:0;mso-position-horizontal:absolute;mso-position-horizontal-relative:page;mso-position-vertical:absolute;mso-position-vertical-relative:page;mso-width-percent:0;mso-height-percent:0;mso-width-relative:page;mso-height-relative:page;v-text-anchor:top" o:gfxdata="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" filled="f" stroked="f">
+            <v:shape id="Text Box 18" o:spid="_x0000_s1043" type="#_x0000_t202" style="position:absolute;margin-left:54.1pt;margin-top:38.8pt;width:471.6pt;height:8.8pt;z-index:-251650560;visibility:visible;mso-wrap-style:none;mso-width-percent:0;mso-height-percent:0;mso-wrap-distance-left:5pt;mso-wrap-distance-top:0;mso-wrap-distance-right:5pt;mso-wrap-distance-bottom:0;mso-position-horizontal:absolute;mso-position-horizontal-relative:page;mso-position-vertical:absolute;mso-position-vertical-relative:page;mso-width-percent:0;mso-height-percent:0;mso-width-relative:page;mso-height-relative:page;v-text-anchor:top" o:gfxdata="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" filled="f" stroked="f">
               <v:textbox style="mso-fit-shape-to-text:t" inset="0,0,0,0">
                 <w:txbxContent>
                   <w:p>
@@ -42021,7 +45700,7 @@
               <v:stroke joinstyle="miter"/>
               <v:path gradientshapeok="t" o:connecttype="rect"/>
             </v:shapetype>
-            <v:shape id="Text Box 21" o:spid="_x0000_s1046" type="#_x0000_t202" style="position:absolute;margin-left:54.25pt;margin-top:38.9pt;width:473.15pt;height:8.8pt;z-index:-251647488;visibility:visible;mso-wrap-style:none;mso-width-percent:0;mso-height-percent:0;mso-wrap-distance-left:5pt;mso-wrap-distance-top:0;mso-wrap-distance-right:5pt;mso-wrap-distance-bottom:0;mso-position-horizontal:absolute;mso-position-horizontal-relative:page;mso-position-vertical:absolute;mso-position-vertical-relative:page;mso-width-percent:0;mso-height-percent:0;mso-width-relative:page;mso-height-relative:page;v-text-anchor:top" o:gfxdata="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" filled="f" stroked="f">
+            <v:shape id="Text Box 21" o:spid="_x0000_s1046" type="#_x0000_t202" style="position:absolute;margin-left:54.25pt;margin-top:38.9pt;width:473.15pt;height:8.8pt;z-index:-251647488;visibility:visible;mso-wrap-style:none;mso-width-percent:0;mso-height-percent:0;mso-wrap-distance-left:5pt;mso-wrap-distance-top:0;mso-wrap-distance-right:5pt;mso-wrap-distance-bottom:0;mso-position-horizontal:absolute;mso-position-horizontal-relative:page;mso-position-vertical:absolute;mso-position-vertical-relative:page;mso-width-percent:0;mso-height-percent:0;mso-width-relative:page;mso-height-relative:page;v-text-anchor:top" o:gfxdata="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" filled="f" stroked="f">
               <v:textbox style="mso-fit-shape-to-text:t" inset="0,0,0,0">
                 <w:txbxContent>
                   <w:p>
@@ -42154,7 +45833,7 @@
               <v:stroke joinstyle="miter"/>
               <v:path gradientshapeok="t" o:connecttype="rect"/>
             </v:shapetype>
-            <v:shape id="Text Box 23" o:spid="_x0000_s1048" type="#_x0000_t202" style="position:absolute;margin-left:53.95pt;margin-top:38.8pt;width:471.6pt;height:8.8pt;z-index:-251645440;visibility:visible;mso-wrap-style:none;mso-width-percent:0;mso-height-percent:0;mso-wrap-distance-left:5pt;mso-wrap-distance-top:0;mso-wrap-distance-right:5pt;mso-wrap-distance-bottom:0;mso-position-horizontal:absolute;mso-position-horizontal-relative:page;mso-position-vertical:absolute;mso-position-vertical-relative:page;mso-width-percent:0;mso-height-percent:0;mso-width-relative:page;mso-height-relative:page;v-text-anchor:top" o:gfxdata="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" filled="f" stroked="f">
+            <v:shape id="Text Box 23" o:spid="_x0000_s1048" type="#_x0000_t202" style="position:absolute;margin-left:53.95pt;margin-top:38.8pt;width:471.6pt;height:8.8pt;z-index:-251645440;visibility:visible;mso-wrap-style:none;mso-width-percent:0;mso-height-percent:0;mso-wrap-distance-left:5pt;mso-wrap-distance-top:0;mso-wrap-distance-right:5pt;mso-wrap-distance-bottom:0;mso-position-horizontal:absolute;mso-position-horizontal-relative:page;mso-position-vertical:absolute;mso-position-vertical-relative:page;mso-width-percent:0;mso-height-percent:0;mso-width-relative:page;mso-height-relative:page;v-text-anchor:top" o:gfxdata="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" filled="f" stroked="f">
               <v:textbox style="mso-fit-shape-to-text:t" inset="0,0,0,0">
                 <w:txbxContent>
                   <w:p>
@@ -42287,7 +45966,7 @@
               <v:stroke joinstyle="miter"/>
               <v:path gradientshapeok="t" o:connecttype="rect"/>
             </v:shapetype>
-            <v:shape id="Text Box 24" o:spid="_x0000_s1049" type="#_x0000_t202" style="position:absolute;margin-left:54pt;margin-top:38.8pt;width:469.65pt;height:8.8pt;z-index:-251644416;visibility:visible;mso-wrap-style:none;mso-width-percent:0;mso-height-percent:0;mso-wrap-distance-left:5pt;mso-wrap-distance-top:0;mso-wrap-distance-right:5pt;mso-wrap-distance-bottom:0;mso-position-horizontal:absolute;mso-position-horizontal-relative:page;mso-position-vertical:absolute;mso-position-vertical-relative:page;mso-width-percent:0;mso-height-percent:0;mso-width-relative:page;mso-height-relative:page;v-text-anchor:top" o:gfxdata="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" filled="f" stroked="f">
+            <v:shape id="Text Box 24" o:spid="_x0000_s1049" type="#_x0000_t202" style="position:absolute;margin-left:54pt;margin-top:38.8pt;width:469.65pt;height:8.8pt;z-index:-251644416;visibility:visible;mso-wrap-style:none;mso-width-percent:0;mso-height-percent:0;mso-wrap-distance-left:5pt;mso-wrap-distance-top:0;mso-wrap-distance-right:5pt;mso-wrap-distance-bottom:0;mso-position-horizontal:absolute;mso-position-horizontal-relative:page;mso-position-vertical:absolute;mso-position-vertical-relative:page;mso-width-percent:0;mso-height-percent:0;mso-width-relative:page;mso-height-relative:page;v-text-anchor:top" o:gfxdata="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" filled="f" stroked="f">
               <v:textbox style="mso-fit-shape-to-text:t" inset="0,0,0,0">
                 <w:txbxContent>
                   <w:p>
@@ -42420,7 +46099,7 @@
               <v:stroke joinstyle="miter"/>
               <v:path gradientshapeok="t" o:connecttype="rect"/>
             </v:shapetype>
-            <v:shape id="Text Box 27" o:spid="_x0000_s1052" type="#_x0000_t202" style="position:absolute;margin-left:54.25pt;margin-top:38.9pt;width:473.15pt;height:8.8pt;z-index:-251641344;visibility:visible;mso-wrap-style:none;mso-width-percent:0;mso-height-percent:0;mso-wrap-distance-left:5pt;mso-wrap-distance-top:0;mso-wrap-distance-right:5pt;mso-wrap-distance-bottom:0;mso-position-horizontal:absolute;mso-position-horizontal-relative:page;mso-position-vertical:absolute;mso-position-vertical-relative:page;mso-width-percent:0;mso-height-percent:0;mso-width-relative:page;mso-height-relative:page;v-text-anchor:top" o:gfxdata="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" filled="f" stroked="f">
+            <v:shape id="Text Box 27" o:spid="_x0000_s1052" type="#_x0000_t202" style="position:absolute;margin-left:54.25pt;margin-top:38.9pt;width:473.15pt;height:8.8pt;z-index:-251641344;visibility:visible;mso-wrap-style:none;mso-width-percent:0;mso-height-percent:0;mso-wrap-distance-left:5pt;mso-wrap-distance-top:0;mso-wrap-distance-right:5pt;mso-wrap-distance-bottom:0;mso-position-horizontal:absolute;mso-position-horizontal-relative:page;mso-position-vertical:absolute;mso-position-vertical-relative:page;mso-width-percent:0;mso-height-percent:0;mso-width-relative:page;mso-height-relative:page;v-text-anchor:top" o:gfxdata="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" filled="f" stroked="f">
               <v:textbox style="mso-fit-shape-to-text:t" inset="0,0,0,0">
                 <w:txbxContent>
                   <w:p>
@@ -42518,6 +46197,74 @@
     </w:lvl>
   </w:abstractNum>
   <w:abstractNum w:abstractNumId="1" w15:restartNumberingAfterBreak="0">
+    <w:nsid w:val="011B13E8"/>
+    <w:multiLevelType w:val="multilevel"/>
+    <w:tmpl w:val="9A86792C"/>
+    <w:lvl w:ilvl="0">
+      <w:start w:val="1"/>
+      <w:numFmt w:val="decimal"/>
+      <w:lvlText w:val="[%1]"/>
+      <w:lvlJc w:val="left"/>
+      <w:rPr>
+        <w:rFonts w:ascii="Times New Roman" w:eastAsia="Times New Roman" w:hAnsi="Times New Roman" w:cs="Times New Roman"/>
+        <w:b/>
+        <w:bCs/>
+        <w:i w:val="0"/>
+        <w:iCs w:val="0"/>
+        <w:smallCaps w:val="0"/>
+        <w:strike w:val="0"/>
+        <w:color w:val="000000"/>
+        <w:spacing w:val="0"/>
+        <w:w w:val="100"/>
+        <w:position w:val="0"/>
+        <w:sz w:val="20"/>
+        <w:szCs w:val="20"/>
+        <w:u w:val="none"/>
+        <w:lang w:val="en-US" w:eastAsia="en-US" w:bidi="en-US"/>
+      </w:rPr>
+    </w:lvl>
+    <w:lvl w:ilvl="1">
+      <w:numFmt w:val="decimal"/>
+      <w:lvlText w:val=""/>
+      <w:lvlJc w:val="left"/>
+    </w:lvl>
+    <w:lvl w:ilvl="2">
+      <w:numFmt w:val="decimal"/>
+      <w:lvlText w:val=""/>
+      <w:lvlJc w:val="left"/>
+    </w:lvl>
+    <w:lvl w:ilvl="3">
+      <w:numFmt w:val="decimal"/>
+      <w:lvlText w:val=""/>
+      <w:lvlJc w:val="left"/>
+    </w:lvl>
+    <w:lvl w:ilvl="4">
+      <w:numFmt w:val="decimal"/>
+      <w:lvlText w:val=""/>
+      <w:lvlJc w:val="left"/>
+    </w:lvl>
+    <w:lvl w:ilvl="5">
+      <w:numFmt w:val="decimal"/>
+      <w:lvlText w:val=""/>
+      <w:lvlJc w:val="left"/>
+    </w:lvl>
+    <w:lvl w:ilvl="6">
+      <w:numFmt w:val="decimal"/>
+      <w:lvlText w:val=""/>
+      <w:lvlJc w:val="left"/>
+    </w:lvl>
+    <w:lvl w:ilvl="7">
+      <w:numFmt w:val="decimal"/>
+      <w:lvlText w:val=""/>
+      <w:lvlJc w:val="left"/>
+    </w:lvl>
+    <w:lvl w:ilvl="8">
+      <w:numFmt w:val="decimal"/>
+      <w:lvlText w:val=""/>
+      <w:lvlJc w:val="left"/>
+    </w:lvl>
+  </w:abstractNum>
+  <w:abstractNum w:abstractNumId="2" w15:restartNumberingAfterBreak="0">
     <w:nsid w:val="0CA54DF8"/>
     <w:multiLevelType w:val="multilevel"/>
     <w:tmpl w:val="ABDA4BD4"/>
@@ -42585,7 +46332,7 @@
       <w:lvlJc w:val="left"/>
     </w:lvl>
   </w:abstractNum>
-  <w:abstractNum w:abstractNumId="2" w15:restartNumberingAfterBreak="0">
+  <w:abstractNum w:abstractNumId="3" w15:restartNumberingAfterBreak="0">
     <w:nsid w:val="11CA2D33"/>
     <w:multiLevelType w:val="multilevel"/>
     <w:tmpl w:val="8862B5C6"/>
@@ -42653,7 +46400,7 @@
       <w:lvlJc w:val="left"/>
     </w:lvl>
   </w:abstractNum>
-  <w:abstractNum w:abstractNumId="3" w15:restartNumberingAfterBreak="0">
+  <w:abstractNum w:abstractNumId="4" w15:restartNumberingAfterBreak="0">
     <w:nsid w:val="16707BAE"/>
     <w:multiLevelType w:val="multilevel"/>
     <w:tmpl w:val="4380F108"/>
@@ -42721,7 +46468,7 @@
       <w:lvlJc w:val="left"/>
     </w:lvl>
   </w:abstractNum>
-  <w:abstractNum w:abstractNumId="4" w15:restartNumberingAfterBreak="0">
+  <w:abstractNum w:abstractNumId="5" w15:restartNumberingAfterBreak="0">
     <w:nsid w:val="28CC5E1B"/>
     <w:multiLevelType w:val="multilevel"/>
     <w:tmpl w:val="EF10DD00"/>
@@ -42789,7 +46536,7 @@
       <w:lvlJc w:val="left"/>
     </w:lvl>
   </w:abstractNum>
-  <w:abstractNum w:abstractNumId="5" w15:restartNumberingAfterBreak="0">
+  <w:abstractNum w:abstractNumId="6" w15:restartNumberingAfterBreak="0">
     <w:nsid w:val="38EF575E"/>
     <w:multiLevelType w:val="multilevel"/>
     <w:tmpl w:val="DB04C9C4"/>
@@ -42857,7 +46604,7 @@
       <w:lvlJc w:val="left"/>
     </w:lvl>
   </w:abstractNum>
-  <w:abstractNum w:abstractNumId="6" w15:restartNumberingAfterBreak="0">
+  <w:abstractNum w:abstractNumId="7" w15:restartNumberingAfterBreak="0">
     <w:nsid w:val="399540EC"/>
     <w:multiLevelType w:val="multilevel"/>
     <w:tmpl w:val="AD82D2FC"/>
@@ -42925,7 +46672,7 @@
       <w:lvlJc w:val="left"/>
     </w:lvl>
   </w:abstractNum>
-  <w:abstractNum w:abstractNumId="7" w15:restartNumberingAfterBreak="0">
+  <w:abstractNum w:abstractNumId="8" w15:restartNumberingAfterBreak="0">
     <w:nsid w:val="410E041A"/>
     <w:multiLevelType w:val="multilevel"/>
     <w:tmpl w:val="020CF518"/>
@@ -42993,7 +46740,7 @@
       <w:lvlJc w:val="left"/>
     </w:lvl>
   </w:abstractNum>
-  <w:abstractNum w:abstractNumId="8" w15:restartNumberingAfterBreak="0">
+  <w:abstractNum w:abstractNumId="9" w15:restartNumberingAfterBreak="0">
     <w:nsid w:val="426A1AA0"/>
     <w:multiLevelType w:val="multilevel"/>
     <w:tmpl w:val="47EA29BC"/>
@@ -43061,7 +46808,7 @@
       <w:lvlJc w:val="left"/>
     </w:lvl>
   </w:abstractNum>
-  <w:abstractNum w:abstractNumId="9" w15:restartNumberingAfterBreak="0">
+  <w:abstractNum w:abstractNumId="10" w15:restartNumberingAfterBreak="0">
     <w:nsid w:val="436A7178"/>
     <w:multiLevelType w:val="multilevel"/>
     <w:tmpl w:val="9726174A"/>
@@ -43129,7 +46876,7 @@
       <w:lvlJc w:val="left"/>
     </w:lvl>
   </w:abstractNum>
-  <w:abstractNum w:abstractNumId="10" w15:restartNumberingAfterBreak="0">
+  <w:abstractNum w:abstractNumId="11" w15:restartNumberingAfterBreak="0">
     <w:nsid w:val="438332FB"/>
     <w:multiLevelType w:val="multilevel"/>
     <w:tmpl w:val="FBA238D6"/>
@@ -43197,7 +46944,7 @@
       <w:lvlJc w:val="left"/>
     </w:lvl>
   </w:abstractNum>
-  <w:abstractNum w:abstractNumId="11" w15:restartNumberingAfterBreak="0">
+  <w:abstractNum w:abstractNumId="12" w15:restartNumberingAfterBreak="0">
     <w:nsid w:val="46560FFB"/>
     <w:multiLevelType w:val="multilevel"/>
     <w:tmpl w:val="90826060"/>
@@ -43265,7 +47012,7 @@
       <w:lvlJc w:val="left"/>
     </w:lvl>
   </w:abstractNum>
-  <w:abstractNum w:abstractNumId="12" w15:restartNumberingAfterBreak="0">
+  <w:abstractNum w:abstractNumId="13" w15:restartNumberingAfterBreak="0">
     <w:nsid w:val="4B263342"/>
     <w:multiLevelType w:val="multilevel"/>
     <w:tmpl w:val="4CA83C1C"/>
@@ -43333,7 +47080,7 @@
       <w:lvlJc w:val="left"/>
     </w:lvl>
   </w:abstractNum>
-  <w:abstractNum w:abstractNumId="13" w15:restartNumberingAfterBreak="0">
+  <w:abstractNum w:abstractNumId="14" w15:restartNumberingAfterBreak="0">
     <w:nsid w:val="4CDE3356"/>
     <w:multiLevelType w:val="multilevel"/>
     <w:tmpl w:val="51CA24B0"/>
@@ -43401,7 +47148,7 @@
       <w:lvlJc w:val="left"/>
     </w:lvl>
   </w:abstractNum>
-  <w:abstractNum w:abstractNumId="14" w15:restartNumberingAfterBreak="0">
+  <w:abstractNum w:abstractNumId="15" w15:restartNumberingAfterBreak="0">
     <w:nsid w:val="57714FB2"/>
     <w:multiLevelType w:val="multilevel"/>
     <w:tmpl w:val="31C60586"/>
@@ -43469,7 +47216,75 @@
       <w:lvlJc w:val="left"/>
     </w:lvl>
   </w:abstractNum>
-  <w:abstractNum w:abstractNumId="15" w15:restartNumberingAfterBreak="0">
+  <w:abstractNum w:abstractNumId="16" w15:restartNumberingAfterBreak="0">
+    <w:nsid w:val="5BE352F7"/>
+    <w:multiLevelType w:val="multilevel"/>
+    <w:tmpl w:val="116CBBAE"/>
+    <w:lvl w:ilvl="0">
+      <w:start w:val="1"/>
+      <w:numFmt w:val="decimal"/>
+      <w:lvlText w:val="%1."/>
+      <w:lvlJc w:val="left"/>
+      <w:rPr>
+        <w:rFonts w:ascii="Times New Roman" w:eastAsia="Times New Roman" w:hAnsi="Times New Roman" w:cs="Times New Roman"/>
+        <w:b w:val="0"/>
+        <w:bCs w:val="0"/>
+        <w:i w:val="0"/>
+        <w:iCs w:val="0"/>
+        <w:smallCaps w:val="0"/>
+        <w:strike w:val="0"/>
+        <w:color w:val="000000"/>
+        <w:spacing w:val="0"/>
+        <w:w w:val="100"/>
+        <w:position w:val="0"/>
+        <w:sz w:val="26"/>
+        <w:szCs w:val="26"/>
+        <w:u w:val="none"/>
+        <w:lang w:val="bg-BG" w:eastAsia="bg-BG" w:bidi="bg-BG"/>
+      </w:rPr>
+    </w:lvl>
+    <w:lvl w:ilvl="1">
+      <w:numFmt w:val="decimal"/>
+      <w:lvlText w:val=""/>
+      <w:lvlJc w:val="left"/>
+    </w:lvl>
+    <w:lvl w:ilvl="2">
+      <w:numFmt w:val="decimal"/>
+      <w:lvlText w:val=""/>
+      <w:lvlJc w:val="left"/>
+    </w:lvl>
+    <w:lvl w:ilvl="3">
+      <w:numFmt w:val="decimal"/>
+      <w:lvlText w:val=""/>
+      <w:lvlJc w:val="left"/>
+    </w:lvl>
+    <w:lvl w:ilvl="4">
+      <w:numFmt w:val="decimal"/>
+      <w:lvlText w:val=""/>
+      <w:lvlJc w:val="left"/>
+    </w:lvl>
+    <w:lvl w:ilvl="5">
+      <w:numFmt w:val="decimal"/>
+      <w:lvlText w:val=""/>
+      <w:lvlJc w:val="left"/>
+    </w:lvl>
+    <w:lvl w:ilvl="6">
+      <w:numFmt w:val="decimal"/>
+      <w:lvlText w:val=""/>
+      <w:lvlJc w:val="left"/>
+    </w:lvl>
+    <w:lvl w:ilvl="7">
+      <w:numFmt w:val="decimal"/>
+      <w:lvlText w:val=""/>
+      <w:lvlJc w:val="left"/>
+    </w:lvl>
+    <w:lvl w:ilvl="8">
+      <w:numFmt w:val="decimal"/>
+      <w:lvlText w:val=""/>
+      <w:lvlJc w:val="left"/>
+    </w:lvl>
+  </w:abstractNum>
+  <w:abstractNum w:abstractNumId="17" w15:restartNumberingAfterBreak="0">
     <w:nsid w:val="5CAD2BA7"/>
     <w:multiLevelType w:val="multilevel"/>
     <w:tmpl w:val="A9CECC4A"/>
@@ -43537,7 +47352,7 @@
       <w:lvlJc w:val="left"/>
     </w:lvl>
   </w:abstractNum>
-  <w:abstractNum w:abstractNumId="16" w15:restartNumberingAfterBreak="0">
+  <w:abstractNum w:abstractNumId="18" w15:restartNumberingAfterBreak="0">
     <w:nsid w:val="60823002"/>
     <w:multiLevelType w:val="multilevel"/>
     <w:tmpl w:val="0F384524"/>
@@ -43605,7 +47420,7 @@
       <w:lvlJc w:val="left"/>
     </w:lvl>
   </w:abstractNum>
-  <w:abstractNum w:abstractNumId="17" w15:restartNumberingAfterBreak="0">
+  <w:abstractNum w:abstractNumId="19" w15:restartNumberingAfterBreak="0">
     <w:nsid w:val="670F0603"/>
     <w:multiLevelType w:val="multilevel"/>
     <w:tmpl w:val="96581D86"/>
@@ -43673,7 +47488,75 @@
       <w:lvlJc w:val="left"/>
     </w:lvl>
   </w:abstractNum>
-  <w:abstractNum w:abstractNumId="18" w15:restartNumberingAfterBreak="0">
+  <w:abstractNum w:abstractNumId="20" w15:restartNumberingAfterBreak="0">
+    <w:nsid w:val="6F1E1CB3"/>
+    <w:multiLevelType w:val="multilevel"/>
+    <w:tmpl w:val="86AE35DA"/>
+    <w:lvl w:ilvl="0">
+      <w:start w:val="1"/>
+      <w:numFmt w:val="bullet"/>
+      <w:lvlText w:val="•"/>
+      <w:lvlJc w:val="left"/>
+      <w:rPr>
+        <w:rFonts w:ascii="Times New Roman" w:eastAsia="Times New Roman" w:hAnsi="Times New Roman" w:cs="Times New Roman"/>
+        <w:b w:val="0"/>
+        <w:bCs w:val="0"/>
+        <w:i w:val="0"/>
+        <w:iCs w:val="0"/>
+        <w:smallCaps w:val="0"/>
+        <w:strike w:val="0"/>
+        <w:color w:val="000000"/>
+        <w:spacing w:val="0"/>
+        <w:w w:val="100"/>
+        <w:position w:val="0"/>
+        <w:sz w:val="26"/>
+        <w:szCs w:val="26"/>
+        <w:u w:val="none"/>
+        <w:lang w:val="bg-BG" w:eastAsia="bg-BG" w:bidi="bg-BG"/>
+      </w:rPr>
+    </w:lvl>
+    <w:lvl w:ilvl="1">
+      <w:numFmt w:val="decimal"/>
+      <w:lvlText w:val=""/>
+      <w:lvlJc w:val="left"/>
+    </w:lvl>
+    <w:lvl w:ilvl="2">
+      <w:numFmt w:val="decimal"/>
+      <w:lvlText w:val=""/>
+      <w:lvlJc w:val="left"/>
+    </w:lvl>
+    <w:lvl w:ilvl="3">
+      <w:numFmt w:val="decimal"/>
+      <w:lvlText w:val=""/>
+      <w:lvlJc w:val="left"/>
+    </w:lvl>
+    <w:lvl w:ilvl="4">
+      <w:numFmt w:val="decimal"/>
+      <w:lvlText w:val=""/>
+      <w:lvlJc w:val="left"/>
+    </w:lvl>
+    <w:lvl w:ilvl="5">
+      <w:numFmt w:val="decimal"/>
+      <w:lvlText w:val=""/>
+      <w:lvlJc w:val="left"/>
+    </w:lvl>
+    <w:lvl w:ilvl="6">
+      <w:numFmt w:val="decimal"/>
+      <w:lvlText w:val=""/>
+      <w:lvlJc w:val="left"/>
+    </w:lvl>
+    <w:lvl w:ilvl="7">
+      <w:numFmt w:val="decimal"/>
+      <w:lvlText w:val=""/>
+      <w:lvlJc w:val="left"/>
+    </w:lvl>
+    <w:lvl w:ilvl="8">
+      <w:numFmt w:val="decimal"/>
+      <w:lvlText w:val=""/>
+      <w:lvlJc w:val="left"/>
+    </w:lvl>
+  </w:abstractNum>
+  <w:abstractNum w:abstractNumId="21" w15:restartNumberingAfterBreak="0">
     <w:nsid w:val="7D840DBA"/>
     <w:multiLevelType w:val="multilevel"/>
     <w:tmpl w:val="AF746DCA"/>
@@ -43742,61 +47625,70 @@
     </w:lvl>
   </w:abstractNum>
   <w:num w:numId="1" w16cid:durableId="1491485732">
+    <w:abstractNumId w:val="12"/>
+  </w:num>
+  <w:num w:numId="2" w16cid:durableId="586693514">
+    <w:abstractNumId w:val="19"/>
+  </w:num>
+  <w:num w:numId="3" w16cid:durableId="1332872607">
+    <w:abstractNumId w:val="5"/>
+  </w:num>
+  <w:num w:numId="4" w16cid:durableId="1773941204">
+    <w:abstractNumId w:val="13"/>
+  </w:num>
+  <w:num w:numId="5" w16cid:durableId="2098406823">
+    <w:abstractNumId w:val="6"/>
+  </w:num>
+  <w:num w:numId="6" w16cid:durableId="684554184">
+    <w:abstractNumId w:val="4"/>
+  </w:num>
+  <w:num w:numId="7" w16cid:durableId="742415303">
+    <w:abstractNumId w:val="14"/>
+  </w:num>
+  <w:num w:numId="8" w16cid:durableId="1855537447">
     <w:abstractNumId w:val="11"/>
   </w:num>
-  <w:num w:numId="2" w16cid:durableId="586693514">
-    <w:abstractNumId w:val="17"/>
+  <w:num w:numId="9" w16cid:durableId="138228063">
+    <w:abstractNumId w:val="2"/>
   </w:num>
-  <w:num w:numId="3" w16cid:durableId="1332872607">
-    <w:abstractNumId w:val="4"/>
+  <w:num w:numId="10" w16cid:durableId="2037533604">
+    <w:abstractNumId w:val="15"/>
   </w:num>
-  <w:num w:numId="4" w16cid:durableId="1773941204">
-    <w:abstractNumId w:val="12"/>
-  </w:num>
-  <w:num w:numId="5" w16cid:durableId="2098406823">
-    <w:abstractNumId w:val="5"/>
-  </w:num>
-  <w:num w:numId="6" w16cid:durableId="684554184">
+  <w:num w:numId="11" w16cid:durableId="1551724022">
     <w:abstractNumId w:val="3"/>
   </w:num>
-  <w:num w:numId="7" w16cid:durableId="742415303">
-    <w:abstractNumId w:val="13"/>
+  <w:num w:numId="12" w16cid:durableId="851453215">
+    <w:abstractNumId w:val="21"/>
   </w:num>
-  <w:num w:numId="8" w16cid:durableId="1855537447">
+  <w:num w:numId="13" w16cid:durableId="1279264509">
     <w:abstractNumId w:val="10"/>
   </w:num>
-  <w:num w:numId="9" w16cid:durableId="138228063">
-    <w:abstractNumId w:val="1"/>
-  </w:num>
-  <w:num w:numId="10" w16cid:durableId="2037533604">
-    <w:abstractNumId w:val="14"/>
-  </w:num>
-  <w:num w:numId="11" w16cid:durableId="1551724022">
-    <w:abstractNumId w:val="2"/>
-  </w:num>
-  <w:num w:numId="12" w16cid:durableId="851453215">
-    <w:abstractNumId w:val="18"/>
-  </w:num>
-  <w:num w:numId="13" w16cid:durableId="1279264509">
-    <w:abstractNumId w:val="9"/>
-  </w:num>
   <w:num w:numId="14" w16cid:durableId="364982870">
-    <w:abstractNumId w:val="7"/>
+    <w:abstractNumId w:val="8"/>
   </w:num>
   <w:num w:numId="15" w16cid:durableId="1634213277">
-    <w:abstractNumId w:val="16"/>
+    <w:abstractNumId w:val="18"/>
   </w:num>
   <w:num w:numId="16" w16cid:durableId="56638096">
     <w:abstractNumId w:val="0"/>
   </w:num>
   <w:num w:numId="17" w16cid:durableId="1277518577">
-    <w:abstractNumId w:val="6"/>
+    <w:abstractNumId w:val="7"/>
   </w:num>
   <w:num w:numId="18" w16cid:durableId="838159320">
-    <w:abstractNumId w:val="8"/>
+    <w:abstractNumId w:val="9"/>
   </w:num>
   <w:num w:numId="19" w16cid:durableId="719595087">
-    <w:abstractNumId w:val="15"/>
+    <w:abstractNumId w:val="17"/>
+  </w:num>
+  <w:num w:numId="20" w16cid:durableId="1954510766">
+    <w:abstractNumId w:val="20"/>
+  </w:num>
+  <w:num w:numId="21" w16cid:durableId="1402944132">
+    <w:abstractNumId w:val="16"/>
+  </w:num>
+  <w:num w:numId="22" w16cid:durableId="1651059852">
+    <w:abstractNumId w:val="1"/>
   </w:num>
 </w:numbering>
 </file>
@@ -45610,6 +49502,28 @@
       <w:lang w:val="bg-BG" w:eastAsia="bg-BG" w:bidi="bg-BG"/>
     </w:rPr>
   </w:style>
+  <w:style w:type="character" w:customStyle="1" w:styleId="Headerorfooter11pt">
+    <w:name w:val="Header or footer + 11 pt"/>
+    <w:basedOn w:val="DefaultParagraphFont"/>
+    <w:rsid w:val="004E0A03"/>
+    <w:rPr>
+      <w:rFonts w:ascii="Times New Roman" w:eastAsia="Times New Roman" w:hAnsi="Times New Roman" w:cs="Times New Roman"/>
+      <w:b/>
+      <w:bCs/>
+      <w:i w:val="0"/>
+      <w:iCs w:val="0"/>
+      <w:smallCaps w:val="0"/>
+      <w:strike w:val="0"/>
+      <w:color w:val="FFFFFF"/>
+      <w:spacing w:val="0"/>
+      <w:w w:val="100"/>
+      <w:position w:val="0"/>
+      <w:sz w:val="22"/>
+      <w:szCs w:val="22"/>
+      <w:u w:val="none"/>
+      <w:lang w:val="bg-BG" w:eastAsia="bg-BG" w:bidi="bg-BG"/>
+    </w:rPr>
+  </w:style>
 </w:styles>
 </file>
 

--- a/Work in Progress.docx
+++ b/Work in Progress.docx
@@ -20803,6 +20803,15 @@
         <w:fldChar w:fldCharType="separate"/>
       </w:r>
       <w:r>
+        <w:fldChar w:fldCharType="begin"/>
+      </w:r>
+      <w:r>
+        <w:instrText xml:space="preserve"> INCLUDEPICTURE  "C:\\Users\\User\\Desktop\\media\\image1.jpeg" \* MERGEFORMATINET </w:instrText>
+      </w:r>
+      <w:r>
+        <w:fldChar w:fldCharType="separate"/>
+      </w:r>
+      <w:r>
         <w:pict w14:anchorId="7DAE6886">
           <v:shapetype id="_x0000_t75" coordsize="21600,21600" o:spt="75" o:preferrelative="t" path="m@4@5l@4@11@9@11@9@5xe" filled="f" stroked="f">
             <v:stroke joinstyle="miter"/>
@@ -20827,6 +20836,9 @@
             <v:imagedata r:id="rId9" r:href="rId10"/>
           </v:shape>
         </w:pict>
+      </w:r>
+      <w:r>
+        <w:fldChar w:fldCharType="end"/>
       </w:r>
       <w:r>
         <w:fldChar w:fldCharType="end"/>
@@ -23105,11 +23117,35 @@
                               <w:rPr>
                                 <w:rFonts w:ascii="Microsoft Sans Serif" w:eastAsia="Microsoft Sans Serif" w:hAnsi="Microsoft Sans Serif" w:cs="Microsoft Sans Serif"/>
                               </w:rPr>
+                              <w:fldChar w:fldCharType="begin"/>
+                            </w:r>
+                            <w:r>
+                              <w:rPr>
+                                <w:rFonts w:ascii="Microsoft Sans Serif" w:eastAsia="Microsoft Sans Serif" w:hAnsi="Microsoft Sans Serif" w:cs="Microsoft Sans Serif"/>
+                              </w:rPr>
+                              <w:instrText xml:space="preserve"> INCLUDEPICTURE  "C:\\Users\\User\\Desktop\\media\\image1.jpeg" \* MERGEFORMATINET </w:instrText>
+                            </w:r>
+                            <w:r>
+                              <w:rPr>
+                                <w:rFonts w:ascii="Microsoft Sans Serif" w:eastAsia="Microsoft Sans Serif" w:hAnsi="Microsoft Sans Serif" w:cs="Microsoft Sans Serif"/>
+                              </w:rPr>
+                              <w:fldChar w:fldCharType="separate"/>
+                            </w:r>
+                            <w:r>
+                              <w:rPr>
+                                <w:rFonts w:ascii="Microsoft Sans Serif" w:eastAsia="Microsoft Sans Serif" w:hAnsi="Microsoft Sans Serif" w:cs="Microsoft Sans Serif"/>
+                              </w:rPr>
                               <w:pict w14:anchorId="25AA142D">
                                 <v:shape id="_x0000_i1027" type="#_x0000_t75" style="width:222.75pt;height:152.25pt">
                                   <v:imagedata r:id="rId11" r:href="rId12"/>
                                 </v:shape>
                               </w:pict>
+                            </w:r>
+                            <w:r>
+                              <w:rPr>
+                                <w:rFonts w:ascii="Microsoft Sans Serif" w:eastAsia="Microsoft Sans Serif" w:hAnsi="Microsoft Sans Serif" w:cs="Microsoft Sans Serif"/>
+                              </w:rPr>
+                              <w:fldChar w:fldCharType="end"/>
                             </w:r>
                             <w:r>
                               <w:rPr>
@@ -23298,7 +23334,7 @@
                         </w:rPr>
                         <w:pict w14:anchorId="25AA142D">
                           <v:shape id="_x0000_i1027" type="#_x0000_t75" style="width:222.75pt;height:152.25pt">
-                            <v:imagedata r:id="rId11" r:href="rId13"/>
+                            <v:imagedata r:id="rId13" r:href="rId14"/>
                           </v:shape>
                         </w:pict>
                       </w:r>
@@ -23525,11 +23561,35 @@
                               <w:rPr>
                                 <w:rFonts w:ascii="Microsoft Sans Serif" w:eastAsia="Microsoft Sans Serif" w:hAnsi="Microsoft Sans Serif" w:cs="Microsoft Sans Serif"/>
                               </w:rPr>
+                              <w:fldChar w:fldCharType="begin"/>
+                            </w:r>
+                            <w:r>
+                              <w:rPr>
+                                <w:rFonts w:ascii="Microsoft Sans Serif" w:eastAsia="Microsoft Sans Serif" w:hAnsi="Microsoft Sans Serif" w:cs="Microsoft Sans Serif"/>
+                              </w:rPr>
+                              <w:instrText xml:space="preserve"> INCLUDEPICTURE  "C:\\Users\\User\\Desktop\\media\\image2.jpeg" \* MERGEFORMATINET </w:instrText>
+                            </w:r>
+                            <w:r>
+                              <w:rPr>
+                                <w:rFonts w:ascii="Microsoft Sans Serif" w:eastAsia="Microsoft Sans Serif" w:hAnsi="Microsoft Sans Serif" w:cs="Microsoft Sans Serif"/>
+                              </w:rPr>
+                              <w:fldChar w:fldCharType="separate"/>
+                            </w:r>
+                            <w:r>
+                              <w:rPr>
+                                <w:rFonts w:ascii="Microsoft Sans Serif" w:eastAsia="Microsoft Sans Serif" w:hAnsi="Microsoft Sans Serif" w:cs="Microsoft Sans Serif"/>
+                              </w:rPr>
                               <w:pict w14:anchorId="04D0DBC8">
                                 <v:shape id="_x0000_i1029" type="#_x0000_t75" style="width:222.75pt;height:152.25pt">
-                                  <v:imagedata r:id="rId14" r:href="rId15"/>
+                                  <v:imagedata r:id="rId15" r:href="rId16"/>
                                 </v:shape>
                               </w:pict>
+                            </w:r>
+                            <w:r>
+                              <w:rPr>
+                                <w:rFonts w:ascii="Microsoft Sans Serif" w:eastAsia="Microsoft Sans Serif" w:hAnsi="Microsoft Sans Serif" w:cs="Microsoft Sans Serif"/>
+                              </w:rPr>
+                              <w:fldChar w:fldCharType="end"/>
                             </w:r>
                             <w:r>
                               <w:rPr>
@@ -23708,7 +23768,7 @@
                         </w:rPr>
                         <w:pict w14:anchorId="04D0DBC8">
                           <v:shape id="_x0000_i1029" type="#_x0000_t75" style="width:222.75pt;height:152.25pt">
-                            <v:imagedata r:id="rId14" r:href="rId16"/>
+                            <v:imagedata r:id="rId17" r:href="rId18"/>
                           </v:shape>
                         </w:pict>
                       </w:r>
@@ -27945,7 +28005,7 @@
         <w:spacing w:after="0" w:line="298" w:lineRule="exact"/>
         <w:jc w:val="both"/>
         <w:sectPr>
-          <w:footerReference w:type="default" r:id="rId17"/>
+          <w:footerReference w:type="default" r:id="rId19"/>
           <w:pgSz w:w="12240" w:h="15840"/>
           <w:pgMar w:top="1711" w:right="1179" w:bottom="1793" w:left="1177" w:header="0" w:footer="3" w:gutter="0"/>
           <w:cols w:space="720"/>
@@ -28173,11 +28233,23 @@
         <w:fldChar w:fldCharType="separate"/>
       </w:r>
       <w:r>
+        <w:fldChar w:fldCharType="begin"/>
+      </w:r>
+      <w:r>
+        <w:instrText xml:space="preserve"> INCLUDEPICTURE  "C:\\Users\\User\\Desktop\\media\\image1.jpeg" \* MERGEFORMATINET </w:instrText>
+      </w:r>
+      <w:r>
+        <w:fldChar w:fldCharType="separate"/>
+      </w:r>
+      <w:r>
         <w:pict w14:anchorId="281F172F">
           <v:shape id="_x0000_i1030" type="#_x0000_t75" style="width:7in;height:180.75pt">
-            <v:imagedata r:id="rId18" r:href="rId19"/>
+            <v:imagedata r:id="rId20" r:href="rId21"/>
           </v:shape>
         </w:pict>
+      </w:r>
+      <w:r>
+        <w:fldChar w:fldCharType="end"/>
       </w:r>
       <w:r>
         <w:fldChar w:fldCharType="end"/>
@@ -28795,7 +28867,6 @@
                               <w:shd w:val="clear" w:color="auto" w:fill="000000"/>
                               <w:spacing w:line="120" w:lineRule="exact"/>
                             </w:pPr>
-                            <w:proofErr w:type="spellStart"/>
                             <w:r>
                               <w:rPr>
                                 <w:rStyle w:val="Bodytext6Exact"/>
@@ -28804,7 +28875,6 @@
                               </w:rPr>
                               <w:t>MCDASystem</w:t>
                             </w:r>
-                            <w:proofErr w:type="spellEnd"/>
                           </w:p>
                         </w:txbxContent>
                       </wps:txbx>
@@ -28916,7 +28986,6 @@
                               <w:shd w:val="clear" w:color="auto" w:fill="000000"/>
                               <w:spacing w:line="120" w:lineRule="exact"/>
                             </w:pPr>
-                            <w:proofErr w:type="spellStart"/>
                             <w:r>
                               <w:rPr>
                                 <w:rStyle w:val="Bodytext6Exact"/>
@@ -28925,7 +28994,6 @@
                               </w:rPr>
                               <w:t>DataGenerator</w:t>
                             </w:r>
-                            <w:proofErr w:type="spellEnd"/>
                           </w:p>
                         </w:txbxContent>
                       </wps:txbx>
@@ -29037,7 +29105,6 @@
                               <w:shd w:val="clear" w:color="auto" w:fill="000000"/>
                               <w:spacing w:line="120" w:lineRule="exact"/>
                             </w:pPr>
-                            <w:proofErr w:type="spellStart"/>
                             <w:r>
                               <w:rPr>
                                 <w:rStyle w:val="Bodytext6Exact"/>
@@ -29046,7 +29113,6 @@
                               </w:rPr>
                               <w:t>LocalAnalyzer</w:t>
                             </w:r>
-                            <w:proofErr w:type="spellEnd"/>
                           </w:p>
                         </w:txbxContent>
                       </wps:txbx>
@@ -29169,14 +29235,12 @@
                               </w:rPr>
                               <w:t xml:space="preserve">+ </w:t>
                             </w:r>
-                            <w:proofErr w:type="spellStart"/>
                             <w:r>
                               <w:rPr>
                                 <w:rStyle w:val="Bodytext7Exact"/>
                               </w:rPr>
                               <w:t>indicatornames</w:t>
                             </w:r>
-                            <w:proofErr w:type="spellEnd"/>
                             <w:r>
                               <w:rPr>
                                 <w:rStyle w:val="Bodytext7Exact"/>
@@ -29188,21 +29252,7 @@
                               <w:rPr>
                                 <w:rStyle w:val="Bodytext7Exact"/>
                               </w:rPr>
-                              <w:t xml:space="preserve">list + n indicators: int + criteria types: list + weights: </w:t>
-                            </w:r>
-                            <w:proofErr w:type="spellStart"/>
-                            <w:r>
-                              <w:rPr>
-                                <w:rStyle w:val="Bodytext7Exact"/>
-                              </w:rPr>
-                              <w:t>ndarray</w:t>
-                            </w:r>
-                            <w:proofErr w:type="spellEnd"/>
-                            <w:r>
-                              <w:rPr>
-                                <w:rStyle w:val="Bodytext7Exact"/>
-                              </w:rPr>
-                              <w:t xml:space="preserve"> + thresholds: diet</w:t>
+                              <w:t>list + n indicators: int + criteria types: list + weights: ndarray + thresholds: diet</w:t>
                             </w:r>
                           </w:p>
                         </w:txbxContent>
@@ -29475,14 +29525,12 @@
                               </w:rPr>
                               <w:t xml:space="preserve">+ sys: </w:t>
                             </w:r>
-                            <w:proofErr w:type="spellStart"/>
                             <w:r>
                               <w:rPr>
                                 <w:rStyle w:val="Bodytext7Exact"/>
                               </w:rPr>
                               <w:t>MCDASystem</w:t>
                             </w:r>
-                            <w:proofErr w:type="spellEnd"/>
                           </w:p>
                         </w:txbxContent>
                       </wps:txbx>
@@ -29609,19 +29657,11 @@
                               </w:rPr>
                               <w:t xml:space="preserve">+ </w:t>
                             </w:r>
-                            <w:proofErr w:type="spellStart"/>
                             <w:r>
                               <w:rPr>
                                 <w:color w:val="000000"/>
                               </w:rPr>
-                              <w:t>setweights</w:t>
-                            </w:r>
-                            <w:proofErr w:type="spellEnd"/>
-                            <w:r>
-                              <w:rPr>
-                                <w:color w:val="000000"/>
-                              </w:rPr>
-                              <w:t>(w)</w:t>
+                              <w:t>setweights(w)</w:t>
                             </w:r>
                           </w:p>
                           <w:p>
@@ -29634,21 +29674,7 @@
                               <w:rPr>
                                 <w:color w:val="000000"/>
                               </w:rPr>
-                              <w:t xml:space="preserve">+ normalize matrix(X) + </w:t>
-                            </w:r>
-                            <w:proofErr w:type="spellStart"/>
-                            <w:r>
-                              <w:rPr>
-                                <w:color w:val="000000"/>
-                              </w:rPr>
-                              <w:t>calculatescores</w:t>
-                            </w:r>
-                            <w:proofErr w:type="spellEnd"/>
-                            <w:r>
-                              <w:rPr>
-                                <w:color w:val="000000"/>
-                              </w:rPr>
-                              <w:t>(X)</w:t>
+                              <w:t>+ normalize matrix(X) + calculatescores(X)</w:t>
                             </w:r>
                           </w:p>
                         </w:txbxContent>
@@ -29955,20 +29981,12 @@
                               </w:rPr>
                               <w:t xml:space="preserve">+ </w:t>
                             </w:r>
-                            <w:proofErr w:type="spellStart"/>
                             <w:proofErr w:type="gramStart"/>
                             <w:r>
                               <w:rPr>
                                 <w:color w:val="000000"/>
                               </w:rPr>
-                              <w:t>findminimalconfig</w:t>
-                            </w:r>
-                            <w:proofErr w:type="spellEnd"/>
-                            <w:r>
-                              <w:rPr>
-                                <w:color w:val="000000"/>
-                              </w:rPr>
-                              <w:t>(</w:t>
+                              <w:t>findminimalconfig(</w:t>
                             </w:r>
                             <w:proofErr w:type="gramEnd"/>
                             <w:r>
@@ -30396,19 +30414,11 @@
                                     </w:rPr>
                                     <w:t xml:space="preserve">sys: </w:t>
                                   </w:r>
-                                  <w:proofErr w:type="spellStart"/>
                                   <w:r>
                                     <w:rPr>
                                       <w:rStyle w:val="Bodytext2Consolas"/>
                                     </w:rPr>
-                                    <w:t>MCDASystem</w:t>
-                                  </w:r>
-                                  <w:proofErr w:type="spellEnd"/>
-                                  <w:r>
-                                    <w:rPr>
-                                      <w:rStyle w:val="Bodytext2Consolas"/>
-                                    </w:rPr>
-                                    <w:t xml:space="preserve"> </w:t>
+                                    <w:t xml:space="preserve">MCDASystem </w:t>
                                   </w:r>
                                   <w:r>
                                     <w:rPr>
@@ -30417,19 +30427,11 @@
                                     </w:rPr>
                                     <w:t xml:space="preserve">+ </w:t>
                                   </w:r>
-                                  <w:proofErr w:type="spellStart"/>
                                   <w:r>
                                     <w:rPr>
                                       <w:rStyle w:val="Bodytext2Consolas"/>
                                     </w:rPr>
-                                    <w:t>nsamples</w:t>
-                                  </w:r>
-                                  <w:proofErr w:type="spellEnd"/>
-                                  <w:r>
-                                    <w:rPr>
-                                      <w:rStyle w:val="Bodytext2Consolas"/>
-                                    </w:rPr>
-                                    <w:t>: int</w:t>
+                                    <w:t>nsamples: int</w:t>
                                   </w:r>
                                 </w:p>
                               </w:tc>
@@ -30622,42 +30624,14 @@
                                     <w:rPr>
                                       <w:rStyle w:val="Bodytext2Consolas"/>
                                     </w:rPr>
-                                    <w:t xml:space="preserve">+ </w:t>
-                                  </w:r>
-                                  <w:proofErr w:type="spellStart"/>
-                                  <w:r>
-                                    <w:rPr>
-                                      <w:rStyle w:val="Bodytext2Consolas"/>
-                                    </w:rPr>
-                                    <w:t>gendirichletweights</w:t>
-                                  </w:r>
-                                  <w:proofErr w:type="spellEnd"/>
-                                  <w:r>
-                                    <w:rPr>
-                                      <w:rStyle w:val="Bodytext2Consolas"/>
-                                    </w:rPr>
-                                    <w:t xml:space="preserve">(a) + </w:t>
-                                  </w:r>
-                                  <w:proofErr w:type="spellStart"/>
-                                  <w:r>
-                                    <w:rPr>
-                                      <w:rStyle w:val="Bodytext2Consolas"/>
-                                    </w:rPr>
-                                    <w:t>gen_slhs_</w:t>
+                                    <w:t>+ gendirichletweights(a) + gen_slhs_</w:t>
                                   </w:r>
                                   <w:proofErr w:type="gramStart"/>
                                   <w:r>
                                     <w:rPr>
                                       <w:rStyle w:val="Bodytext2Consolas"/>
                                     </w:rPr>
-                                    <w:t>weights</w:t>
-                                  </w:r>
-                                  <w:proofErr w:type="spellEnd"/>
-                                  <w:r>
-                                    <w:rPr>
-                                      <w:rStyle w:val="Bodytext2Consolas"/>
-                                    </w:rPr>
-                                    <w:t>(</w:t>
+                                    <w:t>weights(</w:t>
                                   </w:r>
                                   <w:proofErr w:type="gramEnd"/>
                                   <w:r>
@@ -30676,28 +30650,14 @@
                                     <w:rPr>
                                       <w:rStyle w:val="Bodytext2Consolas"/>
                                     </w:rPr>
-                                    <w:t xml:space="preserve">+ </w:t>
-                                  </w:r>
-                                  <w:proofErr w:type="spellStart"/>
-                                  <w:r>
-                                    <w:rPr>
-                                      <w:rStyle w:val="Bodytext2Consolas"/>
-                                    </w:rPr>
-                                    <w:t>analyze_</w:t>
+                                    <w:t>+ analyze_</w:t>
                                   </w:r>
                                   <w:proofErr w:type="gramStart"/>
                                   <w:r>
                                     <w:rPr>
                                       <w:rStyle w:val="Bodytext2Consolas"/>
                                     </w:rPr>
-                                    <w:t>stability</w:t>
-                                  </w:r>
-                                  <w:proofErr w:type="spellEnd"/>
-                                  <w:r>
-                                    <w:rPr>
-                                      <w:rStyle w:val="Bodytext2Consolas"/>
-                                    </w:rPr>
-                                    <w:t>(</w:t>
+                                    <w:t>stability(</w:t>
                                   </w:r>
                                   <w:proofErr w:type="gramEnd"/>
                                   <w:r>
@@ -30745,21 +30705,7 @@
                                     <w:rPr>
                                       <w:rStyle w:val="Bodytext2Consolas"/>
                                     </w:rPr>
-                                    <w:t xml:space="preserve">+ </w:t>
-                                  </w:r>
-                                  <w:proofErr w:type="spellStart"/>
-                                  <w:r>
-                                    <w:rPr>
-                                      <w:rStyle w:val="Bodytext2Consolas"/>
-                                    </w:rPr>
-                                    <w:t>filterparetofront</w:t>
-                                  </w:r>
-                                  <w:proofErr w:type="spellEnd"/>
-                                  <w:r>
-                                    <w:rPr>
-                                      <w:rStyle w:val="Bodytext2Consolas"/>
-                                    </w:rPr>
-                                    <w:t>(X)</w:t>
+                                    <w:t>+ filterparetofront(X)</w:t>
                                   </w:r>
                                 </w:p>
                                 <w:p>
@@ -30771,36 +30717,14 @@
                                     <w:rPr>
                                       <w:rStyle w:val="Bodytext2Consolas"/>
                                     </w:rPr>
-                                    <w:t xml:space="preserve">+ </w:t>
+                                    <w:t xml:space="preserve">+ ealegower </w:t>
                                   </w:r>
-                                  <w:proofErr w:type="spellStart"/>
-                                  <w:r>
-                                    <w:rPr>
-                                      <w:rStyle w:val="Bodytext2Consolas"/>
-                                    </w:rPr>
-                                    <w:t>ealegower</w:t>
-                                  </w:r>
-                                  <w:proofErr w:type="spellEnd"/>
-                                  <w:r>
-                                    <w:rPr>
-                                      <w:rStyle w:val="Bodytext2Consolas"/>
-                                    </w:rPr>
-                                    <w:t xml:space="preserve"> </w:t>
-                                  </w:r>
-                                  <w:proofErr w:type="spellStart"/>
                                   <w:proofErr w:type="gramStart"/>
                                   <w:r>
                                     <w:rPr>
                                       <w:rStyle w:val="Bodytext2Consolas"/>
                                     </w:rPr>
-                                    <w:t>dist</w:t>
-                                  </w:r>
-                                  <w:proofErr w:type="spellEnd"/>
-                                  <w:r>
-                                    <w:rPr>
-                                      <w:rStyle w:val="Bodytext2Consolas"/>
-                                    </w:rPr>
-                                    <w:t>(</w:t>
+                                    <w:t>dist(</w:t>
                                   </w:r>
                                   <w:proofErr w:type="gramEnd"/>
                                   <w:r>
@@ -30819,52 +30743,22 @@
                                     <w:rPr>
                                       <w:rStyle w:val="Bodytext2Consolas"/>
                                     </w:rPr>
-                                    <w:t xml:space="preserve">+ </w:t>
-                                  </w:r>
-                                  <w:proofErr w:type="spellStart"/>
-                                  <w:r>
-                                    <w:rPr>
-                                      <w:rStyle w:val="Bodytext2Consolas"/>
-                                    </w:rPr>
-                                    <w:t>pam_</w:t>
+                                    <w:t>+ pam_</w:t>
                                   </w:r>
                                   <w:proofErr w:type="gramStart"/>
                                   <w:r>
                                     <w:rPr>
                                       <w:rStyle w:val="Bodytext2Consolas"/>
                                     </w:rPr>
-                                    <w:t>clustering</w:t>
+                                    <w:t>clustering(</w:t>
                                   </w:r>
-                                  <w:proofErr w:type="spellEnd"/>
-                                  <w:r>
-                                    <w:rPr>
-                                      <w:rStyle w:val="Bodytext2Consolas"/>
-                                    </w:rPr>
-                                    <w:t>(</w:t>
-                                  </w:r>
-                                  <w:proofErr w:type="spellStart"/>
                                   <w:proofErr w:type="gramEnd"/>
                                   <w:r>
                                     <w:rPr>
                                       <w:rStyle w:val="Bodytext2Consolas"/>
                                     </w:rPr>
-                                    <w:t>dist</w:t>
+                                    <w:t>dist, k) + analyze co occurrenceO</w:t>
                                   </w:r>
-                                  <w:proofErr w:type="spellEnd"/>
-                                  <w:r>
-                                    <w:rPr>
-                                      <w:rStyle w:val="Bodytext2Consolas"/>
-                                    </w:rPr>
-                                    <w:t xml:space="preserve">, k) + analyze co </w:t>
-                                  </w:r>
-                                  <w:proofErr w:type="spellStart"/>
-                                  <w:r>
-                                    <w:rPr>
-                                      <w:rStyle w:val="Bodytext2Consolas"/>
-                                    </w:rPr>
-                                    <w:t>occurrenceO</w:t>
-                                  </w:r>
-                                  <w:proofErr w:type="spellEnd"/>
                                 </w:p>
                               </w:tc>
                               <w:tc>
@@ -30905,28 +30799,14 @@
                                     <w:rPr>
                                       <w:rStyle w:val="Bodytext2Consolas"/>
                                     </w:rPr>
-                                    <w:t xml:space="preserve">+ </w:t>
-                                  </w:r>
-                                  <w:proofErr w:type="spellStart"/>
-                                  <w:r>
-                                    <w:rPr>
-                                      <w:rStyle w:val="Bodytext2Consolas"/>
-                                    </w:rPr>
-                                    <w:t>plot_radar_</w:t>
+                                    <w:t>+ plot_radar_</w:t>
                                   </w:r>
                                   <w:proofErr w:type="gramStart"/>
                                   <w:r>
                                     <w:rPr>
                                       <w:rStyle w:val="Bodytext2Consolas"/>
                                     </w:rPr>
-                                    <w:t>chart</w:t>
-                                  </w:r>
-                                  <w:proofErr w:type="spellEnd"/>
-                                  <w:r>
-                                    <w:rPr>
-                                      <w:rStyle w:val="Bodytext2Consolas"/>
-                                    </w:rPr>
-                                    <w:t>(</w:t>
+                                    <w:t>chart(</w:t>
                                   </w:r>
                                   <w:proofErr w:type="gramEnd"/>
                                   <w:r>
@@ -30978,7 +30858,11 @@
           </mc:Choice>
           <mc:Fallback>
             <w:pict>
-              <v:shape w14:anchorId="0DEEA114" id="Text Box 7" o:spid="_x0000_s1038" type="#_x0000_t202" style="position:absolute;margin-left:25.1pt;margin-top:207.1pt;width:453.85pt;height:147.8pt;z-index:-251643904;visibility:visible;mso-wrap-style:square;mso-width-percent:0;mso-height-percent:0;mso-wrap-distance-left:25.1pt;mso-wrap-distance-top:0;mso-wrap-distance-right:25.2pt;mso-wrap-distance-bottom:29.85pt;mso-position-horizontal:absolute;mso-position-horizontal-relative:margin;mso-position-vertical:absolute;mso-position-vertical-relative:text;mso-width-percent:0;mso-height-percent:0;mso-width-relative:page;mso-height-relative:page;v-text-anchor:top" o:gfxdata="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" filled="f" stroked="f">
+              <v:shapetype w14:anchorId="0DEEA114" id="_x0000_t202" coordsize="21600,21600" o:spt="202" path="m,l,21600r21600,l21600,xe">
+                <v:stroke joinstyle="miter"/>
+                <v:path gradientshapeok="t" o:connecttype="rect"/>
+              </v:shapetype>
+              <v:shape id="Text Box 7" o:spid="_x0000_s1038" type="#_x0000_t202" style="position:absolute;margin-left:25.1pt;margin-top:207.1pt;width:453.85pt;height:147.8pt;z-index:-251643904;visibility:visible;mso-wrap-style:square;mso-width-percent:0;mso-height-percent:0;mso-wrap-distance-left:25.1pt;mso-wrap-distance-top:0;mso-wrap-distance-right:25.2pt;mso-wrap-distance-bottom:29.85pt;mso-position-horizontal:absolute;mso-position-horizontal-relative:margin;mso-position-vertical:absolute;mso-position-vertical-relative:text;mso-width-percent:0;mso-height-percent:0;mso-width-relative:page;mso-height-relative:page;v-text-anchor:top" o:gfxdata="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" filled="f" stroked="f">
                 <v:textbox style="mso-fit-shape-to-text:t" inset="0,0,0,0">
                   <w:txbxContent>
                     <w:tbl>
@@ -31126,19 +31010,11 @@
                               </w:rPr>
                               <w:t xml:space="preserve">sys: </w:t>
                             </w:r>
-                            <w:proofErr w:type="spellStart"/>
                             <w:r>
                               <w:rPr>
                                 <w:rStyle w:val="Bodytext2Consolas"/>
                               </w:rPr>
-                              <w:t>MCDASystem</w:t>
-                            </w:r>
-                            <w:proofErr w:type="spellEnd"/>
-                            <w:r>
-                              <w:rPr>
-                                <w:rStyle w:val="Bodytext2Consolas"/>
-                              </w:rPr>
-                              <w:t xml:space="preserve"> </w:t>
+                              <w:t xml:space="preserve">MCDASystem </w:t>
                             </w:r>
                             <w:r>
                               <w:rPr>
@@ -31147,19 +31023,11 @@
                               </w:rPr>
                               <w:t xml:space="preserve">+ </w:t>
                             </w:r>
-                            <w:proofErr w:type="spellStart"/>
                             <w:r>
                               <w:rPr>
                                 <w:rStyle w:val="Bodytext2Consolas"/>
                               </w:rPr>
-                              <w:t>nsamples</w:t>
-                            </w:r>
-                            <w:proofErr w:type="spellEnd"/>
-                            <w:r>
-                              <w:rPr>
-                                <w:rStyle w:val="Bodytext2Consolas"/>
-                              </w:rPr>
-                              <w:t>: int</w:t>
+                              <w:t>nsamples: int</w:t>
                             </w:r>
                           </w:p>
                         </w:tc>
@@ -31352,42 +31220,14 @@
                               <w:rPr>
                                 <w:rStyle w:val="Bodytext2Consolas"/>
                               </w:rPr>
-                              <w:t xml:space="preserve">+ </w:t>
-                            </w:r>
-                            <w:proofErr w:type="spellStart"/>
-                            <w:r>
-                              <w:rPr>
-                                <w:rStyle w:val="Bodytext2Consolas"/>
-                              </w:rPr>
-                              <w:t>gendirichletweights</w:t>
-                            </w:r>
-                            <w:proofErr w:type="spellEnd"/>
-                            <w:r>
-                              <w:rPr>
-                                <w:rStyle w:val="Bodytext2Consolas"/>
-                              </w:rPr>
-                              <w:t xml:space="preserve">(a) + </w:t>
-                            </w:r>
-                            <w:proofErr w:type="spellStart"/>
-                            <w:r>
-                              <w:rPr>
-                                <w:rStyle w:val="Bodytext2Consolas"/>
-                              </w:rPr>
-                              <w:t>gen_slhs_</w:t>
+                              <w:t>+ gendirichletweights(a) + gen_slhs_</w:t>
                             </w:r>
                             <w:proofErr w:type="gramStart"/>
                             <w:r>
                               <w:rPr>
                                 <w:rStyle w:val="Bodytext2Consolas"/>
                               </w:rPr>
-                              <w:t>weights</w:t>
-                            </w:r>
-                            <w:proofErr w:type="spellEnd"/>
-                            <w:r>
-                              <w:rPr>
-                                <w:rStyle w:val="Bodytext2Consolas"/>
-                              </w:rPr>
-                              <w:t>(</w:t>
+                              <w:t>weights(</w:t>
                             </w:r>
                             <w:proofErr w:type="gramEnd"/>
                             <w:r>
@@ -31406,28 +31246,14 @@
                               <w:rPr>
                                 <w:rStyle w:val="Bodytext2Consolas"/>
                               </w:rPr>
-                              <w:t xml:space="preserve">+ </w:t>
-                            </w:r>
-                            <w:proofErr w:type="spellStart"/>
-                            <w:r>
-                              <w:rPr>
-                                <w:rStyle w:val="Bodytext2Consolas"/>
-                              </w:rPr>
-                              <w:t>analyze_</w:t>
+                              <w:t>+ analyze_</w:t>
                             </w:r>
                             <w:proofErr w:type="gramStart"/>
                             <w:r>
                               <w:rPr>
                                 <w:rStyle w:val="Bodytext2Consolas"/>
                               </w:rPr>
-                              <w:t>stability</w:t>
-                            </w:r>
-                            <w:proofErr w:type="spellEnd"/>
-                            <w:r>
-                              <w:rPr>
-                                <w:rStyle w:val="Bodytext2Consolas"/>
-                              </w:rPr>
-                              <w:t>(</w:t>
+                              <w:t>stability(</w:t>
                             </w:r>
                             <w:proofErr w:type="gramEnd"/>
                             <w:r>
@@ -31475,21 +31301,7 @@
                               <w:rPr>
                                 <w:rStyle w:val="Bodytext2Consolas"/>
                               </w:rPr>
-                              <w:t xml:space="preserve">+ </w:t>
-                            </w:r>
-                            <w:proofErr w:type="spellStart"/>
-                            <w:r>
-                              <w:rPr>
-                                <w:rStyle w:val="Bodytext2Consolas"/>
-                              </w:rPr>
-                              <w:t>filterparetofront</w:t>
-                            </w:r>
-                            <w:proofErr w:type="spellEnd"/>
-                            <w:r>
-                              <w:rPr>
-                                <w:rStyle w:val="Bodytext2Consolas"/>
-                              </w:rPr>
-                              <w:t>(X)</w:t>
+                              <w:t>+ filterparetofront(X)</w:t>
                             </w:r>
                           </w:p>
                           <w:p>
@@ -31501,36 +31313,14 @@
                               <w:rPr>
                                 <w:rStyle w:val="Bodytext2Consolas"/>
                               </w:rPr>
-                              <w:t xml:space="preserve">+ </w:t>
+                              <w:t xml:space="preserve">+ ealegower </w:t>
                             </w:r>
-                            <w:proofErr w:type="spellStart"/>
-                            <w:r>
-                              <w:rPr>
-                                <w:rStyle w:val="Bodytext2Consolas"/>
-                              </w:rPr>
-                              <w:t>ealegower</w:t>
-                            </w:r>
-                            <w:proofErr w:type="spellEnd"/>
-                            <w:r>
-                              <w:rPr>
-                                <w:rStyle w:val="Bodytext2Consolas"/>
-                              </w:rPr>
-                              <w:t xml:space="preserve"> </w:t>
-                            </w:r>
-                            <w:proofErr w:type="spellStart"/>
                             <w:proofErr w:type="gramStart"/>
                             <w:r>
                               <w:rPr>
                                 <w:rStyle w:val="Bodytext2Consolas"/>
                               </w:rPr>
-                              <w:t>dist</w:t>
-                            </w:r>
-                            <w:proofErr w:type="spellEnd"/>
-                            <w:r>
-                              <w:rPr>
-                                <w:rStyle w:val="Bodytext2Consolas"/>
-                              </w:rPr>
-                              <w:t>(</w:t>
+                              <w:t>dist(</w:t>
                             </w:r>
                             <w:proofErr w:type="gramEnd"/>
                             <w:r>
@@ -31549,52 +31339,22 @@
                               <w:rPr>
                                 <w:rStyle w:val="Bodytext2Consolas"/>
                               </w:rPr>
-                              <w:t xml:space="preserve">+ </w:t>
-                            </w:r>
-                            <w:proofErr w:type="spellStart"/>
-                            <w:r>
-                              <w:rPr>
-                                <w:rStyle w:val="Bodytext2Consolas"/>
-                              </w:rPr>
-                              <w:t>pam_</w:t>
+                              <w:t>+ pam_</w:t>
                             </w:r>
                             <w:proofErr w:type="gramStart"/>
                             <w:r>
                               <w:rPr>
                                 <w:rStyle w:val="Bodytext2Consolas"/>
                               </w:rPr>
-                              <w:t>clustering</w:t>
+                              <w:t>clustering(</w:t>
                             </w:r>
-                            <w:proofErr w:type="spellEnd"/>
-                            <w:r>
-                              <w:rPr>
-                                <w:rStyle w:val="Bodytext2Consolas"/>
-                              </w:rPr>
-                              <w:t>(</w:t>
-                            </w:r>
-                            <w:proofErr w:type="spellStart"/>
                             <w:proofErr w:type="gramEnd"/>
                             <w:r>
                               <w:rPr>
                                 <w:rStyle w:val="Bodytext2Consolas"/>
                               </w:rPr>
-                              <w:t>dist</w:t>
+                              <w:t>dist, k) + analyze co occurrenceO</w:t>
                             </w:r>
-                            <w:proofErr w:type="spellEnd"/>
-                            <w:r>
-                              <w:rPr>
-                                <w:rStyle w:val="Bodytext2Consolas"/>
-                              </w:rPr>
-                              <w:t xml:space="preserve">, k) + analyze co </w:t>
-                            </w:r>
-                            <w:proofErr w:type="spellStart"/>
-                            <w:r>
-                              <w:rPr>
-                                <w:rStyle w:val="Bodytext2Consolas"/>
-                              </w:rPr>
-                              <w:t>occurrenceO</w:t>
-                            </w:r>
-                            <w:proofErr w:type="spellEnd"/>
                           </w:p>
                         </w:tc>
                         <w:tc>
@@ -31635,28 +31395,14 @@
                               <w:rPr>
                                 <w:rStyle w:val="Bodytext2Consolas"/>
                               </w:rPr>
-                              <w:t xml:space="preserve">+ </w:t>
-                            </w:r>
-                            <w:proofErr w:type="spellStart"/>
-                            <w:r>
-                              <w:rPr>
-                                <w:rStyle w:val="Bodytext2Consolas"/>
-                              </w:rPr>
-                              <w:t>plot_radar_</w:t>
+                              <w:t>+ plot_radar_</w:t>
                             </w:r>
                             <w:proofErr w:type="gramStart"/>
                             <w:r>
                               <w:rPr>
                                 <w:rStyle w:val="Bodytext2Consolas"/>
                               </w:rPr>
-                              <w:t>chart</w:t>
-                            </w:r>
-                            <w:proofErr w:type="spellEnd"/>
-                            <w:r>
-                              <w:rPr>
-                                <w:rStyle w:val="Bodytext2Consolas"/>
-                              </w:rPr>
-                              <w:t>(</w:t>
+                              <w:t>chart(</w:t>
                             </w:r>
                             <w:proofErr w:type="gramEnd"/>
                             <w:r>
@@ -31763,21 +31509,12 @@
                             <w:pPr>
                               <w:spacing w:line="210" w:lineRule="exact"/>
                             </w:pPr>
-                            <w:proofErr w:type="spellStart"/>
                             <w:r>
                               <w:rPr>
                                 <w:rStyle w:val="Bodytext810pt"/>
                                 <w:rFonts w:eastAsiaTheme="minorHAnsi"/>
                               </w:rPr>
-                              <w:t>Фигура</w:t>
-                            </w:r>
-                            <w:proofErr w:type="spellEnd"/>
-                            <w:r>
-                              <w:rPr>
-                                <w:rStyle w:val="Bodytext810pt"/>
-                                <w:rFonts w:eastAsiaTheme="minorHAnsi"/>
-                              </w:rPr>
-                              <w:t xml:space="preserve"> </w:t>
+                              <w:t xml:space="preserve">Фигура </w:t>
                             </w:r>
                             <w:r>
                               <w:rPr>
@@ -31795,101 +31532,12 @@
                               </w:rPr>
                               <w:t xml:space="preserve">UML </w:t>
                             </w:r>
-                            <w:proofErr w:type="spellStart"/>
                             <w:r>
                               <w:rPr>
                                 <w:rStyle w:val="Bodytext8Exact"/>
                                 <w:rFonts w:eastAsiaTheme="minorHAnsi"/>
                               </w:rPr>
-                              <w:t>диаграма</w:t>
-                            </w:r>
-                            <w:proofErr w:type="spellEnd"/>
-                            <w:r>
-                              <w:rPr>
-                                <w:rStyle w:val="Bodytext8Exact"/>
-                                <w:rFonts w:eastAsiaTheme="minorHAnsi"/>
-                              </w:rPr>
-                              <w:t xml:space="preserve"> </w:t>
-                            </w:r>
-                            <w:proofErr w:type="spellStart"/>
-                            <w:r>
-                              <w:rPr>
-                                <w:rStyle w:val="Bodytext8Exact"/>
-                                <w:rFonts w:eastAsiaTheme="minorHAnsi"/>
-                              </w:rPr>
-                              <w:t>на</w:t>
-                            </w:r>
-                            <w:proofErr w:type="spellEnd"/>
-                            <w:r>
-                              <w:rPr>
-                                <w:rStyle w:val="Bodytext8Exact"/>
-                                <w:rFonts w:eastAsiaTheme="minorHAnsi"/>
-                              </w:rPr>
-                              <w:t xml:space="preserve"> </w:t>
-                            </w:r>
-                            <w:proofErr w:type="spellStart"/>
-                            <w:r>
-                              <w:rPr>
-                                <w:rStyle w:val="Bodytext8Exact"/>
-                                <w:rFonts w:eastAsiaTheme="minorHAnsi"/>
-                              </w:rPr>
-                              <w:t>класовете</w:t>
-                            </w:r>
-                            <w:proofErr w:type="spellEnd"/>
-                            <w:r>
-                              <w:rPr>
-                                <w:rStyle w:val="Bodytext8Exact"/>
-                                <w:rFonts w:eastAsiaTheme="minorHAnsi"/>
-                              </w:rPr>
-                              <w:t xml:space="preserve"> в </w:t>
-                            </w:r>
-                            <w:proofErr w:type="spellStart"/>
-                            <w:r>
-                              <w:rPr>
-                                <w:rStyle w:val="Bodytext8Exact"/>
-                                <w:rFonts w:eastAsiaTheme="minorHAnsi"/>
-                              </w:rPr>
-                              <w:t>разработения</w:t>
-                            </w:r>
-                            <w:proofErr w:type="spellEnd"/>
-                            <w:r>
-                              <w:rPr>
-                                <w:rStyle w:val="Bodytext8Exact"/>
-                                <w:rFonts w:eastAsiaTheme="minorHAnsi"/>
-                              </w:rPr>
-                              <w:t xml:space="preserve"> </w:t>
-                            </w:r>
-                            <w:proofErr w:type="spellStart"/>
-                            <w:r>
-                              <w:rPr>
-                                <w:rStyle w:val="Bodytext8Exact"/>
-                                <w:rFonts w:eastAsiaTheme="minorHAnsi"/>
-                              </w:rPr>
-                              <w:t>софтуерен</w:t>
-                            </w:r>
-                            <w:proofErr w:type="spellEnd"/>
-                            <w:r>
-                              <w:rPr>
-                                <w:rStyle w:val="Bodytext8Exact"/>
-                                <w:rFonts w:eastAsiaTheme="minorHAnsi"/>
-                              </w:rPr>
-                              <w:t xml:space="preserve"> </w:t>
-                            </w:r>
-                            <w:proofErr w:type="spellStart"/>
-                            <w:r>
-                              <w:rPr>
-                                <w:rStyle w:val="Bodytext8Exact"/>
-                                <w:rFonts w:eastAsiaTheme="minorHAnsi"/>
-                              </w:rPr>
-                              <w:t>пакет</w:t>
-                            </w:r>
-                            <w:proofErr w:type="spellEnd"/>
-                            <w:r>
-                              <w:rPr>
-                                <w:rStyle w:val="Bodytext8Exact"/>
-                                <w:rFonts w:eastAsiaTheme="minorHAnsi"/>
-                              </w:rPr>
-                              <w:t>.</w:t>
+                              <w:t>диаграма на класовете в разработения софтуерен пакет.</w:t>
                             </w:r>
                           </w:p>
                         </w:txbxContent>
@@ -34103,11 +33751,23 @@
         <w:fldChar w:fldCharType="separate"/>
       </w:r>
       <w:r>
+        <w:fldChar w:fldCharType="begin"/>
+      </w:r>
+      <w:r>
+        <w:instrText xml:space="preserve"> INCLUDEPICTURE  "C:\\Users\\User\\Desktop\\media\\image2.jpeg" \* MERGEFORMATINET </w:instrText>
+      </w:r>
+      <w:r>
+        <w:fldChar w:fldCharType="separate"/>
+      </w:r>
+      <w:r>
         <w:pict w14:anchorId="4BC928E9">
           <v:shape id="_x0000_i1031" type="#_x0000_t75" style="width:363pt;height:363pt">
-            <v:imagedata r:id="rId20" r:href="rId21"/>
+            <v:imagedata r:id="rId22" r:href="rId23"/>
           </v:shape>
         </w:pict>
+      </w:r>
+      <w:r>
+        <w:fldChar w:fldCharType="end"/>
       </w:r>
       <w:r>
         <w:fldChar w:fldCharType="end"/>
@@ -34630,7 +34290,7 @@
                     </pic:cNvPicPr>
                   </pic:nvPicPr>
                   <pic:blipFill>
-                    <a:blip r:embed="rId22">
+                    <a:blip r:embed="rId24">
                       <a:extLst>
                         <a:ext uri="{28A0092B-C50C-407E-A947-70E740481C1C}">
                           <a14:useLocalDpi xmlns:a14="http://schemas.microsoft.com/office/drawing/2010/main" val="0"/>
@@ -36977,10 +36637,10 @@
       <w:pPr>
         <w:spacing w:after="0"/>
         <w:sectPr>
-          <w:headerReference w:type="even" r:id="rId23"/>
-          <w:headerReference w:type="default" r:id="rId24"/>
-          <w:footerReference w:type="even" r:id="rId25"/>
-          <w:footerReference w:type="default" r:id="rId26"/>
+          <w:headerReference w:type="even" r:id="rId25"/>
+          <w:headerReference w:type="default" r:id="rId26"/>
+          <w:footerReference w:type="even" r:id="rId27"/>
+          <w:footerReference w:type="default" r:id="rId28"/>
           <w:pgSz w:w="11900" w:h="16840"/>
           <w:pgMar w:top="1478" w:right="1167" w:bottom="1468" w:left="1167" w:header="0" w:footer="3" w:gutter="0"/>
           <w:cols w:space="720"/>
@@ -37783,12 +37443,12 @@
       <w:pPr>
         <w:spacing w:before="111" w:after="0"/>
         <w:sectPr>
-          <w:headerReference w:type="even" r:id="rId27"/>
-          <w:headerReference w:type="default" r:id="rId28"/>
-          <w:footerReference w:type="even" r:id="rId29"/>
-          <w:footerReference w:type="default" r:id="rId30"/>
-          <w:headerReference w:type="first" r:id="rId31"/>
-          <w:footerReference w:type="first" r:id="rId32"/>
+          <w:headerReference w:type="even" r:id="rId29"/>
+          <w:headerReference w:type="default" r:id="rId30"/>
+          <w:footerReference w:type="even" r:id="rId31"/>
+          <w:footerReference w:type="default" r:id="rId32"/>
+          <w:headerReference w:type="first" r:id="rId33"/>
+          <w:footerReference w:type="first" r:id="rId34"/>
           <w:pgSz w:w="11900" w:h="16840"/>
           <w:pgMar w:top="1478" w:right="1167" w:bottom="1468" w:left="1167" w:header="0" w:footer="3" w:gutter="0"/>
           <w:cols w:space="720"/>
@@ -37888,11 +37548,23 @@
         <w:fldChar w:fldCharType="separate"/>
       </w:r>
       <w:r>
+        <w:fldChar w:fldCharType="begin"/>
+      </w:r>
+      <w:r>
+        <w:instrText xml:space="preserve"> INCLUDEPICTURE  "C:\\Users\\User\\Desktop\\media\\image1.jpeg" \* MERGEFORMATINET </w:instrText>
+      </w:r>
+      <w:r>
+        <w:fldChar w:fldCharType="separate"/>
+      </w:r>
+      <w:r>
         <w:pict w14:anchorId="11A5BE81">
           <v:shape id="_x0000_i1032" type="#_x0000_t75" style="width:345.75pt;height:207.75pt">
-            <v:imagedata r:id="rId33" r:href="rId34"/>
+            <v:imagedata r:id="rId35" r:href="rId36"/>
           </v:shape>
         </w:pict>
+      </w:r>
+      <w:r>
+        <w:fldChar w:fldCharType="end"/>
       </w:r>
       <w:r>
         <w:fldChar w:fldCharType="end"/>
@@ -38292,11 +37964,23 @@
         <w:fldChar w:fldCharType="separate"/>
       </w:r>
       <w:r>
+        <w:fldChar w:fldCharType="begin"/>
+      </w:r>
+      <w:r>
+        <w:instrText xml:space="preserve"> INCLUDEPICTURE  "C:\\Users\\User\\Desktop\\media\\image2.jpeg" \* MERGEFORMATINET </w:instrText>
+      </w:r>
+      <w:r>
+        <w:fldChar w:fldCharType="separate"/>
+      </w:r>
+      <w:r>
         <w:pict w14:anchorId="1E8A1456">
           <v:shape id="_x0000_i1033" type="#_x0000_t75" style="width:324pt;height:207pt">
-            <v:imagedata r:id="rId35" r:href="rId36"/>
+            <v:imagedata r:id="rId37" r:href="rId38"/>
           </v:shape>
         </w:pict>
+      </w:r>
+      <w:r>
+        <w:fldChar w:fldCharType="end"/>
       </w:r>
       <w:r>
         <w:fldChar w:fldCharType="end"/>
@@ -38866,12 +38550,12 @@
         <w:spacing w:after="0" w:line="278" w:lineRule="exact"/>
         <w:jc w:val="both"/>
         <w:sectPr>
-          <w:headerReference w:type="even" r:id="rId37"/>
-          <w:headerReference w:type="default" r:id="rId38"/>
-          <w:footerReference w:type="even" r:id="rId39"/>
-          <w:footerReference w:type="default" r:id="rId40"/>
-          <w:headerReference w:type="first" r:id="rId41"/>
-          <w:footerReference w:type="first" r:id="rId42"/>
+          <w:headerReference w:type="even" r:id="rId39"/>
+          <w:headerReference w:type="default" r:id="rId40"/>
+          <w:footerReference w:type="even" r:id="rId41"/>
+          <w:footerReference w:type="default" r:id="rId42"/>
+          <w:headerReference w:type="first" r:id="rId43"/>
+          <w:footerReference w:type="first" r:id="rId44"/>
           <w:pgSz w:w="11900" w:h="16840"/>
           <w:pgMar w:top="1508" w:right="1174" w:bottom="1508" w:left="1179" w:header="0" w:footer="3" w:gutter="0"/>
           <w:cols w:space="720"/>
@@ -38982,11 +38666,23 @@
         <w:fldChar w:fldCharType="separate"/>
       </w:r>
       <w:r>
+        <w:fldChar w:fldCharType="begin"/>
+      </w:r>
+      <w:r>
+        <w:instrText xml:space="preserve"> INCLUDEPICTURE  "C:\\Users\\User\\Desktop\\media\\image3.jpeg" \* MERGEFORMATINET </w:instrText>
+      </w:r>
+      <w:r>
+        <w:fldChar w:fldCharType="separate"/>
+      </w:r>
+      <w:r>
         <w:pict w14:anchorId="323AE6EF">
           <v:shape id="_x0000_i1034" type="#_x0000_t75" style="width:288.75pt;height:260.25pt">
-            <v:imagedata r:id="rId43" r:href="rId44"/>
+            <v:imagedata r:id="rId45" r:href="rId46"/>
           </v:shape>
         </w:pict>
+      </w:r>
+      <w:r>
+        <w:fldChar w:fldCharType="end"/>
       </w:r>
       <w:r>
         <w:fldChar w:fldCharType="end"/>
@@ -39229,11 +38925,23 @@
         <w:fldChar w:fldCharType="separate"/>
       </w:r>
       <w:r>
+        <w:fldChar w:fldCharType="begin"/>
+      </w:r>
+      <w:r>
+        <w:instrText xml:space="preserve"> INCLUDEPICTURE  "C:\\Users\\User\\Desktop\\media\\image4.jpeg" \* MERGEFORMATINET </w:instrText>
+      </w:r>
+      <w:r>
+        <w:fldChar w:fldCharType="separate"/>
+      </w:r>
+      <w:r>
         <w:pict w14:anchorId="18BA2170">
           <v:shape id="_x0000_i1035" type="#_x0000_t75" style="width:396pt;height:198pt">
-            <v:imagedata r:id="rId45" r:href="rId46"/>
+            <v:imagedata r:id="rId47" r:href="rId48"/>
           </v:shape>
         </w:pict>
+      </w:r>
+      <w:r>
+        <w:fldChar w:fldCharType="end"/>
       </w:r>
       <w:r>
         <w:fldChar w:fldCharType="end"/>
@@ -39841,8 +39549,8 @@
     <w:p>
       <w:pPr>
         <w:sectPr>
-          <w:headerReference w:type="default" r:id="rId47"/>
-          <w:footerReference w:type="default" r:id="rId48"/>
+          <w:headerReference w:type="default" r:id="rId49"/>
+          <w:footerReference w:type="default" r:id="rId50"/>
           <w:pgSz w:w="12240" w:h="15840"/>
           <w:pgMar w:top="1252" w:right="1536" w:bottom="1252" w:left="1536" w:header="0" w:footer="3" w:gutter="0"/>
           <w:cols w:space="720"/>
@@ -40090,7 +39798,7 @@
                     </pic:cNvPicPr>
                   </pic:nvPicPr>
                   <pic:blipFill>
-                    <a:blip r:embed="rId49">
+                    <a:blip r:embed="rId51">
                       <a:extLst>
                         <a:ext uri="{28A0092B-C50C-407E-A947-70E740481C1C}">
                           <a14:useLocalDpi xmlns:a14="http://schemas.microsoft.com/office/drawing/2010/main" val="0"/>
@@ -40923,12 +40631,6 @@
         <w:gridCol w:w="1147"/>
       </w:tblGrid>
       <w:tr>
-        <w:tblPrEx>
-          <w:tblCellMar>
-            <w:top w:w="0" w:type="dxa"/>
-            <w:bottom w:w="0" w:type="dxa"/>
-          </w:tblCellMar>
-        </w:tblPrEx>
         <w:trPr>
           <w:trHeight w:hRule="exact" w:val="571"/>
           <w:jc w:val="center"/>
@@ -41053,12 +40755,6 @@
         </w:tc>
       </w:tr>
       <w:tr>
-        <w:tblPrEx>
-          <w:tblCellMar>
-            <w:top w:w="0" w:type="dxa"/>
-            <w:bottom w:w="0" w:type="dxa"/>
-          </w:tblCellMar>
-        </w:tblPrEx>
         <w:trPr>
           <w:trHeight w:hRule="exact" w:val="734"/>
           <w:jc w:val="center"/>
@@ -41249,12 +40945,6 @@
         </w:tc>
       </w:tr>
       <w:tr>
-        <w:tblPrEx>
-          <w:tblCellMar>
-            <w:top w:w="0" w:type="dxa"/>
-            <w:bottom w:w="0" w:type="dxa"/>
-          </w:tblCellMar>
-        </w:tblPrEx>
         <w:trPr>
           <w:trHeight w:hRule="exact" w:val="720"/>
           <w:jc w:val="center"/>
@@ -41465,12 +41155,6 @@
         </w:tc>
       </w:tr>
       <w:tr>
-        <w:tblPrEx>
-          <w:tblCellMar>
-            <w:top w:w="0" w:type="dxa"/>
-            <w:bottom w:w="0" w:type="dxa"/>
-          </w:tblCellMar>
-        </w:tblPrEx>
         <w:trPr>
           <w:trHeight w:hRule="exact" w:val="720"/>
           <w:jc w:val="center"/>
@@ -41662,12 +41346,6 @@
         </w:tc>
       </w:tr>
       <w:tr>
-        <w:tblPrEx>
-          <w:tblCellMar>
-            <w:top w:w="0" w:type="dxa"/>
-            <w:bottom w:w="0" w:type="dxa"/>
-          </w:tblCellMar>
-        </w:tblPrEx>
         <w:trPr>
           <w:trHeight w:hRule="exact" w:val="610"/>
           <w:jc w:val="center"/>
@@ -42244,7 +41922,7 @@
                     </pic:cNvPicPr>
                   </pic:nvPicPr>
                   <pic:blipFill>
-                    <a:blip r:embed="rId50">
+                    <a:blip r:embed="rId52">
                       <a:extLst>
                         <a:ext uri="{28A0092B-C50C-407E-A947-70E740481C1C}">
                           <a14:useLocalDpi xmlns:a14="http://schemas.microsoft.com/office/drawing/2010/main" val="0"/>
@@ -42789,7 +42467,12 @@
         <w:spacing w:after="0" w:line="317" w:lineRule="exact"/>
         <w:jc w:val="both"/>
         <w:rPr>
-          <w:rFonts w:ascii="Times New Roman" w:hAnsi="Times New Roman" w:cs="Times New Roman"/>
+          <w:rStyle w:val="Bodytext2"/>
+          <w:rFonts w:ascii="Times New Roman" w:eastAsiaTheme="minorHAnsi" w:hAnsi="Times New Roman" w:cs="Times New Roman"/>
+          <w:color w:val="auto"/>
+          <w:sz w:val="24"/>
+          <w:szCs w:val="24"/>
+          <w:lang w:val="en-US" w:eastAsia="en-US" w:bidi="ar-SA"/>
         </w:rPr>
       </w:pPr>
       <w:r>
@@ -42842,9 +42525,486 @@
         <w:t>).</w:t>
       </w:r>
     </w:p>
+    <w:p>
+      <w:pPr>
+        <w:widowControl w:val="0"/>
+        <w:tabs>
+          <w:tab w:val="left" w:pos="346"/>
+        </w:tabs>
+        <w:spacing w:after="0" w:line="317" w:lineRule="exact"/>
+        <w:jc w:val="both"/>
+        <w:rPr>
+          <w:rFonts w:ascii="Times New Roman" w:hAnsi="Times New Roman" w:cs="Times New Roman"/>
+        </w:rPr>
+      </w:pPr>
+    </w:p>
+    <w:p>
+      <w:pPr>
+        <w:widowControl w:val="0"/>
+        <w:tabs>
+          <w:tab w:val="left" w:pos="346"/>
+        </w:tabs>
+        <w:spacing w:after="0" w:line="317" w:lineRule="exact"/>
+        <w:jc w:val="both"/>
+        <w:rPr>
+          <w:rFonts w:ascii="Times New Roman" w:hAnsi="Times New Roman" w:cs="Times New Roman"/>
+        </w:rPr>
+      </w:pPr>
+    </w:p>
+    <w:p>
+      <w:pPr>
+        <w:widowControl w:val="0"/>
+        <w:tabs>
+          <w:tab w:val="left" w:pos="346"/>
+        </w:tabs>
+        <w:spacing w:after="0" w:line="317" w:lineRule="exact"/>
+        <w:jc w:val="both"/>
+        <w:rPr>
+          <w:rFonts w:ascii="Times New Roman" w:hAnsi="Times New Roman" w:cs="Times New Roman"/>
+        </w:rPr>
+      </w:pPr>
+    </w:p>
+    <w:p>
+      <w:pPr>
+        <w:rPr>
+          <w:rFonts w:ascii="Times New Roman" w:hAnsi="Times New Roman" w:cs="Times New Roman"/>
+        </w:rPr>
+      </w:pPr>
+      <w:r>
+        <w:rPr>
+          <w:rFonts w:ascii="Times New Roman" w:hAnsi="Times New Roman" w:cs="Times New Roman"/>
+        </w:rPr>
+        <w:br w:type="page"/>
+      </w:r>
+    </w:p>
+    <w:p>
+      <w:pPr>
+        <w:widowControl w:val="0"/>
+        <w:tabs>
+          <w:tab w:val="left" w:pos="346"/>
+        </w:tabs>
+        <w:spacing w:after="0" w:line="317" w:lineRule="exact"/>
+        <w:jc w:val="both"/>
+        <w:rPr>
+          <w:rFonts w:ascii="Times New Roman" w:hAnsi="Times New Roman" w:cs="Times New Roman"/>
+          <w:b/>
+          <w:bCs/>
+        </w:rPr>
+      </w:pPr>
+      <w:r>
+        <w:rPr>
+          <w:rFonts w:ascii="Times New Roman" w:hAnsi="Times New Roman" w:cs="Times New Roman"/>
+          <w:b/>
+          <w:bCs/>
+          <w:lang w:val="bg-BG"/>
+        </w:rPr>
+        <w:lastRenderedPageBreak/>
+        <w:t>Библиография</w:t>
+      </w:r>
+    </w:p>
+    <w:p>
+      <w:pPr>
+        <w:widowControl w:val="0"/>
+        <w:tabs>
+          <w:tab w:val="left" w:pos="346"/>
+        </w:tabs>
+        <w:spacing w:after="0" w:line="317" w:lineRule="exact"/>
+        <w:jc w:val="both"/>
+        <w:rPr>
+          <w:rFonts w:ascii="Times New Roman" w:hAnsi="Times New Roman" w:cs="Times New Roman"/>
+        </w:rPr>
+      </w:pPr>
+      <w:r>
+        <w:rPr>
+          <w:rFonts w:ascii="Times New Roman" w:hAnsi="Times New Roman" w:cs="Times New Roman"/>
+          <w:b/>
+          <w:bCs/>
+          <w:lang w:val="bg-BG"/>
+        </w:rPr>
+        <w:t xml:space="preserve">[1] </w:t>
+      </w:r>
+      <w:r>
+        <w:rPr>
+          <w:rFonts w:ascii="Times New Roman" w:hAnsi="Times New Roman" w:cs="Times New Roman"/>
+        </w:rPr>
+        <w:t xml:space="preserve">Greco, S., Slowinski, R., </w:t>
+      </w:r>
+      <w:r>
+        <w:rPr>
+          <w:rFonts w:ascii="Times New Roman" w:hAnsi="Times New Roman" w:cs="Times New Roman"/>
+          <w:lang w:val="bg-BG"/>
+        </w:rPr>
+        <w:t xml:space="preserve">&amp; </w:t>
+      </w:r>
+      <w:r>
+        <w:rPr>
+          <w:rFonts w:ascii="Times New Roman" w:hAnsi="Times New Roman" w:cs="Times New Roman"/>
+        </w:rPr>
+        <w:t>Wallenius, J. (2025). Fifty years of multiple criteria decision analysis.</w:t>
+      </w:r>
+    </w:p>
+    <w:p>
+      <w:pPr>
+        <w:widowControl w:val="0"/>
+        <w:tabs>
+          <w:tab w:val="left" w:pos="346"/>
+        </w:tabs>
+        <w:spacing w:after="0" w:line="317" w:lineRule="exact"/>
+        <w:jc w:val="both"/>
+        <w:rPr>
+          <w:rFonts w:ascii="Times New Roman" w:hAnsi="Times New Roman" w:cs="Times New Roman"/>
+        </w:rPr>
+      </w:pPr>
+      <w:r>
+        <w:rPr>
+          <w:rFonts w:ascii="Times New Roman" w:hAnsi="Times New Roman" w:cs="Times New Roman"/>
+          <w:i/>
+          <w:iCs/>
+        </w:rPr>
+        <w:t>European Journal of Operational Research,</w:t>
+      </w:r>
+      <w:r>
+        <w:rPr>
+          <w:rFonts w:ascii="Times New Roman" w:hAnsi="Times New Roman" w:cs="Times New Roman"/>
+        </w:rPr>
+        <w:t xml:space="preserve"> 323, 351-377.</w:t>
+      </w:r>
+    </w:p>
+    <w:p>
+      <w:pPr>
+        <w:widowControl w:val="0"/>
+        <w:tabs>
+          <w:tab w:val="left" w:pos="346"/>
+        </w:tabs>
+        <w:spacing w:after="0" w:line="317" w:lineRule="exact"/>
+        <w:jc w:val="both"/>
+        <w:rPr>
+          <w:rFonts w:ascii="Times New Roman" w:hAnsi="Times New Roman" w:cs="Times New Roman"/>
+        </w:rPr>
+      </w:pPr>
+      <w:r>
+        <w:rPr>
+          <w:rFonts w:ascii="Times New Roman" w:hAnsi="Times New Roman" w:cs="Times New Roman"/>
+          <w:b/>
+          <w:bCs/>
+        </w:rPr>
+        <w:t xml:space="preserve">[2] </w:t>
+      </w:r>
+      <w:r>
+        <w:rPr>
+          <w:rFonts w:ascii="Times New Roman" w:hAnsi="Times New Roman" w:cs="Times New Roman"/>
+        </w:rPr>
+        <w:t xml:space="preserve">Keeney, R. L., &amp; </w:t>
+      </w:r>
+      <w:proofErr w:type="spellStart"/>
+      <w:r>
+        <w:rPr>
+          <w:rFonts w:ascii="Times New Roman" w:hAnsi="Times New Roman" w:cs="Times New Roman"/>
+        </w:rPr>
+        <w:t>Raiffa</w:t>
+      </w:r>
+      <w:proofErr w:type="spellEnd"/>
+      <w:r>
+        <w:rPr>
+          <w:rFonts w:ascii="Times New Roman" w:hAnsi="Times New Roman" w:cs="Times New Roman"/>
+        </w:rPr>
+        <w:t xml:space="preserve">, H. (1993). </w:t>
+      </w:r>
+      <w:r>
+        <w:rPr>
+          <w:rFonts w:ascii="Times New Roman" w:hAnsi="Times New Roman" w:cs="Times New Roman"/>
+          <w:i/>
+          <w:iCs/>
+        </w:rPr>
+        <w:t>Decisions with Multiple Objectives: Preferences and Value</w:t>
+      </w:r>
+    </w:p>
+    <w:p>
+      <w:pPr>
+        <w:widowControl w:val="0"/>
+        <w:tabs>
+          <w:tab w:val="left" w:pos="346"/>
+        </w:tabs>
+        <w:spacing w:after="0" w:line="317" w:lineRule="exact"/>
+        <w:jc w:val="both"/>
+        <w:rPr>
+          <w:rFonts w:ascii="Times New Roman" w:hAnsi="Times New Roman" w:cs="Times New Roman"/>
+        </w:rPr>
+      </w:pPr>
+      <w:r>
+        <w:rPr>
+          <w:rFonts w:ascii="Times New Roman" w:hAnsi="Times New Roman" w:cs="Times New Roman"/>
+          <w:i/>
+          <w:iCs/>
+        </w:rPr>
+        <w:t>Tradeoffs.</w:t>
+      </w:r>
+      <w:r>
+        <w:rPr>
+          <w:rFonts w:ascii="Times New Roman" w:hAnsi="Times New Roman" w:cs="Times New Roman"/>
+        </w:rPr>
+        <w:t xml:space="preserve"> Cambridge University Press.</w:t>
+      </w:r>
+    </w:p>
+    <w:p>
+      <w:pPr>
+        <w:widowControl w:val="0"/>
+        <w:tabs>
+          <w:tab w:val="left" w:pos="346"/>
+        </w:tabs>
+        <w:spacing w:after="0" w:line="317" w:lineRule="exact"/>
+        <w:jc w:val="both"/>
+        <w:rPr>
+          <w:rFonts w:ascii="Times New Roman" w:hAnsi="Times New Roman" w:cs="Times New Roman"/>
+        </w:rPr>
+      </w:pPr>
+      <w:r>
+        <w:rPr>
+          <w:rFonts w:ascii="Times New Roman" w:hAnsi="Times New Roman" w:cs="Times New Roman"/>
+          <w:b/>
+          <w:bCs/>
+        </w:rPr>
+        <w:t xml:space="preserve">[3] </w:t>
+      </w:r>
+      <w:r>
+        <w:rPr>
+          <w:rFonts w:ascii="Times New Roman" w:hAnsi="Times New Roman" w:cs="Times New Roman"/>
+        </w:rPr>
+        <w:t xml:space="preserve">Fishburn, P. C. (1967). Methods of estimating additive utilities. </w:t>
+      </w:r>
+      <w:r>
+        <w:rPr>
+          <w:rFonts w:ascii="Times New Roman" w:hAnsi="Times New Roman" w:cs="Times New Roman"/>
+          <w:i/>
+          <w:iCs/>
+        </w:rPr>
+        <w:t>Management Science,</w:t>
+      </w:r>
+      <w:r>
+        <w:rPr>
+          <w:rFonts w:ascii="Times New Roman" w:hAnsi="Times New Roman" w:cs="Times New Roman"/>
+        </w:rPr>
+        <w:t xml:space="preserve"> 13(7),</w:t>
+      </w:r>
+    </w:p>
+    <w:p>
+      <w:pPr>
+        <w:widowControl w:val="0"/>
+        <w:tabs>
+          <w:tab w:val="left" w:pos="346"/>
+        </w:tabs>
+        <w:spacing w:after="0" w:line="317" w:lineRule="exact"/>
+        <w:jc w:val="both"/>
+        <w:rPr>
+          <w:rFonts w:ascii="Times New Roman" w:hAnsi="Times New Roman" w:cs="Times New Roman"/>
+        </w:rPr>
+      </w:pPr>
+      <w:r>
+        <w:rPr>
+          <w:rFonts w:ascii="Times New Roman" w:hAnsi="Times New Roman" w:cs="Times New Roman"/>
+        </w:rPr>
+        <w:t>435-453.</w:t>
+      </w:r>
+    </w:p>
+    <w:p>
+      <w:pPr>
+        <w:widowControl w:val="0"/>
+        <w:tabs>
+          <w:tab w:val="left" w:pos="346"/>
+        </w:tabs>
+        <w:spacing w:after="0" w:line="317" w:lineRule="exact"/>
+        <w:jc w:val="both"/>
+        <w:rPr>
+          <w:rFonts w:ascii="Times New Roman" w:hAnsi="Times New Roman" w:cs="Times New Roman"/>
+        </w:rPr>
+      </w:pPr>
+      <w:r>
+        <w:rPr>
+          <w:rFonts w:ascii="Times New Roman" w:hAnsi="Times New Roman" w:cs="Times New Roman"/>
+          <w:b/>
+          <w:bCs/>
+        </w:rPr>
+        <w:t xml:space="preserve">[4] </w:t>
+      </w:r>
+      <w:r>
+        <w:rPr>
+          <w:rFonts w:ascii="Times New Roman" w:hAnsi="Times New Roman" w:cs="Times New Roman"/>
+        </w:rPr>
+        <w:t xml:space="preserve">OECD JRC (2008). </w:t>
+      </w:r>
+      <w:r>
+        <w:rPr>
+          <w:rFonts w:ascii="Times New Roman" w:hAnsi="Times New Roman" w:cs="Times New Roman"/>
+          <w:i/>
+          <w:iCs/>
+        </w:rPr>
+        <w:t>Handbook on Constructing Composite Indicators: Methodology and User</w:t>
+      </w:r>
+    </w:p>
+    <w:p>
+      <w:pPr>
+        <w:widowControl w:val="0"/>
+        <w:tabs>
+          <w:tab w:val="left" w:pos="346"/>
+        </w:tabs>
+        <w:spacing w:after="0" w:line="317" w:lineRule="exact"/>
+        <w:jc w:val="both"/>
+        <w:rPr>
+          <w:rFonts w:ascii="Times New Roman" w:hAnsi="Times New Roman" w:cs="Times New Roman"/>
+        </w:rPr>
+      </w:pPr>
+      <w:r>
+        <w:rPr>
+          <w:rFonts w:ascii="Times New Roman" w:hAnsi="Times New Roman" w:cs="Times New Roman"/>
+          <w:i/>
+          <w:iCs/>
+        </w:rPr>
+        <w:t>Guide.</w:t>
+      </w:r>
+      <w:r>
+        <w:rPr>
+          <w:rFonts w:ascii="Times New Roman" w:hAnsi="Times New Roman" w:cs="Times New Roman"/>
+        </w:rPr>
+        <w:t xml:space="preserve"> OECD Publishing.</w:t>
+      </w:r>
+    </w:p>
+    <w:p>
+      <w:pPr>
+        <w:widowControl w:val="0"/>
+        <w:tabs>
+          <w:tab w:val="left" w:pos="346"/>
+        </w:tabs>
+        <w:spacing w:after="0" w:line="317" w:lineRule="exact"/>
+        <w:jc w:val="both"/>
+        <w:rPr>
+          <w:rFonts w:ascii="Times New Roman" w:hAnsi="Times New Roman" w:cs="Times New Roman"/>
+        </w:rPr>
+      </w:pPr>
+      <w:r>
+        <w:rPr>
+          <w:rFonts w:ascii="Times New Roman" w:hAnsi="Times New Roman" w:cs="Times New Roman"/>
+          <w:b/>
+          <w:bCs/>
+        </w:rPr>
+        <w:t xml:space="preserve">[5] </w:t>
+      </w:r>
+      <w:r>
+        <w:rPr>
+          <w:rFonts w:ascii="Times New Roman" w:hAnsi="Times New Roman" w:cs="Times New Roman"/>
+        </w:rPr>
+        <w:t xml:space="preserve">Greco, S., Ishizaka, A., </w:t>
+      </w:r>
+      <w:proofErr w:type="spellStart"/>
+      <w:r>
+        <w:rPr>
+          <w:rFonts w:ascii="Times New Roman" w:hAnsi="Times New Roman" w:cs="Times New Roman"/>
+        </w:rPr>
+        <w:t>Tasiou</w:t>
+      </w:r>
+      <w:proofErr w:type="spellEnd"/>
+      <w:r>
+        <w:rPr>
+          <w:rFonts w:ascii="Times New Roman" w:hAnsi="Times New Roman" w:cs="Times New Roman"/>
+        </w:rPr>
+        <w:t>, M., &amp; Torrisi, G. (2019). On the methodological framework of</w:t>
+      </w:r>
+    </w:p>
+    <w:p>
+      <w:pPr>
+        <w:widowControl w:val="0"/>
+        <w:tabs>
+          <w:tab w:val="left" w:pos="346"/>
+        </w:tabs>
+        <w:spacing w:after="0" w:line="317" w:lineRule="exact"/>
+        <w:jc w:val="both"/>
+        <w:rPr>
+          <w:rFonts w:ascii="Times New Roman" w:hAnsi="Times New Roman" w:cs="Times New Roman"/>
+        </w:rPr>
+      </w:pPr>
+      <w:r>
+        <w:rPr>
+          <w:rFonts w:ascii="Times New Roman" w:hAnsi="Times New Roman" w:cs="Times New Roman"/>
+        </w:rPr>
+        <w:t xml:space="preserve">composite indices. </w:t>
+      </w:r>
+      <w:r>
+        <w:rPr>
+          <w:rFonts w:ascii="Times New Roman" w:hAnsi="Times New Roman" w:cs="Times New Roman"/>
+          <w:i/>
+          <w:iCs/>
+        </w:rPr>
+        <w:t>Social Indicators Research</w:t>
+      </w:r>
+      <w:r>
+        <w:rPr>
+          <w:rFonts w:ascii="Times New Roman" w:hAnsi="Times New Roman" w:cs="Times New Roman"/>
+        </w:rPr>
+        <w:t>, 141, 61-94.</w:t>
+      </w:r>
+    </w:p>
+    <w:p>
+      <w:pPr>
+        <w:widowControl w:val="0"/>
+        <w:tabs>
+          <w:tab w:val="left" w:pos="346"/>
+        </w:tabs>
+        <w:spacing w:after="0" w:line="317" w:lineRule="exact"/>
+        <w:jc w:val="both"/>
+        <w:rPr>
+          <w:rFonts w:ascii="Times New Roman" w:hAnsi="Times New Roman" w:cs="Times New Roman"/>
+        </w:rPr>
+      </w:pPr>
+      <w:r>
+        <w:rPr>
+          <w:rFonts w:ascii="Times New Roman" w:hAnsi="Times New Roman" w:cs="Times New Roman"/>
+          <w:b/>
+          <w:bCs/>
+        </w:rPr>
+        <w:t xml:space="preserve">[6] </w:t>
+      </w:r>
+      <w:r>
+        <w:rPr>
+          <w:rFonts w:ascii="Times New Roman" w:hAnsi="Times New Roman" w:cs="Times New Roman"/>
+        </w:rPr>
+        <w:t xml:space="preserve">Weber, T. A. (2026). Relatively Robust Multicriteria Decisions. </w:t>
+      </w:r>
+      <w:r>
+        <w:rPr>
+          <w:rFonts w:ascii="Times New Roman" w:hAnsi="Times New Roman" w:cs="Times New Roman"/>
+          <w:i/>
+          <w:iCs/>
+        </w:rPr>
+        <w:t>Management Science,</w:t>
+      </w:r>
+      <w:r>
+        <w:rPr>
+          <w:rFonts w:ascii="Times New Roman" w:hAnsi="Times New Roman" w:cs="Times New Roman"/>
+        </w:rPr>
+        <w:t xml:space="preserve"> 72(4),</w:t>
+      </w:r>
+    </w:p>
+    <w:p>
+      <w:pPr>
+        <w:widowControl w:val="0"/>
+        <w:tabs>
+          <w:tab w:val="left" w:pos="346"/>
+        </w:tabs>
+        <w:spacing w:after="0" w:line="317" w:lineRule="exact"/>
+        <w:jc w:val="both"/>
+        <w:rPr>
+          <w:rFonts w:ascii="Times New Roman" w:hAnsi="Times New Roman" w:cs="Times New Roman"/>
+        </w:rPr>
+      </w:pPr>
+      <w:r>
+        <w:rPr>
+          <w:rFonts w:ascii="Times New Roman" w:hAnsi="Times New Roman" w:cs="Times New Roman"/>
+        </w:rPr>
+        <w:t>3175-3203. (First published online Aug 2025).</w:t>
+      </w:r>
+    </w:p>
     <w:sectPr>
-      <w:headerReference w:type="default" r:id="rId51"/>
-      <w:footerReference w:type="default" r:id="rId52"/>
+      <w:headerReference w:type="default" r:id="rId53"/>
+      <w:footerReference w:type="default" r:id="rId54"/>
       <w:pgSz w:w="12240" w:h="15840"/>
       <w:pgMar w:top="1440" w:right="1440" w:bottom="1440" w:left="1440" w:header="720" w:footer="720" w:gutter="0"/>
       <w:cols w:space="720"/>
@@ -48296,7 +48456,6 @@
   <w:style w:type="character" w:default="1" w:styleId="DefaultParagraphFont">
     <w:name w:val="Default Paragraph Font"/>
     <w:uiPriority w:val="1"/>
-    <w:semiHidden/>
     <w:unhideWhenUsed/>
   </w:style>
   <w:style w:type="table" w:default="1" w:styleId="TableNormal">

--- a/Work in Progress.docx
+++ b/Work in Progress.docx
@@ -19968,43 +19968,26 @@
         </w:rPr>
         <w:t>t</w:t>
       </w:r>
-      <w:proofErr w:type="gramStart"/>
-      <w:r>
-        <w:rPr>
-          <w:rStyle w:val="Bodytext2"/>
-          <w:lang w:val="en-US" w:eastAsia="en-US" w:bidi="en-US"/>
-        </w:rPr>
-        <w:t xml:space="preserve"> </w:t>
-      </w:r>
-      <w:r>
-        <w:rPr>
-          <w:rStyle w:val="Bodytext2"/>
-        </w:rPr>
-        <w:t>..</w:t>
-      </w:r>
-      <w:proofErr w:type="gramEnd"/>
-      <w:r>
-        <w:rPr>
-          <w:rStyle w:val="Bodytext2"/>
-        </w:rPr>
-        <w:t xml:space="preserve"> </w:t>
-      </w:r>
-      <w:r>
-        <w:rPr>
-          <w:rStyle w:val="Bodytext2"/>
-          <w:lang w:val="en-US" w:eastAsia="en-US" w:bidi="en-US"/>
-        </w:rPr>
-        <w:t>(t</w:t>
-      </w:r>
-      <w:proofErr w:type="gramStart"/>
-      <w:r>
-        <w:rPr>
-          <w:rStyle w:val="Bodytext2"/>
-          <w:lang w:val="en-US" w:eastAsia="en-US" w:bidi="en-US"/>
-        </w:rPr>
-        <w:t>) ]</w:t>
-      </w:r>
-      <w:proofErr w:type="gramEnd"/>
+      <w:r>
+        <w:rPr>
+          <w:rStyle w:val="Bodytext2"/>
+          <w:lang w:val="en-US" w:eastAsia="en-US" w:bidi="en-US"/>
+        </w:rPr>
+        <w:t xml:space="preserve"> </w:t>
+      </w:r>
+      <w:r>
+        <w:rPr>
+          <w:rStyle w:val="Bodytext2"/>
+        </w:rPr>
+        <w:t xml:space="preserve">.. </w:t>
+      </w:r>
+      <w:r>
+        <w:rPr>
+          <w:rStyle w:val="Bodytext2"/>
+          <w:lang w:val="en-US" w:eastAsia="en-US" w:bidi="en-US"/>
+        </w:rPr>
+        <w:t>(t) ]</w:t>
+      </w:r>
       <w:r>
         <w:rPr>
           <w:rStyle w:val="Bodytext2Constantia"/>
@@ -20071,21 +20054,12 @@
         <w:ind w:left="640"/>
         <w:jc w:val="both"/>
       </w:pPr>
-      <w:proofErr w:type="gramStart"/>
-      <w:r>
-        <w:rPr>
-          <w:rStyle w:val="Bodytext2"/>
-          <w:lang w:val="en-US" w:eastAsia="en-US" w:bidi="en-US"/>
-        </w:rPr>
-        <w:t>SoC .</w:t>
-      </w:r>
-      <w:proofErr w:type="gramEnd"/>
-      <w:r>
-        <w:rPr>
-          <w:rStyle w:val="Bodytext2"/>
-          <w:lang w:val="en-US" w:eastAsia="en-US" w:bidi="en-US"/>
-        </w:rPr>
-        <w:t xml:space="preserve"> &lt; SoC(t) &lt; SoC</w:t>
+      <w:r>
+        <w:rPr>
+          <w:rStyle w:val="Bodytext2"/>
+          <w:lang w:val="en-US" w:eastAsia="en-US" w:bidi="en-US"/>
+        </w:rPr>
+        <w:t>SoC . &lt; SoC(t) &lt; SoC</w:t>
       </w:r>
     </w:p>
     <w:p>
@@ -20758,6 +20732,15 @@
       </w:pPr>
       <w:r>
         <w:lastRenderedPageBreak/>
+        <w:fldChar w:fldCharType="begin"/>
+      </w:r>
+      <w:r>
+        <w:instrText xml:space="preserve"> INCLUDEPICTURE  "C:\\Users\\User\\Desktop\\media\\image1.jpeg" \* MERGEFORMATINET </w:instrText>
+      </w:r>
+      <w:r>
+        <w:fldChar w:fldCharType="separate"/>
+      </w:r>
+      <w:r>
         <w:fldChar w:fldCharType="begin"/>
       </w:r>
       <w:r>
@@ -20832,10 +20815,13 @@
             <v:path o:extrusionok="f" gradientshapeok="t" o:connecttype="rect"/>
             <o:lock v:ext="edit" aspectratio="t"/>
           </v:shapetype>
-          <v:shape id="_x0000_i1025" type="#_x0000_t75" style="width:447.75pt;height:269.25pt">
+          <v:shape id="_x0000_i1025" type="#_x0000_t75" style="width:447.85pt;height:269.3pt">
             <v:imagedata r:id="rId9" r:href="rId10"/>
           </v:shape>
         </w:pict>
+      </w:r>
+      <w:r>
+        <w:fldChar w:fldCharType="end"/>
       </w:r>
       <w:r>
         <w:fldChar w:fldCharType="end"/>
@@ -21990,115 +21976,53 @@
           <w:rStyle w:val="Bodytext2"/>
           <w:lang w:val="en-US" w:eastAsia="en-US" w:bidi="en-US"/>
         </w:rPr>
-        <w:t>$$\min \quad \sum</w:t>
-      </w:r>
-      <w:proofErr w:type="gramStart"/>
-      <w:r>
-        <w:rPr>
-          <w:rStyle w:val="Bodytext2"/>
-          <w:lang w:val="en-US" w:eastAsia="en-US" w:bidi="en-US"/>
-        </w:rPr>
-        <w:t>_{</w:t>
-      </w:r>
-      <w:proofErr w:type="gramEnd"/>
-      <w:r>
-        <w:rPr>
-          <w:rStyle w:val="Bodytext2"/>
-          <w:lang w:val="en-US" w:eastAsia="en-US" w:bidi="en-US"/>
-        </w:rPr>
-        <w:t xml:space="preserve">j = </w:t>
-      </w:r>
-      <w:proofErr w:type="gramStart"/>
+        <w:t xml:space="preserve">$$\min \quad \sum_{j = </w:t>
+      </w:r>
       <w:r>
         <w:rPr>
           <w:rStyle w:val="Bodytext2Spacing1pt"/>
         </w:rPr>
-        <w:t>1}~</w:t>
-      </w:r>
-      <w:proofErr w:type="gramEnd"/>
+        <w:t>1}~{n}</w:t>
+      </w:r>
+      <w:r>
+        <w:rPr>
+          <w:rStyle w:val="Bodytext2"/>
+          <w:lang w:val="en-US" w:eastAsia="en-US" w:bidi="en-US"/>
+        </w:rPr>
+        <w:t xml:space="preserve"> </w:t>
+      </w:r>
+      <w:r>
+        <w:rPr>
+          <w:rStyle w:val="Bodytext2"/>
+        </w:rPr>
+        <w:t>у^$$$</w:t>
+      </w:r>
+      <w:proofErr w:type="spellStart"/>
+      <w:r>
+        <w:rPr>
+          <w:rStyle w:val="Bodytext2"/>
+        </w:rPr>
+        <w:t>иех^при</w:t>
+      </w:r>
+      <w:proofErr w:type="spellEnd"/>
+      <w:r>
+        <w:rPr>
+          <w:rStyle w:val="Bodytext2"/>
+        </w:rPr>
+        <w:t xml:space="preserve"> ограничения:}$$$$1. </w:t>
+      </w:r>
+      <w:r>
+        <w:rPr>
+          <w:rStyle w:val="Bodytext2"/>
+          <w:lang w:val="en-US" w:eastAsia="en-US" w:bidi="en-US"/>
+        </w:rPr>
+        <w:t xml:space="preserve">\quad \sum_{j = </w:t>
+      </w:r>
       <w:r>
         <w:rPr>
           <w:rStyle w:val="Bodytext2Spacing1pt"/>
         </w:rPr>
-        <w:t>{n}</w:t>
-      </w:r>
-      <w:r>
-        <w:rPr>
-          <w:rStyle w:val="Bodytext2"/>
-          <w:lang w:val="en-US" w:eastAsia="en-US" w:bidi="en-US"/>
-        </w:rPr>
-        <w:t xml:space="preserve"> </w:t>
-      </w:r>
-      <w:r>
-        <w:rPr>
-          <w:rStyle w:val="Bodytext2"/>
-        </w:rPr>
-        <w:t>у^$$$</w:t>
-      </w:r>
-      <w:proofErr w:type="spellStart"/>
-      <w:r>
-        <w:rPr>
-          <w:rStyle w:val="Bodytext2"/>
-        </w:rPr>
-        <w:t>иех^при</w:t>
-      </w:r>
-      <w:proofErr w:type="spellEnd"/>
-      <w:r>
-        <w:rPr>
-          <w:rStyle w:val="Bodytext2"/>
-        </w:rPr>
-        <w:t xml:space="preserve"> ограничения</w:t>
-      </w:r>
-      <w:proofErr w:type="gramStart"/>
-      <w:r>
-        <w:rPr>
-          <w:rStyle w:val="Bodytext2"/>
-        </w:rPr>
-        <w:t>:}$</w:t>
-      </w:r>
-      <w:proofErr w:type="gramEnd"/>
-      <w:r>
-        <w:rPr>
-          <w:rStyle w:val="Bodytext2"/>
-        </w:rPr>
-        <w:t xml:space="preserve">$$$1. </w:t>
-      </w:r>
-      <w:r>
-        <w:rPr>
-          <w:rStyle w:val="Bodytext2"/>
-          <w:lang w:val="en-US" w:eastAsia="en-US" w:bidi="en-US"/>
-        </w:rPr>
-        <w:t>\quad \sum</w:t>
-      </w:r>
-      <w:proofErr w:type="gramStart"/>
-      <w:r>
-        <w:rPr>
-          <w:rStyle w:val="Bodytext2"/>
-          <w:lang w:val="en-US" w:eastAsia="en-US" w:bidi="en-US"/>
-        </w:rPr>
-        <w:t>_{</w:t>
-      </w:r>
-      <w:proofErr w:type="gramEnd"/>
-      <w:r>
-        <w:rPr>
-          <w:rStyle w:val="Bodytext2"/>
-          <w:lang w:val="en-US" w:eastAsia="en-US" w:bidi="en-US"/>
-        </w:rPr>
-        <w:t xml:space="preserve">j = </w:t>
-      </w:r>
-      <w:proofErr w:type="gramStart"/>
-      <w:r>
-        <w:rPr>
-          <w:rStyle w:val="Bodytext2Spacing1pt"/>
-        </w:rPr>
-        <w:t>1}~</w:t>
-      </w:r>
-      <w:proofErr w:type="gramEnd"/>
-      <w:r>
-        <w:rPr>
-          <w:rStyle w:val="Bodytext2Spacing1pt"/>
-        </w:rPr>
-        <w:t>{n}</w:t>
+        <w:t>1}~{n}</w:t>
       </w:r>
       <w:r>
         <w:rPr>
@@ -22153,23 +22077,7 @@
           <w:rStyle w:val="Bodytext2"/>
           <w:lang w:val="en-US" w:eastAsia="en-US" w:bidi="en-US"/>
         </w:rPr>
-        <w:t xml:space="preserve"> L$$$$2. \</w:t>
-      </w:r>
-      <w:proofErr w:type="gramStart"/>
-      <w:r>
-        <w:rPr>
-          <w:rStyle w:val="Bodytext2"/>
-          <w:lang w:val="en-US" w:eastAsia="en-US" w:bidi="en-US"/>
-        </w:rPr>
-        <w:t>quad</w:t>
-      </w:r>
-      <w:proofErr w:type="gramEnd"/>
-      <w:r>
-        <w:rPr>
-          <w:rStyle w:val="Bodytext2"/>
-          <w:lang w:val="en-US" w:eastAsia="en-US" w:bidi="en-US"/>
-        </w:rPr>
-        <w:t xml:space="preserve"> </w:t>
+        <w:t xml:space="preserve"> L$$$$2. \quad </w:t>
       </w:r>
       <w:proofErr w:type="spellStart"/>
       <w:r>
@@ -22217,55 +22125,7 @@
           <w:rStyle w:val="Bodytext2"/>
           <w:lang w:val="en-US" w:eastAsia="en-US" w:bidi="en-US"/>
         </w:rPr>
-        <w:t xml:space="preserve"> j \in </w:t>
-      </w:r>
-      <w:proofErr w:type="gramStart"/>
-      <w:r>
-        <w:rPr>
-          <w:rStyle w:val="Bodytext2"/>
-          <w:lang w:val="en-US" w:eastAsia="en-US" w:bidi="en-US"/>
-        </w:rPr>
-        <w:t>\{</w:t>
-      </w:r>
-      <w:proofErr w:type="gramEnd"/>
-      <w:r>
-        <w:rPr>
-          <w:rStyle w:val="Bodytext2"/>
-          <w:lang w:val="en-US" w:eastAsia="en-US" w:bidi="en-US"/>
-        </w:rPr>
-        <w:t>1, \dots, n</w:t>
-      </w:r>
-      <w:proofErr w:type="gramStart"/>
-      <w:r>
-        <w:rPr>
-          <w:rStyle w:val="Bodytext2"/>
-          <w:lang w:val="en-US" w:eastAsia="en-US" w:bidi="en-US"/>
-        </w:rPr>
-        <w:t>\}$</w:t>
-      </w:r>
-      <w:proofErr w:type="gramEnd"/>
-      <w:r>
-        <w:rPr>
-          <w:rStyle w:val="Bodytext2"/>
-          <w:lang w:val="en-US" w:eastAsia="en-US" w:bidi="en-US"/>
-        </w:rPr>
-        <w:t>$$$3. \</w:t>
-      </w:r>
-      <w:proofErr w:type="gramStart"/>
-      <w:r>
-        <w:rPr>
-          <w:rStyle w:val="Bodytext2"/>
-          <w:lang w:val="en-US" w:eastAsia="en-US" w:bidi="en-US"/>
-        </w:rPr>
-        <w:t>quad</w:t>
-      </w:r>
-      <w:proofErr w:type="gramEnd"/>
-      <w:r>
-        <w:rPr>
-          <w:rStyle w:val="Bodytext2"/>
-          <w:lang w:val="en-US" w:eastAsia="en-US" w:bidi="en-US"/>
-        </w:rPr>
-        <w:t xml:space="preserve"> </w:t>
+        <w:t xml:space="preserve"> j \in \{1, \dots, n\}$$$$3. \quad </w:t>
       </w:r>
       <w:proofErr w:type="spellStart"/>
       <w:r>
@@ -22329,39 +22189,7 @@
           <w:rStyle w:val="Bodytext2"/>
           <w:lang w:val="en-US" w:eastAsia="en-US" w:bidi="en-US"/>
         </w:rPr>
-        <w:t xml:space="preserve"> j \in </w:t>
-      </w:r>
-      <w:proofErr w:type="gramStart"/>
-      <w:r>
-        <w:rPr>
-          <w:rStyle w:val="Bodytext2"/>
-          <w:lang w:val="en-US" w:eastAsia="en-US" w:bidi="en-US"/>
-        </w:rPr>
-        <w:t>\{</w:t>
-      </w:r>
-      <w:proofErr w:type="gramEnd"/>
-      <w:r>
-        <w:rPr>
-          <w:rStyle w:val="Bodytext2"/>
-          <w:lang w:val="en-US" w:eastAsia="en-US" w:bidi="en-US"/>
-        </w:rPr>
-        <w:t>1, \dots, n</w:t>
-      </w:r>
-      <w:proofErr w:type="gramStart"/>
-      <w:r>
-        <w:rPr>
-          <w:rStyle w:val="Bodytext2"/>
-          <w:lang w:val="en-US" w:eastAsia="en-US" w:bidi="en-US"/>
-        </w:rPr>
-        <w:t>\}$</w:t>
-      </w:r>
-      <w:proofErr w:type="gramEnd"/>
-      <w:r>
-        <w:rPr>
-          <w:rStyle w:val="Bodytext2"/>
-          <w:lang w:val="en-US" w:eastAsia="en-US" w:bidi="en-US"/>
-        </w:rPr>
-        <w:t>$$$4. \quad \</w:t>
+        <w:t xml:space="preserve"> j \in \{1, \dots, n\}$$$$4. \quad \</w:t>
       </w:r>
       <w:proofErr w:type="spellStart"/>
       <w:r>
@@ -22393,17 +22221,8 @@
           <w:rStyle w:val="Bodytext2"/>
           <w:lang w:val="en-US" w:eastAsia="en-US" w:bidi="en-US"/>
         </w:rPr>
-        <w:t>{b} \quad (\</w:t>
-      </w:r>
-      <w:proofErr w:type="gramStart"/>
-      <w:r>
-        <w:rPr>
-          <w:rStyle w:val="Bodytext2"/>
-          <w:lang w:val="en-US" w:eastAsia="en-US" w:bidi="en-US"/>
-        </w:rPr>
-        <w:t>text{</w:t>
-      </w:r>
-      <w:proofErr w:type="gramEnd"/>
+        <w:t>{b} \quad (\text{</w:t>
+      </w:r>
       <w:r>
         <w:rPr>
           <w:rStyle w:val="Bodytext2"/>
@@ -22418,19 +22237,11 @@
         <w:t>микрогрида</w:t>
       </w:r>
       <w:proofErr w:type="spellEnd"/>
-      <w:proofErr w:type="gramStart"/>
-      <w:r>
-        <w:rPr>
-          <w:rStyle w:val="Bodytext2"/>
-        </w:rPr>
-        <w:t>})$</w:t>
-      </w:r>
-      <w:proofErr w:type="gramEnd"/>
-      <w:r>
-        <w:rPr>
-          <w:rStyle w:val="Bodytext2"/>
-        </w:rPr>
-        <w:t>$$$</w:t>
+      <w:r>
+        <w:rPr>
+          <w:rStyle w:val="Bodytext2"/>
+        </w:rPr>
+        <w:t>})$$$$</w:t>
       </w:r>
       <w:proofErr w:type="spellStart"/>
       <w:r>
@@ -22480,39 +22291,7 @@
           <w:rStyle w:val="Bodytext2"/>
           <w:lang w:val="en-US" w:eastAsia="en-US" w:bidi="en-US"/>
         </w:rPr>
-        <w:t xml:space="preserve"> \in </w:t>
-      </w:r>
-      <w:proofErr w:type="gramStart"/>
-      <w:r>
-        <w:rPr>
-          <w:rStyle w:val="Bodytext2"/>
-          <w:lang w:val="en-US" w:eastAsia="en-US" w:bidi="en-US"/>
-        </w:rPr>
-        <w:t>\{</w:t>
-      </w:r>
-      <w:proofErr w:type="gramEnd"/>
-      <w:r>
-        <w:rPr>
-          <w:rStyle w:val="Bodytext2"/>
-          <w:lang w:val="en-US" w:eastAsia="en-US" w:bidi="en-US"/>
-        </w:rPr>
-        <w:t>0, 1</w:t>
-      </w:r>
-      <w:proofErr w:type="gramStart"/>
-      <w:r>
-        <w:rPr>
-          <w:rStyle w:val="Bodytext2"/>
-          <w:lang w:val="en-US" w:eastAsia="en-US" w:bidi="en-US"/>
-        </w:rPr>
-        <w:t>\}$</w:t>
-      </w:r>
-      <w:proofErr w:type="gramEnd"/>
-      <w:r>
-        <w:rPr>
-          <w:rStyle w:val="Bodytext2"/>
-          <w:lang w:val="en-US" w:eastAsia="en-US" w:bidi="en-US"/>
-        </w:rPr>
-        <w:t>$</w:t>
+        <w:t xml:space="preserve"> \in \{0, 1\}$$</w:t>
       </w:r>
     </w:p>
     <w:p>
@@ -23135,11 +22914,35 @@
                               <w:rPr>
                                 <w:rFonts w:ascii="Microsoft Sans Serif" w:eastAsia="Microsoft Sans Serif" w:hAnsi="Microsoft Sans Serif" w:cs="Microsoft Sans Serif"/>
                               </w:rPr>
+                              <w:fldChar w:fldCharType="begin"/>
+                            </w:r>
+                            <w:r>
+                              <w:rPr>
+                                <w:rFonts w:ascii="Microsoft Sans Serif" w:eastAsia="Microsoft Sans Serif" w:hAnsi="Microsoft Sans Serif" w:cs="Microsoft Sans Serif"/>
+                              </w:rPr>
+                              <w:instrText xml:space="preserve"> INCLUDEPICTURE  "C:\\Users\\User\\Desktop\\media\\image1.jpeg" \* MERGEFORMATINET </w:instrText>
+                            </w:r>
+                            <w:r>
+                              <w:rPr>
+                                <w:rFonts w:ascii="Microsoft Sans Serif" w:eastAsia="Microsoft Sans Serif" w:hAnsi="Microsoft Sans Serif" w:cs="Microsoft Sans Serif"/>
+                              </w:rPr>
+                              <w:fldChar w:fldCharType="separate"/>
+                            </w:r>
+                            <w:r>
+                              <w:rPr>
+                                <w:rFonts w:ascii="Microsoft Sans Serif" w:eastAsia="Microsoft Sans Serif" w:hAnsi="Microsoft Sans Serif" w:cs="Microsoft Sans Serif"/>
+                              </w:rPr>
                               <w:pict w14:anchorId="25AA142D">
-                                <v:shape id="_x0000_i1027" type="#_x0000_t75" style="width:222.75pt;height:152.25pt">
+                                <v:shape id="_x0000_i1027" type="#_x0000_t75" style="width:222.75pt;height:152.3pt">
                                   <v:imagedata r:id="rId11" r:href="rId12"/>
                                 </v:shape>
                               </w:pict>
+                            </w:r>
+                            <w:r>
+                              <w:rPr>
+                                <w:rFonts w:ascii="Microsoft Sans Serif" w:eastAsia="Microsoft Sans Serif" w:hAnsi="Microsoft Sans Serif" w:cs="Microsoft Sans Serif"/>
+                              </w:rPr>
+                              <w:fldChar w:fldCharType="end"/>
                             </w:r>
                             <w:r>
                               <w:rPr>
@@ -23579,11 +23382,35 @@
                               <w:rPr>
                                 <w:rFonts w:ascii="Microsoft Sans Serif" w:eastAsia="Microsoft Sans Serif" w:hAnsi="Microsoft Sans Serif" w:cs="Microsoft Sans Serif"/>
                               </w:rPr>
+                              <w:fldChar w:fldCharType="begin"/>
+                            </w:r>
+                            <w:r>
+                              <w:rPr>
+                                <w:rFonts w:ascii="Microsoft Sans Serif" w:eastAsia="Microsoft Sans Serif" w:hAnsi="Microsoft Sans Serif" w:cs="Microsoft Sans Serif"/>
+                              </w:rPr>
+                              <w:instrText xml:space="preserve"> INCLUDEPICTURE  "C:\\Users\\User\\Desktop\\media\\image2.jpeg" \* MERGEFORMATINET </w:instrText>
+                            </w:r>
+                            <w:r>
+                              <w:rPr>
+                                <w:rFonts w:ascii="Microsoft Sans Serif" w:eastAsia="Microsoft Sans Serif" w:hAnsi="Microsoft Sans Serif" w:cs="Microsoft Sans Serif"/>
+                              </w:rPr>
+                              <w:fldChar w:fldCharType="separate"/>
+                            </w:r>
+                            <w:r>
+                              <w:rPr>
+                                <w:rFonts w:ascii="Microsoft Sans Serif" w:eastAsia="Microsoft Sans Serif" w:hAnsi="Microsoft Sans Serif" w:cs="Microsoft Sans Serif"/>
+                              </w:rPr>
                               <w:pict w14:anchorId="04D0DBC8">
-                                <v:shape id="_x0000_i1029" type="#_x0000_t75" style="width:222.75pt;height:152.25pt">
+                                <v:shape id="_x0000_i1029" type="#_x0000_t75" style="width:222.75pt;height:152.3pt">
                                   <v:imagedata r:id="rId15" r:href="rId16"/>
                                 </v:shape>
                               </w:pict>
+                            </w:r>
+                            <w:r>
+                              <w:rPr>
+                                <w:rFonts w:ascii="Microsoft Sans Serif" w:eastAsia="Microsoft Sans Serif" w:hAnsi="Microsoft Sans Serif" w:cs="Microsoft Sans Serif"/>
+                              </w:rPr>
+                              <w:fldChar w:fldCharType="end"/>
                             </w:r>
                             <w:r>
                               <w:rPr>
@@ -24324,39 +24151,7 @@
           <w:rStyle w:val="Bodytext2"/>
           <w:lang w:val="en-US" w:eastAsia="en-US" w:bidi="en-US"/>
         </w:rPr>
-        <w:t>\</w:t>
-      </w:r>
-      <w:proofErr w:type="gramStart"/>
-      <w:r>
-        <w:rPr>
-          <w:rStyle w:val="Bodytext2"/>
-          <w:lang w:val="en-US" w:eastAsia="en-US" w:bidi="en-US"/>
-        </w:rPr>
-        <w:t>frac</w:t>
-      </w:r>
-      <w:proofErr w:type="gramEnd"/>
-      <w:r>
-        <w:rPr>
-          <w:rStyle w:val="Bodytext2"/>
-          <w:lang w:val="en-US" w:eastAsia="en-US" w:bidi="en-US"/>
-        </w:rPr>
-        <w:t>{\sum_{k=</w:t>
-      </w:r>
-      <w:proofErr w:type="gramStart"/>
-      <w:r>
-        <w:rPr>
-          <w:rStyle w:val="Bodytext2"/>
-          <w:lang w:val="en-US" w:eastAsia="en-US" w:bidi="en-US"/>
-        </w:rPr>
-        <w:t>1}~</w:t>
-      </w:r>
-      <w:proofErr w:type="gramEnd"/>
-      <w:r>
-        <w:rPr>
-          <w:rStyle w:val="Bodytext2"/>
-          <w:lang w:val="en-US" w:eastAsia="en-US" w:bidi="en-US"/>
-        </w:rPr>
-        <w:t>{m} s_{</w:t>
+        <w:t>\frac{\sum_{k=1}~{m} s_{</w:t>
       </w:r>
       <w:proofErr w:type="spellStart"/>
       <w:r>
@@ -24380,49 +24175,52 @@
           <w:rStyle w:val="Bodytext2"/>
           <w:lang w:val="en-US" w:eastAsia="en-US" w:bidi="en-US"/>
         </w:rPr>
-        <w:t>w_</w:t>
-      </w:r>
-      <w:proofErr w:type="gramStart"/>
-      <w:r>
-        <w:rPr>
-          <w:rStyle w:val="Bodytext2"/>
-          <w:lang w:val="en-US" w:eastAsia="en-US" w:bidi="en-US"/>
-        </w:rPr>
-        <w:t>k</w:t>
-      </w:r>
-      <w:proofErr w:type="spellEnd"/>
-      <w:r>
-        <w:rPr>
-          <w:rStyle w:val="Bodytext2"/>
-          <w:lang w:val="en-US" w:eastAsia="en-US" w:bidi="en-US"/>
-        </w:rPr>
-        <w:t>}{</w:t>
-      </w:r>
-      <w:proofErr w:type="gramEnd"/>
-      <w:r>
-        <w:rPr>
-          <w:rStyle w:val="Bodytext2"/>
-          <w:lang w:val="en-US" w:eastAsia="en-US" w:bidi="en-US"/>
-        </w:rPr>
-        <w:t>\sum_{k=</w:t>
-      </w:r>
-      <w:proofErr w:type="gramStart"/>
-      <w:r>
-        <w:rPr>
-          <w:rStyle w:val="Bodytext2"/>
-          <w:lang w:val="en-US" w:eastAsia="en-US" w:bidi="en-US"/>
-        </w:rPr>
-        <w:t>1}~</w:t>
-      </w:r>
-      <w:proofErr w:type="gramEnd"/>
-      <w:r>
-        <w:rPr>
-          <w:rStyle w:val="Bodytext2"/>
-          <w:lang w:val="en-US" w:eastAsia="en-US" w:bidi="en-US"/>
-        </w:rPr>
-        <w:t>{m</w:t>
-      </w:r>
-      <w:proofErr w:type="gramStart"/>
+        <w:t>w_k</w:t>
+      </w:r>
+      <w:proofErr w:type="spellEnd"/>
+      <w:r>
+        <w:rPr>
+          <w:rStyle w:val="Bodytext2"/>
+          <w:lang w:val="en-US" w:eastAsia="en-US" w:bidi="en-US"/>
+        </w:rPr>
+        <w:t xml:space="preserve">}{\sum_{k=1}~{m} </w:t>
+      </w:r>
+      <w:r>
+        <w:rPr>
+          <w:rStyle w:val="Bodytext2"/>
+        </w:rPr>
+        <w:t>’№_к}$$$$</w:t>
+      </w:r>
+      <w:proofErr w:type="spellStart"/>
+      <w:r>
+        <w:rPr>
+          <w:rStyle w:val="Bodytext2"/>
+        </w:rPr>
+        <w:t>иехНкъдето</w:t>
+      </w:r>
+      <w:proofErr w:type="spellEnd"/>
+      <w:r>
+        <w:rPr>
+          <w:rStyle w:val="Bodytext2"/>
+        </w:rPr>
+        <w:t xml:space="preserve"> за количествени индикатори: } </w:t>
+      </w:r>
+      <w:r>
+        <w:rPr>
+          <w:rStyle w:val="Bodytext2"/>
+          <w:lang w:val="en-US" w:eastAsia="en-US" w:bidi="en-US"/>
+        </w:rPr>
+        <w:t>s_{</w:t>
+      </w:r>
+      <w:proofErr w:type="spellStart"/>
+      <w:r>
+        <w:rPr>
+          <w:rStyle w:val="Bodytext2"/>
+          <w:lang w:val="en-US" w:eastAsia="en-US" w:bidi="en-US"/>
+        </w:rPr>
+        <w:t>ijk</w:t>
+      </w:r>
+      <w:proofErr w:type="spellEnd"/>
       <w:r>
         <w:rPr>
           <w:rStyle w:val="Bodytext2"/>
@@ -24434,84 +24232,6 @@
         <w:rPr>
           <w:rStyle w:val="Bodytext2"/>
         </w:rPr>
-        <w:t>’</w:t>
-      </w:r>
-      <w:proofErr w:type="gramEnd"/>
-      <w:r>
-        <w:rPr>
-          <w:rStyle w:val="Bodytext2"/>
-        </w:rPr>
-        <w:t>№_</w:t>
-      </w:r>
-      <w:proofErr w:type="gramStart"/>
-      <w:r>
-        <w:rPr>
-          <w:rStyle w:val="Bodytext2"/>
-        </w:rPr>
-        <w:t>к}$</w:t>
-      </w:r>
-      <w:proofErr w:type="gramEnd"/>
-      <w:r>
-        <w:rPr>
-          <w:rStyle w:val="Bodytext2"/>
-        </w:rPr>
-        <w:t>$$$</w:t>
-      </w:r>
-      <w:proofErr w:type="spellStart"/>
-      <w:r>
-        <w:rPr>
-          <w:rStyle w:val="Bodytext2"/>
-        </w:rPr>
-        <w:t>иехНкъдето</w:t>
-      </w:r>
-      <w:proofErr w:type="spellEnd"/>
-      <w:r>
-        <w:rPr>
-          <w:rStyle w:val="Bodytext2"/>
-        </w:rPr>
-        <w:t xml:space="preserve"> за количествени индикатори</w:t>
-      </w:r>
-      <w:proofErr w:type="gramStart"/>
-      <w:r>
-        <w:rPr>
-          <w:rStyle w:val="Bodytext2"/>
-        </w:rPr>
-        <w:t>: }</w:t>
-      </w:r>
-      <w:proofErr w:type="gramEnd"/>
-      <w:r>
-        <w:rPr>
-          <w:rStyle w:val="Bodytext2"/>
-        </w:rPr>
-        <w:t xml:space="preserve"> </w:t>
-      </w:r>
-      <w:r>
-        <w:rPr>
-          <w:rStyle w:val="Bodytext2"/>
-          <w:lang w:val="en-US" w:eastAsia="en-US" w:bidi="en-US"/>
-        </w:rPr>
-        <w:t>s_{</w:t>
-      </w:r>
-      <w:proofErr w:type="spellStart"/>
-      <w:r>
-        <w:rPr>
-          <w:rStyle w:val="Bodytext2"/>
-          <w:lang w:val="en-US" w:eastAsia="en-US" w:bidi="en-US"/>
-        </w:rPr>
-        <w:t>ijk</w:t>
-      </w:r>
-      <w:proofErr w:type="spellEnd"/>
-      <w:r>
-        <w:rPr>
-          <w:rStyle w:val="Bodytext2"/>
-          <w:lang w:val="en-US" w:eastAsia="en-US" w:bidi="en-US"/>
-        </w:rPr>
-        <w:t xml:space="preserve">} </w:t>
-      </w:r>
-      <w:r>
-        <w:rPr>
-          <w:rStyle w:val="Bodytext2"/>
-        </w:rPr>
         <w:t xml:space="preserve">= 1 - </w:t>
       </w:r>
       <w:r>
@@ -24551,64 +24271,23 @@
           <w:rStyle w:val="Bodytext2"/>
           <w:lang w:val="en-US" w:eastAsia="en-US" w:bidi="en-US"/>
         </w:rPr>
-        <w:t>}</w:t>
-      </w:r>
-      <w:proofErr w:type="gramStart"/>
-      <w:r>
-        <w:rPr>
-          <w:rStyle w:val="Bodytext2"/>
-          <w:lang w:val="en-US" w:eastAsia="en-US" w:bidi="en-US"/>
-        </w:rPr>
-        <w:t>|}{</w:t>
-      </w:r>
-      <w:proofErr w:type="spellStart"/>
-      <w:proofErr w:type="gramEnd"/>
-      <w:r>
-        <w:rPr>
-          <w:rStyle w:val="Bodytext2"/>
-          <w:lang w:val="en-US" w:eastAsia="en-US" w:bidi="en-US"/>
-        </w:rPr>
-        <w:t>R_</w:t>
-      </w:r>
-      <w:proofErr w:type="gramStart"/>
-      <w:r>
-        <w:rPr>
-          <w:rStyle w:val="Bodytext2"/>
-          <w:lang w:val="en-US" w:eastAsia="en-US" w:bidi="en-US"/>
-        </w:rPr>
-        <w:t>k</w:t>
-      </w:r>
-      <w:proofErr w:type="spellEnd"/>
-      <w:r>
-        <w:rPr>
-          <w:rStyle w:val="Bodytext2"/>
-          <w:lang w:val="en-US" w:eastAsia="en-US" w:bidi="en-US"/>
-        </w:rPr>
-        <w:t>}$</w:t>
-      </w:r>
-      <w:proofErr w:type="gramEnd"/>
-      <w:r>
-        <w:rPr>
-          <w:rStyle w:val="Bodytext2"/>
-          <w:lang w:val="en-US" w:eastAsia="en-US" w:bidi="en-US"/>
-        </w:rPr>
-        <w:t>$$$\text</w:t>
-      </w:r>
-      <w:proofErr w:type="gramStart"/>
-      <w:r>
-        <w:rPr>
-          <w:rStyle w:val="Bodytext2"/>
-          <w:lang w:val="en-US" w:eastAsia="en-US" w:bidi="en-US"/>
-        </w:rPr>
-        <w:t>^ }</w:t>
-      </w:r>
-      <w:proofErr w:type="gramEnd"/>
-      <w:r>
-        <w:rPr>
-          <w:rStyle w:val="Bodytext2"/>
-          <w:lang w:val="en-US" w:eastAsia="en-US" w:bidi="en-US"/>
-        </w:rPr>
-        <w:t xml:space="preserve"> </w:t>
+        <w:t>}|}{</w:t>
+      </w:r>
+      <w:proofErr w:type="spellStart"/>
+      <w:r>
+        <w:rPr>
+          <w:rStyle w:val="Bodytext2"/>
+          <w:lang w:val="en-US" w:eastAsia="en-US" w:bidi="en-US"/>
+        </w:rPr>
+        <w:t>R_k</w:t>
+      </w:r>
+      <w:proofErr w:type="spellEnd"/>
+      <w:r>
+        <w:rPr>
+          <w:rStyle w:val="Bodytext2"/>
+          <w:lang w:val="en-US" w:eastAsia="en-US" w:bidi="en-US"/>
+        </w:rPr>
+        <w:t xml:space="preserve">}$$$$\text^ } </w:t>
       </w:r>
       <w:proofErr w:type="spellStart"/>
       <w:r>
@@ -24624,42 +24303,13 @@
           <w:rStyle w:val="Bodytext2"/>
           <w:lang w:val="en-US" w:eastAsia="en-US" w:bidi="en-US"/>
         </w:rPr>
-        <w:t xml:space="preserve"> \</w:t>
-      </w:r>
-      <w:proofErr w:type="gramStart"/>
-      <w:r>
-        <w:rPr>
-          <w:rStyle w:val="Bodytext2"/>
-          <w:lang w:val="en-US" w:eastAsia="en-US" w:bidi="en-US"/>
-        </w:rPr>
-        <w:t xml:space="preserve">text{ </w:t>
-      </w:r>
-      <w:r>
-        <w:rPr>
-          <w:rStyle w:val="Bodytext2"/>
-        </w:rPr>
-        <w:t>е</w:t>
-      </w:r>
-      <w:proofErr w:type="gramEnd"/>
-      <w:r>
-        <w:rPr>
-          <w:rStyle w:val="Bodytext2"/>
-        </w:rPr>
-        <w:t xml:space="preserve"> теглото на индикатора, съвпадащо с неговата значимост в модела</w:t>
-      </w:r>
-      <w:proofErr w:type="gramStart"/>
-      <w:r>
-        <w:rPr>
-          <w:rStyle w:val="Bodytext2"/>
-        </w:rPr>
-        <w:t>.}$</w:t>
-      </w:r>
-      <w:proofErr w:type="gramEnd"/>
-      <w:r>
-        <w:rPr>
-          <w:rStyle w:val="Bodytext2"/>
-        </w:rPr>
-        <w:t>$</w:t>
+        <w:t xml:space="preserve"> \text{ </w:t>
+      </w:r>
+      <w:r>
+        <w:rPr>
+          <w:rStyle w:val="Bodytext2"/>
+        </w:rPr>
+        <w:t>е теглото на индикатора, съвпадащо с неговата значимост в модела.}$$</w:t>
       </w:r>
     </w:p>
     <w:p>
@@ -28242,11 +27892,23 @@
         <w:fldChar w:fldCharType="separate"/>
       </w:r>
       <w:r>
+        <w:fldChar w:fldCharType="begin"/>
+      </w:r>
+      <w:r>
+        <w:instrText xml:space="preserve"> INCLUDEPICTURE  "C:\\Users\\User\\Desktop\\media\\image1.jpeg" \* MERGEFORMATINET </w:instrText>
+      </w:r>
+      <w:r>
+        <w:fldChar w:fldCharType="separate"/>
+      </w:r>
+      <w:r>
         <w:pict w14:anchorId="281F172F">
-          <v:shape id="_x0000_i1030" type="#_x0000_t75" style="width:7in;height:180.75pt">
+          <v:shape id="_x0000_i1030" type="#_x0000_t75" style="width:7in;height:180.7pt">
             <v:imagedata r:id="rId20" r:href="rId21"/>
           </v:shape>
         </w:pict>
+      </w:r>
+      <w:r>
+        <w:fldChar w:fldCharType="end"/>
       </w:r>
       <w:r>
         <w:fldChar w:fldCharType="end"/>
@@ -29523,13 +29185,7 @@
                               <w:rPr>
                                 <w:rStyle w:val="Bodytext7Exact"/>
                               </w:rPr>
-                              <w:t xml:space="preserve">+ sys: </w:t>
-                            </w:r>
-                            <w:r>
-                              <w:rPr>
-                                <w:rStyle w:val="Bodytext7Exact"/>
-                              </w:rPr>
-                              <w:t>MCDASystem</w:t>
+                              <w:t>+ sys: MCDASystem</w:t>
                             </w:r>
                           </w:p>
                         </w:txbxContent>
@@ -29655,13 +29311,7 @@
                               <w:rPr>
                                 <w:color w:val="000000"/>
                               </w:rPr>
-                              <w:t xml:space="preserve">+ </w:t>
-                            </w:r>
-                            <w:r>
-                              <w:rPr>
-                                <w:color w:val="000000"/>
-                              </w:rPr>
-                              <w:t>setweights(w)</w:t>
+                              <w:t>+ setweights(w)</w:t>
                             </w:r>
                           </w:p>
                           <w:p>
@@ -30412,13 +30062,7 @@
                                     <w:rPr>
                                       <w:rStyle w:val="Bodytext2Consolas"/>
                                     </w:rPr>
-                                    <w:t xml:space="preserve">sys: </w:t>
-                                  </w:r>
-                                  <w:r>
-                                    <w:rPr>
-                                      <w:rStyle w:val="Bodytext2Consolas"/>
-                                    </w:rPr>
-                                    <w:t xml:space="preserve">MCDASystem </w:t>
+                                    <w:t xml:space="preserve">sys: MCDASystem </w:t>
                                   </w:r>
                                   <w:r>
                                     <w:rPr>
@@ -31008,13 +30652,7 @@
                               <w:rPr>
                                 <w:rStyle w:val="Bodytext2Consolas"/>
                               </w:rPr>
-                              <w:t xml:space="preserve">sys: </w:t>
-                            </w:r>
-                            <w:r>
-                              <w:rPr>
-                                <w:rStyle w:val="Bodytext2Consolas"/>
-                              </w:rPr>
-                              <w:t xml:space="preserve">MCDASystem </w:t>
+                              <w:t xml:space="preserve">sys: MCDASystem </w:t>
                             </w:r>
                             <w:r>
                               <w:rPr>
@@ -32540,83 +32178,65 @@
         <w:rPr>
           <w:color w:val="000000"/>
         </w:rPr>
-        <w:t>find_minimat_</w:t>
-      </w:r>
-      <w:proofErr w:type="gramStart"/>
+        <w:t>find_minimat_configuration</w:t>
+      </w:r>
+      <w:proofErr w:type="spellEnd"/>
       <w:r>
         <w:rPr>
           <w:color w:val="000000"/>
         </w:rPr>
-        <w:t>configuration</w:t>
-      </w:r>
-      <w:proofErr w:type="spellEnd"/>
+        <w:t>(</w:t>
+      </w:r>
+      <w:proofErr w:type="spellStart"/>
       <w:r>
         <w:rPr>
           <w:color w:val="000000"/>
         </w:rPr>
-        <w:t>(</w:t>
-      </w:r>
-      <w:proofErr w:type="spellStart"/>
-      <w:proofErr w:type="gramEnd"/>
+        <w:t>setf</w:t>
+      </w:r>
+      <w:proofErr w:type="spellEnd"/>
       <w:r>
         <w:rPr>
           <w:color w:val="000000"/>
         </w:rPr>
-        <w:t>setf</w:t>
-      </w:r>
-      <w:proofErr w:type="spellEnd"/>
+        <w:t xml:space="preserve">, </w:t>
+      </w:r>
+      <w:proofErr w:type="spellStart"/>
       <w:r>
         <w:rPr>
           <w:color w:val="000000"/>
         </w:rPr>
-        <w:t xml:space="preserve">, </w:t>
-      </w:r>
-      <w:proofErr w:type="spellStart"/>
+        <w:t>target_score</w:t>
+      </w:r>
+      <w:proofErr w:type="spellEnd"/>
       <w:r>
         <w:rPr>
           <w:color w:val="000000"/>
         </w:rPr>
-        <w:t>target_score</w:t>
-      </w:r>
-      <w:proofErr w:type="spellEnd"/>
+        <w:t xml:space="preserve">, eps=0.1): n = </w:t>
+      </w:r>
+      <w:proofErr w:type="spellStart"/>
       <w:r>
         <w:rPr>
           <w:color w:val="000000"/>
         </w:rPr>
-        <w:t xml:space="preserve">, eps=0.1): n = </w:t>
-      </w:r>
-      <w:proofErr w:type="spellStart"/>
-      <w:proofErr w:type="gramStart"/>
+        <w:t>self.sys.n_indicators</w:t>
+      </w:r>
+      <w:proofErr w:type="spellEnd"/>
       <w:r>
         <w:rPr>
           <w:color w:val="000000"/>
         </w:rPr>
-        <w:t>self.sys.n</w:t>
-      </w:r>
-      <w:proofErr w:type="gramEnd"/>
+        <w:t xml:space="preserve"> w = </w:t>
+      </w:r>
+      <w:proofErr w:type="spellStart"/>
       <w:r>
         <w:rPr>
           <w:color w:val="000000"/>
         </w:rPr>
-        <w:t>_indicators</w:t>
-      </w:r>
-      <w:proofErr w:type="spellEnd"/>
-      <w:r>
-        <w:rPr>
-          <w:color w:val="000000"/>
-        </w:rPr>
-        <w:t xml:space="preserve"> w = </w:t>
-      </w:r>
-      <w:proofErr w:type="spellStart"/>
-      <w:proofErr w:type="gramStart"/>
-      <w:r>
-        <w:rPr>
-          <w:color w:val="000000"/>
-        </w:rPr>
         <w:t>self.sys.weights</w:t>
       </w:r>
       <w:proofErr w:type="spellEnd"/>
-      <w:proofErr w:type="gramEnd"/>
     </w:p>
     <w:p>
       <w:pPr>
@@ -32632,7 +32252,6 @@
         <w:t xml:space="preserve">c = </w:t>
       </w:r>
       <w:proofErr w:type="spellStart"/>
-      <w:proofErr w:type="gramStart"/>
       <w:r>
         <w:rPr>
           <w:color w:val="000000"/>
@@ -32640,7 +32259,6 @@
         <w:t>np.concatenate</w:t>
       </w:r>
       <w:proofErr w:type="spellEnd"/>
-      <w:proofErr w:type="gramEnd"/>
       <w:r>
         <w:rPr>
           <w:color w:val="000000"/>
@@ -32648,7 +32266,6 @@
         <w:t>([</w:t>
       </w:r>
       <w:proofErr w:type="spellStart"/>
-      <w:proofErr w:type="gramStart"/>
       <w:r>
         <w:rPr>
           <w:color w:val="000000"/>
@@ -32656,7 +32273,6 @@
         <w:t>np.zeros</w:t>
       </w:r>
       <w:proofErr w:type="spellEnd"/>
-      <w:proofErr w:type="gramEnd"/>
       <w:r>
         <w:rPr>
           <w:color w:val="000000"/>
@@ -32664,7 +32280,6 @@
         <w:t xml:space="preserve">(n), </w:t>
       </w:r>
       <w:proofErr w:type="spellStart"/>
-      <w:proofErr w:type="gramStart"/>
       <w:r>
         <w:rPr>
           <w:color w:val="000000"/>
@@ -32672,7 +32287,6 @@
         <w:t>np.ones</w:t>
       </w:r>
       <w:proofErr w:type="spellEnd"/>
-      <w:proofErr w:type="gramEnd"/>
       <w:r>
         <w:rPr>
           <w:color w:val="000000"/>
@@ -32701,7 +32315,6 @@
         <w:t xml:space="preserve"> bounds = Bounds(</w:t>
       </w:r>
       <w:proofErr w:type="spellStart"/>
-      <w:proofErr w:type="gramStart"/>
       <w:r>
         <w:rPr>
           <w:color w:val="000000"/>
@@ -32709,7 +32322,6 @@
         <w:t>np.zeros</w:t>
       </w:r>
       <w:proofErr w:type="spellEnd"/>
-      <w:proofErr w:type="gramEnd"/>
       <w:r>
         <w:rPr>
           <w:color w:val="000000"/>
@@ -32717,7 +32329,6 @@
         <w:t xml:space="preserve">(2*n), </w:t>
       </w:r>
       <w:proofErr w:type="spellStart"/>
-      <w:proofErr w:type="gramStart"/>
       <w:r>
         <w:rPr>
           <w:color w:val="000000"/>
@@ -32725,7 +32336,6 @@
         <w:t>np.ones</w:t>
       </w:r>
       <w:proofErr w:type="spellEnd"/>
-      <w:proofErr w:type="gramEnd"/>
       <w:r>
         <w:rPr>
           <w:color w:val="000000"/>
@@ -32748,7 +32358,6 @@
         <w:t xml:space="preserve">integrality = </w:t>
       </w:r>
       <w:proofErr w:type="spellStart"/>
-      <w:proofErr w:type="gramStart"/>
       <w:r>
         <w:rPr>
           <w:color w:val="000000"/>
@@ -32756,7 +32365,6 @@
         <w:t>np.concatenate</w:t>
       </w:r>
       <w:proofErr w:type="spellEnd"/>
-      <w:proofErr w:type="gramEnd"/>
       <w:r>
         <w:rPr>
           <w:color w:val="000000"/>
@@ -32764,7 +32372,6 @@
         <w:t>([</w:t>
       </w:r>
       <w:proofErr w:type="spellStart"/>
-      <w:proofErr w:type="gramStart"/>
       <w:r>
         <w:rPr>
           <w:color w:val="000000"/>
@@ -32772,7 +32379,6 @@
         <w:t>np.zeros</w:t>
       </w:r>
       <w:proofErr w:type="spellEnd"/>
-      <w:proofErr w:type="gramEnd"/>
       <w:r>
         <w:rPr>
           <w:color w:val="000000"/>
@@ -32780,7 +32386,6 @@
         <w:t xml:space="preserve">(n), </w:t>
       </w:r>
       <w:proofErr w:type="spellStart"/>
-      <w:proofErr w:type="gramStart"/>
       <w:r>
         <w:rPr>
           <w:color w:val="000000"/>
@@ -32788,26 +32393,11 @@
         <w:t>np.ones</w:t>
       </w:r>
       <w:proofErr w:type="spellEnd"/>
-      <w:proofErr w:type="gramEnd"/>
       <w:r>
         <w:rPr>
           <w:color w:val="000000"/>
         </w:rPr>
-        <w:t>(n)</w:t>
-      </w:r>
-      <w:proofErr w:type="gramStart"/>
-      <w:r>
-        <w:rPr>
-          <w:color w:val="000000"/>
-        </w:rPr>
-        <w:t>]) #</w:t>
-      </w:r>
-      <w:proofErr w:type="gramEnd"/>
-      <w:r>
-        <w:rPr>
-          <w:color w:val="000000"/>
-        </w:rPr>
-        <w:t xml:space="preserve"> </w:t>
+        <w:t xml:space="preserve">(n)]) # </w:t>
       </w:r>
       <w:proofErr w:type="spellStart"/>
       <w:r>
@@ -33122,7 +32712,6 @@
         <w:t xml:space="preserve"> = </w:t>
       </w:r>
       <w:proofErr w:type="spellStart"/>
-      <w:proofErr w:type="gramStart"/>
       <w:r>
         <w:rPr>
           <w:color w:val="000000"/>
@@ -33130,7 +32719,6 @@
         <w:t>np.hstack</w:t>
       </w:r>
       <w:proofErr w:type="spellEnd"/>
-      <w:proofErr w:type="gramEnd"/>
       <w:r>
         <w:rPr>
           <w:color w:val="000000"/>
@@ -33217,7 +32805,6 @@
         <w:t xml:space="preserve">constraints = </w:t>
       </w:r>
       <w:proofErr w:type="spellStart"/>
-      <w:proofErr w:type="gramStart"/>
       <w:r>
         <w:rPr>
           <w:color w:val="000000"/>
@@ -33239,7 +32826,6 @@
         <w:t>np.vstack</w:t>
       </w:r>
       <w:proofErr w:type="spellEnd"/>
-      <w:proofErr w:type="gramEnd"/>
       <w:r>
         <w:rPr>
           <w:color w:val="000000"/>
@@ -33283,7 +32869,6 @@
         <w:ind w:left="3220" w:right="3260" w:firstLine="0"/>
       </w:pPr>
       <w:proofErr w:type="spellStart"/>
-      <w:proofErr w:type="gramStart"/>
       <w:r>
         <w:rPr>
           <w:color w:val="000000"/>
@@ -33291,7 +32876,6 @@
         <w:t>np.concatenate</w:t>
       </w:r>
       <w:proofErr w:type="spellEnd"/>
-      <w:proofErr w:type="gramEnd"/>
       <w:r>
         <w:rPr>
           <w:color w:val="000000"/>
@@ -33327,7 +32911,6 @@
         <w:t xml:space="preserve">]), </w:t>
       </w:r>
       <w:proofErr w:type="spellStart"/>
-      <w:proofErr w:type="gramStart"/>
       <w:r>
         <w:rPr>
           <w:color w:val="000000"/>
@@ -33335,7 +32918,6 @@
         <w:t>np.concatenate</w:t>
       </w:r>
       <w:proofErr w:type="spellEnd"/>
-      <w:proofErr w:type="gramEnd"/>
       <w:r>
         <w:rPr>
           <w:color w:val="000000"/>
@@ -33385,7 +32967,6 @@
         <w:t xml:space="preserve">res = </w:t>
       </w:r>
       <w:proofErr w:type="spellStart"/>
-      <w:proofErr w:type="gramStart"/>
       <w:r>
         <w:rPr>
           <w:color w:val="000000"/>
@@ -33397,81 +32978,36 @@
         <w:rPr>
           <w:color w:val="000000"/>
         </w:rPr>
-        <w:t>(</w:t>
-      </w:r>
-      <w:proofErr w:type="gramEnd"/>
+        <w:t xml:space="preserve">(c, bounds=bounds, constraints=constraints, integrality=integrality) return {'success': True, 'x': </w:t>
+      </w:r>
+      <w:proofErr w:type="spellStart"/>
       <w:r>
         <w:rPr>
           <w:color w:val="000000"/>
         </w:rPr>
-        <w:t xml:space="preserve">c, bounds=bounds, constraints=constraints, integrality=integrality) </w:t>
-      </w:r>
-      <w:proofErr w:type="gramStart"/>
+        <w:t>res.x</w:t>
+      </w:r>
+      <w:proofErr w:type="spellEnd"/>
       <w:r>
         <w:rPr>
           <w:color w:val="000000"/>
         </w:rPr>
-        <w:t>return {'</w:t>
-      </w:r>
-      <w:proofErr w:type="gramEnd"/>
+        <w:t>[:n], 'score': np.dot(</w:t>
+      </w:r>
+      <w:proofErr w:type="spellStart"/>
       <w:r>
         <w:rPr>
           <w:color w:val="000000"/>
         </w:rPr>
-        <w:t xml:space="preserve">success': True, 'x': </w:t>
-      </w:r>
-      <w:proofErr w:type="spellStart"/>
+        <w:t>res.x</w:t>
+      </w:r>
+      <w:proofErr w:type="spellEnd"/>
       <w:r>
         <w:rPr>
           <w:color w:val="000000"/>
         </w:rPr>
-        <w:t>res.x</w:t>
-      </w:r>
-      <w:proofErr w:type="spellEnd"/>
-      <w:proofErr w:type="gramStart"/>
-      <w:r>
-        <w:rPr>
-          <w:color w:val="000000"/>
-        </w:rPr>
-        <w:t>[:n</w:t>
-      </w:r>
-      <w:proofErr w:type="gramEnd"/>
-      <w:r>
-        <w:rPr>
-          <w:color w:val="000000"/>
-        </w:rPr>
-        <w:t>], 'score': np.dot(</w:t>
-      </w:r>
-      <w:proofErr w:type="spellStart"/>
-      <w:r>
-        <w:rPr>
-          <w:color w:val="000000"/>
-        </w:rPr>
-        <w:t>res.x</w:t>
-      </w:r>
-      <w:proofErr w:type="spellEnd"/>
-      <w:proofErr w:type="gramStart"/>
-      <w:r>
-        <w:rPr>
-          <w:color w:val="000000"/>
-        </w:rPr>
-        <w:t>[:n</w:t>
-      </w:r>
-      <w:proofErr w:type="gramEnd"/>
-      <w:r>
-        <w:rPr>
-          <w:color w:val="000000"/>
-        </w:rPr>
-        <w:t xml:space="preserve">], </w:t>
-      </w:r>
-      <w:proofErr w:type="gramStart"/>
-      <w:r>
-        <w:rPr>
-          <w:color w:val="000000"/>
-        </w:rPr>
-        <w:t>w)}</w:t>
-      </w:r>
-      <w:proofErr w:type="gramEnd"/>
+        <w:t>[:n], w)}</w:t>
+      </w:r>
     </w:p>
     <w:p>
       <w:pPr>
@@ -33760,11 +33296,23 @@
         <w:fldChar w:fldCharType="separate"/>
       </w:r>
       <w:r>
+        <w:fldChar w:fldCharType="begin"/>
+      </w:r>
+      <w:r>
+        <w:instrText xml:space="preserve"> INCLUDEPICTURE  "C:\\Users\\User\\Desktop\\media\\image2.jpeg" \* MERGEFORMATINET </w:instrText>
+      </w:r>
+      <w:r>
+        <w:fldChar w:fldCharType="separate"/>
+      </w:r>
+      <w:r>
         <w:pict w14:anchorId="4BC928E9">
-          <v:shape id="_x0000_i1031" type="#_x0000_t75" style="width:363pt;height:363pt">
+          <v:shape id="_x0000_i1031" type="#_x0000_t75" style="width:362.9pt;height:362.9pt">
             <v:imagedata r:id="rId22" r:href="rId23"/>
           </v:shape>
         </w:pict>
+      </w:r>
+      <w:r>
+        <w:fldChar w:fldCharType="end"/>
       </w:r>
       <w:r>
         <w:fldChar w:fldCharType="end"/>
@@ -34892,21 +34440,7 @@
         <w:rPr>
           <w:rStyle w:val="Bodytext2"/>
         </w:rPr>
-        <w:t xml:space="preserve">сумата на теглата за всяка симулирана система е строго равна на </w:t>
-      </w:r>
-      <w:proofErr w:type="gramStart"/>
-      <w:r>
-        <w:rPr>
-          <w:rStyle w:val="Bodytext2"/>
-        </w:rPr>
-        <w:t>\(</w:t>
-      </w:r>
-      <w:proofErr w:type="gramEnd"/>
-      <w:r>
-        <w:rPr>
-          <w:rStyle w:val="Bodytext2"/>
-        </w:rPr>
-        <w:t xml:space="preserve">1.0000\) (с </w:t>
+        <w:t xml:space="preserve">сумата на теглата за всяка симулирана система е строго равна на \(1.0000\) (с </w:t>
       </w:r>
       <w:proofErr w:type="spellStart"/>
       <w:r>
@@ -34922,7 +34456,6 @@
         </w:rPr>
         <w:t xml:space="preserve"> \(10</w:t>
       </w:r>
-      <w:proofErr w:type="gramStart"/>
       <w:r>
         <w:rPr>
           <w:rStyle w:val="Bodytext2"/>
@@ -34934,28 +34467,7 @@
         <w:rPr>
           <w:rStyle w:val="Bodytext2"/>
         </w:rPr>
-        <w:t>{</w:t>
-      </w:r>
-      <w:proofErr w:type="gramEnd"/>
-      <w:r>
-        <w:rPr>
-          <w:rStyle w:val="Bodytext2"/>
-        </w:rPr>
-        <w:t>-</w:t>
-      </w:r>
-      <w:proofErr w:type="gramStart"/>
-      <w:r>
-        <w:rPr>
-          <w:rStyle w:val="Bodytext2"/>
-        </w:rPr>
-        <w:t>7}\</w:t>
-      </w:r>
-      <w:proofErr w:type="gramEnd"/>
-      <w:r>
-        <w:rPr>
-          <w:rStyle w:val="Bodytext2"/>
-        </w:rPr>
-        <w:t>)) [61].</w:t>
+        <w:t>{-7}\)) [61].</w:t>
       </w:r>
     </w:p>
     <w:p>
@@ -35025,65 +34537,21 @@
           <w:rStyle w:val="Bodytext2"/>
           <w:lang w:val="en-US" w:eastAsia="en-US" w:bidi="en-US"/>
         </w:rPr>
-        <w:t>normalize_</w:t>
-      </w:r>
-      <w:proofErr w:type="gramStart"/>
-      <w:r>
-        <w:rPr>
-          <w:rStyle w:val="Bodytext2"/>
-          <w:lang w:val="en-US" w:eastAsia="en-US" w:bidi="en-US"/>
-        </w:rPr>
-        <w:t>matrix</w:t>
-      </w:r>
-      <w:proofErr w:type="spellEnd"/>
-      <w:r>
-        <w:rPr>
-          <w:rStyle w:val="Bodytext2"/>
-          <w:lang w:val="en-US" w:eastAsia="en-US" w:bidi="en-US"/>
-        </w:rPr>
-        <w:t>(</w:t>
-      </w:r>
-      <w:proofErr w:type="gramEnd"/>
-      <w:r>
-        <w:rPr>
-          <w:rStyle w:val="Bodytext2"/>
-          <w:lang w:val="en-US" w:eastAsia="en-US" w:bidi="en-US"/>
-        </w:rPr>
-        <w:t xml:space="preserve">) </w:t>
-      </w:r>
-      <w:r>
-        <w:rPr>
-          <w:rStyle w:val="Bodytext2"/>
-        </w:rPr>
-        <w:t xml:space="preserve">попадат изцяло в затворения интервал </w:t>
-      </w:r>
-      <w:proofErr w:type="gramStart"/>
-      <w:r>
-        <w:rPr>
-          <w:rStyle w:val="Bodytext2"/>
-        </w:rPr>
-        <w:t>\(</w:t>
-      </w:r>
-      <w:proofErr w:type="gramEnd"/>
-      <w:r>
-        <w:rPr>
-          <w:rStyle w:val="Bodytext2"/>
-        </w:rPr>
-        <w:t xml:space="preserve">[0, </w:t>
-      </w:r>
-      <w:proofErr w:type="gramStart"/>
-      <w:r>
-        <w:rPr>
-          <w:rStyle w:val="Bodytext2"/>
-        </w:rPr>
-        <w:t>1]\</w:t>
-      </w:r>
-      <w:proofErr w:type="gramEnd"/>
-      <w:r>
-        <w:rPr>
-          <w:rStyle w:val="Bodytext2"/>
-        </w:rPr>
-        <w:t>) и съответстват на типа на критерия [19].</w:t>
+        <w:t>normalize_matrix</w:t>
+      </w:r>
+      <w:proofErr w:type="spellEnd"/>
+      <w:r>
+        <w:rPr>
+          <w:rStyle w:val="Bodytext2"/>
+          <w:lang w:val="en-US" w:eastAsia="en-US" w:bidi="en-US"/>
+        </w:rPr>
+        <w:t xml:space="preserve">() </w:t>
+      </w:r>
+      <w:r>
+        <w:rPr>
+          <w:rStyle w:val="Bodytext2"/>
+        </w:rPr>
+        <w:t>попадат изцяло в затворения интервал \([0, 1]\) и съответстват на типа на критерия [19].</w:t>
       </w:r>
     </w:p>
     <w:p>
@@ -37557,11 +37025,23 @@
         <w:fldChar w:fldCharType="separate"/>
       </w:r>
       <w:r>
+        <w:fldChar w:fldCharType="begin"/>
+      </w:r>
+      <w:r>
+        <w:instrText xml:space="preserve"> INCLUDEPICTURE  "C:\\Users\\User\\Desktop\\media\\image1.jpeg" \* MERGEFORMATINET </w:instrText>
+      </w:r>
+      <w:r>
+        <w:fldChar w:fldCharType="separate"/>
+      </w:r>
+      <w:r>
         <w:pict w14:anchorId="11A5BE81">
-          <v:shape id="_x0000_i1032" type="#_x0000_t75" style="width:345.75pt;height:207.75pt">
+          <v:shape id="_x0000_i1032" type="#_x0000_t75" style="width:345.75pt;height:207.85pt">
             <v:imagedata r:id="rId35" r:href="rId36"/>
           </v:shape>
         </w:pict>
+      </w:r>
+      <w:r>
+        <w:fldChar w:fldCharType="end"/>
       </w:r>
       <w:r>
         <w:fldChar w:fldCharType="end"/>
@@ -37973,11 +37453,23 @@
         <w:fldChar w:fldCharType="separate"/>
       </w:r>
       <w:r>
+        <w:fldChar w:fldCharType="begin"/>
+      </w:r>
+      <w:r>
+        <w:instrText xml:space="preserve"> INCLUDEPICTURE  "C:\\Users\\User\\Desktop\\media\\image2.jpeg" \* MERGEFORMATINET </w:instrText>
+      </w:r>
+      <w:r>
+        <w:fldChar w:fldCharType="separate"/>
+      </w:r>
+      <w:r>
         <w:pict w14:anchorId="1E8A1456">
-          <v:shape id="_x0000_i1033" type="#_x0000_t75" style="width:324pt;height:207pt">
+          <v:shape id="_x0000_i1033" type="#_x0000_t75" style="width:324pt;height:206.95pt">
             <v:imagedata r:id="rId37" r:href="rId38"/>
           </v:shape>
         </w:pict>
+      </w:r>
+      <w:r>
+        <w:fldChar w:fldCharType="end"/>
       </w:r>
       <w:r>
         <w:fldChar w:fldCharType="end"/>
@@ -38675,11 +38167,23 @@
         <w:fldChar w:fldCharType="separate"/>
       </w:r>
       <w:r>
+        <w:fldChar w:fldCharType="begin"/>
+      </w:r>
+      <w:r>
+        <w:instrText xml:space="preserve"> INCLUDEPICTURE  "C:\\Users\\User\\Desktop\\media\\image3.jpeg" \* MERGEFORMATINET </w:instrText>
+      </w:r>
+      <w:r>
+        <w:fldChar w:fldCharType="separate"/>
+      </w:r>
+      <w:r>
         <w:pict w14:anchorId="323AE6EF">
-          <v:shape id="_x0000_i1034" type="#_x0000_t75" style="width:288.75pt;height:260.25pt">
+          <v:shape id="_x0000_i1034" type="#_x0000_t75" style="width:288.8pt;height:260.2pt">
             <v:imagedata r:id="rId45" r:href="rId46"/>
           </v:shape>
         </w:pict>
+      </w:r>
+      <w:r>
+        <w:fldChar w:fldCharType="end"/>
       </w:r>
       <w:r>
         <w:fldChar w:fldCharType="end"/>
@@ -38934,11 +38438,23 @@
         <w:fldChar w:fldCharType="separate"/>
       </w:r>
       <w:r>
+        <w:fldChar w:fldCharType="begin"/>
+      </w:r>
+      <w:r>
+        <w:instrText xml:space="preserve"> INCLUDEPICTURE  "C:\\Users\\User\\Desktop\\media\\image4.jpeg" \* MERGEFORMATINET </w:instrText>
+      </w:r>
+      <w:r>
+        <w:fldChar w:fldCharType="separate"/>
+      </w:r>
+      <w:r>
         <w:pict w14:anchorId="18BA2170">
-          <v:shape id="_x0000_i1035" type="#_x0000_t75" style="width:396pt;height:198pt">
+          <v:shape id="_x0000_i1035" type="#_x0000_t75" style="width:396pt;height:198.05pt">
             <v:imagedata r:id="rId47" r:href="rId48"/>
           </v:shape>
         </w:pict>
+      </w:r>
+      <w:r>
+        <w:fldChar w:fldCharType="end"/>
       </w:r>
       <w:r>
         <w:fldChar w:fldCharType="end"/>
@@ -43001,6 +42517,767 @@
         </w:rPr>
         <w:t>3175-3203. (First published online Aug 2025).</w:t>
       </w:r>
+    </w:p>
+    <w:p>
+      <w:pPr>
+        <w:widowControl w:val="0"/>
+        <w:tabs>
+          <w:tab w:val="left" w:pos="346"/>
+        </w:tabs>
+        <w:spacing w:after="0" w:line="317" w:lineRule="exact"/>
+        <w:jc w:val="both"/>
+        <w:rPr>
+          <w:rFonts w:ascii="Times New Roman" w:hAnsi="Times New Roman" w:cs="Times New Roman"/>
+        </w:rPr>
+      </w:pPr>
+      <w:r>
+        <w:rPr>
+          <w:rFonts w:ascii="Times New Roman" w:hAnsi="Times New Roman" w:cs="Times New Roman"/>
+          <w:b/>
+          <w:bCs/>
+        </w:rPr>
+        <w:t xml:space="preserve">[7] </w:t>
+      </w:r>
+      <w:r>
+        <w:rPr>
+          <w:rFonts w:ascii="Times New Roman" w:hAnsi="Times New Roman" w:cs="Times New Roman"/>
+        </w:rPr>
+        <w:t xml:space="preserve">Bertsimas, D., &amp; </w:t>
+      </w:r>
+      <w:proofErr w:type="spellStart"/>
+      <w:r>
+        <w:rPr>
+          <w:rFonts w:ascii="Times New Roman" w:hAnsi="Times New Roman" w:cs="Times New Roman"/>
+        </w:rPr>
+        <w:t>Tsitsiklis</w:t>
+      </w:r>
+      <w:proofErr w:type="spellEnd"/>
+      <w:r>
+        <w:rPr>
+          <w:rFonts w:ascii="Times New Roman" w:hAnsi="Times New Roman" w:cs="Times New Roman"/>
+        </w:rPr>
+        <w:t xml:space="preserve">, J. N. (1997). </w:t>
+      </w:r>
+      <w:r>
+        <w:rPr>
+          <w:rFonts w:ascii="Times New Roman" w:hAnsi="Times New Roman" w:cs="Times New Roman"/>
+          <w:i/>
+          <w:iCs/>
+        </w:rPr>
+        <w:t>Introduction to Linear Optimization.</w:t>
+      </w:r>
+      <w:r>
+        <w:rPr>
+          <w:rFonts w:ascii="Times New Roman" w:hAnsi="Times New Roman" w:cs="Times New Roman"/>
+        </w:rPr>
+        <w:t xml:space="preserve"> Athena Scientific.</w:t>
+      </w:r>
+    </w:p>
+    <w:p>
+      <w:pPr>
+        <w:widowControl w:val="0"/>
+        <w:tabs>
+          <w:tab w:val="left" w:pos="346"/>
+        </w:tabs>
+        <w:spacing w:after="0" w:line="317" w:lineRule="exact"/>
+        <w:jc w:val="both"/>
+        <w:rPr>
+          <w:rFonts w:ascii="Times New Roman" w:hAnsi="Times New Roman" w:cs="Times New Roman"/>
+        </w:rPr>
+      </w:pPr>
+      <w:r>
+        <w:rPr>
+          <w:rFonts w:ascii="Times New Roman" w:hAnsi="Times New Roman" w:cs="Times New Roman"/>
+          <w:b/>
+          <w:bCs/>
+        </w:rPr>
+        <w:t xml:space="preserve">[8] </w:t>
+      </w:r>
+      <w:proofErr w:type="spellStart"/>
+      <w:r>
+        <w:rPr>
+          <w:rFonts w:ascii="Times New Roman" w:hAnsi="Times New Roman" w:cs="Times New Roman"/>
+        </w:rPr>
+        <w:t>Triantaphyllou</w:t>
+      </w:r>
+      <w:proofErr w:type="spellEnd"/>
+      <w:r>
+        <w:rPr>
+          <w:rFonts w:ascii="Times New Roman" w:hAnsi="Times New Roman" w:cs="Times New Roman"/>
+        </w:rPr>
+        <w:t>, E., &amp; Sanchez, A. (1997). A sensitivity analysis approach for some deterministic</w:t>
+      </w:r>
+    </w:p>
+    <w:p>
+      <w:pPr>
+        <w:widowControl w:val="0"/>
+        <w:tabs>
+          <w:tab w:val="left" w:pos="346"/>
+        </w:tabs>
+        <w:spacing w:after="0" w:line="317" w:lineRule="exact"/>
+        <w:jc w:val="both"/>
+        <w:rPr>
+          <w:rFonts w:ascii="Times New Roman" w:hAnsi="Times New Roman" w:cs="Times New Roman"/>
+        </w:rPr>
+      </w:pPr>
+      <w:r>
+        <w:rPr>
+          <w:rFonts w:ascii="Times New Roman" w:hAnsi="Times New Roman" w:cs="Times New Roman"/>
+        </w:rPr>
+        <w:t xml:space="preserve">multi-criteria decision-making methods. </w:t>
+      </w:r>
+      <w:r>
+        <w:rPr>
+          <w:rFonts w:ascii="Times New Roman" w:hAnsi="Times New Roman" w:cs="Times New Roman"/>
+          <w:i/>
+          <w:iCs/>
+        </w:rPr>
+        <w:t>Decision Sciences,</w:t>
+      </w:r>
+      <w:r>
+        <w:rPr>
+          <w:rFonts w:ascii="Times New Roman" w:hAnsi="Times New Roman" w:cs="Times New Roman"/>
+        </w:rPr>
+        <w:t xml:space="preserve"> 28(1), 151-194.</w:t>
+      </w:r>
+    </w:p>
+    <w:p>
+      <w:pPr>
+        <w:widowControl w:val="0"/>
+        <w:tabs>
+          <w:tab w:val="left" w:pos="346"/>
+        </w:tabs>
+        <w:spacing w:after="0" w:line="317" w:lineRule="exact"/>
+        <w:jc w:val="both"/>
+        <w:rPr>
+          <w:rFonts w:ascii="Times New Roman" w:hAnsi="Times New Roman" w:cs="Times New Roman"/>
+        </w:rPr>
+      </w:pPr>
+      <w:r>
+        <w:rPr>
+          <w:rFonts w:ascii="Times New Roman" w:hAnsi="Times New Roman" w:cs="Times New Roman"/>
+          <w:b/>
+          <w:bCs/>
+        </w:rPr>
+        <w:t xml:space="preserve">[9] </w:t>
+      </w:r>
+      <w:r>
+        <w:rPr>
+          <w:rFonts w:ascii="Times New Roman" w:hAnsi="Times New Roman" w:cs="Times New Roman"/>
+        </w:rPr>
+        <w:t xml:space="preserve">O'Shea, R., Deeney, P., </w:t>
+      </w:r>
+      <w:proofErr w:type="spellStart"/>
+      <w:r>
+        <w:rPr>
+          <w:rFonts w:ascii="Times New Roman" w:hAnsi="Times New Roman" w:cs="Times New Roman"/>
+        </w:rPr>
+        <w:t>Triantaphyllou</w:t>
+      </w:r>
+      <w:proofErr w:type="spellEnd"/>
+      <w:r>
+        <w:rPr>
+          <w:rFonts w:ascii="Times New Roman" w:hAnsi="Times New Roman" w:cs="Times New Roman"/>
+        </w:rPr>
+        <w:t>, E., Diaz-Balteiro, L., &amp; Tarim, S. A. (2026). Weight</w:t>
+      </w:r>
+    </w:p>
+    <w:p>
+      <w:pPr>
+        <w:widowControl w:val="0"/>
+        <w:tabs>
+          <w:tab w:val="left" w:pos="346"/>
+        </w:tabs>
+        <w:spacing w:after="0" w:line="317" w:lineRule="exact"/>
+        <w:jc w:val="both"/>
+        <w:rPr>
+          <w:rFonts w:ascii="Times New Roman" w:hAnsi="Times New Roman" w:cs="Times New Roman"/>
+        </w:rPr>
+      </w:pPr>
+      <w:r>
+        <w:rPr>
+          <w:rFonts w:ascii="Times New Roman" w:hAnsi="Times New Roman" w:cs="Times New Roman"/>
+        </w:rPr>
+        <w:t xml:space="preserve">stability intervals for multi-criteria decision analysis using the weighted sum model. </w:t>
+      </w:r>
+      <w:r>
+        <w:rPr>
+          <w:rFonts w:ascii="Times New Roman" w:hAnsi="Times New Roman" w:cs="Times New Roman"/>
+          <w:i/>
+          <w:iCs/>
+        </w:rPr>
+        <w:t>Expert Systems with Applications,</w:t>
+      </w:r>
+      <w:r>
+        <w:rPr>
+          <w:rFonts w:ascii="Times New Roman" w:hAnsi="Times New Roman" w:cs="Times New Roman"/>
+        </w:rPr>
+        <w:t xml:space="preserve"> 296, 128460.</w:t>
+      </w:r>
+    </w:p>
+    <w:p>
+      <w:pPr>
+        <w:widowControl w:val="0"/>
+        <w:tabs>
+          <w:tab w:val="left" w:pos="346"/>
+        </w:tabs>
+        <w:spacing w:after="0" w:line="317" w:lineRule="exact"/>
+        <w:jc w:val="both"/>
+        <w:rPr>
+          <w:rFonts w:ascii="Times New Roman" w:hAnsi="Times New Roman" w:cs="Times New Roman"/>
+        </w:rPr>
+      </w:pPr>
+      <w:r>
+        <w:rPr>
+          <w:rFonts w:ascii="Times New Roman" w:hAnsi="Times New Roman" w:cs="Times New Roman"/>
+          <w:b/>
+          <w:bCs/>
+        </w:rPr>
+        <w:t xml:space="preserve">[10] </w:t>
+      </w:r>
+      <w:proofErr w:type="spellStart"/>
+      <w:r>
+        <w:rPr>
+          <w:rFonts w:ascii="Times New Roman" w:hAnsi="Times New Roman" w:cs="Times New Roman"/>
+        </w:rPr>
+        <w:t>Wigckowski</w:t>
+      </w:r>
+      <w:proofErr w:type="spellEnd"/>
+      <w:r>
+        <w:rPr>
+          <w:rFonts w:ascii="Times New Roman" w:hAnsi="Times New Roman" w:cs="Times New Roman"/>
+        </w:rPr>
+        <w:t xml:space="preserve">, J., &amp; </w:t>
+      </w:r>
+      <w:proofErr w:type="spellStart"/>
+      <w:r>
+        <w:rPr>
+          <w:rFonts w:ascii="Times New Roman" w:hAnsi="Times New Roman" w:cs="Times New Roman"/>
+        </w:rPr>
+        <w:t>Salabun</w:t>
+      </w:r>
+      <w:proofErr w:type="spellEnd"/>
+      <w:r>
+        <w:rPr>
+          <w:rFonts w:ascii="Times New Roman" w:hAnsi="Times New Roman" w:cs="Times New Roman"/>
+        </w:rPr>
+        <w:t>, W. (2023). Sensitivity analysis approaches in multi-criteria decision</w:t>
+      </w:r>
+    </w:p>
+    <w:p>
+      <w:pPr>
+        <w:widowControl w:val="0"/>
+        <w:tabs>
+          <w:tab w:val="left" w:pos="346"/>
+        </w:tabs>
+        <w:spacing w:after="0" w:line="317" w:lineRule="exact"/>
+        <w:jc w:val="both"/>
+        <w:rPr>
+          <w:rFonts w:ascii="Times New Roman" w:hAnsi="Times New Roman" w:cs="Times New Roman"/>
+        </w:rPr>
+      </w:pPr>
+      <w:r>
+        <w:rPr>
+          <w:rFonts w:ascii="Times New Roman" w:hAnsi="Times New Roman" w:cs="Times New Roman"/>
+        </w:rPr>
+        <w:t xml:space="preserve">analysis: A systematic review. </w:t>
+      </w:r>
+      <w:r>
+        <w:rPr>
+          <w:rFonts w:ascii="Times New Roman" w:hAnsi="Times New Roman" w:cs="Times New Roman"/>
+          <w:i/>
+          <w:iCs/>
+        </w:rPr>
+        <w:t>Applied Soft Computing,</w:t>
+      </w:r>
+      <w:r>
+        <w:rPr>
+          <w:rFonts w:ascii="Times New Roman" w:hAnsi="Times New Roman" w:cs="Times New Roman"/>
+        </w:rPr>
+        <w:t xml:space="preserve"> 148, 110915.</w:t>
+      </w:r>
+    </w:p>
+    <w:p>
+      <w:pPr>
+        <w:widowControl w:val="0"/>
+        <w:tabs>
+          <w:tab w:val="left" w:pos="346"/>
+        </w:tabs>
+        <w:spacing w:after="0" w:line="317" w:lineRule="exact"/>
+        <w:jc w:val="both"/>
+        <w:rPr>
+          <w:rFonts w:ascii="Times New Roman" w:hAnsi="Times New Roman" w:cs="Times New Roman"/>
+        </w:rPr>
+      </w:pPr>
+      <w:r>
+        <w:rPr>
+          <w:rFonts w:ascii="Times New Roman" w:hAnsi="Times New Roman" w:cs="Times New Roman"/>
+          <w:b/>
+          <w:bCs/>
+        </w:rPr>
+        <w:t xml:space="preserve">[11] </w:t>
+      </w:r>
+      <w:proofErr w:type="spellStart"/>
+      <w:r>
+        <w:rPr>
+          <w:rFonts w:ascii="Times New Roman" w:hAnsi="Times New Roman" w:cs="Times New Roman"/>
+        </w:rPr>
+        <w:t>Wigckowski</w:t>
+      </w:r>
+      <w:proofErr w:type="spellEnd"/>
+      <w:r>
+        <w:rPr>
+          <w:rFonts w:ascii="Times New Roman" w:hAnsi="Times New Roman" w:cs="Times New Roman"/>
+        </w:rPr>
+        <w:t xml:space="preserve">, J., &amp; </w:t>
+      </w:r>
+      <w:proofErr w:type="spellStart"/>
+      <w:r>
+        <w:rPr>
+          <w:rFonts w:ascii="Times New Roman" w:hAnsi="Times New Roman" w:cs="Times New Roman"/>
+        </w:rPr>
+        <w:t>Salabun</w:t>
+      </w:r>
+      <w:proofErr w:type="spellEnd"/>
+      <w:r>
+        <w:rPr>
+          <w:rFonts w:ascii="Times New Roman" w:hAnsi="Times New Roman" w:cs="Times New Roman"/>
+        </w:rPr>
+        <w:t>, W. (2024). A new sensitivity analysis method for decision-making</w:t>
+      </w:r>
+    </w:p>
+    <w:p>
+      <w:pPr>
+        <w:widowControl w:val="0"/>
+        <w:tabs>
+          <w:tab w:val="left" w:pos="346"/>
+        </w:tabs>
+        <w:spacing w:after="0" w:line="317" w:lineRule="exact"/>
+        <w:jc w:val="both"/>
+        <w:rPr>
+          <w:rFonts w:ascii="Times New Roman" w:hAnsi="Times New Roman" w:cs="Times New Roman"/>
+        </w:rPr>
+      </w:pPr>
+      <w:r>
+        <w:rPr>
+          <w:rFonts w:ascii="Times New Roman" w:hAnsi="Times New Roman" w:cs="Times New Roman"/>
+        </w:rPr>
+        <w:t xml:space="preserve">with multiple parameters modification (COMSAM). </w:t>
+      </w:r>
+      <w:r>
+        <w:rPr>
+          <w:rFonts w:ascii="Times New Roman" w:hAnsi="Times New Roman" w:cs="Times New Roman"/>
+          <w:i/>
+          <w:iCs/>
+        </w:rPr>
+        <w:t>Information Sciences,</w:t>
+      </w:r>
+      <w:r>
+        <w:rPr>
+          <w:rFonts w:ascii="Times New Roman" w:hAnsi="Times New Roman" w:cs="Times New Roman"/>
+        </w:rPr>
+        <w:t xml:space="preserve"> 678, 120902.</w:t>
+      </w:r>
+    </w:p>
+    <w:p>
+      <w:pPr>
+        <w:widowControl w:val="0"/>
+        <w:tabs>
+          <w:tab w:val="left" w:pos="346"/>
+        </w:tabs>
+        <w:spacing w:after="0" w:line="317" w:lineRule="exact"/>
+        <w:jc w:val="both"/>
+        <w:rPr>
+          <w:rFonts w:ascii="Times New Roman" w:hAnsi="Times New Roman" w:cs="Times New Roman"/>
+        </w:rPr>
+      </w:pPr>
+      <w:r>
+        <w:rPr>
+          <w:rFonts w:ascii="Times New Roman" w:hAnsi="Times New Roman" w:cs="Times New Roman"/>
+          <w:b/>
+          <w:bCs/>
+        </w:rPr>
+        <w:t xml:space="preserve">[12] </w:t>
+      </w:r>
+      <w:r>
+        <w:rPr>
+          <w:rFonts w:ascii="Times New Roman" w:hAnsi="Times New Roman" w:cs="Times New Roman"/>
+        </w:rPr>
+        <w:t>Williams, A., &amp; Cai, Y. (2024-2025). Insights into Weighted Sum Sampling Approaches for</w:t>
+      </w:r>
+    </w:p>
+    <w:p>
+      <w:pPr>
+        <w:widowControl w:val="0"/>
+        <w:tabs>
+          <w:tab w:val="left" w:pos="346"/>
+        </w:tabs>
+        <w:spacing w:after="0" w:line="317" w:lineRule="exact"/>
+        <w:jc w:val="both"/>
+        <w:rPr>
+          <w:rFonts w:ascii="Times New Roman" w:hAnsi="Times New Roman" w:cs="Times New Roman"/>
+        </w:rPr>
+      </w:pPr>
+      <w:r>
+        <w:rPr>
+          <w:rFonts w:ascii="Times New Roman" w:hAnsi="Times New Roman" w:cs="Times New Roman"/>
+        </w:rPr>
+        <w:t xml:space="preserve">Multi-Criteria Decision Making Problems. </w:t>
+      </w:r>
+      <w:r>
+        <w:rPr>
+          <w:rFonts w:ascii="Times New Roman" w:hAnsi="Times New Roman" w:cs="Times New Roman"/>
+          <w:i/>
+          <w:iCs/>
+        </w:rPr>
+        <w:t>LSE Working Paper.</w:t>
+      </w:r>
+    </w:p>
+    <w:p>
+      <w:pPr>
+        <w:widowControl w:val="0"/>
+        <w:tabs>
+          <w:tab w:val="left" w:pos="346"/>
+        </w:tabs>
+        <w:spacing w:after="0" w:line="317" w:lineRule="exact"/>
+        <w:jc w:val="both"/>
+        <w:rPr>
+          <w:rFonts w:ascii="Times New Roman" w:hAnsi="Times New Roman" w:cs="Times New Roman"/>
+        </w:rPr>
+      </w:pPr>
+      <w:r>
+        <w:rPr>
+          <w:rFonts w:ascii="Times New Roman" w:hAnsi="Times New Roman" w:cs="Times New Roman"/>
+          <w:b/>
+          <w:bCs/>
+        </w:rPr>
+        <w:t xml:space="preserve">[13] </w:t>
+      </w:r>
+      <w:r>
+        <w:rPr>
+          <w:rFonts w:ascii="Times New Roman" w:hAnsi="Times New Roman" w:cs="Times New Roman"/>
+        </w:rPr>
+        <w:t>Smith, R. L. (1984). Efficient Monte Carlo procedures for generating points uniformly</w:t>
+      </w:r>
+    </w:p>
+    <w:p>
+      <w:pPr>
+        <w:widowControl w:val="0"/>
+        <w:tabs>
+          <w:tab w:val="left" w:pos="346"/>
+        </w:tabs>
+        <w:spacing w:after="0" w:line="317" w:lineRule="exact"/>
+        <w:jc w:val="both"/>
+        <w:rPr>
+          <w:rFonts w:ascii="Times New Roman" w:hAnsi="Times New Roman" w:cs="Times New Roman"/>
+        </w:rPr>
+      </w:pPr>
+      <w:r>
+        <w:rPr>
+          <w:rFonts w:ascii="Times New Roman" w:hAnsi="Times New Roman" w:cs="Times New Roman"/>
+        </w:rPr>
+        <w:t xml:space="preserve">distributed over bounded regions. </w:t>
+      </w:r>
+      <w:r>
+        <w:rPr>
+          <w:rFonts w:ascii="Times New Roman" w:hAnsi="Times New Roman" w:cs="Times New Roman"/>
+          <w:i/>
+          <w:iCs/>
+        </w:rPr>
+        <w:t>Operations Research,</w:t>
+      </w:r>
+      <w:r>
+        <w:rPr>
+          <w:rFonts w:ascii="Times New Roman" w:hAnsi="Times New Roman" w:cs="Times New Roman"/>
+        </w:rPr>
+        <w:t xml:space="preserve"> 32(6), 1296-1308.</w:t>
+      </w:r>
+    </w:p>
+    <w:p>
+      <w:pPr>
+        <w:widowControl w:val="0"/>
+        <w:tabs>
+          <w:tab w:val="left" w:pos="346"/>
+        </w:tabs>
+        <w:spacing w:after="0" w:line="317" w:lineRule="exact"/>
+        <w:jc w:val="both"/>
+        <w:rPr>
+          <w:rFonts w:ascii="Times New Roman" w:hAnsi="Times New Roman" w:cs="Times New Roman"/>
+        </w:rPr>
+      </w:pPr>
+      <w:r>
+        <w:rPr>
+          <w:rFonts w:ascii="Times New Roman" w:hAnsi="Times New Roman" w:cs="Times New Roman"/>
+          <w:b/>
+          <w:bCs/>
+        </w:rPr>
+        <w:t xml:space="preserve">[14] </w:t>
+      </w:r>
+      <w:r>
+        <w:rPr>
+          <w:rFonts w:ascii="Times New Roman" w:hAnsi="Times New Roman" w:cs="Times New Roman"/>
+        </w:rPr>
+        <w:t xml:space="preserve">Hakanen, J., Gold, D., Miettinen, K., &amp; Reed, P. M. (2023). </w:t>
+      </w:r>
+      <w:proofErr w:type="spellStart"/>
+      <w:r>
+        <w:rPr>
+          <w:rFonts w:ascii="Times New Roman" w:hAnsi="Times New Roman" w:cs="Times New Roman"/>
+        </w:rPr>
+        <w:t>Visualisation</w:t>
+      </w:r>
+      <w:proofErr w:type="spellEnd"/>
+      <w:r>
+        <w:rPr>
+          <w:rFonts w:ascii="Times New Roman" w:hAnsi="Times New Roman" w:cs="Times New Roman"/>
+        </w:rPr>
+        <w:t xml:space="preserve"> for decision support in</w:t>
+      </w:r>
+    </w:p>
+    <w:p>
+      <w:pPr>
+        <w:widowControl w:val="0"/>
+        <w:tabs>
+          <w:tab w:val="left" w:pos="346"/>
+        </w:tabs>
+        <w:spacing w:after="0" w:line="317" w:lineRule="exact"/>
+        <w:jc w:val="both"/>
+        <w:rPr>
+          <w:rFonts w:ascii="Times New Roman" w:hAnsi="Times New Roman" w:cs="Times New Roman"/>
+        </w:rPr>
+      </w:pPr>
+      <w:r>
+        <w:rPr>
+          <w:rFonts w:ascii="Times New Roman" w:hAnsi="Times New Roman" w:cs="Times New Roman"/>
+        </w:rPr>
+        <w:t xml:space="preserve">many-objective </w:t>
+      </w:r>
+      <w:proofErr w:type="spellStart"/>
+      <w:r>
+        <w:rPr>
+          <w:rFonts w:ascii="Times New Roman" w:hAnsi="Times New Roman" w:cs="Times New Roman"/>
+        </w:rPr>
+        <w:t>optimisation</w:t>
+      </w:r>
+      <w:proofErr w:type="spellEnd"/>
+      <w:r>
+        <w:rPr>
+          <w:rFonts w:ascii="Times New Roman" w:hAnsi="Times New Roman" w:cs="Times New Roman"/>
+        </w:rPr>
+        <w:t xml:space="preserve">: State-of-the-art, guidance and future directions. </w:t>
+      </w:r>
+      <w:r>
+        <w:rPr>
+          <w:rFonts w:ascii="Times New Roman" w:hAnsi="Times New Roman" w:cs="Times New Roman"/>
+          <w:i/>
+          <w:iCs/>
+        </w:rPr>
+        <w:t>MACODA,</w:t>
+      </w:r>
+      <w:r>
+        <w:rPr>
+          <w:rFonts w:ascii="Times New Roman" w:hAnsi="Times New Roman" w:cs="Times New Roman"/>
+        </w:rPr>
+        <w:t xml:space="preserve"> 181-212.</w:t>
+      </w:r>
+    </w:p>
+    <w:p>
+      <w:pPr>
+        <w:widowControl w:val="0"/>
+        <w:tabs>
+          <w:tab w:val="left" w:pos="346"/>
+        </w:tabs>
+        <w:spacing w:after="0" w:line="317" w:lineRule="exact"/>
+        <w:jc w:val="both"/>
+        <w:rPr>
+          <w:rFonts w:ascii="Times New Roman" w:hAnsi="Times New Roman" w:cs="Times New Roman"/>
+        </w:rPr>
+      </w:pPr>
+      <w:r>
+        <w:rPr>
+          <w:rFonts w:ascii="Times New Roman" w:hAnsi="Times New Roman" w:cs="Times New Roman"/>
+          <w:b/>
+          <w:bCs/>
+        </w:rPr>
+        <w:t xml:space="preserve">[15] </w:t>
+      </w:r>
+      <w:r>
+        <w:rPr>
+          <w:rFonts w:ascii="Times New Roman" w:hAnsi="Times New Roman" w:cs="Times New Roman"/>
+        </w:rPr>
+        <w:t xml:space="preserve">Kaufman, L., &amp; </w:t>
+      </w:r>
+      <w:proofErr w:type="spellStart"/>
+      <w:r>
+        <w:rPr>
+          <w:rFonts w:ascii="Times New Roman" w:hAnsi="Times New Roman" w:cs="Times New Roman"/>
+        </w:rPr>
+        <w:t>Rousseeuw</w:t>
+      </w:r>
+      <w:proofErr w:type="spellEnd"/>
+      <w:r>
+        <w:rPr>
+          <w:rFonts w:ascii="Times New Roman" w:hAnsi="Times New Roman" w:cs="Times New Roman"/>
+        </w:rPr>
+        <w:t xml:space="preserve">, P. J. (1990). </w:t>
+      </w:r>
+      <w:r>
+        <w:rPr>
+          <w:rFonts w:ascii="Times New Roman" w:hAnsi="Times New Roman" w:cs="Times New Roman"/>
+          <w:i/>
+          <w:iCs/>
+        </w:rPr>
+        <w:t>Finding Groups in Data: An Introduction to Cluster</w:t>
+      </w:r>
+    </w:p>
+    <w:p>
+      <w:pPr>
+        <w:widowControl w:val="0"/>
+        <w:tabs>
+          <w:tab w:val="left" w:pos="346"/>
+        </w:tabs>
+        <w:spacing w:after="0" w:line="317" w:lineRule="exact"/>
+        <w:jc w:val="both"/>
+        <w:rPr>
+          <w:rFonts w:ascii="Times New Roman" w:hAnsi="Times New Roman" w:cs="Times New Roman"/>
+        </w:rPr>
+      </w:pPr>
+      <w:r>
+        <w:rPr>
+          <w:rFonts w:ascii="Times New Roman" w:hAnsi="Times New Roman" w:cs="Times New Roman"/>
+          <w:i/>
+          <w:iCs/>
+        </w:rPr>
+        <w:t>Analysis.</w:t>
+      </w:r>
+      <w:r>
+        <w:rPr>
+          <w:rFonts w:ascii="Times New Roman" w:hAnsi="Times New Roman" w:cs="Times New Roman"/>
+        </w:rPr>
+        <w:t xml:space="preserve"> John Wiley &amp; Sons.</w:t>
+      </w:r>
+    </w:p>
+    <w:p>
+      <w:pPr>
+        <w:widowControl w:val="0"/>
+        <w:tabs>
+          <w:tab w:val="left" w:pos="346"/>
+        </w:tabs>
+        <w:spacing w:after="0" w:line="317" w:lineRule="exact"/>
+        <w:jc w:val="both"/>
+        <w:rPr>
+          <w:rFonts w:ascii="Times New Roman" w:hAnsi="Times New Roman" w:cs="Times New Roman"/>
+        </w:rPr>
+      </w:pPr>
+      <w:r>
+        <w:rPr>
+          <w:rFonts w:ascii="Times New Roman" w:hAnsi="Times New Roman" w:cs="Times New Roman"/>
+          <w:b/>
+          <w:bCs/>
+        </w:rPr>
+        <w:t xml:space="preserve">[16] </w:t>
+      </w:r>
+      <w:proofErr w:type="spellStart"/>
+      <w:r>
+        <w:rPr>
+          <w:rFonts w:ascii="Times New Roman" w:hAnsi="Times New Roman" w:cs="Times New Roman"/>
+        </w:rPr>
+        <w:t>Rousseeuw</w:t>
+      </w:r>
+      <w:proofErr w:type="spellEnd"/>
+      <w:r>
+        <w:rPr>
+          <w:rFonts w:ascii="Times New Roman" w:hAnsi="Times New Roman" w:cs="Times New Roman"/>
+        </w:rPr>
+        <w:t>, P. J. (1987). Silhouettes: A graphical aid to the interpretation and validation of</w:t>
+      </w:r>
+    </w:p>
+    <w:p>
+      <w:pPr>
+        <w:widowControl w:val="0"/>
+        <w:tabs>
+          <w:tab w:val="left" w:pos="346"/>
+        </w:tabs>
+        <w:spacing w:after="0" w:line="317" w:lineRule="exact"/>
+        <w:jc w:val="both"/>
+        <w:rPr>
+          <w:rFonts w:ascii="Times New Roman" w:hAnsi="Times New Roman" w:cs="Times New Roman"/>
+        </w:rPr>
+      </w:pPr>
+      <w:r>
+        <w:rPr>
+          <w:rFonts w:ascii="Times New Roman" w:hAnsi="Times New Roman" w:cs="Times New Roman"/>
+        </w:rPr>
+        <w:t xml:space="preserve">cluster analysis. </w:t>
+      </w:r>
+      <w:r>
+        <w:rPr>
+          <w:rFonts w:ascii="Times New Roman" w:hAnsi="Times New Roman" w:cs="Times New Roman"/>
+          <w:i/>
+          <w:iCs/>
+        </w:rPr>
+        <w:t>Journal of Computational and Applied Mathematics</w:t>
+      </w:r>
+      <w:r>
+        <w:rPr>
+          <w:rFonts w:ascii="Times New Roman" w:hAnsi="Times New Roman" w:cs="Times New Roman"/>
+        </w:rPr>
+        <w:t>, 20, 53-65.</w:t>
+      </w:r>
+    </w:p>
+    <w:p>
+      <w:pPr>
+        <w:widowControl w:val="0"/>
+        <w:tabs>
+          <w:tab w:val="left" w:pos="346"/>
+        </w:tabs>
+        <w:spacing w:after="0" w:line="317" w:lineRule="exact"/>
+        <w:jc w:val="both"/>
+        <w:rPr>
+          <w:rFonts w:ascii="Times New Roman" w:hAnsi="Times New Roman" w:cs="Times New Roman"/>
+        </w:rPr>
+      </w:pPr>
+      <w:r>
+        <w:rPr>
+          <w:rFonts w:ascii="Times New Roman" w:hAnsi="Times New Roman" w:cs="Times New Roman"/>
+          <w:b/>
+          <w:bCs/>
+        </w:rPr>
+        <w:t xml:space="preserve">[17] </w:t>
+      </w:r>
+      <w:r>
+        <w:rPr>
+          <w:rFonts w:ascii="Times New Roman" w:hAnsi="Times New Roman" w:cs="Times New Roman"/>
+        </w:rPr>
+        <w:t xml:space="preserve">Ganter, B., &amp; Wille, R. (1999). </w:t>
+      </w:r>
+      <w:r>
+        <w:rPr>
+          <w:rFonts w:ascii="Times New Roman" w:hAnsi="Times New Roman" w:cs="Times New Roman"/>
+          <w:i/>
+          <w:iCs/>
+        </w:rPr>
+        <w:t>Formal Concept Analysis: Mathematical Foundations.</w:t>
+      </w:r>
+      <w:r>
+        <w:rPr>
+          <w:rFonts w:ascii="Times New Roman" w:hAnsi="Times New Roman" w:cs="Times New Roman"/>
+        </w:rPr>
+        <w:t xml:space="preserve"> Springer.</w:t>
+      </w:r>
+    </w:p>
+    <w:p>
+      <w:pPr>
+        <w:widowControl w:val="0"/>
+        <w:tabs>
+          <w:tab w:val="left" w:pos="346"/>
+        </w:tabs>
+        <w:spacing w:after="0" w:line="317" w:lineRule="exact"/>
+        <w:jc w:val="both"/>
+        <w:rPr>
+          <w:rFonts w:ascii="Times New Roman" w:hAnsi="Times New Roman" w:cs="Times New Roman"/>
+        </w:rPr>
+      </w:pPr>
     </w:p>
     <w:sectPr>
       <w:headerReference w:type="default" r:id="rId53"/>

--- a/Work in Progress.docx
+++ b/Work in Progress.docx
@@ -20795,6 +20795,15 @@
         <w:fldChar w:fldCharType="separate"/>
       </w:r>
       <w:r>
+        <w:fldChar w:fldCharType="begin"/>
+      </w:r>
+      <w:r>
+        <w:instrText xml:space="preserve"> INCLUDEPICTURE  "C:\\Users\\User\\Desktop\\media\\image1.jpeg" \* MERGEFORMATINET </w:instrText>
+      </w:r>
+      <w:r>
+        <w:fldChar w:fldCharType="separate"/>
+      </w:r>
+      <w:r>
         <w:pict w14:anchorId="7DAE6886">
           <v:shapetype id="_x0000_t75" coordsize="21600,21600" o:spt="75" o:preferrelative="t" path="m@4@5l@4@11@9@11@9@5xe" filled="f" stroked="f">
             <v:stroke joinstyle="miter"/>
@@ -20819,6 +20828,9 @@
             <v:imagedata r:id="rId9" r:href="rId10"/>
           </v:shape>
         </w:pict>
+      </w:r>
+      <w:r>
+        <w:fldChar w:fldCharType="end"/>
       </w:r>
       <w:r>
         <w:fldChar w:fldCharType="end"/>
@@ -22932,11 +22944,35 @@
                               <w:rPr>
                                 <w:rFonts w:ascii="Microsoft Sans Serif" w:eastAsia="Microsoft Sans Serif" w:hAnsi="Microsoft Sans Serif" w:cs="Microsoft Sans Serif"/>
                               </w:rPr>
+                              <w:fldChar w:fldCharType="begin"/>
+                            </w:r>
+                            <w:r>
+                              <w:rPr>
+                                <w:rFonts w:ascii="Microsoft Sans Serif" w:eastAsia="Microsoft Sans Serif" w:hAnsi="Microsoft Sans Serif" w:cs="Microsoft Sans Serif"/>
+                              </w:rPr>
+                              <w:instrText xml:space="preserve"> INCLUDEPICTURE  "C:\\Users\\User\\Desktop\\media\\image1.jpeg" \* MERGEFORMATINET </w:instrText>
+                            </w:r>
+                            <w:r>
+                              <w:rPr>
+                                <w:rFonts w:ascii="Microsoft Sans Serif" w:eastAsia="Microsoft Sans Serif" w:hAnsi="Microsoft Sans Serif" w:cs="Microsoft Sans Serif"/>
+                              </w:rPr>
+                              <w:fldChar w:fldCharType="separate"/>
+                            </w:r>
+                            <w:r>
+                              <w:rPr>
+                                <w:rFonts w:ascii="Microsoft Sans Serif" w:eastAsia="Microsoft Sans Serif" w:hAnsi="Microsoft Sans Serif" w:cs="Microsoft Sans Serif"/>
+                              </w:rPr>
                               <w:pict w14:anchorId="25AA142D">
                                 <v:shape id="_x0000_i1027" type="#_x0000_t75" style="width:222.75pt;height:152.3pt">
                                   <v:imagedata r:id="rId11" r:href="rId12"/>
                                 </v:shape>
                               </w:pict>
+                            </w:r>
+                            <w:r>
+                              <w:rPr>
+                                <w:rFonts w:ascii="Microsoft Sans Serif" w:eastAsia="Microsoft Sans Serif" w:hAnsi="Microsoft Sans Serif" w:cs="Microsoft Sans Serif"/>
+                              </w:rPr>
+                              <w:fldChar w:fldCharType="end"/>
                             </w:r>
                             <w:r>
                               <w:rPr>
@@ -23135,11 +23171,83 @@
                         <w:rPr>
                           <w:rFonts w:ascii="Microsoft Sans Serif" w:eastAsia="Microsoft Sans Serif" w:hAnsi="Microsoft Sans Serif" w:cs="Microsoft Sans Serif"/>
                         </w:rPr>
+                        <w:fldChar w:fldCharType="begin"/>
+                      </w:r>
+                      <w:r>
+                        <w:rPr>
+                          <w:rFonts w:ascii="Microsoft Sans Serif" w:eastAsia="Microsoft Sans Serif" w:hAnsi="Microsoft Sans Serif" w:cs="Microsoft Sans Serif"/>
+                        </w:rPr>
+                        <w:instrText xml:space="preserve"> INCLUDEPICTURE  "C:\\Users\\User\\Desktop\\media\\image1.jpeg" \* MERGEFORMATINET </w:instrText>
+                      </w:r>
+                      <w:r>
+                        <w:rPr>
+                          <w:rFonts w:ascii="Microsoft Sans Serif" w:eastAsia="Microsoft Sans Serif" w:hAnsi="Microsoft Sans Serif" w:cs="Microsoft Sans Serif"/>
+                        </w:rPr>
+                        <w:fldChar w:fldCharType="separate"/>
+                      </w:r>
+                      <w:r>
+                        <w:rPr>
+                          <w:rFonts w:ascii="Microsoft Sans Serif" w:eastAsia="Microsoft Sans Serif" w:hAnsi="Microsoft Sans Serif" w:cs="Microsoft Sans Serif"/>
+                        </w:rPr>
+                        <w:fldChar w:fldCharType="begin"/>
+                      </w:r>
+                      <w:r>
+                        <w:rPr>
+                          <w:rFonts w:ascii="Microsoft Sans Serif" w:eastAsia="Microsoft Sans Serif" w:hAnsi="Microsoft Sans Serif" w:cs="Microsoft Sans Serif"/>
+                        </w:rPr>
+                        <w:instrText xml:space="preserve"> INCLUDEPICTURE  "C:\\Users\\User\\Desktop\\media\\image1.jpeg" \* MERGEFORMATINET </w:instrText>
+                      </w:r>
+                      <w:r>
+                        <w:rPr>
+                          <w:rFonts w:ascii="Microsoft Sans Serif" w:eastAsia="Microsoft Sans Serif" w:hAnsi="Microsoft Sans Serif" w:cs="Microsoft Sans Serif"/>
+                        </w:rPr>
+                        <w:fldChar w:fldCharType="separate"/>
+                      </w:r>
+                      <w:r>
+                        <w:rPr>
+                          <w:rFonts w:ascii="Microsoft Sans Serif" w:eastAsia="Microsoft Sans Serif" w:hAnsi="Microsoft Sans Serif" w:cs="Microsoft Sans Serif"/>
+                        </w:rPr>
+                        <w:fldChar w:fldCharType="begin"/>
+                      </w:r>
+                      <w:r>
+                        <w:rPr>
+                          <w:rFonts w:ascii="Microsoft Sans Serif" w:eastAsia="Microsoft Sans Serif" w:hAnsi="Microsoft Sans Serif" w:cs="Microsoft Sans Serif"/>
+                        </w:rPr>
+                        <w:instrText xml:space="preserve"> INCLUDEPICTURE  "C:\\Users\\User\\Desktop\\media\\image1.jpeg" \* MERGEFORMATINET </w:instrText>
+                      </w:r>
+                      <w:r>
+                        <w:rPr>
+                          <w:rFonts w:ascii="Microsoft Sans Serif" w:eastAsia="Microsoft Sans Serif" w:hAnsi="Microsoft Sans Serif" w:cs="Microsoft Sans Serif"/>
+                        </w:rPr>
+                        <w:fldChar w:fldCharType="separate"/>
+                      </w:r>
+                      <w:r>
+                        <w:rPr>
+                          <w:rFonts w:ascii="Microsoft Sans Serif" w:eastAsia="Microsoft Sans Serif" w:hAnsi="Microsoft Sans Serif" w:cs="Microsoft Sans Serif"/>
+                        </w:rPr>
                         <w:pict w14:anchorId="25AA142D">
-                          <v:shape id="_x0000_i1027" type="#_x0000_t75" style="width:222.75pt;height:152.25pt">
-                            <v:imagedata r:id="rId13" r:href="rId14"/>
+                          <v:shape id="_x0000_i1027" type="#_x0000_t75" style="width:222.75pt;height:152.3pt">
+                            <v:imagedata r:id="rId11" r:href="rId13"/>
                           </v:shape>
                         </w:pict>
+                      </w:r>
+                      <w:r>
+                        <w:rPr>
+                          <w:rFonts w:ascii="Microsoft Sans Serif" w:eastAsia="Microsoft Sans Serif" w:hAnsi="Microsoft Sans Serif" w:cs="Microsoft Sans Serif"/>
+                        </w:rPr>
+                        <w:fldChar w:fldCharType="end"/>
+                      </w:r>
+                      <w:r>
+                        <w:rPr>
+                          <w:rFonts w:ascii="Microsoft Sans Serif" w:eastAsia="Microsoft Sans Serif" w:hAnsi="Microsoft Sans Serif" w:cs="Microsoft Sans Serif"/>
+                        </w:rPr>
+                        <w:fldChar w:fldCharType="end"/>
+                      </w:r>
+                      <w:r>
+                        <w:rPr>
+                          <w:rFonts w:ascii="Microsoft Sans Serif" w:eastAsia="Microsoft Sans Serif" w:hAnsi="Microsoft Sans Serif" w:cs="Microsoft Sans Serif"/>
+                        </w:rPr>
+                        <w:fldChar w:fldCharType="end"/>
                       </w:r>
                       <w:r>
                         <w:rPr>
@@ -23400,11 +23508,35 @@
                               <w:rPr>
                                 <w:rFonts w:ascii="Microsoft Sans Serif" w:eastAsia="Microsoft Sans Serif" w:hAnsi="Microsoft Sans Serif" w:cs="Microsoft Sans Serif"/>
                               </w:rPr>
+                              <w:fldChar w:fldCharType="begin"/>
+                            </w:r>
+                            <w:r>
+                              <w:rPr>
+                                <w:rFonts w:ascii="Microsoft Sans Serif" w:eastAsia="Microsoft Sans Serif" w:hAnsi="Microsoft Sans Serif" w:cs="Microsoft Sans Serif"/>
+                              </w:rPr>
+                              <w:instrText xml:space="preserve"> INCLUDEPICTURE  "C:\\Users\\User\\Desktop\\media\\image2.jpeg" \* MERGEFORMATINET </w:instrText>
+                            </w:r>
+                            <w:r>
+                              <w:rPr>
+                                <w:rFonts w:ascii="Microsoft Sans Serif" w:eastAsia="Microsoft Sans Serif" w:hAnsi="Microsoft Sans Serif" w:cs="Microsoft Sans Serif"/>
+                              </w:rPr>
+                              <w:fldChar w:fldCharType="separate"/>
+                            </w:r>
+                            <w:r>
+                              <w:rPr>
+                                <w:rFonts w:ascii="Microsoft Sans Serif" w:eastAsia="Microsoft Sans Serif" w:hAnsi="Microsoft Sans Serif" w:cs="Microsoft Sans Serif"/>
+                              </w:rPr>
                               <w:pict w14:anchorId="04D0DBC8">
                                 <v:shape id="_x0000_i1029" type="#_x0000_t75" style="width:222.75pt;height:152.3pt">
-                                  <v:imagedata r:id="rId15" r:href="rId16"/>
+                                  <v:imagedata r:id="rId14" r:href="rId15"/>
                                 </v:shape>
                               </w:pict>
+                            </w:r>
+                            <w:r>
+                              <w:rPr>
+                                <w:rFonts w:ascii="Microsoft Sans Serif" w:eastAsia="Microsoft Sans Serif" w:hAnsi="Microsoft Sans Serif" w:cs="Microsoft Sans Serif"/>
+                              </w:rPr>
+                              <w:fldChar w:fldCharType="end"/>
                             </w:r>
                             <w:r>
                               <w:rPr>
@@ -23593,11 +23725,83 @@
                         <w:rPr>
                           <w:rFonts w:ascii="Microsoft Sans Serif" w:eastAsia="Microsoft Sans Serif" w:hAnsi="Microsoft Sans Serif" w:cs="Microsoft Sans Serif"/>
                         </w:rPr>
+                        <w:fldChar w:fldCharType="begin"/>
+                      </w:r>
+                      <w:r>
+                        <w:rPr>
+                          <w:rFonts w:ascii="Microsoft Sans Serif" w:eastAsia="Microsoft Sans Serif" w:hAnsi="Microsoft Sans Serif" w:cs="Microsoft Sans Serif"/>
+                        </w:rPr>
+                        <w:instrText xml:space="preserve"> INCLUDEPICTURE  "C:\\Users\\User\\Desktop\\media\\image2.jpeg" \* MERGEFORMATINET </w:instrText>
+                      </w:r>
+                      <w:r>
+                        <w:rPr>
+                          <w:rFonts w:ascii="Microsoft Sans Serif" w:eastAsia="Microsoft Sans Serif" w:hAnsi="Microsoft Sans Serif" w:cs="Microsoft Sans Serif"/>
+                        </w:rPr>
+                        <w:fldChar w:fldCharType="separate"/>
+                      </w:r>
+                      <w:r>
+                        <w:rPr>
+                          <w:rFonts w:ascii="Microsoft Sans Serif" w:eastAsia="Microsoft Sans Serif" w:hAnsi="Microsoft Sans Serif" w:cs="Microsoft Sans Serif"/>
+                        </w:rPr>
+                        <w:fldChar w:fldCharType="begin"/>
+                      </w:r>
+                      <w:r>
+                        <w:rPr>
+                          <w:rFonts w:ascii="Microsoft Sans Serif" w:eastAsia="Microsoft Sans Serif" w:hAnsi="Microsoft Sans Serif" w:cs="Microsoft Sans Serif"/>
+                        </w:rPr>
+                        <w:instrText xml:space="preserve"> INCLUDEPICTURE  "C:\\Users\\User\\Desktop\\media\\image2.jpeg" \* MERGEFORMATINET </w:instrText>
+                      </w:r>
+                      <w:r>
+                        <w:rPr>
+                          <w:rFonts w:ascii="Microsoft Sans Serif" w:eastAsia="Microsoft Sans Serif" w:hAnsi="Microsoft Sans Serif" w:cs="Microsoft Sans Serif"/>
+                        </w:rPr>
+                        <w:fldChar w:fldCharType="separate"/>
+                      </w:r>
+                      <w:r>
+                        <w:rPr>
+                          <w:rFonts w:ascii="Microsoft Sans Serif" w:eastAsia="Microsoft Sans Serif" w:hAnsi="Microsoft Sans Serif" w:cs="Microsoft Sans Serif"/>
+                        </w:rPr>
+                        <w:fldChar w:fldCharType="begin"/>
+                      </w:r>
+                      <w:r>
+                        <w:rPr>
+                          <w:rFonts w:ascii="Microsoft Sans Serif" w:eastAsia="Microsoft Sans Serif" w:hAnsi="Microsoft Sans Serif" w:cs="Microsoft Sans Serif"/>
+                        </w:rPr>
+                        <w:instrText xml:space="preserve"> INCLUDEPICTURE  "C:\\Users\\User\\Desktop\\media\\image2.jpeg" \* MERGEFORMATINET </w:instrText>
+                      </w:r>
+                      <w:r>
+                        <w:rPr>
+                          <w:rFonts w:ascii="Microsoft Sans Serif" w:eastAsia="Microsoft Sans Serif" w:hAnsi="Microsoft Sans Serif" w:cs="Microsoft Sans Serif"/>
+                        </w:rPr>
+                        <w:fldChar w:fldCharType="separate"/>
+                      </w:r>
+                      <w:r>
+                        <w:rPr>
+                          <w:rFonts w:ascii="Microsoft Sans Serif" w:eastAsia="Microsoft Sans Serif" w:hAnsi="Microsoft Sans Serif" w:cs="Microsoft Sans Serif"/>
+                        </w:rPr>
                         <w:pict w14:anchorId="04D0DBC8">
-                          <v:shape id="_x0000_i1029" type="#_x0000_t75" style="width:222.75pt;height:152.25pt">
-                            <v:imagedata r:id="rId17" r:href="rId18"/>
+                          <v:shape id="_x0000_i1029" type="#_x0000_t75" style="width:222.75pt;height:152.3pt">
+                            <v:imagedata r:id="rId14" r:href="rId16"/>
                           </v:shape>
                         </w:pict>
+                      </w:r>
+                      <w:r>
+                        <w:rPr>
+                          <w:rFonts w:ascii="Microsoft Sans Serif" w:eastAsia="Microsoft Sans Serif" w:hAnsi="Microsoft Sans Serif" w:cs="Microsoft Sans Serif"/>
+                        </w:rPr>
+                        <w:fldChar w:fldCharType="end"/>
+                      </w:r>
+                      <w:r>
+                        <w:rPr>
+                          <w:rFonts w:ascii="Microsoft Sans Serif" w:eastAsia="Microsoft Sans Serif" w:hAnsi="Microsoft Sans Serif" w:cs="Microsoft Sans Serif"/>
+                        </w:rPr>
+                        <w:fldChar w:fldCharType="end"/>
+                      </w:r>
+                      <w:r>
+                        <w:rPr>
+                          <w:rFonts w:ascii="Microsoft Sans Serif" w:eastAsia="Microsoft Sans Serif" w:hAnsi="Microsoft Sans Serif" w:cs="Microsoft Sans Serif"/>
+                        </w:rPr>
+                        <w:fldChar w:fldCharType="end"/>
                       </w:r>
                       <w:r>
                         <w:rPr>
@@ -27655,7 +27859,7 @@
         <w:spacing w:after="0" w:line="298" w:lineRule="exact"/>
         <w:jc w:val="both"/>
         <w:sectPr>
-          <w:footerReference w:type="default" r:id="rId19"/>
+          <w:footerReference w:type="default" r:id="rId17"/>
           <w:pgSz w:w="12240" w:h="15840"/>
           <w:pgMar w:top="1711" w:right="1179" w:bottom="1793" w:left="1177" w:header="0" w:footer="3" w:gutter="0"/>
           <w:cols w:space="720"/>
@@ -27901,11 +28105,23 @@
         <w:fldChar w:fldCharType="separate"/>
       </w:r>
       <w:r>
+        <w:fldChar w:fldCharType="begin"/>
+      </w:r>
+      <w:r>
+        <w:instrText xml:space="preserve"> INCLUDEPICTURE  "C:\\Users\\User\\Desktop\\media\\image1.jpeg" \* MERGEFORMATINET </w:instrText>
+      </w:r>
+      <w:r>
+        <w:fldChar w:fldCharType="separate"/>
+      </w:r>
+      <w:r>
         <w:pict w14:anchorId="281F172F">
           <v:shape id="_x0000_i1030" type="#_x0000_t75" style="width:7in;height:180.7pt">
-            <v:imagedata r:id="rId20" r:href="rId21"/>
+            <v:imagedata r:id="rId18" r:href="rId19"/>
           </v:shape>
         </w:pict>
+      </w:r>
+      <w:r>
+        <w:fldChar w:fldCharType="end"/>
       </w:r>
       <w:r>
         <w:fldChar w:fldCharType="end"/>
@@ -28566,7 +28782,6 @@
                         <w:shd w:val="clear" w:color="auto" w:fill="000000"/>
                         <w:spacing w:line="120" w:lineRule="exact"/>
                       </w:pPr>
-                      <w:proofErr w:type="spellStart"/>
                       <w:r>
                         <w:rPr>
                           <w:rStyle w:val="Bodytext6Exact"/>
@@ -28575,7 +28790,6 @@
                         </w:rPr>
                         <w:t>MCDASystem</w:t>
                       </w:r>
-                      <w:proofErr w:type="spellEnd"/>
                     </w:p>
                   </w:txbxContent>
                 </v:textbox>
@@ -28685,7 +28899,6 @@
                         <w:shd w:val="clear" w:color="auto" w:fill="000000"/>
                         <w:spacing w:line="120" w:lineRule="exact"/>
                       </w:pPr>
-                      <w:proofErr w:type="spellStart"/>
                       <w:r>
                         <w:rPr>
                           <w:rStyle w:val="Bodytext6Exact"/>
@@ -28694,7 +28907,6 @@
                         </w:rPr>
                         <w:t>DataGenerator</w:t>
                       </w:r>
-                      <w:proofErr w:type="spellEnd"/>
                     </w:p>
                   </w:txbxContent>
                 </v:textbox>
@@ -28804,7 +29016,6 @@
                         <w:shd w:val="clear" w:color="auto" w:fill="000000"/>
                         <w:spacing w:line="120" w:lineRule="exact"/>
                       </w:pPr>
-                      <w:proofErr w:type="spellStart"/>
                       <w:r>
                         <w:rPr>
                           <w:rStyle w:val="Bodytext6Exact"/>
@@ -28813,7 +29024,6 @@
                         </w:rPr>
                         <w:t>LocalAnalyzer</w:t>
                       </w:r>
-                      <w:proofErr w:type="spellEnd"/>
                     </w:p>
                   </w:txbxContent>
                 </v:textbox>
@@ -28951,14 +29161,12 @@
                         </w:rPr>
                         <w:t xml:space="preserve">+ </w:t>
                       </w:r>
-                      <w:proofErr w:type="spellStart"/>
                       <w:r>
                         <w:rPr>
                           <w:rStyle w:val="Bodytext7Exact"/>
                         </w:rPr>
                         <w:t>indicatornames</w:t>
                       </w:r>
-                      <w:proofErr w:type="spellEnd"/>
                       <w:r>
                         <w:rPr>
                           <w:rStyle w:val="Bodytext7Exact"/>
@@ -28970,21 +29178,7 @@
                         <w:rPr>
                           <w:rStyle w:val="Bodytext7Exact"/>
                         </w:rPr>
-                        <w:t xml:space="preserve">list + n indicators: int + criteria types: list + weights: </w:t>
-                      </w:r>
-                      <w:proofErr w:type="spellStart"/>
-                      <w:r>
-                        <w:rPr>
-                          <w:rStyle w:val="Bodytext7Exact"/>
-                        </w:rPr>
-                        <w:t>ndarray</w:t>
-                      </w:r>
-                      <w:proofErr w:type="spellEnd"/>
-                      <w:r>
-                        <w:rPr>
-                          <w:rStyle w:val="Bodytext7Exact"/>
-                        </w:rPr>
-                        <w:t xml:space="preserve"> + thresholds: diet</w:t>
+                        <w:t>list + n indicators: int + criteria types: list + weights: ndarray + thresholds: diet</w:t>
                       </w:r>
                     </w:p>
                   </w:txbxContent>
@@ -29220,16 +29414,8 @@
                         <w:rPr>
                           <w:rStyle w:val="Bodytext7Exact"/>
                         </w:rPr>
-                        <w:t xml:space="preserve">+ sys: </w:t>
+                        <w:t>+ sys: MCDASystem</w:t>
                       </w:r>
-                      <w:proofErr w:type="spellStart"/>
-                      <w:r>
-                        <w:rPr>
-                          <w:rStyle w:val="Bodytext7Exact"/>
-                        </w:rPr>
-                        <w:t>MCDASystem</w:t>
-                      </w:r>
-                      <w:proofErr w:type="spellEnd"/>
                     </w:p>
                   </w:txbxContent>
                 </v:textbox>
@@ -29359,21 +29545,7 @@
                         <w:rPr>
                           <w:color w:val="000000"/>
                         </w:rPr>
-                        <w:t xml:space="preserve">+ </w:t>
-                      </w:r>
-                      <w:proofErr w:type="spellStart"/>
-                      <w:r>
-                        <w:rPr>
-                          <w:color w:val="000000"/>
-                        </w:rPr>
-                        <w:t>setweights</w:t>
-                      </w:r>
-                      <w:proofErr w:type="spellEnd"/>
-                      <w:r>
-                        <w:rPr>
-                          <w:color w:val="000000"/>
-                        </w:rPr>
-                        <w:t>(w)</w:t>
+                        <w:t>+ setweights(w)</w:t>
                       </w:r>
                     </w:p>
                     <w:p>
@@ -29386,21 +29558,7 @@
                         <w:rPr>
                           <w:color w:val="000000"/>
                         </w:rPr>
-                        <w:t xml:space="preserve">+ normalize matrix(X) + </w:t>
-                      </w:r>
-                      <w:proofErr w:type="spellStart"/>
-                      <w:r>
-                        <w:rPr>
-                          <w:color w:val="000000"/>
-                        </w:rPr>
-                        <w:t>calculatescores</w:t>
-                      </w:r>
-                      <w:proofErr w:type="spellEnd"/>
-                      <w:r>
-                        <w:rPr>
-                          <w:color w:val="000000"/>
-                        </w:rPr>
-                        <w:t>(X)</w:t>
+                        <w:t>+ normalize matrix(X) + calculatescores(X)</w:t>
                       </w:r>
                     </w:p>
                   </w:txbxContent>
@@ -29485,19 +29643,11 @@
                               </w:rPr>
                               <w:t xml:space="preserve">+ generate </w:t>
                             </w:r>
-                            <w:proofErr w:type="gramStart"/>
                             <w:r>
                               <w:rPr>
                                 <w:color w:val="000000"/>
                               </w:rPr>
-                              <w:t>scenario(</w:t>
-                            </w:r>
-                            <w:proofErr w:type="gramEnd"/>
-                            <w:r>
-                              <w:rPr>
-                                <w:color w:val="000000"/>
-                              </w:rPr>
-                              <w:t>n, type)</w:t>
+                              <w:t>scenario(n, type)</w:t>
                             </w:r>
                           </w:p>
                         </w:txbxContent>
@@ -29534,19 +29684,11 @@
                         </w:rPr>
                         <w:t xml:space="preserve">+ generate </w:t>
                       </w:r>
-                      <w:proofErr w:type="gramStart"/>
                       <w:r>
                         <w:rPr>
                           <w:color w:val="000000"/>
                         </w:rPr>
-                        <w:t>scenario(</w:t>
-                      </w:r>
-                      <w:proofErr w:type="gramEnd"/>
-                      <w:r>
-                        <w:rPr>
-                          <w:color w:val="000000"/>
-                        </w:rPr>
-                        <w:t>n, type)</w:t>
+                        <w:t>scenario(n, type)</w:t>
                       </w:r>
                     </w:p>
                   </w:txbxContent>
@@ -29631,19 +29773,11 @@
                               </w:rPr>
                               <w:t xml:space="preserve">+ </w:t>
                             </w:r>
-                            <w:proofErr w:type="gramStart"/>
                             <w:r>
                               <w:rPr>
                                 <w:color w:val="000000"/>
                               </w:rPr>
-                              <w:t>findminimalconfig(</w:t>
-                            </w:r>
-                            <w:proofErr w:type="gramEnd"/>
-                            <w:r>
-                              <w:rPr>
-                                <w:color w:val="000000"/>
-                              </w:rPr>
-                              <w:t>s, eps)</w:t>
+                              <w:t>findminimalconfig(s, eps)</w:t>
                             </w:r>
                           </w:p>
                         </w:txbxContent>
@@ -29680,27 +29814,11 @@
                         </w:rPr>
                         <w:t xml:space="preserve">+ </w:t>
                       </w:r>
-                      <w:proofErr w:type="spellStart"/>
-                      <w:proofErr w:type="gramStart"/>
                       <w:r>
                         <w:rPr>
                           <w:color w:val="000000"/>
                         </w:rPr>
-                        <w:t>findminimalconfig</w:t>
-                      </w:r>
-                      <w:proofErr w:type="spellEnd"/>
-                      <w:r>
-                        <w:rPr>
-                          <w:color w:val="000000"/>
-                        </w:rPr>
-                        <w:t>(</w:t>
-                      </w:r>
-                      <w:proofErr w:type="gramEnd"/>
-                      <w:r>
-                        <w:rPr>
-                          <w:color w:val="000000"/>
-                        </w:rPr>
-                        <w:t>s, eps)</w:t>
+                        <w:t>findminimalconfig(s, eps)</w:t>
                       </w:r>
                     </w:p>
                   </w:txbxContent>
@@ -29785,19 +29903,11 @@
                               </w:rPr>
                               <w:t xml:space="preserve">+ classify </w:t>
                             </w:r>
-                            <w:proofErr w:type="gramStart"/>
                             <w:r>
                               <w:rPr>
                                 <w:color w:val="000000"/>
                               </w:rPr>
-                              <w:t>s :ores</w:t>
-                            </w:r>
-                            <w:proofErr w:type="gramEnd"/>
-                            <w:r>
-                              <w:rPr>
-                                <w:color w:val="000000"/>
-                              </w:rPr>
-                              <w:t>(s)</w:t>
+                              <w:t>s :ores(s)</w:t>
                             </w:r>
                           </w:p>
                         </w:txbxContent>
@@ -29834,19 +29944,11 @@
                         </w:rPr>
                         <w:t xml:space="preserve">+ classify </w:t>
                       </w:r>
-                      <w:proofErr w:type="gramStart"/>
                       <w:r>
                         <w:rPr>
                           <w:color w:val="000000"/>
                         </w:rPr>
-                        <w:t>s :ores</w:t>
-                      </w:r>
-                      <w:proofErr w:type="gramEnd"/>
-                      <w:r>
-                        <w:rPr>
-                          <w:color w:val="000000"/>
-                        </w:rPr>
-                        <w:t>(s)</w:t>
+                        <w:t>s :ores(s)</w:t>
                       </w:r>
                     </w:p>
                   </w:txbxContent>
@@ -30270,19 +30372,11 @@
                                     </w:rPr>
                                     <w:t>+ gendirichletweights(a) + gen_slhs_</w:t>
                                   </w:r>
-                                  <w:proofErr w:type="gramStart"/>
                                   <w:r>
                                     <w:rPr>
                                       <w:rStyle w:val="Bodytext2Consolas"/>
                                     </w:rPr>
-                                    <w:t>weights(</w:t>
-                                  </w:r>
-                                  <w:proofErr w:type="gramEnd"/>
-                                  <w:r>
-                                    <w:rPr>
-                                      <w:rStyle w:val="Bodytext2Consolas"/>
-                                    </w:rPr>
-                                    <w:t>)</w:t>
+                                    <w:t>weights()</w:t>
                                   </w:r>
                                 </w:p>
                                 <w:p>
@@ -30294,21 +30388,7 @@
                                     <w:rPr>
                                       <w:rStyle w:val="Bodytext2Consolas"/>
                                     </w:rPr>
-                                    <w:t>+ analyze_</w:t>
-                                  </w:r>
-                                  <w:proofErr w:type="gramStart"/>
-                                  <w:r>
-                                    <w:rPr>
-                                      <w:rStyle w:val="Bodytext2Consolas"/>
-                                    </w:rPr>
-                                    <w:t>stability(</w:t>
-                                  </w:r>
-                                  <w:proofErr w:type="gramEnd"/>
-                                  <w:r>
-                                    <w:rPr>
-                                      <w:rStyle w:val="Bodytext2Consolas"/>
-                                    </w:rPr>
-                                    <w:t>X, w)</w:t>
+                                    <w:t>+ analyze_stability(X, w)</w:t>
                                   </w:r>
                                 </w:p>
                               </w:tc>
@@ -30361,21 +30441,7 @@
                                     <w:rPr>
                                       <w:rStyle w:val="Bodytext2Consolas"/>
                                     </w:rPr>
-                                    <w:t xml:space="preserve">+ ealegower </w:t>
-                                  </w:r>
-                                  <w:proofErr w:type="gramStart"/>
-                                  <w:r>
-                                    <w:rPr>
-                                      <w:rStyle w:val="Bodytext2Consolas"/>
-                                    </w:rPr>
-                                    <w:t>dist(</w:t>
-                                  </w:r>
-                                  <w:proofErr w:type="gramEnd"/>
-                                  <w:r>
-                                    <w:rPr>
-                                      <w:rStyle w:val="Bodytext2Consolas"/>
-                                    </w:rPr>
-                                    <w:t>X, t)</w:t>
+                                    <w:t>+ ealegower dist(X, t)</w:t>
                                   </w:r>
                                 </w:p>
                                 <w:p>
@@ -30387,21 +30453,7 @@
                                     <w:rPr>
                                       <w:rStyle w:val="Bodytext2Consolas"/>
                                     </w:rPr>
-                                    <w:t>+ pam_</w:t>
-                                  </w:r>
-                                  <w:proofErr w:type="gramStart"/>
-                                  <w:r>
-                                    <w:rPr>
-                                      <w:rStyle w:val="Bodytext2Consolas"/>
-                                    </w:rPr>
-                                    <w:t>clustering(</w:t>
-                                  </w:r>
-                                  <w:proofErr w:type="gramEnd"/>
-                                  <w:r>
-                                    <w:rPr>
-                                      <w:rStyle w:val="Bodytext2Consolas"/>
-                                    </w:rPr>
-                                    <w:t>dist, k) + analyze co occurrenceO</w:t>
+                                    <w:t>+ pam_clustering(dist, k) + analyze co occurrenceO</w:t>
                                   </w:r>
                                 </w:p>
                               </w:tc>
@@ -30443,21 +30495,7 @@
                                     <w:rPr>
                                       <w:rStyle w:val="Bodytext2Consolas"/>
                                     </w:rPr>
-                                    <w:t>+ plot_radar_</w:t>
-                                  </w:r>
-                                  <w:proofErr w:type="gramStart"/>
-                                  <w:r>
-                                    <w:rPr>
-                                      <w:rStyle w:val="Bodytext2Consolas"/>
-                                    </w:rPr>
-                                    <w:t>chart(</w:t>
-                                  </w:r>
-                                  <w:proofErr w:type="gramEnd"/>
-                                  <w:r>
-                                    <w:rPr>
-                                      <w:rStyle w:val="Bodytext2Consolas"/>
-                                    </w:rPr>
-                                    <w:t>)</w:t>
+                                    <w:t>+ plot_radar_chart()</w:t>
                                   </w:r>
                                 </w:p>
                                 <w:p>
@@ -30502,11 +30540,7 @@
           </mc:Choice>
           <mc:Fallback>
             <w:pict>
-              <v:shapetype w14:anchorId="0DEEA114" id="_x0000_t202" coordsize="21600,21600" o:spt="202" path="m,l,21600r21600,l21600,xe">
-                <v:stroke joinstyle="miter"/>
-                <v:path gradientshapeok="t" o:connecttype="rect"/>
-              </v:shapetype>
-              <v:shape id="Text Box 7" o:spid="_x0000_s1038" type="#_x0000_t202" style="position:absolute;margin-left:25.1pt;margin-top:207.1pt;width:453.85pt;height:147.8pt;z-index:-251643904;visibility:visible;mso-wrap-style:square;mso-width-percent:0;mso-height-percent:0;mso-wrap-distance-left:25.1pt;mso-wrap-distance-top:0;mso-wrap-distance-right:25.2pt;mso-wrap-distance-bottom:29.85pt;mso-position-horizontal:absolute;mso-position-horizontal-relative:margin;mso-position-vertical:absolute;mso-position-vertical-relative:text;mso-width-percent:0;mso-height-percent:0;mso-width-relative:page;mso-height-relative:page;v-text-anchor:top" o:gfxdata="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" filled="f" stroked="f">
+              <v:shape w14:anchorId="0DEEA114" id="Text Box 7" o:spid="_x0000_s1038" type="#_x0000_t202" style="position:absolute;margin-left:25.1pt;margin-top:207.1pt;width:453.85pt;height:147.8pt;z-index:-251643904;visibility:visible;mso-wrap-style:square;mso-width-percent:0;mso-height-percent:0;mso-wrap-distance-left:25.1pt;mso-wrap-distance-top:0;mso-wrap-distance-right:25.2pt;mso-wrap-distance-bottom:29.85pt;mso-position-horizontal:absolute;mso-position-horizontal-relative:margin;mso-position-vertical:absolute;mso-position-vertical-relative:text;mso-width-percent:0;mso-height-percent:0;mso-width-relative:page;mso-height-relative:page;v-text-anchor:top" o:gfxdata="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" filled="f" stroked="f">
                 <v:textbox style="mso-fit-shape-to-text:t" inset="0,0,0,0">
                   <w:txbxContent>
                     <w:tbl>
@@ -30860,19 +30894,11 @@
                               </w:rPr>
                               <w:t>+ gendirichletweights(a) + gen_slhs_</w:t>
                             </w:r>
-                            <w:proofErr w:type="gramStart"/>
                             <w:r>
                               <w:rPr>
                                 <w:rStyle w:val="Bodytext2Consolas"/>
                               </w:rPr>
-                              <w:t>weights(</w:t>
-                            </w:r>
-                            <w:proofErr w:type="gramEnd"/>
-                            <w:r>
-                              <w:rPr>
-                                <w:rStyle w:val="Bodytext2Consolas"/>
-                              </w:rPr>
-                              <w:t>)</w:t>
+                              <w:t>weights()</w:t>
                             </w:r>
                           </w:p>
                           <w:p>
@@ -30884,21 +30910,7 @@
                               <w:rPr>
                                 <w:rStyle w:val="Bodytext2Consolas"/>
                               </w:rPr>
-                              <w:t>+ analyze_</w:t>
-                            </w:r>
-                            <w:proofErr w:type="gramStart"/>
-                            <w:r>
-                              <w:rPr>
-                                <w:rStyle w:val="Bodytext2Consolas"/>
-                              </w:rPr>
-                              <w:t>stability(</w:t>
-                            </w:r>
-                            <w:proofErr w:type="gramEnd"/>
-                            <w:r>
-                              <w:rPr>
-                                <w:rStyle w:val="Bodytext2Consolas"/>
-                              </w:rPr>
-                              <w:t>X, w)</w:t>
+                              <w:t>+ analyze_stability(X, w)</w:t>
                             </w:r>
                           </w:p>
                         </w:tc>
@@ -30951,21 +30963,7 @@
                               <w:rPr>
                                 <w:rStyle w:val="Bodytext2Consolas"/>
                               </w:rPr>
-                              <w:t xml:space="preserve">+ ealegower </w:t>
-                            </w:r>
-                            <w:proofErr w:type="gramStart"/>
-                            <w:r>
-                              <w:rPr>
-                                <w:rStyle w:val="Bodytext2Consolas"/>
-                              </w:rPr>
-                              <w:t>dist(</w:t>
-                            </w:r>
-                            <w:proofErr w:type="gramEnd"/>
-                            <w:r>
-                              <w:rPr>
-                                <w:rStyle w:val="Bodytext2Consolas"/>
-                              </w:rPr>
-                              <w:t>X, t)</w:t>
+                              <w:t>+ ealegower dist(X, t)</w:t>
                             </w:r>
                           </w:p>
                           <w:p>
@@ -30977,21 +30975,7 @@
                               <w:rPr>
                                 <w:rStyle w:val="Bodytext2Consolas"/>
                               </w:rPr>
-                              <w:t>+ pam_</w:t>
-                            </w:r>
-                            <w:proofErr w:type="gramStart"/>
-                            <w:r>
-                              <w:rPr>
-                                <w:rStyle w:val="Bodytext2Consolas"/>
-                              </w:rPr>
-                              <w:t>clustering(</w:t>
-                            </w:r>
-                            <w:proofErr w:type="gramEnd"/>
-                            <w:r>
-                              <w:rPr>
-                                <w:rStyle w:val="Bodytext2Consolas"/>
-                              </w:rPr>
-                              <w:t>dist, k) + analyze co occurrenceO</w:t>
+                              <w:t>+ pam_clustering(dist, k) + analyze co occurrenceO</w:t>
                             </w:r>
                           </w:p>
                         </w:tc>
@@ -31033,21 +31017,7 @@
                               <w:rPr>
                                 <w:rStyle w:val="Bodytext2Consolas"/>
                               </w:rPr>
-                              <w:t>+ plot_radar_</w:t>
-                            </w:r>
-                            <w:proofErr w:type="gramStart"/>
-                            <w:r>
-                              <w:rPr>
-                                <w:rStyle w:val="Bodytext2Consolas"/>
-                              </w:rPr>
-                              <w:t>chart(</w:t>
-                            </w:r>
-                            <w:proofErr w:type="gramEnd"/>
-                            <w:r>
-                              <w:rPr>
-                                <w:rStyle w:val="Bodytext2Consolas"/>
-                              </w:rPr>
-                              <w:t>)</w:t>
+                              <w:t>+ plot_radar_chart()</w:t>
                             </w:r>
                           </w:p>
                           <w:p>
@@ -31204,21 +31174,12 @@
                       <w:pPr>
                         <w:spacing w:line="210" w:lineRule="exact"/>
                       </w:pPr>
-                      <w:proofErr w:type="spellStart"/>
                       <w:r>
                         <w:rPr>
                           <w:rStyle w:val="Bodytext810pt"/>
                           <w:rFonts w:eastAsiaTheme="minorHAnsi"/>
                         </w:rPr>
-                        <w:t>Фигура</w:t>
-                      </w:r>
-                      <w:proofErr w:type="spellEnd"/>
-                      <w:r>
-                        <w:rPr>
-                          <w:rStyle w:val="Bodytext810pt"/>
-                          <w:rFonts w:eastAsiaTheme="minorHAnsi"/>
-                        </w:rPr>
-                        <w:t xml:space="preserve"> </w:t>
+                        <w:t xml:space="preserve">Фигура </w:t>
                       </w:r>
                       <w:r>
                         <w:rPr>
@@ -31236,101 +31197,12 @@
                         </w:rPr>
                         <w:t xml:space="preserve">UML </w:t>
                       </w:r>
-                      <w:proofErr w:type="spellStart"/>
                       <w:r>
                         <w:rPr>
                           <w:rStyle w:val="Bodytext8Exact"/>
                           <w:rFonts w:eastAsiaTheme="minorHAnsi"/>
                         </w:rPr>
-                        <w:t>диаграма</w:t>
-                      </w:r>
-                      <w:proofErr w:type="spellEnd"/>
-                      <w:r>
-                        <w:rPr>
-                          <w:rStyle w:val="Bodytext8Exact"/>
-                          <w:rFonts w:eastAsiaTheme="minorHAnsi"/>
-                        </w:rPr>
-                        <w:t xml:space="preserve"> </w:t>
-                      </w:r>
-                      <w:proofErr w:type="spellStart"/>
-                      <w:r>
-                        <w:rPr>
-                          <w:rStyle w:val="Bodytext8Exact"/>
-                          <w:rFonts w:eastAsiaTheme="minorHAnsi"/>
-                        </w:rPr>
-                        <w:t>на</w:t>
-                      </w:r>
-                      <w:proofErr w:type="spellEnd"/>
-                      <w:r>
-                        <w:rPr>
-                          <w:rStyle w:val="Bodytext8Exact"/>
-                          <w:rFonts w:eastAsiaTheme="minorHAnsi"/>
-                        </w:rPr>
-                        <w:t xml:space="preserve"> </w:t>
-                      </w:r>
-                      <w:proofErr w:type="spellStart"/>
-                      <w:r>
-                        <w:rPr>
-                          <w:rStyle w:val="Bodytext8Exact"/>
-                          <w:rFonts w:eastAsiaTheme="minorHAnsi"/>
-                        </w:rPr>
-                        <w:t>класовете</w:t>
-                      </w:r>
-                      <w:proofErr w:type="spellEnd"/>
-                      <w:r>
-                        <w:rPr>
-                          <w:rStyle w:val="Bodytext8Exact"/>
-                          <w:rFonts w:eastAsiaTheme="minorHAnsi"/>
-                        </w:rPr>
-                        <w:t xml:space="preserve"> в </w:t>
-                      </w:r>
-                      <w:proofErr w:type="spellStart"/>
-                      <w:r>
-                        <w:rPr>
-                          <w:rStyle w:val="Bodytext8Exact"/>
-                          <w:rFonts w:eastAsiaTheme="minorHAnsi"/>
-                        </w:rPr>
-                        <w:t>разработения</w:t>
-                      </w:r>
-                      <w:proofErr w:type="spellEnd"/>
-                      <w:r>
-                        <w:rPr>
-                          <w:rStyle w:val="Bodytext8Exact"/>
-                          <w:rFonts w:eastAsiaTheme="minorHAnsi"/>
-                        </w:rPr>
-                        <w:t xml:space="preserve"> </w:t>
-                      </w:r>
-                      <w:proofErr w:type="spellStart"/>
-                      <w:r>
-                        <w:rPr>
-                          <w:rStyle w:val="Bodytext8Exact"/>
-                          <w:rFonts w:eastAsiaTheme="minorHAnsi"/>
-                        </w:rPr>
-                        <w:t>софтуерен</w:t>
-                      </w:r>
-                      <w:proofErr w:type="spellEnd"/>
-                      <w:r>
-                        <w:rPr>
-                          <w:rStyle w:val="Bodytext8Exact"/>
-                          <w:rFonts w:eastAsiaTheme="minorHAnsi"/>
-                        </w:rPr>
-                        <w:t xml:space="preserve"> </w:t>
-                      </w:r>
-                      <w:proofErr w:type="spellStart"/>
-                      <w:r>
-                        <w:rPr>
-                          <w:rStyle w:val="Bodytext8Exact"/>
-                          <w:rFonts w:eastAsiaTheme="minorHAnsi"/>
-                        </w:rPr>
-                        <w:t>пакет</w:t>
-                      </w:r>
-                      <w:proofErr w:type="spellEnd"/>
-                      <w:r>
-                        <w:rPr>
-                          <w:rStyle w:val="Bodytext8Exact"/>
-                          <w:rFonts w:eastAsiaTheme="minorHAnsi"/>
-                        </w:rPr>
-                        <w:t>.</w:t>
+                        <w:t>диаграма на класовете в разработения софтуерен пакет.</w:t>
                       </w:r>
                     </w:p>
                   </w:txbxContent>
@@ -33305,11 +33177,23 @@
         <w:fldChar w:fldCharType="separate"/>
       </w:r>
       <w:r>
+        <w:fldChar w:fldCharType="begin"/>
+      </w:r>
+      <w:r>
+        <w:instrText xml:space="preserve"> INCLUDEPICTURE  "C:\\Users\\User\\Desktop\\media\\image2.jpeg" \* MERGEFORMATINET </w:instrText>
+      </w:r>
+      <w:r>
+        <w:fldChar w:fldCharType="separate"/>
+      </w:r>
+      <w:r>
         <w:pict w14:anchorId="4BC928E9">
           <v:shape id="_x0000_i1031" type="#_x0000_t75" style="width:362.9pt;height:362.9pt">
-            <v:imagedata r:id="rId22" r:href="rId23"/>
+            <v:imagedata r:id="rId20" r:href="rId21"/>
           </v:shape>
         </w:pict>
+      </w:r>
+      <w:r>
+        <w:fldChar w:fldCharType="end"/>
       </w:r>
       <w:r>
         <w:fldChar w:fldCharType="end"/>
@@ -33838,7 +33722,7 @@
                     </pic:cNvPicPr>
                   </pic:nvPicPr>
                   <pic:blipFill>
-                    <a:blip r:embed="rId24">
+                    <a:blip r:embed="rId22">
                       <a:extLst>
                         <a:ext uri="{28A0092B-C50C-407E-A947-70E740481C1C}">
                           <a14:useLocalDpi xmlns:a14="http://schemas.microsoft.com/office/drawing/2010/main" val="0"/>
@@ -36105,10 +35989,10 @@
       <w:pPr>
         <w:spacing w:after="0"/>
         <w:sectPr>
-          <w:headerReference w:type="even" r:id="rId25"/>
-          <w:headerReference w:type="default" r:id="rId26"/>
-          <w:footerReference w:type="even" r:id="rId27"/>
-          <w:footerReference w:type="default" r:id="rId28"/>
+          <w:headerReference w:type="even" r:id="rId23"/>
+          <w:headerReference w:type="default" r:id="rId24"/>
+          <w:footerReference w:type="even" r:id="rId25"/>
+          <w:footerReference w:type="default" r:id="rId26"/>
           <w:pgSz w:w="11900" w:h="16840"/>
           <w:pgMar w:top="1478" w:right="1167" w:bottom="1468" w:left="1167" w:header="0" w:footer="3" w:gutter="0"/>
           <w:cols w:space="720"/>
@@ -36911,12 +36795,12 @@
       <w:pPr>
         <w:spacing w:before="111" w:after="0"/>
         <w:sectPr>
-          <w:headerReference w:type="even" r:id="rId29"/>
-          <w:headerReference w:type="default" r:id="rId30"/>
-          <w:footerReference w:type="even" r:id="rId31"/>
-          <w:footerReference w:type="default" r:id="rId32"/>
-          <w:headerReference w:type="first" r:id="rId33"/>
-          <w:footerReference w:type="first" r:id="rId34"/>
+          <w:headerReference w:type="even" r:id="rId27"/>
+          <w:headerReference w:type="default" r:id="rId28"/>
+          <w:footerReference w:type="even" r:id="rId29"/>
+          <w:footerReference w:type="default" r:id="rId30"/>
+          <w:headerReference w:type="first" r:id="rId31"/>
+          <w:footerReference w:type="first" r:id="rId32"/>
           <w:pgSz w:w="11900" w:h="16840"/>
           <w:pgMar w:top="1478" w:right="1167" w:bottom="1468" w:left="1167" w:header="0" w:footer="3" w:gutter="0"/>
           <w:cols w:space="720"/>
@@ -37034,11 +36918,23 @@
         <w:fldChar w:fldCharType="separate"/>
       </w:r>
       <w:r>
+        <w:fldChar w:fldCharType="begin"/>
+      </w:r>
+      <w:r>
+        <w:instrText xml:space="preserve"> INCLUDEPICTURE  "C:\\Users\\User\\Desktop\\media\\image1.jpeg" \* MERGEFORMATINET </w:instrText>
+      </w:r>
+      <w:r>
+        <w:fldChar w:fldCharType="separate"/>
+      </w:r>
+      <w:r>
         <w:pict w14:anchorId="11A5BE81">
           <v:shape id="_x0000_i1032" type="#_x0000_t75" style="width:345.75pt;height:207.85pt">
-            <v:imagedata r:id="rId35" r:href="rId36"/>
+            <v:imagedata r:id="rId33" r:href="rId34"/>
           </v:shape>
         </w:pict>
+      </w:r>
+      <w:r>
+        <w:fldChar w:fldCharType="end"/>
       </w:r>
       <w:r>
         <w:fldChar w:fldCharType="end"/>
@@ -37462,11 +37358,23 @@
         <w:fldChar w:fldCharType="separate"/>
       </w:r>
       <w:r>
+        <w:fldChar w:fldCharType="begin"/>
+      </w:r>
+      <w:r>
+        <w:instrText xml:space="preserve"> INCLUDEPICTURE  "C:\\Users\\User\\Desktop\\media\\image2.jpeg" \* MERGEFORMATINET </w:instrText>
+      </w:r>
+      <w:r>
+        <w:fldChar w:fldCharType="separate"/>
+      </w:r>
+      <w:r>
         <w:pict w14:anchorId="1E8A1456">
           <v:shape id="_x0000_i1033" type="#_x0000_t75" style="width:324pt;height:206.95pt">
-            <v:imagedata r:id="rId37" r:href="rId38"/>
+            <v:imagedata r:id="rId35" r:href="rId36"/>
           </v:shape>
         </w:pict>
+      </w:r>
+      <w:r>
+        <w:fldChar w:fldCharType="end"/>
       </w:r>
       <w:r>
         <w:fldChar w:fldCharType="end"/>
@@ -38042,12 +37950,12 @@
         <w:spacing w:after="0" w:line="278" w:lineRule="exact"/>
         <w:jc w:val="both"/>
         <w:sectPr>
-          <w:headerReference w:type="even" r:id="rId39"/>
-          <w:headerReference w:type="default" r:id="rId40"/>
-          <w:footerReference w:type="even" r:id="rId41"/>
-          <w:footerReference w:type="default" r:id="rId42"/>
-          <w:headerReference w:type="first" r:id="rId43"/>
-          <w:footerReference w:type="first" r:id="rId44"/>
+          <w:headerReference w:type="even" r:id="rId37"/>
+          <w:headerReference w:type="default" r:id="rId38"/>
+          <w:footerReference w:type="even" r:id="rId39"/>
+          <w:footerReference w:type="default" r:id="rId40"/>
+          <w:headerReference w:type="first" r:id="rId41"/>
+          <w:footerReference w:type="first" r:id="rId42"/>
           <w:pgSz w:w="11900" w:h="16840"/>
           <w:pgMar w:top="1508" w:right="1174" w:bottom="1508" w:left="1179" w:header="0" w:footer="3" w:gutter="0"/>
           <w:cols w:space="720"/>
@@ -38176,11 +38084,23 @@
         <w:fldChar w:fldCharType="separate"/>
       </w:r>
       <w:r>
+        <w:fldChar w:fldCharType="begin"/>
+      </w:r>
+      <w:r>
+        <w:instrText xml:space="preserve"> INCLUDEPICTURE  "C:\\Users\\User\\Desktop\\media\\image3.jpeg" \* MERGEFORMATINET </w:instrText>
+      </w:r>
+      <w:r>
+        <w:fldChar w:fldCharType="separate"/>
+      </w:r>
+      <w:r>
         <w:pict w14:anchorId="323AE6EF">
           <v:shape id="_x0000_i1034" type="#_x0000_t75" style="width:288.8pt;height:260.2pt">
-            <v:imagedata r:id="rId45" r:href="rId46"/>
+            <v:imagedata r:id="rId43" r:href="rId44"/>
           </v:shape>
         </w:pict>
+      </w:r>
+      <w:r>
+        <w:fldChar w:fldCharType="end"/>
       </w:r>
       <w:r>
         <w:fldChar w:fldCharType="end"/>
@@ -38447,11 +38367,23 @@
         <w:fldChar w:fldCharType="separate"/>
       </w:r>
       <w:r>
+        <w:fldChar w:fldCharType="begin"/>
+      </w:r>
+      <w:r>
+        <w:instrText xml:space="preserve"> INCLUDEPICTURE  "C:\\Users\\User\\Desktop\\media\\image4.jpeg" \* MERGEFORMATINET </w:instrText>
+      </w:r>
+      <w:r>
+        <w:fldChar w:fldCharType="separate"/>
+      </w:r>
+      <w:r>
         <w:pict w14:anchorId="18BA2170">
           <v:shape id="_x0000_i1035" type="#_x0000_t75" style="width:396pt;height:198.05pt">
-            <v:imagedata r:id="rId47" r:href="rId48"/>
+            <v:imagedata r:id="rId45" r:href="rId46"/>
           </v:shape>
         </w:pict>
+      </w:r>
+      <w:r>
+        <w:fldChar w:fldCharType="end"/>
       </w:r>
       <w:r>
         <w:fldChar w:fldCharType="end"/>
@@ -39065,8 +38997,8 @@
     <w:p>
       <w:pPr>
         <w:sectPr>
-          <w:headerReference w:type="default" r:id="rId49"/>
-          <w:footerReference w:type="default" r:id="rId50"/>
+          <w:headerReference w:type="default" r:id="rId47"/>
+          <w:footerReference w:type="default" r:id="rId48"/>
           <w:pgSz w:w="12240" w:h="15840"/>
           <w:pgMar w:top="1252" w:right="1536" w:bottom="1252" w:left="1536" w:header="0" w:footer="3" w:gutter="0"/>
           <w:cols w:space="720"/>
@@ -39314,7 +39246,7 @@
                     </pic:cNvPicPr>
                   </pic:nvPicPr>
                   <pic:blipFill>
-                    <a:blip r:embed="rId51">
+                    <a:blip r:embed="rId49">
                       <a:extLst>
                         <a:ext uri="{28A0092B-C50C-407E-A947-70E740481C1C}">
                           <a14:useLocalDpi xmlns:a14="http://schemas.microsoft.com/office/drawing/2010/main" val="0"/>
@@ -41438,7 +41370,7 @@
                     </pic:cNvPicPr>
                   </pic:nvPicPr>
                   <pic:blipFill>
-                    <a:blip r:embed="rId52">
+                    <a:blip r:embed="rId50">
                       <a:extLst>
                         <a:ext uri="{28A0092B-C50C-407E-A947-70E740481C1C}">
                           <a14:useLocalDpi xmlns:a14="http://schemas.microsoft.com/office/drawing/2010/main" val="0"/>
@@ -43268,6 +43200,527 @@
     </w:p>
     <w:p>
       <w:pPr>
+        <w:spacing w:after="0" w:line="240" w:lineRule="auto"/>
+        <w:rPr>
+          <w:rFonts w:ascii="Times New Roman" w:eastAsia="Times New Roman" w:hAnsi="Times New Roman" w:cs="Times New Roman"/>
+          <w:b/>
+          <w:bCs/>
+          <w:color w:val="222222"/>
+          <w:kern w:val="0"/>
+          <w:sz w:val="21"/>
+          <w:szCs w:val="21"/>
+          <w14:ligatures w14:val="none"/>
+        </w:rPr>
+      </w:pPr>
+      <w:r>
+        <w:rPr>
+          <w:rFonts w:ascii="Times New Roman" w:eastAsia="Times New Roman" w:hAnsi="Times New Roman" w:cs="Times New Roman"/>
+          <w:b/>
+          <w:bCs/>
+          <w:color w:val="222222"/>
+          <w:kern w:val="0"/>
+          <w:sz w:val="21"/>
+          <w:szCs w:val="21"/>
+          <w14:ligatures w14:val="none"/>
+        </w:rPr>
+        <w:lastRenderedPageBreak/>
+        <w:t xml:space="preserve">[18] </w:t>
+      </w:r>
+      <w:r>
+        <w:rPr>
+          <w:rFonts w:ascii="Times New Roman" w:eastAsia="Times New Roman" w:hAnsi="Times New Roman" w:cs="Times New Roman"/>
+          <w:b/>
+          <w:bCs/>
+          <w:color w:val="222222"/>
+          <w:kern w:val="0"/>
+          <w:sz w:val="21"/>
+          <w:szCs w:val="21"/>
+          <w14:ligatures w14:val="none"/>
+        </w:rPr>
+        <w:t xml:space="preserve">Keeney, R. L. </w:t>
+      </w:r>
+      <w:r>
+        <w:rPr>
+          <w:rFonts w:ascii="Times New Roman" w:eastAsia="Times New Roman" w:hAnsi="Times New Roman" w:cs="Times New Roman"/>
+          <w:b/>
+          <w:bCs/>
+          <w:color w:val="222222"/>
+          <w:kern w:val="0"/>
+          <w:sz w:val="21"/>
+          <w:szCs w:val="21"/>
+          <w:lang w:val="bg-BG" w:eastAsia="bg-BG"/>
+          <w14:ligatures w14:val="none"/>
+        </w:rPr>
+        <w:t xml:space="preserve">&amp; </w:t>
+      </w:r>
+      <w:proofErr w:type="spellStart"/>
+      <w:r>
+        <w:rPr>
+          <w:rFonts w:ascii="Times New Roman" w:eastAsia="Times New Roman" w:hAnsi="Times New Roman" w:cs="Times New Roman"/>
+          <w:b/>
+          <w:bCs/>
+          <w:color w:val="222222"/>
+          <w:kern w:val="0"/>
+          <w:sz w:val="21"/>
+          <w:szCs w:val="21"/>
+          <w14:ligatures w14:val="none"/>
+        </w:rPr>
+        <w:t>Raiffa</w:t>
+      </w:r>
+      <w:proofErr w:type="spellEnd"/>
+      <w:r>
+        <w:rPr>
+          <w:rFonts w:ascii="Times New Roman" w:eastAsia="Times New Roman" w:hAnsi="Times New Roman" w:cs="Times New Roman"/>
+          <w:b/>
+          <w:bCs/>
+          <w:color w:val="222222"/>
+          <w:kern w:val="0"/>
+          <w:sz w:val="21"/>
+          <w:szCs w:val="21"/>
+          <w14:ligatures w14:val="none"/>
+        </w:rPr>
+        <w:t xml:space="preserve">, H. </w:t>
+      </w:r>
+      <w:r>
+        <w:rPr>
+          <w:rFonts w:ascii="Times New Roman" w:eastAsia="Times New Roman" w:hAnsi="Times New Roman" w:cs="Times New Roman"/>
+          <w:b/>
+          <w:bCs/>
+          <w:color w:val="222222"/>
+          <w:kern w:val="0"/>
+          <w:sz w:val="21"/>
+          <w:szCs w:val="21"/>
+          <w:lang w:val="bg-BG" w:eastAsia="bg-BG"/>
+          <w14:ligatures w14:val="none"/>
+        </w:rPr>
+        <w:t>(1993)</w:t>
+      </w:r>
+      <w:r>
+        <w:rPr>
+          <w:rFonts w:ascii="Times New Roman" w:eastAsia="Times New Roman" w:hAnsi="Times New Roman" w:cs="Times New Roman"/>
+          <w:color w:val="222222"/>
+          <w:kern w:val="0"/>
+          <w:sz w:val="22"/>
+          <w:szCs w:val="22"/>
+          <w:lang w:val="bg-BG" w:eastAsia="bg-BG"/>
+          <w14:ligatures w14:val="none"/>
+        </w:rPr>
+        <w:t xml:space="preserve">. </w:t>
+      </w:r>
+      <w:r>
+        <w:rPr>
+          <w:rFonts w:ascii="Times New Roman" w:eastAsia="Times New Roman" w:hAnsi="Times New Roman" w:cs="Times New Roman"/>
+          <w:color w:val="222222"/>
+          <w:kern w:val="0"/>
+          <w:sz w:val="22"/>
+          <w:szCs w:val="22"/>
+          <w14:ligatures w14:val="none"/>
+        </w:rPr>
+        <w:t xml:space="preserve">Decisions with Multiple Objectives. Cambridge University Press. </w:t>
+      </w:r>
+      <w:r>
+        <w:rPr>
+          <w:rFonts w:ascii="Times New Roman" w:eastAsia="Times New Roman" w:hAnsi="Times New Roman" w:cs="Times New Roman"/>
+          <w:color w:val="222222"/>
+          <w:kern w:val="0"/>
+          <w:sz w:val="22"/>
+          <w:szCs w:val="22"/>
+          <w:lang w:val="bg-BG" w:eastAsia="bg-BG"/>
+          <w14:ligatures w14:val="none"/>
+        </w:rPr>
+        <w:t xml:space="preserve">Основополагащ труд за адитивните </w:t>
+      </w:r>
+      <w:proofErr w:type="spellStart"/>
+      <w:r>
+        <w:rPr>
+          <w:rFonts w:ascii="Times New Roman" w:eastAsia="Times New Roman" w:hAnsi="Times New Roman" w:cs="Times New Roman"/>
+          <w:color w:val="222222"/>
+          <w:kern w:val="0"/>
+          <w:sz w:val="22"/>
+          <w:szCs w:val="22"/>
+          <w:lang w:val="bg-BG" w:eastAsia="bg-BG"/>
+          <w14:ligatures w14:val="none"/>
+        </w:rPr>
+        <w:t>полезностни</w:t>
+      </w:r>
+      <w:proofErr w:type="spellEnd"/>
+      <w:r>
+        <w:rPr>
+          <w:rFonts w:ascii="Times New Roman" w:eastAsia="Times New Roman" w:hAnsi="Times New Roman" w:cs="Times New Roman"/>
+          <w:color w:val="222222"/>
+          <w:kern w:val="0"/>
+          <w:sz w:val="22"/>
+          <w:szCs w:val="22"/>
+          <w:lang w:val="bg-BG" w:eastAsia="bg-BG"/>
+          <w14:ligatures w14:val="none"/>
+        </w:rPr>
+        <w:t xml:space="preserve"> модели и преференциалната независимост [143, 144, 717].</w:t>
+      </w:r>
+    </w:p>
+    <w:p>
+      <w:pPr>
+        <w:spacing w:after="0" w:line="240" w:lineRule="auto"/>
+        <w:rPr>
+          <w:rFonts w:ascii="Times New Roman" w:eastAsia="Times New Roman" w:hAnsi="Times New Roman" w:cs="Times New Roman"/>
+          <w:b/>
+          <w:bCs/>
+          <w:color w:val="222222"/>
+          <w:kern w:val="0"/>
+          <w:sz w:val="21"/>
+          <w:szCs w:val="21"/>
+          <w14:ligatures w14:val="none"/>
+        </w:rPr>
+      </w:pPr>
+      <w:r>
+        <w:rPr>
+          <w:rFonts w:ascii="Times New Roman" w:eastAsia="Times New Roman" w:hAnsi="Times New Roman" w:cs="Times New Roman"/>
+          <w:b/>
+          <w:bCs/>
+          <w:color w:val="222222"/>
+          <w:kern w:val="0"/>
+          <w:sz w:val="21"/>
+          <w:szCs w:val="21"/>
+          <w14:ligatures w14:val="none"/>
+        </w:rPr>
+        <w:t xml:space="preserve">[19] </w:t>
+      </w:r>
+      <w:r>
+        <w:rPr>
+          <w:rFonts w:ascii="Times New Roman" w:eastAsia="Times New Roman" w:hAnsi="Times New Roman" w:cs="Times New Roman"/>
+          <w:b/>
+          <w:bCs/>
+          <w:color w:val="222222"/>
+          <w:kern w:val="0"/>
+          <w:sz w:val="21"/>
+          <w:szCs w:val="21"/>
+          <w14:ligatures w14:val="none"/>
+        </w:rPr>
+        <w:t xml:space="preserve">Mazurek, J. </w:t>
+      </w:r>
+      <w:r>
+        <w:rPr>
+          <w:rFonts w:ascii="Times New Roman" w:eastAsia="Times New Roman" w:hAnsi="Times New Roman" w:cs="Times New Roman"/>
+          <w:b/>
+          <w:bCs/>
+          <w:color w:val="222222"/>
+          <w:kern w:val="0"/>
+          <w:sz w:val="21"/>
+          <w:szCs w:val="21"/>
+          <w:lang w:val="bg-BG" w:eastAsia="bg-BG"/>
+          <w14:ligatures w14:val="none"/>
+        </w:rPr>
+        <w:t xml:space="preserve">&amp; </w:t>
+      </w:r>
+      <w:r>
+        <w:rPr>
+          <w:rFonts w:ascii="Times New Roman" w:eastAsia="Times New Roman" w:hAnsi="Times New Roman" w:cs="Times New Roman"/>
+          <w:b/>
+          <w:bCs/>
+          <w:color w:val="222222"/>
+          <w:kern w:val="0"/>
+          <w:sz w:val="21"/>
+          <w:szCs w:val="21"/>
+          <w14:ligatures w14:val="none"/>
+        </w:rPr>
+        <w:t xml:space="preserve">Strzalka, D. </w:t>
+      </w:r>
+      <w:r>
+        <w:rPr>
+          <w:rFonts w:ascii="Times New Roman" w:eastAsia="Times New Roman" w:hAnsi="Times New Roman" w:cs="Times New Roman"/>
+          <w:b/>
+          <w:bCs/>
+          <w:color w:val="222222"/>
+          <w:kern w:val="0"/>
+          <w:sz w:val="21"/>
+          <w:szCs w:val="21"/>
+          <w:lang w:val="bg-BG" w:eastAsia="bg-BG"/>
+          <w14:ligatures w14:val="none"/>
+        </w:rPr>
+        <w:t>(2022)</w:t>
+      </w:r>
+      <w:r>
+        <w:rPr>
+          <w:rFonts w:ascii="Times New Roman" w:eastAsia="Times New Roman" w:hAnsi="Times New Roman" w:cs="Times New Roman"/>
+          <w:color w:val="222222"/>
+          <w:kern w:val="0"/>
+          <w:sz w:val="22"/>
+          <w:szCs w:val="22"/>
+          <w:lang w:val="bg-BG" w:eastAsia="bg-BG"/>
+          <w14:ligatures w14:val="none"/>
+        </w:rPr>
+        <w:t xml:space="preserve">. </w:t>
+      </w:r>
+      <w:proofErr w:type="gramStart"/>
+      <w:r>
+        <w:rPr>
+          <w:rFonts w:ascii="Times New Roman" w:eastAsia="Times New Roman" w:hAnsi="Times New Roman" w:cs="Times New Roman"/>
+          <w:color w:val="222222"/>
+          <w:kern w:val="0"/>
+          <w:sz w:val="22"/>
+          <w:szCs w:val="22"/>
+          <w14:ligatures w14:val="none"/>
+        </w:rPr>
+        <w:t>On the Monte</w:t>
+      </w:r>
+      <w:proofErr w:type="gramEnd"/>
+      <w:r>
+        <w:rPr>
+          <w:rFonts w:ascii="Times New Roman" w:eastAsia="Times New Roman" w:hAnsi="Times New Roman" w:cs="Times New Roman"/>
+          <w:color w:val="222222"/>
+          <w:kern w:val="0"/>
+          <w:sz w:val="22"/>
+          <w:szCs w:val="22"/>
+          <w14:ligatures w14:val="none"/>
+        </w:rPr>
+        <w:t xml:space="preserve"> Carlo </w:t>
+      </w:r>
+      <w:proofErr w:type="gramStart"/>
+      <w:r>
+        <w:rPr>
+          <w:rFonts w:ascii="Times New Roman" w:eastAsia="Times New Roman" w:hAnsi="Times New Roman" w:cs="Times New Roman"/>
+          <w:color w:val="222222"/>
+          <w:kern w:val="0"/>
+          <w:sz w:val="22"/>
+          <w:szCs w:val="22"/>
+          <w14:ligatures w14:val="none"/>
+        </w:rPr>
+        <w:t>weights</w:t>
+      </w:r>
+      <w:proofErr w:type="gramEnd"/>
+      <w:r>
+        <w:rPr>
+          <w:rFonts w:ascii="Times New Roman" w:eastAsia="Times New Roman" w:hAnsi="Times New Roman" w:cs="Times New Roman"/>
+          <w:color w:val="222222"/>
+          <w:kern w:val="0"/>
+          <w:sz w:val="22"/>
+          <w:szCs w:val="22"/>
+          <w14:ligatures w14:val="none"/>
+        </w:rPr>
+        <w:t xml:space="preserve"> in multiple criteria decision analysis. PLOS ONE. </w:t>
+      </w:r>
+      <w:r>
+        <w:rPr>
+          <w:rFonts w:ascii="Times New Roman" w:eastAsia="Times New Roman" w:hAnsi="Times New Roman" w:cs="Times New Roman"/>
+          <w:color w:val="222222"/>
+          <w:kern w:val="0"/>
+          <w:sz w:val="22"/>
+          <w:szCs w:val="22"/>
+          <w:lang w:val="bg-BG" w:eastAsia="bg-BG"/>
+          <w14:ligatures w14:val="none"/>
+        </w:rPr>
+        <w:t xml:space="preserve">Въвежда концепцията за </w:t>
+      </w:r>
+      <w:proofErr w:type="spellStart"/>
+      <w:r>
+        <w:rPr>
+          <w:rFonts w:ascii="Times New Roman" w:eastAsia="Times New Roman" w:hAnsi="Times New Roman" w:cs="Times New Roman"/>
+          <w:color w:val="222222"/>
+          <w:kern w:val="0"/>
+          <w:sz w:val="22"/>
+          <w:szCs w:val="22"/>
+          <w:lang w:val="bg-BG" w:eastAsia="bg-BG"/>
+          <w14:ligatures w14:val="none"/>
+        </w:rPr>
+        <w:t>мулти</w:t>
+      </w:r>
+      <w:proofErr w:type="spellEnd"/>
+      <w:r>
+        <w:rPr>
+          <w:rFonts w:ascii="Times New Roman" w:eastAsia="Times New Roman" w:hAnsi="Times New Roman" w:cs="Times New Roman"/>
+          <w:color w:val="222222"/>
+          <w:kern w:val="0"/>
+          <w:sz w:val="22"/>
+          <w:szCs w:val="22"/>
+          <w:lang w:val="bg-BG" w:eastAsia="bg-BG"/>
+          <w14:ligatures w14:val="none"/>
+        </w:rPr>
+        <w:t xml:space="preserve">-доминиране </w:t>
+      </w:r>
+      <w:r>
+        <w:rPr>
+          <w:rFonts w:ascii="Times New Roman" w:eastAsia="Times New Roman" w:hAnsi="Times New Roman" w:cs="Times New Roman"/>
+          <w:color w:val="222222"/>
+          <w:kern w:val="0"/>
+          <w:sz w:val="22"/>
+          <w:szCs w:val="22"/>
+          <w14:ligatures w14:val="none"/>
+        </w:rPr>
+        <w:t xml:space="preserve">(m-dominance) </w:t>
+      </w:r>
+      <w:r>
+        <w:rPr>
+          <w:rFonts w:ascii="Times New Roman" w:eastAsia="Times New Roman" w:hAnsi="Times New Roman" w:cs="Times New Roman"/>
+          <w:color w:val="222222"/>
+          <w:kern w:val="0"/>
+          <w:sz w:val="22"/>
+          <w:szCs w:val="22"/>
+          <w:lang w:val="bg-BG" w:eastAsia="bg-BG"/>
+          <w14:ligatures w14:val="none"/>
+        </w:rPr>
+        <w:t>и анализ на централните тегла [263, 264, 275].</w:t>
+      </w:r>
+    </w:p>
+    <w:p>
+      <w:pPr>
+        <w:spacing w:after="0" w:line="240" w:lineRule="auto"/>
+        <w:rPr>
+          <w:rFonts w:ascii="Times New Roman" w:eastAsia="Times New Roman" w:hAnsi="Times New Roman" w:cs="Times New Roman"/>
+          <w:b/>
+          <w:bCs/>
+          <w:color w:val="222222"/>
+          <w:kern w:val="0"/>
+          <w:sz w:val="21"/>
+          <w:szCs w:val="21"/>
+          <w14:ligatures w14:val="none"/>
+        </w:rPr>
+      </w:pPr>
+      <w:r>
+        <w:rPr>
+          <w:rFonts w:ascii="Times New Roman" w:eastAsia="Times New Roman" w:hAnsi="Times New Roman" w:cs="Times New Roman"/>
+          <w:b/>
+          <w:bCs/>
+          <w:color w:val="222222"/>
+          <w:kern w:val="0"/>
+          <w:sz w:val="21"/>
+          <w:szCs w:val="21"/>
+          <w14:ligatures w14:val="none"/>
+        </w:rPr>
+        <w:t xml:space="preserve">[20] </w:t>
+      </w:r>
+      <w:r>
+        <w:rPr>
+          <w:rFonts w:ascii="Times New Roman" w:eastAsia="Times New Roman" w:hAnsi="Times New Roman" w:cs="Times New Roman"/>
+          <w:b/>
+          <w:bCs/>
+          <w:color w:val="222222"/>
+          <w:kern w:val="0"/>
+          <w:sz w:val="21"/>
+          <w:szCs w:val="21"/>
+          <w14:ligatures w14:val="none"/>
+        </w:rPr>
+        <w:t xml:space="preserve">O'Shea, R. et al. </w:t>
+      </w:r>
+      <w:r>
+        <w:rPr>
+          <w:rFonts w:ascii="Times New Roman" w:eastAsia="Times New Roman" w:hAnsi="Times New Roman" w:cs="Times New Roman"/>
+          <w:b/>
+          <w:bCs/>
+          <w:color w:val="222222"/>
+          <w:kern w:val="0"/>
+          <w:sz w:val="21"/>
+          <w:szCs w:val="21"/>
+          <w:lang w:val="bg-BG" w:eastAsia="bg-BG"/>
+          <w14:ligatures w14:val="none"/>
+        </w:rPr>
+        <w:t>(2026)</w:t>
+      </w:r>
+      <w:r>
+        <w:rPr>
+          <w:rFonts w:ascii="Times New Roman" w:eastAsia="Times New Roman" w:hAnsi="Times New Roman" w:cs="Times New Roman"/>
+          <w:color w:val="222222"/>
+          <w:kern w:val="0"/>
+          <w:sz w:val="22"/>
+          <w:szCs w:val="22"/>
+          <w:lang w:val="bg-BG" w:eastAsia="bg-BG"/>
+          <w14:ligatures w14:val="none"/>
+        </w:rPr>
+        <w:t xml:space="preserve">. </w:t>
+      </w:r>
+      <w:r>
+        <w:rPr>
+          <w:rFonts w:ascii="Times New Roman" w:eastAsia="Times New Roman" w:hAnsi="Times New Roman" w:cs="Times New Roman"/>
+          <w:color w:val="222222"/>
+          <w:kern w:val="0"/>
+          <w:sz w:val="22"/>
+          <w:szCs w:val="22"/>
+          <w14:ligatures w14:val="none"/>
+        </w:rPr>
+        <w:t xml:space="preserve">Weight stability intervals for multi-criteria decision analysis using the weighted sum model. Expert Systems with Applications. </w:t>
+      </w:r>
+      <w:r>
+        <w:rPr>
+          <w:rFonts w:ascii="Times New Roman" w:eastAsia="Times New Roman" w:hAnsi="Times New Roman" w:cs="Times New Roman"/>
+          <w:color w:val="222222"/>
+          <w:kern w:val="0"/>
+          <w:sz w:val="22"/>
+          <w:szCs w:val="22"/>
+          <w:lang w:val="bg-BG" w:eastAsia="bg-BG"/>
+          <w14:ligatures w14:val="none"/>
+        </w:rPr>
+        <w:t xml:space="preserve">Разписва </w:t>
+      </w:r>
+      <w:r>
+        <w:rPr>
+          <w:rFonts w:ascii="Times New Roman" w:eastAsia="Times New Roman" w:hAnsi="Times New Roman" w:cs="Times New Roman"/>
+          <w:color w:val="222222"/>
+          <w:kern w:val="0"/>
+          <w:sz w:val="22"/>
+          <w:szCs w:val="22"/>
+          <w14:ligatures w14:val="none"/>
+        </w:rPr>
+        <w:t xml:space="preserve">closed-form </w:t>
+      </w:r>
+      <w:r>
+        <w:rPr>
+          <w:rFonts w:ascii="Times New Roman" w:eastAsia="Times New Roman" w:hAnsi="Times New Roman" w:cs="Times New Roman"/>
+          <w:color w:val="222222"/>
+          <w:kern w:val="0"/>
+          <w:sz w:val="22"/>
+          <w:szCs w:val="22"/>
+          <w:lang w:val="bg-BG" w:eastAsia="bg-BG"/>
+          <w14:ligatures w14:val="none"/>
+        </w:rPr>
+        <w:t xml:space="preserve">аналитични решения за теглови интервали на стабилност </w:t>
+      </w:r>
+      <w:r>
+        <w:rPr>
+          <w:rFonts w:ascii="Times New Roman" w:eastAsia="Times New Roman" w:hAnsi="Times New Roman" w:cs="Times New Roman"/>
+          <w:color w:val="222222"/>
+          <w:kern w:val="0"/>
+          <w:sz w:val="22"/>
+          <w:szCs w:val="22"/>
+          <w14:ligatures w14:val="none"/>
+        </w:rPr>
+        <w:t xml:space="preserve">(WSIs) </w:t>
+      </w:r>
+      <w:r>
+        <w:rPr>
+          <w:rFonts w:ascii="Times New Roman" w:eastAsia="Times New Roman" w:hAnsi="Times New Roman" w:cs="Times New Roman"/>
+          <w:color w:val="222222"/>
+          <w:kern w:val="0"/>
+          <w:sz w:val="22"/>
+          <w:szCs w:val="22"/>
+          <w:lang w:val="bg-BG" w:eastAsia="bg-BG"/>
+          <w14:ligatures w14:val="none"/>
+        </w:rPr>
+        <w:t xml:space="preserve">при </w:t>
+      </w:r>
+      <w:r>
+        <w:rPr>
+          <w:rFonts w:ascii="Times New Roman" w:eastAsia="Times New Roman" w:hAnsi="Times New Roman" w:cs="Times New Roman"/>
+          <w:color w:val="222222"/>
+          <w:kern w:val="0"/>
+          <w:sz w:val="22"/>
+          <w:szCs w:val="22"/>
+          <w14:ligatures w14:val="none"/>
+        </w:rPr>
+        <w:t xml:space="preserve">WSM </w:t>
+      </w:r>
+      <w:r>
+        <w:rPr>
+          <w:rFonts w:ascii="Times New Roman" w:eastAsia="Times New Roman" w:hAnsi="Times New Roman" w:cs="Times New Roman"/>
+          <w:color w:val="222222"/>
+          <w:kern w:val="0"/>
+          <w:sz w:val="22"/>
+          <w:szCs w:val="22"/>
+          <w:lang w:val="bg-BG" w:eastAsia="bg-BG"/>
+          <w14:ligatures w14:val="none"/>
+        </w:rPr>
+        <w:t>[10, 340, 351, 352].</w:t>
+      </w:r>
+    </w:p>
+    <w:p>
+      <w:pPr>
         <w:widowControl w:val="0"/>
         <w:tabs>
           <w:tab w:val="left" w:pos="346"/>
@@ -43275,13 +43728,171 @@
         <w:spacing w:after="0" w:line="317" w:lineRule="exact"/>
         <w:jc w:val="both"/>
         <w:rPr>
+          <w:rFonts w:ascii="Times New Roman" w:eastAsia="Times New Roman" w:hAnsi="Times New Roman" w:cs="Times New Roman"/>
+          <w:color w:val="222222"/>
+          <w:kern w:val="0"/>
+          <w:sz w:val="22"/>
+          <w:szCs w:val="22"/>
+          <w14:ligatures w14:val="none"/>
+        </w:rPr>
+      </w:pPr>
+      <w:r>
+        <w:rPr>
+          <w:rFonts w:ascii="Times New Roman" w:eastAsia="Times New Roman" w:hAnsi="Times New Roman" w:cs="Times New Roman"/>
+          <w:b/>
+          <w:bCs/>
+          <w:color w:val="222222"/>
+          <w:kern w:val="0"/>
+          <w:sz w:val="21"/>
+          <w:szCs w:val="21"/>
+          <w14:ligatures w14:val="none"/>
+        </w:rPr>
+        <w:t xml:space="preserve">[21] </w:t>
+      </w:r>
+      <w:r>
+        <w:rPr>
+          <w:rFonts w:ascii="Times New Roman" w:eastAsia="Times New Roman" w:hAnsi="Times New Roman" w:cs="Times New Roman"/>
+          <w:b/>
+          <w:bCs/>
+          <w:color w:val="222222"/>
+          <w:kern w:val="0"/>
+          <w:sz w:val="21"/>
+          <w:szCs w:val="21"/>
+          <w14:ligatures w14:val="none"/>
+        </w:rPr>
+        <w:t xml:space="preserve">Weber, T. A. </w:t>
+      </w:r>
+      <w:r>
+        <w:rPr>
+          <w:rFonts w:ascii="Times New Roman" w:eastAsia="Times New Roman" w:hAnsi="Times New Roman" w:cs="Times New Roman"/>
+          <w:b/>
+          <w:bCs/>
+          <w:color w:val="222222"/>
+          <w:kern w:val="0"/>
+          <w:sz w:val="21"/>
+          <w:szCs w:val="21"/>
+          <w:lang w:val="bg-BG" w:eastAsia="bg-BG"/>
+          <w14:ligatures w14:val="none"/>
+        </w:rPr>
+        <w:t>(2025/2026)</w:t>
+      </w:r>
+      <w:r>
+        <w:rPr>
+          <w:rFonts w:ascii="Times New Roman" w:eastAsia="Times New Roman" w:hAnsi="Times New Roman" w:cs="Times New Roman"/>
+          <w:color w:val="222222"/>
+          <w:kern w:val="0"/>
+          <w:sz w:val="22"/>
+          <w:szCs w:val="22"/>
+          <w:lang w:val="bg-BG" w:eastAsia="bg-BG"/>
+          <w14:ligatures w14:val="none"/>
+        </w:rPr>
+        <w:t xml:space="preserve">. </w:t>
+      </w:r>
+      <w:r>
+        <w:rPr>
+          <w:rFonts w:ascii="Times New Roman" w:eastAsia="Times New Roman" w:hAnsi="Times New Roman" w:cs="Times New Roman"/>
+          <w:color w:val="222222"/>
+          <w:kern w:val="0"/>
+          <w:sz w:val="22"/>
+          <w:szCs w:val="22"/>
+          <w14:ligatures w14:val="none"/>
+        </w:rPr>
+        <w:t xml:space="preserve">Relatively Robust Multicriteria Decisions. Management Science. </w:t>
+      </w:r>
+      <w:r>
+        <w:rPr>
+          <w:rFonts w:ascii="Times New Roman" w:eastAsia="Times New Roman" w:hAnsi="Times New Roman" w:cs="Times New Roman"/>
+          <w:color w:val="222222"/>
+          <w:kern w:val="0"/>
+          <w:sz w:val="22"/>
+          <w:szCs w:val="22"/>
+          <w:lang w:val="bg-BG" w:eastAsia="bg-BG"/>
+          <w14:ligatures w14:val="none"/>
+        </w:rPr>
+        <w:t xml:space="preserve">Дефинира концепцията за относително устойчиви решения и </w:t>
+      </w:r>
+      <w:r>
+        <w:rPr>
+          <w:rFonts w:ascii="Times New Roman" w:eastAsia="Times New Roman" w:hAnsi="Times New Roman" w:cs="Times New Roman"/>
+          <w:color w:val="222222"/>
+          <w:kern w:val="0"/>
+          <w:sz w:val="22"/>
+          <w:szCs w:val="22"/>
+          <w14:ligatures w14:val="none"/>
+        </w:rPr>
+        <w:t xml:space="preserve">worst-case </w:t>
+      </w:r>
+      <w:r>
+        <w:rPr>
+          <w:rFonts w:ascii="Times New Roman" w:eastAsia="Times New Roman" w:hAnsi="Times New Roman" w:cs="Times New Roman"/>
+          <w:color w:val="222222"/>
+          <w:kern w:val="0"/>
+          <w:sz w:val="22"/>
+          <w:szCs w:val="22"/>
+          <w:lang w:val="bg-BG" w:eastAsia="bg-BG"/>
+          <w14:ligatures w14:val="none"/>
+        </w:rPr>
+        <w:t xml:space="preserve">индекси в условия на теглова неопределеност </w:t>
+      </w:r>
+      <w:r>
+        <w:rPr>
+          <w:rFonts w:ascii="Times New Roman" w:eastAsia="Times New Roman" w:hAnsi="Times New Roman" w:cs="Times New Roman"/>
+          <w:color w:val="222222"/>
+          <w:kern w:val="0"/>
+          <w:sz w:val="22"/>
+          <w:szCs w:val="22"/>
+          <w14:ligatures w14:val="none"/>
+        </w:rPr>
+        <w:t>[39, 682, 683, 715].</w:t>
+      </w:r>
+    </w:p>
+    <w:p>
+      <w:pPr>
+        <w:widowControl w:val="0"/>
+        <w:tabs>
+          <w:tab w:val="left" w:pos="346"/>
+        </w:tabs>
+        <w:spacing w:after="0" w:line="317" w:lineRule="exact"/>
+        <w:jc w:val="both"/>
+        <w:rPr>
+          <w:rFonts w:ascii="Times New Roman" w:eastAsia="Times New Roman" w:hAnsi="Times New Roman" w:cs="Times New Roman"/>
+          <w:color w:val="222222"/>
+          <w:kern w:val="0"/>
+          <w:sz w:val="22"/>
+          <w:szCs w:val="22"/>
+          <w14:ligatures w14:val="none"/>
+        </w:rPr>
+      </w:pPr>
+    </w:p>
+    <w:p>
+      <w:pPr>
+        <w:widowControl w:val="0"/>
+        <w:tabs>
+          <w:tab w:val="left" w:pos="346"/>
+        </w:tabs>
+        <w:spacing w:after="0" w:line="317" w:lineRule="exact"/>
+        <w:jc w:val="both"/>
+        <w:rPr>
+          <w:rFonts w:ascii="Times New Roman" w:hAnsi="Times New Roman" w:cs="Times New Roman"/>
+        </w:rPr>
+      </w:pPr>
+    </w:p>
+    <w:p>
+      <w:pPr>
+        <w:widowControl w:val="0"/>
+        <w:tabs>
+          <w:tab w:val="left" w:pos="346"/>
+        </w:tabs>
+        <w:spacing w:after="0" w:line="317" w:lineRule="exact"/>
+        <w:jc w:val="both"/>
+        <w:rPr>
           <w:rFonts w:ascii="Times New Roman" w:hAnsi="Times New Roman" w:cs="Times New Roman"/>
         </w:rPr>
       </w:pPr>
     </w:p>
     <w:sectPr>
-      <w:headerReference w:type="default" r:id="rId53"/>
-      <w:footerReference w:type="default" r:id="rId54"/>
+      <w:headerReference w:type="default" r:id="rId51"/>
+      <w:footerReference w:type="default" r:id="rId52"/>
       <w:pgSz w:w="12240" w:h="15840"/>
       <w:pgMar w:top="1440" w:right="1440" w:bottom="1440" w:left="1440" w:header="720" w:footer="720" w:gutter="0"/>
       <w:cols w:space="720"/>
@@ -46566,6 +47177,209 @@
 <file path=word/numbering.xml><?xml version="1.0" encoding="utf-8"?>
 <w:numbering xmlns:wpc="http://schemas.microsoft.com/office/word/2010/wordprocessingCanvas" xmlns:cx="http://schemas.microsoft.com/office/drawing/2014/chartex" xmlns:cx1="http://schemas.microsoft.com/office/drawing/2015/9/8/chartex" xmlns:cx2="http://schemas.microsoft.com/office/drawing/2015/10/21/chartex" xmlns:cx3="http://schemas.microsoft.com/office/drawing/2016/5/9/chartex" xmlns:cx4="http://schemas.microsoft.com/office/drawing/2016/5/10/chartex" xmlns:cx5="http://schemas.microsoft.com/office/drawing/2016/5/11/chartex" xmlns:cx6="http://schemas.microsoft.com/office/drawing/2016/5/12/chartex" xmlns:cx7="http://schemas.microsoft.com/office/drawing/2016/5/13/chartex" xmlns:cx8="http://schemas.microsoft.com/office/drawing/2016/5/14/chartex" xmlns:mc="http://schemas.openxmlformats.org/markup-compatibility/2006" xmlns:aink="http://schemas.microsoft.com/office/drawing/2016/ink" xmlns:am3d="http://schemas.microsoft.com/office/drawing/2017/model3d" xmlns:o="urn:schemas-microsoft-com:office:office" xmlns:oel="http://schemas.microsoft.com/office/2019/extlst" xmlns:r="http://schemas.openxmlformats.org/officeDocument/2006/relationships" xmlns:m="http://schemas.openxmlformats.org/officeDocument/2006/math" xmlns:v="urn:schemas-microsoft-com:vml" xmlns:wp14="http://schemas.microsoft.com/office/word/2010/wordprocessingDrawing" xmlns:wp="http://schemas.openxmlformats.org/drawingml/2006/wordprocessingDrawing" xmlns:w10="urn:schemas-microsoft-com:office:word" xmlns:w="http://schemas.openxmlformats.org/wordprocessingml/2006/main" xmlns:w14="http://schemas.microsoft.com/office/word/2010/wordml" xmlns:w15="http://schemas.microsoft.com/office/word/2012/wordml" xmlns:w16cex="http://schemas.microsoft.com/office/word/2018/wordml/cex" xmlns:w16cid="http://schemas.microsoft.com/office/word/2016/wordml/cid" xmlns:w16="http://schemas.microsoft.com/office/word/2018/wordml" xmlns:w16du="http://schemas.microsoft.com/office/word/2023/wordml/word16du" xmlns:w16sdtdh="http://schemas.microsoft.com/office/word/2020/wordml/sdtdatahash" xmlns:w16sdtfl="http://schemas.microsoft.com/office/word/2024/wordml/sdtformatlock" xmlns:w16se="http://schemas.microsoft.com/office/word/2015/wordml/symex" xmlns:wpg="http://schemas.microsoft.com/office/word/2010/wordprocessingGroup" xmlns:wpi="http://schemas.microsoft.com/office/word/2010/wordprocessingInk" xmlns:wne="http://schemas.microsoft.com/office/word/2006/wordml" xmlns:wps="http://schemas.microsoft.com/office/word/2010/wordprocessingShape" mc:Ignorable="w14 w15 w16se w16cid w16 w16cex w16sdtdh w16sdtfl w16du wp14">
   <w:abstractNum w:abstractNumId="0" w15:restartNumberingAfterBreak="0">
+    <w:nsid w:val="00000001"/>
+    <w:multiLevelType w:val="multilevel"/>
+    <w:tmpl w:val="FFFFFFFF"/>
+    <w:lvl w:ilvl="0">
+      <w:start w:val="1"/>
+      <w:numFmt w:val="decimal"/>
+      <w:lvlText w:val="%1."/>
+      <w:lvlJc w:val="left"/>
+      <w:rPr>
+        <w:rFonts w:ascii="Times New Roman" w:hAnsi="Times New Roman" w:cs="Times New Roman"/>
+        <w:b w:val="0"/>
+        <w:bCs w:val="0"/>
+        <w:i w:val="0"/>
+        <w:iCs w:val="0"/>
+        <w:smallCaps w:val="0"/>
+        <w:strike w:val="0"/>
+        <w:color w:val="222222"/>
+        <w:spacing w:val="0"/>
+        <w:w w:val="100"/>
+        <w:position w:val="0"/>
+        <w:sz w:val="22"/>
+        <w:szCs w:val="22"/>
+        <w:u w:val="none"/>
+      </w:rPr>
+    </w:lvl>
+    <w:lvl w:ilvl="1">
+      <w:start w:val="1"/>
+      <w:numFmt w:val="decimal"/>
+      <w:lvlText w:val="%1."/>
+      <w:lvlJc w:val="left"/>
+      <w:rPr>
+        <w:rFonts w:ascii="Times New Roman" w:hAnsi="Times New Roman" w:cs="Times New Roman"/>
+        <w:b w:val="0"/>
+        <w:bCs w:val="0"/>
+        <w:i w:val="0"/>
+        <w:iCs w:val="0"/>
+        <w:smallCaps w:val="0"/>
+        <w:strike w:val="0"/>
+        <w:color w:val="222222"/>
+        <w:spacing w:val="0"/>
+        <w:w w:val="100"/>
+        <w:position w:val="0"/>
+        <w:sz w:val="22"/>
+        <w:szCs w:val="22"/>
+        <w:u w:val="none"/>
+      </w:rPr>
+    </w:lvl>
+    <w:lvl w:ilvl="2">
+      <w:start w:val="1"/>
+      <w:numFmt w:val="decimal"/>
+      <w:lvlText w:val="%1."/>
+      <w:lvlJc w:val="left"/>
+      <w:rPr>
+        <w:rFonts w:ascii="Times New Roman" w:hAnsi="Times New Roman" w:cs="Times New Roman"/>
+        <w:b w:val="0"/>
+        <w:bCs w:val="0"/>
+        <w:i w:val="0"/>
+        <w:iCs w:val="0"/>
+        <w:smallCaps w:val="0"/>
+        <w:strike w:val="0"/>
+        <w:color w:val="222222"/>
+        <w:spacing w:val="0"/>
+        <w:w w:val="100"/>
+        <w:position w:val="0"/>
+        <w:sz w:val="22"/>
+        <w:szCs w:val="22"/>
+        <w:u w:val="none"/>
+      </w:rPr>
+    </w:lvl>
+    <w:lvl w:ilvl="3">
+      <w:start w:val="1"/>
+      <w:numFmt w:val="decimal"/>
+      <w:lvlText w:val="%1."/>
+      <w:lvlJc w:val="left"/>
+      <w:rPr>
+        <w:rFonts w:ascii="Times New Roman" w:hAnsi="Times New Roman" w:cs="Times New Roman"/>
+        <w:b w:val="0"/>
+        <w:bCs w:val="0"/>
+        <w:i w:val="0"/>
+        <w:iCs w:val="0"/>
+        <w:smallCaps w:val="0"/>
+        <w:strike w:val="0"/>
+        <w:color w:val="222222"/>
+        <w:spacing w:val="0"/>
+        <w:w w:val="100"/>
+        <w:position w:val="0"/>
+        <w:sz w:val="22"/>
+        <w:szCs w:val="22"/>
+        <w:u w:val="none"/>
+      </w:rPr>
+    </w:lvl>
+    <w:lvl w:ilvl="4">
+      <w:start w:val="1"/>
+      <w:numFmt w:val="decimal"/>
+      <w:lvlText w:val="%1."/>
+      <w:lvlJc w:val="left"/>
+      <w:rPr>
+        <w:rFonts w:ascii="Times New Roman" w:hAnsi="Times New Roman" w:cs="Times New Roman"/>
+        <w:b w:val="0"/>
+        <w:bCs w:val="0"/>
+        <w:i w:val="0"/>
+        <w:iCs w:val="0"/>
+        <w:smallCaps w:val="0"/>
+        <w:strike w:val="0"/>
+        <w:color w:val="222222"/>
+        <w:spacing w:val="0"/>
+        <w:w w:val="100"/>
+        <w:position w:val="0"/>
+        <w:sz w:val="22"/>
+        <w:szCs w:val="22"/>
+        <w:u w:val="none"/>
+      </w:rPr>
+    </w:lvl>
+    <w:lvl w:ilvl="5">
+      <w:start w:val="1"/>
+      <w:numFmt w:val="decimal"/>
+      <w:lvlText w:val="%1."/>
+      <w:lvlJc w:val="left"/>
+      <w:rPr>
+        <w:rFonts w:ascii="Times New Roman" w:hAnsi="Times New Roman" w:cs="Times New Roman"/>
+        <w:b w:val="0"/>
+        <w:bCs w:val="0"/>
+        <w:i w:val="0"/>
+        <w:iCs w:val="0"/>
+        <w:smallCaps w:val="0"/>
+        <w:strike w:val="0"/>
+        <w:color w:val="222222"/>
+        <w:spacing w:val="0"/>
+        <w:w w:val="100"/>
+        <w:position w:val="0"/>
+        <w:sz w:val="22"/>
+        <w:szCs w:val="22"/>
+        <w:u w:val="none"/>
+      </w:rPr>
+    </w:lvl>
+    <w:lvl w:ilvl="6">
+      <w:start w:val="1"/>
+      <w:numFmt w:val="decimal"/>
+      <w:lvlText w:val="%1."/>
+      <w:lvlJc w:val="left"/>
+      <w:rPr>
+        <w:rFonts w:ascii="Times New Roman" w:hAnsi="Times New Roman" w:cs="Times New Roman"/>
+        <w:b w:val="0"/>
+        <w:bCs w:val="0"/>
+        <w:i w:val="0"/>
+        <w:iCs w:val="0"/>
+        <w:smallCaps w:val="0"/>
+        <w:strike w:val="0"/>
+        <w:color w:val="222222"/>
+        <w:spacing w:val="0"/>
+        <w:w w:val="100"/>
+        <w:position w:val="0"/>
+        <w:sz w:val="22"/>
+        <w:szCs w:val="22"/>
+        <w:u w:val="none"/>
+      </w:rPr>
+    </w:lvl>
+    <w:lvl w:ilvl="7">
+      <w:start w:val="1"/>
+      <w:numFmt w:val="decimal"/>
+      <w:lvlText w:val="%1."/>
+      <w:lvlJc w:val="left"/>
+      <w:rPr>
+        <w:rFonts w:ascii="Times New Roman" w:hAnsi="Times New Roman" w:cs="Times New Roman"/>
+        <w:b w:val="0"/>
+        <w:bCs w:val="0"/>
+        <w:i w:val="0"/>
+        <w:iCs w:val="0"/>
+        <w:smallCaps w:val="0"/>
+        <w:strike w:val="0"/>
+        <w:color w:val="222222"/>
+        <w:spacing w:val="0"/>
+        <w:w w:val="100"/>
+        <w:position w:val="0"/>
+        <w:sz w:val="22"/>
+        <w:szCs w:val="22"/>
+        <w:u w:val="none"/>
+      </w:rPr>
+    </w:lvl>
+    <w:lvl w:ilvl="8">
+      <w:start w:val="1"/>
+      <w:numFmt w:val="decimal"/>
+      <w:lvlText w:val="%1."/>
+      <w:lvlJc w:val="left"/>
+      <w:rPr>
+        <w:rFonts w:ascii="Times New Roman" w:hAnsi="Times New Roman" w:cs="Times New Roman"/>
+        <w:b w:val="0"/>
+        <w:bCs w:val="0"/>
+        <w:i w:val="0"/>
+        <w:iCs w:val="0"/>
+        <w:smallCaps w:val="0"/>
+        <w:strike w:val="0"/>
+        <w:color w:val="222222"/>
+        <w:spacing w:val="0"/>
+        <w:w w:val="100"/>
+        <w:position w:val="0"/>
+        <w:sz w:val="22"/>
+        <w:szCs w:val="22"/>
+        <w:u w:val="none"/>
+      </w:rPr>
+    </w:lvl>
+  </w:abstractNum>
+  <w:abstractNum w:abstractNumId="1" w15:restartNumberingAfterBreak="0">
     <w:nsid w:val="00EE4C4C"/>
     <w:multiLevelType w:val="multilevel"/>
     <w:tmpl w:val="681686D8"/>
@@ -46633,7 +47447,7 @@
       <w:lvlJc w:val="left"/>
     </w:lvl>
   </w:abstractNum>
-  <w:abstractNum w:abstractNumId="1" w15:restartNumberingAfterBreak="0">
+  <w:abstractNum w:abstractNumId="2" w15:restartNumberingAfterBreak="0">
     <w:nsid w:val="011B13E8"/>
     <w:multiLevelType w:val="multilevel"/>
     <w:tmpl w:val="9A86792C"/>
@@ -46701,7 +47515,7 @@
       <w:lvlJc w:val="left"/>
     </w:lvl>
   </w:abstractNum>
-  <w:abstractNum w:abstractNumId="2" w15:restartNumberingAfterBreak="0">
+  <w:abstractNum w:abstractNumId="3" w15:restartNumberingAfterBreak="0">
     <w:nsid w:val="0CA54DF8"/>
     <w:multiLevelType w:val="multilevel"/>
     <w:tmpl w:val="ABDA4BD4"/>
@@ -46769,7 +47583,7 @@
       <w:lvlJc w:val="left"/>
     </w:lvl>
   </w:abstractNum>
-  <w:abstractNum w:abstractNumId="3" w15:restartNumberingAfterBreak="0">
+  <w:abstractNum w:abstractNumId="4" w15:restartNumberingAfterBreak="0">
     <w:nsid w:val="11CA2D33"/>
     <w:multiLevelType w:val="multilevel"/>
     <w:tmpl w:val="8862B5C6"/>
@@ -46837,7 +47651,7 @@
       <w:lvlJc w:val="left"/>
     </w:lvl>
   </w:abstractNum>
-  <w:abstractNum w:abstractNumId="4" w15:restartNumberingAfterBreak="0">
+  <w:abstractNum w:abstractNumId="5" w15:restartNumberingAfterBreak="0">
     <w:nsid w:val="16707BAE"/>
     <w:multiLevelType w:val="multilevel"/>
     <w:tmpl w:val="4380F108"/>
@@ -46905,7 +47719,7 @@
       <w:lvlJc w:val="left"/>
     </w:lvl>
   </w:abstractNum>
-  <w:abstractNum w:abstractNumId="5" w15:restartNumberingAfterBreak="0">
+  <w:abstractNum w:abstractNumId="6" w15:restartNumberingAfterBreak="0">
     <w:nsid w:val="28CC5E1B"/>
     <w:multiLevelType w:val="multilevel"/>
     <w:tmpl w:val="EF10DD00"/>
@@ -46973,7 +47787,120 @@
       <w:lvlJc w:val="left"/>
     </w:lvl>
   </w:abstractNum>
-  <w:abstractNum w:abstractNumId="6" w15:restartNumberingAfterBreak="0">
+  <w:abstractNum w:abstractNumId="7" w15:restartNumberingAfterBreak="0">
+    <w:nsid w:val="31EC6E69"/>
+    <w:multiLevelType w:val="hybridMultilevel"/>
+    <w:tmpl w:val="E996C720"/>
+    <w:lvl w:ilvl="0" w:tplc="04090001">
+      <w:start w:val="1"/>
+      <w:numFmt w:val="bullet"/>
+      <w:lvlText w:val=""/>
+      <w:lvlJc w:val="left"/>
+      <w:pPr>
+        <w:ind w:left="720" w:hanging="360"/>
+      </w:pPr>
+      <w:rPr>
+        <w:rFonts w:ascii="Symbol" w:hAnsi="Symbol" w:hint="default"/>
+      </w:rPr>
+    </w:lvl>
+    <w:lvl w:ilvl="1" w:tplc="04090003" w:tentative="1">
+      <w:start w:val="1"/>
+      <w:numFmt w:val="bullet"/>
+      <w:lvlText w:val="o"/>
+      <w:lvlJc w:val="left"/>
+      <w:pPr>
+        <w:ind w:left="1440" w:hanging="360"/>
+      </w:pPr>
+      <w:rPr>
+        <w:rFonts w:ascii="Courier New" w:hAnsi="Courier New" w:cs="Courier New" w:hint="default"/>
+      </w:rPr>
+    </w:lvl>
+    <w:lvl w:ilvl="2" w:tplc="04090005" w:tentative="1">
+      <w:start w:val="1"/>
+      <w:numFmt w:val="bullet"/>
+      <w:lvlText w:val=""/>
+      <w:lvlJc w:val="left"/>
+      <w:pPr>
+        <w:ind w:left="2160" w:hanging="360"/>
+      </w:pPr>
+      <w:rPr>
+        <w:rFonts w:ascii="Wingdings" w:hAnsi="Wingdings" w:hint="default"/>
+      </w:rPr>
+    </w:lvl>
+    <w:lvl w:ilvl="3" w:tplc="04090001" w:tentative="1">
+      <w:start w:val="1"/>
+      <w:numFmt w:val="bullet"/>
+      <w:lvlText w:val=""/>
+      <w:lvlJc w:val="left"/>
+      <w:pPr>
+        <w:ind w:left="2880" w:hanging="360"/>
+      </w:pPr>
+      <w:rPr>
+        <w:rFonts w:ascii="Symbol" w:hAnsi="Symbol" w:hint="default"/>
+      </w:rPr>
+    </w:lvl>
+    <w:lvl w:ilvl="4" w:tplc="04090003" w:tentative="1">
+      <w:start w:val="1"/>
+      <w:numFmt w:val="bullet"/>
+      <w:lvlText w:val="o"/>
+      <w:lvlJc w:val="left"/>
+      <w:pPr>
+        <w:ind w:left="3600" w:hanging="360"/>
+      </w:pPr>
+      <w:rPr>
+        <w:rFonts w:ascii="Courier New" w:hAnsi="Courier New" w:cs="Courier New" w:hint="default"/>
+      </w:rPr>
+    </w:lvl>
+    <w:lvl w:ilvl="5" w:tplc="04090005" w:tentative="1">
+      <w:start w:val="1"/>
+      <w:numFmt w:val="bullet"/>
+      <w:lvlText w:val=""/>
+      <w:lvlJc w:val="left"/>
+      <w:pPr>
+        <w:ind w:left="4320" w:hanging="360"/>
+      </w:pPr>
+      <w:rPr>
+        <w:rFonts w:ascii="Wingdings" w:hAnsi="Wingdings" w:hint="default"/>
+      </w:rPr>
+    </w:lvl>
+    <w:lvl w:ilvl="6" w:tplc="04090001" w:tentative="1">
+      <w:start w:val="1"/>
+      <w:numFmt w:val="bullet"/>
+      <w:lvlText w:val=""/>
+      <w:lvlJc w:val="left"/>
+      <w:pPr>
+        <w:ind w:left="5040" w:hanging="360"/>
+      </w:pPr>
+      <w:rPr>
+        <w:rFonts w:ascii="Symbol" w:hAnsi="Symbol" w:hint="default"/>
+      </w:rPr>
+    </w:lvl>
+    <w:lvl w:ilvl="7" w:tplc="04090003" w:tentative="1">
+      <w:start w:val="1"/>
+      <w:numFmt w:val="bullet"/>
+      <w:lvlText w:val="o"/>
+      <w:lvlJc w:val="left"/>
+      <w:pPr>
+        <w:ind w:left="5760" w:hanging="360"/>
+      </w:pPr>
+      <w:rPr>
+        <w:rFonts w:ascii="Courier New" w:hAnsi="Courier New" w:cs="Courier New" w:hint="default"/>
+      </w:rPr>
+    </w:lvl>
+    <w:lvl w:ilvl="8" w:tplc="04090005" w:tentative="1">
+      <w:start w:val="1"/>
+      <w:numFmt w:val="bullet"/>
+      <w:lvlText w:val=""/>
+      <w:lvlJc w:val="left"/>
+      <w:pPr>
+        <w:ind w:left="6480" w:hanging="360"/>
+      </w:pPr>
+      <w:rPr>
+        <w:rFonts w:ascii="Wingdings" w:hAnsi="Wingdings" w:hint="default"/>
+      </w:rPr>
+    </w:lvl>
+  </w:abstractNum>
+  <w:abstractNum w:abstractNumId="8" w15:restartNumberingAfterBreak="0">
     <w:nsid w:val="38EF575E"/>
     <w:multiLevelType w:val="multilevel"/>
     <w:tmpl w:val="DB04C9C4"/>
@@ -47041,7 +47968,7 @@
       <w:lvlJc w:val="left"/>
     </w:lvl>
   </w:abstractNum>
-  <w:abstractNum w:abstractNumId="7" w15:restartNumberingAfterBreak="0">
+  <w:abstractNum w:abstractNumId="9" w15:restartNumberingAfterBreak="0">
     <w:nsid w:val="399540EC"/>
     <w:multiLevelType w:val="multilevel"/>
     <w:tmpl w:val="AD82D2FC"/>
@@ -47109,7 +48036,7 @@
       <w:lvlJc w:val="left"/>
     </w:lvl>
   </w:abstractNum>
-  <w:abstractNum w:abstractNumId="8" w15:restartNumberingAfterBreak="0">
+  <w:abstractNum w:abstractNumId="10" w15:restartNumberingAfterBreak="0">
     <w:nsid w:val="410E041A"/>
     <w:multiLevelType w:val="multilevel"/>
     <w:tmpl w:val="020CF518"/>
@@ -47177,7 +48104,7 @@
       <w:lvlJc w:val="left"/>
     </w:lvl>
   </w:abstractNum>
-  <w:abstractNum w:abstractNumId="9" w15:restartNumberingAfterBreak="0">
+  <w:abstractNum w:abstractNumId="11" w15:restartNumberingAfterBreak="0">
     <w:nsid w:val="426A1AA0"/>
     <w:multiLevelType w:val="multilevel"/>
     <w:tmpl w:val="47EA29BC"/>
@@ -47245,7 +48172,7 @@
       <w:lvlJc w:val="left"/>
     </w:lvl>
   </w:abstractNum>
-  <w:abstractNum w:abstractNumId="10" w15:restartNumberingAfterBreak="0">
+  <w:abstractNum w:abstractNumId="12" w15:restartNumberingAfterBreak="0">
     <w:nsid w:val="436A7178"/>
     <w:multiLevelType w:val="multilevel"/>
     <w:tmpl w:val="9726174A"/>
@@ -47313,7 +48240,7 @@
       <w:lvlJc w:val="left"/>
     </w:lvl>
   </w:abstractNum>
-  <w:abstractNum w:abstractNumId="11" w15:restartNumberingAfterBreak="0">
+  <w:abstractNum w:abstractNumId="13" w15:restartNumberingAfterBreak="0">
     <w:nsid w:val="438332FB"/>
     <w:multiLevelType w:val="multilevel"/>
     <w:tmpl w:val="FBA238D6"/>
@@ -47381,7 +48308,7 @@
       <w:lvlJc w:val="left"/>
     </w:lvl>
   </w:abstractNum>
-  <w:abstractNum w:abstractNumId="12" w15:restartNumberingAfterBreak="0">
+  <w:abstractNum w:abstractNumId="14" w15:restartNumberingAfterBreak="0">
     <w:nsid w:val="46560FFB"/>
     <w:multiLevelType w:val="multilevel"/>
     <w:tmpl w:val="90826060"/>
@@ -47449,7 +48376,7 @@
       <w:lvlJc w:val="left"/>
     </w:lvl>
   </w:abstractNum>
-  <w:abstractNum w:abstractNumId="13" w15:restartNumberingAfterBreak="0">
+  <w:abstractNum w:abstractNumId="15" w15:restartNumberingAfterBreak="0">
     <w:nsid w:val="4B263342"/>
     <w:multiLevelType w:val="multilevel"/>
     <w:tmpl w:val="4CA83C1C"/>
@@ -47517,7 +48444,7 @@
       <w:lvlJc w:val="left"/>
     </w:lvl>
   </w:abstractNum>
-  <w:abstractNum w:abstractNumId="14" w15:restartNumberingAfterBreak="0">
+  <w:abstractNum w:abstractNumId="16" w15:restartNumberingAfterBreak="0">
     <w:nsid w:val="4CDE3356"/>
     <w:multiLevelType w:val="multilevel"/>
     <w:tmpl w:val="51CA24B0"/>
@@ -47585,7 +48512,7 @@
       <w:lvlJc w:val="left"/>
     </w:lvl>
   </w:abstractNum>
-  <w:abstractNum w:abstractNumId="15" w15:restartNumberingAfterBreak="0">
+  <w:abstractNum w:abstractNumId="17" w15:restartNumberingAfterBreak="0">
     <w:nsid w:val="57714FB2"/>
     <w:multiLevelType w:val="multilevel"/>
     <w:tmpl w:val="31C60586"/>
@@ -47653,7 +48580,7 @@
       <w:lvlJc w:val="left"/>
     </w:lvl>
   </w:abstractNum>
-  <w:abstractNum w:abstractNumId="16" w15:restartNumberingAfterBreak="0">
+  <w:abstractNum w:abstractNumId="18" w15:restartNumberingAfterBreak="0">
     <w:nsid w:val="5BE352F7"/>
     <w:multiLevelType w:val="multilevel"/>
     <w:tmpl w:val="116CBBAE"/>
@@ -47721,7 +48648,7 @@
       <w:lvlJc w:val="left"/>
     </w:lvl>
   </w:abstractNum>
-  <w:abstractNum w:abstractNumId="17" w15:restartNumberingAfterBreak="0">
+  <w:abstractNum w:abstractNumId="19" w15:restartNumberingAfterBreak="0">
     <w:nsid w:val="5CAD2BA7"/>
     <w:multiLevelType w:val="multilevel"/>
     <w:tmpl w:val="A9CECC4A"/>
@@ -47789,7 +48716,7 @@
       <w:lvlJc w:val="left"/>
     </w:lvl>
   </w:abstractNum>
-  <w:abstractNum w:abstractNumId="18" w15:restartNumberingAfterBreak="0">
+  <w:abstractNum w:abstractNumId="20" w15:restartNumberingAfterBreak="0">
     <w:nsid w:val="60823002"/>
     <w:multiLevelType w:val="multilevel"/>
     <w:tmpl w:val="0F384524"/>
@@ -47857,7 +48784,7 @@
       <w:lvlJc w:val="left"/>
     </w:lvl>
   </w:abstractNum>
-  <w:abstractNum w:abstractNumId="19" w15:restartNumberingAfterBreak="0">
+  <w:abstractNum w:abstractNumId="21" w15:restartNumberingAfterBreak="0">
     <w:nsid w:val="670F0603"/>
     <w:multiLevelType w:val="multilevel"/>
     <w:tmpl w:val="96581D86"/>
@@ -47925,7 +48852,7 @@
       <w:lvlJc w:val="left"/>
     </w:lvl>
   </w:abstractNum>
-  <w:abstractNum w:abstractNumId="20" w15:restartNumberingAfterBreak="0">
+  <w:abstractNum w:abstractNumId="22" w15:restartNumberingAfterBreak="0">
     <w:nsid w:val="6F1E1CB3"/>
     <w:multiLevelType w:val="multilevel"/>
     <w:tmpl w:val="86AE35DA"/>
@@ -47993,7 +48920,7 @@
       <w:lvlJc w:val="left"/>
     </w:lvl>
   </w:abstractNum>
-  <w:abstractNum w:abstractNumId="21" w15:restartNumberingAfterBreak="0">
+  <w:abstractNum w:abstractNumId="23" w15:restartNumberingAfterBreak="0">
     <w:nsid w:val="7D840DBA"/>
     <w:multiLevelType w:val="multilevel"/>
     <w:tmpl w:val="AF746DCA"/>
@@ -48062,70 +48989,76 @@
     </w:lvl>
   </w:abstractNum>
   <w:num w:numId="1" w16cid:durableId="1491485732">
+    <w:abstractNumId w:val="14"/>
+  </w:num>
+  <w:num w:numId="2" w16cid:durableId="586693514">
+    <w:abstractNumId w:val="21"/>
+  </w:num>
+  <w:num w:numId="3" w16cid:durableId="1332872607">
+    <w:abstractNumId w:val="6"/>
+  </w:num>
+  <w:num w:numId="4" w16cid:durableId="1773941204">
+    <w:abstractNumId w:val="15"/>
+  </w:num>
+  <w:num w:numId="5" w16cid:durableId="2098406823">
+    <w:abstractNumId w:val="8"/>
+  </w:num>
+  <w:num w:numId="6" w16cid:durableId="684554184">
+    <w:abstractNumId w:val="5"/>
+  </w:num>
+  <w:num w:numId="7" w16cid:durableId="742415303">
+    <w:abstractNumId w:val="16"/>
+  </w:num>
+  <w:num w:numId="8" w16cid:durableId="1855537447">
+    <w:abstractNumId w:val="13"/>
+  </w:num>
+  <w:num w:numId="9" w16cid:durableId="138228063">
+    <w:abstractNumId w:val="3"/>
+  </w:num>
+  <w:num w:numId="10" w16cid:durableId="2037533604">
+    <w:abstractNumId w:val="17"/>
+  </w:num>
+  <w:num w:numId="11" w16cid:durableId="1551724022">
+    <w:abstractNumId w:val="4"/>
+  </w:num>
+  <w:num w:numId="12" w16cid:durableId="851453215">
+    <w:abstractNumId w:val="23"/>
+  </w:num>
+  <w:num w:numId="13" w16cid:durableId="1279264509">
     <w:abstractNumId w:val="12"/>
   </w:num>
-  <w:num w:numId="2" w16cid:durableId="586693514">
+  <w:num w:numId="14" w16cid:durableId="364982870">
+    <w:abstractNumId w:val="10"/>
+  </w:num>
+  <w:num w:numId="15" w16cid:durableId="1634213277">
+    <w:abstractNumId w:val="20"/>
+  </w:num>
+  <w:num w:numId="16" w16cid:durableId="56638096">
+    <w:abstractNumId w:val="1"/>
+  </w:num>
+  <w:num w:numId="17" w16cid:durableId="1277518577">
+    <w:abstractNumId w:val="9"/>
+  </w:num>
+  <w:num w:numId="18" w16cid:durableId="838159320">
+    <w:abstractNumId w:val="11"/>
+  </w:num>
+  <w:num w:numId="19" w16cid:durableId="719595087">
     <w:abstractNumId w:val="19"/>
   </w:num>
-  <w:num w:numId="3" w16cid:durableId="1332872607">
-    <w:abstractNumId w:val="5"/>
+  <w:num w:numId="20" w16cid:durableId="1954510766">
+    <w:abstractNumId w:val="22"/>
   </w:num>
-  <w:num w:numId="4" w16cid:durableId="1773941204">
-    <w:abstractNumId w:val="13"/>
+  <w:num w:numId="21" w16cid:durableId="1402944132">
+    <w:abstractNumId w:val="18"/>
   </w:num>
-  <w:num w:numId="5" w16cid:durableId="2098406823">
-    <w:abstractNumId w:val="6"/>
-  </w:num>
-  <w:num w:numId="6" w16cid:durableId="684554184">
-    <w:abstractNumId w:val="4"/>
-  </w:num>
-  <w:num w:numId="7" w16cid:durableId="742415303">
-    <w:abstractNumId w:val="14"/>
-  </w:num>
-  <w:num w:numId="8" w16cid:durableId="1855537447">
-    <w:abstractNumId w:val="11"/>
-  </w:num>
-  <w:num w:numId="9" w16cid:durableId="138228063">
+  <w:num w:numId="22" w16cid:durableId="1651059852">
     <w:abstractNumId w:val="2"/>
   </w:num>
-  <w:num w:numId="10" w16cid:durableId="2037533604">
-    <w:abstractNumId w:val="15"/>
-  </w:num>
-  <w:num w:numId="11" w16cid:durableId="1551724022">
-    <w:abstractNumId w:val="3"/>
-  </w:num>
-  <w:num w:numId="12" w16cid:durableId="851453215">
-    <w:abstractNumId w:val="21"/>
-  </w:num>
-  <w:num w:numId="13" w16cid:durableId="1279264509">
-    <w:abstractNumId w:val="10"/>
-  </w:num>
-  <w:num w:numId="14" w16cid:durableId="364982870">
-    <w:abstractNumId w:val="8"/>
-  </w:num>
-  <w:num w:numId="15" w16cid:durableId="1634213277">
-    <w:abstractNumId w:val="18"/>
-  </w:num>
-  <w:num w:numId="16" w16cid:durableId="56638096">
-    <w:abstractNumId w:val="0"/>
-  </w:num>
-  <w:num w:numId="17" w16cid:durableId="1277518577">
+  <w:num w:numId="23" w16cid:durableId="430471647">
     <w:abstractNumId w:val="7"/>
   </w:num>
-  <w:num w:numId="18" w16cid:durableId="838159320">
-    <w:abstractNumId w:val="9"/>
-  </w:num>
-  <w:num w:numId="19" w16cid:durableId="719595087">
-    <w:abstractNumId w:val="17"/>
-  </w:num>
-  <w:num w:numId="20" w16cid:durableId="1954510766">
-    <w:abstractNumId w:val="20"/>
-  </w:num>
-  <w:num w:numId="21" w16cid:durableId="1402944132">
-    <w:abstractNumId w:val="16"/>
-  </w:num>
-  <w:num w:numId="22" w16cid:durableId="1651059852">
-    <w:abstractNumId w:val="1"/>
+  <w:num w:numId="24" w16cid:durableId="310058797">
+    <w:abstractNumId w:val="0"/>
   </w:num>
 </w:numbering>
 </file>
@@ -48733,6 +49666,7 @@
   <w:style w:type="character" w:default="1" w:styleId="DefaultParagraphFont">
     <w:name w:val="Default Paragraph Font"/>
     <w:uiPriority w:val="1"/>
+    <w:semiHidden/>
     <w:unhideWhenUsed/>
   </w:style>
   <w:style w:type="table" w:default="1" w:styleId="TableNormal">

--- a/Work in Progress.docx
+++ b/Work in Progress.docx
@@ -9668,6 +9668,15 @@
         <w:fldChar w:fldCharType="separate"/>
       </w:r>
       <w:r>
+        <w:fldChar w:fldCharType="begin"/>
+      </w:r>
+      <w:r>
+        <w:instrText xml:space="preserve"> INCLUDEPICTURE  "C:\\Users\\User\\Desktop\\media\\image1.jpeg" \* MERGEFORMATINET </w:instrText>
+      </w:r>
+      <w:r>
+        <w:fldChar w:fldCharType="separate"/>
+      </w:r>
+      <w:r>
         <w:pict w14:anchorId="7DAE6886">
           <v:shapetype id="_x0000_t75" coordsize="21600,21600" o:spt="75" o:preferrelative="t" path="m@4@5l@4@11@9@11@9@5xe" filled="f" stroked="f">
             <v:stroke joinstyle="miter"/>
@@ -9688,10 +9697,13 @@
             <v:path o:extrusionok="f" gradientshapeok="t" o:connecttype="rect"/>
             <o:lock v:ext="edit" aspectratio="t"/>
           </v:shapetype>
-          <v:shape id="_x0000_i1025" type="#_x0000_t75" style="width:447.75pt;height:269.25pt">
+          <v:shape id="_x0000_i1025" type="#_x0000_t75" style="width:447.85pt;height:269.3pt">
             <v:imagedata r:id="rId9" r:href="rId10"/>
           </v:shape>
         </w:pict>
+      </w:r>
+      <w:r>
+        <w:fldChar w:fldCharType="end"/>
       </w:r>
       <w:r>
         <w:fldChar w:fldCharType="end"/>
@@ -11156,11 +11168,35 @@
                               <w:rPr>
                                 <w:rFonts w:ascii="Microsoft Sans Serif" w:eastAsia="Microsoft Sans Serif" w:hAnsi="Microsoft Sans Serif" w:cs="Microsoft Sans Serif"/>
                               </w:rPr>
+                              <w:fldChar w:fldCharType="begin"/>
+                            </w:r>
+                            <w:r>
+                              <w:rPr>
+                                <w:rFonts w:ascii="Microsoft Sans Serif" w:eastAsia="Microsoft Sans Serif" w:hAnsi="Microsoft Sans Serif" w:cs="Microsoft Sans Serif"/>
+                              </w:rPr>
+                              <w:instrText xml:space="preserve"> INCLUDEPICTURE  "C:\\Users\\User\\Desktop\\media\\image1.jpeg" \* MERGEFORMATINET </w:instrText>
+                            </w:r>
+                            <w:r>
+                              <w:rPr>
+                                <w:rFonts w:ascii="Microsoft Sans Serif" w:eastAsia="Microsoft Sans Serif" w:hAnsi="Microsoft Sans Serif" w:cs="Microsoft Sans Serif"/>
+                              </w:rPr>
+                              <w:fldChar w:fldCharType="separate"/>
+                            </w:r>
+                            <w:r>
+                              <w:rPr>
+                                <w:rFonts w:ascii="Microsoft Sans Serif" w:eastAsia="Microsoft Sans Serif" w:hAnsi="Microsoft Sans Serif" w:cs="Microsoft Sans Serif"/>
+                              </w:rPr>
                               <w:pict w14:anchorId="25AA142D">
-                                <v:shape id="_x0000_i1027" type="#_x0000_t75" style="width:222.75pt;height:152.25pt">
+                                <v:shape id="_x0000_i1027" type="#_x0000_t75" style="width:222.75pt;height:152.3pt">
                                   <v:imagedata r:id="rId11" r:href="rId12"/>
                                 </v:shape>
                               </w:pict>
+                            </w:r>
+                            <w:r>
+                              <w:rPr>
+                                <w:rFonts w:ascii="Microsoft Sans Serif" w:eastAsia="Microsoft Sans Serif" w:hAnsi="Microsoft Sans Serif" w:cs="Microsoft Sans Serif"/>
+                              </w:rPr>
+                              <w:fldChar w:fldCharType="end"/>
                             </w:r>
                             <w:r>
                               <w:rPr>
@@ -11443,11 +11479,35 @@
                         <w:rPr>
                           <w:rFonts w:ascii="Microsoft Sans Serif" w:eastAsia="Microsoft Sans Serif" w:hAnsi="Microsoft Sans Serif" w:cs="Microsoft Sans Serif"/>
                         </w:rPr>
+                        <w:fldChar w:fldCharType="begin"/>
+                      </w:r>
+                      <w:r>
+                        <w:rPr>
+                          <w:rFonts w:ascii="Microsoft Sans Serif" w:eastAsia="Microsoft Sans Serif" w:hAnsi="Microsoft Sans Serif" w:cs="Microsoft Sans Serif"/>
+                        </w:rPr>
+                        <w:instrText xml:space="preserve"> INCLUDEPICTURE  "C:\\Users\\User\\Desktop\\media\\image1.jpeg" \* MERGEFORMATINET </w:instrText>
+                      </w:r>
+                      <w:r>
+                        <w:rPr>
+                          <w:rFonts w:ascii="Microsoft Sans Serif" w:eastAsia="Microsoft Sans Serif" w:hAnsi="Microsoft Sans Serif" w:cs="Microsoft Sans Serif"/>
+                        </w:rPr>
+                        <w:fldChar w:fldCharType="separate"/>
+                      </w:r>
+                      <w:r>
+                        <w:rPr>
+                          <w:rFonts w:ascii="Microsoft Sans Serif" w:eastAsia="Microsoft Sans Serif" w:hAnsi="Microsoft Sans Serif" w:cs="Microsoft Sans Serif"/>
+                        </w:rPr>
                         <w:pict w14:anchorId="25AA142D">
-                          <v:shape id="_x0000_i1027" type="#_x0000_t75" style="width:222.75pt;height:152.25pt">
+                          <v:shape id="_x0000_i1027" type="#_x0000_t75" style="width:222.75pt;height:152.3pt">
                             <v:imagedata r:id="rId11" r:href="rId13"/>
                           </v:shape>
                         </w:pict>
+                      </w:r>
+                      <w:r>
+                        <w:rPr>
+                          <w:rFonts w:ascii="Microsoft Sans Serif" w:eastAsia="Microsoft Sans Serif" w:hAnsi="Microsoft Sans Serif" w:cs="Microsoft Sans Serif"/>
+                        </w:rPr>
+                        <w:fldChar w:fldCharType="end"/>
                       </w:r>
                       <w:r>
                         <w:rPr>
@@ -11768,11 +11828,35 @@
                               <w:rPr>
                                 <w:rFonts w:ascii="Microsoft Sans Serif" w:eastAsia="Microsoft Sans Serif" w:hAnsi="Microsoft Sans Serif" w:cs="Microsoft Sans Serif"/>
                               </w:rPr>
+                              <w:fldChar w:fldCharType="begin"/>
+                            </w:r>
+                            <w:r>
+                              <w:rPr>
+                                <w:rFonts w:ascii="Microsoft Sans Serif" w:eastAsia="Microsoft Sans Serif" w:hAnsi="Microsoft Sans Serif" w:cs="Microsoft Sans Serif"/>
+                              </w:rPr>
+                              <w:instrText xml:space="preserve"> INCLUDEPICTURE  "C:\\Users\\User\\Desktop\\media\\image2.jpeg" \* MERGEFORMATINET </w:instrText>
+                            </w:r>
+                            <w:r>
+                              <w:rPr>
+                                <w:rFonts w:ascii="Microsoft Sans Serif" w:eastAsia="Microsoft Sans Serif" w:hAnsi="Microsoft Sans Serif" w:cs="Microsoft Sans Serif"/>
+                              </w:rPr>
+                              <w:fldChar w:fldCharType="separate"/>
+                            </w:r>
+                            <w:r>
+                              <w:rPr>
+                                <w:rFonts w:ascii="Microsoft Sans Serif" w:eastAsia="Microsoft Sans Serif" w:hAnsi="Microsoft Sans Serif" w:cs="Microsoft Sans Serif"/>
+                              </w:rPr>
                               <w:pict w14:anchorId="04D0DBC8">
-                                <v:shape id="_x0000_i1029" type="#_x0000_t75" style="width:222.75pt;height:152.25pt">
+                                <v:shape id="_x0000_i1029" type="#_x0000_t75" style="width:222.75pt;height:152.3pt">
                                   <v:imagedata r:id="rId14" r:href="rId15"/>
                                 </v:shape>
                               </w:pict>
+                            </w:r>
+                            <w:r>
+                              <w:rPr>
+                                <w:rFonts w:ascii="Microsoft Sans Serif" w:eastAsia="Microsoft Sans Serif" w:hAnsi="Microsoft Sans Serif" w:cs="Microsoft Sans Serif"/>
+                              </w:rPr>
+                              <w:fldChar w:fldCharType="end"/>
                             </w:r>
                             <w:r>
                               <w:rPr>
@@ -12045,11 +12129,35 @@
                         <w:rPr>
                           <w:rFonts w:ascii="Microsoft Sans Serif" w:eastAsia="Microsoft Sans Serif" w:hAnsi="Microsoft Sans Serif" w:cs="Microsoft Sans Serif"/>
                         </w:rPr>
+                        <w:fldChar w:fldCharType="begin"/>
+                      </w:r>
+                      <w:r>
+                        <w:rPr>
+                          <w:rFonts w:ascii="Microsoft Sans Serif" w:eastAsia="Microsoft Sans Serif" w:hAnsi="Microsoft Sans Serif" w:cs="Microsoft Sans Serif"/>
+                        </w:rPr>
+                        <w:instrText xml:space="preserve"> INCLUDEPICTURE  "C:\\Users\\User\\Desktop\\media\\image2.jpeg" \* MERGEFORMATINET </w:instrText>
+                      </w:r>
+                      <w:r>
+                        <w:rPr>
+                          <w:rFonts w:ascii="Microsoft Sans Serif" w:eastAsia="Microsoft Sans Serif" w:hAnsi="Microsoft Sans Serif" w:cs="Microsoft Sans Serif"/>
+                        </w:rPr>
+                        <w:fldChar w:fldCharType="separate"/>
+                      </w:r>
+                      <w:r>
+                        <w:rPr>
+                          <w:rFonts w:ascii="Microsoft Sans Serif" w:eastAsia="Microsoft Sans Serif" w:hAnsi="Microsoft Sans Serif" w:cs="Microsoft Sans Serif"/>
+                        </w:rPr>
                         <w:pict w14:anchorId="04D0DBC8">
-                          <v:shape id="_x0000_i1029" type="#_x0000_t75" style="width:222.75pt;height:152.25pt">
+                          <v:shape id="_x0000_i1029" type="#_x0000_t75" style="width:222.75pt;height:152.3pt">
                             <v:imagedata r:id="rId14" r:href="rId16"/>
                           </v:shape>
                         </w:pict>
+                      </w:r>
+                      <w:r>
+                        <w:rPr>
+                          <w:rFonts w:ascii="Microsoft Sans Serif" w:eastAsia="Microsoft Sans Serif" w:hAnsi="Microsoft Sans Serif" w:cs="Microsoft Sans Serif"/>
+                        </w:rPr>
+                        <w:fldChar w:fldCharType="end"/>
                       </w:r>
                       <w:r>
                         <w:rPr>
@@ -14929,11 +15037,23 @@
         <w:fldChar w:fldCharType="separate"/>
       </w:r>
       <w:r>
+        <w:fldChar w:fldCharType="begin"/>
+      </w:r>
+      <w:r>
+        <w:instrText xml:space="preserve"> INCLUDEPICTURE  "C:\\Users\\User\\Desktop\\media\\image1.jpeg" \* MERGEFORMATINET </w:instrText>
+      </w:r>
+      <w:r>
+        <w:fldChar w:fldCharType="separate"/>
+      </w:r>
+      <w:r>
         <w:pict w14:anchorId="281F172F">
-          <v:shape id="_x0000_i1030" type="#_x0000_t75" style="width:7in;height:180.75pt">
+          <v:shape id="_x0000_i1030" type="#_x0000_t75" style="width:7in;height:180.7pt">
             <v:imagedata r:id="rId18" r:href="rId19"/>
           </v:shape>
         </w:pict>
+      </w:r>
+      <w:r>
+        <w:fldChar w:fldCharType="end"/>
       </w:r>
       <w:r>
         <w:fldChar w:fldCharType="end"/>
@@ -18793,11 +18913,23 @@
         <w:fldChar w:fldCharType="separate"/>
       </w:r>
       <w:r>
+        <w:fldChar w:fldCharType="begin"/>
+      </w:r>
+      <w:r>
+        <w:instrText xml:space="preserve"> INCLUDEPICTURE  "C:\\Users\\User\\Desktop\\media\\image2.jpeg" \* MERGEFORMATINET </w:instrText>
+      </w:r>
+      <w:r>
+        <w:fldChar w:fldCharType="separate"/>
+      </w:r>
+      <w:r>
         <w:pict w14:anchorId="4BC928E9">
-          <v:shape id="_x0000_i1031" type="#_x0000_t75" style="width:363pt;height:363pt">
+          <v:shape id="_x0000_i1031" type="#_x0000_t75" style="width:362.9pt;height:362.9pt">
             <v:imagedata r:id="rId20" r:href="rId21"/>
           </v:shape>
         </w:pict>
+      </w:r>
+      <w:r>
+        <w:fldChar w:fldCharType="end"/>
       </w:r>
       <w:r>
         <w:fldChar w:fldCharType="end"/>
@@ -21403,11 +21535,23 @@
         <w:fldChar w:fldCharType="separate"/>
       </w:r>
       <w:r>
+        <w:fldChar w:fldCharType="begin"/>
+      </w:r>
+      <w:r>
+        <w:instrText xml:space="preserve"> INCLUDEPICTURE  "C:\\Users\\User\\Desktop\\media\\image1.jpeg" \* MERGEFORMATINET </w:instrText>
+      </w:r>
+      <w:r>
+        <w:fldChar w:fldCharType="separate"/>
+      </w:r>
+      <w:r>
         <w:pict w14:anchorId="11A5BE81">
-          <v:shape id="_x0000_i1032" type="#_x0000_t75" style="width:345.75pt;height:207.75pt">
+          <v:shape id="_x0000_i1032" type="#_x0000_t75" style="width:345.75pt;height:207.85pt">
             <v:imagedata r:id="rId33" r:href="rId34"/>
           </v:shape>
         </w:pict>
+      </w:r>
+      <w:r>
+        <w:fldChar w:fldCharType="end"/>
       </w:r>
       <w:r>
         <w:fldChar w:fldCharType="end"/>
@@ -21779,11 +21923,23 @@
         <w:fldChar w:fldCharType="separate"/>
       </w:r>
       <w:r>
+        <w:fldChar w:fldCharType="begin"/>
+      </w:r>
+      <w:r>
+        <w:instrText xml:space="preserve"> INCLUDEPICTURE  "C:\\Users\\User\\Desktop\\media\\image2.jpeg" \* MERGEFORMATINET </w:instrText>
+      </w:r>
+      <w:r>
+        <w:fldChar w:fldCharType="separate"/>
+      </w:r>
+      <w:r>
         <w:pict w14:anchorId="1E8A1456">
-          <v:shape id="_x0000_i1033" type="#_x0000_t75" style="width:324pt;height:207pt">
+          <v:shape id="_x0000_i1033" type="#_x0000_t75" style="width:324pt;height:206.95pt">
             <v:imagedata r:id="rId35" r:href="rId36"/>
           </v:shape>
         </w:pict>
+      </w:r>
+      <w:r>
+        <w:fldChar w:fldCharType="end"/>
       </w:r>
       <w:r>
         <w:fldChar w:fldCharType="end"/>
@@ -22284,11 +22440,23 @@
         <w:fldChar w:fldCharType="separate"/>
       </w:r>
       <w:r>
+        <w:fldChar w:fldCharType="begin"/>
+      </w:r>
+      <w:r>
+        <w:instrText xml:space="preserve"> INCLUDEPICTURE  "C:\\Users\\User\\Desktop\\media\\image3.jpeg" \* MERGEFORMATINET </w:instrText>
+      </w:r>
+      <w:r>
+        <w:fldChar w:fldCharType="separate"/>
+      </w:r>
+      <w:r>
         <w:pict w14:anchorId="323AE6EF">
-          <v:shape id="_x0000_i1034" type="#_x0000_t75" style="width:288.75pt;height:260.25pt">
+          <v:shape id="_x0000_i1034" type="#_x0000_t75" style="width:288.8pt;height:260.2pt">
             <v:imagedata r:id="rId43" r:href="rId44"/>
           </v:shape>
         </w:pict>
+      </w:r>
+      <w:r>
+        <w:fldChar w:fldCharType="end"/>
       </w:r>
       <w:r>
         <w:fldChar w:fldCharType="end"/>
@@ -22511,11 +22679,23 @@
         <w:fldChar w:fldCharType="separate"/>
       </w:r>
       <w:r>
+        <w:fldChar w:fldCharType="begin"/>
+      </w:r>
+      <w:r>
+        <w:instrText xml:space="preserve"> INCLUDEPICTURE  "C:\\Users\\User\\Desktop\\media\\image4.jpeg" \* MERGEFORMATINET </w:instrText>
+      </w:r>
+      <w:r>
+        <w:fldChar w:fldCharType="separate"/>
+      </w:r>
+      <w:r>
         <w:pict w14:anchorId="18BA2170">
-          <v:shape id="_x0000_i1035" type="#_x0000_t75" style="width:396pt;height:198pt">
+          <v:shape id="_x0000_i1035" type="#_x0000_t75" style="width:396pt;height:198.05pt">
             <v:imagedata r:id="rId45" r:href="rId46"/>
           </v:shape>
         </w:pict>
+      </w:r>
+      <w:r>
+        <w:fldChar w:fldCharType="end"/>
       </w:r>
       <w:r>
         <w:fldChar w:fldCharType="end"/>
@@ -27655,15 +27835,12 @@
         <w:tabs>
           <w:tab w:val="left" w:pos="346"/>
         </w:tabs>
-        <w:spacing w:after="0" w:line="317" w:lineRule="exact"/>
-        <w:jc w:val="both"/>
-        <w:rPr>
-          <w:rFonts w:ascii="Times New Roman" w:eastAsia="Times New Roman" w:hAnsi="Times New Roman" w:cs="Times New Roman"/>
-          <w:color w:val="222222"/>
-          <w:kern w:val="0"/>
+        <w:spacing w:after="0" w:line="360" w:lineRule="auto"/>
+        <w:jc w:val="both"/>
+        <w:rPr>
+          <w:rFonts w:ascii="Times New Roman" w:hAnsi="Times New Roman" w:cs="Times New Roman"/>
           <w:sz w:val="22"/>
           <w:szCs w:val="22"/>
-          <w14:ligatures w14:val="none"/>
         </w:rPr>
       </w:pPr>
     </w:p>
@@ -27673,12 +27850,54 @@
         <w:tabs>
           <w:tab w:val="left" w:pos="346"/>
         </w:tabs>
-        <w:spacing w:after="0" w:line="317" w:lineRule="exact"/>
-        <w:jc w:val="both"/>
-        <w:rPr>
-          <w:rFonts w:ascii="Times New Roman" w:hAnsi="Times New Roman" w:cs="Times New Roman"/>
-        </w:rPr>
-      </w:pPr>
+        <w:spacing w:after="0" w:line="360" w:lineRule="auto"/>
+        <w:jc w:val="both"/>
+        <w:rPr>
+          <w:rFonts w:ascii="Times New Roman" w:hAnsi="Times New Roman" w:cs="Times New Roman"/>
+          <w:sz w:val="22"/>
+          <w:szCs w:val="22"/>
+        </w:rPr>
+      </w:pPr>
+      <w:r>
+        <w:rPr>
+          <w:rFonts w:ascii="Times New Roman" w:hAnsi="Times New Roman" w:cs="Times New Roman"/>
+          <w:sz w:val="22"/>
+          <w:szCs w:val="22"/>
+        </w:rPr>
+        <w:t>[</w:t>
+      </w:r>
+      <w:r>
+        <w:rPr>
+          <w:rFonts w:ascii="Times New Roman" w:hAnsi="Times New Roman" w:cs="Times New Roman"/>
+          <w:sz w:val="22"/>
+          <w:szCs w:val="22"/>
+        </w:rPr>
+        <w:t>39</w:t>
+      </w:r>
+      <w:r>
+        <w:rPr>
+          <w:rFonts w:ascii="Times New Roman" w:hAnsi="Times New Roman" w:cs="Times New Roman"/>
+          <w:sz w:val="22"/>
+          <w:szCs w:val="22"/>
+        </w:rPr>
+        <w:t>] J. Hakanen, K. Miettinen, K. Matković, "Task-based visual analytics for interactive multiobjective optimization," in</w:t>
+      </w:r>
+      <w:r>
+        <w:rPr>
+          <w:rFonts w:ascii="Times New Roman" w:hAnsi="Times New Roman" w:cs="Times New Roman"/>
+          <w:sz w:val="22"/>
+          <w:szCs w:val="22"/>
+        </w:rPr>
+        <w:t xml:space="preserve"> </w:t>
+      </w:r>
+      <w:r>
+        <w:rPr>
+          <w:rFonts w:ascii="Times New Roman" w:hAnsi="Times New Roman" w:cs="Times New Roman"/>
+          <w:sz w:val="22"/>
+          <w:szCs w:val="22"/>
+        </w:rPr>
+        <w:t>MACODA, 2023.</w:t>
+      </w:r>
     </w:p>
     <w:p>
       <w:pPr>
@@ -27686,12 +27905,687 @@
         <w:tabs>
           <w:tab w:val="left" w:pos="346"/>
         </w:tabs>
-        <w:spacing w:after="0" w:line="317" w:lineRule="exact"/>
-        <w:jc w:val="both"/>
-        <w:rPr>
-          <w:rFonts w:ascii="Times New Roman" w:hAnsi="Times New Roman" w:cs="Times New Roman"/>
-        </w:rPr>
-      </w:pPr>
+        <w:spacing w:after="0" w:line="360" w:lineRule="auto"/>
+        <w:jc w:val="both"/>
+        <w:rPr>
+          <w:rFonts w:ascii="Times New Roman" w:hAnsi="Times New Roman" w:cs="Times New Roman"/>
+          <w:sz w:val="22"/>
+          <w:szCs w:val="22"/>
+        </w:rPr>
+      </w:pPr>
+      <w:r>
+        <w:rPr>
+          <w:rFonts w:ascii="Times New Roman" w:hAnsi="Times New Roman" w:cs="Times New Roman"/>
+          <w:sz w:val="22"/>
+          <w:szCs w:val="22"/>
+        </w:rPr>
+        <w:t>[</w:t>
+      </w:r>
+      <w:r>
+        <w:rPr>
+          <w:rFonts w:ascii="Times New Roman" w:hAnsi="Times New Roman" w:cs="Times New Roman"/>
+          <w:sz w:val="22"/>
+          <w:szCs w:val="22"/>
+        </w:rPr>
+        <w:t>4</w:t>
+      </w:r>
+      <w:r>
+        <w:rPr>
+          <w:rFonts w:ascii="Times New Roman" w:hAnsi="Times New Roman" w:cs="Times New Roman"/>
+          <w:sz w:val="22"/>
+          <w:szCs w:val="22"/>
+        </w:rPr>
+        <w:t>0] R. O'Shea et al., "Weight stability intervals for multi-criteria decision analysis using the weighted sum model,"</w:t>
+      </w:r>
+      <w:r>
+        <w:rPr>
+          <w:rFonts w:ascii="Times New Roman" w:hAnsi="Times New Roman" w:cs="Times New Roman"/>
+          <w:sz w:val="22"/>
+          <w:szCs w:val="22"/>
+        </w:rPr>
+        <w:t xml:space="preserve"> </w:t>
+      </w:r>
+      <w:r>
+        <w:rPr>
+          <w:rFonts w:ascii="Times New Roman" w:hAnsi="Times New Roman" w:cs="Times New Roman"/>
+          <w:sz w:val="22"/>
+          <w:szCs w:val="22"/>
+        </w:rPr>
+        <w:t>Expert Systems with Applications, 2026.</w:t>
+      </w:r>
+    </w:p>
+    <w:p>
+      <w:pPr>
+        <w:widowControl w:val="0"/>
+        <w:tabs>
+          <w:tab w:val="left" w:pos="346"/>
+        </w:tabs>
+        <w:spacing w:after="0" w:line="360" w:lineRule="auto"/>
+        <w:jc w:val="both"/>
+        <w:rPr>
+          <w:rFonts w:ascii="Times New Roman" w:hAnsi="Times New Roman" w:cs="Times New Roman"/>
+          <w:sz w:val="22"/>
+          <w:szCs w:val="22"/>
+        </w:rPr>
+      </w:pPr>
+      <w:r>
+        <w:rPr>
+          <w:rFonts w:ascii="Times New Roman" w:hAnsi="Times New Roman" w:cs="Times New Roman"/>
+          <w:sz w:val="22"/>
+          <w:szCs w:val="22"/>
+        </w:rPr>
+        <w:t>[</w:t>
+      </w:r>
+      <w:r>
+        <w:rPr>
+          <w:rFonts w:ascii="Times New Roman" w:hAnsi="Times New Roman" w:cs="Times New Roman"/>
+          <w:sz w:val="22"/>
+          <w:szCs w:val="22"/>
+        </w:rPr>
+        <w:t>4</w:t>
+      </w:r>
+      <w:r>
+        <w:rPr>
+          <w:rFonts w:ascii="Times New Roman" w:hAnsi="Times New Roman" w:cs="Times New Roman"/>
+          <w:sz w:val="22"/>
+          <w:szCs w:val="22"/>
+        </w:rPr>
+        <w:t>1] A. Williams and X. Cai, "Insights into Weighted Sum Sampling Approaches for Multi-Criteria Decision Making</w:t>
+      </w:r>
+      <w:r>
+        <w:rPr>
+          <w:rFonts w:ascii="Times New Roman" w:hAnsi="Times New Roman" w:cs="Times New Roman"/>
+          <w:sz w:val="22"/>
+          <w:szCs w:val="22"/>
+        </w:rPr>
+        <w:t xml:space="preserve"> </w:t>
+      </w:r>
+      <w:r>
+        <w:rPr>
+          <w:rFonts w:ascii="Times New Roman" w:hAnsi="Times New Roman" w:cs="Times New Roman"/>
+          <w:sz w:val="22"/>
+          <w:szCs w:val="22"/>
+        </w:rPr>
+        <w:t>Problems," Journal of MCDA, 2024-2025.</w:t>
+      </w:r>
+    </w:p>
+    <w:p>
+      <w:pPr>
+        <w:widowControl w:val="0"/>
+        <w:tabs>
+          <w:tab w:val="left" w:pos="346"/>
+        </w:tabs>
+        <w:spacing w:after="0" w:line="360" w:lineRule="auto"/>
+        <w:jc w:val="both"/>
+        <w:rPr>
+          <w:rFonts w:ascii="Times New Roman" w:hAnsi="Times New Roman" w:cs="Times New Roman"/>
+          <w:sz w:val="22"/>
+          <w:szCs w:val="22"/>
+        </w:rPr>
+      </w:pPr>
+      <w:r>
+        <w:rPr>
+          <w:rFonts w:ascii="Times New Roman" w:hAnsi="Times New Roman" w:cs="Times New Roman"/>
+          <w:sz w:val="22"/>
+          <w:szCs w:val="22"/>
+        </w:rPr>
+        <w:t>[</w:t>
+      </w:r>
+      <w:r>
+        <w:rPr>
+          <w:rFonts w:ascii="Times New Roman" w:hAnsi="Times New Roman" w:cs="Times New Roman"/>
+          <w:sz w:val="22"/>
+          <w:szCs w:val="22"/>
+        </w:rPr>
+        <w:t>42</w:t>
+      </w:r>
+      <w:r>
+        <w:rPr>
+          <w:rFonts w:ascii="Times New Roman" w:hAnsi="Times New Roman" w:cs="Times New Roman"/>
+          <w:sz w:val="22"/>
+          <w:szCs w:val="22"/>
+        </w:rPr>
+        <w:t>] S. Greco, M. Ehrgott, J.R. Figueira, Multiple Criteria Decision Analysis, Springer, 2016.</w:t>
+      </w:r>
+    </w:p>
+    <w:p>
+      <w:pPr>
+        <w:widowControl w:val="0"/>
+        <w:tabs>
+          <w:tab w:val="left" w:pos="346"/>
+        </w:tabs>
+        <w:spacing w:after="0" w:line="360" w:lineRule="auto"/>
+        <w:jc w:val="both"/>
+        <w:rPr>
+          <w:rFonts w:ascii="Times New Roman" w:hAnsi="Times New Roman" w:cs="Times New Roman"/>
+          <w:sz w:val="22"/>
+          <w:szCs w:val="22"/>
+        </w:rPr>
+      </w:pPr>
+      <w:r>
+        <w:rPr>
+          <w:rFonts w:ascii="Times New Roman" w:hAnsi="Times New Roman" w:cs="Times New Roman"/>
+          <w:sz w:val="22"/>
+          <w:szCs w:val="22"/>
+        </w:rPr>
+        <w:t>[</w:t>
+      </w:r>
+      <w:r>
+        <w:rPr>
+          <w:rFonts w:ascii="Times New Roman" w:hAnsi="Times New Roman" w:cs="Times New Roman"/>
+          <w:sz w:val="22"/>
+          <w:szCs w:val="22"/>
+        </w:rPr>
+        <w:t>43</w:t>
+      </w:r>
+      <w:r>
+        <w:rPr>
+          <w:rFonts w:ascii="Times New Roman" w:hAnsi="Times New Roman" w:cs="Times New Roman"/>
+          <w:sz w:val="22"/>
+          <w:szCs w:val="22"/>
+        </w:rPr>
+        <w:t>] D. Bertsimas, J.N. Tsitsiklis, Introduction to Linear Optimization, Athena Scientific, 1997.</w:t>
+      </w:r>
+    </w:p>
+    <w:p>
+      <w:pPr>
+        <w:widowControl w:val="0"/>
+        <w:tabs>
+          <w:tab w:val="left" w:pos="346"/>
+        </w:tabs>
+        <w:spacing w:after="0" w:line="360" w:lineRule="auto"/>
+        <w:jc w:val="both"/>
+        <w:rPr>
+          <w:rFonts w:ascii="Times New Roman" w:hAnsi="Times New Roman" w:cs="Times New Roman"/>
+          <w:sz w:val="22"/>
+          <w:szCs w:val="22"/>
+        </w:rPr>
+      </w:pPr>
+      <w:r>
+        <w:rPr>
+          <w:rFonts w:ascii="Times New Roman" w:hAnsi="Times New Roman" w:cs="Times New Roman"/>
+          <w:sz w:val="22"/>
+          <w:szCs w:val="22"/>
+        </w:rPr>
+        <w:t>[</w:t>
+      </w:r>
+      <w:r>
+        <w:rPr>
+          <w:rFonts w:ascii="Times New Roman" w:hAnsi="Times New Roman" w:cs="Times New Roman"/>
+          <w:sz w:val="22"/>
+          <w:szCs w:val="22"/>
+        </w:rPr>
+        <w:t>44</w:t>
+      </w:r>
+      <w:r>
+        <w:rPr>
+          <w:rFonts w:ascii="Times New Roman" w:hAnsi="Times New Roman" w:cs="Times New Roman"/>
+          <w:sz w:val="22"/>
+          <w:szCs w:val="22"/>
+        </w:rPr>
+        <w:t>] D. Brockhoff et al., "Many-Criteria Optimization and Decision Analysis: Challenges and Vision," Lorentz Center</w:t>
+      </w:r>
+      <w:r>
+        <w:rPr>
+          <w:rFonts w:ascii="Times New Roman" w:hAnsi="Times New Roman" w:cs="Times New Roman"/>
+          <w:sz w:val="22"/>
+          <w:szCs w:val="22"/>
+        </w:rPr>
+        <w:t xml:space="preserve"> </w:t>
+      </w:r>
+      <w:r>
+        <w:rPr>
+          <w:rFonts w:ascii="Times New Roman" w:hAnsi="Times New Roman" w:cs="Times New Roman"/>
+          <w:sz w:val="22"/>
+          <w:szCs w:val="22"/>
+        </w:rPr>
+        <w:t>Report, 2023.</w:t>
+      </w:r>
+    </w:p>
+    <w:p>
+      <w:pPr>
+        <w:widowControl w:val="0"/>
+        <w:tabs>
+          <w:tab w:val="left" w:pos="346"/>
+        </w:tabs>
+        <w:spacing w:after="0" w:line="360" w:lineRule="auto"/>
+        <w:jc w:val="both"/>
+        <w:rPr>
+          <w:rFonts w:ascii="Times New Roman" w:hAnsi="Times New Roman" w:cs="Times New Roman"/>
+          <w:sz w:val="22"/>
+          <w:szCs w:val="22"/>
+        </w:rPr>
+      </w:pPr>
+      <w:r>
+        <w:rPr>
+          <w:rFonts w:ascii="Times New Roman" w:hAnsi="Times New Roman" w:cs="Times New Roman"/>
+          <w:sz w:val="22"/>
+          <w:szCs w:val="22"/>
+        </w:rPr>
+        <w:t>[</w:t>
+      </w:r>
+      <w:r>
+        <w:rPr>
+          <w:rFonts w:ascii="Times New Roman" w:hAnsi="Times New Roman" w:cs="Times New Roman"/>
+          <w:sz w:val="22"/>
+          <w:szCs w:val="22"/>
+        </w:rPr>
+        <w:t>45</w:t>
+      </w:r>
+      <w:r>
+        <w:rPr>
+          <w:rFonts w:ascii="Times New Roman" w:hAnsi="Times New Roman" w:cs="Times New Roman"/>
+          <w:sz w:val="22"/>
+          <w:szCs w:val="22"/>
+        </w:rPr>
+        <w:t>] S. Greco, M. Słowiński, J. Wallenius, "Fifty years of multiple criteria decision analysis," European Journal of</w:t>
+      </w:r>
+      <w:r>
+        <w:rPr>
+          <w:rFonts w:ascii="Times New Roman" w:hAnsi="Times New Roman" w:cs="Times New Roman"/>
+          <w:sz w:val="22"/>
+          <w:szCs w:val="22"/>
+        </w:rPr>
+        <w:t xml:space="preserve"> </w:t>
+      </w:r>
+      <w:r>
+        <w:rPr>
+          <w:rFonts w:ascii="Times New Roman" w:hAnsi="Times New Roman" w:cs="Times New Roman"/>
+          <w:sz w:val="22"/>
+          <w:szCs w:val="22"/>
+        </w:rPr>
+        <w:t>Operational Research, 2025.</w:t>
+      </w:r>
+    </w:p>
+    <w:p>
+      <w:pPr>
+        <w:widowControl w:val="0"/>
+        <w:tabs>
+          <w:tab w:val="left" w:pos="346"/>
+        </w:tabs>
+        <w:spacing w:after="0" w:line="360" w:lineRule="auto"/>
+        <w:jc w:val="both"/>
+        <w:rPr>
+          <w:rFonts w:ascii="Times New Roman" w:hAnsi="Times New Roman" w:cs="Times New Roman"/>
+          <w:sz w:val="22"/>
+          <w:szCs w:val="22"/>
+        </w:rPr>
+      </w:pPr>
+      <w:r>
+        <w:rPr>
+          <w:rFonts w:ascii="Times New Roman" w:hAnsi="Times New Roman" w:cs="Times New Roman"/>
+          <w:sz w:val="22"/>
+          <w:szCs w:val="22"/>
+        </w:rPr>
+        <w:t>[</w:t>
+      </w:r>
+      <w:r>
+        <w:rPr>
+          <w:rFonts w:ascii="Times New Roman" w:hAnsi="Times New Roman" w:cs="Times New Roman"/>
+          <w:sz w:val="22"/>
+          <w:szCs w:val="22"/>
+        </w:rPr>
+        <w:t>46</w:t>
+      </w:r>
+      <w:r>
+        <w:rPr>
+          <w:rFonts w:ascii="Times New Roman" w:hAnsi="Times New Roman" w:cs="Times New Roman"/>
+          <w:sz w:val="22"/>
+          <w:szCs w:val="22"/>
+        </w:rPr>
+        <w:t>] J. C. Gower, "A general coefficient of similarity and some of its properties," Biometrics, 1971.</w:t>
+      </w:r>
+    </w:p>
+    <w:p>
+      <w:pPr>
+        <w:widowControl w:val="0"/>
+        <w:tabs>
+          <w:tab w:val="left" w:pos="346"/>
+        </w:tabs>
+        <w:spacing w:after="0" w:line="360" w:lineRule="auto"/>
+        <w:jc w:val="both"/>
+        <w:rPr>
+          <w:rFonts w:ascii="Times New Roman" w:hAnsi="Times New Roman" w:cs="Times New Roman"/>
+          <w:sz w:val="22"/>
+          <w:szCs w:val="22"/>
+        </w:rPr>
+      </w:pPr>
+      <w:r>
+        <w:rPr>
+          <w:rFonts w:ascii="Times New Roman" w:hAnsi="Times New Roman" w:cs="Times New Roman"/>
+          <w:sz w:val="22"/>
+          <w:szCs w:val="22"/>
+        </w:rPr>
+        <w:t>[</w:t>
+      </w:r>
+      <w:r>
+        <w:rPr>
+          <w:rFonts w:ascii="Times New Roman" w:hAnsi="Times New Roman" w:cs="Times New Roman"/>
+          <w:sz w:val="22"/>
+          <w:szCs w:val="22"/>
+        </w:rPr>
+        <w:t>47</w:t>
+      </w:r>
+      <w:r>
+        <w:rPr>
+          <w:rFonts w:ascii="Times New Roman" w:hAnsi="Times New Roman" w:cs="Times New Roman"/>
+          <w:sz w:val="22"/>
+          <w:szCs w:val="22"/>
+        </w:rPr>
+        <w:t>] L. Kaufman, P. J. Rousseeuw, Finding Groups in Data: An Introduction to Cluster Analysis, Wiley, 2005.</w:t>
+      </w:r>
+    </w:p>
+    <w:p>
+      <w:pPr>
+        <w:widowControl w:val="0"/>
+        <w:tabs>
+          <w:tab w:val="left" w:pos="346"/>
+        </w:tabs>
+        <w:spacing w:after="0" w:line="360" w:lineRule="auto"/>
+        <w:jc w:val="both"/>
+        <w:rPr>
+          <w:rFonts w:ascii="Times New Roman" w:hAnsi="Times New Roman" w:cs="Times New Roman"/>
+          <w:sz w:val="22"/>
+          <w:szCs w:val="22"/>
+        </w:rPr>
+      </w:pPr>
+      <w:r>
+        <w:rPr>
+          <w:rFonts w:ascii="Times New Roman" w:hAnsi="Times New Roman" w:cs="Times New Roman"/>
+          <w:sz w:val="22"/>
+          <w:szCs w:val="22"/>
+        </w:rPr>
+        <w:t>[</w:t>
+      </w:r>
+      <w:r>
+        <w:rPr>
+          <w:rFonts w:ascii="Times New Roman" w:hAnsi="Times New Roman" w:cs="Times New Roman"/>
+          <w:sz w:val="22"/>
+          <w:szCs w:val="22"/>
+        </w:rPr>
+        <w:t>48</w:t>
+      </w:r>
+      <w:r>
+        <w:rPr>
+          <w:rFonts w:ascii="Times New Roman" w:hAnsi="Times New Roman" w:cs="Times New Roman"/>
+          <w:sz w:val="22"/>
+          <w:szCs w:val="22"/>
+        </w:rPr>
+        <w:t>] Sandve et al., "Ten simple rules for reproducible computational research," PLOS Computational Biology, 2013.</w:t>
+      </w:r>
+    </w:p>
+    <w:p>
+      <w:pPr>
+        <w:widowControl w:val="0"/>
+        <w:tabs>
+          <w:tab w:val="left" w:pos="346"/>
+        </w:tabs>
+        <w:spacing w:after="0" w:line="360" w:lineRule="auto"/>
+        <w:jc w:val="both"/>
+        <w:rPr>
+          <w:rFonts w:ascii="Times New Roman" w:hAnsi="Times New Roman" w:cs="Times New Roman"/>
+          <w:sz w:val="22"/>
+          <w:szCs w:val="22"/>
+        </w:rPr>
+      </w:pPr>
+      <w:r>
+        <w:rPr>
+          <w:rFonts w:ascii="Times New Roman" w:hAnsi="Times New Roman" w:cs="Times New Roman"/>
+          <w:sz w:val="22"/>
+          <w:szCs w:val="22"/>
+        </w:rPr>
+        <w:t>[</w:t>
+      </w:r>
+      <w:r>
+        <w:rPr>
+          <w:rFonts w:ascii="Times New Roman" w:hAnsi="Times New Roman" w:cs="Times New Roman"/>
+          <w:sz w:val="22"/>
+          <w:szCs w:val="22"/>
+        </w:rPr>
+        <w:t>49</w:t>
+      </w:r>
+      <w:r>
+        <w:rPr>
+          <w:rFonts w:ascii="Times New Roman" w:hAnsi="Times New Roman" w:cs="Times New Roman"/>
+          <w:sz w:val="22"/>
+          <w:szCs w:val="22"/>
+        </w:rPr>
+        <w:t>] T. J. Santner, B. J. Williams, W. I. Notz, The Design and Analysis of Computer Experiments, Springer, 2018.</w:t>
+      </w:r>
+    </w:p>
+    <w:p>
+      <w:pPr>
+        <w:widowControl w:val="0"/>
+        <w:tabs>
+          <w:tab w:val="left" w:pos="346"/>
+        </w:tabs>
+        <w:spacing w:after="0" w:line="360" w:lineRule="auto"/>
+        <w:jc w:val="both"/>
+        <w:rPr>
+          <w:rFonts w:ascii="Times New Roman" w:hAnsi="Times New Roman" w:cs="Times New Roman"/>
+          <w:sz w:val="22"/>
+          <w:szCs w:val="22"/>
+        </w:rPr>
+      </w:pPr>
+      <w:r>
+        <w:rPr>
+          <w:rFonts w:ascii="Times New Roman" w:hAnsi="Times New Roman" w:cs="Times New Roman"/>
+          <w:sz w:val="22"/>
+          <w:szCs w:val="22"/>
+        </w:rPr>
+        <w:t>[</w:t>
+      </w:r>
+      <w:r>
+        <w:rPr>
+          <w:rFonts w:ascii="Times New Roman" w:hAnsi="Times New Roman" w:cs="Times New Roman"/>
+          <w:sz w:val="22"/>
+          <w:szCs w:val="22"/>
+        </w:rPr>
+        <w:t>50</w:t>
+      </w:r>
+      <w:r>
+        <w:rPr>
+          <w:rFonts w:ascii="Times New Roman" w:hAnsi="Times New Roman" w:cs="Times New Roman"/>
+          <w:sz w:val="22"/>
+          <w:szCs w:val="22"/>
+        </w:rPr>
+        <w:t>] b31: "Good enough practices in scientific computing," Wilson et al., 2017.</w:t>
+      </w:r>
+    </w:p>
+    <w:p>
+      <w:pPr>
+        <w:widowControl w:val="0"/>
+        <w:tabs>
+          <w:tab w:val="left" w:pos="346"/>
+        </w:tabs>
+        <w:spacing w:after="0" w:line="360" w:lineRule="auto"/>
+        <w:jc w:val="both"/>
+        <w:rPr>
+          <w:rFonts w:ascii="Times New Roman" w:hAnsi="Times New Roman" w:cs="Times New Roman"/>
+          <w:sz w:val="22"/>
+          <w:szCs w:val="22"/>
+        </w:rPr>
+      </w:pPr>
+      <w:r>
+        <w:rPr>
+          <w:rFonts w:ascii="Times New Roman" w:hAnsi="Times New Roman" w:cs="Times New Roman"/>
+          <w:sz w:val="22"/>
+          <w:szCs w:val="22"/>
+        </w:rPr>
+        <w:t>[</w:t>
+      </w:r>
+      <w:r>
+        <w:rPr>
+          <w:rFonts w:ascii="Times New Roman" w:hAnsi="Times New Roman" w:cs="Times New Roman"/>
+          <w:sz w:val="22"/>
+          <w:szCs w:val="22"/>
+        </w:rPr>
+        <w:t>51</w:t>
+      </w:r>
+      <w:r>
+        <w:rPr>
+          <w:rFonts w:ascii="Times New Roman" w:hAnsi="Times New Roman" w:cs="Times New Roman"/>
+          <w:sz w:val="22"/>
+          <w:szCs w:val="22"/>
+        </w:rPr>
+        <w:t>] M. L. Bynum et al., Pyomo — Optimization Modeling in Python, Springer, 2021.</w:t>
+      </w:r>
+    </w:p>
+    <w:p>
+      <w:pPr>
+        <w:widowControl w:val="0"/>
+        <w:tabs>
+          <w:tab w:val="left" w:pos="346"/>
+        </w:tabs>
+        <w:spacing w:after="0" w:line="360" w:lineRule="auto"/>
+        <w:jc w:val="both"/>
+        <w:rPr>
+          <w:rFonts w:ascii="Times New Roman" w:hAnsi="Times New Roman" w:cs="Times New Roman"/>
+          <w:sz w:val="22"/>
+          <w:szCs w:val="22"/>
+        </w:rPr>
+      </w:pPr>
+      <w:r>
+        <w:rPr>
+          <w:rFonts w:ascii="Times New Roman" w:hAnsi="Times New Roman" w:cs="Times New Roman"/>
+          <w:sz w:val="22"/>
+          <w:szCs w:val="22"/>
+        </w:rPr>
+        <w:t>[</w:t>
+      </w:r>
+      <w:r>
+        <w:rPr>
+          <w:rFonts w:ascii="Times New Roman" w:hAnsi="Times New Roman" w:cs="Times New Roman"/>
+          <w:sz w:val="22"/>
+          <w:szCs w:val="22"/>
+        </w:rPr>
+        <w:t>52</w:t>
+      </w:r>
+      <w:r>
+        <w:rPr>
+          <w:rFonts w:ascii="Times New Roman" w:hAnsi="Times New Roman" w:cs="Times New Roman"/>
+          <w:sz w:val="22"/>
+          <w:szCs w:val="22"/>
+        </w:rPr>
+        <w:t>] b3: "Mixed integer linear programming formulation techniques," SCIP Series, 2022.</w:t>
+      </w:r>
+    </w:p>
+    <w:p>
+      <w:pPr>
+        <w:widowControl w:val="0"/>
+        <w:tabs>
+          <w:tab w:val="left" w:pos="346"/>
+        </w:tabs>
+        <w:spacing w:after="0" w:line="360" w:lineRule="auto"/>
+        <w:jc w:val="both"/>
+        <w:rPr>
+          <w:rFonts w:ascii="Times New Roman" w:hAnsi="Times New Roman" w:cs="Times New Roman"/>
+          <w:sz w:val="22"/>
+          <w:szCs w:val="22"/>
+        </w:rPr>
+      </w:pPr>
+      <w:r>
+        <w:rPr>
+          <w:rFonts w:ascii="Times New Roman" w:hAnsi="Times New Roman" w:cs="Times New Roman"/>
+          <w:sz w:val="22"/>
+          <w:szCs w:val="22"/>
+        </w:rPr>
+        <w:t>[5</w:t>
+      </w:r>
+      <w:r>
+        <w:rPr>
+          <w:rFonts w:ascii="Times New Roman" w:hAnsi="Times New Roman" w:cs="Times New Roman"/>
+          <w:sz w:val="22"/>
+          <w:szCs w:val="22"/>
+        </w:rPr>
+        <w:t>3</w:t>
+      </w:r>
+      <w:r>
+        <w:rPr>
+          <w:rFonts w:ascii="Times New Roman" w:hAnsi="Times New Roman" w:cs="Times New Roman"/>
+          <w:sz w:val="22"/>
+          <w:szCs w:val="22"/>
+        </w:rPr>
+        <w:t>] OECD JRC, Handbook on Constructing Composite Indicators: Methodology and User Guide, 2008.</w:t>
+      </w:r>
+    </w:p>
+    <w:p>
+      <w:pPr>
+        <w:widowControl w:val="0"/>
+        <w:tabs>
+          <w:tab w:val="left" w:pos="346"/>
+        </w:tabs>
+        <w:spacing w:after="0" w:line="360" w:lineRule="auto"/>
+        <w:jc w:val="both"/>
+        <w:rPr>
+          <w:rFonts w:ascii="Times New Roman" w:hAnsi="Times New Roman" w:cs="Times New Roman"/>
+          <w:sz w:val="22"/>
+          <w:szCs w:val="22"/>
+        </w:rPr>
+      </w:pPr>
+      <w:r>
+        <w:rPr>
+          <w:rFonts w:ascii="Times New Roman" w:hAnsi="Times New Roman" w:cs="Times New Roman"/>
+          <w:sz w:val="22"/>
+          <w:szCs w:val="22"/>
+        </w:rPr>
+        <w:t>[5</w:t>
+      </w:r>
+      <w:r>
+        <w:rPr>
+          <w:rFonts w:ascii="Times New Roman" w:hAnsi="Times New Roman" w:cs="Times New Roman"/>
+          <w:sz w:val="22"/>
+          <w:szCs w:val="22"/>
+        </w:rPr>
+        <w:t>4</w:t>
+      </w:r>
+      <w:r>
+        <w:rPr>
+          <w:rFonts w:ascii="Times New Roman" w:hAnsi="Times New Roman" w:cs="Times New Roman"/>
+          <w:sz w:val="22"/>
+          <w:szCs w:val="22"/>
+        </w:rPr>
+        <w:t>] T. A. Weber, "Relatively Robust Multicriteria Decisions," Management Science, 2025-2026.</w:t>
+      </w:r>
+    </w:p>
+    <w:p>
+      <w:pPr>
+        <w:widowControl w:val="0"/>
+        <w:tabs>
+          <w:tab w:val="left" w:pos="346"/>
+        </w:tabs>
+        <w:spacing w:after="0" w:line="360" w:lineRule="auto"/>
+        <w:jc w:val="both"/>
+        <w:rPr>
+          <w:rFonts w:ascii="Times New Roman" w:hAnsi="Times New Roman" w:cs="Times New Roman"/>
+          <w:sz w:val="22"/>
+          <w:szCs w:val="22"/>
+        </w:rPr>
+      </w:pPr>
+      <w:r>
+        <w:rPr>
+          <w:rFonts w:ascii="Times New Roman" w:hAnsi="Times New Roman" w:cs="Times New Roman"/>
+          <w:sz w:val="22"/>
+          <w:szCs w:val="22"/>
+        </w:rPr>
+        <w:t>[</w:t>
+      </w:r>
+      <w:r>
+        <w:rPr>
+          <w:rFonts w:ascii="Times New Roman" w:hAnsi="Times New Roman" w:cs="Times New Roman"/>
+          <w:sz w:val="22"/>
+          <w:szCs w:val="22"/>
+        </w:rPr>
+        <w:t>55</w:t>
+      </w:r>
+      <w:r>
+        <w:rPr>
+          <w:rFonts w:ascii="Times New Roman" w:hAnsi="Times New Roman" w:cs="Times New Roman"/>
+          <w:sz w:val="22"/>
+          <w:szCs w:val="22"/>
+        </w:rPr>
+        <w:t>] "Summer Microgrid Reliability &amp; Congestion Study," IEEE Transactions on Power Systems, 2026</w:t>
+      </w:r>
     </w:p>
     <w:sectPr>
       <w:headerReference w:type="default" r:id="rId51"/>
